--- a/TFM Writing/RICSE_Enoch Shin_template.docx
+++ b/TFM Writing/RICSE_Enoch Shin_template.docx
@@ -362,10 +362,13 @@
           <w:szCs w:val="32"/>
           <w:lang w:val="en-US"/>
         </w:rPr>
-        <w:t xml:space="preserve">Dr. Ivan </w:t>
-      </w:r>
-      <w:proofErr w:type="spellStart"/>
-      <w:r>
+        <w:t>Dr. Ivan Erill Sagales</w:t>
+      </w:r>
+    </w:p>
+    <w:p>
+      <w:pPr>
+        <w:spacing w:after="0" w:line="240" w:lineRule="auto"/>
+        <w:jc w:val="center"/>
         <w:rPr>
           <w:rFonts w:cstheme="minorHAnsi"/>
           <w:b/>
@@ -374,9 +377,7 @@
           <w:szCs w:val="32"/>
           <w:lang w:val="en-US"/>
         </w:rPr>
-        <w:t>Erill</w:t>
-      </w:r>
-      <w:proofErr w:type="spellEnd"/>
+      </w:pPr>
       <w:r>
         <w:rPr>
           <w:rFonts w:cstheme="minorHAnsi"/>
@@ -386,10 +387,12 @@
           <w:szCs w:val="32"/>
           <w:lang w:val="en-US"/>
         </w:rPr>
-        <w:t xml:space="preserve"> </w:t>
-      </w:r>
-      <w:proofErr w:type="spellStart"/>
-      <w:r>
+        <w:t>Department of Information and Communications Engineering</w:t>
+      </w:r>
+    </w:p>
+    <w:p>
+      <w:pPr>
+        <w:jc w:val="center"/>
         <w:rPr>
           <w:rFonts w:cstheme="minorHAnsi"/>
           <w:b/>
@@ -398,13 +401,10 @@
           <w:szCs w:val="32"/>
           <w:lang w:val="en-US"/>
         </w:rPr>
-        <w:t>Sagales</w:t>
-      </w:r>
-      <w:proofErr w:type="spellEnd"/>
-    </w:p>
-    <w:p>
-      <w:pPr>
-        <w:spacing w:after="0" w:line="240" w:lineRule="auto"/>
+      </w:pPr>
+    </w:p>
+    <w:p>
+      <w:pPr>
         <w:jc w:val="center"/>
         <w:rPr>
           <w:rFonts w:cstheme="minorHAnsi"/>
@@ -415,43 +415,6 @@
           <w:lang w:val="en-US"/>
         </w:rPr>
       </w:pPr>
-      <w:r>
-        <w:rPr>
-          <w:rFonts w:cstheme="minorHAnsi"/>
-          <w:b/>
-          <w:bCs/>
-          <w:sz w:val="32"/>
-          <w:szCs w:val="32"/>
-          <w:lang w:val="en-US"/>
-        </w:rPr>
-        <w:t>Department of Information and Communications Engineering</w:t>
-      </w:r>
-    </w:p>
-    <w:p>
-      <w:pPr>
-        <w:jc w:val="center"/>
-        <w:rPr>
-          <w:rFonts w:cstheme="minorHAnsi"/>
-          <w:b/>
-          <w:bCs/>
-          <w:sz w:val="32"/>
-          <w:szCs w:val="32"/>
-          <w:lang w:val="en-US"/>
-        </w:rPr>
-      </w:pPr>
-    </w:p>
-    <w:p>
-      <w:pPr>
-        <w:jc w:val="center"/>
-        <w:rPr>
-          <w:rFonts w:cstheme="minorHAnsi"/>
-          <w:b/>
-          <w:bCs/>
-          <w:sz w:val="32"/>
-          <w:szCs w:val="32"/>
-          <w:lang w:val="en-US"/>
-        </w:rPr>
-      </w:pPr>
     </w:p>
     <w:p>
       <w:pPr>
@@ -476,7 +439,6 @@
           <w:lang w:val="en-US"/>
         </w:rPr>
       </w:pPr>
-      <w:proofErr w:type="spellStart"/>
       <w:r>
         <w:rPr>
           <w:rFonts w:cstheme="minorHAnsi"/>
@@ -484,9 +446,8 @@
           <w:szCs w:val="28"/>
           <w:lang w:val="en-US"/>
         </w:rPr>
-        <w:t>Cerdanyola</w:t>
-      </w:r>
-      <w:proofErr w:type="spellEnd"/>
+        <w:t>Cerdanyola del Vall</w:t>
+      </w:r>
       <w:r>
         <w:rPr>
           <w:rFonts w:cstheme="minorHAnsi"/>
@@ -494,9 +455,8 @@
           <w:szCs w:val="28"/>
           <w:lang w:val="en-US"/>
         </w:rPr>
-        <w:t xml:space="preserve"> del </w:t>
-      </w:r>
-      <w:proofErr w:type="spellStart"/>
+        <w:t>è</w:t>
+      </w:r>
       <w:r>
         <w:rPr>
           <w:rFonts w:cstheme="minorHAnsi"/>
@@ -504,35 +464,7 @@
           <w:szCs w:val="28"/>
           <w:lang w:val="en-US"/>
         </w:rPr>
-        <w:t>Vall</w:t>
-      </w:r>
-      <w:r>
-        <w:rPr>
-          <w:rFonts w:cstheme="minorHAnsi"/>
-          <w:sz w:val="28"/>
-          <w:szCs w:val="28"/>
-          <w:lang w:val="en-US"/>
-        </w:rPr>
-        <w:t>è</w:t>
-      </w:r>
-      <w:r>
-        <w:rPr>
-          <w:rFonts w:cstheme="minorHAnsi"/>
-          <w:sz w:val="28"/>
-          <w:szCs w:val="28"/>
-          <w:lang w:val="en-US"/>
-        </w:rPr>
-        <w:t>s</w:t>
-      </w:r>
-      <w:proofErr w:type="spellEnd"/>
-      <w:r>
-        <w:rPr>
-          <w:rFonts w:cstheme="minorHAnsi"/>
-          <w:sz w:val="28"/>
-          <w:szCs w:val="28"/>
-          <w:lang w:val="en-US"/>
-        </w:rPr>
-        <w:t xml:space="preserve">, </w:t>
+        <w:t xml:space="preserve">s, </w:t>
       </w:r>
       <w:r>
         <w:rPr>
@@ -691,33 +623,8 @@
           <w:sz w:val="24"/>
           <w:szCs w:val="24"/>
         </w:rPr>
-        <w:t xml:space="preserve">Ivan </w:t>
-      </w:r>
-      <w:proofErr w:type="spellStart"/>
-      <w:r>
-        <w:rPr>
-          <w:sz w:val="24"/>
-          <w:szCs w:val="24"/>
-        </w:rPr>
-        <w:t>Erill</w:t>
-      </w:r>
-      <w:proofErr w:type="spellEnd"/>
-      <w:r>
-        <w:rPr>
-          <w:sz w:val="24"/>
-          <w:szCs w:val="24"/>
-        </w:rPr>
-        <w:t xml:space="preserve"> </w:t>
-      </w:r>
-      <w:proofErr w:type="spellStart"/>
-      <w:r>
-        <w:rPr>
-          <w:sz w:val="24"/>
-          <w:szCs w:val="24"/>
-        </w:rPr>
-        <w:t>Sagales</w:t>
-      </w:r>
-      <w:proofErr w:type="spellEnd"/>
+        <w:t>Ivan Erill Sagales</w:t>
+      </w:r>
       <w:r>
         <w:rPr>
           <w:sz w:val="24"/>
@@ -751,23 +658,7 @@
           <w:sz w:val="24"/>
           <w:szCs w:val="24"/>
         </w:rPr>
-        <w:t xml:space="preserve">a history and statistics background, Dr. </w:t>
-      </w:r>
-      <w:proofErr w:type="spellStart"/>
-      <w:r>
-        <w:rPr>
-          <w:sz w:val="24"/>
-          <w:szCs w:val="24"/>
-        </w:rPr>
-        <w:t>Erill</w:t>
-      </w:r>
-      <w:proofErr w:type="spellEnd"/>
-      <w:r>
-        <w:rPr>
-          <w:sz w:val="24"/>
-          <w:szCs w:val="24"/>
-        </w:rPr>
-        <w:t xml:space="preserve"> tailored the project to </w:t>
+        <w:t xml:space="preserve">a history and statistics background, Dr. Erill tailored the project to </w:t>
       </w:r>
       <w:r>
         <w:rPr>
@@ -809,23 +700,7 @@
           <w:sz w:val="24"/>
           <w:szCs w:val="24"/>
         </w:rPr>
-        <w:t xml:space="preserve">. Moreover, Dr. </w:t>
-      </w:r>
-      <w:proofErr w:type="spellStart"/>
-      <w:r>
-        <w:rPr>
-          <w:sz w:val="24"/>
-          <w:szCs w:val="24"/>
-        </w:rPr>
-        <w:t>Erill</w:t>
-      </w:r>
-      <w:proofErr w:type="spellEnd"/>
-      <w:r>
-        <w:rPr>
-          <w:sz w:val="24"/>
-          <w:szCs w:val="24"/>
-        </w:rPr>
-        <w:t xml:space="preserve"> worked tirelessly to support me in </w:t>
+        <w:t xml:space="preserve">. Moreover, Dr. Erill worked tirelessly to support me in </w:t>
       </w:r>
       <w:r>
         <w:rPr>
@@ -853,39 +728,7 @@
           <w:sz w:val="24"/>
           <w:szCs w:val="24"/>
         </w:rPr>
-        <w:t xml:space="preserve">scholarship funding for my studies here at the </w:t>
-      </w:r>
-      <w:proofErr w:type="spellStart"/>
-      <w:r>
-        <w:rPr>
-          <w:sz w:val="24"/>
-          <w:szCs w:val="24"/>
-        </w:rPr>
-        <w:t>Universitat</w:t>
-      </w:r>
-      <w:proofErr w:type="spellEnd"/>
-      <w:r>
-        <w:rPr>
-          <w:sz w:val="24"/>
-          <w:szCs w:val="24"/>
-        </w:rPr>
-        <w:t xml:space="preserve"> </w:t>
-      </w:r>
-      <w:proofErr w:type="spellStart"/>
-      <w:r>
-        <w:rPr>
-          <w:sz w:val="24"/>
-          <w:szCs w:val="24"/>
-        </w:rPr>
-        <w:t>Autònoma</w:t>
-      </w:r>
-      <w:proofErr w:type="spellEnd"/>
-      <w:r>
-        <w:rPr>
-          <w:sz w:val="24"/>
-          <w:szCs w:val="24"/>
-        </w:rPr>
-        <w:t xml:space="preserve"> de Barcelona, without which my time here would have been substantially more stressful and challenging. I am grateful to have had the opportunity to work with him</w:t>
+        <w:t>scholarship funding for my studies here at the Universitat Autònoma de Barcelona, without which my time here would have been substantially more stressful and challenging. I am grateful to have had the opportunity to work with him</w:t>
       </w:r>
       <w:r>
         <w:rPr>
@@ -2668,23 +2511,7 @@
           <w:sz w:val="24"/>
           <w:szCs w:val="24"/>
         </w:rPr>
-        <w:t xml:space="preserve">Classical approaches to motif discovery include </w:t>
-      </w:r>
-      <w:proofErr w:type="spellStart"/>
-      <w:r>
-        <w:rPr>
-          <w:sz w:val="24"/>
-          <w:szCs w:val="24"/>
-        </w:rPr>
-        <w:t>ChIP</w:t>
-      </w:r>
-      <w:proofErr w:type="spellEnd"/>
-      <w:r>
-        <w:rPr>
-          <w:sz w:val="24"/>
-          <w:szCs w:val="24"/>
-        </w:rPr>
-        <w:t>-Seq (Chromatin Immunoprecipitation Sequencing) and RNA-Seq.</w:t>
+        <w:t>Classical approaches to motif discovery include ChIP-Seq (Chromatin Immunoprecipitation Sequencing) and RNA-Seq.</w:t>
       </w:r>
       <w:r>
         <w:rPr>
@@ -2713,23 +2540,7 @@
           <w:sz w:val="24"/>
           <w:szCs w:val="24"/>
         </w:rPr>
-        <w:t xml:space="preserve">organism of interest in a petri dish. In </w:t>
-      </w:r>
-      <w:proofErr w:type="spellStart"/>
-      <w:r>
-        <w:rPr>
-          <w:sz w:val="24"/>
-          <w:szCs w:val="24"/>
-        </w:rPr>
-        <w:t>ChIP</w:t>
-      </w:r>
-      <w:proofErr w:type="spellEnd"/>
-      <w:r>
-        <w:rPr>
-          <w:sz w:val="24"/>
-          <w:szCs w:val="24"/>
-        </w:rPr>
-        <w:t xml:space="preserve">-Seq, the transcription factor </w:t>
+        <w:t xml:space="preserve">organism of interest in a petri dish. In ChIP-Seq, the transcription factor </w:t>
       </w:r>
       <w:r>
         <w:rPr>
@@ -3097,23 +2908,7 @@
           <w:sz w:val="24"/>
           <w:szCs w:val="24"/>
         </w:rPr>
-        <w:t xml:space="preserve"> and phylogenetic </w:t>
-      </w:r>
-      <w:proofErr w:type="spellStart"/>
-      <w:r>
-        <w:rPr>
-          <w:sz w:val="24"/>
-          <w:szCs w:val="24"/>
-        </w:rPr>
-        <w:t>footprinting</w:t>
-      </w:r>
-      <w:proofErr w:type="spellEnd"/>
-      <w:r>
-        <w:rPr>
-          <w:sz w:val="24"/>
-          <w:szCs w:val="24"/>
-        </w:rPr>
-        <w:t xml:space="preserve">, </w:t>
+        <w:t xml:space="preserve"> and phylogenetic footprinting, </w:t>
       </w:r>
       <w:r>
         <w:rPr>
@@ -4254,23 +4049,7 @@
           <w:sz w:val="24"/>
           <w:szCs w:val="24"/>
         </w:rPr>
-        <w:t xml:space="preserve"> (</w:t>
-      </w:r>
-      <w:proofErr w:type="spellStart"/>
-      <w:r>
-        <w:rPr>
-          <w:sz w:val="24"/>
-          <w:szCs w:val="24"/>
-        </w:rPr>
-        <w:t>e.g</w:t>
-      </w:r>
-      <w:proofErr w:type="spellEnd"/>
-      <w:r>
-        <w:rPr>
-          <w:sz w:val="24"/>
-          <w:szCs w:val="24"/>
-        </w:rPr>
-        <w:t xml:space="preserve">, </w:t>
+        <w:t xml:space="preserve"> (e.g, </w:t>
       </w:r>
       <w:r>
         <w:rPr>
@@ -5498,23 +5277,7 @@
           <w:sz w:val="24"/>
           <w:szCs w:val="24"/>
         </w:rPr>
-        <w:t xml:space="preserve">(Hypergeometric Optimization of Motif </w:t>
-      </w:r>
-      <w:proofErr w:type="spellStart"/>
-      <w:r>
-        <w:rPr>
-          <w:sz w:val="24"/>
-          <w:szCs w:val="24"/>
-        </w:rPr>
-        <w:t>EnRichment</w:t>
-      </w:r>
-      <w:proofErr w:type="spellEnd"/>
-      <w:r>
-        <w:rPr>
-          <w:sz w:val="24"/>
-          <w:szCs w:val="24"/>
-        </w:rPr>
-        <w:t xml:space="preserve">, 2010) or STREME </w:t>
+        <w:t xml:space="preserve">(Hypergeometric Optimization of Motif EnRichment, 2010) or STREME </w:t>
       </w:r>
       <w:r>
         <w:rPr>
@@ -5770,23 +5533,7 @@
           <w:sz w:val="24"/>
           <w:szCs w:val="24"/>
         </w:rPr>
-        <w:t xml:space="preserve"> compared to five other methods, including deep learning-based and MEME-</w:t>
-      </w:r>
-      <w:proofErr w:type="spellStart"/>
-      <w:r>
-        <w:rPr>
-          <w:sz w:val="24"/>
-          <w:szCs w:val="24"/>
-        </w:rPr>
-        <w:t>ChiP</w:t>
-      </w:r>
-      <w:proofErr w:type="spellEnd"/>
-      <w:r>
-        <w:rPr>
-          <w:sz w:val="24"/>
-          <w:szCs w:val="24"/>
-        </w:rPr>
-        <w:t xml:space="preserve"> algorithms.</w:t>
+        <w:t xml:space="preserve"> compared to five other methods, including deep learning-based and MEME-ChiP algorithms.</w:t>
       </w:r>
       <w:r>
         <w:rPr>
@@ -6538,7 +6285,7 @@
           <w:noProof/>
         </w:rPr>
         <w:drawing>
-          <wp:inline distT="0" distB="0" distL="0" distR="0" wp14:anchorId="37EBB3D4" wp14:editId="641F9C3B">
+          <wp:inline distT="0" distB="0" distL="0" distR="0" wp14:anchorId="37EBB3D4" wp14:editId="3164498D">
             <wp:extent cx="3204594" cy="2863183"/>
             <wp:effectExtent l="0" t="0" r="0" b="0"/>
             <wp:docPr id="474059602" name="Picture 1" descr="Figure 2."/>
@@ -6570,7 +6317,7 @@
                   <pic:spPr bwMode="auto">
                     <a:xfrm>
                       <a:off x="0" y="0"/>
-                      <a:ext cx="3213458" cy="2871103"/>
+                      <a:ext cx="3204594" cy="2863183"/>
                     </a:xfrm>
                     <a:prstGeom prst="rect">
                       <a:avLst/>
@@ -6801,15 +6548,6 @@
       <w:pPr>
         <w:pStyle w:val="p1"/>
         <w:rPr>
-          <w:sz w:val="24"/>
-          <w:szCs w:val="24"/>
-        </w:rPr>
-      </w:pPr>
-    </w:p>
-    <w:p>
-      <w:pPr>
-        <w:pStyle w:val="p1"/>
-        <w:rPr>
           <w:i/>
           <w:iCs/>
           <w:sz w:val="24"/>
@@ -7190,56 +6928,15 @@
           <w:sz w:val="24"/>
           <w:szCs w:val="24"/>
         </w:rPr>
-        <w:t xml:space="preserve">Given a set of binding site sequences across the FNR-CRP, </w:t>
-      </w:r>
-      <w:proofErr w:type="spellStart"/>
-      <w:r>
-        <w:rPr>
-          <w:sz w:val="24"/>
-          <w:szCs w:val="24"/>
-        </w:rPr>
-        <w:t>LexA</w:t>
-      </w:r>
-      <w:proofErr w:type="spellEnd"/>
-      <w:r>
-        <w:rPr>
-          <w:sz w:val="24"/>
-          <w:szCs w:val="24"/>
-        </w:rPr>
-        <w:t xml:space="preserve">, and </w:t>
-      </w:r>
-      <w:proofErr w:type="spellStart"/>
-      <w:r>
-        <w:rPr>
-          <w:sz w:val="24"/>
-          <w:szCs w:val="24"/>
-        </w:rPr>
-        <w:t>OmpR</w:t>
-      </w:r>
-      <w:proofErr w:type="spellEnd"/>
-      <w:r>
-        <w:rPr>
-          <w:sz w:val="24"/>
-          <w:szCs w:val="24"/>
-        </w:rPr>
-        <w:t xml:space="preserve"> transcription factor families</w:t>
-      </w:r>
-      <w:r>
-        <w:rPr>
-          <w:sz w:val="24"/>
-          <w:szCs w:val="24"/>
-        </w:rPr>
-        <w:t xml:space="preserve"> from </w:t>
-      </w:r>
-      <w:proofErr w:type="spellStart"/>
-      <w:r>
-        <w:rPr>
-          <w:sz w:val="24"/>
-          <w:szCs w:val="24"/>
-        </w:rPr>
-        <w:t>CollecTF</w:t>
-      </w:r>
-      <w:proofErr w:type="spellEnd"/>
+        <w:t>Given a set of binding site sequences across the FNR-CRP, LexA, and OmpR transcription factor families</w:t>
+      </w:r>
+      <w:r>
+        <w:rPr>
+          <w:sz w:val="24"/>
+          <w:szCs w:val="24"/>
+        </w:rPr>
+        <w:t xml:space="preserve"> from CollecTF</w:t>
+      </w:r>
       <w:r>
         <w:rPr>
           <w:sz w:val="24"/>
@@ -7324,14 +7021,28 @@
           <w:sz w:val="24"/>
           <w:szCs w:val="24"/>
         </w:rPr>
-        <w:t>their joint distributions</w:t>
-      </w:r>
-      <w:r>
-        <w:rPr>
-          <w:sz w:val="24"/>
-          <w:szCs w:val="24"/>
-        </w:rPr>
-        <w:t xml:space="preserve"> and assess the bootstrap distribution plausibility of the candidates</w:t>
+        <w:t>their distributions</w:t>
+      </w:r>
+      <w:r>
+        <w:rPr>
+          <w:sz w:val="24"/>
+          <w:szCs w:val="24"/>
+        </w:rPr>
+        <w:t xml:space="preserve"> and assess the bootstrap distribution plausibility of the </w:t>
+      </w:r>
+      <w:r>
+        <w:rPr>
+          <w:sz w:val="24"/>
+          <w:szCs w:val="24"/>
+        </w:rPr>
+        <w:t xml:space="preserve">discovered </w:t>
+      </w:r>
+      <w:r>
+        <w:rPr>
+          <w:sz w:val="24"/>
+          <w:szCs w:val="24"/>
+        </w:rPr>
+        <w:t>candidates</w:t>
       </w:r>
       <w:r>
         <w:rPr>
@@ -7392,6 +7103,3543 @@
           <w:sz w:val="24"/>
           <w:szCs w:val="24"/>
         </w:rPr>
+        <w:t xml:space="preserve">This thesis </w:t>
+      </w:r>
+      <w:r>
+        <w:rPr>
+          <w:sz w:val="24"/>
+          <w:szCs w:val="24"/>
+        </w:rPr>
+        <w:t xml:space="preserve">uses </w:t>
+      </w:r>
+      <w:r>
+        <w:rPr>
+          <w:sz w:val="24"/>
+          <w:szCs w:val="24"/>
+        </w:rPr>
+        <w:t>t</w:t>
+      </w:r>
+      <w:r>
+        <w:rPr>
+          <w:sz w:val="24"/>
+          <w:szCs w:val="24"/>
+        </w:rPr>
+        <w:t>wo sources</w:t>
+      </w:r>
+      <w:r>
+        <w:rPr>
+          <w:sz w:val="24"/>
+          <w:szCs w:val="24"/>
+        </w:rPr>
+        <w:t xml:space="preserve"> for data</w:t>
+      </w:r>
+      <w:r>
+        <w:rPr>
+          <w:sz w:val="24"/>
+          <w:szCs w:val="24"/>
+        </w:rPr>
+        <w:t xml:space="preserve"> to create </w:t>
+      </w:r>
+      <w:r>
+        <w:rPr>
+          <w:sz w:val="24"/>
+          <w:szCs w:val="24"/>
+        </w:rPr>
+        <w:t xml:space="preserve">the </w:t>
+      </w:r>
+      <w:r>
+        <w:rPr>
+          <w:sz w:val="24"/>
+          <w:szCs w:val="24"/>
+        </w:rPr>
+        <w:t>DRIPPY (</w:t>
+      </w:r>
+      <w:r>
+        <w:rPr>
+          <w:b/>
+          <w:bCs/>
+          <w:sz w:val="24"/>
+          <w:szCs w:val="24"/>
+        </w:rPr>
+        <w:t>D</w:t>
+      </w:r>
+      <w:r>
+        <w:rPr>
+          <w:sz w:val="24"/>
+          <w:szCs w:val="24"/>
+        </w:rPr>
+        <w:t xml:space="preserve">irect </w:t>
+      </w:r>
+      <w:r>
+        <w:rPr>
+          <w:b/>
+          <w:bCs/>
+          <w:sz w:val="24"/>
+          <w:szCs w:val="24"/>
+        </w:rPr>
+        <w:t>R</w:t>
+      </w:r>
+      <w:r>
+        <w:rPr>
+          <w:sz w:val="24"/>
+          <w:szCs w:val="24"/>
+        </w:rPr>
+        <w:t xml:space="preserve">epeats and </w:t>
+      </w:r>
+      <w:r>
+        <w:rPr>
+          <w:b/>
+          <w:bCs/>
+          <w:sz w:val="24"/>
+          <w:szCs w:val="24"/>
+        </w:rPr>
+        <w:t>I</w:t>
+      </w:r>
+      <w:r>
+        <w:rPr>
+          <w:sz w:val="24"/>
+          <w:szCs w:val="24"/>
+        </w:rPr>
+        <w:t xml:space="preserve">nverted </w:t>
+      </w:r>
+      <w:r>
+        <w:rPr>
+          <w:b/>
+          <w:bCs/>
+          <w:sz w:val="24"/>
+          <w:szCs w:val="24"/>
+        </w:rPr>
+        <w:t>P</w:t>
+      </w:r>
+      <w:r>
+        <w:rPr>
+          <w:sz w:val="24"/>
+          <w:szCs w:val="24"/>
+        </w:rPr>
+        <w:t xml:space="preserve">atterns in </w:t>
+      </w:r>
+      <w:r>
+        <w:rPr>
+          <w:b/>
+          <w:bCs/>
+          <w:sz w:val="24"/>
+          <w:szCs w:val="24"/>
+        </w:rPr>
+        <w:t>P</w:t>
+      </w:r>
+      <w:r>
+        <w:rPr>
+          <w:sz w:val="24"/>
+          <w:szCs w:val="24"/>
+        </w:rPr>
+        <w:t>ython)</w:t>
+      </w:r>
+      <w:r>
+        <w:rPr>
+          <w:sz w:val="24"/>
+          <w:szCs w:val="24"/>
+        </w:rPr>
+        <w:t xml:space="preserve"> pipeline</w:t>
+      </w:r>
+      <w:r>
+        <w:rPr>
+          <w:sz w:val="24"/>
+          <w:szCs w:val="24"/>
+        </w:rPr>
+        <w:t xml:space="preserve">. </w:t>
+      </w:r>
+    </w:p>
+    <w:p>
+      <w:pPr>
+        <w:pStyle w:val="p1"/>
+        <w:rPr>
+          <w:sz w:val="24"/>
+          <w:szCs w:val="24"/>
+        </w:rPr>
+      </w:pPr>
+    </w:p>
+    <w:p>
+      <w:pPr>
+        <w:pStyle w:val="p1"/>
+        <w:rPr>
+          <w:sz w:val="24"/>
+          <w:szCs w:val="24"/>
+        </w:rPr>
+      </w:pPr>
+      <w:r>
+        <w:rPr>
+          <w:sz w:val="24"/>
+          <w:szCs w:val="24"/>
+        </w:rPr>
+        <w:t xml:space="preserve">First, we use </w:t>
+      </w:r>
+      <w:r>
+        <w:rPr>
+          <w:sz w:val="24"/>
+          <w:szCs w:val="24"/>
+        </w:rPr>
+        <w:t>a collection of aligned sequences from the CollecTF database</w:t>
+      </w:r>
+      <w:r>
+        <w:rPr>
+          <w:sz w:val="24"/>
+          <w:szCs w:val="24"/>
+        </w:rPr>
+        <w:t xml:space="preserve">, </w:t>
+      </w:r>
+      <w:r>
+        <w:rPr>
+          <w:sz w:val="24"/>
+          <w:szCs w:val="24"/>
+        </w:rPr>
+        <w:t xml:space="preserve">which </w:t>
+      </w:r>
+      <w:r>
+        <w:rPr>
+          <w:sz w:val="24"/>
+          <w:szCs w:val="24"/>
+        </w:rPr>
+        <w:t>is a community-</w:t>
+      </w:r>
+      <w:r>
+        <w:rPr>
+          <w:sz w:val="24"/>
+          <w:szCs w:val="24"/>
+        </w:rPr>
+        <w:t xml:space="preserve">contributed </w:t>
+      </w:r>
+      <w:r>
+        <w:rPr>
+          <w:sz w:val="24"/>
+          <w:szCs w:val="24"/>
+        </w:rPr>
+        <w:t xml:space="preserve">database </w:t>
+      </w:r>
+      <w:r>
+        <w:rPr>
+          <w:sz w:val="24"/>
+          <w:szCs w:val="24"/>
+        </w:rPr>
+        <w:t xml:space="preserve">that documents </w:t>
+      </w:r>
+      <w:r>
+        <w:rPr>
+          <w:sz w:val="24"/>
+          <w:szCs w:val="24"/>
+        </w:rPr>
+        <w:t>experimentally validated</w:t>
+      </w:r>
+      <w:r>
+        <w:rPr>
+          <w:sz w:val="24"/>
+          <w:szCs w:val="24"/>
+        </w:rPr>
+        <w:t xml:space="preserve"> TF-binding sites in the Bacteria domain</w:t>
+      </w:r>
+      <w:r>
+        <w:rPr>
+          <w:sz w:val="24"/>
+          <w:szCs w:val="24"/>
+        </w:rPr>
+        <w:t>.</w:t>
+      </w:r>
+      <w:r>
+        <w:rPr>
+          <w:rStyle w:val="FootnoteReference"/>
+          <w:sz w:val="24"/>
+          <w:szCs w:val="24"/>
+        </w:rPr>
+        <w:footnoteReference w:id="40"/>
+      </w:r>
+      <w:r>
+        <w:rPr>
+          <w:sz w:val="24"/>
+          <w:szCs w:val="24"/>
+        </w:rPr>
+        <w:t xml:space="preserve"> Our data set </w:t>
+      </w:r>
+      <w:r>
+        <w:rPr>
+          <w:sz w:val="24"/>
+          <w:szCs w:val="24"/>
+        </w:rPr>
+        <w:t>from CollecTF consists</w:t>
+      </w:r>
+      <w:r>
+        <w:rPr>
+          <w:sz w:val="24"/>
+          <w:szCs w:val="24"/>
+        </w:rPr>
+        <w:t xml:space="preserve"> of 52 unique transcription factors </w:t>
+      </w:r>
+      <w:r>
+        <w:rPr>
+          <w:sz w:val="24"/>
+          <w:szCs w:val="24"/>
+        </w:rPr>
+        <w:t xml:space="preserve">(identified by their UniProtID) </w:t>
+      </w:r>
+      <w:r>
+        <w:rPr>
+          <w:sz w:val="24"/>
+          <w:szCs w:val="24"/>
+        </w:rPr>
+        <w:t xml:space="preserve">across multiple species. The sample size is </w:t>
+      </w:r>
+      <w:r>
+        <w:rPr>
+          <w:sz w:val="24"/>
+          <w:szCs w:val="24"/>
+        </w:rPr>
+        <w:t xml:space="preserve">larger </w:t>
+      </w:r>
+      <w:r>
+        <w:rPr>
+          <w:sz w:val="24"/>
+          <w:szCs w:val="24"/>
+        </w:rPr>
+        <w:t xml:space="preserve">as </w:t>
+      </w:r>
+      <w:r>
+        <w:rPr>
+          <w:sz w:val="24"/>
+          <w:szCs w:val="24"/>
+        </w:rPr>
+        <w:t xml:space="preserve">some of the TFs are </w:t>
+      </w:r>
+      <w:r>
+        <w:rPr>
+          <w:sz w:val="24"/>
+          <w:szCs w:val="24"/>
+        </w:rPr>
+        <w:t xml:space="preserve">shared </w:t>
+      </w:r>
+      <w:r>
+        <w:rPr>
+          <w:sz w:val="24"/>
+          <w:szCs w:val="24"/>
+        </w:rPr>
+        <w:t>across multiple species</w:t>
+      </w:r>
+      <w:r>
+        <w:rPr>
+          <w:sz w:val="24"/>
+          <w:szCs w:val="24"/>
+        </w:rPr>
+        <w:t xml:space="preserve"> </w:t>
+      </w:r>
+      <w:r>
+        <w:rPr>
+          <w:sz w:val="24"/>
+          <w:szCs w:val="24"/>
+        </w:rPr>
+        <w:t>(n = 68)</w:t>
+      </w:r>
+      <w:r>
+        <w:rPr>
+          <w:sz w:val="24"/>
+          <w:szCs w:val="24"/>
+        </w:rPr>
+        <w:t>.</w:t>
+      </w:r>
+    </w:p>
+    <w:p>
+      <w:pPr>
+        <w:pStyle w:val="p1"/>
+        <w:rPr>
+          <w:sz w:val="24"/>
+          <w:szCs w:val="24"/>
+        </w:rPr>
+      </w:pPr>
+    </w:p>
+    <w:p>
+      <w:pPr>
+        <w:pStyle w:val="p1"/>
+        <w:rPr>
+          <w:sz w:val="24"/>
+          <w:szCs w:val="24"/>
+        </w:rPr>
+      </w:pPr>
+      <w:r>
+        <w:rPr>
+          <w:sz w:val="24"/>
+          <w:szCs w:val="24"/>
+        </w:rPr>
+        <w:t xml:space="preserve">The justification of incorporating CollecTF data is to </w:t>
+      </w:r>
+      <w:r>
+        <w:rPr>
+          <w:sz w:val="24"/>
+          <w:szCs w:val="24"/>
+        </w:rPr>
+        <w:t xml:space="preserve">build the pipeline on known samples </w:t>
+      </w:r>
+      <w:r>
+        <w:rPr>
+          <w:sz w:val="24"/>
+          <w:szCs w:val="24"/>
+        </w:rPr>
+        <w:t xml:space="preserve">for which we </w:t>
+      </w:r>
+      <w:r>
+        <w:rPr>
+          <w:sz w:val="24"/>
+          <w:szCs w:val="24"/>
+        </w:rPr>
+        <w:t xml:space="preserve">have </w:t>
+      </w:r>
+      <w:r>
+        <w:rPr>
+          <w:sz w:val="24"/>
+          <w:szCs w:val="24"/>
+        </w:rPr>
+        <w:t xml:space="preserve">established </w:t>
+      </w:r>
+      <w:r>
+        <w:rPr>
+          <w:sz w:val="24"/>
+          <w:szCs w:val="24"/>
+        </w:rPr>
+        <w:t>ground truths on the motif</w:t>
+      </w:r>
+      <w:r>
+        <w:rPr>
+          <w:sz w:val="24"/>
+          <w:szCs w:val="24"/>
+        </w:rPr>
+        <w:t xml:space="preserve">s’ expected </w:t>
+      </w:r>
+      <w:r>
+        <w:rPr>
+          <w:sz w:val="24"/>
+          <w:szCs w:val="24"/>
+        </w:rPr>
+        <w:t xml:space="preserve">morphology. We </w:t>
+      </w:r>
+      <w:r>
+        <w:rPr>
+          <w:sz w:val="24"/>
+          <w:szCs w:val="24"/>
+        </w:rPr>
+        <w:t xml:space="preserve">expect </w:t>
+      </w:r>
+      <w:r>
+        <w:rPr>
+          <w:sz w:val="24"/>
+          <w:szCs w:val="24"/>
+        </w:rPr>
+        <w:t xml:space="preserve">that the discovered </w:t>
+      </w:r>
+      <w:r>
+        <w:rPr>
+          <w:sz w:val="24"/>
+          <w:szCs w:val="24"/>
+        </w:rPr>
+        <w:t>motif</w:t>
+      </w:r>
+      <w:r>
+        <w:rPr>
+          <w:sz w:val="24"/>
+          <w:szCs w:val="24"/>
+        </w:rPr>
+        <w:t xml:space="preserve">s should have sequence patterns that conform to palindromic or direct-repeat patterns as observed in </w:t>
+      </w:r>
+      <w:r>
+        <w:rPr>
+          <w:sz w:val="24"/>
+          <w:szCs w:val="24"/>
+        </w:rPr>
+        <w:t xml:space="preserve">existing </w:t>
+      </w:r>
+      <w:r>
+        <w:rPr>
+          <w:sz w:val="24"/>
+          <w:szCs w:val="24"/>
+        </w:rPr>
+        <w:t xml:space="preserve">literature. </w:t>
+      </w:r>
+      <w:r>
+        <w:rPr>
+          <w:sz w:val="24"/>
+          <w:szCs w:val="24"/>
+        </w:rPr>
+        <w:t>For example, the LexA</w:t>
+      </w:r>
+      <w:r>
+        <w:rPr>
+          <w:sz w:val="24"/>
+          <w:szCs w:val="24"/>
+        </w:rPr>
+        <w:t xml:space="preserve"> </w:t>
+      </w:r>
+      <w:r>
+        <w:rPr>
+          <w:sz w:val="24"/>
+          <w:szCs w:val="24"/>
+        </w:rPr>
+        <w:t>TF</w:t>
+      </w:r>
+      <w:r>
+        <w:rPr>
+          <w:sz w:val="24"/>
+          <w:szCs w:val="24"/>
+        </w:rPr>
+        <w:t xml:space="preserve"> </w:t>
+      </w:r>
+      <w:r>
+        <w:rPr>
+          <w:sz w:val="24"/>
+          <w:szCs w:val="24"/>
+        </w:rPr>
+        <w:t xml:space="preserve">is known to </w:t>
+      </w:r>
+      <w:r>
+        <w:rPr>
+          <w:sz w:val="24"/>
+          <w:szCs w:val="24"/>
+        </w:rPr>
+        <w:t xml:space="preserve">commonly </w:t>
+      </w:r>
+      <w:r>
+        <w:rPr>
+          <w:sz w:val="24"/>
+          <w:szCs w:val="24"/>
+        </w:rPr>
+        <w:t>have motifs of inverted repeat patterns.</w:t>
+      </w:r>
+      <w:r>
+        <w:rPr>
+          <w:rStyle w:val="FootnoteReference"/>
+          <w:sz w:val="24"/>
+          <w:szCs w:val="24"/>
+        </w:rPr>
+        <w:footnoteReference w:id="41"/>
+      </w:r>
+      <w:r>
+        <w:rPr>
+          <w:sz w:val="24"/>
+          <w:szCs w:val="24"/>
+        </w:rPr>
+        <w:t xml:space="preserve"> </w:t>
+      </w:r>
+      <w:r>
+        <w:rPr>
+          <w:sz w:val="24"/>
+          <w:szCs w:val="24"/>
+        </w:rPr>
+        <w:t xml:space="preserve">This way, we can </w:t>
+      </w:r>
+      <w:r>
+        <w:rPr>
+          <w:sz w:val="24"/>
+          <w:szCs w:val="24"/>
+        </w:rPr>
+        <w:t xml:space="preserve">build </w:t>
+      </w:r>
+      <w:r>
+        <w:rPr>
+          <w:sz w:val="24"/>
+          <w:szCs w:val="24"/>
+        </w:rPr>
+        <w:t>the data pipeline</w:t>
+      </w:r>
+      <w:r>
+        <w:rPr>
+          <w:sz w:val="24"/>
+          <w:szCs w:val="24"/>
+        </w:rPr>
+        <w:t xml:space="preserve"> on a known data set with confirmed ground truth</w:t>
+      </w:r>
+      <w:r>
+        <w:rPr>
+          <w:sz w:val="24"/>
+          <w:szCs w:val="24"/>
+        </w:rPr>
+        <w:t>s</w:t>
+      </w:r>
+      <w:r>
+        <w:rPr>
+          <w:sz w:val="24"/>
+          <w:szCs w:val="24"/>
+        </w:rPr>
+        <w:t xml:space="preserve">. </w:t>
+      </w:r>
+    </w:p>
+    <w:p>
+      <w:pPr>
+        <w:pStyle w:val="p1"/>
+        <w:rPr>
+          <w:sz w:val="24"/>
+          <w:szCs w:val="24"/>
+        </w:rPr>
+      </w:pPr>
+    </w:p>
+    <w:p>
+      <w:pPr>
+        <w:pStyle w:val="p1"/>
+        <w:rPr>
+          <w:sz w:val="24"/>
+          <w:szCs w:val="24"/>
+        </w:rPr>
+      </w:pPr>
+      <w:r>
+        <w:rPr>
+          <w:sz w:val="24"/>
+          <w:szCs w:val="24"/>
+        </w:rPr>
+        <w:t xml:space="preserve">The second data source is a </w:t>
+      </w:r>
+      <w:r>
+        <w:rPr>
+          <w:sz w:val="24"/>
+          <w:szCs w:val="24"/>
+        </w:rPr>
+        <w:t>collection of four MEME outputs, each of which contains 10 candidate motifs</w:t>
+      </w:r>
+      <w:r>
+        <w:rPr>
+          <w:sz w:val="24"/>
+          <w:szCs w:val="24"/>
+        </w:rPr>
+        <w:t xml:space="preserve"> (n = 40)</w:t>
+      </w:r>
+      <w:r>
+        <w:rPr>
+          <w:sz w:val="24"/>
+          <w:szCs w:val="24"/>
+        </w:rPr>
+        <w:t>.</w:t>
+      </w:r>
+      <w:r>
+        <w:rPr>
+          <w:sz w:val="24"/>
+          <w:szCs w:val="24"/>
+        </w:rPr>
+        <w:t xml:space="preserve"> </w:t>
+      </w:r>
+      <w:r>
+        <w:rPr>
+          <w:sz w:val="24"/>
+          <w:szCs w:val="24"/>
+        </w:rPr>
+        <w:t xml:space="preserve">The data was first manually labeled based on MEME’s visual output of the sequence logo, which graphically displays the consensus motif across aligned sequences. </w:t>
+      </w:r>
+      <w:r>
+        <w:rPr>
+          <w:sz w:val="24"/>
+          <w:szCs w:val="24"/>
+        </w:rPr>
+        <w:t>This dataset is used as a validation</w:t>
+      </w:r>
+      <w:r>
+        <w:rPr>
+          <w:sz w:val="24"/>
+          <w:szCs w:val="24"/>
+        </w:rPr>
+        <w:t xml:space="preserve"> set </w:t>
+      </w:r>
+      <w:r>
+        <w:rPr>
+          <w:sz w:val="24"/>
+          <w:szCs w:val="24"/>
+        </w:rPr>
+        <w:t xml:space="preserve">to </w:t>
+      </w:r>
+      <w:r>
+        <w:rPr>
+          <w:sz w:val="24"/>
+          <w:szCs w:val="24"/>
+        </w:rPr>
+        <w:t>test</w:t>
+      </w:r>
+      <w:r>
+        <w:rPr>
+          <w:sz w:val="24"/>
+          <w:szCs w:val="24"/>
+        </w:rPr>
+        <w:t xml:space="preserve"> </w:t>
+      </w:r>
+      <w:r>
+        <w:rPr>
+          <w:sz w:val="24"/>
+          <w:szCs w:val="24"/>
+        </w:rPr>
+        <w:t xml:space="preserve">a real-life application of the </w:t>
+      </w:r>
+      <w:r>
+        <w:rPr>
+          <w:sz w:val="24"/>
+          <w:szCs w:val="24"/>
+        </w:rPr>
+        <w:t xml:space="preserve">proposed </w:t>
+      </w:r>
+      <w:r>
+        <w:rPr>
+          <w:sz w:val="24"/>
+          <w:szCs w:val="24"/>
+        </w:rPr>
+        <w:t>pipeline</w:t>
+      </w:r>
+      <w:r>
+        <w:rPr>
+          <w:sz w:val="24"/>
+          <w:szCs w:val="24"/>
+        </w:rPr>
+        <w:t xml:space="preserve"> built in this thesis</w:t>
+      </w:r>
+      <w:r>
+        <w:rPr>
+          <w:sz w:val="24"/>
+          <w:szCs w:val="24"/>
+        </w:rPr>
+        <w:t xml:space="preserve">. </w:t>
+      </w:r>
+      <w:r>
+        <w:rPr>
+          <w:sz w:val="24"/>
+          <w:szCs w:val="24"/>
+        </w:rPr>
+        <w:t xml:space="preserve">The MEME set represents a </w:t>
+      </w:r>
+      <w:r>
+        <w:rPr>
+          <w:sz w:val="24"/>
+          <w:szCs w:val="24"/>
+        </w:rPr>
+        <w:t xml:space="preserve">set of </w:t>
+      </w:r>
+      <w:r>
+        <w:rPr>
+          <w:sz w:val="24"/>
+          <w:szCs w:val="24"/>
+        </w:rPr>
+        <w:t xml:space="preserve">observed prospective motif candidates </w:t>
+      </w:r>
+      <w:r>
+        <w:rPr>
+          <w:sz w:val="24"/>
+          <w:szCs w:val="24"/>
+        </w:rPr>
+        <w:t xml:space="preserve">that may or may not </w:t>
+      </w:r>
+      <w:r>
+        <w:rPr>
+          <w:sz w:val="24"/>
+          <w:szCs w:val="24"/>
+        </w:rPr>
+        <w:t xml:space="preserve">have </w:t>
+      </w:r>
+      <w:r>
+        <w:rPr>
+          <w:sz w:val="24"/>
+          <w:szCs w:val="24"/>
+        </w:rPr>
+        <w:t xml:space="preserve">direct or inverted repeat patterns, but </w:t>
+      </w:r>
+      <w:r>
+        <w:rPr>
+          <w:sz w:val="24"/>
+          <w:szCs w:val="24"/>
+        </w:rPr>
+        <w:t xml:space="preserve">we </w:t>
+      </w:r>
+      <w:r>
+        <w:rPr>
+          <w:sz w:val="24"/>
+          <w:szCs w:val="24"/>
+        </w:rPr>
+        <w:t xml:space="preserve">have no prior domain knowledge </w:t>
+      </w:r>
+      <w:r>
+        <w:rPr>
+          <w:sz w:val="24"/>
+          <w:szCs w:val="24"/>
+        </w:rPr>
+        <w:t xml:space="preserve">based on </w:t>
+      </w:r>
+      <w:r>
+        <w:rPr>
+          <w:sz w:val="24"/>
+          <w:szCs w:val="24"/>
+        </w:rPr>
+        <w:t xml:space="preserve">which species </w:t>
+      </w:r>
+      <w:r>
+        <w:rPr>
+          <w:sz w:val="24"/>
+          <w:szCs w:val="24"/>
+        </w:rPr>
+        <w:t xml:space="preserve">or families </w:t>
+      </w:r>
+      <w:r>
+        <w:rPr>
+          <w:sz w:val="24"/>
+          <w:szCs w:val="24"/>
+        </w:rPr>
+        <w:t xml:space="preserve">they </w:t>
+      </w:r>
+      <w:r>
+        <w:rPr>
+          <w:sz w:val="24"/>
+          <w:szCs w:val="24"/>
+        </w:rPr>
+        <w:t>are associated with</w:t>
+      </w:r>
+      <w:r>
+        <w:rPr>
+          <w:sz w:val="24"/>
+          <w:szCs w:val="24"/>
+        </w:rPr>
+        <w:t>. This</w:t>
+      </w:r>
+      <w:r>
+        <w:rPr>
+          <w:sz w:val="24"/>
+          <w:szCs w:val="24"/>
+        </w:rPr>
+        <w:t xml:space="preserve"> models a more general workflow for motif </w:t>
+      </w:r>
+      <w:r>
+        <w:rPr>
+          <w:sz w:val="24"/>
+          <w:szCs w:val="24"/>
+        </w:rPr>
+        <w:t>pattern evaluation</w:t>
+      </w:r>
+      <w:r>
+        <w:rPr>
+          <w:sz w:val="24"/>
+          <w:szCs w:val="24"/>
+        </w:rPr>
+        <w:t>, where unlike the CollecTF set, we do not apply known literature-backed heuristics</w:t>
+      </w:r>
+      <w:r>
+        <w:rPr>
+          <w:sz w:val="24"/>
+          <w:szCs w:val="24"/>
+        </w:rPr>
+        <w:t xml:space="preserve"> to </w:t>
+      </w:r>
+      <w:r>
+        <w:rPr>
+          <w:sz w:val="24"/>
+          <w:szCs w:val="24"/>
+        </w:rPr>
+        <w:t xml:space="preserve">predict </w:t>
+      </w:r>
+      <w:r>
+        <w:rPr>
+          <w:sz w:val="24"/>
+          <w:szCs w:val="24"/>
+        </w:rPr>
+        <w:t>the likely outcome</w:t>
+      </w:r>
+      <w:r>
+        <w:rPr>
+          <w:sz w:val="24"/>
+          <w:szCs w:val="24"/>
+        </w:rPr>
+        <w:t xml:space="preserve">.  </w:t>
+      </w:r>
+    </w:p>
+    <w:p>
+      <w:pPr>
+        <w:pStyle w:val="p1"/>
+        <w:rPr>
+          <w:sz w:val="24"/>
+          <w:szCs w:val="24"/>
+        </w:rPr>
+      </w:pPr>
+    </w:p>
+    <w:p>
+      <w:pPr>
+        <w:pStyle w:val="p1"/>
+        <w:rPr>
+          <w:i/>
+          <w:iCs/>
+          <w:sz w:val="24"/>
+          <w:szCs w:val="24"/>
+        </w:rPr>
+      </w:pPr>
+      <w:r>
+        <w:rPr>
+          <w:i/>
+          <w:iCs/>
+          <w:sz w:val="24"/>
+          <w:szCs w:val="24"/>
+        </w:rPr>
+        <w:t>Overview of the Pipeline</w:t>
+      </w:r>
+    </w:p>
+    <w:p>
+      <w:pPr>
+        <w:pStyle w:val="p1"/>
+        <w:rPr>
+          <w:sz w:val="24"/>
+          <w:szCs w:val="24"/>
+        </w:rPr>
+      </w:pPr>
+    </w:p>
+    <w:p>
+      <w:pPr>
+        <w:pStyle w:val="p1"/>
+        <w:rPr>
+          <w:sz w:val="24"/>
+          <w:szCs w:val="24"/>
+        </w:rPr>
+      </w:pPr>
+      <w:r>
+        <w:rPr>
+          <w:sz w:val="24"/>
+          <w:szCs w:val="24"/>
+        </w:rPr>
+        <w:t xml:space="preserve">To achieve our objective of detecting direct or inverse patterns in a set of sequences, we first must define a data structure and metric appropriate for expressing similarity of the individual indices of the given sequences. Then, we determine a threshold </w:t>
+      </w:r>
+      <w:r>
+        <w:rPr>
+          <w:sz w:val="24"/>
+          <w:szCs w:val="24"/>
+        </w:rPr>
+        <w:t xml:space="preserve">for an acceptable cutoff to discriminate between noise versus a real pattern. We then evaluate the results with a bootstrapping method to compute statistical significance of the putative patterns. </w:t>
+      </w:r>
+    </w:p>
+    <w:p>
+      <w:pPr>
+        <w:pStyle w:val="p1"/>
+        <w:rPr>
+          <w:sz w:val="24"/>
+          <w:szCs w:val="24"/>
+        </w:rPr>
+      </w:pPr>
+      <w:r>
+        <w:rPr>
+          <w:sz w:val="24"/>
+          <w:szCs w:val="24"/>
+        </w:rPr>
+        <w:t xml:space="preserve"> </w:t>
+      </w:r>
+    </w:p>
+    <w:p>
+      <w:pPr>
+        <w:pStyle w:val="p1"/>
+        <w:rPr>
+          <w:i/>
+          <w:iCs/>
+          <w:sz w:val="24"/>
+          <w:szCs w:val="24"/>
+        </w:rPr>
+      </w:pPr>
+      <w:r>
+        <w:rPr>
+          <w:i/>
+          <w:iCs/>
+          <w:sz w:val="24"/>
+          <w:szCs w:val="24"/>
+        </w:rPr>
+        <w:lastRenderedPageBreak/>
+        <w:t>Data Structure</w:t>
+      </w:r>
+    </w:p>
+    <w:p>
+      <w:pPr>
+        <w:pStyle w:val="p1"/>
+        <w:rPr>
+          <w:sz w:val="24"/>
+          <w:szCs w:val="24"/>
+        </w:rPr>
+      </w:pPr>
+    </w:p>
+    <w:p>
+      <w:pPr>
+        <w:pStyle w:val="p1"/>
+        <w:rPr>
+          <w:rFonts w:ascii="Consolas" w:hAnsi="Consolas" w:cs="Consolas"/>
+          <w:sz w:val="24"/>
+          <w:szCs w:val="24"/>
+        </w:rPr>
+      </w:pPr>
+      <w:r>
+        <w:rPr>
+          <w:sz w:val="24"/>
+          <w:szCs w:val="24"/>
+        </w:rPr>
+        <w:t xml:space="preserve">At the start of the analysis, the principal </w:t>
+      </w:r>
+      <w:r>
+        <w:rPr>
+          <w:sz w:val="24"/>
+          <w:szCs w:val="24"/>
+        </w:rPr>
+        <w:t xml:space="preserve">data structure </w:t>
+      </w:r>
+      <w:r>
+        <w:rPr>
+          <w:sz w:val="24"/>
+          <w:szCs w:val="24"/>
+        </w:rPr>
+        <w:t xml:space="preserve">is the </w:t>
+      </w:r>
+      <w:r>
+        <w:rPr>
+          <w:sz w:val="24"/>
+          <w:szCs w:val="24"/>
+        </w:rPr>
+        <w:t>probability weight matrix (</w:t>
+      </w:r>
+      <w:r>
+        <w:rPr>
+          <w:sz w:val="24"/>
+          <w:szCs w:val="24"/>
+        </w:rPr>
+        <w:t>PWM</w:t>
+      </w:r>
+      <w:r>
+        <w:rPr>
+          <w:sz w:val="24"/>
+          <w:szCs w:val="24"/>
+        </w:rPr>
+        <w:t>)</w:t>
+      </w:r>
+      <w:r>
+        <w:rPr>
+          <w:sz w:val="24"/>
+          <w:szCs w:val="24"/>
+        </w:rPr>
+        <w:t>, which is constructed from sets of aligned sequences in FASTA or XML file formats</w:t>
+      </w:r>
+      <w:r>
+        <w:rPr>
+          <w:sz w:val="24"/>
+          <w:szCs w:val="24"/>
+        </w:rPr>
+        <w:t xml:space="preserve">. </w:t>
+      </w:r>
+      <w:r>
+        <w:rPr>
+          <w:sz w:val="24"/>
+          <w:szCs w:val="24"/>
+        </w:rPr>
+        <w:t>Recall that the PWM is a simple computation of the probabilities of each nucleotide across the aligned sequences. For example, if we have four sequences like so:</w:t>
+      </w:r>
+      <w:r>
+        <w:rPr>
+          <w:sz w:val="24"/>
+          <w:szCs w:val="24"/>
+        </w:rPr>
+        <w:br/>
+      </w:r>
+      <w:r>
+        <w:rPr>
+          <w:rFonts w:ascii="Consolas" w:hAnsi="Consolas" w:cs="Consolas"/>
+          <w:sz w:val="24"/>
+          <w:szCs w:val="24"/>
+        </w:rPr>
+        <w:br/>
+        <w:t>ACAGGT</w:t>
+      </w:r>
+      <w:r>
+        <w:rPr>
+          <w:rFonts w:ascii="Consolas" w:hAnsi="Consolas" w:cs="Consolas"/>
+          <w:sz w:val="24"/>
+          <w:szCs w:val="24"/>
+        </w:rPr>
+        <w:br/>
+        <w:t>ATAGGA</w:t>
+      </w:r>
+      <w:r>
+        <w:rPr>
+          <w:rFonts w:ascii="Consolas" w:hAnsi="Consolas" w:cs="Consolas"/>
+          <w:sz w:val="24"/>
+          <w:szCs w:val="24"/>
+        </w:rPr>
+        <w:br/>
+        <w:t>ACACCT</w:t>
+      </w:r>
+      <w:r>
+        <w:rPr>
+          <w:rFonts w:ascii="Consolas" w:hAnsi="Consolas" w:cs="Consolas"/>
+          <w:sz w:val="24"/>
+          <w:szCs w:val="24"/>
+        </w:rPr>
+        <w:br/>
+        <w:t>TTACCA</w:t>
+      </w:r>
+    </w:p>
+    <w:p>
+      <w:pPr>
+        <w:pStyle w:val="p1"/>
+        <w:rPr>
+          <w:sz w:val="24"/>
+          <w:szCs w:val="24"/>
+        </w:rPr>
+      </w:pPr>
+    </w:p>
+    <w:p>
+      <w:pPr>
+        <w:pStyle w:val="p1"/>
+        <w:rPr>
+          <w:sz w:val="24"/>
+          <w:szCs w:val="24"/>
+        </w:rPr>
+      </w:pPr>
+      <w:r>
+        <w:rPr>
+          <w:sz w:val="24"/>
+          <w:szCs w:val="24"/>
+        </w:rPr>
+        <w:t>The resulting PWM would be computed as so</w:t>
+      </w:r>
+      <w:r>
+        <w:rPr>
+          <w:sz w:val="24"/>
+          <w:szCs w:val="24"/>
+        </w:rPr>
+        <w:t xml:space="preserve"> for each position when the sequences are read left to right</w:t>
+      </w:r>
+      <w:r>
+        <w:rPr>
+          <w:sz w:val="24"/>
+          <w:szCs w:val="24"/>
+        </w:rPr>
+        <w:t>:</w:t>
+      </w:r>
+    </w:p>
+    <w:p>
+      <w:pPr>
+        <w:pStyle w:val="p1"/>
+        <w:rPr>
+          <w:sz w:val="24"/>
+          <w:szCs w:val="24"/>
+        </w:rPr>
+      </w:pPr>
+    </w:p>
+    <w:tbl>
+      <w:tblPr>
+        <w:tblStyle w:val="TableGrid"/>
+        <w:tblW w:w="0" w:type="auto"/>
+        <w:tblLook w:val="04A0" w:firstRow="1" w:lastRow="0" w:firstColumn="1" w:lastColumn="0" w:noHBand="0" w:noVBand="1"/>
+      </w:tblPr>
+      <w:tblGrid>
+        <w:gridCol w:w="1533"/>
+        <w:gridCol w:w="1174"/>
+        <w:gridCol w:w="1175"/>
+        <w:gridCol w:w="1175"/>
+        <w:gridCol w:w="1175"/>
+        <w:gridCol w:w="1131"/>
+        <w:gridCol w:w="1131"/>
+      </w:tblGrid>
+      <w:tr>
+        <w:tc>
+          <w:tcPr>
+            <w:tcW w:w="1533" w:type="dxa"/>
+          </w:tcPr>
+          <w:p>
+            <w:pPr>
+              <w:pStyle w:val="p1"/>
+              <w:rPr>
+                <w:sz w:val="24"/>
+                <w:szCs w:val="24"/>
+              </w:rPr>
+            </w:pPr>
+          </w:p>
+        </w:tc>
+        <w:tc>
+          <w:tcPr>
+            <w:tcW w:w="1174" w:type="dxa"/>
+          </w:tcPr>
+          <w:p>
+            <w:pPr>
+              <w:pStyle w:val="p1"/>
+              <w:rPr>
+                <w:b/>
+                <w:bCs/>
+                <w:sz w:val="24"/>
+                <w:szCs w:val="24"/>
+              </w:rPr>
+            </w:pPr>
+            <w:r>
+              <w:rPr>
+                <w:b/>
+                <w:bCs/>
+                <w:sz w:val="24"/>
+                <w:szCs w:val="24"/>
+              </w:rPr>
+              <w:t>1</w:t>
+            </w:r>
+          </w:p>
+        </w:tc>
+        <w:tc>
+          <w:tcPr>
+            <w:tcW w:w="1175" w:type="dxa"/>
+          </w:tcPr>
+          <w:p>
+            <w:pPr>
+              <w:pStyle w:val="p1"/>
+              <w:rPr>
+                <w:b/>
+                <w:bCs/>
+                <w:sz w:val="24"/>
+                <w:szCs w:val="24"/>
+              </w:rPr>
+            </w:pPr>
+            <w:r>
+              <w:rPr>
+                <w:b/>
+                <w:bCs/>
+                <w:sz w:val="24"/>
+                <w:szCs w:val="24"/>
+              </w:rPr>
+              <w:t>2</w:t>
+            </w:r>
+          </w:p>
+        </w:tc>
+        <w:tc>
+          <w:tcPr>
+            <w:tcW w:w="1175" w:type="dxa"/>
+          </w:tcPr>
+          <w:p>
+            <w:pPr>
+              <w:pStyle w:val="p1"/>
+              <w:rPr>
+                <w:b/>
+                <w:bCs/>
+                <w:sz w:val="24"/>
+                <w:szCs w:val="24"/>
+              </w:rPr>
+            </w:pPr>
+            <w:r>
+              <w:rPr>
+                <w:b/>
+                <w:bCs/>
+                <w:sz w:val="24"/>
+                <w:szCs w:val="24"/>
+              </w:rPr>
+              <w:t>3</w:t>
+            </w:r>
+          </w:p>
+        </w:tc>
+        <w:tc>
+          <w:tcPr>
+            <w:tcW w:w="1175" w:type="dxa"/>
+          </w:tcPr>
+          <w:p>
+            <w:pPr>
+              <w:pStyle w:val="p1"/>
+              <w:rPr>
+                <w:b/>
+                <w:bCs/>
+                <w:sz w:val="24"/>
+                <w:szCs w:val="24"/>
+              </w:rPr>
+            </w:pPr>
+            <w:r>
+              <w:rPr>
+                <w:b/>
+                <w:bCs/>
+                <w:sz w:val="24"/>
+                <w:szCs w:val="24"/>
+              </w:rPr>
+              <w:t>4</w:t>
+            </w:r>
+          </w:p>
+        </w:tc>
+        <w:tc>
+          <w:tcPr>
+            <w:tcW w:w="1131" w:type="dxa"/>
+          </w:tcPr>
+          <w:p>
+            <w:pPr>
+              <w:pStyle w:val="p1"/>
+              <w:rPr>
+                <w:b/>
+                <w:bCs/>
+                <w:sz w:val="24"/>
+                <w:szCs w:val="24"/>
+              </w:rPr>
+            </w:pPr>
+            <w:r>
+              <w:rPr>
+                <w:b/>
+                <w:bCs/>
+                <w:sz w:val="24"/>
+                <w:szCs w:val="24"/>
+              </w:rPr>
+              <w:t>5</w:t>
+            </w:r>
+          </w:p>
+        </w:tc>
+        <w:tc>
+          <w:tcPr>
+            <w:tcW w:w="1131" w:type="dxa"/>
+          </w:tcPr>
+          <w:p>
+            <w:pPr>
+              <w:pStyle w:val="p1"/>
+              <w:rPr>
+                <w:b/>
+                <w:bCs/>
+                <w:sz w:val="24"/>
+                <w:szCs w:val="24"/>
+              </w:rPr>
+            </w:pPr>
+            <w:r>
+              <w:rPr>
+                <w:b/>
+                <w:bCs/>
+                <w:sz w:val="24"/>
+                <w:szCs w:val="24"/>
+              </w:rPr>
+              <w:t>6</w:t>
+            </w:r>
+          </w:p>
+        </w:tc>
+      </w:tr>
+      <w:tr>
+        <w:tc>
+          <w:tcPr>
+            <w:tcW w:w="1533" w:type="dxa"/>
+          </w:tcPr>
+          <w:p>
+            <w:pPr>
+              <w:pStyle w:val="p1"/>
+              <w:rPr>
+                <w:sz w:val="24"/>
+                <w:szCs w:val="24"/>
+              </w:rPr>
+            </w:pPr>
+            <w:r>
+              <w:rPr>
+                <w:sz w:val="24"/>
+                <w:szCs w:val="24"/>
+              </w:rPr>
+              <w:t>A</w:t>
+            </w:r>
+          </w:p>
+        </w:tc>
+        <w:tc>
+          <w:tcPr>
+            <w:tcW w:w="1174" w:type="dxa"/>
+          </w:tcPr>
+          <w:p>
+            <w:pPr>
+              <w:pStyle w:val="p1"/>
+              <w:rPr>
+                <w:sz w:val="24"/>
+                <w:szCs w:val="24"/>
+              </w:rPr>
+            </w:pPr>
+            <w:r>
+              <w:rPr>
+                <w:sz w:val="24"/>
+                <w:szCs w:val="24"/>
+              </w:rPr>
+              <w:t>0.75</w:t>
+            </w:r>
+          </w:p>
+        </w:tc>
+        <w:tc>
+          <w:tcPr>
+            <w:tcW w:w="1175" w:type="dxa"/>
+          </w:tcPr>
+          <w:p>
+            <w:pPr>
+              <w:pStyle w:val="p1"/>
+              <w:rPr>
+                <w:sz w:val="24"/>
+                <w:szCs w:val="24"/>
+              </w:rPr>
+            </w:pPr>
+            <w:r>
+              <w:rPr>
+                <w:sz w:val="24"/>
+                <w:szCs w:val="24"/>
+              </w:rPr>
+              <w:t>0</w:t>
+            </w:r>
+          </w:p>
+        </w:tc>
+        <w:tc>
+          <w:tcPr>
+            <w:tcW w:w="1175" w:type="dxa"/>
+          </w:tcPr>
+          <w:p>
+            <w:pPr>
+              <w:pStyle w:val="p1"/>
+              <w:rPr>
+                <w:sz w:val="24"/>
+                <w:szCs w:val="24"/>
+              </w:rPr>
+            </w:pPr>
+            <w:r>
+              <w:rPr>
+                <w:sz w:val="24"/>
+                <w:szCs w:val="24"/>
+              </w:rPr>
+              <w:t>1</w:t>
+            </w:r>
+          </w:p>
+        </w:tc>
+        <w:tc>
+          <w:tcPr>
+            <w:tcW w:w="1175" w:type="dxa"/>
+          </w:tcPr>
+          <w:p>
+            <w:pPr>
+              <w:pStyle w:val="p1"/>
+              <w:rPr>
+                <w:sz w:val="24"/>
+                <w:szCs w:val="24"/>
+              </w:rPr>
+            </w:pPr>
+            <w:r>
+              <w:rPr>
+                <w:sz w:val="24"/>
+                <w:szCs w:val="24"/>
+              </w:rPr>
+              <w:t>0</w:t>
+            </w:r>
+          </w:p>
+        </w:tc>
+        <w:tc>
+          <w:tcPr>
+            <w:tcW w:w="1131" w:type="dxa"/>
+          </w:tcPr>
+          <w:p>
+            <w:pPr>
+              <w:pStyle w:val="p1"/>
+              <w:rPr>
+                <w:sz w:val="24"/>
+                <w:szCs w:val="24"/>
+              </w:rPr>
+            </w:pPr>
+            <w:r>
+              <w:rPr>
+                <w:sz w:val="24"/>
+                <w:szCs w:val="24"/>
+              </w:rPr>
+              <w:t>0</w:t>
+            </w:r>
+          </w:p>
+        </w:tc>
+        <w:tc>
+          <w:tcPr>
+            <w:tcW w:w="1131" w:type="dxa"/>
+          </w:tcPr>
+          <w:p>
+            <w:pPr>
+              <w:pStyle w:val="p1"/>
+              <w:rPr>
+                <w:sz w:val="24"/>
+                <w:szCs w:val="24"/>
+              </w:rPr>
+            </w:pPr>
+            <w:r>
+              <w:rPr>
+                <w:sz w:val="24"/>
+                <w:szCs w:val="24"/>
+              </w:rPr>
+              <w:t>0.5</w:t>
+            </w:r>
+          </w:p>
+        </w:tc>
+      </w:tr>
+      <w:tr>
+        <w:tc>
+          <w:tcPr>
+            <w:tcW w:w="1533" w:type="dxa"/>
+          </w:tcPr>
+          <w:p>
+            <w:pPr>
+              <w:pStyle w:val="p1"/>
+              <w:rPr>
+                <w:sz w:val="24"/>
+                <w:szCs w:val="24"/>
+              </w:rPr>
+            </w:pPr>
+            <w:r>
+              <w:rPr>
+                <w:sz w:val="24"/>
+                <w:szCs w:val="24"/>
+              </w:rPr>
+              <w:t>T</w:t>
+            </w:r>
+          </w:p>
+        </w:tc>
+        <w:tc>
+          <w:tcPr>
+            <w:tcW w:w="1174" w:type="dxa"/>
+          </w:tcPr>
+          <w:p>
+            <w:pPr>
+              <w:pStyle w:val="p1"/>
+              <w:rPr>
+                <w:sz w:val="24"/>
+                <w:szCs w:val="24"/>
+              </w:rPr>
+            </w:pPr>
+            <w:r>
+              <w:rPr>
+                <w:sz w:val="24"/>
+                <w:szCs w:val="24"/>
+              </w:rPr>
+              <w:t>0.25</w:t>
+            </w:r>
+          </w:p>
+        </w:tc>
+        <w:tc>
+          <w:tcPr>
+            <w:tcW w:w="1175" w:type="dxa"/>
+          </w:tcPr>
+          <w:p>
+            <w:pPr>
+              <w:pStyle w:val="p1"/>
+              <w:rPr>
+                <w:sz w:val="24"/>
+                <w:szCs w:val="24"/>
+              </w:rPr>
+            </w:pPr>
+            <w:r>
+              <w:rPr>
+                <w:sz w:val="24"/>
+                <w:szCs w:val="24"/>
+              </w:rPr>
+              <w:t>0.5</w:t>
+            </w:r>
+          </w:p>
+        </w:tc>
+        <w:tc>
+          <w:tcPr>
+            <w:tcW w:w="1175" w:type="dxa"/>
+          </w:tcPr>
+          <w:p>
+            <w:pPr>
+              <w:pStyle w:val="p1"/>
+              <w:rPr>
+                <w:sz w:val="24"/>
+                <w:szCs w:val="24"/>
+              </w:rPr>
+            </w:pPr>
+            <w:r>
+              <w:rPr>
+                <w:sz w:val="24"/>
+                <w:szCs w:val="24"/>
+              </w:rPr>
+              <w:t>0</w:t>
+            </w:r>
+          </w:p>
+        </w:tc>
+        <w:tc>
+          <w:tcPr>
+            <w:tcW w:w="1175" w:type="dxa"/>
+          </w:tcPr>
+          <w:p>
+            <w:pPr>
+              <w:pStyle w:val="p1"/>
+              <w:rPr>
+                <w:sz w:val="24"/>
+                <w:szCs w:val="24"/>
+              </w:rPr>
+            </w:pPr>
+            <w:r>
+              <w:rPr>
+                <w:sz w:val="24"/>
+                <w:szCs w:val="24"/>
+              </w:rPr>
+              <w:t>0</w:t>
+            </w:r>
+          </w:p>
+        </w:tc>
+        <w:tc>
+          <w:tcPr>
+            <w:tcW w:w="1131" w:type="dxa"/>
+          </w:tcPr>
+          <w:p>
+            <w:pPr>
+              <w:pStyle w:val="p1"/>
+              <w:rPr>
+                <w:sz w:val="24"/>
+                <w:szCs w:val="24"/>
+              </w:rPr>
+            </w:pPr>
+            <w:r>
+              <w:rPr>
+                <w:sz w:val="24"/>
+                <w:szCs w:val="24"/>
+              </w:rPr>
+              <w:t>0</w:t>
+            </w:r>
+          </w:p>
+        </w:tc>
+        <w:tc>
+          <w:tcPr>
+            <w:tcW w:w="1131" w:type="dxa"/>
+          </w:tcPr>
+          <w:p>
+            <w:pPr>
+              <w:pStyle w:val="p1"/>
+              <w:rPr>
+                <w:sz w:val="24"/>
+                <w:szCs w:val="24"/>
+              </w:rPr>
+            </w:pPr>
+            <w:r>
+              <w:rPr>
+                <w:sz w:val="24"/>
+                <w:szCs w:val="24"/>
+              </w:rPr>
+              <w:t>0.5</w:t>
+            </w:r>
+          </w:p>
+        </w:tc>
+      </w:tr>
+      <w:tr>
+        <w:tc>
+          <w:tcPr>
+            <w:tcW w:w="1533" w:type="dxa"/>
+          </w:tcPr>
+          <w:p>
+            <w:pPr>
+              <w:pStyle w:val="p1"/>
+              <w:rPr>
+                <w:sz w:val="24"/>
+                <w:szCs w:val="24"/>
+              </w:rPr>
+            </w:pPr>
+            <w:r>
+              <w:rPr>
+                <w:sz w:val="24"/>
+                <w:szCs w:val="24"/>
+              </w:rPr>
+              <w:t>C</w:t>
+            </w:r>
+          </w:p>
+        </w:tc>
+        <w:tc>
+          <w:tcPr>
+            <w:tcW w:w="1174" w:type="dxa"/>
+          </w:tcPr>
+          <w:p>
+            <w:pPr>
+              <w:pStyle w:val="p1"/>
+              <w:rPr>
+                <w:sz w:val="24"/>
+                <w:szCs w:val="24"/>
+              </w:rPr>
+            </w:pPr>
+            <w:r>
+              <w:rPr>
+                <w:sz w:val="24"/>
+                <w:szCs w:val="24"/>
+              </w:rPr>
+              <w:t>0</w:t>
+            </w:r>
+          </w:p>
+        </w:tc>
+        <w:tc>
+          <w:tcPr>
+            <w:tcW w:w="1175" w:type="dxa"/>
+          </w:tcPr>
+          <w:p>
+            <w:pPr>
+              <w:pStyle w:val="p1"/>
+              <w:rPr>
+                <w:sz w:val="24"/>
+                <w:szCs w:val="24"/>
+              </w:rPr>
+            </w:pPr>
+            <w:r>
+              <w:rPr>
+                <w:sz w:val="24"/>
+                <w:szCs w:val="24"/>
+              </w:rPr>
+              <w:t>0.5</w:t>
+            </w:r>
+          </w:p>
+        </w:tc>
+        <w:tc>
+          <w:tcPr>
+            <w:tcW w:w="1175" w:type="dxa"/>
+          </w:tcPr>
+          <w:p>
+            <w:pPr>
+              <w:pStyle w:val="p1"/>
+              <w:rPr>
+                <w:sz w:val="24"/>
+                <w:szCs w:val="24"/>
+              </w:rPr>
+            </w:pPr>
+            <w:r>
+              <w:rPr>
+                <w:sz w:val="24"/>
+                <w:szCs w:val="24"/>
+              </w:rPr>
+              <w:t>0</w:t>
+            </w:r>
+          </w:p>
+        </w:tc>
+        <w:tc>
+          <w:tcPr>
+            <w:tcW w:w="1175" w:type="dxa"/>
+          </w:tcPr>
+          <w:p>
+            <w:pPr>
+              <w:pStyle w:val="p1"/>
+              <w:rPr>
+                <w:sz w:val="24"/>
+                <w:szCs w:val="24"/>
+              </w:rPr>
+            </w:pPr>
+            <w:r>
+              <w:rPr>
+                <w:sz w:val="24"/>
+                <w:szCs w:val="24"/>
+              </w:rPr>
+              <w:t>0.5</w:t>
+            </w:r>
+          </w:p>
+        </w:tc>
+        <w:tc>
+          <w:tcPr>
+            <w:tcW w:w="1131" w:type="dxa"/>
+          </w:tcPr>
+          <w:p>
+            <w:pPr>
+              <w:pStyle w:val="p1"/>
+              <w:rPr>
+                <w:sz w:val="24"/>
+                <w:szCs w:val="24"/>
+              </w:rPr>
+            </w:pPr>
+            <w:r>
+              <w:rPr>
+                <w:sz w:val="24"/>
+                <w:szCs w:val="24"/>
+              </w:rPr>
+              <w:t>0.5</w:t>
+            </w:r>
+          </w:p>
+        </w:tc>
+        <w:tc>
+          <w:tcPr>
+            <w:tcW w:w="1131" w:type="dxa"/>
+          </w:tcPr>
+          <w:p>
+            <w:pPr>
+              <w:pStyle w:val="p1"/>
+              <w:rPr>
+                <w:sz w:val="24"/>
+                <w:szCs w:val="24"/>
+              </w:rPr>
+            </w:pPr>
+            <w:r>
+              <w:rPr>
+                <w:sz w:val="24"/>
+                <w:szCs w:val="24"/>
+              </w:rPr>
+              <w:t>0</w:t>
+            </w:r>
+          </w:p>
+        </w:tc>
+      </w:tr>
+      <w:tr>
+        <w:tc>
+          <w:tcPr>
+            <w:tcW w:w="1533" w:type="dxa"/>
+          </w:tcPr>
+          <w:p>
+            <w:pPr>
+              <w:pStyle w:val="p1"/>
+              <w:rPr>
+                <w:sz w:val="24"/>
+                <w:szCs w:val="24"/>
+              </w:rPr>
+            </w:pPr>
+            <w:r>
+              <w:rPr>
+                <w:sz w:val="24"/>
+                <w:szCs w:val="24"/>
+              </w:rPr>
+              <w:t>G</w:t>
+            </w:r>
+          </w:p>
+        </w:tc>
+        <w:tc>
+          <w:tcPr>
+            <w:tcW w:w="1174" w:type="dxa"/>
+          </w:tcPr>
+          <w:p>
+            <w:pPr>
+              <w:pStyle w:val="p1"/>
+              <w:rPr>
+                <w:sz w:val="24"/>
+                <w:szCs w:val="24"/>
+              </w:rPr>
+            </w:pPr>
+            <w:r>
+              <w:rPr>
+                <w:sz w:val="24"/>
+                <w:szCs w:val="24"/>
+              </w:rPr>
+              <w:t>0</w:t>
+            </w:r>
+          </w:p>
+        </w:tc>
+        <w:tc>
+          <w:tcPr>
+            <w:tcW w:w="1175" w:type="dxa"/>
+          </w:tcPr>
+          <w:p>
+            <w:pPr>
+              <w:pStyle w:val="p1"/>
+              <w:rPr>
+                <w:sz w:val="24"/>
+                <w:szCs w:val="24"/>
+              </w:rPr>
+            </w:pPr>
+            <w:r>
+              <w:rPr>
+                <w:sz w:val="24"/>
+                <w:szCs w:val="24"/>
+              </w:rPr>
+              <w:t>0</w:t>
+            </w:r>
+          </w:p>
+        </w:tc>
+        <w:tc>
+          <w:tcPr>
+            <w:tcW w:w="1175" w:type="dxa"/>
+          </w:tcPr>
+          <w:p>
+            <w:pPr>
+              <w:pStyle w:val="p1"/>
+              <w:rPr>
+                <w:sz w:val="24"/>
+                <w:szCs w:val="24"/>
+              </w:rPr>
+            </w:pPr>
+            <w:r>
+              <w:rPr>
+                <w:sz w:val="24"/>
+                <w:szCs w:val="24"/>
+              </w:rPr>
+              <w:t>0</w:t>
+            </w:r>
+          </w:p>
+        </w:tc>
+        <w:tc>
+          <w:tcPr>
+            <w:tcW w:w="1175" w:type="dxa"/>
+          </w:tcPr>
+          <w:p>
+            <w:pPr>
+              <w:pStyle w:val="p1"/>
+              <w:rPr>
+                <w:sz w:val="24"/>
+                <w:szCs w:val="24"/>
+              </w:rPr>
+            </w:pPr>
+            <w:r>
+              <w:rPr>
+                <w:sz w:val="24"/>
+                <w:szCs w:val="24"/>
+              </w:rPr>
+              <w:t>0.5</w:t>
+            </w:r>
+          </w:p>
+        </w:tc>
+        <w:tc>
+          <w:tcPr>
+            <w:tcW w:w="1131" w:type="dxa"/>
+          </w:tcPr>
+          <w:p>
+            <w:pPr>
+              <w:pStyle w:val="p1"/>
+              <w:rPr>
+                <w:sz w:val="24"/>
+                <w:szCs w:val="24"/>
+              </w:rPr>
+            </w:pPr>
+            <w:r>
+              <w:rPr>
+                <w:sz w:val="24"/>
+                <w:szCs w:val="24"/>
+              </w:rPr>
+              <w:t>0.5</w:t>
+            </w:r>
+          </w:p>
+        </w:tc>
+        <w:tc>
+          <w:tcPr>
+            <w:tcW w:w="1131" w:type="dxa"/>
+          </w:tcPr>
+          <w:p>
+            <w:pPr>
+              <w:pStyle w:val="p1"/>
+              <w:rPr>
+                <w:sz w:val="24"/>
+                <w:szCs w:val="24"/>
+              </w:rPr>
+            </w:pPr>
+            <w:r>
+              <w:rPr>
+                <w:sz w:val="24"/>
+                <w:szCs w:val="24"/>
+              </w:rPr>
+              <w:t>0</w:t>
+            </w:r>
+          </w:p>
+        </w:tc>
+      </w:tr>
+    </w:tbl>
+    <w:p>
+      <w:pPr>
+        <w:pStyle w:val="p1"/>
+        <w:rPr>
+          <w:sz w:val="24"/>
+          <w:szCs w:val="24"/>
+        </w:rPr>
+      </w:pPr>
+    </w:p>
+    <w:p>
+      <w:pPr>
+        <w:pStyle w:val="p1"/>
+        <w:rPr>
+          <w:sz w:val="24"/>
+          <w:szCs w:val="24"/>
+        </w:rPr>
+      </w:pPr>
+      <w:r>
+        <w:rPr>
+          <w:sz w:val="24"/>
+          <w:szCs w:val="24"/>
+        </w:rPr>
+        <w:t xml:space="preserve">As discussed in the introduction and state of the art, the PWM is frequently used in motif discovery </w:t>
+      </w:r>
+      <w:r>
+        <w:rPr>
+          <w:sz w:val="24"/>
+          <w:szCs w:val="24"/>
+        </w:rPr>
+        <w:t>as a probability distribution of the set of sequences under investigation. In our case, our goal is to detect</w:t>
+      </w:r>
+      <w:r>
+        <w:rPr>
+          <w:sz w:val="24"/>
+          <w:szCs w:val="24"/>
+        </w:rPr>
+        <w:t xml:space="preserve"> similarity and concordance for each </w:t>
+      </w:r>
+      <w:r>
+        <w:rPr>
+          <w:sz w:val="24"/>
+          <w:szCs w:val="24"/>
+        </w:rPr>
+        <w:t xml:space="preserve">pair of indices </w:t>
+      </w:r>
+      <w:r>
+        <w:rPr>
+          <w:sz w:val="24"/>
+          <w:szCs w:val="24"/>
+        </w:rPr>
+        <w:t xml:space="preserve">in the </w:t>
+      </w:r>
+      <w:r>
+        <w:rPr>
+          <w:sz w:val="24"/>
+          <w:szCs w:val="24"/>
+        </w:rPr>
+        <w:t xml:space="preserve">aligned sequences to </w:t>
+      </w:r>
+      <w:r>
+        <w:rPr>
+          <w:sz w:val="24"/>
+          <w:szCs w:val="24"/>
+        </w:rPr>
+        <w:t xml:space="preserve">construct a </w:t>
+      </w:r>
+      <w:r>
+        <w:rPr>
+          <w:sz w:val="24"/>
+          <w:szCs w:val="24"/>
+        </w:rPr>
+        <w:t xml:space="preserve">“self-comparison” </w:t>
+      </w:r>
+      <w:r>
+        <w:rPr>
+          <w:sz w:val="24"/>
+          <w:szCs w:val="24"/>
+        </w:rPr>
+        <w:t xml:space="preserve">matrix </w:t>
+      </w:r>
+      <w:r>
+        <w:rPr>
+          <w:sz w:val="24"/>
+          <w:szCs w:val="24"/>
+        </w:rPr>
+        <w:t xml:space="preserve">that expresses </w:t>
+      </w:r>
+      <w:r>
+        <w:rPr>
+          <w:sz w:val="24"/>
+          <w:szCs w:val="24"/>
+        </w:rPr>
+        <w:t>pairwise internal relationships across all positions within the aligned sequences</w:t>
+      </w:r>
+      <w:r>
+        <w:rPr>
+          <w:sz w:val="24"/>
+          <w:szCs w:val="24"/>
+        </w:rPr>
+        <w:t>.</w:t>
+      </w:r>
+      <w:r>
+        <w:rPr>
+          <w:sz w:val="24"/>
+          <w:szCs w:val="24"/>
+        </w:rPr>
+        <w:t xml:space="preserve"> </w:t>
+      </w:r>
+    </w:p>
+    <w:p>
+      <w:pPr>
+        <w:pStyle w:val="p1"/>
+        <w:rPr>
+          <w:sz w:val="24"/>
+          <w:szCs w:val="24"/>
+        </w:rPr>
+      </w:pPr>
+    </w:p>
+    <w:p>
+      <w:pPr>
+        <w:pStyle w:val="p1"/>
+        <w:rPr>
+          <w:i/>
+          <w:iCs/>
+          <w:sz w:val="24"/>
+          <w:szCs w:val="24"/>
+        </w:rPr>
+      </w:pPr>
+      <w:r>
+        <w:rPr>
+          <w:i/>
+          <w:iCs/>
+          <w:sz w:val="24"/>
+          <w:szCs w:val="24"/>
+        </w:rPr>
+        <w:t xml:space="preserve">Concordance Metrics Selection </w:t>
+      </w:r>
+    </w:p>
+    <w:p>
+      <w:pPr>
+        <w:pStyle w:val="p1"/>
+        <w:rPr>
+          <w:sz w:val="24"/>
+          <w:szCs w:val="24"/>
+        </w:rPr>
+      </w:pPr>
+    </w:p>
+    <w:p>
+      <w:pPr>
+        <w:pStyle w:val="p1"/>
+        <w:rPr>
+          <w:sz w:val="24"/>
+          <w:szCs w:val="24"/>
+        </w:rPr>
+      </w:pPr>
+      <w:r>
+        <w:rPr>
+          <w:sz w:val="24"/>
+          <w:szCs w:val="24"/>
+        </w:rPr>
+        <w:t xml:space="preserve">We incorporate various measures </w:t>
+      </w:r>
+      <w:r>
+        <w:rPr>
+          <w:sz w:val="24"/>
+          <w:szCs w:val="24"/>
+        </w:rPr>
+        <w:t xml:space="preserve">to detect highly similar </w:t>
+      </w:r>
+      <w:r>
+        <w:rPr>
+          <w:sz w:val="24"/>
+          <w:szCs w:val="24"/>
+        </w:rPr>
+        <w:t xml:space="preserve">pairwise </w:t>
+      </w:r>
+      <w:r>
+        <w:rPr>
+          <w:sz w:val="24"/>
+          <w:szCs w:val="24"/>
+        </w:rPr>
+        <w:t>positions</w:t>
+      </w:r>
+      <w:r>
+        <w:rPr>
+          <w:sz w:val="24"/>
+          <w:szCs w:val="24"/>
+        </w:rPr>
+        <w:t>.</w:t>
+      </w:r>
+      <w:r>
+        <w:rPr>
+          <w:sz w:val="24"/>
+          <w:szCs w:val="24"/>
+        </w:rPr>
+        <w:t xml:space="preserve"> The information content</w:t>
+      </w:r>
+      <w:r>
+        <w:rPr>
+          <w:sz w:val="24"/>
+          <w:szCs w:val="24"/>
+        </w:rPr>
+        <w:t xml:space="preserve"> (IC)</w:t>
+      </w:r>
+      <w:r>
+        <w:rPr>
+          <w:sz w:val="24"/>
+          <w:szCs w:val="24"/>
+        </w:rPr>
+        <w:t xml:space="preserve"> is a key metric used throughout, </w:t>
+      </w:r>
+      <w:r>
+        <w:rPr>
+          <w:sz w:val="24"/>
+          <w:szCs w:val="24"/>
+        </w:rPr>
+        <w:t xml:space="preserve">defined </w:t>
+      </w:r>
+      <w:r>
+        <w:rPr>
+          <w:sz w:val="24"/>
+          <w:szCs w:val="24"/>
+        </w:rPr>
+        <w:t>with the Shannon entropy</w:t>
+      </w:r>
+      <w:r>
+        <w:rPr>
+          <w:sz w:val="24"/>
+          <w:szCs w:val="24"/>
+        </w:rPr>
+        <w:t xml:space="preserve"> as a measure of the weighted </w:t>
+      </w:r>
+      <w:r>
+        <w:rPr>
+          <w:sz w:val="24"/>
+          <w:szCs w:val="24"/>
+        </w:rPr>
+        <w:t xml:space="preserve">average </w:t>
+      </w:r>
+      <w:r>
+        <w:rPr>
+          <w:sz w:val="24"/>
+          <w:szCs w:val="24"/>
+        </w:rPr>
+        <w:t>information emitted by a source</w:t>
+      </w:r>
+      <w:r>
+        <w:rPr>
+          <w:sz w:val="24"/>
+          <w:szCs w:val="24"/>
+        </w:rPr>
+        <w:t>:</w:t>
+      </w:r>
+    </w:p>
+    <w:p>
+      <w:pPr>
+        <w:pStyle w:val="p1"/>
+        <w:rPr>
+          <w:sz w:val="24"/>
+          <w:szCs w:val="24"/>
+        </w:rPr>
+      </w:pPr>
+    </w:p>
+    <w:p>
+      <w:pPr>
+        <w:pStyle w:val="p1"/>
+        <w:rPr>
+          <w:sz w:val="24"/>
+          <w:szCs w:val="24"/>
+        </w:rPr>
+      </w:pPr>
+      <w:r>
+        <w:rPr>
+          <w:sz w:val="24"/>
+          <w:szCs w:val="24"/>
+        </w:rPr>
+        <w:fldChar w:fldCharType="begin"/>
+      </w:r>
+      <w:r>
+        <w:rPr>
+          <w:sz w:val="24"/>
+          <w:szCs w:val="24"/>
+        </w:rPr>
+        <w:instrText xml:space="preserve"> INCLUDEPICTURE "/Users/enoch/Library/Group Containers/UBF8T346G9.ms/WebArchiveCopyPasteTempFiles/com.microsoft.Word/1*6i3r04xpc-NG_K0LYKU7Sg.png" \* MERGEFORMATINET </w:instrText>
+      </w:r>
+      <w:r>
+        <w:rPr>
+          <w:sz w:val="24"/>
+          <w:szCs w:val="24"/>
+        </w:rPr>
+        <w:fldChar w:fldCharType="separate"/>
+      </w:r>
+      <w:r>
+        <w:rPr>
+          <w:noProof/>
+          <w:sz w:val="24"/>
+          <w:szCs w:val="24"/>
+        </w:rPr>
+        <w:drawing>
+          <wp:inline distT="0" distB="0" distL="0" distR="0" wp14:anchorId="4557FEC5" wp14:editId="469BD053">
+            <wp:extent cx="2040876" cy="755009"/>
+            <wp:effectExtent l="0" t="0" r="4445" b="0"/>
+            <wp:docPr id="1312589692" name="Picture 1" descr="Evaluating model performance using Shannon entropy | Medium"/>
+            <wp:cNvGraphicFramePr>
+              <a:graphicFrameLocks xmlns:a="http://schemas.openxmlformats.org/drawingml/2006/main" noChangeAspect="1"/>
+            </wp:cNvGraphicFramePr>
+            <a:graphic xmlns:a="http://schemas.openxmlformats.org/drawingml/2006/main">
+              <a:graphicData uri="http://schemas.openxmlformats.org/drawingml/2006/picture">
+                <pic:pic xmlns:pic="http://schemas.openxmlformats.org/drawingml/2006/picture">
+                  <pic:nvPicPr>
+                    <pic:cNvPr id="0" name="Picture 1" descr="Evaluating model performance using Shannon entropy | Medium"/>
+                    <pic:cNvPicPr>
+                      <a:picLocks noChangeAspect="1" noChangeArrowheads="1"/>
+                    </pic:cNvPicPr>
+                  </pic:nvPicPr>
+                  <pic:blipFill>
+                    <a:blip r:embed="rId13" cstate="print">
+                      <a:extLst>
+                        <a:ext uri="{28A0092B-C50C-407E-A947-70E740481C1C}">
+                          <a14:useLocalDpi xmlns:a14="http://schemas.microsoft.com/office/drawing/2010/main" val="0"/>
+                        </a:ext>
+                      </a:extLst>
+                    </a:blip>
+                    <a:srcRect/>
+                    <a:stretch>
+                      <a:fillRect/>
+                    </a:stretch>
+                  </pic:blipFill>
+                  <pic:spPr bwMode="auto">
+                    <a:xfrm>
+                      <a:off x="0" y="0"/>
+                      <a:ext cx="2069415" cy="765567"/>
+                    </a:xfrm>
+                    <a:prstGeom prst="rect">
+                      <a:avLst/>
+                    </a:prstGeom>
+                    <a:noFill/>
+                    <a:ln>
+                      <a:noFill/>
+                    </a:ln>
+                  </pic:spPr>
+                </pic:pic>
+              </a:graphicData>
+            </a:graphic>
+          </wp:inline>
+        </w:drawing>
+      </w:r>
+      <w:r>
+        <w:rPr>
+          <w:sz w:val="24"/>
+          <w:szCs w:val="24"/>
+        </w:rPr>
+        <w:fldChar w:fldCharType="end"/>
+      </w:r>
+      <w:r>
+        <w:rPr>
+          <w:sz w:val="24"/>
+          <w:szCs w:val="24"/>
+        </w:rPr>
+        <w:t xml:space="preserve"> </w:t>
+      </w:r>
+    </w:p>
+    <w:p>
+      <w:pPr>
+        <w:pStyle w:val="p1"/>
+        <w:rPr>
+          <w:sz w:val="24"/>
+          <w:szCs w:val="24"/>
+        </w:rPr>
+      </w:pPr>
+    </w:p>
+    <w:p>
+      <w:pPr>
+        <w:pStyle w:val="p1"/>
+        <w:rPr>
+          <w:sz w:val="24"/>
+          <w:szCs w:val="24"/>
+        </w:rPr>
+      </w:pPr>
+      <w:r>
+        <w:rPr>
+          <w:sz w:val="24"/>
+          <w:szCs w:val="24"/>
+        </w:rPr>
+        <w:t xml:space="preserve">In this problem space, we assume </w:t>
+      </w:r>
+      <w:r>
+        <w:rPr>
+          <w:sz w:val="24"/>
+          <w:szCs w:val="24"/>
+        </w:rPr>
+        <w:t>a uniform prior, where each of the nucleotides A, T, C, and G are assumed to be equally likely (p = 0.25) under a null hypothesis where no information is conserved.</w:t>
+      </w:r>
+      <w:r>
+        <w:rPr>
+          <w:sz w:val="24"/>
+          <w:szCs w:val="24"/>
+        </w:rPr>
+        <w:t xml:space="preserve"> In other words, the null hypothesis assumes that the PWM </w:t>
+      </w:r>
+      <w:r>
+        <w:rPr>
+          <w:sz w:val="24"/>
+          <w:szCs w:val="24"/>
+        </w:rPr>
+        <w:t>is not inclined towards</w:t>
+      </w:r>
+      <w:r>
+        <w:rPr>
+          <w:sz w:val="24"/>
+          <w:szCs w:val="24"/>
+        </w:rPr>
+        <w:t xml:space="preserve"> a specific </w:t>
+      </w:r>
+      <w:r>
+        <w:rPr>
+          <w:sz w:val="24"/>
+          <w:szCs w:val="24"/>
+        </w:rPr>
+        <w:t>nucleotide as all are equally likely</w:t>
+      </w:r>
+      <w:r>
+        <w:rPr>
+          <w:sz w:val="24"/>
+          <w:szCs w:val="24"/>
+        </w:rPr>
+        <w:t>.</w:t>
+      </w:r>
+      <w:r>
+        <w:rPr>
+          <w:sz w:val="24"/>
+          <w:szCs w:val="24"/>
+        </w:rPr>
+        <w:t xml:space="preserve"> We then </w:t>
+      </w:r>
+      <w:r>
+        <w:rPr>
+          <w:sz w:val="24"/>
+          <w:szCs w:val="24"/>
+        </w:rPr>
+        <w:t xml:space="preserve">compute a </w:t>
+      </w:r>
+      <w:r>
+        <w:rPr>
+          <w:i/>
+          <w:iCs/>
+          <w:sz w:val="24"/>
+          <w:szCs w:val="24"/>
+        </w:rPr>
+        <w:t xml:space="preserve">positional </w:t>
+      </w:r>
+      <w:r>
+        <w:rPr>
+          <w:sz w:val="24"/>
+          <w:szCs w:val="24"/>
+        </w:rPr>
+        <w:t xml:space="preserve">information content </w:t>
+      </w:r>
+      <w:r>
+        <w:rPr>
+          <w:sz w:val="24"/>
+          <w:szCs w:val="24"/>
+        </w:rPr>
+        <w:t xml:space="preserve">(PIC) </w:t>
+      </w:r>
+      <w:r>
+        <w:rPr>
+          <w:sz w:val="24"/>
+          <w:szCs w:val="24"/>
+        </w:rPr>
+        <w:t xml:space="preserve">by computing the average probability distribution of each pairwise combination of the </w:t>
+      </w:r>
+      <w:r>
+        <w:rPr>
+          <w:sz w:val="24"/>
+          <w:szCs w:val="24"/>
+        </w:rPr>
+        <w:t xml:space="preserve">observed </w:t>
+      </w:r>
+      <w:r>
+        <w:rPr>
+          <w:sz w:val="24"/>
+          <w:szCs w:val="24"/>
+        </w:rPr>
+        <w:t xml:space="preserve">probabilities in the indices across </w:t>
+      </w:r>
+      <w:r>
+        <w:rPr>
+          <w:sz w:val="24"/>
+          <w:szCs w:val="24"/>
+        </w:rPr>
+        <w:t xml:space="preserve">the matrix. </w:t>
+      </w:r>
+      <w:r>
+        <w:rPr>
+          <w:sz w:val="24"/>
+          <w:szCs w:val="24"/>
+        </w:rPr>
+        <w:t xml:space="preserve">The difference between the null uniform prior IC and the observed positional IC is the measure of conserved information inherent to the </w:t>
+      </w:r>
+      <w:r>
+        <w:rPr>
+          <w:sz w:val="24"/>
+          <w:szCs w:val="24"/>
+        </w:rPr>
+        <w:t>motif: in other words, we can compute the amount of information gained compared to the null no-information state.</w:t>
+      </w:r>
+    </w:p>
+    <w:p>
+      <w:pPr>
+        <w:pStyle w:val="p1"/>
+        <w:rPr>
+          <w:sz w:val="24"/>
+          <w:szCs w:val="24"/>
+        </w:rPr>
+      </w:pPr>
+    </w:p>
+    <w:p>
+      <w:pPr>
+        <w:pStyle w:val="p1"/>
+        <w:rPr>
+          <w:sz w:val="24"/>
+          <w:szCs w:val="24"/>
+        </w:rPr>
+      </w:pPr>
+      <w:r>
+        <w:rPr>
+          <w:sz w:val="24"/>
+          <w:szCs w:val="24"/>
+        </w:rPr>
+        <w:lastRenderedPageBreak/>
+        <w:t xml:space="preserve">Other metrics can also be employed to measure the similarity of each pair of indices in the PWM. For example, the Pearson correlation </w:t>
+      </w:r>
+      <w:r>
+        <w:rPr>
+          <w:sz w:val="24"/>
+          <w:szCs w:val="24"/>
+        </w:rPr>
+        <w:t xml:space="preserve">coefficient allows comparison of </w:t>
+      </w:r>
+      <w:r>
+        <w:rPr>
+          <w:sz w:val="24"/>
+          <w:szCs w:val="24"/>
+        </w:rPr>
+        <w:t xml:space="preserve">the probability distributions of each pair of indices while also expressing directionality </w:t>
+      </w:r>
+      <w:r>
+        <w:rPr>
+          <w:sz w:val="24"/>
+          <w:szCs w:val="24"/>
+        </w:rPr>
+        <w:t>of the relationship</w:t>
+      </w:r>
+      <w:r>
+        <w:rPr>
+          <w:sz w:val="24"/>
+          <w:szCs w:val="24"/>
+        </w:rPr>
+        <w:t xml:space="preserve">. </w:t>
+      </w:r>
+      <w:r>
+        <w:rPr>
+          <w:sz w:val="24"/>
+          <w:szCs w:val="24"/>
+        </w:rPr>
+        <w:t xml:space="preserve">On the other hand, </w:t>
+      </w:r>
+      <w:r>
+        <w:rPr>
+          <w:sz w:val="24"/>
+          <w:szCs w:val="24"/>
+        </w:rPr>
+        <w:t xml:space="preserve">the Jensen Shannon </w:t>
+      </w:r>
+      <w:r>
+        <w:rPr>
+          <w:sz w:val="24"/>
+          <w:szCs w:val="24"/>
+        </w:rPr>
+        <w:t xml:space="preserve">divergence </w:t>
+      </w:r>
+      <w:r>
+        <w:rPr>
+          <w:sz w:val="24"/>
+          <w:szCs w:val="24"/>
+        </w:rPr>
+        <w:t xml:space="preserve">(JSD) </w:t>
+      </w:r>
+      <w:r>
+        <w:rPr>
+          <w:sz w:val="24"/>
+          <w:szCs w:val="24"/>
+        </w:rPr>
+        <w:t xml:space="preserve">is a distance measure that computes the distance </w:t>
+      </w:r>
+      <w:r>
+        <w:rPr>
+          <w:sz w:val="24"/>
+          <w:szCs w:val="24"/>
+        </w:rPr>
+        <w:t>between two probability distribution</w:t>
+      </w:r>
+      <w:r>
+        <w:rPr>
+          <w:sz w:val="24"/>
+          <w:szCs w:val="24"/>
+        </w:rPr>
+        <w:t>; lower values  imply similarity</w:t>
+      </w:r>
+      <w:r>
+        <w:rPr>
+          <w:sz w:val="24"/>
+          <w:szCs w:val="24"/>
+        </w:rPr>
+        <w:t>.</w:t>
+      </w:r>
+      <w:r>
+        <w:rPr>
+          <w:rStyle w:val="FootnoteReference"/>
+          <w:sz w:val="24"/>
+          <w:szCs w:val="24"/>
+        </w:rPr>
+        <w:footnoteReference w:id="42"/>
+      </w:r>
+      <w:r>
+        <w:rPr>
+          <w:sz w:val="24"/>
+          <w:szCs w:val="24"/>
+        </w:rPr>
+        <w:t xml:space="preserve"> </w:t>
+      </w:r>
+      <w:r>
+        <w:rPr>
+          <w:sz w:val="24"/>
+          <w:szCs w:val="24"/>
+        </w:rPr>
+        <w:t>The Kullback</w:t>
+      </w:r>
+      <w:r>
+        <w:rPr>
+          <w:sz w:val="24"/>
+          <w:szCs w:val="24"/>
+        </w:rPr>
+        <w:t>-</w:t>
+      </w:r>
+      <w:r>
+        <w:rPr>
+          <w:sz w:val="24"/>
+          <w:szCs w:val="24"/>
+        </w:rPr>
+        <w:t xml:space="preserve">Liebler </w:t>
+      </w:r>
+      <w:r>
+        <w:rPr>
+          <w:sz w:val="24"/>
+          <w:szCs w:val="24"/>
+        </w:rPr>
+        <w:t xml:space="preserve">(KL) </w:t>
+      </w:r>
+      <w:r>
+        <w:rPr>
+          <w:sz w:val="24"/>
+          <w:szCs w:val="24"/>
+        </w:rPr>
+        <w:t xml:space="preserve">divergence is similar to the JSD as it measures how much one probability distribution differs from another, but </w:t>
+      </w:r>
+      <w:r>
+        <w:rPr>
+          <w:sz w:val="24"/>
+          <w:szCs w:val="24"/>
+        </w:rPr>
+        <w:t xml:space="preserve">it is asymmetric </w:t>
+      </w:r>
+      <w:r>
+        <w:rPr>
+          <w:sz w:val="24"/>
+          <w:szCs w:val="24"/>
+        </w:rPr>
+        <w:t>(i.e., measuring the distance of probability distribution P from Q is different from that of Q to P).</w:t>
+      </w:r>
+      <w:r>
+        <w:rPr>
+          <w:rStyle w:val="FootnoteReference"/>
+          <w:sz w:val="24"/>
+          <w:szCs w:val="24"/>
+        </w:rPr>
+        <w:footnoteReference w:id="43"/>
+      </w:r>
+      <w:r>
+        <w:rPr>
+          <w:sz w:val="24"/>
+          <w:szCs w:val="24"/>
+        </w:rPr>
+        <w:t xml:space="preserve"> </w:t>
+      </w:r>
+    </w:p>
+    <w:p>
+      <w:pPr>
+        <w:pStyle w:val="p1"/>
+        <w:rPr>
+          <w:sz w:val="24"/>
+          <w:szCs w:val="24"/>
+        </w:rPr>
+      </w:pPr>
+    </w:p>
+    <w:p>
+      <w:pPr>
+        <w:pStyle w:val="p1"/>
+        <w:rPr>
+          <w:sz w:val="24"/>
+          <w:szCs w:val="24"/>
+        </w:rPr>
+      </w:pPr>
+      <w:r>
+        <w:rPr>
+          <w:sz w:val="24"/>
+          <w:szCs w:val="24"/>
+        </w:rPr>
+        <w:t>Each of t</w:t>
+      </w:r>
+      <w:r>
+        <w:rPr>
+          <w:sz w:val="24"/>
+          <w:szCs w:val="24"/>
+        </w:rPr>
+        <w:t xml:space="preserve">hese metrics </w:t>
+      </w:r>
+      <w:r>
+        <w:rPr>
+          <w:sz w:val="24"/>
+          <w:szCs w:val="24"/>
+        </w:rPr>
+        <w:t xml:space="preserve">can be </w:t>
+      </w:r>
+      <w:r>
+        <w:rPr>
+          <w:sz w:val="24"/>
+          <w:szCs w:val="24"/>
+        </w:rPr>
+        <w:t>used to visualize direct and inverted (</w:t>
+      </w:r>
+      <w:r>
+        <w:rPr>
+          <w:sz w:val="24"/>
+          <w:szCs w:val="24"/>
+        </w:rPr>
+        <w:t xml:space="preserve">i.e., </w:t>
+      </w:r>
+      <w:r>
+        <w:rPr>
+          <w:sz w:val="24"/>
+          <w:szCs w:val="24"/>
+        </w:rPr>
+        <w:t xml:space="preserve">palindromic </w:t>
+      </w:r>
+      <w:r>
+        <w:rPr>
+          <w:sz w:val="24"/>
+          <w:szCs w:val="24"/>
+        </w:rPr>
+        <w:t>or reverse</w:t>
+      </w:r>
+      <w:r>
+        <w:rPr>
+          <w:sz w:val="24"/>
+          <w:szCs w:val="24"/>
+        </w:rPr>
+        <w:t xml:space="preserve">) </w:t>
+      </w:r>
+      <w:r>
+        <w:rPr>
+          <w:sz w:val="24"/>
+          <w:szCs w:val="24"/>
+        </w:rPr>
+        <w:t>patterns</w:t>
+      </w:r>
+      <w:r>
+        <w:rPr>
+          <w:sz w:val="24"/>
+          <w:szCs w:val="24"/>
+        </w:rPr>
+        <w:t xml:space="preserve">, where direct repeats have </w:t>
+      </w:r>
+      <w:r>
+        <w:rPr>
+          <w:sz w:val="24"/>
+          <w:szCs w:val="24"/>
+        </w:rPr>
+        <w:t xml:space="preserve">a continuous chain of consequent </w:t>
+      </w:r>
+      <w:r>
+        <w:rPr>
+          <w:sz w:val="24"/>
+          <w:szCs w:val="24"/>
+        </w:rPr>
+        <w:t xml:space="preserve">high </w:t>
+      </w:r>
+      <w:r>
+        <w:rPr>
+          <w:sz w:val="24"/>
+          <w:szCs w:val="24"/>
+        </w:rPr>
+        <w:t xml:space="preserve">direct </w:t>
+      </w:r>
+      <w:r>
+        <w:rPr>
+          <w:sz w:val="24"/>
+          <w:szCs w:val="24"/>
+        </w:rPr>
+        <w:t xml:space="preserve">concordance </w:t>
+      </w:r>
+      <w:r>
+        <w:rPr>
+          <w:sz w:val="24"/>
+          <w:szCs w:val="24"/>
+        </w:rPr>
+        <w:t xml:space="preserve">positions, </w:t>
+      </w:r>
+      <w:r>
+        <w:rPr>
+          <w:sz w:val="24"/>
+          <w:szCs w:val="24"/>
+        </w:rPr>
+        <w:t xml:space="preserve">while </w:t>
+      </w:r>
+      <w:r>
+        <w:rPr>
+          <w:sz w:val="24"/>
+          <w:szCs w:val="24"/>
+        </w:rPr>
+        <w:t xml:space="preserve">inverted repeats have high concordance when the second half of the </w:t>
+      </w:r>
+      <w:r>
+        <w:rPr>
+          <w:sz w:val="24"/>
+          <w:szCs w:val="24"/>
+        </w:rPr>
+        <w:t xml:space="preserve">putative </w:t>
+      </w:r>
+      <w:r>
+        <w:rPr>
+          <w:sz w:val="24"/>
+          <w:szCs w:val="24"/>
+        </w:rPr>
+        <w:t>motif is reversed and complemented.</w:t>
+      </w:r>
+    </w:p>
+    <w:p>
+      <w:pPr>
+        <w:pStyle w:val="p1"/>
+        <w:rPr>
+          <w:sz w:val="24"/>
+          <w:szCs w:val="24"/>
+        </w:rPr>
+      </w:pPr>
+    </w:p>
+    <w:p>
+      <w:pPr>
+        <w:pStyle w:val="p1"/>
+        <w:rPr>
+          <w:sz w:val="24"/>
+          <w:szCs w:val="24"/>
+        </w:rPr>
+      </w:pPr>
+      <w:r>
+        <w:rPr>
+          <w:sz w:val="24"/>
+          <w:szCs w:val="24"/>
+        </w:rPr>
+        <w:t>After evaluating different metrics</w:t>
+      </w:r>
+      <w:r>
+        <w:rPr>
+          <w:sz w:val="24"/>
+          <w:szCs w:val="24"/>
+        </w:rPr>
+        <w:t xml:space="preserve">, we found that combining IC and JSD into a hybrid metric – namely </w:t>
+      </w:r>
+      <w:r>
+        <w:rPr>
+          <w:sz w:val="24"/>
+          <w:szCs w:val="24"/>
+        </w:rPr>
+        <w:t>P</w:t>
+      </w:r>
+      <w:r>
+        <w:rPr>
+          <w:sz w:val="24"/>
+          <w:szCs w:val="24"/>
+        </w:rPr>
+        <w:t>IC subtracted by JSD – was the most appropriate</w:t>
+      </w:r>
+      <w:r>
+        <w:rPr>
+          <w:sz w:val="24"/>
+          <w:szCs w:val="24"/>
+        </w:rPr>
+        <w:t xml:space="preserve"> for several reasons. </w:t>
+      </w:r>
+      <w:r>
+        <w:rPr>
+          <w:sz w:val="24"/>
+          <w:szCs w:val="24"/>
+        </w:rPr>
+        <w:t xml:space="preserve">First, as discussed in the introduction information content is a strong predictor for motif candidacy. </w:t>
+      </w:r>
+    </w:p>
+    <w:p>
+      <w:pPr>
+        <w:pStyle w:val="p1"/>
+        <w:rPr>
+          <w:sz w:val="24"/>
+          <w:szCs w:val="24"/>
+        </w:rPr>
+      </w:pPr>
+    </w:p>
+    <w:p>
+      <w:pPr>
+        <w:pStyle w:val="p1"/>
+        <w:rPr>
+          <w:sz w:val="24"/>
+          <w:szCs w:val="24"/>
+        </w:rPr>
+      </w:pPr>
+      <w:r>
+        <w:rPr>
+          <w:sz w:val="24"/>
+          <w:szCs w:val="24"/>
+        </w:rPr>
+        <w:t xml:space="preserve">An illuminating </w:t>
+      </w:r>
+      <w:r>
+        <w:rPr>
+          <w:sz w:val="24"/>
+          <w:szCs w:val="24"/>
+        </w:rPr>
+        <w:t xml:space="preserve">contrived </w:t>
+      </w:r>
+      <w:r>
+        <w:rPr>
+          <w:sz w:val="24"/>
+          <w:szCs w:val="24"/>
+        </w:rPr>
+        <w:t xml:space="preserve">example </w:t>
+      </w:r>
+      <w:r>
+        <w:rPr>
+          <w:sz w:val="24"/>
+          <w:szCs w:val="24"/>
+        </w:rPr>
+        <w:t xml:space="preserve">to justify combining the IC with JSD </w:t>
+      </w:r>
+      <w:r>
+        <w:rPr>
+          <w:sz w:val="24"/>
+          <w:szCs w:val="24"/>
+        </w:rPr>
+        <w:t>is with this pairwise</w:t>
+      </w:r>
+      <w:r>
+        <w:rPr>
+          <w:sz w:val="24"/>
+          <w:szCs w:val="24"/>
+        </w:rPr>
+        <w:t xml:space="preserve"> comparison</w:t>
+      </w:r>
+      <w:r>
+        <w:rPr>
+          <w:sz w:val="24"/>
+          <w:szCs w:val="24"/>
+        </w:rPr>
+        <w:t>:</w:t>
+      </w:r>
+    </w:p>
+    <w:p>
+      <w:pPr>
+        <w:pStyle w:val="p1"/>
+        <w:rPr>
+          <w:sz w:val="24"/>
+          <w:szCs w:val="24"/>
+        </w:rPr>
+      </w:pPr>
+    </w:p>
+    <w:tbl>
+      <w:tblPr>
+        <w:tblStyle w:val="TableGrid"/>
+        <w:tblW w:w="0" w:type="auto"/>
+        <w:tblLook w:val="04A0" w:firstRow="1" w:lastRow="0" w:firstColumn="1" w:lastColumn="0" w:noHBand="0" w:noVBand="1"/>
+      </w:tblPr>
+      <w:tblGrid>
+        <w:gridCol w:w="715"/>
+        <w:gridCol w:w="1170"/>
+        <w:gridCol w:w="1170"/>
+        <w:gridCol w:w="1377"/>
+      </w:tblGrid>
+      <w:tr>
+        <w:tc>
+          <w:tcPr>
+            <w:tcW w:w="715" w:type="dxa"/>
+          </w:tcPr>
+          <w:p>
+            <w:pPr>
+              <w:pStyle w:val="p1"/>
+              <w:rPr>
+                <w:sz w:val="24"/>
+                <w:szCs w:val="24"/>
+              </w:rPr>
+            </w:pPr>
+          </w:p>
+        </w:tc>
+        <w:tc>
+          <w:tcPr>
+            <w:tcW w:w="1170" w:type="dxa"/>
+          </w:tcPr>
+          <w:p>
+            <w:pPr>
+              <w:pStyle w:val="p1"/>
+              <w:rPr>
+                <w:sz w:val="24"/>
+                <w:szCs w:val="24"/>
+              </w:rPr>
+            </w:pPr>
+            <w:r>
+              <w:rPr>
+                <w:sz w:val="24"/>
+                <w:szCs w:val="24"/>
+              </w:rPr>
+              <w:t xml:space="preserve">Index </w:t>
+            </w:r>
+            <w:r>
+              <w:rPr>
+                <w:sz w:val="24"/>
+                <w:szCs w:val="24"/>
+              </w:rPr>
+              <w:t>3</w:t>
+            </w:r>
+          </w:p>
+        </w:tc>
+        <w:tc>
+          <w:tcPr>
+            <w:tcW w:w="1170" w:type="dxa"/>
+          </w:tcPr>
+          <w:p>
+            <w:pPr>
+              <w:pStyle w:val="p1"/>
+              <w:rPr>
+                <w:sz w:val="24"/>
+                <w:szCs w:val="24"/>
+              </w:rPr>
+            </w:pPr>
+            <w:r>
+              <w:rPr>
+                <w:sz w:val="24"/>
+                <w:szCs w:val="24"/>
+              </w:rPr>
+              <w:t xml:space="preserve">Index </w:t>
+            </w:r>
+            <w:r>
+              <w:rPr>
+                <w:sz w:val="24"/>
+                <w:szCs w:val="24"/>
+              </w:rPr>
+              <w:t>9</w:t>
+            </w:r>
+          </w:p>
+        </w:tc>
+        <w:tc>
+          <w:tcPr>
+            <w:tcW w:w="1377" w:type="dxa"/>
+          </w:tcPr>
+          <w:p>
+            <w:pPr>
+              <w:pStyle w:val="p1"/>
+              <w:rPr>
+                <w:sz w:val="24"/>
+                <w:szCs w:val="24"/>
+              </w:rPr>
+            </w:pPr>
+            <w:r>
+              <w:rPr>
+                <w:sz w:val="24"/>
+                <w:szCs w:val="24"/>
+              </w:rPr>
+              <w:t>Average Joint Distribution</w:t>
+            </w:r>
+          </w:p>
+        </w:tc>
+      </w:tr>
+      <w:tr>
+        <w:tc>
+          <w:tcPr>
+            <w:tcW w:w="715" w:type="dxa"/>
+          </w:tcPr>
+          <w:p>
+            <w:pPr>
+              <w:pStyle w:val="p1"/>
+              <w:rPr>
+                <w:sz w:val="24"/>
+                <w:szCs w:val="24"/>
+              </w:rPr>
+            </w:pPr>
+            <w:r>
+              <w:rPr>
+                <w:sz w:val="24"/>
+                <w:szCs w:val="24"/>
+              </w:rPr>
+              <w:t>A</w:t>
+            </w:r>
+          </w:p>
+        </w:tc>
+        <w:tc>
+          <w:tcPr>
+            <w:tcW w:w="1170" w:type="dxa"/>
+          </w:tcPr>
+          <w:p>
+            <w:pPr>
+              <w:pStyle w:val="p1"/>
+              <w:rPr>
+                <w:sz w:val="24"/>
+                <w:szCs w:val="24"/>
+              </w:rPr>
+            </w:pPr>
+            <w:r>
+              <w:rPr>
+                <w:sz w:val="24"/>
+                <w:szCs w:val="24"/>
+              </w:rPr>
+              <w:t>1</w:t>
+            </w:r>
+          </w:p>
+        </w:tc>
+        <w:tc>
+          <w:tcPr>
+            <w:tcW w:w="1170" w:type="dxa"/>
+          </w:tcPr>
+          <w:p>
+            <w:pPr>
+              <w:pStyle w:val="p1"/>
+              <w:rPr>
+                <w:sz w:val="24"/>
+                <w:szCs w:val="24"/>
+              </w:rPr>
+            </w:pPr>
+            <w:r>
+              <w:rPr>
+                <w:sz w:val="24"/>
+                <w:szCs w:val="24"/>
+              </w:rPr>
+              <w:t>0</w:t>
+            </w:r>
+          </w:p>
+        </w:tc>
+        <w:tc>
+          <w:tcPr>
+            <w:tcW w:w="1377" w:type="dxa"/>
+          </w:tcPr>
+          <w:p>
+            <w:pPr>
+              <w:pStyle w:val="p1"/>
+              <w:rPr>
+                <w:sz w:val="24"/>
+                <w:szCs w:val="24"/>
+              </w:rPr>
+            </w:pPr>
+            <w:r>
+              <w:rPr>
+                <w:sz w:val="24"/>
+                <w:szCs w:val="24"/>
+              </w:rPr>
+              <w:t>0.5</w:t>
+            </w:r>
+          </w:p>
+        </w:tc>
+      </w:tr>
+      <w:tr>
+        <w:tc>
+          <w:tcPr>
+            <w:tcW w:w="715" w:type="dxa"/>
+          </w:tcPr>
+          <w:p>
+            <w:pPr>
+              <w:pStyle w:val="p1"/>
+              <w:rPr>
+                <w:sz w:val="24"/>
+                <w:szCs w:val="24"/>
+              </w:rPr>
+            </w:pPr>
+            <w:r>
+              <w:rPr>
+                <w:sz w:val="24"/>
+                <w:szCs w:val="24"/>
+              </w:rPr>
+              <w:t>C</w:t>
+            </w:r>
+          </w:p>
+        </w:tc>
+        <w:tc>
+          <w:tcPr>
+            <w:tcW w:w="1170" w:type="dxa"/>
+          </w:tcPr>
+          <w:p>
+            <w:pPr>
+              <w:pStyle w:val="p1"/>
+              <w:rPr>
+                <w:sz w:val="24"/>
+                <w:szCs w:val="24"/>
+              </w:rPr>
+            </w:pPr>
+            <w:r>
+              <w:rPr>
+                <w:sz w:val="24"/>
+                <w:szCs w:val="24"/>
+              </w:rPr>
+              <w:t>0</w:t>
+            </w:r>
+          </w:p>
+        </w:tc>
+        <w:tc>
+          <w:tcPr>
+            <w:tcW w:w="1170" w:type="dxa"/>
+          </w:tcPr>
+          <w:p>
+            <w:pPr>
+              <w:pStyle w:val="p1"/>
+              <w:rPr>
+                <w:sz w:val="24"/>
+                <w:szCs w:val="24"/>
+              </w:rPr>
+            </w:pPr>
+            <w:r>
+              <w:rPr>
+                <w:sz w:val="24"/>
+                <w:szCs w:val="24"/>
+              </w:rPr>
+              <w:t>1</w:t>
+            </w:r>
+          </w:p>
+        </w:tc>
+        <w:tc>
+          <w:tcPr>
+            <w:tcW w:w="1377" w:type="dxa"/>
+          </w:tcPr>
+          <w:p>
+            <w:pPr>
+              <w:pStyle w:val="p1"/>
+              <w:rPr>
+                <w:sz w:val="24"/>
+                <w:szCs w:val="24"/>
+              </w:rPr>
+            </w:pPr>
+            <w:r>
+              <w:rPr>
+                <w:sz w:val="24"/>
+                <w:szCs w:val="24"/>
+              </w:rPr>
+              <w:t>0.5</w:t>
+            </w:r>
+          </w:p>
+        </w:tc>
+      </w:tr>
+      <w:tr>
+        <w:tc>
+          <w:tcPr>
+            <w:tcW w:w="715" w:type="dxa"/>
+          </w:tcPr>
+          <w:p>
+            <w:pPr>
+              <w:pStyle w:val="p1"/>
+              <w:rPr>
+                <w:sz w:val="24"/>
+                <w:szCs w:val="24"/>
+              </w:rPr>
+            </w:pPr>
+            <w:r>
+              <w:rPr>
+                <w:sz w:val="24"/>
+                <w:szCs w:val="24"/>
+              </w:rPr>
+              <w:t>T</w:t>
+            </w:r>
+          </w:p>
+        </w:tc>
+        <w:tc>
+          <w:tcPr>
+            <w:tcW w:w="1170" w:type="dxa"/>
+          </w:tcPr>
+          <w:p>
+            <w:pPr>
+              <w:pStyle w:val="p1"/>
+              <w:rPr>
+                <w:sz w:val="24"/>
+                <w:szCs w:val="24"/>
+              </w:rPr>
+            </w:pPr>
+            <w:r>
+              <w:rPr>
+                <w:sz w:val="24"/>
+                <w:szCs w:val="24"/>
+              </w:rPr>
+              <w:t>0</w:t>
+            </w:r>
+          </w:p>
+        </w:tc>
+        <w:tc>
+          <w:tcPr>
+            <w:tcW w:w="1170" w:type="dxa"/>
+          </w:tcPr>
+          <w:p>
+            <w:pPr>
+              <w:pStyle w:val="p1"/>
+              <w:rPr>
+                <w:sz w:val="24"/>
+                <w:szCs w:val="24"/>
+              </w:rPr>
+            </w:pPr>
+            <w:r>
+              <w:rPr>
+                <w:sz w:val="24"/>
+                <w:szCs w:val="24"/>
+              </w:rPr>
+              <w:t>0</w:t>
+            </w:r>
+          </w:p>
+        </w:tc>
+        <w:tc>
+          <w:tcPr>
+            <w:tcW w:w="1377" w:type="dxa"/>
+          </w:tcPr>
+          <w:p>
+            <w:pPr>
+              <w:pStyle w:val="p1"/>
+              <w:rPr>
+                <w:sz w:val="24"/>
+                <w:szCs w:val="24"/>
+              </w:rPr>
+            </w:pPr>
+            <w:r>
+              <w:rPr>
+                <w:sz w:val="24"/>
+                <w:szCs w:val="24"/>
+              </w:rPr>
+              <w:t>0</w:t>
+            </w:r>
+          </w:p>
+        </w:tc>
+      </w:tr>
+      <w:tr>
+        <w:tc>
+          <w:tcPr>
+            <w:tcW w:w="715" w:type="dxa"/>
+          </w:tcPr>
+          <w:p>
+            <w:pPr>
+              <w:pStyle w:val="p1"/>
+              <w:rPr>
+                <w:sz w:val="24"/>
+                <w:szCs w:val="24"/>
+              </w:rPr>
+            </w:pPr>
+            <w:r>
+              <w:rPr>
+                <w:sz w:val="24"/>
+                <w:szCs w:val="24"/>
+              </w:rPr>
+              <w:t>G</w:t>
+            </w:r>
+          </w:p>
+        </w:tc>
+        <w:tc>
+          <w:tcPr>
+            <w:tcW w:w="1170" w:type="dxa"/>
+          </w:tcPr>
+          <w:p>
+            <w:pPr>
+              <w:pStyle w:val="p1"/>
+              <w:rPr>
+                <w:sz w:val="24"/>
+                <w:szCs w:val="24"/>
+              </w:rPr>
+            </w:pPr>
+            <w:r>
+              <w:rPr>
+                <w:sz w:val="24"/>
+                <w:szCs w:val="24"/>
+              </w:rPr>
+              <w:t>0</w:t>
+            </w:r>
+          </w:p>
+        </w:tc>
+        <w:tc>
+          <w:tcPr>
+            <w:tcW w:w="1170" w:type="dxa"/>
+          </w:tcPr>
+          <w:p>
+            <w:pPr>
+              <w:pStyle w:val="p1"/>
+              <w:rPr>
+                <w:sz w:val="24"/>
+                <w:szCs w:val="24"/>
+              </w:rPr>
+            </w:pPr>
+            <w:r>
+              <w:rPr>
+                <w:sz w:val="24"/>
+                <w:szCs w:val="24"/>
+              </w:rPr>
+              <w:t>0</w:t>
+            </w:r>
+          </w:p>
+        </w:tc>
+        <w:tc>
+          <w:tcPr>
+            <w:tcW w:w="1377" w:type="dxa"/>
+          </w:tcPr>
+          <w:p>
+            <w:pPr>
+              <w:pStyle w:val="p1"/>
+              <w:rPr>
+                <w:sz w:val="24"/>
+                <w:szCs w:val="24"/>
+              </w:rPr>
+            </w:pPr>
+            <w:r>
+              <w:rPr>
+                <w:sz w:val="24"/>
+                <w:szCs w:val="24"/>
+              </w:rPr>
+              <w:t>0</w:t>
+            </w:r>
+          </w:p>
+        </w:tc>
+      </w:tr>
+    </w:tbl>
+    <w:p>
+      <w:pPr>
+        <w:pStyle w:val="p1"/>
+        <w:rPr>
+          <w:sz w:val="24"/>
+          <w:szCs w:val="24"/>
+        </w:rPr>
+      </w:pPr>
+    </w:p>
+    <w:p>
+      <w:pPr>
+        <w:pStyle w:val="p1"/>
+        <w:rPr>
+          <w:sz w:val="24"/>
+          <w:szCs w:val="24"/>
+        </w:rPr>
+      </w:pPr>
+      <w:r>
+        <w:rPr>
+          <w:sz w:val="24"/>
+          <w:szCs w:val="24"/>
+        </w:rPr>
+        <w:t xml:space="preserve">In this case, the </w:t>
+      </w:r>
+      <w:r>
+        <w:rPr>
+          <w:sz w:val="24"/>
+          <w:szCs w:val="24"/>
+        </w:rPr>
+        <w:t xml:space="preserve">PIC under a uniform null was computed to be 1.0, meaning that 1 bit of information was conserved between these two indices (compared to a maximum </w:t>
+      </w:r>
+      <w:r>
+        <w:rPr>
+          <w:sz w:val="24"/>
+          <w:szCs w:val="24"/>
+        </w:rPr>
+        <w:t xml:space="preserve">possible </w:t>
+      </w:r>
+      <w:r>
+        <w:rPr>
+          <w:sz w:val="24"/>
+          <w:szCs w:val="24"/>
+        </w:rPr>
+        <w:t>of 2).</w:t>
+      </w:r>
+      <w:r>
+        <w:rPr>
+          <w:sz w:val="24"/>
+          <w:szCs w:val="24"/>
+        </w:rPr>
+        <w:t xml:space="preserve"> However, the consensus of the two indices (</w:t>
+      </w:r>
+      <w:r>
+        <w:rPr>
+          <w:sz w:val="24"/>
+          <w:szCs w:val="24"/>
+        </w:rPr>
+        <w:t xml:space="preserve">i.e., the most </w:t>
+      </w:r>
+      <w:r>
+        <w:rPr>
+          <w:sz w:val="24"/>
+          <w:szCs w:val="24"/>
+        </w:rPr>
+        <w:t xml:space="preserve">probable </w:t>
+      </w:r>
+      <w:r>
+        <w:rPr>
+          <w:sz w:val="24"/>
+          <w:szCs w:val="24"/>
+        </w:rPr>
+        <w:t>nucleotides at position</w:t>
+      </w:r>
+      <w:r>
+        <w:rPr>
+          <w:sz w:val="24"/>
+          <w:szCs w:val="24"/>
+        </w:rPr>
+        <w:t>s</w:t>
+      </w:r>
+      <w:r>
+        <w:rPr>
+          <w:sz w:val="24"/>
+          <w:szCs w:val="24"/>
+        </w:rPr>
+        <w:t xml:space="preserve"> 3 and 9, which are </w:t>
+      </w:r>
+      <w:r>
+        <w:rPr>
+          <w:sz w:val="24"/>
+          <w:szCs w:val="24"/>
+        </w:rPr>
+        <w:t>A and C</w:t>
+      </w:r>
+      <w:r>
+        <w:rPr>
+          <w:sz w:val="24"/>
+          <w:szCs w:val="24"/>
+        </w:rPr>
+        <w:t xml:space="preserve"> respectively</w:t>
+      </w:r>
+      <w:r>
+        <w:rPr>
+          <w:sz w:val="24"/>
+          <w:szCs w:val="24"/>
+        </w:rPr>
+        <w:t>) impl</w:t>
+      </w:r>
+      <w:r>
+        <w:rPr>
+          <w:sz w:val="24"/>
+          <w:szCs w:val="24"/>
+        </w:rPr>
+        <w:t xml:space="preserve">ies </w:t>
+      </w:r>
+      <w:r>
+        <w:rPr>
+          <w:sz w:val="24"/>
+          <w:szCs w:val="24"/>
+        </w:rPr>
+        <w:t xml:space="preserve">neither a direct repeat relationship (which </w:t>
+      </w:r>
+      <w:r>
+        <w:rPr>
+          <w:sz w:val="24"/>
+          <w:szCs w:val="24"/>
+        </w:rPr>
+        <w:t>c</w:t>
+      </w:r>
+      <w:r>
+        <w:rPr>
+          <w:sz w:val="24"/>
+          <w:szCs w:val="24"/>
+        </w:rPr>
+        <w:t>ould be either A,</w:t>
+      </w:r>
+      <w:r>
+        <w:rPr>
+          <w:sz w:val="24"/>
+          <w:szCs w:val="24"/>
+        </w:rPr>
+        <w:t xml:space="preserve"> </w:t>
+      </w:r>
+      <w:r>
+        <w:rPr>
+          <w:sz w:val="24"/>
+          <w:szCs w:val="24"/>
+        </w:rPr>
+        <w:t>A or C,</w:t>
+      </w:r>
+      <w:r>
+        <w:rPr>
+          <w:sz w:val="24"/>
+          <w:szCs w:val="24"/>
+        </w:rPr>
+        <w:t xml:space="preserve"> </w:t>
+      </w:r>
+      <w:r>
+        <w:rPr>
+          <w:sz w:val="24"/>
+          <w:szCs w:val="24"/>
+        </w:rPr>
+        <w:t xml:space="preserve">C) nor a palindromic one (A and T). </w:t>
+      </w:r>
+    </w:p>
+    <w:p>
+      <w:pPr>
+        <w:pStyle w:val="p1"/>
+        <w:rPr>
+          <w:sz w:val="24"/>
+          <w:szCs w:val="24"/>
+        </w:rPr>
+      </w:pPr>
+    </w:p>
+    <w:p>
+      <w:pPr>
+        <w:pStyle w:val="p1"/>
+        <w:rPr>
+          <w:sz w:val="24"/>
+          <w:szCs w:val="24"/>
+        </w:rPr>
+      </w:pPr>
+      <w:r>
+        <w:rPr>
+          <w:sz w:val="24"/>
+          <w:szCs w:val="24"/>
+        </w:rPr>
+        <w:t>Hence, we should apply a penalty for the PIC</w:t>
+      </w:r>
+      <w:r>
+        <w:rPr>
+          <w:sz w:val="24"/>
+          <w:szCs w:val="24"/>
+        </w:rPr>
+        <w:t xml:space="preserve"> to denote that this is not a helpful observation for the direct or inverse pattern search</w:t>
+      </w:r>
+      <w:r>
+        <w:rPr>
+          <w:sz w:val="24"/>
+          <w:szCs w:val="24"/>
+        </w:rPr>
+        <w:t>.</w:t>
+      </w:r>
+      <w:r>
+        <w:rPr>
+          <w:sz w:val="24"/>
+          <w:szCs w:val="24"/>
+        </w:rPr>
+        <w:t xml:space="preserve"> </w:t>
+      </w:r>
+      <w:r>
+        <w:rPr>
+          <w:sz w:val="24"/>
+          <w:szCs w:val="24"/>
+        </w:rPr>
         <w:t>T</w:t>
       </w:r>
       <w:r>
@@ -7399,21 +10647,71 @@
           <w:sz w:val="24"/>
           <w:szCs w:val="24"/>
         </w:rPr>
-        <w:t>wo sources</w:t>
-      </w:r>
-      <w:r>
-        <w:rPr>
-          <w:sz w:val="24"/>
-          <w:szCs w:val="24"/>
-        </w:rPr>
-        <w:t xml:space="preserve"> for data</w:t>
-      </w:r>
-      <w:r>
-        <w:rPr>
-          <w:sz w:val="24"/>
-          <w:szCs w:val="24"/>
-        </w:rPr>
-        <w:t xml:space="preserve">: </w:t>
+        <w:t xml:space="preserve">he Pearson correlation </w:t>
+      </w:r>
+      <w:r>
+        <w:rPr>
+          <w:sz w:val="24"/>
+          <w:szCs w:val="24"/>
+        </w:rPr>
+        <w:t xml:space="preserve">was eliminated as a standalone measure as it fails for situations where both members of comparison are uniform, </w:t>
+      </w:r>
+      <w:r>
+        <w:rPr>
+          <w:sz w:val="24"/>
+          <w:szCs w:val="24"/>
+        </w:rPr>
+        <w:t xml:space="preserve">nor </w:t>
+      </w:r>
+      <w:r>
+        <w:rPr>
+          <w:sz w:val="24"/>
+          <w:szCs w:val="24"/>
+        </w:rPr>
+        <w:t xml:space="preserve">was the </w:t>
+      </w:r>
+      <w:r>
+        <w:rPr>
+          <w:sz w:val="24"/>
+          <w:szCs w:val="24"/>
+        </w:rPr>
+        <w:t xml:space="preserve">KL appropriate </w:t>
+      </w:r>
+      <w:r>
+        <w:rPr>
+          <w:sz w:val="24"/>
+          <w:szCs w:val="24"/>
+        </w:rPr>
+        <w:t xml:space="preserve">due to </w:t>
+      </w:r>
+      <w:r>
+        <w:rPr>
+          <w:sz w:val="24"/>
+          <w:szCs w:val="24"/>
+        </w:rPr>
+        <w:t xml:space="preserve">its asymmetry </w:t>
+      </w:r>
+      <w:r>
+        <w:rPr>
+          <w:sz w:val="24"/>
+          <w:szCs w:val="24"/>
+        </w:rPr>
+        <w:t>resulting in two drastically different measures of divergence. The JSD alone has the same disadvantage as the Pearson for the same reasons, but it is bounded from 0 to 1, which is advantageous as a penalty as it aligns with the nonzero 0 to 2 range of the PIC.</w:t>
+      </w:r>
+      <w:r>
+        <w:rPr>
+          <w:sz w:val="24"/>
+          <w:szCs w:val="24"/>
+        </w:rPr>
+        <w:t xml:space="preserve"> Using </w:t>
+      </w:r>
+      <w:r>
+        <w:rPr>
+          <w:sz w:val="24"/>
+          <w:szCs w:val="24"/>
+        </w:rPr>
+        <w:lastRenderedPageBreak/>
+        <w:t xml:space="preserve">the Pearson as either an additive or subtractive penalty for the PIC would require special handling of the signs. </w:t>
       </w:r>
     </w:p>
     <w:p>
@@ -7425,68 +10723,1787 @@
         </w:rPr>
       </w:pPr>
     </w:p>
+    <w:tbl>
+      <w:tblPr>
+        <w:tblW w:w="9633" w:type="dxa"/>
+        <w:tblInd w:w="-369" w:type="dxa"/>
+        <w:tblCellMar>
+          <w:left w:w="0" w:type="dxa"/>
+          <w:right w:w="0" w:type="dxa"/>
+        </w:tblCellMar>
+        <w:tblLook w:val="0420" w:firstRow="1" w:lastRow="0" w:firstColumn="0" w:lastColumn="0" w:noHBand="0" w:noVBand="1"/>
+      </w:tblPr>
+      <w:tblGrid>
+        <w:gridCol w:w="1349"/>
+        <w:gridCol w:w="1477"/>
+        <w:gridCol w:w="912"/>
+        <w:gridCol w:w="1176"/>
+        <w:gridCol w:w="755"/>
+        <w:gridCol w:w="810"/>
+        <w:gridCol w:w="1350"/>
+        <w:gridCol w:w="1804"/>
+      </w:tblGrid>
+      <w:tr>
+        <w:trPr>
+          <w:trHeight w:val="1437"/>
+        </w:trPr>
+        <w:tc>
+          <w:tcPr>
+            <w:tcW w:w="1349" w:type="dxa"/>
+            <w:tcBorders>
+              <w:top w:val="single" w:sz="8" w:space="0" w:color="FFFFFF"/>
+              <w:left w:val="single" w:sz="8" w:space="0" w:color="FFFFFF"/>
+              <w:bottom w:val="single" w:sz="24" w:space="0" w:color="FFFFFF"/>
+              <w:right w:val="single" w:sz="8" w:space="0" w:color="FFFFFF"/>
+            </w:tcBorders>
+            <w:shd w:val="clear" w:color="auto" w:fill="156082"/>
+            <w:tcMar>
+              <w:top w:w="72" w:type="dxa"/>
+              <w:left w:w="144" w:type="dxa"/>
+              <w:bottom w:w="72" w:type="dxa"/>
+              <w:right w:w="144" w:type="dxa"/>
+            </w:tcMar>
+            <w:hideMark/>
+          </w:tcPr>
+          <w:p>
+            <w:pPr>
+              <w:spacing w:after="0" w:line="240" w:lineRule="auto"/>
+              <w:rPr>
+                <w:rFonts w:ascii="Aptos" w:eastAsia="Times New Roman" w:hAnsi="Aptos" w:cs="Arial"/>
+                <w:sz w:val="24"/>
+                <w:szCs w:val="24"/>
+                <w:lang w:val="en-US" w:eastAsia="ko-KR"/>
+              </w:rPr>
+            </w:pPr>
+            <w:r>
+              <w:rPr>
+                <w:rFonts w:ascii="Aptos" w:eastAsia="Times New Roman" w:hAnsi="Aptos" w:cs="Arial"/>
+                <w:b/>
+                <w:bCs/>
+                <w:color w:val="FFFFFF"/>
+                <w:kern w:val="24"/>
+                <w:sz w:val="24"/>
+                <w:szCs w:val="24"/>
+                <w:lang w:val="en-US" w:eastAsia="ko-KR"/>
+              </w:rPr>
+              <w:t xml:space="preserve">Index </w:t>
+            </w:r>
+            <w:r>
+              <w:rPr>
+                <w:rFonts w:ascii="Aptos" w:eastAsia="Times New Roman" w:hAnsi="Aptos" w:cs="Arial"/>
+                <w:b/>
+                <w:bCs/>
+                <w:color w:val="FFFFFF"/>
+                <w:kern w:val="24"/>
+                <w:sz w:val="24"/>
+                <w:szCs w:val="24"/>
+                <w:lang w:val="en-US" w:eastAsia="ko-KR"/>
+              </w:rPr>
+              <w:t>Pairs</w:t>
+            </w:r>
+            <w:r>
+              <w:rPr>
+                <w:rFonts w:ascii="Aptos" w:eastAsia="Times New Roman" w:hAnsi="Aptos" w:cs="Arial"/>
+                <w:b/>
+                <w:bCs/>
+                <w:color w:val="FFFFFF"/>
+                <w:kern w:val="24"/>
+                <w:sz w:val="24"/>
+                <w:szCs w:val="24"/>
+                <w:lang w:val="en-US" w:eastAsia="ko-KR"/>
+              </w:rPr>
+              <w:t xml:space="preserve"> in Simple Example</w:t>
+            </w:r>
+          </w:p>
+        </w:tc>
+        <w:tc>
+          <w:tcPr>
+            <w:tcW w:w="1477" w:type="dxa"/>
+            <w:tcBorders>
+              <w:top w:val="single" w:sz="8" w:space="0" w:color="FFFFFF"/>
+              <w:left w:val="single" w:sz="8" w:space="0" w:color="FFFFFF"/>
+              <w:bottom w:val="single" w:sz="24" w:space="0" w:color="FFFFFF"/>
+              <w:right w:val="single" w:sz="8" w:space="0" w:color="FFFFFF"/>
+            </w:tcBorders>
+            <w:shd w:val="clear" w:color="auto" w:fill="156082"/>
+            <w:tcMar>
+              <w:top w:w="72" w:type="dxa"/>
+              <w:left w:w="144" w:type="dxa"/>
+              <w:bottom w:w="72" w:type="dxa"/>
+              <w:right w:w="144" w:type="dxa"/>
+            </w:tcMar>
+            <w:hideMark/>
+          </w:tcPr>
+          <w:p>
+            <w:pPr>
+              <w:spacing w:after="0" w:line="240" w:lineRule="auto"/>
+              <w:rPr>
+                <w:rFonts w:ascii="Aptos" w:eastAsia="Times New Roman" w:hAnsi="Aptos" w:cs="Arial"/>
+                <w:sz w:val="24"/>
+                <w:szCs w:val="24"/>
+                <w:lang w:val="en-US" w:eastAsia="ko-KR"/>
+              </w:rPr>
+            </w:pPr>
+            <w:r>
+              <w:rPr>
+                <w:rFonts w:ascii="Aptos" w:eastAsia="Times New Roman" w:hAnsi="Aptos" w:cs="Arial"/>
+                <w:b/>
+                <w:bCs/>
+                <w:color w:val="FFFFFF"/>
+                <w:kern w:val="24"/>
+                <w:sz w:val="24"/>
+                <w:szCs w:val="24"/>
+                <w:lang w:val="en-US" w:eastAsia="ko-KR"/>
+              </w:rPr>
+              <w:t>Scenario</w:t>
+            </w:r>
+            <w:r>
+              <w:rPr>
+                <w:rFonts w:ascii="Aptos" w:eastAsia="Times New Roman" w:hAnsi="Aptos" w:cs="Arial"/>
+                <w:b/>
+                <w:bCs/>
+                <w:color w:val="FFFFFF"/>
+                <w:kern w:val="24"/>
+                <w:sz w:val="24"/>
+                <w:szCs w:val="24"/>
+                <w:lang w:val="en-US" w:eastAsia="ko-KR"/>
+              </w:rPr>
+              <w:t>s</w:t>
+            </w:r>
+          </w:p>
+        </w:tc>
+        <w:tc>
+          <w:tcPr>
+            <w:tcW w:w="912" w:type="dxa"/>
+            <w:tcBorders>
+              <w:top w:val="single" w:sz="8" w:space="0" w:color="FFFFFF"/>
+              <w:left w:val="single" w:sz="8" w:space="0" w:color="FFFFFF"/>
+              <w:bottom w:val="single" w:sz="24" w:space="0" w:color="FFFFFF"/>
+              <w:right w:val="single" w:sz="8" w:space="0" w:color="FFFFFF"/>
+            </w:tcBorders>
+            <w:shd w:val="clear" w:color="auto" w:fill="156082"/>
+            <w:tcMar>
+              <w:top w:w="72" w:type="dxa"/>
+              <w:left w:w="144" w:type="dxa"/>
+              <w:bottom w:w="72" w:type="dxa"/>
+              <w:right w:w="144" w:type="dxa"/>
+            </w:tcMar>
+            <w:hideMark/>
+          </w:tcPr>
+          <w:p>
+            <w:pPr>
+              <w:spacing w:after="0" w:line="240" w:lineRule="auto"/>
+              <w:rPr>
+                <w:rFonts w:ascii="Aptos" w:eastAsia="Times New Roman" w:hAnsi="Aptos" w:cs="Arial"/>
+                <w:sz w:val="24"/>
+                <w:szCs w:val="24"/>
+                <w:lang w:val="en-US" w:eastAsia="ko-KR"/>
+              </w:rPr>
+            </w:pPr>
+            <w:r>
+              <w:rPr>
+                <w:rFonts w:ascii="Aptos" w:eastAsia="Times New Roman" w:hAnsi="Aptos" w:cs="Arial"/>
+                <w:b/>
+                <w:bCs/>
+                <w:color w:val="FFFFFF"/>
+                <w:kern w:val="24"/>
+                <w:sz w:val="24"/>
+                <w:szCs w:val="24"/>
+                <w:lang w:val="en-US" w:eastAsia="ko-KR"/>
+              </w:rPr>
+              <w:t>KL</w:t>
+            </w:r>
+          </w:p>
+        </w:tc>
+        <w:tc>
+          <w:tcPr>
+            <w:tcW w:w="1176" w:type="dxa"/>
+            <w:tcBorders>
+              <w:top w:val="single" w:sz="8" w:space="0" w:color="FFFFFF"/>
+              <w:left w:val="single" w:sz="8" w:space="0" w:color="FFFFFF"/>
+              <w:bottom w:val="single" w:sz="24" w:space="0" w:color="FFFFFF"/>
+              <w:right w:val="single" w:sz="8" w:space="0" w:color="FFFFFF"/>
+            </w:tcBorders>
+            <w:shd w:val="clear" w:color="auto" w:fill="156082"/>
+            <w:tcMar>
+              <w:top w:w="72" w:type="dxa"/>
+              <w:left w:w="144" w:type="dxa"/>
+              <w:bottom w:w="72" w:type="dxa"/>
+              <w:right w:w="144" w:type="dxa"/>
+            </w:tcMar>
+            <w:hideMark/>
+          </w:tcPr>
+          <w:p>
+            <w:pPr>
+              <w:spacing w:after="0" w:line="240" w:lineRule="auto"/>
+              <w:rPr>
+                <w:rFonts w:ascii="Aptos" w:eastAsia="Times New Roman" w:hAnsi="Aptos" w:cs="Arial"/>
+                <w:sz w:val="24"/>
+                <w:szCs w:val="24"/>
+                <w:lang w:val="en-US" w:eastAsia="ko-KR"/>
+              </w:rPr>
+            </w:pPr>
+            <w:r>
+              <w:rPr>
+                <w:rFonts w:ascii="Aptos" w:eastAsia="Times New Roman" w:hAnsi="Aptos" w:cs="Arial"/>
+                <w:b/>
+                <w:bCs/>
+                <w:color w:val="FFFFFF"/>
+                <w:kern w:val="24"/>
+                <w:sz w:val="24"/>
+                <w:szCs w:val="24"/>
+                <w:lang w:val="en-US" w:eastAsia="ko-KR"/>
+              </w:rPr>
+              <w:t>Pearson</w:t>
+            </w:r>
+          </w:p>
+        </w:tc>
+        <w:tc>
+          <w:tcPr>
+            <w:tcW w:w="755" w:type="dxa"/>
+            <w:tcBorders>
+              <w:top w:val="single" w:sz="8" w:space="0" w:color="FFFFFF"/>
+              <w:left w:val="single" w:sz="8" w:space="0" w:color="FFFFFF"/>
+              <w:bottom w:val="single" w:sz="24" w:space="0" w:color="FFFFFF"/>
+              <w:right w:val="single" w:sz="8" w:space="0" w:color="FFFFFF"/>
+            </w:tcBorders>
+            <w:shd w:val="clear" w:color="auto" w:fill="156082"/>
+            <w:tcMar>
+              <w:top w:w="72" w:type="dxa"/>
+              <w:left w:w="144" w:type="dxa"/>
+              <w:bottom w:w="72" w:type="dxa"/>
+              <w:right w:w="144" w:type="dxa"/>
+            </w:tcMar>
+            <w:hideMark/>
+          </w:tcPr>
+          <w:p>
+            <w:pPr>
+              <w:spacing w:after="0" w:line="240" w:lineRule="auto"/>
+              <w:rPr>
+                <w:rFonts w:ascii="Aptos" w:eastAsia="Times New Roman" w:hAnsi="Aptos" w:cs="Arial"/>
+                <w:sz w:val="24"/>
+                <w:szCs w:val="24"/>
+                <w:lang w:val="en-US" w:eastAsia="ko-KR"/>
+              </w:rPr>
+            </w:pPr>
+            <w:r>
+              <w:rPr>
+                <w:rFonts w:ascii="Aptos" w:eastAsia="Times New Roman" w:hAnsi="Aptos" w:cs="Arial"/>
+                <w:b/>
+                <w:bCs/>
+                <w:color w:val="FFFFFF"/>
+                <w:kern w:val="24"/>
+                <w:sz w:val="24"/>
+                <w:szCs w:val="24"/>
+                <w:lang w:val="en-US" w:eastAsia="ko-KR"/>
+              </w:rPr>
+              <w:t>JSD</w:t>
+            </w:r>
+          </w:p>
+        </w:tc>
+        <w:tc>
+          <w:tcPr>
+            <w:tcW w:w="810" w:type="dxa"/>
+            <w:tcBorders>
+              <w:top w:val="single" w:sz="8" w:space="0" w:color="FFFFFF"/>
+              <w:left w:val="single" w:sz="8" w:space="0" w:color="FFFFFF"/>
+              <w:bottom w:val="single" w:sz="24" w:space="0" w:color="FFFFFF"/>
+              <w:right w:val="single" w:sz="8" w:space="0" w:color="FFFFFF"/>
+            </w:tcBorders>
+            <w:shd w:val="clear" w:color="auto" w:fill="156082"/>
+            <w:tcMar>
+              <w:top w:w="72" w:type="dxa"/>
+              <w:left w:w="144" w:type="dxa"/>
+              <w:bottom w:w="72" w:type="dxa"/>
+              <w:right w:w="144" w:type="dxa"/>
+            </w:tcMar>
+            <w:hideMark/>
+          </w:tcPr>
+          <w:p>
+            <w:pPr>
+              <w:spacing w:after="0" w:line="240" w:lineRule="auto"/>
+              <w:rPr>
+                <w:rFonts w:ascii="Aptos" w:eastAsia="Times New Roman" w:hAnsi="Aptos" w:cs="Arial"/>
+                <w:b/>
+                <w:bCs/>
+                <w:sz w:val="24"/>
+                <w:szCs w:val="24"/>
+                <w:lang w:val="en-US" w:eastAsia="ko-KR"/>
+              </w:rPr>
+            </w:pPr>
+            <w:r>
+              <w:rPr>
+                <w:rFonts w:ascii="Aptos" w:eastAsia="Times New Roman" w:hAnsi="Aptos" w:cs="Arial"/>
+                <w:b/>
+                <w:bCs/>
+                <w:color w:val="FFFFFF" w:themeColor="background1"/>
+                <w:sz w:val="24"/>
+                <w:szCs w:val="24"/>
+                <w:lang w:val="en-US" w:eastAsia="ko-KR"/>
+              </w:rPr>
+              <w:t>PIC</w:t>
+            </w:r>
+          </w:p>
+        </w:tc>
+        <w:tc>
+          <w:tcPr>
+            <w:tcW w:w="1350" w:type="dxa"/>
+            <w:tcBorders>
+              <w:top w:val="single" w:sz="8" w:space="0" w:color="FFFFFF"/>
+              <w:left w:val="single" w:sz="8" w:space="0" w:color="FFFFFF"/>
+              <w:bottom w:val="single" w:sz="24" w:space="0" w:color="FFFFFF"/>
+              <w:right w:val="single" w:sz="8" w:space="0" w:color="FFFFFF"/>
+            </w:tcBorders>
+            <w:shd w:val="clear" w:color="auto" w:fill="156082"/>
+            <w:tcMar>
+              <w:top w:w="72" w:type="dxa"/>
+              <w:left w:w="144" w:type="dxa"/>
+              <w:bottom w:w="72" w:type="dxa"/>
+              <w:right w:w="144" w:type="dxa"/>
+            </w:tcMar>
+            <w:hideMark/>
+          </w:tcPr>
+          <w:p>
+            <w:pPr>
+              <w:spacing w:after="0" w:line="240" w:lineRule="auto"/>
+              <w:rPr>
+                <w:rFonts w:ascii="Aptos" w:eastAsia="Times New Roman" w:hAnsi="Aptos" w:cs="Arial"/>
+                <w:sz w:val="24"/>
+                <w:szCs w:val="24"/>
+                <w:lang w:val="en-US" w:eastAsia="ko-KR"/>
+              </w:rPr>
+            </w:pPr>
+            <w:r>
+              <w:rPr>
+                <w:rFonts w:ascii="Aptos" w:eastAsia="Times New Roman" w:hAnsi="Aptos" w:cs="Arial"/>
+                <w:b/>
+                <w:bCs/>
+                <w:color w:val="FFFFFF"/>
+                <w:kern w:val="24"/>
+                <w:sz w:val="24"/>
+                <w:szCs w:val="24"/>
+                <w:lang w:val="en-US" w:eastAsia="ko-KR"/>
+              </w:rPr>
+              <w:t>P</w:t>
+            </w:r>
+            <w:r>
+              <w:rPr>
+                <w:rFonts w:ascii="Aptos" w:eastAsia="Times New Roman" w:hAnsi="Aptos" w:cs="Arial"/>
+                <w:b/>
+                <w:bCs/>
+                <w:color w:val="FFFFFF"/>
+                <w:kern w:val="24"/>
+                <w:sz w:val="24"/>
+                <w:szCs w:val="24"/>
+                <w:lang w:val="en-US" w:eastAsia="ko-KR"/>
+              </w:rPr>
+              <w:t>IC – JSD</w:t>
+            </w:r>
+          </w:p>
+        </w:tc>
+        <w:tc>
+          <w:tcPr>
+            <w:tcW w:w="1804" w:type="dxa"/>
+            <w:tcBorders>
+              <w:top w:val="single" w:sz="8" w:space="0" w:color="FFFFFF"/>
+              <w:left w:val="single" w:sz="8" w:space="0" w:color="FFFFFF"/>
+              <w:bottom w:val="single" w:sz="24" w:space="0" w:color="FFFFFF"/>
+              <w:right w:val="single" w:sz="8" w:space="0" w:color="FFFFFF"/>
+            </w:tcBorders>
+            <w:shd w:val="clear" w:color="auto" w:fill="156082"/>
+            <w:tcMar>
+              <w:top w:w="72" w:type="dxa"/>
+              <w:left w:w="144" w:type="dxa"/>
+              <w:bottom w:w="72" w:type="dxa"/>
+              <w:right w:w="144" w:type="dxa"/>
+            </w:tcMar>
+            <w:hideMark/>
+          </w:tcPr>
+          <w:p>
+            <w:pPr>
+              <w:spacing w:after="0" w:line="240" w:lineRule="auto"/>
+              <w:rPr>
+                <w:rFonts w:ascii="Aptos" w:eastAsia="Times New Roman" w:hAnsi="Aptos" w:cs="Arial"/>
+                <w:sz w:val="24"/>
+                <w:szCs w:val="24"/>
+                <w:lang w:val="en-US" w:eastAsia="ko-KR"/>
+              </w:rPr>
+            </w:pPr>
+            <w:r>
+              <w:rPr>
+                <w:rFonts w:ascii="Aptos" w:eastAsia="Times New Roman" w:hAnsi="Aptos" w:cs="Arial"/>
+                <w:b/>
+                <w:bCs/>
+                <w:color w:val="FFFFFF"/>
+                <w:kern w:val="24"/>
+                <w:sz w:val="24"/>
+                <w:szCs w:val="24"/>
+                <w:lang w:val="en-US" w:eastAsia="ko-KR"/>
+              </w:rPr>
+              <w:t>P</w:t>
+            </w:r>
+            <w:r>
+              <w:rPr>
+                <w:rFonts w:ascii="Aptos" w:eastAsia="Times New Roman" w:hAnsi="Aptos" w:cs="Arial"/>
+                <w:b/>
+                <w:bCs/>
+                <w:color w:val="FFFFFF"/>
+                <w:kern w:val="24"/>
+                <w:sz w:val="24"/>
+                <w:szCs w:val="24"/>
+                <w:lang w:val="en-US" w:eastAsia="ko-KR"/>
+              </w:rPr>
+              <w:t>IC * Pearson</w:t>
+            </w:r>
+          </w:p>
+        </w:tc>
+      </w:tr>
+      <w:tr>
+        <w:trPr>
+          <w:trHeight w:val="577"/>
+        </w:trPr>
+        <w:tc>
+          <w:tcPr>
+            <w:tcW w:w="1349" w:type="dxa"/>
+            <w:tcBorders>
+              <w:top w:val="single" w:sz="24" w:space="0" w:color="FFFFFF"/>
+              <w:left w:val="single" w:sz="8" w:space="0" w:color="FFFFFF"/>
+              <w:bottom w:val="single" w:sz="8" w:space="0" w:color="FFFFFF"/>
+              <w:right w:val="single" w:sz="8" w:space="0" w:color="FFFFFF"/>
+            </w:tcBorders>
+            <w:shd w:val="clear" w:color="auto" w:fill="CCD2D8"/>
+            <w:tcMar>
+              <w:top w:w="72" w:type="dxa"/>
+              <w:left w:w="144" w:type="dxa"/>
+              <w:bottom w:w="72" w:type="dxa"/>
+              <w:right w:w="144" w:type="dxa"/>
+            </w:tcMar>
+            <w:hideMark/>
+          </w:tcPr>
+          <w:p>
+            <w:pPr>
+              <w:spacing w:after="0" w:line="240" w:lineRule="auto"/>
+              <w:rPr>
+                <w:rFonts w:ascii="Arial" w:eastAsia="Times New Roman" w:hAnsi="Arial" w:cs="Arial"/>
+                <w:sz w:val="24"/>
+                <w:szCs w:val="24"/>
+                <w:lang w:val="en-US" w:eastAsia="ko-KR"/>
+              </w:rPr>
+            </w:pPr>
+          </w:p>
+        </w:tc>
+        <w:tc>
+          <w:tcPr>
+            <w:tcW w:w="1477" w:type="dxa"/>
+            <w:tcBorders>
+              <w:top w:val="single" w:sz="24" w:space="0" w:color="FFFFFF"/>
+              <w:left w:val="single" w:sz="8" w:space="0" w:color="FFFFFF"/>
+              <w:bottom w:val="single" w:sz="8" w:space="0" w:color="FFFFFF"/>
+              <w:right w:val="single" w:sz="8" w:space="0" w:color="FFFFFF"/>
+            </w:tcBorders>
+            <w:shd w:val="clear" w:color="auto" w:fill="CCD2D8"/>
+            <w:tcMar>
+              <w:top w:w="72" w:type="dxa"/>
+              <w:left w:w="144" w:type="dxa"/>
+              <w:bottom w:w="72" w:type="dxa"/>
+              <w:right w:w="144" w:type="dxa"/>
+            </w:tcMar>
+            <w:hideMark/>
+          </w:tcPr>
+          <w:p>
+            <w:pPr>
+              <w:spacing w:after="0" w:line="240" w:lineRule="auto"/>
+              <w:rPr>
+                <w:rFonts w:ascii="Arial" w:eastAsia="Times New Roman" w:hAnsi="Arial" w:cs="Arial"/>
+                <w:sz w:val="24"/>
+                <w:szCs w:val="24"/>
+                <w:lang w:val="en-US" w:eastAsia="ko-KR"/>
+              </w:rPr>
+            </w:pPr>
+            <w:r>
+              <w:rPr>
+                <w:rFonts w:ascii="Aptos" w:eastAsia="Times New Roman" w:hAnsi="Aptos" w:cs="Arial"/>
+                <w:color w:val="000000"/>
+                <w:kern w:val="24"/>
+                <w:sz w:val="24"/>
+                <w:szCs w:val="24"/>
+                <w:lang w:val="en-US" w:eastAsia="ko-KR"/>
+              </w:rPr>
+              <w:t>No IC  + strongly correlated</w:t>
+            </w:r>
+          </w:p>
+        </w:tc>
+        <w:tc>
+          <w:tcPr>
+            <w:tcW w:w="912" w:type="dxa"/>
+            <w:tcBorders>
+              <w:top w:val="single" w:sz="24" w:space="0" w:color="FFFFFF"/>
+              <w:left w:val="single" w:sz="8" w:space="0" w:color="FFFFFF"/>
+              <w:bottom w:val="single" w:sz="8" w:space="0" w:color="FFFFFF"/>
+              <w:right w:val="single" w:sz="8" w:space="0" w:color="FFFFFF"/>
+            </w:tcBorders>
+            <w:shd w:val="clear" w:color="auto" w:fill="CCD2D8"/>
+            <w:tcMar>
+              <w:top w:w="72" w:type="dxa"/>
+              <w:left w:w="144" w:type="dxa"/>
+              <w:bottom w:w="72" w:type="dxa"/>
+              <w:right w:w="144" w:type="dxa"/>
+            </w:tcMar>
+            <w:hideMark/>
+          </w:tcPr>
+          <w:p>
+            <w:pPr>
+              <w:spacing w:after="0" w:line="240" w:lineRule="auto"/>
+              <w:rPr>
+                <w:rFonts w:ascii="Arial" w:eastAsia="Times New Roman" w:hAnsi="Arial" w:cs="Arial"/>
+                <w:sz w:val="24"/>
+                <w:szCs w:val="24"/>
+                <w:lang w:val="en-US" w:eastAsia="ko-KR"/>
+              </w:rPr>
+            </w:pPr>
+            <w:r>
+              <w:rPr>
+                <w:rFonts w:ascii="Aptos" w:eastAsia="Times New Roman" w:hAnsi="Aptos" w:cs="Arial"/>
+                <w:color w:val="000000"/>
+                <w:kern w:val="24"/>
+                <w:sz w:val="24"/>
+                <w:szCs w:val="24"/>
+                <w:lang w:val="en-US" w:eastAsia="ko-KR"/>
+              </w:rPr>
+              <w:t>0</w:t>
+            </w:r>
+          </w:p>
+        </w:tc>
+        <w:tc>
+          <w:tcPr>
+            <w:tcW w:w="1176" w:type="dxa"/>
+            <w:tcBorders>
+              <w:top w:val="single" w:sz="24" w:space="0" w:color="FFFFFF"/>
+              <w:left w:val="single" w:sz="8" w:space="0" w:color="FFFFFF"/>
+              <w:bottom w:val="single" w:sz="8" w:space="0" w:color="FFFFFF"/>
+              <w:right w:val="single" w:sz="8" w:space="0" w:color="FFFFFF"/>
+            </w:tcBorders>
+            <w:shd w:val="clear" w:color="auto" w:fill="F6C6AD"/>
+            <w:tcMar>
+              <w:top w:w="72" w:type="dxa"/>
+              <w:left w:w="144" w:type="dxa"/>
+              <w:bottom w:w="72" w:type="dxa"/>
+              <w:right w:w="144" w:type="dxa"/>
+            </w:tcMar>
+            <w:hideMark/>
+          </w:tcPr>
+          <w:p>
+            <w:pPr>
+              <w:spacing w:after="0" w:line="240" w:lineRule="auto"/>
+              <w:rPr>
+                <w:rFonts w:ascii="Arial" w:eastAsia="Times New Roman" w:hAnsi="Arial" w:cs="Arial"/>
+                <w:sz w:val="24"/>
+                <w:szCs w:val="24"/>
+                <w:lang w:val="en-US" w:eastAsia="ko-KR"/>
+              </w:rPr>
+            </w:pPr>
+            <w:r>
+              <w:rPr>
+                <w:rFonts w:ascii="Aptos" w:eastAsia="Times New Roman" w:hAnsi="Aptos" w:cs="Arial"/>
+                <w:color w:val="000000"/>
+                <w:kern w:val="24"/>
+                <w:sz w:val="24"/>
+                <w:szCs w:val="24"/>
+                <w:lang w:val="en-US" w:eastAsia="ko-KR"/>
+              </w:rPr>
+              <w:t>1</w:t>
+            </w:r>
+          </w:p>
+        </w:tc>
+        <w:tc>
+          <w:tcPr>
+            <w:tcW w:w="755" w:type="dxa"/>
+            <w:tcBorders>
+              <w:top w:val="single" w:sz="24" w:space="0" w:color="FFFFFF"/>
+              <w:left w:val="single" w:sz="8" w:space="0" w:color="FFFFFF"/>
+              <w:bottom w:val="single" w:sz="8" w:space="0" w:color="FFFFFF"/>
+              <w:right w:val="single" w:sz="8" w:space="0" w:color="FFFFFF"/>
+            </w:tcBorders>
+            <w:shd w:val="clear" w:color="auto" w:fill="CCD2D8"/>
+            <w:tcMar>
+              <w:top w:w="72" w:type="dxa"/>
+              <w:left w:w="144" w:type="dxa"/>
+              <w:bottom w:w="72" w:type="dxa"/>
+              <w:right w:w="144" w:type="dxa"/>
+            </w:tcMar>
+            <w:hideMark/>
+          </w:tcPr>
+          <w:p>
+            <w:pPr>
+              <w:spacing w:after="0" w:line="240" w:lineRule="auto"/>
+              <w:rPr>
+                <w:rFonts w:ascii="Arial" w:eastAsia="Times New Roman" w:hAnsi="Arial" w:cs="Arial"/>
+                <w:sz w:val="24"/>
+                <w:szCs w:val="24"/>
+                <w:lang w:val="en-US" w:eastAsia="ko-KR"/>
+              </w:rPr>
+            </w:pPr>
+            <w:r>
+              <w:rPr>
+                <w:rFonts w:ascii="Aptos" w:eastAsia="Times New Roman" w:hAnsi="Aptos" w:cs="Arial"/>
+                <w:color w:val="000000"/>
+                <w:kern w:val="24"/>
+                <w:sz w:val="24"/>
+                <w:szCs w:val="24"/>
+                <w:lang w:val="en-US" w:eastAsia="ko-KR"/>
+              </w:rPr>
+              <w:t>0</w:t>
+            </w:r>
+          </w:p>
+        </w:tc>
+        <w:tc>
+          <w:tcPr>
+            <w:tcW w:w="810" w:type="dxa"/>
+            <w:tcBorders>
+              <w:top w:val="single" w:sz="24" w:space="0" w:color="FFFFFF"/>
+              <w:left w:val="single" w:sz="8" w:space="0" w:color="FFFFFF"/>
+              <w:bottom w:val="single" w:sz="8" w:space="0" w:color="FFFFFF"/>
+              <w:right w:val="single" w:sz="8" w:space="0" w:color="FFFFFF"/>
+            </w:tcBorders>
+            <w:shd w:val="clear" w:color="auto" w:fill="CCD2D8"/>
+            <w:tcMar>
+              <w:top w:w="72" w:type="dxa"/>
+              <w:left w:w="144" w:type="dxa"/>
+              <w:bottom w:w="72" w:type="dxa"/>
+              <w:right w:w="144" w:type="dxa"/>
+            </w:tcMar>
+            <w:hideMark/>
+          </w:tcPr>
+          <w:p>
+            <w:pPr>
+              <w:spacing w:after="0" w:line="240" w:lineRule="auto"/>
+              <w:rPr>
+                <w:rFonts w:ascii="Arial" w:eastAsia="Times New Roman" w:hAnsi="Arial" w:cs="Arial"/>
+                <w:sz w:val="24"/>
+                <w:szCs w:val="24"/>
+                <w:lang w:val="en-US" w:eastAsia="ko-KR"/>
+              </w:rPr>
+            </w:pPr>
+            <w:r>
+              <w:rPr>
+                <w:rFonts w:ascii="Aptos" w:eastAsia="Times New Roman" w:hAnsi="Aptos" w:cs="Arial"/>
+                <w:color w:val="000000"/>
+                <w:kern w:val="24"/>
+                <w:sz w:val="24"/>
+                <w:szCs w:val="24"/>
+                <w:lang w:val="en-US" w:eastAsia="ko-KR"/>
+              </w:rPr>
+              <w:t>0</w:t>
+            </w:r>
+          </w:p>
+        </w:tc>
+        <w:tc>
+          <w:tcPr>
+            <w:tcW w:w="1350" w:type="dxa"/>
+            <w:tcBorders>
+              <w:top w:val="single" w:sz="24" w:space="0" w:color="FFFFFF"/>
+              <w:left w:val="single" w:sz="8" w:space="0" w:color="FFFFFF"/>
+              <w:bottom w:val="single" w:sz="8" w:space="0" w:color="FFFFFF"/>
+              <w:right w:val="single" w:sz="8" w:space="0" w:color="FFFFFF"/>
+            </w:tcBorders>
+            <w:shd w:val="clear" w:color="auto" w:fill="CCD2D8"/>
+            <w:tcMar>
+              <w:top w:w="72" w:type="dxa"/>
+              <w:left w:w="144" w:type="dxa"/>
+              <w:bottom w:w="72" w:type="dxa"/>
+              <w:right w:w="144" w:type="dxa"/>
+            </w:tcMar>
+            <w:hideMark/>
+          </w:tcPr>
+          <w:p>
+            <w:pPr>
+              <w:spacing w:after="0" w:line="240" w:lineRule="auto"/>
+              <w:rPr>
+                <w:rFonts w:ascii="Arial" w:eastAsia="Times New Roman" w:hAnsi="Arial" w:cs="Arial"/>
+                <w:sz w:val="24"/>
+                <w:szCs w:val="24"/>
+                <w:lang w:val="en-US" w:eastAsia="ko-KR"/>
+              </w:rPr>
+            </w:pPr>
+            <w:r>
+              <w:rPr>
+                <w:rFonts w:ascii="Aptos" w:eastAsia="Times New Roman" w:hAnsi="Aptos" w:cs="Arial"/>
+                <w:color w:val="000000"/>
+                <w:kern w:val="24"/>
+                <w:sz w:val="24"/>
+                <w:szCs w:val="24"/>
+                <w:lang w:val="en-US" w:eastAsia="ko-KR"/>
+              </w:rPr>
+              <w:t>0</w:t>
+            </w:r>
+          </w:p>
+        </w:tc>
+        <w:tc>
+          <w:tcPr>
+            <w:tcW w:w="1804" w:type="dxa"/>
+            <w:tcBorders>
+              <w:top w:val="single" w:sz="24" w:space="0" w:color="FFFFFF"/>
+              <w:left w:val="single" w:sz="8" w:space="0" w:color="FFFFFF"/>
+              <w:bottom w:val="single" w:sz="8" w:space="0" w:color="FFFFFF"/>
+              <w:right w:val="single" w:sz="8" w:space="0" w:color="FFFFFF"/>
+            </w:tcBorders>
+            <w:shd w:val="clear" w:color="auto" w:fill="CCD2D8"/>
+            <w:tcMar>
+              <w:top w:w="72" w:type="dxa"/>
+              <w:left w:w="144" w:type="dxa"/>
+              <w:bottom w:w="72" w:type="dxa"/>
+              <w:right w:w="144" w:type="dxa"/>
+            </w:tcMar>
+            <w:hideMark/>
+          </w:tcPr>
+          <w:p>
+            <w:pPr>
+              <w:spacing w:after="0" w:line="240" w:lineRule="auto"/>
+              <w:rPr>
+                <w:rFonts w:ascii="Arial" w:eastAsia="Times New Roman" w:hAnsi="Arial" w:cs="Arial"/>
+                <w:sz w:val="24"/>
+                <w:szCs w:val="24"/>
+                <w:lang w:val="en-US" w:eastAsia="ko-KR"/>
+              </w:rPr>
+            </w:pPr>
+            <w:r>
+              <w:rPr>
+                <w:rFonts w:ascii="Aptos" w:eastAsia="Times New Roman" w:hAnsi="Aptos" w:cs="Arial"/>
+                <w:color w:val="000000"/>
+                <w:kern w:val="24"/>
+                <w:sz w:val="24"/>
+                <w:szCs w:val="24"/>
+                <w:lang w:val="en-US" w:eastAsia="ko-KR"/>
+              </w:rPr>
+              <w:t>0</w:t>
+            </w:r>
+          </w:p>
+        </w:tc>
+      </w:tr>
+      <w:tr>
+        <w:trPr>
+          <w:trHeight w:val="577"/>
+        </w:trPr>
+        <w:tc>
+          <w:tcPr>
+            <w:tcW w:w="1349" w:type="dxa"/>
+            <w:tcBorders>
+              <w:top w:val="single" w:sz="8" w:space="0" w:color="FFFFFF"/>
+              <w:left w:val="single" w:sz="8" w:space="0" w:color="FFFFFF"/>
+              <w:bottom w:val="single" w:sz="8" w:space="0" w:color="FFFFFF"/>
+              <w:right w:val="single" w:sz="8" w:space="0" w:color="FFFFFF"/>
+            </w:tcBorders>
+            <w:shd w:val="clear" w:color="auto" w:fill="E7EAED"/>
+            <w:tcMar>
+              <w:top w:w="72" w:type="dxa"/>
+              <w:left w:w="144" w:type="dxa"/>
+              <w:bottom w:w="72" w:type="dxa"/>
+              <w:right w:w="144" w:type="dxa"/>
+            </w:tcMar>
+            <w:hideMark/>
+          </w:tcPr>
+          <w:p>
+            <w:pPr>
+              <w:spacing w:after="0" w:line="240" w:lineRule="auto"/>
+              <w:rPr>
+                <w:rFonts w:ascii="Arial" w:eastAsia="Times New Roman" w:hAnsi="Arial" w:cs="Arial"/>
+                <w:sz w:val="24"/>
+                <w:szCs w:val="24"/>
+                <w:lang w:val="en-US" w:eastAsia="ko-KR"/>
+              </w:rPr>
+            </w:pPr>
+            <w:r>
+              <w:rPr>
+                <w:rFonts w:ascii="Aptos" w:eastAsia="Times New Roman" w:hAnsi="Aptos" w:cs="Arial"/>
+                <w:color w:val="000000"/>
+                <w:kern w:val="24"/>
+                <w:sz w:val="24"/>
+                <w:szCs w:val="24"/>
+                <w:lang w:val="en-US" w:eastAsia="ko-KR"/>
+              </w:rPr>
+              <w:t>3, 10</w:t>
+            </w:r>
+          </w:p>
+        </w:tc>
+        <w:tc>
+          <w:tcPr>
+            <w:tcW w:w="1477" w:type="dxa"/>
+            <w:tcBorders>
+              <w:top w:val="single" w:sz="8" w:space="0" w:color="FFFFFF"/>
+              <w:left w:val="single" w:sz="8" w:space="0" w:color="FFFFFF"/>
+              <w:bottom w:val="single" w:sz="8" w:space="0" w:color="FFFFFF"/>
+              <w:right w:val="single" w:sz="8" w:space="0" w:color="FFFFFF"/>
+            </w:tcBorders>
+            <w:shd w:val="clear" w:color="auto" w:fill="E7EAED"/>
+            <w:tcMar>
+              <w:top w:w="72" w:type="dxa"/>
+              <w:left w:w="144" w:type="dxa"/>
+              <w:bottom w:w="72" w:type="dxa"/>
+              <w:right w:w="144" w:type="dxa"/>
+            </w:tcMar>
+            <w:hideMark/>
+          </w:tcPr>
+          <w:p>
+            <w:pPr>
+              <w:spacing w:after="0" w:line="240" w:lineRule="auto"/>
+              <w:rPr>
+                <w:rFonts w:ascii="Arial" w:eastAsia="Times New Roman" w:hAnsi="Arial" w:cs="Arial"/>
+                <w:sz w:val="24"/>
+                <w:szCs w:val="24"/>
+                <w:lang w:val="en-US" w:eastAsia="ko-KR"/>
+              </w:rPr>
+            </w:pPr>
+            <w:r>
+              <w:rPr>
+                <w:rFonts w:ascii="Aptos" w:eastAsia="Times New Roman" w:hAnsi="Aptos" w:cs="Arial"/>
+                <w:color w:val="000000"/>
+                <w:kern w:val="24"/>
+                <w:sz w:val="24"/>
+                <w:szCs w:val="24"/>
+                <w:lang w:val="en-US" w:eastAsia="ko-KR"/>
+              </w:rPr>
+              <w:t>Full IC + strongly correlated</w:t>
+            </w:r>
+          </w:p>
+        </w:tc>
+        <w:tc>
+          <w:tcPr>
+            <w:tcW w:w="912" w:type="dxa"/>
+            <w:tcBorders>
+              <w:top w:val="single" w:sz="8" w:space="0" w:color="FFFFFF"/>
+              <w:left w:val="single" w:sz="8" w:space="0" w:color="FFFFFF"/>
+              <w:bottom w:val="single" w:sz="8" w:space="0" w:color="FFFFFF"/>
+              <w:right w:val="single" w:sz="8" w:space="0" w:color="FFFFFF"/>
+            </w:tcBorders>
+            <w:shd w:val="clear" w:color="auto" w:fill="E7EAED"/>
+            <w:tcMar>
+              <w:top w:w="72" w:type="dxa"/>
+              <w:left w:w="144" w:type="dxa"/>
+              <w:bottom w:w="72" w:type="dxa"/>
+              <w:right w:w="144" w:type="dxa"/>
+            </w:tcMar>
+            <w:hideMark/>
+          </w:tcPr>
+          <w:p>
+            <w:pPr>
+              <w:spacing w:after="0" w:line="240" w:lineRule="auto"/>
+              <w:rPr>
+                <w:rFonts w:ascii="Arial" w:eastAsia="Times New Roman" w:hAnsi="Arial" w:cs="Arial"/>
+                <w:sz w:val="24"/>
+                <w:szCs w:val="24"/>
+                <w:lang w:val="en-US" w:eastAsia="ko-KR"/>
+              </w:rPr>
+            </w:pPr>
+            <w:r>
+              <w:rPr>
+                <w:rFonts w:ascii="Aptos" w:eastAsia="Times New Roman" w:hAnsi="Aptos" w:cs="Arial"/>
+                <w:color w:val="000000"/>
+                <w:kern w:val="24"/>
+                <w:sz w:val="24"/>
+                <w:szCs w:val="24"/>
+                <w:lang w:val="en-US" w:eastAsia="ko-KR"/>
+              </w:rPr>
+              <w:t>0</w:t>
+            </w:r>
+          </w:p>
+        </w:tc>
+        <w:tc>
+          <w:tcPr>
+            <w:tcW w:w="1176" w:type="dxa"/>
+            <w:tcBorders>
+              <w:top w:val="single" w:sz="8" w:space="0" w:color="FFFFFF"/>
+              <w:left w:val="single" w:sz="8" w:space="0" w:color="FFFFFF"/>
+              <w:bottom w:val="single" w:sz="8" w:space="0" w:color="FFFFFF"/>
+              <w:right w:val="single" w:sz="8" w:space="0" w:color="FFFFFF"/>
+            </w:tcBorders>
+            <w:shd w:val="clear" w:color="auto" w:fill="E7EAED"/>
+            <w:tcMar>
+              <w:top w:w="72" w:type="dxa"/>
+              <w:left w:w="144" w:type="dxa"/>
+              <w:bottom w:w="72" w:type="dxa"/>
+              <w:right w:w="144" w:type="dxa"/>
+            </w:tcMar>
+            <w:hideMark/>
+          </w:tcPr>
+          <w:p>
+            <w:pPr>
+              <w:spacing w:after="0" w:line="240" w:lineRule="auto"/>
+              <w:rPr>
+                <w:rFonts w:ascii="Arial" w:eastAsia="Times New Roman" w:hAnsi="Arial" w:cs="Arial"/>
+                <w:sz w:val="24"/>
+                <w:szCs w:val="24"/>
+                <w:lang w:val="en-US" w:eastAsia="ko-KR"/>
+              </w:rPr>
+            </w:pPr>
+            <w:r>
+              <w:rPr>
+                <w:rFonts w:ascii="Aptos" w:eastAsia="Times New Roman" w:hAnsi="Aptos" w:cs="Arial"/>
+                <w:color w:val="000000"/>
+                <w:kern w:val="24"/>
+                <w:sz w:val="24"/>
+                <w:szCs w:val="24"/>
+                <w:lang w:val="en-US" w:eastAsia="ko-KR"/>
+              </w:rPr>
+              <w:t>1</w:t>
+            </w:r>
+          </w:p>
+        </w:tc>
+        <w:tc>
+          <w:tcPr>
+            <w:tcW w:w="755" w:type="dxa"/>
+            <w:tcBorders>
+              <w:top w:val="single" w:sz="8" w:space="0" w:color="FFFFFF"/>
+              <w:left w:val="single" w:sz="8" w:space="0" w:color="FFFFFF"/>
+              <w:bottom w:val="single" w:sz="8" w:space="0" w:color="FFFFFF"/>
+              <w:right w:val="single" w:sz="8" w:space="0" w:color="FFFFFF"/>
+            </w:tcBorders>
+            <w:shd w:val="clear" w:color="auto" w:fill="E7EAED"/>
+            <w:tcMar>
+              <w:top w:w="72" w:type="dxa"/>
+              <w:left w:w="144" w:type="dxa"/>
+              <w:bottom w:w="72" w:type="dxa"/>
+              <w:right w:w="144" w:type="dxa"/>
+            </w:tcMar>
+            <w:hideMark/>
+          </w:tcPr>
+          <w:p>
+            <w:pPr>
+              <w:spacing w:after="0" w:line="240" w:lineRule="auto"/>
+              <w:rPr>
+                <w:rFonts w:ascii="Arial" w:eastAsia="Times New Roman" w:hAnsi="Arial" w:cs="Arial"/>
+                <w:sz w:val="24"/>
+                <w:szCs w:val="24"/>
+                <w:lang w:val="en-US" w:eastAsia="ko-KR"/>
+              </w:rPr>
+            </w:pPr>
+            <w:r>
+              <w:rPr>
+                <w:rFonts w:ascii="Aptos" w:eastAsia="Times New Roman" w:hAnsi="Aptos" w:cs="Arial"/>
+                <w:color w:val="000000"/>
+                <w:kern w:val="24"/>
+                <w:sz w:val="24"/>
+                <w:szCs w:val="24"/>
+                <w:lang w:val="en-US" w:eastAsia="ko-KR"/>
+              </w:rPr>
+              <w:t>0</w:t>
+            </w:r>
+          </w:p>
+        </w:tc>
+        <w:tc>
+          <w:tcPr>
+            <w:tcW w:w="810" w:type="dxa"/>
+            <w:tcBorders>
+              <w:top w:val="single" w:sz="8" w:space="0" w:color="FFFFFF"/>
+              <w:left w:val="single" w:sz="8" w:space="0" w:color="FFFFFF"/>
+              <w:bottom w:val="single" w:sz="8" w:space="0" w:color="FFFFFF"/>
+              <w:right w:val="single" w:sz="8" w:space="0" w:color="FFFFFF"/>
+            </w:tcBorders>
+            <w:shd w:val="clear" w:color="auto" w:fill="E7EAED"/>
+            <w:tcMar>
+              <w:top w:w="72" w:type="dxa"/>
+              <w:left w:w="144" w:type="dxa"/>
+              <w:bottom w:w="72" w:type="dxa"/>
+              <w:right w:w="144" w:type="dxa"/>
+            </w:tcMar>
+            <w:hideMark/>
+          </w:tcPr>
+          <w:p>
+            <w:pPr>
+              <w:spacing w:after="0" w:line="240" w:lineRule="auto"/>
+              <w:rPr>
+                <w:rFonts w:ascii="Arial" w:eastAsia="Times New Roman" w:hAnsi="Arial" w:cs="Arial"/>
+                <w:sz w:val="24"/>
+                <w:szCs w:val="24"/>
+                <w:lang w:val="en-US" w:eastAsia="ko-KR"/>
+              </w:rPr>
+            </w:pPr>
+            <w:r>
+              <w:rPr>
+                <w:rFonts w:ascii="Aptos" w:eastAsia="Times New Roman" w:hAnsi="Aptos" w:cs="Arial"/>
+                <w:color w:val="000000"/>
+                <w:kern w:val="24"/>
+                <w:sz w:val="24"/>
+                <w:szCs w:val="24"/>
+                <w:lang w:val="en-US" w:eastAsia="ko-KR"/>
+              </w:rPr>
+              <w:t>2</w:t>
+            </w:r>
+          </w:p>
+        </w:tc>
+        <w:tc>
+          <w:tcPr>
+            <w:tcW w:w="1350" w:type="dxa"/>
+            <w:tcBorders>
+              <w:top w:val="single" w:sz="8" w:space="0" w:color="FFFFFF"/>
+              <w:left w:val="single" w:sz="8" w:space="0" w:color="FFFFFF"/>
+              <w:bottom w:val="single" w:sz="8" w:space="0" w:color="FFFFFF"/>
+              <w:right w:val="single" w:sz="8" w:space="0" w:color="FFFFFF"/>
+            </w:tcBorders>
+            <w:shd w:val="clear" w:color="auto" w:fill="E7EAED"/>
+            <w:tcMar>
+              <w:top w:w="72" w:type="dxa"/>
+              <w:left w:w="144" w:type="dxa"/>
+              <w:bottom w:w="72" w:type="dxa"/>
+              <w:right w:w="144" w:type="dxa"/>
+            </w:tcMar>
+            <w:hideMark/>
+          </w:tcPr>
+          <w:p>
+            <w:pPr>
+              <w:spacing w:after="0" w:line="240" w:lineRule="auto"/>
+              <w:rPr>
+                <w:rFonts w:ascii="Arial" w:eastAsia="Times New Roman" w:hAnsi="Arial" w:cs="Arial"/>
+                <w:sz w:val="24"/>
+                <w:szCs w:val="24"/>
+                <w:lang w:val="en-US" w:eastAsia="ko-KR"/>
+              </w:rPr>
+            </w:pPr>
+            <w:r>
+              <w:rPr>
+                <w:rFonts w:ascii="Aptos" w:eastAsia="Times New Roman" w:hAnsi="Aptos" w:cs="Arial"/>
+                <w:color w:val="000000"/>
+                <w:kern w:val="24"/>
+                <w:sz w:val="24"/>
+                <w:szCs w:val="24"/>
+                <w:lang w:val="en-US" w:eastAsia="ko-KR"/>
+              </w:rPr>
+              <w:t>2</w:t>
+            </w:r>
+          </w:p>
+        </w:tc>
+        <w:tc>
+          <w:tcPr>
+            <w:tcW w:w="1804" w:type="dxa"/>
+            <w:tcBorders>
+              <w:top w:val="single" w:sz="8" w:space="0" w:color="FFFFFF"/>
+              <w:left w:val="single" w:sz="8" w:space="0" w:color="FFFFFF"/>
+              <w:bottom w:val="single" w:sz="8" w:space="0" w:color="FFFFFF"/>
+              <w:right w:val="single" w:sz="8" w:space="0" w:color="FFFFFF"/>
+            </w:tcBorders>
+            <w:shd w:val="clear" w:color="auto" w:fill="E7EAED"/>
+            <w:tcMar>
+              <w:top w:w="72" w:type="dxa"/>
+              <w:left w:w="144" w:type="dxa"/>
+              <w:bottom w:w="72" w:type="dxa"/>
+              <w:right w:w="144" w:type="dxa"/>
+            </w:tcMar>
+            <w:hideMark/>
+          </w:tcPr>
+          <w:p>
+            <w:pPr>
+              <w:spacing w:after="0" w:line="240" w:lineRule="auto"/>
+              <w:rPr>
+                <w:rFonts w:ascii="Arial" w:eastAsia="Times New Roman" w:hAnsi="Arial" w:cs="Arial"/>
+                <w:sz w:val="24"/>
+                <w:szCs w:val="24"/>
+                <w:lang w:val="en-US" w:eastAsia="ko-KR"/>
+              </w:rPr>
+            </w:pPr>
+            <w:r>
+              <w:rPr>
+                <w:rFonts w:ascii="Aptos" w:eastAsia="Times New Roman" w:hAnsi="Aptos" w:cs="Arial"/>
+                <w:color w:val="000000"/>
+                <w:kern w:val="24"/>
+                <w:sz w:val="24"/>
+                <w:szCs w:val="24"/>
+                <w:lang w:val="en-US" w:eastAsia="ko-KR"/>
+              </w:rPr>
+              <w:t>2</w:t>
+            </w:r>
+          </w:p>
+        </w:tc>
+      </w:tr>
+      <w:tr>
+        <w:trPr>
+          <w:trHeight w:val="681"/>
+        </w:trPr>
+        <w:tc>
+          <w:tcPr>
+            <w:tcW w:w="1349" w:type="dxa"/>
+            <w:tcBorders>
+              <w:top w:val="single" w:sz="8" w:space="0" w:color="FFFFFF"/>
+              <w:left w:val="single" w:sz="8" w:space="0" w:color="FFFFFF"/>
+              <w:bottom w:val="single" w:sz="8" w:space="0" w:color="FFFFFF"/>
+              <w:right w:val="single" w:sz="8" w:space="0" w:color="FFFFFF"/>
+            </w:tcBorders>
+            <w:shd w:val="clear" w:color="auto" w:fill="CCD2D8"/>
+            <w:tcMar>
+              <w:top w:w="72" w:type="dxa"/>
+              <w:left w:w="144" w:type="dxa"/>
+              <w:bottom w:w="72" w:type="dxa"/>
+              <w:right w:w="144" w:type="dxa"/>
+            </w:tcMar>
+            <w:hideMark/>
+          </w:tcPr>
+          <w:p>
+            <w:pPr>
+              <w:spacing w:after="0" w:line="240" w:lineRule="auto"/>
+              <w:rPr>
+                <w:rFonts w:ascii="Arial" w:eastAsia="Times New Roman" w:hAnsi="Arial" w:cs="Arial"/>
+                <w:sz w:val="24"/>
+                <w:szCs w:val="24"/>
+                <w:lang w:val="en-US" w:eastAsia="ko-KR"/>
+              </w:rPr>
+            </w:pPr>
+            <w:r>
+              <w:rPr>
+                <w:rFonts w:ascii="Aptos" w:eastAsia="Times New Roman" w:hAnsi="Aptos" w:cs="Arial"/>
+                <w:color w:val="000000"/>
+                <w:kern w:val="24"/>
+                <w:sz w:val="24"/>
+                <w:szCs w:val="24"/>
+                <w:lang w:val="en-US" w:eastAsia="ko-KR"/>
+              </w:rPr>
+              <w:t xml:space="preserve">3, 9 </w:t>
+            </w:r>
+          </w:p>
+        </w:tc>
+        <w:tc>
+          <w:tcPr>
+            <w:tcW w:w="1477" w:type="dxa"/>
+            <w:tcBorders>
+              <w:top w:val="single" w:sz="8" w:space="0" w:color="FFFFFF"/>
+              <w:left w:val="single" w:sz="8" w:space="0" w:color="FFFFFF"/>
+              <w:bottom w:val="single" w:sz="8" w:space="0" w:color="FFFFFF"/>
+              <w:right w:val="single" w:sz="8" w:space="0" w:color="FFFFFF"/>
+            </w:tcBorders>
+            <w:shd w:val="clear" w:color="auto" w:fill="CCD2D8"/>
+            <w:tcMar>
+              <w:top w:w="72" w:type="dxa"/>
+              <w:left w:w="144" w:type="dxa"/>
+              <w:bottom w:w="72" w:type="dxa"/>
+              <w:right w:w="144" w:type="dxa"/>
+            </w:tcMar>
+            <w:hideMark/>
+          </w:tcPr>
+          <w:p>
+            <w:pPr>
+              <w:spacing w:after="0" w:line="240" w:lineRule="auto"/>
+              <w:rPr>
+                <w:rFonts w:ascii="Arial" w:eastAsia="Times New Roman" w:hAnsi="Arial" w:cs="Arial"/>
+                <w:sz w:val="24"/>
+                <w:szCs w:val="24"/>
+                <w:lang w:val="en-US" w:eastAsia="ko-KR"/>
+              </w:rPr>
+            </w:pPr>
+            <w:r>
+              <w:rPr>
+                <w:rFonts w:ascii="Aptos" w:eastAsia="Times New Roman" w:hAnsi="Aptos" w:cs="Arial"/>
+                <w:color w:val="000000"/>
+                <w:kern w:val="24"/>
+                <w:sz w:val="24"/>
+                <w:szCs w:val="24"/>
+                <w:lang w:val="en-US" w:eastAsia="ko-KR"/>
+              </w:rPr>
+              <w:t xml:space="preserve">Half IC </w:t>
+            </w:r>
+            <w:r>
+              <w:rPr>
+                <w:rFonts w:ascii="Aptos" w:eastAsia="Times New Roman" w:hAnsi="Aptos" w:cs="Arial"/>
+                <w:color w:val="000000"/>
+                <w:kern w:val="24"/>
+                <w:sz w:val="24"/>
+                <w:szCs w:val="24"/>
+                <w:lang w:val="en-US" w:eastAsia="ko-KR"/>
+              </w:rPr>
+              <w:t>+ neg corr</w:t>
+            </w:r>
+          </w:p>
+        </w:tc>
+        <w:tc>
+          <w:tcPr>
+            <w:tcW w:w="912" w:type="dxa"/>
+            <w:tcBorders>
+              <w:top w:val="single" w:sz="8" w:space="0" w:color="FFFFFF"/>
+              <w:left w:val="single" w:sz="8" w:space="0" w:color="FFFFFF"/>
+              <w:bottom w:val="single" w:sz="8" w:space="0" w:color="FFFFFF"/>
+              <w:right w:val="single" w:sz="8" w:space="0" w:color="FFFFFF"/>
+            </w:tcBorders>
+            <w:shd w:val="clear" w:color="auto" w:fill="CCD2D8"/>
+            <w:tcMar>
+              <w:top w:w="72" w:type="dxa"/>
+              <w:left w:w="144" w:type="dxa"/>
+              <w:bottom w:w="72" w:type="dxa"/>
+              <w:right w:w="144" w:type="dxa"/>
+            </w:tcMar>
+            <w:hideMark/>
+          </w:tcPr>
+          <w:p>
+            <w:pPr>
+              <w:spacing w:after="0" w:line="240" w:lineRule="auto"/>
+              <w:rPr>
+                <w:rFonts w:ascii="Arial" w:eastAsia="Times New Roman" w:hAnsi="Arial" w:cs="Arial"/>
+                <w:sz w:val="24"/>
+                <w:szCs w:val="24"/>
+                <w:lang w:val="en-US" w:eastAsia="ko-KR"/>
+              </w:rPr>
+            </w:pPr>
+            <w:r>
+              <w:rPr>
+                <w:rFonts w:ascii="Aptos" w:eastAsia="Times New Roman" w:hAnsi="Aptos" w:cs="Arial"/>
+                <w:color w:val="000000"/>
+                <w:kern w:val="24"/>
+                <w:sz w:val="24"/>
+                <w:szCs w:val="24"/>
+                <w:lang w:val="en-US" w:eastAsia="ko-KR"/>
+              </w:rPr>
+              <w:t xml:space="preserve">32 , 6 </w:t>
+            </w:r>
+          </w:p>
+        </w:tc>
+        <w:tc>
+          <w:tcPr>
+            <w:tcW w:w="1176" w:type="dxa"/>
+            <w:tcBorders>
+              <w:top w:val="single" w:sz="8" w:space="0" w:color="FFFFFF"/>
+              <w:left w:val="single" w:sz="8" w:space="0" w:color="FFFFFF"/>
+              <w:bottom w:val="single" w:sz="8" w:space="0" w:color="FFFFFF"/>
+              <w:right w:val="single" w:sz="8" w:space="0" w:color="FFFFFF"/>
+            </w:tcBorders>
+            <w:shd w:val="clear" w:color="auto" w:fill="CCD2D8"/>
+            <w:tcMar>
+              <w:top w:w="72" w:type="dxa"/>
+              <w:left w:w="144" w:type="dxa"/>
+              <w:bottom w:w="72" w:type="dxa"/>
+              <w:right w:w="144" w:type="dxa"/>
+            </w:tcMar>
+            <w:hideMark/>
+          </w:tcPr>
+          <w:p>
+            <w:pPr>
+              <w:spacing w:after="0" w:line="240" w:lineRule="auto"/>
+              <w:rPr>
+                <w:rFonts w:ascii="Arial" w:eastAsia="Times New Roman" w:hAnsi="Arial" w:cs="Arial"/>
+                <w:sz w:val="24"/>
+                <w:szCs w:val="24"/>
+                <w:lang w:val="en-US" w:eastAsia="ko-KR"/>
+              </w:rPr>
+            </w:pPr>
+            <w:r>
+              <w:rPr>
+                <w:rFonts w:ascii="Aptos" w:eastAsia="Times New Roman" w:hAnsi="Aptos" w:cs="Arial"/>
+                <w:color w:val="000000"/>
+                <w:kern w:val="24"/>
+                <w:sz w:val="24"/>
+                <w:szCs w:val="24"/>
+                <w:lang w:val="en-US" w:eastAsia="ko-KR"/>
+              </w:rPr>
+              <w:t>-0.333</w:t>
+            </w:r>
+          </w:p>
+        </w:tc>
+        <w:tc>
+          <w:tcPr>
+            <w:tcW w:w="755" w:type="dxa"/>
+            <w:tcBorders>
+              <w:top w:val="single" w:sz="8" w:space="0" w:color="FFFFFF"/>
+              <w:left w:val="single" w:sz="8" w:space="0" w:color="FFFFFF"/>
+              <w:bottom w:val="single" w:sz="8" w:space="0" w:color="FFFFFF"/>
+              <w:right w:val="single" w:sz="8" w:space="0" w:color="FFFFFF"/>
+            </w:tcBorders>
+            <w:shd w:val="clear" w:color="auto" w:fill="CCD2D8"/>
+            <w:tcMar>
+              <w:top w:w="72" w:type="dxa"/>
+              <w:left w:w="144" w:type="dxa"/>
+              <w:bottom w:w="72" w:type="dxa"/>
+              <w:right w:w="144" w:type="dxa"/>
+            </w:tcMar>
+            <w:hideMark/>
+          </w:tcPr>
+          <w:p>
+            <w:pPr>
+              <w:spacing w:after="0" w:line="240" w:lineRule="auto"/>
+              <w:rPr>
+                <w:rFonts w:ascii="Arial" w:eastAsia="Times New Roman" w:hAnsi="Arial" w:cs="Arial"/>
+                <w:sz w:val="24"/>
+                <w:szCs w:val="24"/>
+                <w:lang w:val="en-US" w:eastAsia="ko-KR"/>
+              </w:rPr>
+            </w:pPr>
+            <w:r>
+              <w:rPr>
+                <w:rFonts w:ascii="Arial" w:eastAsia="Times New Roman" w:hAnsi="Arial" w:cs="Arial"/>
+                <w:sz w:val="24"/>
+                <w:szCs w:val="24"/>
+                <w:lang w:val="en-US" w:eastAsia="ko-KR"/>
+              </w:rPr>
+              <w:t>0.5</w:t>
+            </w:r>
+          </w:p>
+        </w:tc>
+        <w:tc>
+          <w:tcPr>
+            <w:tcW w:w="810" w:type="dxa"/>
+            <w:tcBorders>
+              <w:top w:val="single" w:sz="8" w:space="0" w:color="FFFFFF"/>
+              <w:left w:val="single" w:sz="8" w:space="0" w:color="FFFFFF"/>
+              <w:bottom w:val="single" w:sz="8" w:space="0" w:color="FFFFFF"/>
+              <w:right w:val="single" w:sz="8" w:space="0" w:color="FFFFFF"/>
+            </w:tcBorders>
+            <w:shd w:val="clear" w:color="auto" w:fill="70AD47" w:themeFill="accent6"/>
+            <w:tcMar>
+              <w:top w:w="72" w:type="dxa"/>
+              <w:left w:w="144" w:type="dxa"/>
+              <w:bottom w:w="72" w:type="dxa"/>
+              <w:right w:w="144" w:type="dxa"/>
+            </w:tcMar>
+            <w:hideMark/>
+          </w:tcPr>
+          <w:p>
+            <w:pPr>
+              <w:spacing w:after="0" w:line="240" w:lineRule="auto"/>
+              <w:rPr>
+                <w:rFonts w:ascii="Arial" w:eastAsia="Times New Roman" w:hAnsi="Arial" w:cs="Arial"/>
+                <w:sz w:val="24"/>
+                <w:szCs w:val="24"/>
+                <w:lang w:val="en-US" w:eastAsia="ko-KR"/>
+              </w:rPr>
+            </w:pPr>
+            <w:r>
+              <w:rPr>
+                <w:rFonts w:ascii="Aptos" w:eastAsia="Times New Roman" w:hAnsi="Aptos" w:cs="Arial"/>
+                <w:color w:val="000000"/>
+                <w:kern w:val="24"/>
+                <w:sz w:val="24"/>
+                <w:szCs w:val="24"/>
+                <w:lang w:val="en-US" w:eastAsia="ko-KR"/>
+              </w:rPr>
+              <w:t>1</w:t>
+            </w:r>
+          </w:p>
+        </w:tc>
+        <w:tc>
+          <w:tcPr>
+            <w:tcW w:w="1350" w:type="dxa"/>
+            <w:tcBorders>
+              <w:top w:val="single" w:sz="8" w:space="0" w:color="FFFFFF"/>
+              <w:left w:val="single" w:sz="8" w:space="0" w:color="FFFFFF"/>
+              <w:bottom w:val="single" w:sz="8" w:space="0" w:color="FFFFFF"/>
+              <w:right w:val="single" w:sz="8" w:space="0" w:color="FFFFFF"/>
+            </w:tcBorders>
+            <w:shd w:val="clear" w:color="auto" w:fill="70AD47" w:themeFill="accent6"/>
+            <w:tcMar>
+              <w:top w:w="72" w:type="dxa"/>
+              <w:left w:w="144" w:type="dxa"/>
+              <w:bottom w:w="72" w:type="dxa"/>
+              <w:right w:w="144" w:type="dxa"/>
+            </w:tcMar>
+            <w:hideMark/>
+          </w:tcPr>
+          <w:p>
+            <w:pPr>
+              <w:spacing w:after="0" w:line="240" w:lineRule="auto"/>
+              <w:rPr>
+                <w:rFonts w:ascii="Arial" w:eastAsia="Times New Roman" w:hAnsi="Arial" w:cs="Arial"/>
+                <w:sz w:val="24"/>
+                <w:szCs w:val="24"/>
+                <w:lang w:val="en-US" w:eastAsia="ko-KR"/>
+              </w:rPr>
+            </w:pPr>
+            <w:r>
+              <w:rPr>
+                <w:rFonts w:ascii="Arial" w:eastAsia="Times New Roman" w:hAnsi="Arial" w:cs="Arial"/>
+                <w:sz w:val="24"/>
+                <w:szCs w:val="24"/>
+                <w:lang w:val="en-US" w:eastAsia="ko-KR"/>
+              </w:rPr>
+              <w:t>0.5</w:t>
+            </w:r>
+          </w:p>
+        </w:tc>
+        <w:tc>
+          <w:tcPr>
+            <w:tcW w:w="1804" w:type="dxa"/>
+            <w:tcBorders>
+              <w:top w:val="single" w:sz="8" w:space="0" w:color="FFFFFF"/>
+              <w:left w:val="single" w:sz="8" w:space="0" w:color="FFFFFF"/>
+              <w:bottom w:val="single" w:sz="8" w:space="0" w:color="FFFFFF"/>
+              <w:right w:val="single" w:sz="8" w:space="0" w:color="FFFFFF"/>
+            </w:tcBorders>
+            <w:shd w:val="clear" w:color="auto" w:fill="CCD2D8"/>
+            <w:tcMar>
+              <w:top w:w="72" w:type="dxa"/>
+              <w:left w:w="144" w:type="dxa"/>
+              <w:bottom w:w="72" w:type="dxa"/>
+              <w:right w:w="144" w:type="dxa"/>
+            </w:tcMar>
+            <w:hideMark/>
+          </w:tcPr>
+          <w:p>
+            <w:pPr>
+              <w:spacing w:after="0" w:line="240" w:lineRule="auto"/>
+              <w:rPr>
+                <w:rFonts w:ascii="Arial" w:eastAsia="Times New Roman" w:hAnsi="Arial" w:cs="Arial"/>
+                <w:sz w:val="24"/>
+                <w:szCs w:val="24"/>
+                <w:lang w:val="en-US" w:eastAsia="ko-KR"/>
+              </w:rPr>
+            </w:pPr>
+            <w:r>
+              <w:rPr>
+                <w:rFonts w:ascii="Aptos" w:eastAsia="Times New Roman" w:hAnsi="Aptos" w:cs="Arial"/>
+                <w:color w:val="000000"/>
+                <w:kern w:val="24"/>
+                <w:sz w:val="24"/>
+                <w:szCs w:val="24"/>
+                <w:lang w:val="en-US" w:eastAsia="ko-KR"/>
+              </w:rPr>
+              <w:t>-0.333</w:t>
+            </w:r>
+          </w:p>
+        </w:tc>
+      </w:tr>
+      <w:tr>
+        <w:trPr>
+          <w:trHeight w:val="577"/>
+        </w:trPr>
+        <w:tc>
+          <w:tcPr>
+            <w:tcW w:w="1349" w:type="dxa"/>
+            <w:tcBorders>
+              <w:top w:val="single" w:sz="8" w:space="0" w:color="FFFFFF"/>
+              <w:left w:val="single" w:sz="8" w:space="0" w:color="FFFFFF"/>
+              <w:bottom w:val="single" w:sz="8" w:space="0" w:color="FFFFFF"/>
+              <w:right w:val="single" w:sz="8" w:space="0" w:color="FFFFFF"/>
+            </w:tcBorders>
+            <w:shd w:val="clear" w:color="auto" w:fill="E7EAED"/>
+            <w:tcMar>
+              <w:top w:w="72" w:type="dxa"/>
+              <w:left w:w="144" w:type="dxa"/>
+              <w:bottom w:w="72" w:type="dxa"/>
+              <w:right w:w="144" w:type="dxa"/>
+            </w:tcMar>
+            <w:hideMark/>
+          </w:tcPr>
+          <w:p>
+            <w:pPr>
+              <w:spacing w:after="0" w:line="240" w:lineRule="auto"/>
+              <w:rPr>
+                <w:rFonts w:ascii="Arial" w:eastAsia="Times New Roman" w:hAnsi="Arial" w:cs="Arial"/>
+                <w:sz w:val="24"/>
+                <w:szCs w:val="24"/>
+                <w:lang w:val="en-US" w:eastAsia="ko-KR"/>
+              </w:rPr>
+            </w:pPr>
+            <w:r>
+              <w:rPr>
+                <w:rFonts w:ascii="Aptos" w:eastAsia="Times New Roman" w:hAnsi="Aptos" w:cs="Arial"/>
+                <w:color w:val="000000"/>
+                <w:kern w:val="24"/>
+                <w:sz w:val="24"/>
+                <w:szCs w:val="24"/>
+                <w:lang w:val="en-US" w:eastAsia="ko-KR"/>
+              </w:rPr>
+              <w:t xml:space="preserve">0,7 </w:t>
+            </w:r>
+          </w:p>
+        </w:tc>
+        <w:tc>
+          <w:tcPr>
+            <w:tcW w:w="1477" w:type="dxa"/>
+            <w:tcBorders>
+              <w:top w:val="single" w:sz="8" w:space="0" w:color="FFFFFF"/>
+              <w:left w:val="single" w:sz="8" w:space="0" w:color="FFFFFF"/>
+              <w:bottom w:val="single" w:sz="8" w:space="0" w:color="FFFFFF"/>
+              <w:right w:val="single" w:sz="8" w:space="0" w:color="FFFFFF"/>
+            </w:tcBorders>
+            <w:shd w:val="clear" w:color="auto" w:fill="E7EAED"/>
+            <w:tcMar>
+              <w:top w:w="72" w:type="dxa"/>
+              <w:left w:w="144" w:type="dxa"/>
+              <w:bottom w:w="72" w:type="dxa"/>
+              <w:right w:w="144" w:type="dxa"/>
+            </w:tcMar>
+            <w:hideMark/>
+          </w:tcPr>
+          <w:p>
+            <w:pPr>
+              <w:spacing w:after="0" w:line="240" w:lineRule="auto"/>
+              <w:rPr>
+                <w:rFonts w:ascii="Arial" w:eastAsia="Times New Roman" w:hAnsi="Arial" w:cs="Arial"/>
+                <w:sz w:val="24"/>
+                <w:szCs w:val="24"/>
+                <w:lang w:val="en-US" w:eastAsia="ko-KR"/>
+              </w:rPr>
+            </w:pPr>
+            <w:r>
+              <w:rPr>
+                <w:rFonts w:ascii="Aptos" w:eastAsia="Times New Roman" w:hAnsi="Aptos" w:cs="Arial"/>
+                <w:color w:val="000000"/>
+                <w:kern w:val="24"/>
+                <w:sz w:val="24"/>
+                <w:szCs w:val="24"/>
+                <w:lang w:val="en-US" w:eastAsia="ko-KR"/>
+              </w:rPr>
+              <w:t>Half IC + full correlation</w:t>
+            </w:r>
+          </w:p>
+        </w:tc>
+        <w:tc>
+          <w:tcPr>
+            <w:tcW w:w="912" w:type="dxa"/>
+            <w:tcBorders>
+              <w:top w:val="single" w:sz="8" w:space="0" w:color="FFFFFF"/>
+              <w:left w:val="single" w:sz="8" w:space="0" w:color="FFFFFF"/>
+              <w:bottom w:val="single" w:sz="8" w:space="0" w:color="FFFFFF"/>
+              <w:right w:val="single" w:sz="8" w:space="0" w:color="FFFFFF"/>
+            </w:tcBorders>
+            <w:shd w:val="clear" w:color="auto" w:fill="E7EAED"/>
+            <w:tcMar>
+              <w:top w:w="72" w:type="dxa"/>
+              <w:left w:w="144" w:type="dxa"/>
+              <w:bottom w:w="72" w:type="dxa"/>
+              <w:right w:w="144" w:type="dxa"/>
+            </w:tcMar>
+            <w:hideMark/>
+          </w:tcPr>
+          <w:p>
+            <w:pPr>
+              <w:spacing w:after="0" w:line="240" w:lineRule="auto"/>
+              <w:rPr>
+                <w:rFonts w:ascii="Arial" w:eastAsia="Times New Roman" w:hAnsi="Arial" w:cs="Arial"/>
+                <w:sz w:val="24"/>
+                <w:szCs w:val="24"/>
+                <w:lang w:val="en-US" w:eastAsia="ko-KR"/>
+              </w:rPr>
+            </w:pPr>
+            <w:r>
+              <w:rPr>
+                <w:rFonts w:ascii="Aptos" w:eastAsia="Times New Roman" w:hAnsi="Aptos" w:cs="Arial"/>
+                <w:color w:val="000000"/>
+                <w:kern w:val="24"/>
+                <w:sz w:val="24"/>
+                <w:szCs w:val="24"/>
+                <w:lang w:val="en-US" w:eastAsia="ko-KR"/>
+              </w:rPr>
+              <w:t>0</w:t>
+            </w:r>
+          </w:p>
+        </w:tc>
+        <w:tc>
+          <w:tcPr>
+            <w:tcW w:w="1176" w:type="dxa"/>
+            <w:tcBorders>
+              <w:top w:val="single" w:sz="8" w:space="0" w:color="FFFFFF"/>
+              <w:left w:val="single" w:sz="8" w:space="0" w:color="FFFFFF"/>
+              <w:bottom w:val="single" w:sz="8" w:space="0" w:color="FFFFFF"/>
+              <w:right w:val="single" w:sz="8" w:space="0" w:color="FFFFFF"/>
+            </w:tcBorders>
+            <w:shd w:val="clear" w:color="auto" w:fill="E7EAED"/>
+            <w:tcMar>
+              <w:top w:w="72" w:type="dxa"/>
+              <w:left w:w="144" w:type="dxa"/>
+              <w:bottom w:w="72" w:type="dxa"/>
+              <w:right w:w="144" w:type="dxa"/>
+            </w:tcMar>
+            <w:hideMark/>
+          </w:tcPr>
+          <w:p>
+            <w:pPr>
+              <w:spacing w:after="0" w:line="240" w:lineRule="auto"/>
+              <w:rPr>
+                <w:rFonts w:ascii="Arial" w:eastAsia="Times New Roman" w:hAnsi="Arial" w:cs="Arial"/>
+                <w:sz w:val="24"/>
+                <w:szCs w:val="24"/>
+                <w:lang w:val="en-US" w:eastAsia="ko-KR"/>
+              </w:rPr>
+            </w:pPr>
+            <w:r>
+              <w:rPr>
+                <w:rFonts w:ascii="Aptos" w:eastAsia="Times New Roman" w:hAnsi="Aptos" w:cs="Arial"/>
+                <w:color w:val="000000"/>
+                <w:kern w:val="24"/>
+                <w:sz w:val="24"/>
+                <w:szCs w:val="24"/>
+                <w:lang w:val="en-US" w:eastAsia="ko-KR"/>
+              </w:rPr>
+              <w:t>1</w:t>
+            </w:r>
+          </w:p>
+        </w:tc>
+        <w:tc>
+          <w:tcPr>
+            <w:tcW w:w="755" w:type="dxa"/>
+            <w:tcBorders>
+              <w:top w:val="single" w:sz="8" w:space="0" w:color="FFFFFF"/>
+              <w:left w:val="single" w:sz="8" w:space="0" w:color="FFFFFF"/>
+              <w:bottom w:val="single" w:sz="8" w:space="0" w:color="FFFFFF"/>
+              <w:right w:val="single" w:sz="8" w:space="0" w:color="FFFFFF"/>
+            </w:tcBorders>
+            <w:shd w:val="clear" w:color="auto" w:fill="E7EAED"/>
+            <w:tcMar>
+              <w:top w:w="72" w:type="dxa"/>
+              <w:left w:w="144" w:type="dxa"/>
+              <w:bottom w:w="72" w:type="dxa"/>
+              <w:right w:w="144" w:type="dxa"/>
+            </w:tcMar>
+            <w:hideMark/>
+          </w:tcPr>
+          <w:p>
+            <w:pPr>
+              <w:spacing w:after="0" w:line="240" w:lineRule="auto"/>
+              <w:rPr>
+                <w:rFonts w:ascii="Arial" w:eastAsia="Times New Roman" w:hAnsi="Arial" w:cs="Arial"/>
+                <w:sz w:val="24"/>
+                <w:szCs w:val="24"/>
+                <w:lang w:val="en-US" w:eastAsia="ko-KR"/>
+              </w:rPr>
+            </w:pPr>
+            <w:r>
+              <w:rPr>
+                <w:rFonts w:ascii="Aptos" w:eastAsia="Times New Roman" w:hAnsi="Aptos" w:cs="Arial"/>
+                <w:color w:val="000000"/>
+                <w:kern w:val="24"/>
+                <w:sz w:val="24"/>
+                <w:szCs w:val="24"/>
+                <w:lang w:val="en-US" w:eastAsia="ko-KR"/>
+              </w:rPr>
+              <w:t>0</w:t>
+            </w:r>
+          </w:p>
+        </w:tc>
+        <w:tc>
+          <w:tcPr>
+            <w:tcW w:w="810" w:type="dxa"/>
+            <w:tcBorders>
+              <w:top w:val="single" w:sz="8" w:space="0" w:color="FFFFFF"/>
+              <w:left w:val="single" w:sz="8" w:space="0" w:color="FFFFFF"/>
+              <w:bottom w:val="single" w:sz="8" w:space="0" w:color="FFFFFF"/>
+              <w:right w:val="single" w:sz="8" w:space="0" w:color="FFFFFF"/>
+            </w:tcBorders>
+            <w:shd w:val="clear" w:color="auto" w:fill="E7EAED"/>
+            <w:tcMar>
+              <w:top w:w="72" w:type="dxa"/>
+              <w:left w:w="144" w:type="dxa"/>
+              <w:bottom w:w="72" w:type="dxa"/>
+              <w:right w:w="144" w:type="dxa"/>
+            </w:tcMar>
+            <w:hideMark/>
+          </w:tcPr>
+          <w:p>
+            <w:pPr>
+              <w:spacing w:after="0" w:line="240" w:lineRule="auto"/>
+              <w:rPr>
+                <w:rFonts w:ascii="Arial" w:eastAsia="Times New Roman" w:hAnsi="Arial" w:cs="Arial"/>
+                <w:sz w:val="24"/>
+                <w:szCs w:val="24"/>
+                <w:lang w:val="en-US" w:eastAsia="ko-KR"/>
+              </w:rPr>
+            </w:pPr>
+            <w:r>
+              <w:rPr>
+                <w:rFonts w:ascii="Aptos" w:eastAsia="Times New Roman" w:hAnsi="Aptos" w:cs="Arial"/>
+                <w:color w:val="000000"/>
+                <w:kern w:val="24"/>
+                <w:sz w:val="24"/>
+                <w:szCs w:val="24"/>
+                <w:lang w:val="en-US" w:eastAsia="ko-KR"/>
+              </w:rPr>
+              <w:t>1</w:t>
+            </w:r>
+          </w:p>
+        </w:tc>
+        <w:tc>
+          <w:tcPr>
+            <w:tcW w:w="1350" w:type="dxa"/>
+            <w:tcBorders>
+              <w:top w:val="single" w:sz="8" w:space="0" w:color="FFFFFF"/>
+              <w:left w:val="single" w:sz="8" w:space="0" w:color="FFFFFF"/>
+              <w:bottom w:val="single" w:sz="8" w:space="0" w:color="FFFFFF"/>
+              <w:right w:val="single" w:sz="8" w:space="0" w:color="FFFFFF"/>
+            </w:tcBorders>
+            <w:shd w:val="clear" w:color="auto" w:fill="E7EAED"/>
+            <w:tcMar>
+              <w:top w:w="72" w:type="dxa"/>
+              <w:left w:w="144" w:type="dxa"/>
+              <w:bottom w:w="72" w:type="dxa"/>
+              <w:right w:w="144" w:type="dxa"/>
+            </w:tcMar>
+            <w:hideMark/>
+          </w:tcPr>
+          <w:p>
+            <w:pPr>
+              <w:spacing w:after="0" w:line="240" w:lineRule="auto"/>
+              <w:rPr>
+                <w:rFonts w:ascii="Arial" w:eastAsia="Times New Roman" w:hAnsi="Arial" w:cs="Arial"/>
+                <w:sz w:val="24"/>
+                <w:szCs w:val="24"/>
+                <w:lang w:val="en-US" w:eastAsia="ko-KR"/>
+              </w:rPr>
+            </w:pPr>
+            <w:r>
+              <w:rPr>
+                <w:rFonts w:ascii="Aptos" w:eastAsia="Times New Roman" w:hAnsi="Aptos" w:cs="Arial"/>
+                <w:color w:val="000000"/>
+                <w:kern w:val="24"/>
+                <w:sz w:val="24"/>
+                <w:szCs w:val="24"/>
+                <w:lang w:val="en-US" w:eastAsia="ko-KR"/>
+              </w:rPr>
+              <w:t>1</w:t>
+            </w:r>
+          </w:p>
+        </w:tc>
+        <w:tc>
+          <w:tcPr>
+            <w:tcW w:w="1804" w:type="dxa"/>
+            <w:tcBorders>
+              <w:top w:val="single" w:sz="8" w:space="0" w:color="FFFFFF"/>
+              <w:left w:val="single" w:sz="8" w:space="0" w:color="FFFFFF"/>
+              <w:bottom w:val="single" w:sz="8" w:space="0" w:color="FFFFFF"/>
+              <w:right w:val="single" w:sz="8" w:space="0" w:color="FFFFFF"/>
+            </w:tcBorders>
+            <w:shd w:val="clear" w:color="auto" w:fill="E7EAED"/>
+            <w:tcMar>
+              <w:top w:w="72" w:type="dxa"/>
+              <w:left w:w="144" w:type="dxa"/>
+              <w:bottom w:w="72" w:type="dxa"/>
+              <w:right w:w="144" w:type="dxa"/>
+            </w:tcMar>
+            <w:hideMark/>
+          </w:tcPr>
+          <w:p>
+            <w:pPr>
+              <w:spacing w:after="0" w:line="240" w:lineRule="auto"/>
+              <w:rPr>
+                <w:rFonts w:ascii="Arial" w:eastAsia="Times New Roman" w:hAnsi="Arial" w:cs="Arial"/>
+                <w:sz w:val="24"/>
+                <w:szCs w:val="24"/>
+                <w:lang w:val="en-US" w:eastAsia="ko-KR"/>
+              </w:rPr>
+            </w:pPr>
+            <w:r>
+              <w:rPr>
+                <w:rFonts w:ascii="Aptos" w:eastAsia="Times New Roman" w:hAnsi="Aptos" w:cs="Arial"/>
+                <w:color w:val="000000"/>
+                <w:kern w:val="24"/>
+                <w:sz w:val="24"/>
+                <w:szCs w:val="24"/>
+                <w:lang w:val="en-US" w:eastAsia="ko-KR"/>
+              </w:rPr>
+              <w:t>1</w:t>
+            </w:r>
+          </w:p>
+        </w:tc>
+      </w:tr>
+    </w:tbl>
     <w:p>
       <w:pPr>
         <w:pStyle w:val="p1"/>
-        <w:numPr>
-          <w:ilvl w:val="0"/>
-          <w:numId w:val="10"/>
-        </w:numPr>
-        <w:rPr>
-          <w:sz w:val="24"/>
-          <w:szCs w:val="24"/>
-        </w:rPr>
-      </w:pPr>
-      <w:r>
-        <w:rPr>
-          <w:sz w:val="24"/>
-          <w:szCs w:val="24"/>
-        </w:rPr>
-        <w:t xml:space="preserve">a collection of aligned sequences from the </w:t>
-      </w:r>
-      <w:proofErr w:type="spellStart"/>
-      <w:r>
-        <w:rPr>
-          <w:sz w:val="24"/>
-          <w:szCs w:val="24"/>
-        </w:rPr>
-        <w:t>CollecTF</w:t>
-      </w:r>
-      <w:proofErr w:type="spellEnd"/>
-      <w:r>
-        <w:rPr>
-          <w:sz w:val="24"/>
-          <w:szCs w:val="24"/>
-        </w:rPr>
-        <w:t xml:space="preserve"> database</w:t>
-      </w:r>
-      <w:r>
-        <w:rPr>
-          <w:sz w:val="24"/>
-          <w:szCs w:val="24"/>
-        </w:rPr>
-        <w:t xml:space="preserve">, consisting of 52 unique transcription factors across multiple species. The sample size is 68 some of the TFs are common across multiple species. </w:t>
-      </w:r>
+        <w:rPr>
+          <w:sz w:val="24"/>
+          <w:szCs w:val="24"/>
+        </w:rPr>
+      </w:pPr>
     </w:p>
     <w:p>
       <w:pPr>
         <w:pStyle w:val="p1"/>
-        <w:numPr>
-          <w:ilvl w:val="0"/>
-          <w:numId w:val="10"/>
-        </w:numPr>
-        <w:rPr>
-          <w:sz w:val="24"/>
-          <w:szCs w:val="24"/>
-        </w:rPr>
-      </w:pPr>
-      <w:r>
-        <w:rPr>
-          <w:sz w:val="24"/>
-          <w:szCs w:val="24"/>
-        </w:rPr>
-        <w:t xml:space="preserve">A collection of four MEME outputs, each of which contains 10 candidate motifs. </w:t>
-      </w:r>
+        <w:rPr>
+          <w:sz w:val="24"/>
+          <w:szCs w:val="24"/>
+        </w:rPr>
+      </w:pPr>
     </w:p>
     <w:p>
       <w:pPr>
@@ -7496,6 +12513,69 @@
           <w:szCs w:val="24"/>
         </w:rPr>
       </w:pPr>
+      <w:r>
+        <w:rPr>
+          <w:sz w:val="24"/>
+          <w:szCs w:val="24"/>
+        </w:rPr>
+        <w:t xml:space="preserve">After defining </w:t>
+      </w:r>
+      <w:r>
+        <w:rPr>
+          <w:sz w:val="24"/>
+          <w:szCs w:val="24"/>
+        </w:rPr>
+        <w:t xml:space="preserve">and selecting </w:t>
+      </w:r>
+      <w:r>
+        <w:rPr>
+          <w:sz w:val="24"/>
+          <w:szCs w:val="24"/>
+        </w:rPr>
+        <w:t xml:space="preserve">the key concordance </w:t>
+      </w:r>
+      <w:r>
+        <w:rPr>
+          <w:sz w:val="24"/>
+          <w:szCs w:val="24"/>
+        </w:rPr>
+        <w:t>measure</w:t>
+      </w:r>
+      <w:r>
+        <w:rPr>
+          <w:sz w:val="24"/>
+          <w:szCs w:val="24"/>
+        </w:rPr>
+        <w:t>,</w:t>
+      </w:r>
+      <w:r>
+        <w:rPr>
+          <w:sz w:val="24"/>
+          <w:szCs w:val="24"/>
+        </w:rPr>
+        <w:t xml:space="preserve"> we can compute all the pairwise metrics</w:t>
+      </w:r>
+      <w:r>
+        <w:rPr>
+          <w:sz w:val="24"/>
+          <w:szCs w:val="24"/>
+        </w:rPr>
+        <w:t xml:space="preserve"> for each unique combination of the indices within the PWM</w:t>
+      </w:r>
+      <w:r>
+        <w:rPr>
+          <w:sz w:val="24"/>
+          <w:szCs w:val="24"/>
+        </w:rPr>
+        <w:t xml:space="preserve">. </w:t>
+      </w:r>
+      <w:r>
+        <w:rPr>
+          <w:sz w:val="24"/>
+          <w:szCs w:val="24"/>
+        </w:rPr>
+        <w:t xml:space="preserve">This results in a new matrix of the selected matrix. </w:t>
+      </w:r>
     </w:p>
     <w:p>
       <w:pPr>
@@ -7505,20 +12585,6 @@
           <w:szCs w:val="24"/>
         </w:rPr>
       </w:pPr>
-      <w:r>
-        <w:rPr>
-          <w:sz w:val="24"/>
-          <w:szCs w:val="24"/>
-        </w:rPr>
-        <w:t>Both are manually labeled for the kind of pattern they are (inverted direct repeat etc.)</w:t>
-      </w:r>
-      <w:r>
-        <w:rPr>
-          <w:sz w:val="24"/>
-          <w:szCs w:val="24"/>
-        </w:rPr>
-        <w:t xml:space="preserve"> based on visual inspection or based on established literature consensus. </w:t>
-      </w:r>
     </w:p>
     <w:p>
       <w:pPr>
@@ -7528,6 +12594,20 @@
           <w:szCs w:val="24"/>
         </w:rPr>
       </w:pPr>
+      <w:r>
+        <w:rPr>
+          <w:sz w:val="24"/>
+          <w:szCs w:val="24"/>
+        </w:rPr>
+        <w:t xml:space="preserve">We see below the impact of the JSD penalty on the PIC, </w:t>
+      </w:r>
+      <w:r>
+        <w:rPr>
+          <w:sz w:val="24"/>
+          <w:szCs w:val="24"/>
+        </w:rPr>
+        <w:t>which is minimal, though significant at observations such as row 11 column 4, where the penalty results in a negative metric. The JSD penalty acts as a filter that can refine the result depending on what threshold we set to detect contiguous chains of high-value pairwise relationships, i.e., nonzero values of the metric only.</w:t>
+      </w:r>
     </w:p>
     <w:p>
       <w:pPr>
@@ -7537,34 +12617,481 @@
           <w:szCs w:val="24"/>
         </w:rPr>
       </w:pPr>
-      <w:r>
-        <w:rPr>
-          <w:sz w:val="24"/>
-          <w:szCs w:val="24"/>
-        </w:rPr>
-        <w:t xml:space="preserve">At the start of the analysis, the principal method of evaluating motif quality is with a self-comparison matrix of the PWM. We use the Shannon Information Content </w:t>
-      </w:r>
-      <w:proofErr w:type="gramStart"/>
-      <w:r>
-        <w:rPr>
-          <w:sz w:val="24"/>
-          <w:szCs w:val="24"/>
-        </w:rPr>
-        <w:t>and also</w:t>
-      </w:r>
-      <w:proofErr w:type="gramEnd"/>
-      <w:r>
-        <w:rPr>
-          <w:sz w:val="24"/>
-          <w:szCs w:val="24"/>
-        </w:rPr>
-        <w:t xml:space="preserve"> incorporate various measures of distance and concordance.</w:t>
-      </w:r>
     </w:p>
     <w:p>
       <w:pPr>
         <w:pStyle w:val="p1"/>
         <w:rPr>
+          <w:sz w:val="24"/>
+          <w:szCs w:val="24"/>
+        </w:rPr>
+      </w:pPr>
+      <w:r>
+        <w:rPr>
+          <w:sz w:val="24"/>
+          <w:szCs w:val="24"/>
+        </w:rPr>
+        <w:drawing>
+          <wp:inline distT="0" distB="0" distL="0" distR="0" wp14:anchorId="18DE00D4" wp14:editId="5F8B24FE">
+            <wp:extent cx="2630998" cy="2398459"/>
+            <wp:effectExtent l="0" t="0" r="0" b="1905"/>
+            <wp:docPr id="413245577" name="Picture 1" descr="A chart with different colored squares&#10;&#10;AI-generated content may be incorrect."/>
+            <wp:cNvGraphicFramePr>
+              <a:graphicFrameLocks xmlns:a="http://schemas.openxmlformats.org/drawingml/2006/main" noChangeAspect="1"/>
+            </wp:cNvGraphicFramePr>
+            <a:graphic xmlns:a="http://schemas.openxmlformats.org/drawingml/2006/main">
+              <a:graphicData uri="http://schemas.openxmlformats.org/drawingml/2006/picture">
+                <pic:pic xmlns:pic="http://schemas.openxmlformats.org/drawingml/2006/picture">
+                  <pic:nvPicPr>
+                    <pic:cNvPr id="413245577" name="Picture 1" descr="A chart with different colored squares&#10;&#10;AI-generated content may be incorrect."/>
+                    <pic:cNvPicPr/>
+                  </pic:nvPicPr>
+                  <pic:blipFill>
+                    <a:blip r:embed="rId14"/>
+                    <a:stretch>
+                      <a:fillRect/>
+                    </a:stretch>
+                  </pic:blipFill>
+                  <pic:spPr>
+                    <a:xfrm>
+                      <a:off x="0" y="0"/>
+                      <a:ext cx="2653988" cy="2419417"/>
+                    </a:xfrm>
+                    <a:prstGeom prst="rect">
+                      <a:avLst/>
+                    </a:prstGeom>
+                  </pic:spPr>
+                </pic:pic>
+              </a:graphicData>
+            </a:graphic>
+          </wp:inline>
+        </w:drawing>
+      </w:r>
+      <w:r>
+        <w:rPr>
+          <w:noProof/>
+        </w:rPr>
+        <w:t xml:space="preserve"> </w:t>
+      </w:r>
+      <w:r>
+        <w:rPr>
+          <w:sz w:val="24"/>
+          <w:szCs w:val="24"/>
+        </w:rPr>
+        <w:drawing>
+          <wp:inline distT="0" distB="0" distL="0" distR="0" wp14:anchorId="6F9136B2" wp14:editId="135C59AF">
+            <wp:extent cx="2649891" cy="2415682"/>
+            <wp:effectExtent l="0" t="0" r="4445" b="0"/>
+            <wp:docPr id="1497491699" name="Picture 1" descr="A colorful squares with numbers and symbols&#10;&#10;AI-generated content may be incorrect."/>
+            <wp:cNvGraphicFramePr>
+              <a:graphicFrameLocks xmlns:a="http://schemas.openxmlformats.org/drawingml/2006/main" noChangeAspect="1"/>
+            </wp:cNvGraphicFramePr>
+            <a:graphic xmlns:a="http://schemas.openxmlformats.org/drawingml/2006/main">
+              <a:graphicData uri="http://schemas.openxmlformats.org/drawingml/2006/picture">
+                <pic:pic xmlns:pic="http://schemas.openxmlformats.org/drawingml/2006/picture">
+                  <pic:nvPicPr>
+                    <pic:cNvPr id="1497491699" name="Picture 1" descr="A colorful squares with numbers and symbols&#10;&#10;AI-generated content may be incorrect."/>
+                    <pic:cNvPicPr/>
+                  </pic:nvPicPr>
+                  <pic:blipFill>
+                    <a:blip r:embed="rId15"/>
+                    <a:stretch>
+                      <a:fillRect/>
+                    </a:stretch>
+                  </pic:blipFill>
+                  <pic:spPr>
+                    <a:xfrm>
+                      <a:off x="0" y="0"/>
+                      <a:ext cx="2710736" cy="2471149"/>
+                    </a:xfrm>
+                    <a:prstGeom prst="rect">
+                      <a:avLst/>
+                    </a:prstGeom>
+                  </pic:spPr>
+                </pic:pic>
+              </a:graphicData>
+            </a:graphic>
+          </wp:inline>
+        </w:drawing>
+      </w:r>
+    </w:p>
+    <w:p>
+      <w:pPr>
+        <w:pStyle w:val="p1"/>
+        <w:rPr>
+          <w:sz w:val="24"/>
+          <w:szCs w:val="24"/>
+        </w:rPr>
+      </w:pPr>
+    </w:p>
+    <w:p>
+      <w:pPr>
+        <w:rPr>
+          <w:rFonts w:ascii="Times New Roman" w:eastAsia="Times New Roman" w:hAnsi="Times New Roman" w:cs="Times New Roman"/>
+          <w:i/>
+          <w:iCs/>
+          <w:color w:val="2A2C2E"/>
+          <w:sz w:val="24"/>
+          <w:szCs w:val="24"/>
+          <w:lang w:val="en-US" w:eastAsia="ko-KR"/>
+        </w:rPr>
+      </w:pPr>
+      <w:r>
+        <w:rPr>
+          <w:i/>
+          <w:iCs/>
+          <w:sz w:val="24"/>
+          <w:szCs w:val="24"/>
+        </w:rPr>
+        <w:br w:type="page"/>
+      </w:r>
+      <w:r>
+        <w:rPr>
+          <w:rFonts w:ascii="Times New Roman" w:hAnsi="Times New Roman" w:cs="Times New Roman"/>
+          <w:i/>
+          <w:iCs/>
+          <w:sz w:val="24"/>
+          <w:szCs w:val="24"/>
+        </w:rPr>
+        <w:lastRenderedPageBreak/>
+        <w:t xml:space="preserve">Detecting and Scoring Candidates in </w:t>
+      </w:r>
+      <w:r>
+        <w:rPr>
+          <w:rFonts w:ascii="Times New Roman" w:hAnsi="Times New Roman" w:cs="Times New Roman"/>
+          <w:i/>
+          <w:iCs/>
+          <w:sz w:val="24"/>
+          <w:szCs w:val="24"/>
+        </w:rPr>
+        <w:t xml:space="preserve">the </w:t>
+      </w:r>
+      <w:r>
+        <w:rPr>
+          <w:rFonts w:ascii="Times New Roman" w:hAnsi="Times New Roman" w:cs="Times New Roman"/>
+          <w:i/>
+          <w:iCs/>
+          <w:sz w:val="24"/>
+          <w:szCs w:val="24"/>
+        </w:rPr>
+        <w:t>Diagonal Form</w:t>
+      </w:r>
+      <w:r>
+        <w:rPr>
+          <w:rFonts w:ascii="Times New Roman" w:hAnsi="Times New Roman" w:cs="Times New Roman"/>
+          <w:i/>
+          <w:iCs/>
+          <w:sz w:val="24"/>
+          <w:szCs w:val="24"/>
+        </w:rPr>
+        <w:tab/>
+      </w:r>
+    </w:p>
+    <w:p>
+      <w:pPr>
+        <w:pStyle w:val="p1"/>
+        <w:rPr>
+          <w:sz w:val="24"/>
+          <w:szCs w:val="24"/>
+        </w:rPr>
+      </w:pPr>
+      <w:r>
+        <w:rPr>
+          <w:sz w:val="24"/>
+          <w:szCs w:val="24"/>
+        </w:rPr>
+        <w:t>After the metric selection, w</w:t>
+      </w:r>
+      <w:r>
+        <w:rPr>
+          <w:sz w:val="24"/>
+          <w:szCs w:val="24"/>
+        </w:rPr>
+        <w:t xml:space="preserve">e </w:t>
+      </w:r>
+      <w:r>
+        <w:rPr>
+          <w:sz w:val="24"/>
+          <w:szCs w:val="24"/>
+        </w:rPr>
+        <w:t xml:space="preserve">see </w:t>
+      </w:r>
+      <w:r>
+        <w:rPr>
+          <w:sz w:val="24"/>
+          <w:szCs w:val="24"/>
+        </w:rPr>
+        <w:t xml:space="preserve">from the matrix visualization that likely </w:t>
+      </w:r>
+      <w:r>
+        <w:rPr>
+          <w:sz w:val="24"/>
+          <w:szCs w:val="24"/>
+        </w:rPr>
+        <w:t>patterns</w:t>
+      </w:r>
+      <w:r>
+        <w:rPr>
+          <w:sz w:val="24"/>
+          <w:szCs w:val="24"/>
+        </w:rPr>
+        <w:t xml:space="preserve"> are reflected in diagonal “runs” of high metrics. However, we must determine the cutoff of starting and beginning the putative candidate. In this section w</w:t>
+      </w:r>
+      <w:r>
+        <w:rPr>
+          <w:sz w:val="24"/>
+          <w:szCs w:val="24"/>
+        </w:rPr>
+        <w:t xml:space="preserve">e </w:t>
+      </w:r>
+      <w:r>
+        <w:rPr>
+          <w:sz w:val="24"/>
+          <w:szCs w:val="24"/>
+        </w:rPr>
+        <w:t>define a scoring pipeline to determine motif candidate size.</w:t>
+      </w:r>
+    </w:p>
+    <w:p>
+      <w:pPr>
+        <w:pStyle w:val="p1"/>
+        <w:rPr>
+          <w:sz w:val="24"/>
+          <w:szCs w:val="24"/>
+        </w:rPr>
+      </w:pPr>
+    </w:p>
+    <w:p>
+      <w:pPr>
+        <w:pStyle w:val="p1"/>
+        <w:rPr>
+          <w:sz w:val="24"/>
+          <w:szCs w:val="24"/>
+        </w:rPr>
+      </w:pPr>
+      <w:r>
+        <w:rPr>
+          <w:sz w:val="24"/>
+          <w:szCs w:val="24"/>
+        </w:rPr>
+        <w:t xml:space="preserve">The most obvious solution – which algorithms like MEME employ – is allowing input for </w:t>
+      </w:r>
+      <w:r>
+        <w:rPr>
+          <w:sz w:val="24"/>
+          <w:szCs w:val="24"/>
+        </w:rPr>
+        <w:t>a user parameter</w:t>
+      </w:r>
+      <w:r>
+        <w:rPr>
+          <w:sz w:val="24"/>
+          <w:szCs w:val="24"/>
+        </w:rPr>
+        <w:t xml:space="preserve">. </w:t>
+      </w:r>
+    </w:p>
+    <w:p>
+      <w:pPr>
+        <w:pStyle w:val="p1"/>
+        <w:rPr>
+          <w:sz w:val="24"/>
+          <w:szCs w:val="24"/>
+        </w:rPr>
+      </w:pPr>
+    </w:p>
+    <w:p>
+      <w:pPr>
+        <w:pStyle w:val="p1"/>
+        <w:rPr>
+          <w:sz w:val="24"/>
+          <w:szCs w:val="24"/>
+        </w:rPr>
+      </w:pPr>
+      <w:r>
+        <w:rPr>
+          <w:sz w:val="24"/>
+          <w:szCs w:val="24"/>
+        </w:rPr>
+        <w:t xml:space="preserve">But </w:t>
+      </w:r>
+      <w:r>
+        <w:rPr>
+          <w:sz w:val="24"/>
+          <w:szCs w:val="24"/>
+        </w:rPr>
+        <w:t>we use an adaptive percentile threshold-based and motif size argument to control.</w:t>
+      </w:r>
+    </w:p>
+    <w:p>
+      <w:pPr>
+        <w:pStyle w:val="p1"/>
+        <w:rPr>
+          <w:sz w:val="24"/>
+          <w:szCs w:val="24"/>
+        </w:rPr>
+      </w:pPr>
+    </w:p>
+    <w:p>
+      <w:pPr>
+        <w:pStyle w:val="p1"/>
+        <w:rPr>
+          <w:i/>
+          <w:iCs/>
+          <w:sz w:val="24"/>
+          <w:szCs w:val="24"/>
+        </w:rPr>
+      </w:pPr>
+      <w:r>
+        <w:rPr>
+          <w:i/>
+          <w:iCs/>
+          <w:sz w:val="24"/>
+          <w:szCs w:val="24"/>
+        </w:rPr>
+        <w:t>Bootstrap Significance Testing</w:t>
+      </w:r>
+    </w:p>
+    <w:p>
+      <w:pPr>
+        <w:pStyle w:val="p1"/>
+        <w:rPr>
+          <w:sz w:val="24"/>
+          <w:szCs w:val="24"/>
+        </w:rPr>
+      </w:pPr>
+    </w:p>
+    <w:p>
+      <w:pPr>
+        <w:pStyle w:val="p1"/>
+        <w:rPr>
+          <w:sz w:val="24"/>
+          <w:szCs w:val="24"/>
+        </w:rPr>
+      </w:pPr>
+    </w:p>
+    <w:p>
+      <w:pPr>
+        <w:pStyle w:val="p1"/>
+        <w:rPr>
+          <w:sz w:val="24"/>
+          <w:szCs w:val="24"/>
+        </w:rPr>
+      </w:pPr>
+    </w:p>
+    <w:p>
+      <w:pPr>
+        <w:pStyle w:val="p1"/>
+        <w:rPr>
+          <w:sz w:val="24"/>
+          <w:szCs w:val="24"/>
+        </w:rPr>
+      </w:pPr>
+    </w:p>
+    <w:p>
+      <w:pPr>
+        <w:pStyle w:val="p1"/>
+        <w:rPr>
+          <w:i/>
+          <w:iCs/>
+          <w:sz w:val="24"/>
+          <w:szCs w:val="24"/>
+        </w:rPr>
+      </w:pPr>
+      <w:r>
+        <w:rPr>
+          <w:i/>
+          <w:iCs/>
+          <w:sz w:val="24"/>
+          <w:szCs w:val="24"/>
+        </w:rPr>
+        <w:t xml:space="preserve">Evaluation </w:t>
+      </w:r>
+    </w:p>
+    <w:p>
+      <w:pPr>
+        <w:pStyle w:val="p1"/>
+        <w:rPr>
+          <w:sz w:val="24"/>
+          <w:szCs w:val="24"/>
+        </w:rPr>
+      </w:pPr>
+    </w:p>
+    <w:p>
+      <w:pPr>
+        <w:pStyle w:val="p1"/>
+        <w:rPr>
+          <w:sz w:val="24"/>
+          <w:szCs w:val="24"/>
+        </w:rPr>
+      </w:pPr>
+      <w:r>
+        <w:rPr>
+          <w:sz w:val="24"/>
+          <w:szCs w:val="24"/>
+        </w:rPr>
+        <w:t>Finally</w:t>
+      </w:r>
+      <w:r>
+        <w:rPr>
+          <w:sz w:val="24"/>
+          <w:szCs w:val="24"/>
+        </w:rPr>
+        <w:t xml:space="preserve">, </w:t>
+      </w:r>
+      <w:r>
+        <w:rPr>
+          <w:sz w:val="24"/>
+          <w:szCs w:val="24"/>
+        </w:rPr>
+        <w:t xml:space="preserve">we evaluate the </w:t>
+      </w:r>
+      <w:r>
+        <w:rPr>
+          <w:sz w:val="24"/>
+          <w:szCs w:val="24"/>
+        </w:rPr>
+        <w:t xml:space="preserve">results compared to the manual labels as well as discussing the behavior of the outputs when manipulating the user-defined parameters. </w:t>
+      </w:r>
+    </w:p>
+    <w:p>
+      <w:pPr>
+        <w:pStyle w:val="p1"/>
+        <w:rPr>
+          <w:sz w:val="24"/>
+          <w:szCs w:val="24"/>
+        </w:rPr>
+      </w:pPr>
+    </w:p>
+    <w:p>
+      <w:pPr>
+        <w:rPr>
+          <w:rFonts w:ascii="Times New Roman" w:eastAsia="Times New Roman" w:hAnsi="Times New Roman" w:cs="Times New Roman"/>
+          <w:i/>
+          <w:iCs/>
+          <w:color w:val="2A2C2E"/>
+          <w:sz w:val="24"/>
+          <w:szCs w:val="24"/>
+          <w:lang w:val="en-US" w:eastAsia="ko-KR"/>
+        </w:rPr>
+      </w:pPr>
+      <w:r>
+        <w:rPr>
+          <w:rFonts w:ascii="Times New Roman" w:hAnsi="Times New Roman" w:cs="Times New Roman"/>
+          <w:i/>
+          <w:iCs/>
+          <w:sz w:val="24"/>
+          <w:szCs w:val="24"/>
+        </w:rPr>
+        <w:t>Results and Discussion</w:t>
+      </w:r>
+    </w:p>
+    <w:p>
+      <w:pPr>
+        <w:pStyle w:val="p1"/>
+        <w:rPr>
+          <w:i/>
+          <w:iCs/>
           <w:sz w:val="24"/>
           <w:szCs w:val="24"/>
         </w:rPr>
@@ -7587,7 +13114,42 @@
           <w:sz w:val="24"/>
           <w:szCs w:val="24"/>
         </w:rPr>
-        <w:t>Self-comparison matrix</w:t>
+        <w:t xml:space="preserve">Individual observation comparison -- </w:t>
+      </w:r>
+      <w:r>
+        <w:rPr>
+          <w:sz w:val="24"/>
+          <w:szCs w:val="24"/>
+        </w:rPr>
+        <w:t>Adjusting the threshold impacts the motif size</w:t>
+      </w:r>
+      <w:r>
+        <w:rPr>
+          <w:sz w:val="24"/>
+          <w:szCs w:val="24"/>
+        </w:rPr>
+        <w:t xml:space="preserve">, </w:t>
+      </w:r>
+      <w:r>
+        <w:rPr>
+          <w:sz w:val="24"/>
+          <w:szCs w:val="24"/>
+        </w:rPr>
+        <w:t>result quality</w:t>
+      </w:r>
+      <w:r>
+        <w:rPr>
+          <w:sz w:val="24"/>
+          <w:szCs w:val="24"/>
+        </w:rPr>
+        <w:t xml:space="preserve">, and computing overhead </w:t>
+      </w:r>
+      <w:r>
+        <w:rPr>
+          <w:sz w:val="24"/>
+          <w:szCs w:val="24"/>
+        </w:rPr>
+        <w:t xml:space="preserve">– lots of false positives but p-value significance </w:t>
       </w:r>
     </w:p>
     <w:p>
@@ -7607,190 +13169,8 @@
           <w:sz w:val="24"/>
           <w:szCs w:val="24"/>
         </w:rPr>
-        <w:t>Various concordance metrics (PIC, Pearson correlation, Jensen Shannon, PIC – JSD hybrid metric)</w:t>
-      </w:r>
-    </w:p>
-    <w:p>
-      <w:pPr>
-        <w:pStyle w:val="p1"/>
-        <w:rPr>
-          <w:sz w:val="24"/>
-          <w:szCs w:val="24"/>
-        </w:rPr>
-      </w:pPr>
-    </w:p>
-    <w:p>
-      <w:pPr>
-        <w:pStyle w:val="p1"/>
-        <w:rPr>
-          <w:sz w:val="24"/>
-          <w:szCs w:val="24"/>
-        </w:rPr>
-      </w:pPr>
-      <w:r>
-        <w:rPr>
-          <w:sz w:val="24"/>
-          <w:szCs w:val="24"/>
-        </w:rPr>
-        <w:t xml:space="preserve">These metrics are used to visualize the motif pattern – direct and inverted (or reverse, or palindromic – used interchangeably) repeats, where direct repeats have high concordance and inverted repeats have high concordance when the second half of the motif is reversed and complemented. </w:t>
-      </w:r>
-    </w:p>
-    <w:p>
-      <w:pPr>
-        <w:pStyle w:val="p1"/>
-        <w:rPr>
-          <w:sz w:val="24"/>
-          <w:szCs w:val="24"/>
-        </w:rPr>
-      </w:pPr>
-    </w:p>
-    <w:p>
-      <w:pPr>
-        <w:pStyle w:val="p1"/>
-        <w:rPr>
-          <w:sz w:val="24"/>
-          <w:szCs w:val="24"/>
-        </w:rPr>
-      </w:pPr>
-      <w:r>
-        <w:rPr>
-          <w:sz w:val="24"/>
-          <w:szCs w:val="24"/>
-        </w:rPr>
-        <w:t>After defining the key concordance metrics and target mechanism for motif pattern visualization, we define a scoring pipeline to</w:t>
-      </w:r>
-      <w:r>
-        <w:rPr>
-          <w:sz w:val="24"/>
-          <w:szCs w:val="24"/>
-        </w:rPr>
-        <w:t xml:space="preserve"> determine candidate size. This is a user </w:t>
-      </w:r>
-      <w:proofErr w:type="gramStart"/>
-      <w:r>
-        <w:rPr>
-          <w:sz w:val="24"/>
-          <w:szCs w:val="24"/>
-        </w:rPr>
-        <w:t>parameter</w:t>
-      </w:r>
-      <w:proofErr w:type="gramEnd"/>
-      <w:r>
-        <w:rPr>
-          <w:sz w:val="24"/>
-          <w:szCs w:val="24"/>
-        </w:rPr>
-        <w:t xml:space="preserve"> but we use an adaptive percentile threshold-based and motif size argument to control.</w:t>
-      </w:r>
-    </w:p>
-    <w:p>
-      <w:pPr>
-        <w:pStyle w:val="p1"/>
-        <w:rPr>
-          <w:sz w:val="24"/>
-          <w:szCs w:val="24"/>
-        </w:rPr>
-      </w:pPr>
-    </w:p>
-    <w:p>
-      <w:pPr>
-        <w:pStyle w:val="p1"/>
-        <w:rPr>
-          <w:sz w:val="24"/>
-          <w:szCs w:val="24"/>
-        </w:rPr>
-      </w:pPr>
-      <w:r>
-        <w:rPr>
-          <w:sz w:val="24"/>
-          <w:szCs w:val="24"/>
-        </w:rPr>
-        <w:t>Finally</w:t>
-      </w:r>
-      <w:r>
-        <w:rPr>
-          <w:sz w:val="24"/>
-          <w:szCs w:val="24"/>
-        </w:rPr>
-        <w:t xml:space="preserve">, </w:t>
-      </w:r>
-      <w:r>
-        <w:rPr>
-          <w:sz w:val="24"/>
-          <w:szCs w:val="24"/>
-        </w:rPr>
-        <w:t xml:space="preserve">we evaluate the </w:t>
-      </w:r>
-      <w:r>
-        <w:rPr>
-          <w:sz w:val="24"/>
-          <w:szCs w:val="24"/>
-        </w:rPr>
-        <w:t xml:space="preserve">results compared to the manual labels as well as discussing the behavior of the outputs when manipulating the user-defined parameters. </w:t>
-      </w:r>
-    </w:p>
-    <w:p>
-      <w:pPr>
-        <w:pStyle w:val="p1"/>
-        <w:rPr>
-          <w:sz w:val="24"/>
-          <w:szCs w:val="24"/>
-        </w:rPr>
-      </w:pPr>
-    </w:p>
-    <w:p>
-      <w:pPr>
-        <w:rPr>
-          <w:rFonts w:ascii="Times New Roman" w:eastAsia="Times New Roman" w:hAnsi="Times New Roman" w:cs="Times New Roman"/>
-          <w:i/>
-          <w:iCs/>
-          <w:color w:val="2A2C2E"/>
-          <w:sz w:val="24"/>
-          <w:szCs w:val="24"/>
-          <w:lang w:val="en-US" w:eastAsia="ko-KR"/>
-        </w:rPr>
-      </w:pPr>
-      <w:r>
-        <w:rPr>
-          <w:i/>
-          <w:iCs/>
-          <w:sz w:val="24"/>
-          <w:szCs w:val="24"/>
-        </w:rPr>
-        <w:br w:type="page"/>
-      </w:r>
-    </w:p>
-    <w:p>
-      <w:pPr>
-        <w:pStyle w:val="p1"/>
-        <w:rPr>
-          <w:i/>
-          <w:iCs/>
-          <w:sz w:val="24"/>
-          <w:szCs w:val="24"/>
-        </w:rPr>
-      </w:pPr>
-      <w:r>
-        <w:rPr>
-          <w:i/>
-          <w:iCs/>
-          <w:sz w:val="24"/>
-          <w:szCs w:val="24"/>
-        </w:rPr>
-        <w:lastRenderedPageBreak/>
-        <w:t>Results and Discussion</w:t>
-      </w:r>
-    </w:p>
-    <w:p>
-      <w:pPr>
-        <w:pStyle w:val="p1"/>
-        <w:rPr>
-          <w:i/>
-          <w:iCs/>
-          <w:sz w:val="24"/>
-          <w:szCs w:val="24"/>
-        </w:rPr>
-      </w:pPr>
+        <w:t xml:space="preserve">Discuss a few exceptions, limitations of sample size </w:t>
+      </w:r>
     </w:p>
     <w:p>
       <w:pPr>
@@ -7809,42 +13189,7 @@
           <w:sz w:val="24"/>
           <w:szCs w:val="24"/>
         </w:rPr>
-        <w:t xml:space="preserve">Individual observation comparison -- </w:t>
-      </w:r>
-      <w:r>
-        <w:rPr>
-          <w:sz w:val="24"/>
-          <w:szCs w:val="24"/>
-        </w:rPr>
-        <w:t>Adjusting the threshold impacts the motif size</w:t>
-      </w:r>
-      <w:r>
-        <w:rPr>
-          <w:sz w:val="24"/>
-          <w:szCs w:val="24"/>
-        </w:rPr>
-        <w:t xml:space="preserve">, </w:t>
-      </w:r>
-      <w:r>
-        <w:rPr>
-          <w:sz w:val="24"/>
-          <w:szCs w:val="24"/>
-        </w:rPr>
-        <w:t>result quality</w:t>
-      </w:r>
-      <w:r>
-        <w:rPr>
-          <w:sz w:val="24"/>
-          <w:szCs w:val="24"/>
-        </w:rPr>
-        <w:t xml:space="preserve">, and computing overhead </w:t>
-      </w:r>
-      <w:r>
-        <w:rPr>
-          <w:sz w:val="24"/>
-          <w:szCs w:val="24"/>
-        </w:rPr>
-        <w:t xml:space="preserve">– lots of false positives but p-value significance </w:t>
+        <w:t>ROC AUC as one aspect that measures concordance with manual annotations only</w:t>
       </w:r>
     </w:p>
     <w:p>
@@ -7864,7 +13209,45 @@
           <w:sz w:val="24"/>
           <w:szCs w:val="24"/>
         </w:rPr>
-        <w:t xml:space="preserve">Discuss a few exceptions, limitations of sample size </w:t>
+        <w:t xml:space="preserve">More details on the direction of the p-values and error rate in aggregate when changing parameters </w:t>
+      </w:r>
+    </w:p>
+    <w:p>
+      <w:pPr>
+        <w:pStyle w:val="p1"/>
+        <w:rPr>
+          <w:sz w:val="24"/>
+          <w:szCs w:val="24"/>
+        </w:rPr>
+      </w:pPr>
+    </w:p>
+    <w:p>
+      <w:pPr>
+        <w:pStyle w:val="p1"/>
+        <w:rPr>
+          <w:i/>
+          <w:iCs/>
+          <w:sz w:val="24"/>
+          <w:szCs w:val="24"/>
+        </w:rPr>
+      </w:pPr>
+    </w:p>
+    <w:p>
+      <w:pPr>
+        <w:pStyle w:val="p1"/>
+        <w:rPr>
+          <w:sz w:val="24"/>
+          <w:szCs w:val="24"/>
+        </w:rPr>
+      </w:pPr>
+      <w:r>
+        <w:rPr>
+          <w:i/>
+          <w:iCs/>
+          <w:sz w:val="24"/>
+          <w:szCs w:val="24"/>
+        </w:rPr>
+        <w:t>Conclusions</w:t>
       </w:r>
     </w:p>
     <w:p>
@@ -7884,7 +13267,7 @@
           <w:sz w:val="24"/>
           <w:szCs w:val="24"/>
         </w:rPr>
-        <w:t>ROC AUC as one aspect that measures concordance with manual annotations only</w:t>
+        <w:t xml:space="preserve">applications in comparative genomics </w:t>
       </w:r>
     </w:p>
     <w:p>
@@ -7904,79 +13287,8 @@
           <w:sz w:val="24"/>
           <w:szCs w:val="24"/>
         </w:rPr>
-        <w:t xml:space="preserve">More details on the direction of the p-values and error rate in aggregate when changing parameters </w:t>
-      </w:r>
-    </w:p>
-    <w:p>
-      <w:pPr>
-        <w:pStyle w:val="p1"/>
-        <w:rPr>
-          <w:sz w:val="24"/>
-          <w:szCs w:val="24"/>
-        </w:rPr>
-      </w:pPr>
-    </w:p>
-    <w:p>
-      <w:pPr>
-        <w:pStyle w:val="p1"/>
-        <w:rPr>
-          <w:i/>
-          <w:iCs/>
-          <w:sz w:val="24"/>
-          <w:szCs w:val="24"/>
-        </w:rPr>
-      </w:pPr>
-    </w:p>
-    <w:p>
-      <w:pPr>
-        <w:pStyle w:val="p1"/>
-        <w:rPr>
-          <w:sz w:val="24"/>
-          <w:szCs w:val="24"/>
-        </w:rPr>
-      </w:pPr>
-      <w:r>
-        <w:rPr>
-          <w:i/>
-          <w:iCs/>
-          <w:sz w:val="24"/>
-          <w:szCs w:val="24"/>
-        </w:rPr>
-        <w:t>Conclusions</w:t>
-      </w:r>
-    </w:p>
-    <w:p>
-      <w:pPr>
-        <w:pStyle w:val="p1"/>
-        <w:numPr>
-          <w:ilvl w:val="0"/>
-          <w:numId w:val="8"/>
-        </w:numPr>
-        <w:rPr>
-          <w:sz w:val="24"/>
-          <w:szCs w:val="24"/>
-        </w:rPr>
-      </w:pPr>
-      <w:r>
-        <w:rPr>
-          <w:sz w:val="24"/>
-          <w:szCs w:val="24"/>
-        </w:rPr>
-        <w:t xml:space="preserve">applications in comparative genomics </w:t>
-      </w:r>
-    </w:p>
-    <w:p>
-      <w:pPr>
-        <w:pStyle w:val="p1"/>
-        <w:numPr>
-          <w:ilvl w:val="0"/>
-          <w:numId w:val="8"/>
-        </w:numPr>
-        <w:rPr>
-          <w:sz w:val="24"/>
-          <w:szCs w:val="24"/>
-        </w:rPr>
-      </w:pPr>
+        <w:t xml:space="preserve">heuristics and application </w:t>
+      </w:r>
     </w:p>
     <w:p>
       <w:pPr>
@@ -7992,6 +13304,7 @@
       </w:pPr>
       <w:r>
         <w:rPr>
+          <w:rFonts w:ascii="Times New Roman" w:hAnsi="Times New Roman" w:cs="Times New Roman"/>
           <w:i/>
           <w:iCs/>
           <w:sz w:val="24"/>
@@ -9127,6 +14440,9 @@
       <w:r>
         <w:t xml:space="preserve"> </w:t>
       </w:r>
+      <w:r>
+        <w:t>https://www.tandfonline.com/doi/full/10.1080/21541264.2023.2293523</w:t>
+      </w:r>
     </w:p>
   </w:footnote>
   <w:footnote w:id="38">
@@ -9166,10 +14482,95 @@
         <w:footnoteRef/>
       </w:r>
       <w:r>
+        <w:t>https://academic.oup.com/database/article/doi/10.1093/database/baw055/2630369?login=false#47326445</w:t>
+      </w:r>
+    </w:p>
+  </w:footnote>
+  <w:footnote w:id="40">
+    <w:p>
+      <w:pPr>
+        <w:pStyle w:val="FootnoteText"/>
+        <w:rPr>
+          <w:lang w:val="es-ES_tradnl"/>
+        </w:rPr>
+      </w:pPr>
+      <w:r>
+        <w:rPr>
+          <w:rStyle w:val="FootnoteReference"/>
+        </w:rPr>
+        <w:footnoteRef/>
+      </w:r>
+      <w:r>
         <w:t xml:space="preserve"> </w:t>
       </w:r>
       <w:r>
         <w:t>https://academic.oup.com/database/article/doi/10.1093/database/baw055/2630369?login=false#47326445</w:t>
+      </w:r>
+    </w:p>
+  </w:footnote>
+  <w:footnote w:id="41">
+    <w:p>
+      <w:pPr>
+        <w:pStyle w:val="FootnoteText"/>
+        <w:rPr>
+          <w:lang w:val="es-ES_tradnl"/>
+        </w:rPr>
+      </w:pPr>
+      <w:r>
+        <w:rPr>
+          <w:rStyle w:val="FootnoteReference"/>
+        </w:rPr>
+        <w:footnoteRef/>
+      </w:r>
+      <w:r>
+        <w:t xml:space="preserve"> </w:t>
+      </w:r>
+      <w:r>
+        <w:t>https://pmc.ncbi.nlm.nih.gov/articles/PMC4951493/</w:t>
+      </w:r>
+    </w:p>
+  </w:footnote>
+  <w:footnote w:id="42">
+    <w:p>
+      <w:pPr>
+        <w:pStyle w:val="FootnoteText"/>
+        <w:rPr>
+          <w:lang w:val="es-ES_tradnl"/>
+        </w:rPr>
+      </w:pPr>
+      <w:r>
+        <w:rPr>
+          <w:rStyle w:val="FootnoteReference"/>
+        </w:rPr>
+        <w:footnoteRef/>
+      </w:r>
+      <w:r>
+        <w:t xml:space="preserve"> </w:t>
+      </w:r>
+      <w:r>
+        <w:t>https://www.sciencedirect.com/science/article/pii/S0016003296000634</w:t>
+      </w:r>
+    </w:p>
+  </w:footnote>
+  <w:footnote w:id="43">
+    <w:p>
+      <w:pPr>
+        <w:pStyle w:val="FootnoteText"/>
+        <w:rPr>
+          <w:lang w:val="es-ES_tradnl"/>
+        </w:rPr>
+      </w:pPr>
+      <w:r>
+        <w:rPr>
+          <w:rStyle w:val="FootnoteReference"/>
+        </w:rPr>
+        <w:footnoteRef/>
+      </w:r>
+      <w:r>
+        <w:t xml:space="preserve"> </w:t>
+      </w:r>
+      <w:r>
+        <w:t>https://www.researchgate.net/publication/51050432_Distributions_of_the_Kullback-Leibler_divergence_with_applications</w:t>
       </w:r>
     </w:p>
   </w:footnote>
@@ -10034,6 +15435,119 @@
     </w:lvl>
   </w:abstractNum>
   <w:abstractNum w:abstractNumId="8" w15:restartNumberingAfterBreak="0">
+    <w:nsid w:val="682402CD"/>
+    <w:multiLevelType w:val="hybridMultilevel"/>
+    <w:tmpl w:val="D5AA5224"/>
+    <w:lvl w:ilvl="0" w:tplc="04090001">
+      <w:start w:val="1"/>
+      <w:numFmt w:val="bullet"/>
+      <w:lvlText w:val=""/>
+      <w:lvlJc w:val="left"/>
+      <w:pPr>
+        <w:ind w:left="720" w:hanging="360"/>
+      </w:pPr>
+      <w:rPr>
+        <w:rFonts w:ascii="Symbol" w:eastAsia="Times New Roman" w:hAnsi="Symbol" w:cs="Times New Roman" w:hint="default"/>
+      </w:rPr>
+    </w:lvl>
+    <w:lvl w:ilvl="1" w:tplc="04090003" w:tentative="1">
+      <w:start w:val="1"/>
+      <w:numFmt w:val="bullet"/>
+      <w:lvlText w:val="o"/>
+      <w:lvlJc w:val="left"/>
+      <w:pPr>
+        <w:ind w:left="1440" w:hanging="360"/>
+      </w:pPr>
+      <w:rPr>
+        <w:rFonts w:ascii="Courier New" w:hAnsi="Courier New" w:cs="Courier New" w:hint="default"/>
+      </w:rPr>
+    </w:lvl>
+    <w:lvl w:ilvl="2" w:tplc="04090005" w:tentative="1">
+      <w:start w:val="1"/>
+      <w:numFmt w:val="bullet"/>
+      <w:lvlText w:val=""/>
+      <w:lvlJc w:val="left"/>
+      <w:pPr>
+        <w:ind w:left="2160" w:hanging="360"/>
+      </w:pPr>
+      <w:rPr>
+        <w:rFonts w:ascii="Wingdings" w:hAnsi="Wingdings" w:hint="default"/>
+      </w:rPr>
+    </w:lvl>
+    <w:lvl w:ilvl="3" w:tplc="04090001" w:tentative="1">
+      <w:start w:val="1"/>
+      <w:numFmt w:val="bullet"/>
+      <w:lvlText w:val=""/>
+      <w:lvlJc w:val="left"/>
+      <w:pPr>
+        <w:ind w:left="2880" w:hanging="360"/>
+      </w:pPr>
+      <w:rPr>
+        <w:rFonts w:ascii="Symbol" w:hAnsi="Symbol" w:hint="default"/>
+      </w:rPr>
+    </w:lvl>
+    <w:lvl w:ilvl="4" w:tplc="04090003" w:tentative="1">
+      <w:start w:val="1"/>
+      <w:numFmt w:val="bullet"/>
+      <w:lvlText w:val="o"/>
+      <w:lvlJc w:val="left"/>
+      <w:pPr>
+        <w:ind w:left="3600" w:hanging="360"/>
+      </w:pPr>
+      <w:rPr>
+        <w:rFonts w:ascii="Courier New" w:hAnsi="Courier New" w:cs="Courier New" w:hint="default"/>
+      </w:rPr>
+    </w:lvl>
+    <w:lvl w:ilvl="5" w:tplc="04090005" w:tentative="1">
+      <w:start w:val="1"/>
+      <w:numFmt w:val="bullet"/>
+      <w:lvlText w:val=""/>
+      <w:lvlJc w:val="left"/>
+      <w:pPr>
+        <w:ind w:left="4320" w:hanging="360"/>
+      </w:pPr>
+      <w:rPr>
+        <w:rFonts w:ascii="Wingdings" w:hAnsi="Wingdings" w:hint="default"/>
+      </w:rPr>
+    </w:lvl>
+    <w:lvl w:ilvl="6" w:tplc="04090001" w:tentative="1">
+      <w:start w:val="1"/>
+      <w:numFmt w:val="bullet"/>
+      <w:lvlText w:val=""/>
+      <w:lvlJc w:val="left"/>
+      <w:pPr>
+        <w:ind w:left="5040" w:hanging="360"/>
+      </w:pPr>
+      <w:rPr>
+        <w:rFonts w:ascii="Symbol" w:hAnsi="Symbol" w:hint="default"/>
+      </w:rPr>
+    </w:lvl>
+    <w:lvl w:ilvl="7" w:tplc="04090003" w:tentative="1">
+      <w:start w:val="1"/>
+      <w:numFmt w:val="bullet"/>
+      <w:lvlText w:val="o"/>
+      <w:lvlJc w:val="left"/>
+      <w:pPr>
+        <w:ind w:left="5760" w:hanging="360"/>
+      </w:pPr>
+      <w:rPr>
+        <w:rFonts w:ascii="Courier New" w:hAnsi="Courier New" w:cs="Courier New" w:hint="default"/>
+      </w:rPr>
+    </w:lvl>
+    <w:lvl w:ilvl="8" w:tplc="04090005" w:tentative="1">
+      <w:start w:val="1"/>
+      <w:numFmt w:val="bullet"/>
+      <w:lvlText w:val=""/>
+      <w:lvlJc w:val="left"/>
+      <w:pPr>
+        <w:ind w:left="6480" w:hanging="360"/>
+      </w:pPr>
+      <w:rPr>
+        <w:rFonts w:ascii="Wingdings" w:hAnsi="Wingdings" w:hint="default"/>
+      </w:rPr>
+    </w:lvl>
+  </w:abstractNum>
+  <w:abstractNum w:abstractNumId="9" w15:restartNumberingAfterBreak="0">
     <w:nsid w:val="73D20AFE"/>
     <w:multiLevelType w:val="hybridMultilevel"/>
     <w:tmpl w:val="D7F44850"/>
@@ -10146,7 +15660,7 @@
       </w:rPr>
     </w:lvl>
   </w:abstractNum>
-  <w:abstractNum w:abstractNumId="9" w15:restartNumberingAfterBreak="0">
+  <w:abstractNum w:abstractNumId="10" w15:restartNumberingAfterBreak="0">
     <w:nsid w:val="7B3B6939"/>
     <w:multiLevelType w:val="hybridMultilevel"/>
     <w:tmpl w:val="E7983DAE"/>
@@ -10266,10 +15780,10 @@
     <w:abstractNumId w:val="5"/>
   </w:num>
   <w:num w:numId="3" w16cid:durableId="1777869601">
-    <w:abstractNumId w:val="8"/>
+    <w:abstractNumId w:val="9"/>
   </w:num>
   <w:num w:numId="4" w16cid:durableId="974679200">
-    <w:abstractNumId w:val="9"/>
+    <w:abstractNumId w:val="10"/>
   </w:num>
   <w:num w:numId="5" w16cid:durableId="732462196">
     <w:abstractNumId w:val="3"/>
@@ -10288,6 +15802,9 @@
   </w:num>
   <w:num w:numId="10" w16cid:durableId="997270456">
     <w:abstractNumId w:val="1"/>
+  </w:num>
+  <w:num w:numId="11" w16cid:durableId="1614824324">
+    <w:abstractNumId w:val="8"/>
   </w:num>
 </w:numbering>
 </file>
@@ -10893,7 +16410,6 @@
   <w:style w:type="character" w:default="1" w:styleId="DefaultParagraphFont">
     <w:name w:val="Default Paragraph Font"/>
     <w:uiPriority w:val="1"/>
-    <w:semiHidden/>
     <w:unhideWhenUsed/>
   </w:style>
   <w:style w:type="table" w:default="1" w:styleId="TableNormal">
@@ -11364,6 +16880,16 @@
     <w:basedOn w:val="DefaultParagraphFont"/>
     <w:rsid w:val="00726B23"/>
   </w:style>
+  <w:style w:type="character" w:styleId="PlaceholderText">
+    <w:name w:val="Placeholder Text"/>
+    <w:basedOn w:val="DefaultParagraphFont"/>
+    <w:uiPriority w:val="99"/>
+    <w:semiHidden/>
+    <w:rsid w:val="006265C9"/>
+    <w:rPr>
+      <w:color w:val="666666"/>
+    </w:rPr>
+  </w:style>
 </w:styles>
 </file>
 

--- a/TFM Writing/RICSE_Enoch Shin_template.docx
+++ b/TFM Writing/RICSE_Enoch Shin_template.docx
@@ -362,13 +362,10 @@
           <w:szCs w:val="32"/>
           <w:lang w:val="en-US"/>
         </w:rPr>
-        <w:t>Dr. Ivan Erill Sagales</w:t>
-      </w:r>
-    </w:p>
-    <w:p>
-      <w:pPr>
-        <w:spacing w:after="0" w:line="240" w:lineRule="auto"/>
-        <w:jc w:val="center"/>
+        <w:t xml:space="preserve">Dr. Ivan </w:t>
+      </w:r>
+      <w:proofErr w:type="spellStart"/>
+      <w:r>
         <w:rPr>
           <w:rFonts w:cstheme="minorHAnsi"/>
           <w:b/>
@@ -377,7 +374,9 @@
           <w:szCs w:val="32"/>
           <w:lang w:val="en-US"/>
         </w:rPr>
-      </w:pPr>
+        <w:t>Erill</w:t>
+      </w:r>
+      <w:proofErr w:type="spellEnd"/>
       <w:r>
         <w:rPr>
           <w:rFonts w:cstheme="minorHAnsi"/>
@@ -387,12 +386,10 @@
           <w:szCs w:val="32"/>
           <w:lang w:val="en-US"/>
         </w:rPr>
-        <w:t>Department of Information and Communications Engineering</w:t>
-      </w:r>
-    </w:p>
-    <w:p>
-      <w:pPr>
-        <w:jc w:val="center"/>
+        <w:t xml:space="preserve"> </w:t>
+      </w:r>
+      <w:proofErr w:type="spellStart"/>
+      <w:r>
         <w:rPr>
           <w:rFonts w:cstheme="minorHAnsi"/>
           <w:b/>
@@ -401,10 +398,13 @@
           <w:szCs w:val="32"/>
           <w:lang w:val="en-US"/>
         </w:rPr>
-      </w:pPr>
-    </w:p>
-    <w:p>
-      <w:pPr>
+        <w:t>Sagales</w:t>
+      </w:r>
+      <w:proofErr w:type="spellEnd"/>
+    </w:p>
+    <w:p>
+      <w:pPr>
+        <w:spacing w:after="0" w:line="240" w:lineRule="auto"/>
         <w:jc w:val="center"/>
         <w:rPr>
           <w:rFonts w:cstheme="minorHAnsi"/>
@@ -415,6 +415,43 @@
           <w:lang w:val="en-US"/>
         </w:rPr>
       </w:pPr>
+      <w:r>
+        <w:rPr>
+          <w:rFonts w:cstheme="minorHAnsi"/>
+          <w:b/>
+          <w:bCs/>
+          <w:sz w:val="32"/>
+          <w:szCs w:val="32"/>
+          <w:lang w:val="en-US"/>
+        </w:rPr>
+        <w:t>Department of Information and Communications Engineering</w:t>
+      </w:r>
+    </w:p>
+    <w:p>
+      <w:pPr>
+        <w:jc w:val="center"/>
+        <w:rPr>
+          <w:rFonts w:cstheme="minorHAnsi"/>
+          <w:b/>
+          <w:bCs/>
+          <w:sz w:val="32"/>
+          <w:szCs w:val="32"/>
+          <w:lang w:val="en-US"/>
+        </w:rPr>
+      </w:pPr>
+    </w:p>
+    <w:p>
+      <w:pPr>
+        <w:jc w:val="center"/>
+        <w:rPr>
+          <w:rFonts w:cstheme="minorHAnsi"/>
+          <w:b/>
+          <w:bCs/>
+          <w:sz w:val="32"/>
+          <w:szCs w:val="32"/>
+          <w:lang w:val="en-US"/>
+        </w:rPr>
+      </w:pPr>
     </w:p>
     <w:p>
       <w:pPr>
@@ -439,6 +476,7 @@
           <w:lang w:val="en-US"/>
         </w:rPr>
       </w:pPr>
+      <w:proofErr w:type="spellStart"/>
       <w:r>
         <w:rPr>
           <w:rFonts w:cstheme="minorHAnsi"/>
@@ -446,8 +484,9 @@
           <w:szCs w:val="28"/>
           <w:lang w:val="en-US"/>
         </w:rPr>
-        <w:t>Cerdanyola del Vall</w:t>
-      </w:r>
+        <w:t>Cerdanyola</w:t>
+      </w:r>
+      <w:proofErr w:type="spellEnd"/>
       <w:r>
         <w:rPr>
           <w:rFonts w:cstheme="minorHAnsi"/>
@@ -455,8 +494,9 @@
           <w:szCs w:val="28"/>
           <w:lang w:val="en-US"/>
         </w:rPr>
-        <w:t>è</w:t>
-      </w:r>
+        <w:t xml:space="preserve"> del </w:t>
+      </w:r>
+      <w:proofErr w:type="spellStart"/>
       <w:r>
         <w:rPr>
           <w:rFonts w:cstheme="minorHAnsi"/>
@@ -464,7 +504,35 @@
           <w:szCs w:val="28"/>
           <w:lang w:val="en-US"/>
         </w:rPr>
-        <w:t xml:space="preserve">s, </w:t>
+        <w:t>Vall</w:t>
+      </w:r>
+      <w:r>
+        <w:rPr>
+          <w:rFonts w:cstheme="minorHAnsi"/>
+          <w:sz w:val="28"/>
+          <w:szCs w:val="28"/>
+          <w:lang w:val="en-US"/>
+        </w:rPr>
+        <w:t>è</w:t>
+      </w:r>
+      <w:r>
+        <w:rPr>
+          <w:rFonts w:cstheme="minorHAnsi"/>
+          <w:sz w:val="28"/>
+          <w:szCs w:val="28"/>
+          <w:lang w:val="en-US"/>
+        </w:rPr>
+        <w:t>s</w:t>
+      </w:r>
+      <w:proofErr w:type="spellEnd"/>
+      <w:r>
+        <w:rPr>
+          <w:rFonts w:cstheme="minorHAnsi"/>
+          <w:sz w:val="28"/>
+          <w:szCs w:val="28"/>
+          <w:lang w:val="en-US"/>
+        </w:rPr>
+        <w:t xml:space="preserve">, </w:t>
       </w:r>
       <w:r>
         <w:rPr>
@@ -623,14 +691,53 @@
           <w:sz w:val="24"/>
           <w:szCs w:val="24"/>
         </w:rPr>
-        <w:t>Ivan Erill Sagales</w:t>
-      </w:r>
-      <w:r>
-        <w:rPr>
-          <w:sz w:val="24"/>
-          <w:szCs w:val="24"/>
-        </w:rPr>
-        <w:t xml:space="preserve">, who provided me with the mentorship and stewardship over the past several months to get up to speed in the biology and computing </w:t>
+        <w:t xml:space="preserve">Ivan </w:t>
+      </w:r>
+      <w:proofErr w:type="spellStart"/>
+      <w:r>
+        <w:rPr>
+          <w:sz w:val="24"/>
+          <w:szCs w:val="24"/>
+        </w:rPr>
+        <w:t>Erill</w:t>
+      </w:r>
+      <w:proofErr w:type="spellEnd"/>
+      <w:r>
+        <w:rPr>
+          <w:sz w:val="24"/>
+          <w:szCs w:val="24"/>
+        </w:rPr>
+        <w:t xml:space="preserve"> </w:t>
+      </w:r>
+      <w:proofErr w:type="spellStart"/>
+      <w:r>
+        <w:rPr>
+          <w:sz w:val="24"/>
+          <w:szCs w:val="24"/>
+        </w:rPr>
+        <w:t>Sagales</w:t>
+      </w:r>
+      <w:proofErr w:type="spellEnd"/>
+      <w:r>
+        <w:rPr>
+          <w:sz w:val="24"/>
+          <w:szCs w:val="24"/>
+        </w:rPr>
+        <w:t xml:space="preserve">, who provided me with the mentorship and stewardship over the past several months to get up to speed in the </w:t>
+      </w:r>
+      <w:r>
+        <w:rPr>
+          <w:sz w:val="24"/>
+          <w:szCs w:val="24"/>
+        </w:rPr>
+        <w:t xml:space="preserve">essential </w:t>
+      </w:r>
+      <w:r>
+        <w:rPr>
+          <w:sz w:val="24"/>
+          <w:szCs w:val="24"/>
+        </w:rPr>
+        <w:t xml:space="preserve">biology and computing </w:t>
       </w:r>
       <w:r>
         <w:rPr>
@@ -658,7 +765,23 @@
           <w:sz w:val="24"/>
           <w:szCs w:val="24"/>
         </w:rPr>
-        <w:t xml:space="preserve">a history and statistics background, Dr. Erill tailored the project to </w:t>
+        <w:t xml:space="preserve">a history and statistics background, Dr. </w:t>
+      </w:r>
+      <w:proofErr w:type="spellStart"/>
+      <w:r>
+        <w:rPr>
+          <w:sz w:val="24"/>
+          <w:szCs w:val="24"/>
+        </w:rPr>
+        <w:t>Erill</w:t>
+      </w:r>
+      <w:proofErr w:type="spellEnd"/>
+      <w:r>
+        <w:rPr>
+          <w:sz w:val="24"/>
+          <w:szCs w:val="24"/>
+        </w:rPr>
+        <w:t xml:space="preserve"> tailored the project to </w:t>
       </w:r>
       <w:r>
         <w:rPr>
@@ -693,14 +816,30 @@
           <w:sz w:val="24"/>
           <w:szCs w:val="24"/>
         </w:rPr>
-        <w:t xml:space="preserve"> increase my practical skills and capabilities</w:t>
-      </w:r>
-      <w:r>
-        <w:rPr>
-          <w:sz w:val="24"/>
-          <w:szCs w:val="24"/>
-        </w:rPr>
-        <w:t xml:space="preserve">. Moreover, Dr. Erill worked tirelessly to support me in </w:t>
+        <w:t xml:space="preserve"> increase my skills and capabilities</w:t>
+      </w:r>
+      <w:r>
+        <w:rPr>
+          <w:sz w:val="24"/>
+          <w:szCs w:val="24"/>
+        </w:rPr>
+        <w:t xml:space="preserve">. Moreover, Dr. </w:t>
+      </w:r>
+      <w:proofErr w:type="spellStart"/>
+      <w:r>
+        <w:rPr>
+          <w:sz w:val="24"/>
+          <w:szCs w:val="24"/>
+        </w:rPr>
+        <w:t>Erill</w:t>
+      </w:r>
+      <w:proofErr w:type="spellEnd"/>
+      <w:r>
+        <w:rPr>
+          <w:sz w:val="24"/>
+          <w:szCs w:val="24"/>
+        </w:rPr>
+        <w:t xml:space="preserve"> worked tirelessly to support me in </w:t>
       </w:r>
       <w:r>
         <w:rPr>
@@ -728,7 +867,39 @@
           <w:sz w:val="24"/>
           <w:szCs w:val="24"/>
         </w:rPr>
-        <w:t>scholarship funding for my studies here at the Universitat Autònoma de Barcelona, without which my time here would have been substantially more stressful and challenging. I am grateful to have had the opportunity to work with him</w:t>
+        <w:t xml:space="preserve">scholarship funding for my studies here at the </w:t>
+      </w:r>
+      <w:proofErr w:type="spellStart"/>
+      <w:r>
+        <w:rPr>
+          <w:sz w:val="24"/>
+          <w:szCs w:val="24"/>
+        </w:rPr>
+        <w:t>Universitat</w:t>
+      </w:r>
+      <w:proofErr w:type="spellEnd"/>
+      <w:r>
+        <w:rPr>
+          <w:sz w:val="24"/>
+          <w:szCs w:val="24"/>
+        </w:rPr>
+        <w:t xml:space="preserve"> </w:t>
+      </w:r>
+      <w:proofErr w:type="spellStart"/>
+      <w:r>
+        <w:rPr>
+          <w:sz w:val="24"/>
+          <w:szCs w:val="24"/>
+        </w:rPr>
+        <w:t>Autònoma</w:t>
+      </w:r>
+      <w:proofErr w:type="spellEnd"/>
+      <w:r>
+        <w:rPr>
+          <w:sz w:val="24"/>
+          <w:szCs w:val="24"/>
+        </w:rPr>
+        <w:t xml:space="preserve"> de Barcelona, without which my time here would have been substantially more stressful and challenging. I am grateful to have had the opportunity to work with him</w:t>
       </w:r>
       <w:r>
         <w:rPr>
@@ -1154,7 +1325,21 @@
           <w:sz w:val="24"/>
           <w:szCs w:val="24"/>
         </w:rPr>
-        <w:t xml:space="preserve">oming to Barcelona was a “hail Mary” to </w:t>
+        <w:t>oming to Barcelona was a “hail Mary” to</w:t>
+      </w:r>
+      <w:r>
+        <w:rPr>
+          <w:sz w:val="24"/>
+          <w:szCs w:val="24"/>
+        </w:rPr>
+        <w:t xml:space="preserve"> try to</w:t>
+      </w:r>
+      <w:r>
+        <w:rPr>
+          <w:sz w:val="24"/>
+          <w:szCs w:val="24"/>
+        </w:rPr>
+        <w:t xml:space="preserve"> </w:t>
       </w:r>
       <w:r>
         <w:rPr>
@@ -1168,14 +1353,14 @@
           <w:sz w:val="24"/>
           <w:szCs w:val="24"/>
         </w:rPr>
-        <w:t>:</w:t>
-      </w:r>
-      <w:r>
-        <w:rPr>
-          <w:sz w:val="24"/>
-          <w:szCs w:val="24"/>
-        </w:rPr>
-        <w:t xml:space="preserve"> to hit pause on where I was going</w:t>
+        <w:t>: t</w:t>
+      </w:r>
+      <w:r>
+        <w:rPr>
+          <w:sz w:val="24"/>
+          <w:szCs w:val="24"/>
+        </w:rPr>
+        <w:t>o hit pause on where I was going</w:t>
       </w:r>
       <w:r>
         <w:rPr>
@@ -1265,7 +1450,21 @@
           <w:sz w:val="24"/>
           <w:szCs w:val="24"/>
         </w:rPr>
-        <w:t xml:space="preserve">think I have achieved it in some capacity. Spending these past nine months in Barcelona, meeting people from all over the world, and getting more immersed in </w:t>
+        <w:t xml:space="preserve">think I have achieved it in some </w:t>
+      </w:r>
+      <w:r>
+        <w:rPr>
+          <w:sz w:val="24"/>
+          <w:szCs w:val="24"/>
+        </w:rPr>
+        <w:t xml:space="preserve">partial </w:t>
+      </w:r>
+      <w:r>
+        <w:rPr>
+          <w:sz w:val="24"/>
+          <w:szCs w:val="24"/>
+        </w:rPr>
+        <w:t xml:space="preserve">capacity. Spending these past nine months in Barcelona, meeting people from all over the world, and getting more immersed in </w:t>
       </w:r>
       <w:r>
         <w:rPr>
@@ -1293,7 +1492,14 @@
           <w:sz w:val="24"/>
           <w:szCs w:val="24"/>
         </w:rPr>
-        <w:t xml:space="preserve">simply inherent </w:t>
+        <w:t xml:space="preserve">simply </w:t>
+      </w:r>
+      <w:r>
+        <w:rPr>
+          <w:sz w:val="24"/>
+          <w:szCs w:val="24"/>
+        </w:rPr>
+        <w:t xml:space="preserve">universal and inherent </w:t>
       </w:r>
       <w:r>
         <w:rPr>
@@ -2511,7 +2717,23 @@
           <w:sz w:val="24"/>
           <w:szCs w:val="24"/>
         </w:rPr>
-        <w:t>Classical approaches to motif discovery include ChIP-Seq (Chromatin Immunoprecipitation Sequencing) and RNA-Seq.</w:t>
+        <w:t xml:space="preserve">Classical approaches to motif discovery include </w:t>
+      </w:r>
+      <w:proofErr w:type="spellStart"/>
+      <w:r>
+        <w:rPr>
+          <w:sz w:val="24"/>
+          <w:szCs w:val="24"/>
+        </w:rPr>
+        <w:t>ChIP</w:t>
+      </w:r>
+      <w:proofErr w:type="spellEnd"/>
+      <w:r>
+        <w:rPr>
+          <w:sz w:val="24"/>
+          <w:szCs w:val="24"/>
+        </w:rPr>
+        <w:t>-Seq (Chromatin Immunoprecipitation Sequencing) and RNA-Seq.</w:t>
       </w:r>
       <w:r>
         <w:rPr>
@@ -2540,7 +2762,23 @@
           <w:sz w:val="24"/>
           <w:szCs w:val="24"/>
         </w:rPr>
-        <w:t xml:space="preserve">organism of interest in a petri dish. In ChIP-Seq, the transcription factor </w:t>
+        <w:t xml:space="preserve">organism of interest in a petri dish. In </w:t>
+      </w:r>
+      <w:proofErr w:type="spellStart"/>
+      <w:r>
+        <w:rPr>
+          <w:sz w:val="24"/>
+          <w:szCs w:val="24"/>
+        </w:rPr>
+        <w:t>ChIP</w:t>
+      </w:r>
+      <w:proofErr w:type="spellEnd"/>
+      <w:r>
+        <w:rPr>
+          <w:sz w:val="24"/>
+          <w:szCs w:val="24"/>
+        </w:rPr>
+        <w:t xml:space="preserve">-Seq, the transcription factor </w:t>
       </w:r>
       <w:r>
         <w:rPr>
@@ -2908,7 +3146,23 @@
           <w:sz w:val="24"/>
           <w:szCs w:val="24"/>
         </w:rPr>
-        <w:t xml:space="preserve"> and phylogenetic footprinting, </w:t>
+        <w:t xml:space="preserve"> and phylogenetic </w:t>
+      </w:r>
+      <w:proofErr w:type="spellStart"/>
+      <w:r>
+        <w:rPr>
+          <w:sz w:val="24"/>
+          <w:szCs w:val="24"/>
+        </w:rPr>
+        <w:t>footprinting</w:t>
+      </w:r>
+      <w:proofErr w:type="spellEnd"/>
+      <w:r>
+        <w:rPr>
+          <w:sz w:val="24"/>
+          <w:szCs w:val="24"/>
+        </w:rPr>
+        <w:t xml:space="preserve">, </w:t>
       </w:r>
       <w:r>
         <w:rPr>
@@ -4049,7 +4303,23 @@
           <w:sz w:val="24"/>
           <w:szCs w:val="24"/>
         </w:rPr>
-        <w:t xml:space="preserve"> (e.g, </w:t>
+        <w:t xml:space="preserve"> (</w:t>
+      </w:r>
+      <w:proofErr w:type="spellStart"/>
+      <w:r>
+        <w:rPr>
+          <w:sz w:val="24"/>
+          <w:szCs w:val="24"/>
+        </w:rPr>
+        <w:t>e.g</w:t>
+      </w:r>
+      <w:proofErr w:type="spellEnd"/>
+      <w:r>
+        <w:rPr>
+          <w:sz w:val="24"/>
+          <w:szCs w:val="24"/>
+        </w:rPr>
+        <w:t xml:space="preserve">, </w:t>
       </w:r>
       <w:r>
         <w:rPr>
@@ -5277,7 +5547,23 @@
           <w:sz w:val="24"/>
           <w:szCs w:val="24"/>
         </w:rPr>
-        <w:t xml:space="preserve">(Hypergeometric Optimization of Motif EnRichment, 2010) or STREME </w:t>
+        <w:t xml:space="preserve">(Hypergeometric Optimization of Motif </w:t>
+      </w:r>
+      <w:proofErr w:type="spellStart"/>
+      <w:r>
+        <w:rPr>
+          <w:sz w:val="24"/>
+          <w:szCs w:val="24"/>
+        </w:rPr>
+        <w:t>EnRichment</w:t>
+      </w:r>
+      <w:proofErr w:type="spellEnd"/>
+      <w:r>
+        <w:rPr>
+          <w:sz w:val="24"/>
+          <w:szCs w:val="24"/>
+        </w:rPr>
+        <w:t xml:space="preserve">, 2010) or STREME </w:t>
       </w:r>
       <w:r>
         <w:rPr>
@@ -5533,7 +5819,23 @@
           <w:sz w:val="24"/>
           <w:szCs w:val="24"/>
         </w:rPr>
-        <w:t xml:space="preserve"> compared to five other methods, including deep learning-based and MEME-ChiP algorithms.</w:t>
+        <w:t xml:space="preserve"> compared to five other methods, including deep learning-based and MEME-</w:t>
+      </w:r>
+      <w:proofErr w:type="spellStart"/>
+      <w:r>
+        <w:rPr>
+          <w:sz w:val="24"/>
+          <w:szCs w:val="24"/>
+        </w:rPr>
+        <w:t>ChiP</w:t>
+      </w:r>
+      <w:proofErr w:type="spellEnd"/>
+      <w:r>
+        <w:rPr>
+          <w:sz w:val="24"/>
+          <w:szCs w:val="24"/>
+        </w:rPr>
+        <w:t xml:space="preserve"> algorithms.</w:t>
       </w:r>
       <w:r>
         <w:rPr>
@@ -6928,7 +7230,39 @@
           <w:sz w:val="24"/>
           <w:szCs w:val="24"/>
         </w:rPr>
-        <w:t>Given a set of binding site sequences across the FNR-CRP, LexA, and OmpR transcription factor families</w:t>
+        <w:t xml:space="preserve">Given a set of binding site sequences across the FNR-CRP, </w:t>
+      </w:r>
+      <w:proofErr w:type="spellStart"/>
+      <w:r>
+        <w:rPr>
+          <w:sz w:val="24"/>
+          <w:szCs w:val="24"/>
+        </w:rPr>
+        <w:t>LexA</w:t>
+      </w:r>
+      <w:proofErr w:type="spellEnd"/>
+      <w:r>
+        <w:rPr>
+          <w:sz w:val="24"/>
+          <w:szCs w:val="24"/>
+        </w:rPr>
+        <w:t xml:space="preserve">, and </w:t>
+      </w:r>
+      <w:proofErr w:type="spellStart"/>
+      <w:r>
+        <w:rPr>
+          <w:sz w:val="24"/>
+          <w:szCs w:val="24"/>
+        </w:rPr>
+        <w:t>OmpR</w:t>
+      </w:r>
+      <w:proofErr w:type="spellEnd"/>
+      <w:r>
+        <w:rPr>
+          <w:sz w:val="24"/>
+          <w:szCs w:val="24"/>
+        </w:rPr>
+        <w:t xml:space="preserve"> transcription factor families</w:t>
       </w:r>
       <w:r>
         <w:rPr>
@@ -7229,17 +7563,40 @@
       </w:r>
       <w:r>
         <w:rPr>
-          <w:sz w:val="24"/>
-          <w:szCs w:val="24"/>
-        </w:rPr>
-        <w:t>ython)</w:t>
-      </w:r>
-      <w:r>
-        <w:rPr>
-          <w:sz w:val="24"/>
-          <w:szCs w:val="24"/>
-        </w:rPr>
-        <w:t xml:space="preserve"> pipeline</w:t>
+          <w:b/>
+          <w:bCs/>
+          <w:sz w:val="24"/>
+          <w:szCs w:val="24"/>
+        </w:rPr>
+        <w:t>Y</w:t>
+      </w:r>
+      <w:r>
+        <w:rPr>
+          <w:sz w:val="24"/>
+          <w:szCs w:val="24"/>
+        </w:rPr>
+        <w:t>thon)</w:t>
+      </w:r>
+      <w:r>
+        <w:rPr>
+          <w:sz w:val="24"/>
+          <w:szCs w:val="24"/>
+        </w:rPr>
+        <w:t xml:space="preserve"> </w:t>
+      </w:r>
+      <w:r>
+        <w:rPr>
+          <w:sz w:val="24"/>
+          <w:szCs w:val="24"/>
+        </w:rPr>
+        <w:t xml:space="preserve">processing </w:t>
+      </w:r>
+      <w:r>
+        <w:rPr>
+          <w:sz w:val="24"/>
+          <w:szCs w:val="24"/>
+        </w:rPr>
+        <w:t>pipeline</w:t>
       </w:r>
       <w:r>
         <w:rPr>
@@ -7563,8 +7920,17 @@
           <w:sz w:val="24"/>
           <w:szCs w:val="24"/>
         </w:rPr>
-        <w:t>For example, the LexA</w:t>
-      </w:r>
+        <w:t xml:space="preserve">For example, the </w:t>
+      </w:r>
+      <w:proofErr w:type="spellStart"/>
+      <w:r>
+        <w:rPr>
+          <w:sz w:val="24"/>
+          <w:szCs w:val="24"/>
+        </w:rPr>
+        <w:t>LexA</w:t>
+      </w:r>
+      <w:proofErr w:type="spellEnd"/>
       <w:r>
         <w:rPr>
           <w:sz w:val="24"/>
@@ -7722,35 +8088,29 @@
           <w:sz w:val="24"/>
           <w:szCs w:val="24"/>
         </w:rPr>
-        <w:t xml:space="preserve">The data was first manually labeled based on MEME’s visual output of the sequence logo, which graphically displays the consensus motif across aligned sequences. </w:t>
-      </w:r>
-      <w:r>
-        <w:rPr>
-          <w:sz w:val="24"/>
-          <w:szCs w:val="24"/>
-        </w:rPr>
-        <w:t>This dataset is used as a validation</w:t>
-      </w:r>
-      <w:r>
-        <w:rPr>
-          <w:sz w:val="24"/>
-          <w:szCs w:val="24"/>
-        </w:rPr>
-        <w:t xml:space="preserve"> set </w:t>
-      </w:r>
-      <w:r>
-        <w:rPr>
-          <w:sz w:val="24"/>
-          <w:szCs w:val="24"/>
-        </w:rPr>
-        <w:t xml:space="preserve">to </w:t>
-      </w:r>
-      <w:r>
-        <w:rPr>
-          <w:sz w:val="24"/>
-          <w:szCs w:val="24"/>
-        </w:rPr>
-        <w:t>test</w:t>
+        <w:t xml:space="preserve">The data was first manually labeled based on MEME’s visual output of the sequence logo, </w:t>
+      </w:r>
+      <w:r>
+        <w:rPr>
+          <w:sz w:val="24"/>
+          <w:szCs w:val="24"/>
+        </w:rPr>
+        <w:t xml:space="preserve">a graphical display by Thomas Schneider </w:t>
+      </w:r>
+      <w:r>
+        <w:rPr>
+          <w:sz w:val="24"/>
+          <w:szCs w:val="24"/>
+        </w:rPr>
+        <w:t>which graphically displays the consensus motif across aligned sequences.</w:t>
+      </w:r>
+      <w:r>
+        <w:rPr>
+          <w:rStyle w:val="FootnoteReference"/>
+          <w:sz w:val="24"/>
+          <w:szCs w:val="24"/>
+        </w:rPr>
+        <w:footnoteReference w:id="42"/>
       </w:r>
       <w:r>
         <w:rPr>
@@ -7759,188 +8119,6 @@
         </w:rPr>
         <w:t xml:space="preserve"> </w:t>
       </w:r>
-      <w:r>
-        <w:rPr>
-          <w:sz w:val="24"/>
-          <w:szCs w:val="24"/>
-        </w:rPr>
-        <w:t xml:space="preserve">a real-life application of the </w:t>
-      </w:r>
-      <w:r>
-        <w:rPr>
-          <w:sz w:val="24"/>
-          <w:szCs w:val="24"/>
-        </w:rPr>
-        <w:t xml:space="preserve">proposed </w:t>
-      </w:r>
-      <w:r>
-        <w:rPr>
-          <w:sz w:val="24"/>
-          <w:szCs w:val="24"/>
-        </w:rPr>
-        <w:t>pipeline</w:t>
-      </w:r>
-      <w:r>
-        <w:rPr>
-          <w:sz w:val="24"/>
-          <w:szCs w:val="24"/>
-        </w:rPr>
-        <w:t xml:space="preserve"> built in this thesis</w:t>
-      </w:r>
-      <w:r>
-        <w:rPr>
-          <w:sz w:val="24"/>
-          <w:szCs w:val="24"/>
-        </w:rPr>
-        <w:t xml:space="preserve">. </w:t>
-      </w:r>
-      <w:r>
-        <w:rPr>
-          <w:sz w:val="24"/>
-          <w:szCs w:val="24"/>
-        </w:rPr>
-        <w:t xml:space="preserve">The MEME set represents a </w:t>
-      </w:r>
-      <w:r>
-        <w:rPr>
-          <w:sz w:val="24"/>
-          <w:szCs w:val="24"/>
-        </w:rPr>
-        <w:t xml:space="preserve">set of </w:t>
-      </w:r>
-      <w:r>
-        <w:rPr>
-          <w:sz w:val="24"/>
-          <w:szCs w:val="24"/>
-        </w:rPr>
-        <w:t xml:space="preserve">observed prospective motif candidates </w:t>
-      </w:r>
-      <w:r>
-        <w:rPr>
-          <w:sz w:val="24"/>
-          <w:szCs w:val="24"/>
-        </w:rPr>
-        <w:t xml:space="preserve">that may or may not </w:t>
-      </w:r>
-      <w:r>
-        <w:rPr>
-          <w:sz w:val="24"/>
-          <w:szCs w:val="24"/>
-        </w:rPr>
-        <w:t xml:space="preserve">have </w:t>
-      </w:r>
-      <w:r>
-        <w:rPr>
-          <w:sz w:val="24"/>
-          <w:szCs w:val="24"/>
-        </w:rPr>
-        <w:t xml:space="preserve">direct or inverted repeat patterns, but </w:t>
-      </w:r>
-      <w:r>
-        <w:rPr>
-          <w:sz w:val="24"/>
-          <w:szCs w:val="24"/>
-        </w:rPr>
-        <w:t xml:space="preserve">we </w:t>
-      </w:r>
-      <w:r>
-        <w:rPr>
-          <w:sz w:val="24"/>
-          <w:szCs w:val="24"/>
-        </w:rPr>
-        <w:t xml:space="preserve">have no prior domain knowledge </w:t>
-      </w:r>
-      <w:r>
-        <w:rPr>
-          <w:sz w:val="24"/>
-          <w:szCs w:val="24"/>
-        </w:rPr>
-        <w:t xml:space="preserve">based on </w:t>
-      </w:r>
-      <w:r>
-        <w:rPr>
-          <w:sz w:val="24"/>
-          <w:szCs w:val="24"/>
-        </w:rPr>
-        <w:t xml:space="preserve">which species </w:t>
-      </w:r>
-      <w:r>
-        <w:rPr>
-          <w:sz w:val="24"/>
-          <w:szCs w:val="24"/>
-        </w:rPr>
-        <w:t xml:space="preserve">or families </w:t>
-      </w:r>
-      <w:r>
-        <w:rPr>
-          <w:sz w:val="24"/>
-          <w:szCs w:val="24"/>
-        </w:rPr>
-        <w:t xml:space="preserve">they </w:t>
-      </w:r>
-      <w:r>
-        <w:rPr>
-          <w:sz w:val="24"/>
-          <w:szCs w:val="24"/>
-        </w:rPr>
-        <w:t>are associated with</w:t>
-      </w:r>
-      <w:r>
-        <w:rPr>
-          <w:sz w:val="24"/>
-          <w:szCs w:val="24"/>
-        </w:rPr>
-        <w:t>. This</w:t>
-      </w:r>
-      <w:r>
-        <w:rPr>
-          <w:sz w:val="24"/>
-          <w:szCs w:val="24"/>
-        </w:rPr>
-        <w:t xml:space="preserve"> models a more general workflow for motif </w:t>
-      </w:r>
-      <w:r>
-        <w:rPr>
-          <w:sz w:val="24"/>
-          <w:szCs w:val="24"/>
-        </w:rPr>
-        <w:t>pattern evaluation</w:t>
-      </w:r>
-      <w:r>
-        <w:rPr>
-          <w:sz w:val="24"/>
-          <w:szCs w:val="24"/>
-        </w:rPr>
-        <w:t>, where unlike the CollecTF set, we do not apply known literature-backed heuristics</w:t>
-      </w:r>
-      <w:r>
-        <w:rPr>
-          <w:sz w:val="24"/>
-          <w:szCs w:val="24"/>
-        </w:rPr>
-        <w:t xml:space="preserve"> to </w:t>
-      </w:r>
-      <w:r>
-        <w:rPr>
-          <w:sz w:val="24"/>
-          <w:szCs w:val="24"/>
-        </w:rPr>
-        <w:t xml:space="preserve">predict </w:t>
-      </w:r>
-      <w:r>
-        <w:rPr>
-          <w:sz w:val="24"/>
-          <w:szCs w:val="24"/>
-        </w:rPr>
-        <w:t>the likely outcome</w:t>
-      </w:r>
-      <w:r>
-        <w:rPr>
-          <w:sz w:val="24"/>
-          <w:szCs w:val="24"/>
-        </w:rPr>
-        <w:t xml:space="preserve">.  </w:t>
-      </w:r>
     </w:p>
     <w:p>
       <w:pPr>
@@ -7954,13 +8132,94 @@
     <w:p>
       <w:pPr>
         <w:pStyle w:val="p1"/>
+        <w:jc w:val="center"/>
+        <w:rPr>
+          <w:sz w:val="24"/>
+          <w:szCs w:val="24"/>
+        </w:rPr>
+      </w:pPr>
+      <w:r>
+        <w:rPr>
+          <w:sz w:val="24"/>
+          <w:szCs w:val="24"/>
+          <w:lang w:val="es-ES"/>
+        </w:rPr>
+        <w:drawing>
+          <wp:inline distT="0" distB="0" distL="0" distR="0" wp14:anchorId="64F0CF4F" wp14:editId="3A8A378B">
+            <wp:extent cx="2511221" cy="1253424"/>
+            <wp:effectExtent l="0" t="0" r="3810" b="4445"/>
+            <wp:docPr id="1888632339" name="Picture 8" descr="A diagram of letters and numbers&#10;&#10;AI-generated content may be incorrect.">
+              <a:extLst xmlns:a="http://schemas.openxmlformats.org/drawingml/2006/main">
+                <a:ext uri="{FF2B5EF4-FFF2-40B4-BE49-F238E27FC236}">
+                  <a16:creationId xmlns:a16="http://schemas.microsoft.com/office/drawing/2014/main" id="{089D98F1-D5EA-EA13-5371-E892BEACD021}"/>
+                </a:ext>
+              </a:extLst>
+            </wp:docPr>
+            <wp:cNvGraphicFramePr>
+              <a:graphicFrameLocks xmlns:a="http://schemas.openxmlformats.org/drawingml/2006/main" noChangeAspect="1"/>
+            </wp:cNvGraphicFramePr>
+            <a:graphic xmlns:a="http://schemas.openxmlformats.org/drawingml/2006/main">
+              <a:graphicData uri="http://schemas.openxmlformats.org/drawingml/2006/picture">
+                <pic:pic xmlns:pic="http://schemas.openxmlformats.org/drawingml/2006/picture">
+                  <pic:nvPicPr>
+                    <pic:cNvPr id="1888632339" name="Picture 8" descr="A diagram of letters and numbers&#10;&#10;AI-generated content may be incorrect.">
+                      <a:extLst>
+                        <a:ext uri="{FF2B5EF4-FFF2-40B4-BE49-F238E27FC236}">
+                          <a16:creationId xmlns:a16="http://schemas.microsoft.com/office/drawing/2014/main" id="{089D98F1-D5EA-EA13-5371-E892BEACD021}"/>
+                        </a:ext>
+                      </a:extLst>
+                    </pic:cNvPr>
+                    <pic:cNvPicPr>
+                      <a:picLocks noChangeAspect="1"/>
+                    </pic:cNvPicPr>
+                  </pic:nvPicPr>
+                  <pic:blipFill>
+                    <a:blip r:embed="rId13"/>
+                    <a:stretch>
+                      <a:fillRect/>
+                    </a:stretch>
+                  </pic:blipFill>
+                  <pic:spPr>
+                    <a:xfrm>
+                      <a:off x="0" y="0"/>
+                      <a:ext cx="2539184" cy="1267381"/>
+                    </a:xfrm>
+                    <a:prstGeom prst="rect">
+                      <a:avLst/>
+                    </a:prstGeom>
+                  </pic:spPr>
+                </pic:pic>
+              </a:graphicData>
+            </a:graphic>
+          </wp:inline>
+        </w:drawing>
+      </w:r>
+    </w:p>
+    <w:p>
+      <w:pPr>
+        <w:pStyle w:val="p1"/>
+        <w:jc w:val="center"/>
+        <w:rPr>
+          <w:sz w:val="24"/>
+          <w:szCs w:val="24"/>
+        </w:rPr>
+      </w:pPr>
+      <w:r>
+        <w:rPr>
+          <w:sz w:val="24"/>
+          <w:szCs w:val="24"/>
+        </w:rPr>
+        <w:t>Fig. 3.</w:t>
+      </w:r>
+      <w:r>
         <w:rPr>
           <w:i/>
           <w:iCs/>
           <w:sz w:val="24"/>
           <w:szCs w:val="24"/>
         </w:rPr>
-      </w:pPr>
+        <w:t xml:space="preserve"> An example of a sequence logo with a toy data set. </w:t>
+      </w:r>
       <w:r>
         <w:rPr>
           <w:i/>
@@ -7968,67 +8227,17 @@
           <w:sz w:val="24"/>
           <w:szCs w:val="24"/>
         </w:rPr>
-        <w:t>Overview of the Pipeline</w:t>
-      </w:r>
-    </w:p>
-    <w:p>
-      <w:pPr>
-        <w:pStyle w:val="p1"/>
-        <w:rPr>
-          <w:sz w:val="24"/>
-          <w:szCs w:val="24"/>
-        </w:rPr>
-      </w:pPr>
-    </w:p>
-    <w:p>
-      <w:pPr>
-        <w:pStyle w:val="p1"/>
-        <w:rPr>
-          <w:sz w:val="24"/>
-          <w:szCs w:val="24"/>
-        </w:rPr>
-      </w:pPr>
-      <w:r>
-        <w:rPr>
-          <w:sz w:val="24"/>
-          <w:szCs w:val="24"/>
-        </w:rPr>
-        <w:t xml:space="preserve">To achieve our objective of detecting direct or inverse patterns in a set of sequences, we first must define a data structure and metric appropriate for expressing similarity of the individual indices of the given sequences. Then, we determine a threshold </w:t>
-      </w:r>
-      <w:r>
-        <w:rPr>
-          <w:sz w:val="24"/>
-          <w:szCs w:val="24"/>
-        </w:rPr>
-        <w:t xml:space="preserve">for an acceptable cutoff to discriminate between noise versus a real pattern. We then evaluate the results with a bootstrapping method to compute statistical significance of the putative patterns. </w:t>
-      </w:r>
-    </w:p>
-    <w:p>
-      <w:pPr>
-        <w:pStyle w:val="p1"/>
-        <w:rPr>
-          <w:sz w:val="24"/>
-          <w:szCs w:val="24"/>
-        </w:rPr>
-      </w:pPr>
-      <w:r>
-        <w:rPr>
-          <w:sz w:val="24"/>
-          <w:szCs w:val="24"/>
-        </w:rPr>
-        <w:t xml:space="preserve"> </w:t>
-      </w:r>
-    </w:p>
-    <w:p>
-      <w:pPr>
-        <w:pStyle w:val="p1"/>
+        <w:t>Here, we see an example of a direct repeat pattern with GTCA</w:t>
+      </w:r>
+      <w:r>
         <w:rPr>
           <w:i/>
           <w:iCs/>
           <w:sz w:val="24"/>
           <w:szCs w:val="24"/>
         </w:rPr>
-      </w:pPr>
+        <w:t>-</w:t>
+      </w:r>
       <w:r>
         <w:rPr>
           <w:i/>
@@ -8036,7 +8245,353 @@
           <w:sz w:val="24"/>
           <w:szCs w:val="24"/>
         </w:rPr>
+        <w:t xml:space="preserve">GTCA. </w:t>
+      </w:r>
+    </w:p>
+    <w:p>
+      <w:pPr>
+        <w:pStyle w:val="p1"/>
+        <w:rPr>
+          <w:sz w:val="24"/>
+          <w:szCs w:val="24"/>
+        </w:rPr>
+      </w:pPr>
+    </w:p>
+    <w:p>
+      <w:pPr>
+        <w:pStyle w:val="p1"/>
+        <w:rPr>
+          <w:sz w:val="24"/>
+          <w:szCs w:val="24"/>
+        </w:rPr>
+      </w:pPr>
+      <w:r>
+        <w:rPr>
+          <w:sz w:val="24"/>
+          <w:szCs w:val="24"/>
+        </w:rPr>
+        <w:t xml:space="preserve">The MEME </w:t>
+      </w:r>
+      <w:r>
+        <w:rPr>
+          <w:sz w:val="24"/>
+          <w:szCs w:val="24"/>
+        </w:rPr>
+        <w:t>dataset is used as a validation</w:t>
+      </w:r>
+      <w:r>
+        <w:rPr>
+          <w:sz w:val="24"/>
+          <w:szCs w:val="24"/>
+        </w:rPr>
+        <w:t xml:space="preserve"> set </w:t>
+      </w:r>
+      <w:r>
+        <w:rPr>
+          <w:sz w:val="24"/>
+          <w:szCs w:val="24"/>
+        </w:rPr>
+        <w:t xml:space="preserve">to </w:t>
+      </w:r>
+      <w:r>
+        <w:rPr>
+          <w:sz w:val="24"/>
+          <w:szCs w:val="24"/>
+        </w:rPr>
+        <w:t>test</w:t>
+      </w:r>
+      <w:r>
+        <w:rPr>
+          <w:sz w:val="24"/>
+          <w:szCs w:val="24"/>
+        </w:rPr>
+        <w:t xml:space="preserve"> </w:t>
+      </w:r>
+      <w:r>
+        <w:rPr>
+          <w:sz w:val="24"/>
+          <w:szCs w:val="24"/>
+        </w:rPr>
+        <w:t xml:space="preserve">a real-life application of the </w:t>
+      </w:r>
+      <w:r>
+        <w:rPr>
+          <w:sz w:val="24"/>
+          <w:szCs w:val="24"/>
+        </w:rPr>
+        <w:t xml:space="preserve">proposed </w:t>
+      </w:r>
+      <w:r>
+        <w:rPr>
+          <w:sz w:val="24"/>
+          <w:szCs w:val="24"/>
+        </w:rPr>
+        <w:t>pipeline</w:t>
+      </w:r>
+      <w:r>
+        <w:rPr>
+          <w:sz w:val="24"/>
+          <w:szCs w:val="24"/>
+        </w:rPr>
+        <w:t xml:space="preserve"> built in this thesis</w:t>
+      </w:r>
+      <w:r>
+        <w:rPr>
+          <w:sz w:val="24"/>
+          <w:szCs w:val="24"/>
+        </w:rPr>
+        <w:t xml:space="preserve">. </w:t>
+      </w:r>
+      <w:r>
+        <w:rPr>
+          <w:sz w:val="24"/>
+          <w:szCs w:val="24"/>
+        </w:rPr>
+        <w:t xml:space="preserve">The MEME set represents a </w:t>
+      </w:r>
+      <w:r>
+        <w:rPr>
+          <w:sz w:val="24"/>
+          <w:szCs w:val="24"/>
+        </w:rPr>
+        <w:t xml:space="preserve">set of </w:t>
+      </w:r>
+      <w:r>
+        <w:rPr>
+          <w:sz w:val="24"/>
+          <w:szCs w:val="24"/>
+        </w:rPr>
+        <w:t xml:space="preserve">observed prospective motif candidates </w:t>
+      </w:r>
+      <w:r>
+        <w:rPr>
+          <w:sz w:val="24"/>
+          <w:szCs w:val="24"/>
+        </w:rPr>
+        <w:t xml:space="preserve">that may or may not </w:t>
+      </w:r>
+      <w:r>
+        <w:rPr>
+          <w:sz w:val="24"/>
+          <w:szCs w:val="24"/>
+        </w:rPr>
+        <w:t xml:space="preserve">have </w:t>
+      </w:r>
+      <w:r>
+        <w:rPr>
+          <w:sz w:val="24"/>
+          <w:szCs w:val="24"/>
+        </w:rPr>
+        <w:t xml:space="preserve">direct or inverted repeat patterns, but </w:t>
+      </w:r>
+      <w:r>
+        <w:rPr>
+          <w:sz w:val="24"/>
+          <w:szCs w:val="24"/>
+        </w:rPr>
+        <w:t xml:space="preserve">we </w:t>
+      </w:r>
+      <w:r>
+        <w:rPr>
+          <w:sz w:val="24"/>
+          <w:szCs w:val="24"/>
+        </w:rPr>
+        <w:t xml:space="preserve">have no prior domain knowledge </w:t>
+      </w:r>
+      <w:r>
+        <w:rPr>
+          <w:sz w:val="24"/>
+          <w:szCs w:val="24"/>
+        </w:rPr>
+        <w:t xml:space="preserve">based on </w:t>
+      </w:r>
+      <w:r>
+        <w:rPr>
+          <w:sz w:val="24"/>
+          <w:szCs w:val="24"/>
+        </w:rPr>
+        <w:t xml:space="preserve">which species </w:t>
+      </w:r>
+      <w:r>
+        <w:rPr>
+          <w:sz w:val="24"/>
+          <w:szCs w:val="24"/>
+        </w:rPr>
+        <w:t xml:space="preserve">or families </w:t>
+      </w:r>
+      <w:r>
+        <w:rPr>
+          <w:sz w:val="24"/>
+          <w:szCs w:val="24"/>
+        </w:rPr>
+        <w:t xml:space="preserve">they </w:t>
+      </w:r>
+      <w:r>
+        <w:rPr>
+          <w:sz w:val="24"/>
+          <w:szCs w:val="24"/>
+        </w:rPr>
+        <w:t xml:space="preserve">are </w:t>
+      </w:r>
+      <w:r>
+        <w:rPr>
+          <w:sz w:val="24"/>
+          <w:szCs w:val="24"/>
+        </w:rPr>
         <w:lastRenderedPageBreak/>
+        <w:t>associated with</w:t>
+      </w:r>
+      <w:r>
+        <w:rPr>
+          <w:sz w:val="24"/>
+          <w:szCs w:val="24"/>
+        </w:rPr>
+        <w:t>. This</w:t>
+      </w:r>
+      <w:r>
+        <w:rPr>
+          <w:sz w:val="24"/>
+          <w:szCs w:val="24"/>
+        </w:rPr>
+        <w:t xml:space="preserve"> models a more general workflow for motif </w:t>
+      </w:r>
+      <w:r>
+        <w:rPr>
+          <w:sz w:val="24"/>
+          <w:szCs w:val="24"/>
+        </w:rPr>
+        <w:t>pattern evaluation</w:t>
+      </w:r>
+      <w:r>
+        <w:rPr>
+          <w:sz w:val="24"/>
+          <w:szCs w:val="24"/>
+        </w:rPr>
+        <w:t>, where unlike the CollecTF set, we do not apply known literature-backed heuristics</w:t>
+      </w:r>
+      <w:r>
+        <w:rPr>
+          <w:sz w:val="24"/>
+          <w:szCs w:val="24"/>
+        </w:rPr>
+        <w:t xml:space="preserve"> to </w:t>
+      </w:r>
+      <w:r>
+        <w:rPr>
+          <w:sz w:val="24"/>
+          <w:szCs w:val="24"/>
+        </w:rPr>
+        <w:t xml:space="preserve">predict </w:t>
+      </w:r>
+      <w:r>
+        <w:rPr>
+          <w:sz w:val="24"/>
+          <w:szCs w:val="24"/>
+        </w:rPr>
+        <w:t>the likely outcome</w:t>
+      </w:r>
+      <w:r>
+        <w:rPr>
+          <w:sz w:val="24"/>
+          <w:szCs w:val="24"/>
+        </w:rPr>
+        <w:t xml:space="preserve">.  </w:t>
+      </w:r>
+    </w:p>
+    <w:p>
+      <w:pPr>
+        <w:pStyle w:val="p1"/>
+        <w:rPr>
+          <w:sz w:val="24"/>
+          <w:szCs w:val="24"/>
+        </w:rPr>
+      </w:pPr>
+    </w:p>
+    <w:p>
+      <w:pPr>
+        <w:pStyle w:val="p1"/>
+        <w:rPr>
+          <w:i/>
+          <w:iCs/>
+          <w:sz w:val="24"/>
+          <w:szCs w:val="24"/>
+        </w:rPr>
+      </w:pPr>
+      <w:r>
+        <w:rPr>
+          <w:i/>
+          <w:iCs/>
+          <w:sz w:val="24"/>
+          <w:szCs w:val="24"/>
+        </w:rPr>
+        <w:t>Overview of the Pipeline</w:t>
+      </w:r>
+    </w:p>
+    <w:p>
+      <w:pPr>
+        <w:pStyle w:val="p1"/>
+        <w:rPr>
+          <w:sz w:val="24"/>
+          <w:szCs w:val="24"/>
+        </w:rPr>
+      </w:pPr>
+    </w:p>
+    <w:p>
+      <w:pPr>
+        <w:pStyle w:val="p1"/>
+        <w:rPr>
+          <w:sz w:val="24"/>
+          <w:szCs w:val="24"/>
+        </w:rPr>
+      </w:pPr>
+      <w:r>
+        <w:rPr>
+          <w:sz w:val="24"/>
+          <w:szCs w:val="24"/>
+        </w:rPr>
+        <w:t xml:space="preserve">To achieve our objective of detecting direct or inverse patterns in a set of sequences, we first must define a data structure and metric appropriate for expressing similarity of the individual indices of the given sequences. Then, we determine a threshold </w:t>
+      </w:r>
+      <w:r>
+        <w:rPr>
+          <w:sz w:val="24"/>
+          <w:szCs w:val="24"/>
+        </w:rPr>
+        <w:t xml:space="preserve">for an acceptable cutoff to discriminate between noise versus a real pattern. We then evaluate the results with a bootstrapping method to compute statistical significance of the putative patterns. </w:t>
+      </w:r>
+    </w:p>
+    <w:p>
+      <w:pPr>
+        <w:pStyle w:val="p1"/>
+        <w:rPr>
+          <w:sz w:val="24"/>
+          <w:szCs w:val="24"/>
+        </w:rPr>
+      </w:pPr>
+      <w:r>
+        <w:rPr>
+          <w:sz w:val="24"/>
+          <w:szCs w:val="24"/>
+        </w:rPr>
+        <w:t xml:space="preserve"> </w:t>
+      </w:r>
+    </w:p>
+    <w:p>
+      <w:pPr>
+        <w:pStyle w:val="p1"/>
+        <w:rPr>
+          <w:i/>
+          <w:iCs/>
+          <w:sz w:val="24"/>
+          <w:szCs w:val="24"/>
+        </w:rPr>
+      </w:pPr>
+      <w:r>
+        <w:rPr>
+          <w:i/>
+          <w:iCs/>
+          <w:sz w:val="24"/>
+          <w:szCs w:val="24"/>
+        </w:rPr>
         <w:t>Data Structure</w:t>
       </w:r>
     </w:p>
@@ -8995,124 +9550,6 @@
       <w:pPr>
         <w:pStyle w:val="p1"/>
         <w:rPr>
-          <w:sz w:val="24"/>
-          <w:szCs w:val="24"/>
-        </w:rPr>
-      </w:pPr>
-    </w:p>
-    <w:p>
-      <w:pPr>
-        <w:pStyle w:val="p1"/>
-        <w:rPr>
-          <w:sz w:val="24"/>
-          <w:szCs w:val="24"/>
-        </w:rPr>
-      </w:pPr>
-      <w:r>
-        <w:rPr>
-          <w:sz w:val="24"/>
-          <w:szCs w:val="24"/>
-        </w:rPr>
-        <w:t xml:space="preserve">As discussed in the introduction and state of the art, the PWM is frequently used in motif discovery </w:t>
-      </w:r>
-      <w:r>
-        <w:rPr>
-          <w:sz w:val="24"/>
-          <w:szCs w:val="24"/>
-        </w:rPr>
-        <w:t>as a probability distribution of the set of sequences under investigation. In our case, our goal is to detect</w:t>
-      </w:r>
-      <w:r>
-        <w:rPr>
-          <w:sz w:val="24"/>
-          <w:szCs w:val="24"/>
-        </w:rPr>
-        <w:t xml:space="preserve"> similarity and concordance for each </w:t>
-      </w:r>
-      <w:r>
-        <w:rPr>
-          <w:sz w:val="24"/>
-          <w:szCs w:val="24"/>
-        </w:rPr>
-        <w:t xml:space="preserve">pair of indices </w:t>
-      </w:r>
-      <w:r>
-        <w:rPr>
-          <w:sz w:val="24"/>
-          <w:szCs w:val="24"/>
-        </w:rPr>
-        <w:t xml:space="preserve">in the </w:t>
-      </w:r>
-      <w:r>
-        <w:rPr>
-          <w:sz w:val="24"/>
-          <w:szCs w:val="24"/>
-        </w:rPr>
-        <w:t xml:space="preserve">aligned sequences to </w:t>
-      </w:r>
-      <w:r>
-        <w:rPr>
-          <w:sz w:val="24"/>
-          <w:szCs w:val="24"/>
-        </w:rPr>
-        <w:t xml:space="preserve">construct a </w:t>
-      </w:r>
-      <w:r>
-        <w:rPr>
-          <w:sz w:val="24"/>
-          <w:szCs w:val="24"/>
-        </w:rPr>
-        <w:t xml:space="preserve">“self-comparison” </w:t>
-      </w:r>
-      <w:r>
-        <w:rPr>
-          <w:sz w:val="24"/>
-          <w:szCs w:val="24"/>
-        </w:rPr>
-        <w:t xml:space="preserve">matrix </w:t>
-      </w:r>
-      <w:r>
-        <w:rPr>
-          <w:sz w:val="24"/>
-          <w:szCs w:val="24"/>
-        </w:rPr>
-        <w:t xml:space="preserve">that expresses </w:t>
-      </w:r>
-      <w:r>
-        <w:rPr>
-          <w:sz w:val="24"/>
-          <w:szCs w:val="24"/>
-        </w:rPr>
-        <w:t>pairwise internal relationships across all positions within the aligned sequences</w:t>
-      </w:r>
-      <w:r>
-        <w:rPr>
-          <w:sz w:val="24"/>
-          <w:szCs w:val="24"/>
-        </w:rPr>
-        <w:t>.</w:t>
-      </w:r>
-      <w:r>
-        <w:rPr>
-          <w:sz w:val="24"/>
-          <w:szCs w:val="24"/>
-        </w:rPr>
-        <w:t xml:space="preserve"> </w:t>
-      </w:r>
-    </w:p>
-    <w:p>
-      <w:pPr>
-        <w:pStyle w:val="p1"/>
-        <w:rPr>
-          <w:sz w:val="24"/>
-          <w:szCs w:val="24"/>
-        </w:rPr>
-      </w:pPr>
-    </w:p>
-    <w:p>
-      <w:pPr>
-        <w:pStyle w:val="p1"/>
-        <w:rPr>
           <w:i/>
           <w:iCs/>
           <w:sz w:val="24"/>
@@ -9126,6 +9563,165 @@
           <w:sz w:val="24"/>
           <w:szCs w:val="24"/>
         </w:rPr>
+        <w:t>Table 1. Probability weight matrix of a contrived example.</w:t>
+      </w:r>
+    </w:p>
+    <w:p>
+      <w:pPr>
+        <w:pStyle w:val="p1"/>
+        <w:rPr>
+          <w:sz w:val="24"/>
+          <w:szCs w:val="24"/>
+        </w:rPr>
+      </w:pPr>
+    </w:p>
+    <w:p>
+      <w:pPr>
+        <w:pStyle w:val="p1"/>
+        <w:rPr>
+          <w:sz w:val="24"/>
+          <w:szCs w:val="24"/>
+        </w:rPr>
+      </w:pPr>
+      <w:r>
+        <w:rPr>
+          <w:sz w:val="24"/>
+          <w:szCs w:val="24"/>
+        </w:rPr>
+        <w:t xml:space="preserve">As discussed in the introduction and state of the art, the PWM is frequently used in motif discovery </w:t>
+      </w:r>
+      <w:r>
+        <w:rPr>
+          <w:sz w:val="24"/>
+          <w:szCs w:val="24"/>
+        </w:rPr>
+        <w:t xml:space="preserve">to express the </w:t>
+      </w:r>
+      <w:r>
+        <w:rPr>
+          <w:sz w:val="24"/>
+          <w:szCs w:val="24"/>
+        </w:rPr>
+        <w:t xml:space="preserve">probability distribution of the </w:t>
+      </w:r>
+      <w:r>
+        <w:rPr>
+          <w:sz w:val="24"/>
+          <w:szCs w:val="24"/>
+        </w:rPr>
+        <w:t xml:space="preserve">nucleotides in the set </w:t>
+      </w:r>
+      <w:r>
+        <w:rPr>
+          <w:sz w:val="24"/>
+          <w:szCs w:val="24"/>
+        </w:rPr>
+        <w:t>of sequences under investigation. In our case, our goal is to detect</w:t>
+      </w:r>
+      <w:r>
+        <w:rPr>
+          <w:sz w:val="24"/>
+          <w:szCs w:val="24"/>
+        </w:rPr>
+        <w:t xml:space="preserve"> similarity and concordance for each </w:t>
+      </w:r>
+      <w:r>
+        <w:rPr>
+          <w:sz w:val="24"/>
+          <w:szCs w:val="24"/>
+        </w:rPr>
+        <w:t xml:space="preserve">pair of indices </w:t>
+      </w:r>
+      <w:r>
+        <w:rPr>
+          <w:sz w:val="24"/>
+          <w:szCs w:val="24"/>
+        </w:rPr>
+        <w:t xml:space="preserve">in the </w:t>
+      </w:r>
+      <w:r>
+        <w:rPr>
+          <w:sz w:val="24"/>
+          <w:szCs w:val="24"/>
+        </w:rPr>
+        <w:t xml:space="preserve">aligned sequences to </w:t>
+      </w:r>
+      <w:r>
+        <w:rPr>
+          <w:sz w:val="24"/>
+          <w:szCs w:val="24"/>
+        </w:rPr>
+        <w:t xml:space="preserve">construct a </w:t>
+      </w:r>
+      <w:r>
+        <w:rPr>
+          <w:sz w:val="24"/>
+          <w:szCs w:val="24"/>
+        </w:rPr>
+        <w:t xml:space="preserve">“self-comparison” </w:t>
+      </w:r>
+      <w:r>
+        <w:rPr>
+          <w:sz w:val="24"/>
+          <w:szCs w:val="24"/>
+        </w:rPr>
+        <w:t xml:space="preserve">matrix </w:t>
+      </w:r>
+      <w:r>
+        <w:rPr>
+          <w:sz w:val="24"/>
+          <w:szCs w:val="24"/>
+        </w:rPr>
+        <w:t xml:space="preserve">that expresses </w:t>
+      </w:r>
+      <w:r>
+        <w:rPr>
+          <w:sz w:val="24"/>
+          <w:szCs w:val="24"/>
+        </w:rPr>
+        <w:t>pairwise internal relationships across all positions within the aligned sequences</w:t>
+      </w:r>
+      <w:r>
+        <w:rPr>
+          <w:sz w:val="24"/>
+          <w:szCs w:val="24"/>
+        </w:rPr>
+        <w:t>.</w:t>
+      </w:r>
+      <w:r>
+        <w:rPr>
+          <w:sz w:val="24"/>
+          <w:szCs w:val="24"/>
+        </w:rPr>
+        <w:t xml:space="preserve"> </w:t>
+      </w:r>
+    </w:p>
+    <w:p>
+      <w:pPr>
+        <w:pStyle w:val="p1"/>
+        <w:rPr>
+          <w:sz w:val="24"/>
+          <w:szCs w:val="24"/>
+        </w:rPr>
+      </w:pPr>
+    </w:p>
+    <w:p>
+      <w:pPr>
+        <w:pStyle w:val="p1"/>
+        <w:rPr>
+          <w:i/>
+          <w:iCs/>
+          <w:sz w:val="24"/>
+          <w:szCs w:val="24"/>
+        </w:rPr>
+      </w:pPr>
+      <w:r>
+        <w:rPr>
+          <w:i/>
+          <w:iCs/>
+          <w:sz w:val="24"/>
+          <w:szCs w:val="24"/>
+        </w:rPr>
         <w:t xml:space="preserve">Concordance Metrics Selection </w:t>
       </w:r>
     </w:p>
@@ -9267,6 +9863,7 @@
           <w:sz w:val="24"/>
           <w:szCs w:val="24"/>
         </w:rPr>
+        <w:lastRenderedPageBreak/>
         <w:fldChar w:fldCharType="begin"/>
       </w:r>
       <w:r>
@@ -9307,7 +9904,7 @@
                     </pic:cNvPicPr>
                   </pic:nvPicPr>
                   <pic:blipFill>
-                    <a:blip r:embed="rId13" cstate="print">
+                    <a:blip r:embed="rId14" cstate="print">
                       <a:extLst>
                         <a:ext uri="{28A0092B-C50C-407E-A947-70E740481C1C}">
                           <a14:useLocalDpi xmlns:a14="http://schemas.microsoft.com/office/drawing/2010/main" val="0"/>
@@ -9521,8 +10118,35 @@
           <w:sz w:val="24"/>
           <w:szCs w:val="24"/>
         </w:rPr>
-        <w:lastRenderedPageBreak/>
-        <w:t xml:space="preserve">Other metrics can also be employed to measure the similarity of each pair of indices in the PWM. For example, the Pearson correlation </w:t>
+        <w:t xml:space="preserve">Other metrics can also be employed to measure similarity of </w:t>
+      </w:r>
+      <w:r>
+        <w:rPr>
+          <w:sz w:val="24"/>
+          <w:szCs w:val="24"/>
+        </w:rPr>
+        <w:t xml:space="preserve">the probability distribution of </w:t>
+      </w:r>
+      <w:r>
+        <w:rPr>
+          <w:sz w:val="24"/>
+          <w:szCs w:val="24"/>
+        </w:rPr>
+        <w:t xml:space="preserve">each pair of indices </w:t>
+      </w:r>
+      <w:r>
+        <w:rPr>
+          <w:sz w:val="24"/>
+          <w:szCs w:val="24"/>
+        </w:rPr>
+        <w:t xml:space="preserve">from </w:t>
+      </w:r>
+      <w:r>
+        <w:rPr>
+          <w:sz w:val="24"/>
+          <w:szCs w:val="24"/>
+        </w:rPr>
+        <w:t xml:space="preserve">the PWM. For example, the Pearson correlation </w:t>
       </w:r>
       <w:r>
         <w:rPr>
@@ -9585,7 +10209,21 @@
           <w:sz w:val="24"/>
           <w:szCs w:val="24"/>
         </w:rPr>
-        <w:t xml:space="preserve">is a distance measure that computes the distance </w:t>
+        <w:t xml:space="preserve">is a </w:t>
+      </w:r>
+      <w:r>
+        <w:rPr>
+          <w:sz w:val="24"/>
+          <w:szCs w:val="24"/>
+        </w:rPr>
+        <w:t>similarity</w:t>
+      </w:r>
+      <w:r>
+        <w:rPr>
+          <w:sz w:val="24"/>
+          <w:szCs w:val="24"/>
+        </w:rPr>
+        <w:t xml:space="preserve"> measure </w:t>
       </w:r>
       <w:r>
         <w:rPr>
@@ -9599,7 +10237,28 @@
           <w:sz w:val="24"/>
           <w:szCs w:val="24"/>
         </w:rPr>
-        <w:t>; lower values  imply similarity</w:t>
+        <w:t>s</w:t>
+      </w:r>
+      <w:r>
+        <w:rPr>
+          <w:sz w:val="24"/>
+          <w:szCs w:val="24"/>
+        </w:rPr>
+        <w:t xml:space="preserve">; lower values imply </w:t>
+      </w:r>
+      <w:r>
+        <w:rPr>
+          <w:sz w:val="24"/>
+          <w:szCs w:val="24"/>
+        </w:rPr>
+        <w:t xml:space="preserve">higher </w:t>
+      </w:r>
+      <w:r>
+        <w:rPr>
+          <w:sz w:val="24"/>
+          <w:szCs w:val="24"/>
+        </w:rPr>
+        <w:t>similarity</w:t>
       </w:r>
       <w:r>
         <w:rPr>
@@ -9614,7 +10273,7 @@
           <w:sz w:val="24"/>
           <w:szCs w:val="24"/>
         </w:rPr>
-        <w:footnoteReference w:id="42"/>
+        <w:footnoteReference w:id="43"/>
       </w:r>
       <w:r>
         <w:rPr>
@@ -9628,8 +10287,17 @@
           <w:sz w:val="24"/>
           <w:szCs w:val="24"/>
         </w:rPr>
-        <w:t>The Kullback</w:t>
-      </w:r>
+        <w:t xml:space="preserve">The </w:t>
+      </w:r>
+      <w:proofErr w:type="spellStart"/>
+      <w:r>
+        <w:rPr>
+          <w:sz w:val="24"/>
+          <w:szCs w:val="24"/>
+        </w:rPr>
+        <w:t>Kullback</w:t>
+      </w:r>
+      <w:proofErr w:type="spellEnd"/>
       <w:r>
         <w:rPr>
           <w:sz w:val="24"/>
@@ -9678,7 +10346,7 @@
           <w:sz w:val="24"/>
           <w:szCs w:val="24"/>
         </w:rPr>
-        <w:footnoteReference w:id="43"/>
+        <w:footnoteReference w:id="44"/>
       </w:r>
       <w:r>
         <w:rPr>
@@ -9731,7 +10399,14 @@
           <w:sz w:val="24"/>
           <w:szCs w:val="24"/>
         </w:rPr>
-        <w:t>used to visualize direct and inverted (</w:t>
+        <w:t xml:space="preserve">incorporated </w:t>
+      </w:r>
+      <w:r>
+        <w:rPr>
+          <w:sz w:val="24"/>
+          <w:szCs w:val="24"/>
+        </w:rPr>
+        <w:t>to visualize direct and inverted (</w:t>
       </w:r>
       <w:r>
         <w:rPr>
@@ -9896,7 +10571,42 @@
           <w:sz w:val="24"/>
           <w:szCs w:val="24"/>
         </w:rPr>
-        <w:t xml:space="preserve">First, as discussed in the introduction information content is a strong predictor for motif candidacy. </w:t>
+        <w:t>A</w:t>
+      </w:r>
+      <w:r>
+        <w:rPr>
+          <w:sz w:val="24"/>
+          <w:szCs w:val="24"/>
+        </w:rPr>
+        <w:t>s discussed in the introduction</w:t>
+      </w:r>
+      <w:r>
+        <w:rPr>
+          <w:sz w:val="24"/>
+          <w:szCs w:val="24"/>
+        </w:rPr>
+        <w:t xml:space="preserve">, </w:t>
+      </w:r>
+      <w:r>
+        <w:rPr>
+          <w:sz w:val="24"/>
+          <w:szCs w:val="24"/>
+        </w:rPr>
+        <w:t>information content is a strong predictor for motif candidacy</w:t>
+      </w:r>
+      <w:r>
+        <w:rPr>
+          <w:sz w:val="24"/>
+          <w:szCs w:val="24"/>
+        </w:rPr>
+        <w:t>, which is why it was a preferable metric for concordance</w:t>
+      </w:r>
+      <w:r>
+        <w:rPr>
+          <w:sz w:val="24"/>
+          <w:szCs w:val="24"/>
+        </w:rPr>
+        <w:t xml:space="preserve">. </w:t>
       </w:r>
     </w:p>
     <w:p>
@@ -9942,28 +10652,138 @@
           <w:sz w:val="24"/>
           <w:szCs w:val="24"/>
         </w:rPr>
-        <w:t xml:space="preserve">to justify combining the IC with JSD </w:t>
-      </w:r>
-      <w:r>
-        <w:rPr>
-          <w:sz w:val="24"/>
-          <w:szCs w:val="24"/>
-        </w:rPr>
-        <w:t>is with this pairwise</w:t>
-      </w:r>
-      <w:r>
-        <w:rPr>
-          <w:sz w:val="24"/>
-          <w:szCs w:val="24"/>
-        </w:rPr>
-        <w:t xml:space="preserve"> comparison</w:t>
-      </w:r>
-      <w:r>
-        <w:rPr>
-          <w:sz w:val="24"/>
-          <w:szCs w:val="24"/>
-        </w:rPr>
-        <w:t>:</w:t>
+        <w:t xml:space="preserve">below helps justify the combination of </w:t>
+      </w:r>
+      <w:r>
+        <w:rPr>
+          <w:sz w:val="24"/>
+          <w:szCs w:val="24"/>
+        </w:rPr>
+        <w:t xml:space="preserve">the </w:t>
+      </w:r>
+      <w:r>
+        <w:rPr>
+          <w:sz w:val="24"/>
+          <w:szCs w:val="24"/>
+        </w:rPr>
+        <w:t>P</w:t>
+      </w:r>
+      <w:r>
+        <w:rPr>
+          <w:sz w:val="24"/>
+          <w:szCs w:val="24"/>
+        </w:rPr>
+        <w:t xml:space="preserve">IC with JSD </w:t>
+      </w:r>
+      <w:r>
+        <w:rPr>
+          <w:sz w:val="24"/>
+          <w:szCs w:val="24"/>
+        </w:rPr>
+        <w:t>into a hybrid metric</w:t>
+      </w:r>
+      <w:r>
+        <w:rPr>
+          <w:sz w:val="24"/>
+          <w:szCs w:val="24"/>
+        </w:rPr>
+        <w:t xml:space="preserve">. Below we </w:t>
+      </w:r>
+      <w:r>
+        <w:rPr>
+          <w:sz w:val="24"/>
+          <w:szCs w:val="24"/>
+        </w:rPr>
+        <w:t>reproduce</w:t>
+      </w:r>
+      <w:r>
+        <w:rPr>
+          <w:sz w:val="24"/>
+          <w:szCs w:val="24"/>
+        </w:rPr>
+        <w:t xml:space="preserve"> the sequence logo</w:t>
+      </w:r>
+      <w:r>
+        <w:rPr>
+          <w:sz w:val="24"/>
+          <w:szCs w:val="24"/>
+        </w:rPr>
+        <w:t xml:space="preserve"> for a simple example, where we see the GTCA-GTCA direct repeat pattern:</w:t>
+      </w:r>
+    </w:p>
+    <w:p>
+      <w:pPr>
+        <w:pStyle w:val="p1"/>
+        <w:rPr>
+          <w:sz w:val="24"/>
+          <w:szCs w:val="24"/>
+        </w:rPr>
+      </w:pPr>
+    </w:p>
+    <w:p>
+      <w:pPr>
+        <w:pStyle w:val="p1"/>
+        <w:jc w:val="center"/>
+        <w:rPr>
+          <w:sz w:val="24"/>
+          <w:szCs w:val="24"/>
+        </w:rPr>
+      </w:pPr>
+      <w:r>
+        <w:rPr>
+          <w:sz w:val="24"/>
+          <w:szCs w:val="24"/>
+          <w:lang w:val="es-ES"/>
+        </w:rPr>
+        <w:drawing>
+          <wp:inline distT="0" distB="0" distL="0" distR="0" wp14:anchorId="045A406C" wp14:editId="443F9955">
+            <wp:extent cx="2040255" cy="1018351"/>
+            <wp:effectExtent l="0" t="0" r="4445" b="0"/>
+            <wp:docPr id="9" name="Picture 8" descr="A diagram of letters and numbers&#10;&#10;AI-generated content may be incorrect.">
+              <a:extLst xmlns:a="http://schemas.openxmlformats.org/drawingml/2006/main">
+                <a:ext uri="{FF2B5EF4-FFF2-40B4-BE49-F238E27FC236}">
+                  <a16:creationId xmlns:a16="http://schemas.microsoft.com/office/drawing/2014/main" id="{089D98F1-D5EA-EA13-5371-E892BEACD021}"/>
+                </a:ext>
+              </a:extLst>
+            </wp:docPr>
+            <wp:cNvGraphicFramePr>
+              <a:graphicFrameLocks xmlns:a="http://schemas.openxmlformats.org/drawingml/2006/main" noChangeAspect="1"/>
+            </wp:cNvGraphicFramePr>
+            <a:graphic xmlns:a="http://schemas.openxmlformats.org/drawingml/2006/main">
+              <a:graphicData uri="http://schemas.openxmlformats.org/drawingml/2006/picture">
+                <pic:pic xmlns:pic="http://schemas.openxmlformats.org/drawingml/2006/picture">
+                  <pic:nvPicPr>
+                    <pic:cNvPr id="9" name="Picture 8" descr="A diagram of letters and numbers&#10;&#10;AI-generated content may be incorrect.">
+                      <a:extLst>
+                        <a:ext uri="{FF2B5EF4-FFF2-40B4-BE49-F238E27FC236}">
+                          <a16:creationId xmlns:a16="http://schemas.microsoft.com/office/drawing/2014/main" id="{089D98F1-D5EA-EA13-5371-E892BEACD021}"/>
+                        </a:ext>
+                      </a:extLst>
+                    </pic:cNvPr>
+                    <pic:cNvPicPr>
+                      <a:picLocks noChangeAspect="1"/>
+                    </pic:cNvPicPr>
+                  </pic:nvPicPr>
+                  <pic:blipFill>
+                    <a:blip r:embed="rId13"/>
+                    <a:stretch>
+                      <a:fillRect/>
+                    </a:stretch>
+                  </pic:blipFill>
+                  <pic:spPr>
+                    <a:xfrm>
+                      <a:off x="0" y="0"/>
+                      <a:ext cx="2060832" cy="1028621"/>
+                    </a:xfrm>
+                    <a:prstGeom prst="rect">
+                      <a:avLst/>
+                    </a:prstGeom>
+                  </pic:spPr>
+                </pic:pic>
+              </a:graphicData>
+            </a:graphic>
+          </wp:inline>
+        </w:drawing>
       </w:r>
     </w:p>
     <w:p>
@@ -10075,7 +10895,28 @@
                 <w:sz w:val="24"/>
                 <w:szCs w:val="24"/>
               </w:rPr>
-              <w:t>Average Joint Distribution</w:t>
+              <w:t>Joint Distribution</w:t>
+            </w:r>
+            <w:r>
+              <w:rPr>
+                <w:sz w:val="24"/>
+                <w:szCs w:val="24"/>
+              </w:rPr>
+              <w:t xml:space="preserve"> (</w:t>
+            </w:r>
+            <w:r>
+              <w:rPr>
+                <w:sz w:val="24"/>
+                <w:szCs w:val="24"/>
+              </w:rPr>
+              <w:t>Average</w:t>
+            </w:r>
+            <w:r>
+              <w:rPr>
+                <w:sz w:val="24"/>
+                <w:szCs w:val="24"/>
+              </w:rPr>
+              <w:t>)</w:t>
             </w:r>
           </w:p>
         </w:tc>
@@ -10429,10 +11270,48 @@
       <w:pPr>
         <w:pStyle w:val="p1"/>
         <w:rPr>
-          <w:sz w:val="24"/>
-          <w:szCs w:val="24"/>
-        </w:rPr>
-      </w:pPr>
+          <w:i/>
+          <w:iCs/>
+          <w:sz w:val="24"/>
+          <w:szCs w:val="24"/>
+        </w:rPr>
+      </w:pPr>
+      <w:r>
+        <w:rPr>
+          <w:i/>
+          <w:iCs/>
+          <w:sz w:val="24"/>
+          <w:szCs w:val="24"/>
+        </w:rPr>
+        <w:t xml:space="preserve">Table </w:t>
+      </w:r>
+      <w:r>
+        <w:rPr>
+          <w:i/>
+          <w:iCs/>
+          <w:sz w:val="24"/>
+          <w:szCs w:val="24"/>
+        </w:rPr>
+        <w:t>2</w:t>
+      </w:r>
+      <w:r>
+        <w:rPr>
+          <w:i/>
+          <w:iCs/>
+          <w:sz w:val="24"/>
+          <w:szCs w:val="24"/>
+        </w:rPr>
+        <w:t>.</w:t>
+      </w:r>
+      <w:r>
+        <w:rPr>
+          <w:i/>
+          <w:iCs/>
+          <w:sz w:val="24"/>
+          <w:szCs w:val="24"/>
+        </w:rPr>
+        <w:t xml:space="preserve"> Concatenated PWM of the simple example, where only indices 3 and 9 are shown for illustrative purposes. The full PWM would be 12 columns long, matching the sequence logo’s length of 12 base pairs. </w:t>
+      </w:r>
     </w:p>
     <w:p>
       <w:pPr>
@@ -10442,6 +11321,15 @@
           <w:szCs w:val="24"/>
         </w:rPr>
       </w:pPr>
+    </w:p>
+    <w:p>
+      <w:pPr>
+        <w:pStyle w:val="p1"/>
+        <w:rPr>
+          <w:sz w:val="24"/>
+          <w:szCs w:val="24"/>
+        </w:rPr>
+      </w:pPr>
       <w:r>
         <w:rPr>
           <w:sz w:val="24"/>
@@ -10552,14 +11440,14 @@
           <w:sz w:val="24"/>
           <w:szCs w:val="24"/>
         </w:rPr>
-        <w:t>c</w:t>
-      </w:r>
-      <w:r>
-        <w:rPr>
-          <w:sz w:val="24"/>
-          <w:szCs w:val="24"/>
-        </w:rPr>
-        <w:t>ould be either A,</w:t>
+        <w:t xml:space="preserve">should </w:t>
+      </w:r>
+      <w:r>
+        <w:rPr>
+          <w:sz w:val="24"/>
+          <w:szCs w:val="24"/>
+        </w:rPr>
+        <w:t>be either A,</w:t>
       </w:r>
       <w:r>
         <w:rPr>
@@ -10587,7 +11475,21 @@
           <w:sz w:val="24"/>
           <w:szCs w:val="24"/>
         </w:rPr>
-        <w:t xml:space="preserve">C) nor a palindromic one (A and T). </w:t>
+        <w:t>C)</w:t>
+      </w:r>
+      <w:r>
+        <w:rPr>
+          <w:sz w:val="24"/>
+          <w:szCs w:val="24"/>
+        </w:rPr>
+        <w:t>,</w:t>
+      </w:r>
+      <w:r>
+        <w:rPr>
+          <w:sz w:val="24"/>
+          <w:szCs w:val="24"/>
+        </w:rPr>
+        <w:t xml:space="preserve"> nor a palindromic one (A and T). </w:t>
       </w:r>
     </w:p>
     <w:p>
@@ -10612,14 +11514,77 @@
           <w:sz w:val="24"/>
           <w:szCs w:val="24"/>
         </w:rPr>
-        <w:t>Hence, we should apply a penalty for the PIC</w:t>
-      </w:r>
-      <w:r>
-        <w:rPr>
-          <w:sz w:val="24"/>
-          <w:szCs w:val="24"/>
-        </w:rPr>
-        <w:t xml:space="preserve"> to denote that this is not a helpful observation for the direct or inverse pattern search</w:t>
+        <w:t>This means that a relatively high information content does not necessarily denote a true direct or inverse relationship. To ameliorate this,</w:t>
+      </w:r>
+      <w:r>
+        <w:rPr>
+          <w:sz w:val="24"/>
+          <w:szCs w:val="24"/>
+        </w:rPr>
+        <w:t xml:space="preserve"> we appl</w:t>
+      </w:r>
+      <w:r>
+        <w:rPr>
+          <w:sz w:val="24"/>
+          <w:szCs w:val="24"/>
+        </w:rPr>
+        <w:t xml:space="preserve">ied </w:t>
+      </w:r>
+      <w:r>
+        <w:rPr>
+          <w:sz w:val="24"/>
+          <w:szCs w:val="24"/>
+        </w:rPr>
+        <w:t xml:space="preserve">a </w:t>
+      </w:r>
+      <w:r>
+        <w:rPr>
+          <w:sz w:val="24"/>
+          <w:szCs w:val="24"/>
+        </w:rPr>
+        <w:t xml:space="preserve">similarity </w:t>
+      </w:r>
+      <w:r>
+        <w:rPr>
+          <w:sz w:val="24"/>
+          <w:szCs w:val="24"/>
+        </w:rPr>
+        <w:t xml:space="preserve">penalty </w:t>
+      </w:r>
+      <w:r>
+        <w:rPr>
+          <w:sz w:val="24"/>
+          <w:szCs w:val="24"/>
+        </w:rPr>
+        <w:t xml:space="preserve">to </w:t>
+      </w:r>
+      <w:r>
+        <w:rPr>
+          <w:sz w:val="24"/>
+          <w:szCs w:val="24"/>
+        </w:rPr>
+        <w:t>the PIC</w:t>
+      </w:r>
+      <w:r>
+        <w:rPr>
+          <w:sz w:val="24"/>
+          <w:szCs w:val="24"/>
+        </w:rPr>
+        <w:t xml:space="preserve"> to denote that this is not a </w:t>
+      </w:r>
+      <w:r>
+        <w:rPr>
+          <w:sz w:val="24"/>
+          <w:szCs w:val="24"/>
+        </w:rPr>
+        <w:t xml:space="preserve">useful </w:t>
+      </w:r>
+      <w:r>
+        <w:rPr>
+          <w:sz w:val="24"/>
+          <w:szCs w:val="24"/>
+        </w:rPr>
+        <w:t>observation for the direct or inverse pattern search</w:t>
       </w:r>
       <w:r>
         <w:rPr>
@@ -10654,7 +11619,21 @@
           <w:sz w:val="24"/>
           <w:szCs w:val="24"/>
         </w:rPr>
-        <w:t xml:space="preserve">was eliminated as a standalone measure as it fails for situations where both members of comparison are uniform, </w:t>
+        <w:t>was eliminated as a standalone measure as it fails for situations where both members of comparison are uniform</w:t>
+      </w:r>
+      <w:r>
+        <w:rPr>
+          <w:sz w:val="24"/>
+          <w:szCs w:val="24"/>
+        </w:rPr>
+        <w:t xml:space="preserve"> (hence returning a perfect 1.0 correlation)</w:t>
+      </w:r>
+      <w:r>
+        <w:rPr>
+          <w:sz w:val="24"/>
+          <w:szCs w:val="24"/>
+        </w:rPr>
+        <w:t xml:space="preserve">, </w:t>
       </w:r>
       <w:r>
         <w:rPr>
@@ -10703,15 +11682,7 @@
           <w:sz w:val="24"/>
           <w:szCs w:val="24"/>
         </w:rPr>
-        <w:t xml:space="preserve"> Using </w:t>
-      </w:r>
-      <w:r>
-        <w:rPr>
-          <w:sz w:val="24"/>
-          <w:szCs w:val="24"/>
-        </w:rPr>
-        <w:lastRenderedPageBreak/>
-        <w:t xml:space="preserve">the Pearson as either an additive or subtractive penalty for the PIC would require special handling of the signs. </w:t>
+        <w:t xml:space="preserve"> Using the Pearson as either an additive or subtractive penalty for the PIC would require special handling of the signs. </w:t>
       </w:r>
     </w:p>
     <w:p>
@@ -10734,22 +11705,22 @@
         <w:tblLook w:val="0420" w:firstRow="1" w:lastRow="0" w:firstColumn="0" w:lastColumn="0" w:noHBand="0" w:noVBand="1"/>
       </w:tblPr>
       <w:tblGrid>
-        <w:gridCol w:w="1349"/>
-        <w:gridCol w:w="1477"/>
-        <w:gridCol w:w="912"/>
+        <w:gridCol w:w="1496"/>
+        <w:gridCol w:w="1419"/>
+        <w:gridCol w:w="899"/>
         <w:gridCol w:w="1176"/>
-        <w:gridCol w:w="755"/>
-        <w:gridCol w:w="810"/>
-        <w:gridCol w:w="1350"/>
-        <w:gridCol w:w="1804"/>
+        <w:gridCol w:w="752"/>
+        <w:gridCol w:w="803"/>
+        <w:gridCol w:w="1316"/>
+        <w:gridCol w:w="1772"/>
       </w:tblGrid>
       <w:tr>
         <w:trPr>
-          <w:trHeight w:val="1437"/>
+          <w:trHeight w:val="336"/>
         </w:trPr>
         <w:tc>
           <w:tcPr>
-            <w:tcW w:w="1349" w:type="dxa"/>
+            <w:tcW w:w="1529" w:type="dxa"/>
             <w:tcBorders>
               <w:top w:val="single" w:sz="8" w:space="0" w:color="FFFFFF"/>
               <w:left w:val="single" w:sz="8" w:space="0" w:color="FFFFFF"/>
@@ -10801,24 +11772,11 @@
               </w:rPr>
               <w:t>Pairs</w:t>
             </w:r>
-            <w:r>
-              <w:rPr>
-                <w:rFonts w:ascii="Aptos" w:eastAsia="Times New Roman" w:hAnsi="Aptos" w:cs="Arial"/>
-                <w:b/>
-                <w:bCs/>
-                <w:color w:val="FFFFFF"/>
-                <w:kern w:val="24"/>
-                <w:sz w:val="24"/>
-                <w:szCs w:val="24"/>
-                <w:lang w:val="en-US" w:eastAsia="ko-KR"/>
-              </w:rPr>
-              <w:t xml:space="preserve"> in Simple Example</w:t>
-            </w:r>
           </w:p>
         </w:tc>
         <w:tc>
           <w:tcPr>
-            <w:tcW w:w="1477" w:type="dxa"/>
+            <w:tcW w:w="1297" w:type="dxa"/>
             <w:tcBorders>
               <w:top w:val="single" w:sz="8" w:space="0" w:color="FFFFFF"/>
               <w:left w:val="single" w:sz="8" w:space="0" w:color="FFFFFF"/>
@@ -11164,7 +12122,7 @@
         </w:trPr>
         <w:tc>
           <w:tcPr>
-            <w:tcW w:w="1349" w:type="dxa"/>
+            <w:tcW w:w="1529" w:type="dxa"/>
             <w:tcBorders>
               <w:top w:val="single" w:sz="24" w:space="0" w:color="FFFFFF"/>
               <w:left w:val="single" w:sz="8" w:space="0" w:color="FFFFFF"/>
@@ -11194,7 +12152,7 @@
         </w:tc>
         <w:tc>
           <w:tcPr>
-            <w:tcW w:w="1477" w:type="dxa"/>
+            <w:tcW w:w="1297" w:type="dxa"/>
             <w:tcBorders>
               <w:top w:val="single" w:sz="24" w:space="0" w:color="FFFFFF"/>
               <w:left w:val="single" w:sz="8" w:space="0" w:color="FFFFFF"/>
@@ -11229,7 +12187,42 @@
                 <w:szCs w:val="24"/>
                 <w:lang w:val="en-US" w:eastAsia="ko-KR"/>
               </w:rPr>
-              <w:t>No IC  + strongly correlated</w:t>
+              <w:t xml:space="preserve">No </w:t>
+            </w:r>
+            <w:proofErr w:type="gramStart"/>
+            <w:r>
+              <w:rPr>
+                <w:rFonts w:ascii="Aptos" w:eastAsia="Times New Roman" w:hAnsi="Aptos" w:cs="Arial"/>
+                <w:color w:val="000000"/>
+                <w:kern w:val="24"/>
+                <w:sz w:val="24"/>
+                <w:szCs w:val="24"/>
+                <w:lang w:val="en-US" w:eastAsia="ko-KR"/>
+              </w:rPr>
+              <w:t>IC  +</w:t>
+            </w:r>
+            <w:proofErr w:type="gramEnd"/>
+            <w:r>
+              <w:rPr>
+                <w:rFonts w:ascii="Aptos" w:eastAsia="Times New Roman" w:hAnsi="Aptos" w:cs="Arial"/>
+                <w:color w:val="000000"/>
+                <w:kern w:val="24"/>
+                <w:sz w:val="24"/>
+                <w:szCs w:val="24"/>
+                <w:lang w:val="en-US" w:eastAsia="ko-KR"/>
+              </w:rPr>
+              <w:t xml:space="preserve"> strongly correlated</w:t>
+            </w:r>
+            <w:r>
+              <w:rPr>
+                <w:rFonts w:ascii="Aptos" w:eastAsia="Times New Roman" w:hAnsi="Aptos" w:cs="Arial"/>
+                <w:color w:val="000000"/>
+                <w:kern w:val="24"/>
+                <w:sz w:val="24"/>
+                <w:szCs w:val="24"/>
+                <w:lang w:val="en-US" w:eastAsia="ko-KR"/>
+              </w:rPr>
+              <w:t xml:space="preserve"> (uniform)</w:t>
             </w:r>
           </w:p>
         </w:tc>
@@ -11486,7 +12479,7 @@
         </w:trPr>
         <w:tc>
           <w:tcPr>
-            <w:tcW w:w="1349" w:type="dxa"/>
+            <w:tcW w:w="1529" w:type="dxa"/>
             <w:tcBorders>
               <w:top w:val="single" w:sz="8" w:space="0" w:color="FFFFFF"/>
               <w:left w:val="single" w:sz="8" w:space="0" w:color="FFFFFF"/>
@@ -11527,7 +12520,7 @@
         </w:tc>
         <w:tc>
           <w:tcPr>
-            <w:tcW w:w="1477" w:type="dxa"/>
+            <w:tcW w:w="1297" w:type="dxa"/>
             <w:tcBorders>
               <w:top w:val="single" w:sz="8" w:space="0" w:color="FFFFFF"/>
               <w:left w:val="single" w:sz="8" w:space="0" w:color="FFFFFF"/>
@@ -11819,7 +12812,7 @@
         </w:trPr>
         <w:tc>
           <w:tcPr>
-            <w:tcW w:w="1349" w:type="dxa"/>
+            <w:tcW w:w="1529" w:type="dxa"/>
             <w:tcBorders>
               <w:top w:val="single" w:sz="8" w:space="0" w:color="FFFFFF"/>
               <w:left w:val="single" w:sz="8" w:space="0" w:color="FFFFFF"/>
@@ -11860,7 +12853,7 @@
         </w:tc>
         <w:tc>
           <w:tcPr>
-            <w:tcW w:w="1477" w:type="dxa"/>
+            <w:tcW w:w="1297" w:type="dxa"/>
             <w:tcBorders>
               <w:top w:val="single" w:sz="8" w:space="0" w:color="FFFFFF"/>
               <w:left w:val="single" w:sz="8" w:space="0" w:color="FFFFFF"/>
@@ -11906,8 +12899,21 @@
                 <w:szCs w:val="24"/>
                 <w:lang w:val="en-US" w:eastAsia="ko-KR"/>
               </w:rPr>
-              <w:t>+ neg corr</w:t>
+              <w:t xml:space="preserve">+ neg </w:t>
             </w:r>
+            <w:proofErr w:type="spellStart"/>
+            <w:r>
+              <w:rPr>
+                <w:rFonts w:ascii="Aptos" w:eastAsia="Times New Roman" w:hAnsi="Aptos" w:cs="Arial"/>
+                <w:color w:val="000000"/>
+                <w:kern w:val="24"/>
+                <w:sz w:val="24"/>
+                <w:szCs w:val="24"/>
+                <w:lang w:val="en-US" w:eastAsia="ko-KR"/>
+              </w:rPr>
+              <w:t>corr</w:t>
+            </w:r>
+            <w:proofErr w:type="spellEnd"/>
           </w:p>
         </w:tc>
         <w:tc>
@@ -11938,6 +12944,7 @@
                 <w:lang w:val="en-US" w:eastAsia="ko-KR"/>
               </w:rPr>
             </w:pPr>
+            <w:proofErr w:type="gramStart"/>
             <w:r>
               <w:rPr>
                 <w:rFonts w:ascii="Aptos" w:eastAsia="Times New Roman" w:hAnsi="Aptos" w:cs="Arial"/>
@@ -11947,7 +12954,19 @@
                 <w:szCs w:val="24"/>
                 <w:lang w:val="en-US" w:eastAsia="ko-KR"/>
               </w:rPr>
-              <w:t xml:space="preserve">32 , 6 </w:t>
+              <w:t>32 ,</w:t>
+            </w:r>
+            <w:proofErr w:type="gramEnd"/>
+            <w:r>
+              <w:rPr>
+                <w:rFonts w:ascii="Aptos" w:eastAsia="Times New Roman" w:hAnsi="Aptos" w:cs="Arial"/>
+                <w:color w:val="000000"/>
+                <w:kern w:val="24"/>
+                <w:sz w:val="24"/>
+                <w:szCs w:val="24"/>
+                <w:lang w:val="en-US" w:eastAsia="ko-KR"/>
+              </w:rPr>
+              <w:t xml:space="preserve"> 6 </w:t>
             </w:r>
           </w:p>
         </w:tc>
@@ -12159,7 +13178,7 @@
         </w:trPr>
         <w:tc>
           <w:tcPr>
-            <w:tcW w:w="1349" w:type="dxa"/>
+            <w:tcW w:w="1529" w:type="dxa"/>
             <w:tcBorders>
               <w:top w:val="single" w:sz="8" w:space="0" w:color="FFFFFF"/>
               <w:left w:val="single" w:sz="8" w:space="0" w:color="FFFFFF"/>
@@ -12200,7 +13219,7 @@
         </w:tc>
         <w:tc>
           <w:tcPr>
-            <w:tcW w:w="1477" w:type="dxa"/>
+            <w:tcW w:w="1297" w:type="dxa"/>
             <w:tcBorders>
               <w:top w:val="single" w:sz="8" w:space="0" w:color="FFFFFF"/>
               <w:left w:val="single" w:sz="8" w:space="0" w:color="FFFFFF"/>
@@ -12491,10 +13510,21 @@
       <w:pPr>
         <w:pStyle w:val="p1"/>
         <w:rPr>
-          <w:sz w:val="24"/>
-          <w:szCs w:val="24"/>
-        </w:rPr>
-      </w:pPr>
+          <w:i/>
+          <w:iCs/>
+          <w:sz w:val="24"/>
+          <w:szCs w:val="24"/>
+        </w:rPr>
+      </w:pPr>
+      <w:r>
+        <w:rPr>
+          <w:i/>
+          <w:iCs/>
+          <w:sz w:val="24"/>
+          <w:szCs w:val="24"/>
+        </w:rPr>
+        <w:t>Table 3. Scenario modeling the pitfalls of various concordance metrics using the simple example. We see the effect of applying the JSD as a penalty, and the downsides of using the Pearson and JSD alone in uniform cases.</w:t>
+      </w:r>
     </w:p>
     <w:p>
       <w:pPr>
@@ -12574,7 +13604,21 @@
           <w:sz w:val="24"/>
           <w:szCs w:val="24"/>
         </w:rPr>
-        <w:t xml:space="preserve">This results in a new matrix of the selected matrix. </w:t>
+        <w:t xml:space="preserve">This results in a new matrix of the selected </w:t>
+      </w:r>
+      <w:r>
+        <w:rPr>
+          <w:sz w:val="24"/>
+          <w:szCs w:val="24"/>
+        </w:rPr>
+        <w:t>metri</w:t>
+      </w:r>
+      <w:r>
+        <w:rPr>
+          <w:sz w:val="24"/>
+          <w:szCs w:val="24"/>
+        </w:rPr>
+        <w:t>c:</w:t>
       </w:r>
     </w:p>
     <w:p>
@@ -12590,40 +13634,7 @@
       <w:pPr>
         <w:pStyle w:val="p1"/>
         <w:rPr>
-          <w:sz w:val="24"/>
-          <w:szCs w:val="24"/>
-        </w:rPr>
-      </w:pPr>
-      <w:r>
-        <w:rPr>
-          <w:sz w:val="24"/>
-          <w:szCs w:val="24"/>
-        </w:rPr>
-        <w:t xml:space="preserve">We see below the impact of the JSD penalty on the PIC, </w:t>
-      </w:r>
-      <w:r>
-        <w:rPr>
-          <w:sz w:val="24"/>
-          <w:szCs w:val="24"/>
-        </w:rPr>
-        <w:t>which is minimal, though significant at observations such as row 11 column 4, where the penalty results in a negative metric. The JSD penalty acts as a filter that can refine the result depending on what threshold we set to detect contiguous chains of high-value pairwise relationships, i.e., nonzero values of the metric only.</w:t>
-      </w:r>
-    </w:p>
-    <w:p>
-      <w:pPr>
-        <w:pStyle w:val="p1"/>
-        <w:rPr>
-          <w:sz w:val="24"/>
-          <w:szCs w:val="24"/>
-        </w:rPr>
-      </w:pPr>
-    </w:p>
-    <w:p>
-      <w:pPr>
-        <w:pStyle w:val="p1"/>
-        <w:rPr>
-          <w:sz w:val="24"/>
-          <w:szCs w:val="24"/>
+          <w:noProof/>
         </w:rPr>
       </w:pPr>
       <w:r>
@@ -12647,7 +13658,7 @@
                     <pic:cNvPicPr/>
                   </pic:nvPicPr>
                   <pic:blipFill>
-                    <a:blip r:embed="rId14"/>
+                    <a:blip r:embed="rId15"/>
                     <a:stretch>
                       <a:fillRect/>
                     </a:stretch>
@@ -12694,7 +13705,7 @@
                     <pic:cNvPicPr/>
                   </pic:nvPicPr>
                   <pic:blipFill>
-                    <a:blip r:embed="rId15"/>
+                    <a:blip r:embed="rId16"/>
                     <a:stretch>
                       <a:fillRect/>
                     </a:stretch>
@@ -12718,6 +13729,82 @@
     <w:p>
       <w:pPr>
         <w:pStyle w:val="p1"/>
+        <w:jc w:val="center"/>
+        <w:rPr>
+          <w:sz w:val="24"/>
+          <w:szCs w:val="24"/>
+        </w:rPr>
+      </w:pPr>
+      <w:r>
+        <w:rPr>
+          <w:noProof/>
+        </w:rPr>
+        <w:t>Figure 4. A comparison of the matrix of PIC metric vs that of the PIC – JSD hybrid matrix.</w:t>
+      </w:r>
+    </w:p>
+    <w:p>
+      <w:pPr>
+        <w:pStyle w:val="p1"/>
+        <w:rPr>
+          <w:sz w:val="24"/>
+          <w:szCs w:val="24"/>
+        </w:rPr>
+      </w:pPr>
+    </w:p>
+    <w:p>
+      <w:pPr>
+        <w:pStyle w:val="p1"/>
+        <w:rPr>
+          <w:sz w:val="24"/>
+          <w:szCs w:val="24"/>
+        </w:rPr>
+      </w:pPr>
+      <w:r>
+        <w:rPr>
+          <w:sz w:val="24"/>
+          <w:szCs w:val="24"/>
+        </w:rPr>
+        <w:t xml:space="preserve">We see </w:t>
+      </w:r>
+      <w:r>
+        <w:rPr>
+          <w:sz w:val="24"/>
+          <w:szCs w:val="24"/>
+        </w:rPr>
+        <w:t>above</w:t>
+      </w:r>
+      <w:r>
+        <w:rPr>
+          <w:sz w:val="24"/>
+          <w:szCs w:val="24"/>
+        </w:rPr>
+        <w:t xml:space="preserve"> the impact of the JSD penalty on the PIC, which is minimal though </w:t>
+      </w:r>
+      <w:r>
+        <w:rPr>
+          <w:sz w:val="24"/>
+          <w:szCs w:val="24"/>
+        </w:rPr>
+        <w:t xml:space="preserve">notable </w:t>
+      </w:r>
+      <w:r>
+        <w:rPr>
+          <w:sz w:val="24"/>
+          <w:szCs w:val="24"/>
+        </w:rPr>
+        <w:t>at observations such as row 11 column 4, where the penalty results in a negative metric. The JSD penalty acts as a filter that can refine the result depending on what threshold we set to detect contiguous chains of high-value pairwise relationships, i.e., nonzero values of the metric only.</w:t>
+      </w:r>
+      <w:r>
+        <w:rPr>
+          <w:sz w:val="24"/>
+          <w:szCs w:val="24"/>
+        </w:rPr>
+        <w:t xml:space="preserve"> </w:t>
+      </w:r>
+    </w:p>
+    <w:p>
+      <w:pPr>
+        <w:pStyle w:val="p1"/>
         <w:rPr>
           <w:sz w:val="24"/>
           <w:szCs w:val="24"/>
@@ -12738,23 +13825,14 @@
       </w:pPr>
       <w:r>
         <w:rPr>
-          <w:i/>
-          <w:iCs/>
-          <w:sz w:val="24"/>
-          <w:szCs w:val="24"/>
-        </w:rPr>
-        <w:br w:type="page"/>
-      </w:r>
-      <w:r>
-        <w:rPr>
           <w:rFonts w:ascii="Times New Roman" w:hAnsi="Times New Roman" w:cs="Times New Roman"/>
           <w:i/>
           <w:iCs/>
           <w:sz w:val="24"/>
           <w:szCs w:val="24"/>
-        </w:rPr>
-        <w:lastRenderedPageBreak/>
-        <w:t xml:space="preserve">Detecting and Scoring Candidates in </w:t>
+          <w:lang w:val="en-US"/>
+        </w:rPr>
+        <w:t>Detecting and Scoring Candidates in Diagonal Form</w:t>
       </w:r>
       <w:r>
         <w:rPr>
@@ -12763,10 +13841,1958 @@
           <w:iCs/>
           <w:sz w:val="24"/>
           <w:szCs w:val="24"/>
+          <w:lang w:val="en-US"/>
+        </w:rPr>
+        <w:tab/>
+      </w:r>
+    </w:p>
+    <w:p>
+      <w:pPr>
+        <w:pStyle w:val="p1"/>
+        <w:rPr>
+          <w:sz w:val="24"/>
+          <w:szCs w:val="24"/>
+        </w:rPr>
+      </w:pPr>
+      <w:r>
+        <w:rPr>
+          <w:sz w:val="24"/>
+          <w:szCs w:val="24"/>
+        </w:rPr>
+        <w:t xml:space="preserve">After </w:t>
+      </w:r>
+      <w:r>
+        <w:rPr>
+          <w:sz w:val="24"/>
+          <w:szCs w:val="24"/>
+        </w:rPr>
+        <w:t xml:space="preserve">visualizing </w:t>
+      </w:r>
+      <w:r>
+        <w:rPr>
+          <w:sz w:val="24"/>
+          <w:szCs w:val="24"/>
         </w:rPr>
         <w:t xml:space="preserve">the </w:t>
       </w:r>
       <w:r>
+        <w:rPr>
+          <w:sz w:val="24"/>
+          <w:szCs w:val="24"/>
+        </w:rPr>
+        <w:t xml:space="preserve">matrix of the selected </w:t>
+      </w:r>
+      <w:r>
+        <w:rPr>
+          <w:sz w:val="24"/>
+          <w:szCs w:val="24"/>
+        </w:rPr>
+        <w:t>metri</w:t>
+      </w:r>
+      <w:r>
+        <w:rPr>
+          <w:sz w:val="24"/>
+          <w:szCs w:val="24"/>
+        </w:rPr>
+        <w:t xml:space="preserve">cs, we see </w:t>
+      </w:r>
+      <w:r>
+        <w:rPr>
+          <w:sz w:val="24"/>
+          <w:szCs w:val="24"/>
+        </w:rPr>
+        <w:t xml:space="preserve">that </w:t>
+      </w:r>
+      <w:r>
+        <w:rPr>
+          <w:sz w:val="24"/>
+          <w:szCs w:val="24"/>
+        </w:rPr>
+        <w:t xml:space="preserve">candidate </w:t>
+      </w:r>
+      <w:r>
+        <w:rPr>
+          <w:sz w:val="24"/>
+          <w:szCs w:val="24"/>
+        </w:rPr>
+        <w:t>patterns</w:t>
+      </w:r>
+      <w:r>
+        <w:rPr>
+          <w:sz w:val="24"/>
+          <w:szCs w:val="24"/>
+        </w:rPr>
+        <w:t xml:space="preserve"> are reflected in diagonal runs of </w:t>
+      </w:r>
+      <w:r>
+        <w:rPr>
+          <w:sz w:val="24"/>
+          <w:szCs w:val="24"/>
+        </w:rPr>
+        <w:t>“</w:t>
+      </w:r>
+      <w:r>
+        <w:rPr>
+          <w:sz w:val="24"/>
+          <w:szCs w:val="24"/>
+        </w:rPr>
+        <w:t>high</w:t>
+      </w:r>
+      <w:r>
+        <w:rPr>
+          <w:sz w:val="24"/>
+          <w:szCs w:val="24"/>
+        </w:rPr>
+        <w:t>”</w:t>
+      </w:r>
+      <w:r>
+        <w:rPr>
+          <w:sz w:val="24"/>
+          <w:szCs w:val="24"/>
+        </w:rPr>
+        <w:t xml:space="preserve"> metrics. </w:t>
+      </w:r>
+      <w:r>
+        <w:rPr>
+          <w:sz w:val="24"/>
+          <w:szCs w:val="24"/>
+        </w:rPr>
+        <w:t xml:space="preserve">In the simple example above, we can see </w:t>
+      </w:r>
+      <w:r>
+        <w:rPr>
+          <w:sz w:val="24"/>
+          <w:szCs w:val="24"/>
+        </w:rPr>
+        <w:t>that the candidates</w:t>
+      </w:r>
+      <w:r>
+        <w:rPr>
+          <w:sz w:val="24"/>
+          <w:szCs w:val="24"/>
+        </w:rPr>
+        <w:t xml:space="preserve"> (7,0);</w:t>
+      </w:r>
+      <w:r>
+        <w:rPr>
+          <w:sz w:val="24"/>
+          <w:szCs w:val="24"/>
+        </w:rPr>
+        <w:t xml:space="preserve"> (8, 1); (9, 2); and (10,3) form a</w:t>
+      </w:r>
+      <w:r>
+        <w:rPr>
+          <w:sz w:val="24"/>
+          <w:szCs w:val="24"/>
+        </w:rPr>
+        <w:t xml:space="preserve">n unbroken </w:t>
+      </w:r>
+      <w:r>
+        <w:rPr>
+          <w:sz w:val="24"/>
+          <w:szCs w:val="24"/>
+        </w:rPr>
+        <w:t>diagonal run, which corresponds to the nucleotides GTC</w:t>
+      </w:r>
+      <w:r>
+        <w:rPr>
+          <w:sz w:val="24"/>
+          <w:szCs w:val="24"/>
+        </w:rPr>
+        <w:t>A</w:t>
+      </w:r>
+      <w:r>
+        <w:rPr>
+          <w:sz w:val="24"/>
+          <w:szCs w:val="24"/>
+        </w:rPr>
+        <w:t>-GTC</w:t>
+      </w:r>
+      <w:r>
+        <w:rPr>
+          <w:sz w:val="24"/>
+          <w:szCs w:val="24"/>
+        </w:rPr>
+        <w:t>A</w:t>
+      </w:r>
+      <w:r>
+        <w:rPr>
+          <w:sz w:val="24"/>
+          <w:szCs w:val="24"/>
+        </w:rPr>
+        <w:t xml:space="preserve"> from the sequence logo</w:t>
+      </w:r>
+      <w:r>
+        <w:rPr>
+          <w:sz w:val="24"/>
+          <w:szCs w:val="24"/>
+        </w:rPr>
+        <w:t xml:space="preserve">. </w:t>
+      </w:r>
+    </w:p>
+    <w:p>
+      <w:pPr>
+        <w:pStyle w:val="p1"/>
+        <w:rPr>
+          <w:sz w:val="24"/>
+          <w:szCs w:val="24"/>
+        </w:rPr>
+      </w:pPr>
+    </w:p>
+    <w:p>
+      <w:pPr>
+        <w:pStyle w:val="p1"/>
+        <w:rPr>
+          <w:sz w:val="24"/>
+          <w:szCs w:val="24"/>
+        </w:rPr>
+      </w:pPr>
+      <w:r>
+        <w:rPr>
+          <w:sz w:val="24"/>
+          <w:szCs w:val="24"/>
+        </w:rPr>
+        <w:t xml:space="preserve">However, </w:t>
+      </w:r>
+      <w:r>
+        <w:rPr>
+          <w:sz w:val="24"/>
+          <w:szCs w:val="24"/>
+        </w:rPr>
+        <w:t xml:space="preserve">the definition of what constitutes a “high” metric value for inclusion </w:t>
+      </w:r>
+      <w:r>
+        <w:rPr>
+          <w:sz w:val="24"/>
+          <w:szCs w:val="24"/>
+        </w:rPr>
+        <w:t xml:space="preserve">in the diagonal run search </w:t>
+      </w:r>
+      <w:r>
+        <w:rPr>
+          <w:sz w:val="24"/>
+          <w:szCs w:val="24"/>
+        </w:rPr>
+        <w:t>is arbitrary. Although the simple example</w:t>
+      </w:r>
+      <w:r>
+        <w:rPr>
+          <w:sz w:val="24"/>
+          <w:szCs w:val="24"/>
+        </w:rPr>
+        <w:t xml:space="preserve"> above</w:t>
+      </w:r>
+      <w:r>
+        <w:rPr>
+          <w:sz w:val="24"/>
+          <w:szCs w:val="24"/>
+        </w:rPr>
+        <w:t xml:space="preserve"> </w:t>
+      </w:r>
+      <w:r>
+        <w:rPr>
+          <w:sz w:val="24"/>
+          <w:szCs w:val="24"/>
+        </w:rPr>
+        <w:t xml:space="preserve">might be </w:t>
+      </w:r>
+      <w:r>
+        <w:rPr>
+          <w:sz w:val="24"/>
+          <w:szCs w:val="24"/>
+        </w:rPr>
+        <w:t>visually obvious, the sequence logo shows some ambiguity in the G-C probability at the 0</w:t>
+      </w:r>
+      <w:r>
+        <w:rPr>
+          <w:sz w:val="24"/>
+          <w:szCs w:val="24"/>
+          <w:vertAlign w:val="superscript"/>
+        </w:rPr>
+        <w:t>th</w:t>
+      </w:r>
+      <w:r>
+        <w:rPr>
+          <w:sz w:val="24"/>
+          <w:szCs w:val="24"/>
+        </w:rPr>
+        <w:t xml:space="preserve"> and </w:t>
+      </w:r>
+      <w:r>
+        <w:rPr>
+          <w:sz w:val="24"/>
+          <w:szCs w:val="24"/>
+        </w:rPr>
+        <w:t>7</w:t>
+      </w:r>
+      <w:r>
+        <w:rPr>
+          <w:sz w:val="24"/>
+          <w:szCs w:val="24"/>
+          <w:vertAlign w:val="superscript"/>
+        </w:rPr>
+        <w:t>th</w:t>
+      </w:r>
+      <w:r>
+        <w:rPr>
+          <w:sz w:val="24"/>
+          <w:szCs w:val="24"/>
+        </w:rPr>
+        <w:t xml:space="preserve"> positions. </w:t>
+      </w:r>
+      <w:r>
+        <w:rPr>
+          <w:sz w:val="24"/>
+          <w:szCs w:val="24"/>
+        </w:rPr>
+        <w:t xml:space="preserve">Indeed, if we set the threshold for inclusion as any value greater than 1.7, the detected </w:t>
+      </w:r>
+      <w:r>
+        <w:rPr>
+          <w:sz w:val="24"/>
+          <w:szCs w:val="24"/>
+        </w:rPr>
+        <w:t xml:space="preserve">putative </w:t>
+      </w:r>
+      <w:r>
+        <w:rPr>
+          <w:sz w:val="24"/>
+          <w:szCs w:val="24"/>
+        </w:rPr>
+        <w:t xml:space="preserve">motif would have been </w:t>
+      </w:r>
+      <w:r>
+        <w:rPr>
+          <w:sz w:val="24"/>
+          <w:szCs w:val="24"/>
+        </w:rPr>
+        <w:t>TCA</w:t>
+      </w:r>
+      <w:r>
+        <w:rPr>
+          <w:sz w:val="24"/>
+          <w:szCs w:val="24"/>
+        </w:rPr>
+        <w:t>-TCA instead</w:t>
+      </w:r>
+      <w:r>
+        <w:rPr>
+          <w:sz w:val="24"/>
+          <w:szCs w:val="24"/>
+        </w:rPr>
+        <w:t>,</w:t>
+      </w:r>
+      <w:r>
+        <w:rPr>
+          <w:sz w:val="24"/>
+          <w:szCs w:val="24"/>
+        </w:rPr>
+        <w:t xml:space="preserve"> as the value at (7,0) would be too weak of a signal</w:t>
+      </w:r>
+      <w:r>
+        <w:rPr>
+          <w:sz w:val="24"/>
+          <w:szCs w:val="24"/>
+        </w:rPr>
+        <w:t xml:space="preserve"> for inclusion in the diagonal</w:t>
+      </w:r>
+      <w:r>
+        <w:rPr>
+          <w:sz w:val="24"/>
+          <w:szCs w:val="24"/>
+        </w:rPr>
+        <w:t>. Thus, w</w:t>
+      </w:r>
+      <w:r>
+        <w:rPr>
+          <w:sz w:val="24"/>
+          <w:szCs w:val="24"/>
+        </w:rPr>
+        <w:t xml:space="preserve">e </w:t>
+      </w:r>
+      <w:r>
+        <w:rPr>
+          <w:sz w:val="24"/>
+          <w:szCs w:val="24"/>
+        </w:rPr>
+        <w:t xml:space="preserve">must determine the cutoff </w:t>
+      </w:r>
+      <w:r>
+        <w:rPr>
+          <w:sz w:val="24"/>
+          <w:szCs w:val="24"/>
+        </w:rPr>
+        <w:t xml:space="preserve">for what constitutes a high metric, which will </w:t>
+      </w:r>
+      <w:r>
+        <w:rPr>
+          <w:sz w:val="24"/>
+          <w:szCs w:val="24"/>
+        </w:rPr>
+        <w:t xml:space="preserve">in turn </w:t>
+      </w:r>
+      <w:r>
+        <w:rPr>
+          <w:sz w:val="24"/>
+          <w:szCs w:val="24"/>
+        </w:rPr>
+        <w:t xml:space="preserve">determine the </w:t>
+      </w:r>
+      <w:r>
+        <w:rPr>
+          <w:sz w:val="24"/>
+          <w:szCs w:val="24"/>
+        </w:rPr>
+        <w:t xml:space="preserve">starting and beginning </w:t>
+      </w:r>
+      <w:r>
+        <w:rPr>
+          <w:sz w:val="24"/>
+          <w:szCs w:val="24"/>
+        </w:rPr>
+        <w:t xml:space="preserve">of </w:t>
+      </w:r>
+      <w:r>
+        <w:rPr>
+          <w:sz w:val="24"/>
+          <w:szCs w:val="24"/>
+        </w:rPr>
+        <w:t>the putative candidate.</w:t>
+      </w:r>
+    </w:p>
+    <w:p>
+      <w:pPr>
+        <w:pStyle w:val="p1"/>
+        <w:rPr>
+          <w:sz w:val="24"/>
+          <w:szCs w:val="24"/>
+        </w:rPr>
+      </w:pPr>
+    </w:p>
+    <w:p>
+      <w:pPr>
+        <w:pStyle w:val="p1"/>
+        <w:rPr>
+          <w:sz w:val="24"/>
+          <w:szCs w:val="24"/>
+        </w:rPr>
+      </w:pPr>
+      <w:r>
+        <w:rPr>
+          <w:sz w:val="24"/>
+          <w:szCs w:val="24"/>
+        </w:rPr>
+        <w:t xml:space="preserve">The </w:t>
+      </w:r>
+      <w:r>
+        <w:rPr>
+          <w:sz w:val="24"/>
+          <w:szCs w:val="24"/>
+        </w:rPr>
+        <w:t xml:space="preserve">simplest </w:t>
+      </w:r>
+      <w:r>
+        <w:rPr>
+          <w:sz w:val="24"/>
+          <w:szCs w:val="24"/>
+        </w:rPr>
+        <w:t>solution</w:t>
+      </w:r>
+      <w:r>
+        <w:rPr>
+          <w:sz w:val="24"/>
+          <w:szCs w:val="24"/>
+        </w:rPr>
+        <w:t xml:space="preserve">, </w:t>
+      </w:r>
+      <w:r>
+        <w:rPr>
+          <w:sz w:val="24"/>
+          <w:szCs w:val="24"/>
+        </w:rPr>
+        <w:t xml:space="preserve">which is similar in philosophy to </w:t>
+      </w:r>
+      <w:r>
+        <w:rPr>
+          <w:sz w:val="24"/>
+          <w:szCs w:val="24"/>
+        </w:rPr>
+        <w:t>algorithms like MEME</w:t>
+      </w:r>
+      <w:r>
+        <w:rPr>
+          <w:sz w:val="24"/>
+          <w:szCs w:val="24"/>
+        </w:rPr>
+        <w:t xml:space="preserve">, </w:t>
+      </w:r>
+      <w:r>
+        <w:rPr>
+          <w:sz w:val="24"/>
+          <w:szCs w:val="24"/>
+        </w:rPr>
+        <w:t xml:space="preserve">is </w:t>
+      </w:r>
+      <w:r>
+        <w:rPr>
+          <w:sz w:val="24"/>
+          <w:szCs w:val="24"/>
+        </w:rPr>
+        <w:t xml:space="preserve">prompting the </w:t>
+      </w:r>
+      <w:r>
+        <w:rPr>
+          <w:sz w:val="24"/>
+          <w:szCs w:val="24"/>
+        </w:rPr>
+        <w:t xml:space="preserve">user </w:t>
+      </w:r>
+      <w:r>
+        <w:rPr>
+          <w:sz w:val="24"/>
+          <w:szCs w:val="24"/>
+        </w:rPr>
+        <w:t xml:space="preserve">to set the </w:t>
+      </w:r>
+      <w:r>
+        <w:rPr>
+          <w:sz w:val="24"/>
+          <w:szCs w:val="24"/>
+        </w:rPr>
+        <w:t>parameter</w:t>
+      </w:r>
+      <w:r>
+        <w:rPr>
+          <w:sz w:val="24"/>
+          <w:szCs w:val="24"/>
+        </w:rPr>
+        <w:t xml:space="preserve"> for the length of the motif candidate</w:t>
+      </w:r>
+      <w:r>
+        <w:rPr>
+          <w:sz w:val="24"/>
+          <w:szCs w:val="24"/>
+        </w:rPr>
+        <w:t xml:space="preserve">. </w:t>
+      </w:r>
+      <w:r>
+        <w:rPr>
+          <w:sz w:val="24"/>
+          <w:szCs w:val="24"/>
+        </w:rPr>
+        <w:t>The DRIPPY pipeline allows for this</w:t>
+      </w:r>
+      <w:r>
+        <w:rPr>
+          <w:sz w:val="24"/>
+          <w:szCs w:val="24"/>
+        </w:rPr>
+        <w:t>. A</w:t>
+      </w:r>
+      <w:r>
+        <w:rPr>
+          <w:sz w:val="24"/>
+          <w:szCs w:val="24"/>
+        </w:rPr>
+        <w:t xml:space="preserve">lternatively, a more dynamic solution is offered in the form of an </w:t>
+      </w:r>
+      <w:r>
+        <w:rPr>
+          <w:sz w:val="24"/>
+          <w:szCs w:val="24"/>
+        </w:rPr>
+        <w:t>option to set a fixed or</w:t>
+      </w:r>
+      <w:r>
+        <w:rPr>
+          <w:sz w:val="24"/>
+          <w:szCs w:val="24"/>
+        </w:rPr>
+        <w:t xml:space="preserve"> adaptive percentile-based </w:t>
+      </w:r>
+      <w:r>
+        <w:rPr>
+          <w:sz w:val="24"/>
+          <w:szCs w:val="24"/>
+        </w:rPr>
+        <w:t>threshold</w:t>
+      </w:r>
+      <w:r>
+        <w:rPr>
+          <w:sz w:val="24"/>
+          <w:szCs w:val="24"/>
+        </w:rPr>
+        <w:t xml:space="preserve"> cutoff</w:t>
+      </w:r>
+      <w:r>
+        <w:rPr>
+          <w:sz w:val="24"/>
+          <w:szCs w:val="24"/>
+        </w:rPr>
+        <w:t>.</w:t>
+      </w:r>
+    </w:p>
+    <w:p>
+      <w:pPr>
+        <w:pStyle w:val="p1"/>
+        <w:rPr>
+          <w:sz w:val="24"/>
+          <w:szCs w:val="24"/>
+        </w:rPr>
+      </w:pPr>
+    </w:p>
+    <w:p>
+      <w:pPr>
+        <w:pStyle w:val="p1"/>
+        <w:rPr>
+          <w:sz w:val="24"/>
+          <w:szCs w:val="24"/>
+        </w:rPr>
+      </w:pPr>
+      <w:r>
+        <w:rPr>
+          <w:sz w:val="24"/>
+          <w:szCs w:val="24"/>
+        </w:rPr>
+        <w:t xml:space="preserve">Rather than </w:t>
+      </w:r>
+      <w:r>
+        <w:rPr>
+          <w:sz w:val="24"/>
+          <w:szCs w:val="24"/>
+        </w:rPr>
+        <w:t>requir</w:t>
+      </w:r>
+      <w:r>
+        <w:rPr>
+          <w:sz w:val="24"/>
+          <w:szCs w:val="24"/>
+        </w:rPr>
+        <w:t xml:space="preserve">ing </w:t>
+      </w:r>
+      <w:r>
+        <w:rPr>
+          <w:sz w:val="24"/>
+          <w:szCs w:val="24"/>
+        </w:rPr>
+        <w:t xml:space="preserve">the user to </w:t>
+      </w:r>
+      <w:r>
+        <w:rPr>
+          <w:sz w:val="24"/>
+          <w:szCs w:val="24"/>
+        </w:rPr>
+        <w:t xml:space="preserve">essentially </w:t>
+      </w:r>
+      <w:r>
+        <w:rPr>
+          <w:sz w:val="24"/>
+          <w:szCs w:val="24"/>
+        </w:rPr>
+        <w:t>guess how long they expect the motif to be</w:t>
+      </w:r>
+      <w:r>
+        <w:rPr>
+          <w:sz w:val="24"/>
+          <w:szCs w:val="24"/>
+        </w:rPr>
+        <w:t xml:space="preserve">, the DRIPPY pipeline can set a range of thresholds based on the PIC of the PWM and </w:t>
+      </w:r>
+      <w:r>
+        <w:rPr>
+          <w:sz w:val="24"/>
+          <w:szCs w:val="24"/>
+        </w:rPr>
+        <w:lastRenderedPageBreak/>
+        <w:t>adaptively iterate through them. Below</w:t>
+      </w:r>
+      <w:r>
+        <w:rPr>
+          <w:sz w:val="24"/>
+          <w:szCs w:val="24"/>
+        </w:rPr>
+        <w:t xml:space="preserve">, </w:t>
+      </w:r>
+      <w:r>
+        <w:rPr>
+          <w:sz w:val="24"/>
+          <w:szCs w:val="24"/>
+        </w:rPr>
+        <w:t xml:space="preserve">we reproduce the histogram of the PIC-JSD metrics. </w:t>
+      </w:r>
+    </w:p>
+    <w:p>
+      <w:pPr>
+        <w:pStyle w:val="p1"/>
+        <w:jc w:val="center"/>
+        <w:rPr>
+          <w:sz w:val="24"/>
+          <w:szCs w:val="24"/>
+        </w:rPr>
+      </w:pPr>
+      <w:r>
+        <w:rPr>
+          <w:sz w:val="24"/>
+          <w:szCs w:val="24"/>
+        </w:rPr>
+        <w:drawing>
+          <wp:inline distT="0" distB="0" distL="0" distR="0" wp14:anchorId="488E494C" wp14:editId="739C120D">
+            <wp:extent cx="3410953" cy="2545784"/>
+            <wp:effectExtent l="0" t="0" r="5715" b="0"/>
+            <wp:docPr id="1566854702" name="Picture 1"/>
+            <wp:cNvGraphicFramePr>
+              <a:graphicFrameLocks xmlns:a="http://schemas.openxmlformats.org/drawingml/2006/main" noChangeAspect="1"/>
+            </wp:cNvGraphicFramePr>
+            <a:graphic xmlns:a="http://schemas.openxmlformats.org/drawingml/2006/main">
+              <a:graphicData uri="http://schemas.openxmlformats.org/drawingml/2006/picture">
+                <pic:pic xmlns:pic="http://schemas.openxmlformats.org/drawingml/2006/picture">
+                  <pic:nvPicPr>
+                    <pic:cNvPr id="1566854702" name=""/>
+                    <pic:cNvPicPr/>
+                  </pic:nvPicPr>
+                  <pic:blipFill>
+                    <a:blip r:embed="rId17"/>
+                    <a:stretch>
+                      <a:fillRect/>
+                    </a:stretch>
+                  </pic:blipFill>
+                  <pic:spPr>
+                    <a:xfrm>
+                      <a:off x="0" y="0"/>
+                      <a:ext cx="3448841" cy="2574062"/>
+                    </a:xfrm>
+                    <a:prstGeom prst="rect">
+                      <a:avLst/>
+                    </a:prstGeom>
+                  </pic:spPr>
+                </pic:pic>
+              </a:graphicData>
+            </a:graphic>
+          </wp:inline>
+        </w:drawing>
+      </w:r>
+    </w:p>
+    <w:p>
+      <w:pPr>
+        <w:pStyle w:val="p1"/>
+        <w:jc w:val="center"/>
+        <w:rPr>
+          <w:i/>
+          <w:iCs/>
+          <w:sz w:val="24"/>
+          <w:szCs w:val="24"/>
+        </w:rPr>
+      </w:pPr>
+      <w:r>
+        <w:rPr>
+          <w:i/>
+          <w:iCs/>
+          <w:sz w:val="24"/>
+          <w:szCs w:val="24"/>
+        </w:rPr>
+        <w:t>Figure 5. Histogram distribution of the PIC-JSD metrics (lower left triangle of the matrix only, as it is mirrored across the main axis).</w:t>
+      </w:r>
+    </w:p>
+    <w:p>
+      <w:pPr>
+        <w:pStyle w:val="p1"/>
+        <w:rPr>
+          <w:sz w:val="24"/>
+          <w:szCs w:val="24"/>
+        </w:rPr>
+      </w:pPr>
+    </w:p>
+    <w:p>
+      <w:pPr>
+        <w:pStyle w:val="p1"/>
+        <w:rPr>
+          <w:sz w:val="24"/>
+          <w:szCs w:val="24"/>
+        </w:rPr>
+      </w:pPr>
+      <w:r>
+        <w:rPr>
+          <w:sz w:val="24"/>
+          <w:szCs w:val="24"/>
+        </w:rPr>
+        <w:t xml:space="preserve">Here, </w:t>
+      </w:r>
+      <w:r>
+        <w:rPr>
+          <w:sz w:val="24"/>
+          <w:szCs w:val="24"/>
+        </w:rPr>
+        <w:t>a fixed 90</w:t>
+      </w:r>
+      <w:r>
+        <w:rPr>
+          <w:sz w:val="24"/>
+          <w:szCs w:val="24"/>
+          <w:vertAlign w:val="superscript"/>
+        </w:rPr>
+        <w:t>th</w:t>
+      </w:r>
+      <w:r>
+        <w:rPr>
+          <w:sz w:val="24"/>
+          <w:szCs w:val="24"/>
+        </w:rPr>
+        <w:t xml:space="preserve"> percentile was used to determine the cutoff for inclusion in the search for diagonal runs. </w:t>
+      </w:r>
+      <w:r>
+        <w:rPr>
+          <w:sz w:val="24"/>
+          <w:szCs w:val="24"/>
+        </w:rPr>
+        <w:t xml:space="preserve">This means that users set the search threshold based on </w:t>
+      </w:r>
+      <w:r>
+        <w:rPr>
+          <w:sz w:val="24"/>
+          <w:szCs w:val="24"/>
+        </w:rPr>
+        <w:t xml:space="preserve">statistical </w:t>
+      </w:r>
+      <w:r>
+        <w:rPr>
+          <w:sz w:val="24"/>
+          <w:szCs w:val="24"/>
+        </w:rPr>
+        <w:t xml:space="preserve">rigor rather than an arbitrary length. </w:t>
+      </w:r>
+      <w:r>
+        <w:rPr>
+          <w:sz w:val="24"/>
+          <w:szCs w:val="24"/>
+        </w:rPr>
+        <w:t xml:space="preserve">Notably, for the cutoff, we use the PIC, and not the hybrid </w:t>
+      </w:r>
+      <w:r>
+        <w:rPr>
+          <w:sz w:val="24"/>
+          <w:szCs w:val="24"/>
+        </w:rPr>
+        <w:t xml:space="preserve">PIC-JSD </w:t>
+      </w:r>
+      <w:r>
+        <w:rPr>
+          <w:sz w:val="24"/>
+          <w:szCs w:val="24"/>
+        </w:rPr>
+        <w:t>metric, because the purpose of the cutoff is to first ascertain the candidate pool</w:t>
+      </w:r>
+      <w:r>
+        <w:rPr>
+          <w:sz w:val="24"/>
+          <w:szCs w:val="24"/>
+        </w:rPr>
+        <w:t xml:space="preserve"> and </w:t>
+      </w:r>
+      <w:r>
+        <w:rPr>
+          <w:sz w:val="24"/>
+          <w:szCs w:val="24"/>
+        </w:rPr>
+        <w:t>answer</w:t>
+      </w:r>
+      <w:r>
+        <w:rPr>
+          <w:sz w:val="24"/>
+          <w:szCs w:val="24"/>
+        </w:rPr>
+        <w:t xml:space="preserve"> </w:t>
+      </w:r>
+      <w:r>
+        <w:rPr>
+          <w:sz w:val="24"/>
+          <w:szCs w:val="24"/>
+        </w:rPr>
+        <w:t xml:space="preserve">the question of whether an index pair has enough biological signal to matter, after which the diagonal search </w:t>
+      </w:r>
+      <w:r>
+        <w:rPr>
+          <w:sz w:val="24"/>
+          <w:szCs w:val="24"/>
+        </w:rPr>
+        <w:t xml:space="preserve">operates </w:t>
+      </w:r>
+      <w:r>
+        <w:rPr>
+          <w:sz w:val="24"/>
+          <w:szCs w:val="24"/>
+        </w:rPr>
+        <w:t xml:space="preserve">by evaluating </w:t>
+      </w:r>
+      <w:r>
+        <w:rPr>
+          <w:sz w:val="24"/>
+          <w:szCs w:val="24"/>
+        </w:rPr>
+        <w:t>the hybrid penalized metric.</w:t>
+      </w:r>
+      <w:r>
+        <w:rPr>
+          <w:sz w:val="24"/>
+          <w:szCs w:val="24"/>
+        </w:rPr>
+        <w:t xml:space="preserve"> </w:t>
+      </w:r>
+    </w:p>
+    <w:p>
+      <w:pPr>
+        <w:pStyle w:val="p1"/>
+        <w:rPr>
+          <w:sz w:val="24"/>
+          <w:szCs w:val="24"/>
+        </w:rPr>
+      </w:pPr>
+    </w:p>
+    <w:p>
+      <w:pPr>
+        <w:pStyle w:val="p1"/>
+        <w:rPr>
+          <w:sz w:val="24"/>
+          <w:szCs w:val="24"/>
+        </w:rPr>
+      </w:pPr>
+      <w:r>
+        <w:rPr>
+          <w:sz w:val="24"/>
+          <w:szCs w:val="24"/>
+        </w:rPr>
+        <w:t>Users can also set an acceptable range of percentile cutoffs. In this case, the algorithm decrements the percentile until it finds candidates of the default minimum length of two base pairs. In this way, the thresholding process is more adaptive</w:t>
+      </w:r>
+      <w:r>
+        <w:rPr>
+          <w:sz w:val="24"/>
+          <w:szCs w:val="24"/>
+        </w:rPr>
+        <w:t xml:space="preserve">. </w:t>
+      </w:r>
+    </w:p>
+    <w:p>
+      <w:pPr>
+        <w:pStyle w:val="p1"/>
+        <w:rPr>
+          <w:sz w:val="24"/>
+          <w:szCs w:val="24"/>
+        </w:rPr>
+      </w:pPr>
+    </w:p>
+    <w:p>
+      <w:pPr>
+        <w:pStyle w:val="p1"/>
+        <w:rPr>
+          <w:sz w:val="24"/>
+          <w:szCs w:val="24"/>
+        </w:rPr>
+      </w:pPr>
+      <w:r>
+        <w:rPr>
+          <w:sz w:val="24"/>
+          <w:szCs w:val="24"/>
+        </w:rPr>
+        <w:t xml:space="preserve">After a threshold is set, the </w:t>
+      </w:r>
+      <w:r>
+        <w:rPr>
+          <w:sz w:val="24"/>
+          <w:szCs w:val="24"/>
+        </w:rPr>
+        <w:t xml:space="preserve">search functions in a greedy manner, traversing the lower left triangle of the metrics matrix. Once it encounters a value that meets or exceeds the threshold, it </w:t>
+      </w:r>
+      <w:r>
+        <w:rPr>
+          <w:sz w:val="24"/>
+          <w:szCs w:val="24"/>
+        </w:rPr>
+        <w:t>proceeds to the next diagonal value in the matrix to grow a diagonal candidate, ceasing if the next value fails the threshold. This surfaces multiple candidates</w:t>
+      </w:r>
+      <w:r>
+        <w:rPr>
+          <w:sz w:val="24"/>
+          <w:szCs w:val="24"/>
+        </w:rPr>
+        <w:t xml:space="preserve">, each with their own score, which is simply the sum of the metrics of their constituents. </w:t>
+      </w:r>
+      <w:r>
+        <w:rPr>
+          <w:sz w:val="24"/>
+          <w:szCs w:val="24"/>
+        </w:rPr>
+        <w:t xml:space="preserve">In the simple example, the only detected candidate would have a score of </w:t>
+      </w:r>
+      <w:r>
+        <w:rPr>
+          <w:sz w:val="24"/>
+          <w:szCs w:val="24"/>
+          <w:lang w:val="es-ES"/>
+        </w:rPr>
+        <w:t>1.72</w:t>
+      </w:r>
+      <w:r>
+        <w:rPr>
+          <w:sz w:val="24"/>
+          <w:szCs w:val="24"/>
+          <w:lang w:val="es-ES"/>
+        </w:rPr>
+        <w:t xml:space="preserve"> </w:t>
+      </w:r>
+      <w:r>
+        <w:rPr>
+          <w:sz w:val="24"/>
+          <w:szCs w:val="24"/>
+          <w:lang w:val="es-ES"/>
+        </w:rPr>
+        <w:t>+</w:t>
+      </w:r>
+      <w:r>
+        <w:rPr>
+          <w:sz w:val="24"/>
+          <w:szCs w:val="24"/>
+          <w:lang w:val="es-ES"/>
+        </w:rPr>
+        <w:t xml:space="preserve"> </w:t>
+      </w:r>
+      <w:r>
+        <w:rPr>
+          <w:sz w:val="24"/>
+          <w:szCs w:val="24"/>
+          <w:lang w:val="es-ES"/>
+        </w:rPr>
+        <w:t>1.85</w:t>
+      </w:r>
+      <w:r>
+        <w:rPr>
+          <w:sz w:val="24"/>
+          <w:szCs w:val="24"/>
+          <w:lang w:val="es-ES"/>
+        </w:rPr>
+        <w:t xml:space="preserve"> </w:t>
+      </w:r>
+      <w:r>
+        <w:rPr>
+          <w:sz w:val="24"/>
+          <w:szCs w:val="24"/>
+          <w:lang w:val="es-ES"/>
+        </w:rPr>
+        <w:t>+</w:t>
+      </w:r>
+      <w:r>
+        <w:rPr>
+          <w:sz w:val="24"/>
+          <w:szCs w:val="24"/>
+          <w:lang w:val="es-ES"/>
+        </w:rPr>
+        <w:t xml:space="preserve"> </w:t>
+      </w:r>
+      <w:r>
+        <w:rPr>
+          <w:sz w:val="24"/>
+          <w:szCs w:val="24"/>
+          <w:lang w:val="es-ES"/>
+        </w:rPr>
+        <w:t>2.00</w:t>
+      </w:r>
+      <w:r>
+        <w:rPr>
+          <w:sz w:val="24"/>
+          <w:szCs w:val="24"/>
+          <w:lang w:val="es-ES"/>
+        </w:rPr>
+        <w:t xml:space="preserve"> = 5.57.</w:t>
+      </w:r>
+    </w:p>
+    <w:p>
+      <w:pPr>
+        <w:pStyle w:val="p1"/>
+        <w:rPr>
+          <w:sz w:val="24"/>
+          <w:szCs w:val="24"/>
+        </w:rPr>
+      </w:pPr>
+    </w:p>
+    <w:p>
+      <w:pPr>
+        <w:pStyle w:val="p1"/>
+        <w:rPr>
+          <w:i/>
+          <w:iCs/>
+          <w:sz w:val="24"/>
+          <w:szCs w:val="24"/>
+        </w:rPr>
+      </w:pPr>
+      <w:r>
+        <w:rPr>
+          <w:i/>
+          <w:iCs/>
+          <w:sz w:val="24"/>
+          <w:szCs w:val="24"/>
+        </w:rPr>
+        <w:t>Bootstrap Significance Testing</w:t>
+      </w:r>
+    </w:p>
+    <w:p>
+      <w:pPr>
+        <w:pStyle w:val="p1"/>
+        <w:rPr>
+          <w:sz w:val="24"/>
+          <w:szCs w:val="24"/>
+        </w:rPr>
+      </w:pPr>
+    </w:p>
+    <w:p>
+      <w:pPr>
+        <w:pStyle w:val="p1"/>
+        <w:rPr>
+          <w:sz w:val="24"/>
+          <w:szCs w:val="24"/>
+        </w:rPr>
+      </w:pPr>
+      <w:r>
+        <w:rPr>
+          <w:sz w:val="24"/>
+          <w:szCs w:val="24"/>
+        </w:rPr>
+        <w:t>Once the diagonal candidates are gathered</w:t>
+      </w:r>
+      <w:r>
+        <w:rPr>
+          <w:sz w:val="24"/>
+          <w:szCs w:val="24"/>
+        </w:rPr>
+        <w:t xml:space="preserve">, DRIPPY evaluates </w:t>
+      </w:r>
+      <w:r>
+        <w:rPr>
+          <w:sz w:val="24"/>
+          <w:szCs w:val="24"/>
+        </w:rPr>
+        <w:t xml:space="preserve">the </w:t>
+      </w:r>
+      <w:r>
+        <w:rPr>
+          <w:sz w:val="24"/>
+          <w:szCs w:val="24"/>
+        </w:rPr>
+        <w:t xml:space="preserve">found </w:t>
+      </w:r>
+      <w:r>
+        <w:rPr>
+          <w:sz w:val="24"/>
+          <w:szCs w:val="24"/>
+        </w:rPr>
+        <w:t>candidate</w:t>
+      </w:r>
+      <w:r>
+        <w:rPr>
+          <w:sz w:val="24"/>
+          <w:szCs w:val="24"/>
+        </w:rPr>
+        <w:t>s</w:t>
+      </w:r>
+      <w:r>
+        <w:rPr>
+          <w:sz w:val="24"/>
+          <w:szCs w:val="24"/>
+        </w:rPr>
+        <w:t xml:space="preserve"> </w:t>
+      </w:r>
+      <w:r>
+        <w:rPr>
+          <w:sz w:val="24"/>
+          <w:szCs w:val="24"/>
+        </w:rPr>
+        <w:t>with bootstrapping. The metrics are shuffled index-wise, such that a random shuffling of indices 0-9 is applied to both axes on the PIC-JSD matrix</w:t>
+      </w:r>
+      <w:r>
+        <w:rPr>
+          <w:sz w:val="24"/>
+          <w:szCs w:val="24"/>
+        </w:rPr>
+        <w:t xml:space="preserve"> in order </w:t>
+      </w:r>
+      <w:proofErr w:type="spellStart"/>
+      <w:r>
+        <w:rPr>
+          <w:sz w:val="24"/>
+          <w:szCs w:val="24"/>
+          <w:lang w:val="es-ES"/>
+        </w:rPr>
+        <w:t>destroy</w:t>
+      </w:r>
+      <w:proofErr w:type="spellEnd"/>
+      <w:r>
+        <w:rPr>
+          <w:sz w:val="24"/>
+          <w:szCs w:val="24"/>
+          <w:lang w:val="es-ES"/>
+        </w:rPr>
+        <w:t xml:space="preserve"> </w:t>
+      </w:r>
+      <w:proofErr w:type="spellStart"/>
+      <w:r>
+        <w:rPr>
+          <w:sz w:val="24"/>
+          <w:szCs w:val="24"/>
+          <w:lang w:val="es-ES"/>
+        </w:rPr>
+        <w:t>existing</w:t>
+      </w:r>
+      <w:proofErr w:type="spellEnd"/>
+      <w:r>
+        <w:rPr>
+          <w:sz w:val="24"/>
+          <w:szCs w:val="24"/>
+          <w:lang w:val="es-ES"/>
+        </w:rPr>
+        <w:t xml:space="preserve"> </w:t>
+      </w:r>
+      <w:proofErr w:type="spellStart"/>
+      <w:r>
+        <w:rPr>
+          <w:sz w:val="24"/>
+          <w:szCs w:val="24"/>
+          <w:lang w:val="es-ES"/>
+        </w:rPr>
+        <w:t>index-wise</w:t>
+      </w:r>
+      <w:proofErr w:type="spellEnd"/>
+      <w:r>
+        <w:rPr>
+          <w:sz w:val="24"/>
+          <w:szCs w:val="24"/>
+          <w:lang w:val="es-ES"/>
+        </w:rPr>
+        <w:t xml:space="preserve"> </w:t>
+      </w:r>
+      <w:proofErr w:type="spellStart"/>
+      <w:r>
+        <w:rPr>
+          <w:sz w:val="24"/>
+          <w:szCs w:val="24"/>
+          <w:lang w:val="es-ES"/>
+        </w:rPr>
+        <w:t>relationships</w:t>
+      </w:r>
+      <w:proofErr w:type="spellEnd"/>
+      <w:r>
+        <w:rPr>
+          <w:sz w:val="24"/>
+          <w:szCs w:val="24"/>
+          <w:lang w:val="es-ES"/>
+        </w:rPr>
+        <w:t>.</w:t>
+      </w:r>
+      <w:r>
+        <w:rPr>
+          <w:sz w:val="24"/>
+          <w:szCs w:val="24"/>
+        </w:rPr>
+        <w:t xml:space="preserve"> </w:t>
+      </w:r>
+      <w:r>
+        <w:rPr>
+          <w:sz w:val="24"/>
+          <w:szCs w:val="24"/>
+        </w:rPr>
+        <w:t xml:space="preserve">For each iteration of the bootstrap, the same </w:t>
+      </w:r>
+      <w:proofErr w:type="spellStart"/>
+      <w:r>
+        <w:rPr>
+          <w:sz w:val="24"/>
+          <w:szCs w:val="24"/>
+        </w:rPr>
+        <w:t>threshold</w:t>
+      </w:r>
+      <w:proofErr w:type="spellEnd"/>
+      <w:r>
+        <w:rPr>
+          <w:sz w:val="24"/>
+          <w:szCs w:val="24"/>
+        </w:rPr>
+        <w:t xml:space="preserve"> and diagonal detection process is applied</w:t>
+      </w:r>
+      <w:r>
+        <w:rPr>
+          <w:sz w:val="24"/>
+          <w:szCs w:val="24"/>
+        </w:rPr>
+        <w:t xml:space="preserve">, after which the highest scores of the best candidate found in that iteration are computed. </w:t>
+      </w:r>
+      <w:r>
+        <w:rPr>
+          <w:sz w:val="24"/>
+          <w:szCs w:val="24"/>
+        </w:rPr>
+        <w:t xml:space="preserve">This constitutes the bootstrap distribution. </w:t>
+      </w:r>
+    </w:p>
+    <w:p>
+      <w:pPr>
+        <w:pStyle w:val="p1"/>
+        <w:rPr>
+          <w:sz w:val="24"/>
+          <w:szCs w:val="24"/>
+        </w:rPr>
+      </w:pPr>
+    </w:p>
+    <w:p>
+      <w:pPr>
+        <w:pStyle w:val="p1"/>
+        <w:rPr>
+          <w:sz w:val="24"/>
+          <w:szCs w:val="24"/>
+        </w:rPr>
+      </w:pPr>
+      <w:r>
+        <w:rPr>
+          <w:sz w:val="24"/>
+          <w:szCs w:val="24"/>
+        </w:rPr>
+        <w:lastRenderedPageBreak/>
+        <w:t>The logic behind this process is to construct a space in which any positional relationships within the PWM are effectively random. This sets a baseline for whether our results offer signal beyond random background noise. T</w:t>
+      </w:r>
+      <w:r>
+        <w:rPr>
+          <w:sz w:val="24"/>
+          <w:szCs w:val="24"/>
+        </w:rPr>
+        <w:t xml:space="preserve">he original empirical scores are </w:t>
+      </w:r>
+      <w:r>
+        <w:rPr>
+          <w:sz w:val="24"/>
+          <w:szCs w:val="24"/>
+        </w:rPr>
+        <w:t xml:space="preserve">then compared to </w:t>
+      </w:r>
+      <w:r>
+        <w:rPr>
+          <w:sz w:val="24"/>
+          <w:szCs w:val="24"/>
+        </w:rPr>
+        <w:t xml:space="preserve">the </w:t>
+      </w:r>
+      <w:r>
+        <w:rPr>
+          <w:sz w:val="24"/>
+          <w:szCs w:val="24"/>
+        </w:rPr>
+        <w:t xml:space="preserve">bootstrap distribution to compute p-values that denote significance of the results. </w:t>
+      </w:r>
+    </w:p>
+    <w:p>
+      <w:pPr>
+        <w:pStyle w:val="p1"/>
+        <w:rPr>
+          <w:sz w:val="24"/>
+          <w:szCs w:val="24"/>
+        </w:rPr>
+      </w:pPr>
+    </w:p>
+    <w:p>
+      <w:pPr>
+        <w:pStyle w:val="p1"/>
+        <w:rPr>
+          <w:sz w:val="24"/>
+          <w:szCs w:val="24"/>
+        </w:rPr>
+      </w:pPr>
+      <w:r>
+        <w:rPr>
+          <w:sz w:val="24"/>
+          <w:szCs w:val="24"/>
+        </w:rPr>
+        <w:t xml:space="preserve">Below, we see the results of the bootstrap process on the simple example. Intuitively, we expect that many of the shuffled matrices have no diagonal runs greater than or equal to default minimum length 2, leading to a bias towards zero-scores as no runs were found in </w:t>
+      </w:r>
+      <w:r>
+        <w:rPr>
+          <w:sz w:val="24"/>
+          <w:szCs w:val="24"/>
+        </w:rPr>
+        <w:t>most</w:t>
+      </w:r>
+      <w:r>
+        <w:rPr>
+          <w:sz w:val="24"/>
+          <w:szCs w:val="24"/>
+        </w:rPr>
+        <w:t xml:space="preserve"> bootstrap iterations.</w:t>
+      </w:r>
+      <w:r>
+        <w:rPr>
+          <w:sz w:val="24"/>
+          <w:szCs w:val="24"/>
+        </w:rPr>
+        <w:t xml:space="preserve"> </w:t>
+      </w:r>
+      <w:r>
+        <w:rPr>
+          <w:sz w:val="24"/>
+          <w:szCs w:val="24"/>
+        </w:rPr>
+        <w:t xml:space="preserve"> We see a significant p-value for our empirically </w:t>
+      </w:r>
+      <w:r>
+        <w:rPr>
+          <w:sz w:val="24"/>
+          <w:szCs w:val="24"/>
+        </w:rPr>
+        <w:t>derived diagonal</w:t>
+      </w:r>
+      <w:r>
+        <w:rPr>
+          <w:sz w:val="24"/>
+          <w:szCs w:val="24"/>
+        </w:rPr>
+        <w:t xml:space="preserve"> which scored 5.57 on the PIC-JSD metric</w:t>
+      </w:r>
+      <w:r>
+        <w:rPr>
+          <w:sz w:val="24"/>
+          <w:szCs w:val="24"/>
+        </w:rPr>
+        <w:t>.</w:t>
+      </w:r>
+    </w:p>
+    <w:p>
+      <w:pPr>
+        <w:pStyle w:val="p1"/>
+        <w:rPr>
+          <w:sz w:val="24"/>
+          <w:szCs w:val="24"/>
+        </w:rPr>
+      </w:pPr>
+    </w:p>
+    <w:p>
+      <w:pPr>
+        <w:pStyle w:val="p1"/>
+        <w:rPr>
+          <w:sz w:val="24"/>
+          <w:szCs w:val="24"/>
+        </w:rPr>
+      </w:pPr>
+    </w:p>
+    <w:p>
+      <w:pPr>
+        <w:pStyle w:val="p1"/>
+        <w:rPr>
+          <w:sz w:val="24"/>
+          <w:szCs w:val="24"/>
+        </w:rPr>
+      </w:pPr>
+      <w:r>
+        <w:rPr>
+          <w:sz w:val="24"/>
+          <w:szCs w:val="24"/>
+        </w:rPr>
+        <w:drawing>
+          <wp:inline distT="0" distB="0" distL="0" distR="0" wp14:anchorId="2451AF69" wp14:editId="7E2B5C75">
+            <wp:extent cx="3496962" cy="2433965"/>
+            <wp:effectExtent l="0" t="0" r="0" b="4445"/>
+            <wp:docPr id="956801531" name="Picture 1" descr="A graph of a diagram&#10;&#10;AI-generated content may be incorrect."/>
+            <wp:cNvGraphicFramePr>
+              <a:graphicFrameLocks xmlns:a="http://schemas.openxmlformats.org/drawingml/2006/main" noChangeAspect="1"/>
+            </wp:cNvGraphicFramePr>
+            <a:graphic xmlns:a="http://schemas.openxmlformats.org/drawingml/2006/main">
+              <a:graphicData uri="http://schemas.openxmlformats.org/drawingml/2006/picture">
+                <pic:pic xmlns:pic="http://schemas.openxmlformats.org/drawingml/2006/picture">
+                  <pic:nvPicPr>
+                    <pic:cNvPr id="956801531" name="Picture 1" descr="A graph of a diagram&#10;&#10;AI-generated content may be incorrect."/>
+                    <pic:cNvPicPr/>
+                  </pic:nvPicPr>
+                  <pic:blipFill>
+                    <a:blip r:embed="rId18"/>
+                    <a:stretch>
+                      <a:fillRect/>
+                    </a:stretch>
+                  </pic:blipFill>
+                  <pic:spPr>
+                    <a:xfrm>
+                      <a:off x="0" y="0"/>
+                      <a:ext cx="3524760" cy="2453313"/>
+                    </a:xfrm>
+                    <a:prstGeom prst="rect">
+                      <a:avLst/>
+                    </a:prstGeom>
+                  </pic:spPr>
+                </pic:pic>
+              </a:graphicData>
+            </a:graphic>
+          </wp:inline>
+        </w:drawing>
+      </w:r>
+    </w:p>
+    <w:p>
+      <w:pPr>
+        <w:pStyle w:val="p1"/>
+        <w:rPr>
+          <w:i/>
+          <w:iCs/>
+          <w:sz w:val="24"/>
+          <w:szCs w:val="24"/>
+        </w:rPr>
+      </w:pPr>
+      <w:r>
+        <w:rPr>
+          <w:i/>
+          <w:iCs/>
+          <w:sz w:val="24"/>
+          <w:szCs w:val="24"/>
+        </w:rPr>
+        <w:t xml:space="preserve">Figure 6. Bootstrap distribution of </w:t>
+      </w:r>
+      <w:r>
+        <w:rPr>
+          <w:i/>
+          <w:iCs/>
+          <w:sz w:val="24"/>
+          <w:szCs w:val="24"/>
+        </w:rPr>
+        <w:t xml:space="preserve">the PIC-JSD shuffled space. </w:t>
+      </w:r>
+    </w:p>
+    <w:p>
+      <w:pPr>
+        <w:pStyle w:val="p1"/>
+        <w:rPr>
+          <w:i/>
+          <w:iCs/>
+          <w:sz w:val="24"/>
+          <w:szCs w:val="24"/>
+        </w:rPr>
+      </w:pPr>
+    </w:p>
+    <w:p>
+      <w:pPr>
+        <w:pStyle w:val="p1"/>
+        <w:rPr>
+          <w:sz w:val="24"/>
+          <w:szCs w:val="24"/>
+        </w:rPr>
+      </w:pPr>
+      <w:r>
+        <w:rPr>
+          <w:sz w:val="24"/>
+          <w:szCs w:val="24"/>
+        </w:rPr>
+        <w:t xml:space="preserve">Interpreting the result, we see that the detected candidate </w:t>
+      </w:r>
+      <w:r>
+        <w:rPr>
+          <w:sz w:val="24"/>
+          <w:szCs w:val="24"/>
+        </w:rPr>
+        <w:t>is better than random background noise, which indicates its strong candidacy as a direct repeat. The same analysis can be done to detect inverted repeats, where we see no signal at all:</w:t>
+      </w:r>
+    </w:p>
+    <w:p>
+      <w:pPr>
+        <w:pStyle w:val="p1"/>
+        <w:rPr>
+          <w:sz w:val="24"/>
+          <w:szCs w:val="24"/>
+        </w:rPr>
+      </w:pPr>
+    </w:p>
+    <w:p>
+      <w:pPr>
+        <w:pStyle w:val="p1"/>
+        <w:rPr>
+          <w:noProof/>
+        </w:rPr>
+      </w:pPr>
+      <w:r>
+        <w:rPr>
+          <w:noProof/>
+        </w:rPr>
+        <w:drawing>
+          <wp:inline distT="0" distB="0" distL="0" distR="0" wp14:anchorId="46AABE6D" wp14:editId="7B3595FD">
+            <wp:extent cx="2268782" cy="2068257"/>
+            <wp:effectExtent l="0" t="0" r="5080" b="1905"/>
+            <wp:docPr id="1764132141" name="Picture 1" descr="A colorful squares with white text&#10;&#10;AI-generated content may be incorrect."/>
+            <wp:cNvGraphicFramePr>
+              <a:graphicFrameLocks xmlns:a="http://schemas.openxmlformats.org/drawingml/2006/main" noChangeAspect="1"/>
+            </wp:cNvGraphicFramePr>
+            <a:graphic xmlns:a="http://schemas.openxmlformats.org/drawingml/2006/main">
+              <a:graphicData uri="http://schemas.openxmlformats.org/drawingml/2006/picture">
+                <pic:pic xmlns:pic="http://schemas.openxmlformats.org/drawingml/2006/picture">
+                  <pic:nvPicPr>
+                    <pic:cNvPr id="1764132141" name="Picture 1" descr="A colorful squares with white text&#10;&#10;AI-generated content may be incorrect."/>
+                    <pic:cNvPicPr/>
+                  </pic:nvPicPr>
+                  <pic:blipFill>
+                    <a:blip r:embed="rId19"/>
+                    <a:stretch>
+                      <a:fillRect/>
+                    </a:stretch>
+                  </pic:blipFill>
+                  <pic:spPr>
+                    <a:xfrm>
+                      <a:off x="0" y="0"/>
+                      <a:ext cx="2302959" cy="2099414"/>
+                    </a:xfrm>
+                    <a:prstGeom prst="rect">
+                      <a:avLst/>
+                    </a:prstGeom>
+                  </pic:spPr>
+                </pic:pic>
+              </a:graphicData>
+            </a:graphic>
+          </wp:inline>
+        </w:drawing>
+      </w:r>
+      <w:r>
+        <w:rPr>
+          <w:noProof/>
+        </w:rPr>
+        <w:t xml:space="preserve"> </w:t>
+      </w:r>
+      <w:r>
+        <w:rPr>
+          <w:noProof/>
+        </w:rPr>
+        <w:drawing>
+          <wp:inline distT="0" distB="0" distL="0" distR="0" wp14:anchorId="4F94E048" wp14:editId="16E3E257">
+            <wp:extent cx="2930209" cy="2068881"/>
+            <wp:effectExtent l="0" t="0" r="3810" b="1270"/>
+            <wp:docPr id="1761457649" name="Picture 1" descr="A graph of a distribution of bootstrapped top scores&#10;&#10;AI-generated content may be incorrect."/>
+            <wp:cNvGraphicFramePr>
+              <a:graphicFrameLocks xmlns:a="http://schemas.openxmlformats.org/drawingml/2006/main" noChangeAspect="1"/>
+            </wp:cNvGraphicFramePr>
+            <a:graphic xmlns:a="http://schemas.openxmlformats.org/drawingml/2006/main">
+              <a:graphicData uri="http://schemas.openxmlformats.org/drawingml/2006/picture">
+                <pic:pic xmlns:pic="http://schemas.openxmlformats.org/drawingml/2006/picture">
+                  <pic:nvPicPr>
+                    <pic:cNvPr id="1761457649" name="Picture 1" descr="A graph of a distribution of bootstrapped top scores&#10;&#10;AI-generated content may be incorrect."/>
+                    <pic:cNvPicPr/>
+                  </pic:nvPicPr>
+                  <pic:blipFill>
+                    <a:blip r:embed="rId20"/>
+                    <a:stretch>
+                      <a:fillRect/>
+                    </a:stretch>
+                  </pic:blipFill>
+                  <pic:spPr>
+                    <a:xfrm>
+                      <a:off x="0" y="0"/>
+                      <a:ext cx="2971245" cy="2097855"/>
+                    </a:xfrm>
+                    <a:prstGeom prst="rect">
+                      <a:avLst/>
+                    </a:prstGeom>
+                  </pic:spPr>
+                </pic:pic>
+              </a:graphicData>
+            </a:graphic>
+          </wp:inline>
+        </w:drawing>
+      </w:r>
+    </w:p>
+    <w:p>
+      <w:pPr>
+        <w:pStyle w:val="p1"/>
+        <w:rPr>
+          <w:noProof/>
+        </w:rPr>
+      </w:pPr>
+      <w:r>
+        <w:rPr>
+          <w:noProof/>
+        </w:rPr>
+        <w:t xml:space="preserve">Figure 7: An inverse or palindromic search executed on the same simple example. </w:t>
+      </w:r>
+    </w:p>
+    <w:p>
+      <w:pPr>
+        <w:pStyle w:val="p1"/>
+        <w:rPr>
+          <w:noProof/>
+        </w:rPr>
+      </w:pPr>
+    </w:p>
+    <w:p>
+      <w:pPr>
+        <w:pStyle w:val="p1"/>
+        <w:rPr>
+          <w:sz w:val="24"/>
+          <w:szCs w:val="24"/>
+        </w:rPr>
+      </w:pPr>
+      <w:r>
+        <w:rPr>
+          <w:noProof/>
+          <w:sz w:val="24"/>
+          <w:szCs w:val="24"/>
+        </w:rPr>
+        <w:t xml:space="preserve">Note that the inverted repeat diagonals run from bottom-left to top-right, but the axis of symmetry remains the same. </w:t>
+      </w:r>
+      <w:r>
+        <w:rPr>
+          <w:noProof/>
+          <w:sz w:val="24"/>
+          <w:szCs w:val="24"/>
+        </w:rPr>
+        <w:t xml:space="preserve">Here, we only see potential </w:t>
+      </w:r>
+      <w:r>
+        <w:rPr>
+          <w:noProof/>
+          <w:sz w:val="24"/>
+          <w:szCs w:val="24"/>
+        </w:rPr>
+        <w:t>inverted repeat at (</w:t>
+      </w:r>
+      <w:r>
+        <w:rPr>
+          <w:noProof/>
+          <w:sz w:val="24"/>
+          <w:szCs w:val="24"/>
+        </w:rPr>
+        <w:t>7, 2</w:t>
+      </w:r>
+      <w:r>
+        <w:rPr>
+          <w:noProof/>
+          <w:sz w:val="24"/>
+          <w:szCs w:val="24"/>
+        </w:rPr>
+        <w:t xml:space="preserve">) and </w:t>
+      </w:r>
+      <w:r>
+        <w:rPr>
+          <w:noProof/>
+          <w:sz w:val="24"/>
+          <w:szCs w:val="24"/>
+        </w:rPr>
+        <w:t>(6</w:t>
+      </w:r>
+      <w:r>
+        <w:rPr>
+          <w:noProof/>
+          <w:sz w:val="24"/>
+          <w:szCs w:val="24"/>
+        </w:rPr>
+        <w:t xml:space="preserve">, </w:t>
+      </w:r>
+      <w:r>
+        <w:rPr>
+          <w:noProof/>
+          <w:sz w:val="24"/>
+          <w:szCs w:val="24"/>
+        </w:rPr>
+        <w:t>3)</w:t>
+      </w:r>
+      <w:r>
+        <w:rPr>
+          <w:noProof/>
+          <w:sz w:val="24"/>
+          <w:szCs w:val="24"/>
+        </w:rPr>
+        <w:t xml:space="preserve">, </w:t>
+      </w:r>
+      <w:r>
+        <w:rPr>
+          <w:noProof/>
+          <w:sz w:val="24"/>
+          <w:szCs w:val="24"/>
+        </w:rPr>
+        <w:t>which is CA-TG. While by definition CA-TG is a palindrome, it is not significant as we see in the above bootstrap</w:t>
+      </w:r>
+      <w:r>
+        <w:rPr>
+          <w:noProof/>
+          <w:sz w:val="24"/>
+          <w:szCs w:val="24"/>
+        </w:rPr>
+        <w:t xml:space="preserve"> distribution</w:t>
+      </w:r>
+      <w:r>
+        <w:rPr>
+          <w:noProof/>
+          <w:sz w:val="24"/>
+          <w:szCs w:val="24"/>
+        </w:rPr>
+        <w:t>.</w:t>
+      </w:r>
+    </w:p>
+    <w:p>
+      <w:pPr>
+        <w:pStyle w:val="p1"/>
+        <w:rPr>
+          <w:sz w:val="24"/>
+          <w:szCs w:val="24"/>
+        </w:rPr>
+      </w:pPr>
+    </w:p>
+    <w:p>
+      <w:pPr>
+        <w:pStyle w:val="p1"/>
+        <w:rPr>
+          <w:i/>
+          <w:iCs/>
+          <w:sz w:val="24"/>
+          <w:szCs w:val="24"/>
+        </w:rPr>
+      </w:pPr>
+      <w:r>
+        <w:rPr>
+          <w:i/>
+          <w:iCs/>
+          <w:sz w:val="24"/>
+          <w:szCs w:val="24"/>
+        </w:rPr>
+        <w:t xml:space="preserve">Evaluation </w:t>
+      </w:r>
+    </w:p>
+    <w:p>
+      <w:pPr>
+        <w:pStyle w:val="p1"/>
+        <w:rPr>
+          <w:sz w:val="24"/>
+          <w:szCs w:val="24"/>
+        </w:rPr>
+      </w:pPr>
+    </w:p>
+    <w:p>
+      <w:pPr>
+        <w:pStyle w:val="p1"/>
+        <w:rPr>
+          <w:sz w:val="24"/>
+          <w:szCs w:val="24"/>
+        </w:rPr>
+      </w:pPr>
+      <w:r>
+        <w:rPr>
+          <w:sz w:val="24"/>
+          <w:szCs w:val="24"/>
+        </w:rPr>
+        <w:t xml:space="preserve">The DRIPPY analysis was run on both the CollecTF and MEME datasets, checking for direct and inverted repeat patterns for each combination of species and TF UniProtID. </w:t>
+      </w:r>
+    </w:p>
+    <w:p>
+      <w:pPr>
+        <w:pStyle w:val="p1"/>
+        <w:rPr>
+          <w:sz w:val="24"/>
+          <w:szCs w:val="24"/>
+        </w:rPr>
+      </w:pPr>
+    </w:p>
+    <w:p>
+      <w:pPr>
+        <w:pStyle w:val="p1"/>
+        <w:rPr>
+          <w:sz w:val="24"/>
+          <w:szCs w:val="24"/>
+        </w:rPr>
+      </w:pPr>
+      <w:r>
+        <w:rPr>
+          <w:sz w:val="24"/>
+          <w:szCs w:val="24"/>
+        </w:rPr>
+        <w:t xml:space="preserve">We test at multiple fixed percentile thresholds from 0 to 90 percent with minimum length 2 to cast a wide net and understand the impact of manipulating the threshold. </w:t>
+      </w:r>
+    </w:p>
+    <w:p>
+      <w:pPr>
+        <w:pStyle w:val="p1"/>
+        <w:rPr>
+          <w:sz w:val="24"/>
+          <w:szCs w:val="24"/>
+        </w:rPr>
+      </w:pPr>
+    </w:p>
+    <w:p>
+      <w:pPr>
+        <w:pStyle w:val="p1"/>
+        <w:rPr>
+          <w:sz w:val="24"/>
+          <w:szCs w:val="24"/>
+        </w:rPr>
+      </w:pPr>
+      <w:r>
+        <w:rPr>
+          <w:sz w:val="24"/>
+          <w:szCs w:val="24"/>
+        </w:rPr>
+        <w:t xml:space="preserve">Show best </w:t>
+      </w:r>
+      <w:r>
+        <w:rPr>
+          <w:sz w:val="24"/>
+          <w:szCs w:val="24"/>
+        </w:rPr>
+        <w:t xml:space="preserve">ROC and PR across all analyses – DR and IR separated. Then we apply them in unison, having DRIPPY classify based on significance of p-value. </w:t>
+      </w:r>
+      <w:r>
+        <w:rPr>
+          <w:sz w:val="24"/>
+          <w:szCs w:val="24"/>
+        </w:rPr>
+        <w:t xml:space="preserve">Compare behavior of ROC and PR across different </w:t>
+      </w:r>
+    </w:p>
+    <w:p>
+      <w:pPr>
+        <w:pStyle w:val="p1"/>
+        <w:rPr>
+          <w:sz w:val="24"/>
+          <w:szCs w:val="24"/>
+        </w:rPr>
+      </w:pPr>
+    </w:p>
+    <w:p>
+      <w:pPr>
+        <w:pStyle w:val="p1"/>
+        <w:rPr>
+          <w:sz w:val="24"/>
+          <w:szCs w:val="24"/>
+        </w:rPr>
+      </w:pPr>
+      <w:r>
+        <w:rPr>
+          <w:sz w:val="24"/>
+          <w:szCs w:val="24"/>
+        </w:rPr>
+        <w:t>Finally</w:t>
+      </w:r>
+      <w:r>
+        <w:rPr>
+          <w:sz w:val="24"/>
+          <w:szCs w:val="24"/>
+        </w:rPr>
+        <w:t xml:space="preserve">, </w:t>
+      </w:r>
+      <w:r>
+        <w:rPr>
+          <w:sz w:val="24"/>
+          <w:szCs w:val="24"/>
+        </w:rPr>
+        <w:t xml:space="preserve">we evaluate the </w:t>
+      </w:r>
+      <w:r>
+        <w:rPr>
+          <w:sz w:val="24"/>
+          <w:szCs w:val="24"/>
+        </w:rPr>
+        <w:t xml:space="preserve">results compared to the manual labels as well as discussing the behavior of the outputs when manipulating the user-defined parameters. </w:t>
+      </w:r>
+    </w:p>
+    <w:p>
+      <w:pPr>
+        <w:pStyle w:val="p1"/>
+        <w:rPr>
+          <w:sz w:val="24"/>
+          <w:szCs w:val="24"/>
+        </w:rPr>
+      </w:pPr>
+    </w:p>
+    <w:p>
+      <w:pPr>
         <w:rPr>
           <w:rFonts w:ascii="Times New Roman" w:hAnsi="Times New Roman" w:cs="Times New Roman"/>
           <w:i/>
@@ -12774,8 +15800,7 @@
           <w:sz w:val="24"/>
           <w:szCs w:val="24"/>
         </w:rPr>
-        <w:t>Diagonal Form</w:t>
-      </w:r>
+      </w:pPr>
       <w:r>
         <w:rPr>
           <w:rFonts w:ascii="Times New Roman" w:hAnsi="Times New Roman" w:cs="Times New Roman"/>
@@ -12784,284 +15809,8 @@
           <w:sz w:val="24"/>
           <w:szCs w:val="24"/>
         </w:rPr>
-        <w:tab/>
-      </w:r>
-    </w:p>
-    <w:p>
-      <w:pPr>
-        <w:pStyle w:val="p1"/>
-        <w:rPr>
-          <w:sz w:val="24"/>
-          <w:szCs w:val="24"/>
-        </w:rPr>
-      </w:pPr>
-      <w:r>
-        <w:rPr>
-          <w:sz w:val="24"/>
-          <w:szCs w:val="24"/>
-        </w:rPr>
-        <w:t>After the metric selection, w</w:t>
-      </w:r>
-      <w:r>
-        <w:rPr>
-          <w:sz w:val="24"/>
-          <w:szCs w:val="24"/>
-        </w:rPr>
-        <w:t xml:space="preserve">e </w:t>
-      </w:r>
-      <w:r>
-        <w:rPr>
-          <w:sz w:val="24"/>
-          <w:szCs w:val="24"/>
-        </w:rPr>
-        <w:t xml:space="preserve">see </w:t>
-      </w:r>
-      <w:r>
-        <w:rPr>
-          <w:sz w:val="24"/>
-          <w:szCs w:val="24"/>
-        </w:rPr>
-        <w:t xml:space="preserve">from the matrix visualization that likely </w:t>
-      </w:r>
-      <w:r>
-        <w:rPr>
-          <w:sz w:val="24"/>
-          <w:szCs w:val="24"/>
-        </w:rPr>
-        <w:t>patterns</w:t>
-      </w:r>
-      <w:r>
-        <w:rPr>
-          <w:sz w:val="24"/>
-          <w:szCs w:val="24"/>
-        </w:rPr>
-        <w:t xml:space="preserve"> are reflected in diagonal “runs” of high metrics. However, we must determine the cutoff of starting and beginning the putative candidate. In this section w</w:t>
-      </w:r>
-      <w:r>
-        <w:rPr>
-          <w:sz w:val="24"/>
-          <w:szCs w:val="24"/>
-        </w:rPr>
-        <w:t xml:space="preserve">e </w:t>
-      </w:r>
-      <w:r>
-        <w:rPr>
-          <w:sz w:val="24"/>
-          <w:szCs w:val="24"/>
-        </w:rPr>
-        <w:t>define a scoring pipeline to determine motif candidate size.</w:t>
-      </w:r>
-    </w:p>
-    <w:p>
-      <w:pPr>
-        <w:pStyle w:val="p1"/>
-        <w:rPr>
-          <w:sz w:val="24"/>
-          <w:szCs w:val="24"/>
-        </w:rPr>
-      </w:pPr>
-    </w:p>
-    <w:p>
-      <w:pPr>
-        <w:pStyle w:val="p1"/>
-        <w:rPr>
-          <w:sz w:val="24"/>
-          <w:szCs w:val="24"/>
-        </w:rPr>
-      </w:pPr>
-      <w:r>
-        <w:rPr>
-          <w:sz w:val="24"/>
-          <w:szCs w:val="24"/>
-        </w:rPr>
-        <w:t xml:space="preserve">The most obvious solution – which algorithms like MEME employ – is allowing input for </w:t>
-      </w:r>
-      <w:r>
-        <w:rPr>
-          <w:sz w:val="24"/>
-          <w:szCs w:val="24"/>
-        </w:rPr>
-        <w:t>a user parameter</w:t>
-      </w:r>
-      <w:r>
-        <w:rPr>
-          <w:sz w:val="24"/>
-          <w:szCs w:val="24"/>
-        </w:rPr>
-        <w:t xml:space="preserve">. </w:t>
-      </w:r>
-    </w:p>
-    <w:p>
-      <w:pPr>
-        <w:pStyle w:val="p1"/>
-        <w:rPr>
-          <w:sz w:val="24"/>
-          <w:szCs w:val="24"/>
-        </w:rPr>
-      </w:pPr>
-    </w:p>
-    <w:p>
-      <w:pPr>
-        <w:pStyle w:val="p1"/>
-        <w:rPr>
-          <w:sz w:val="24"/>
-          <w:szCs w:val="24"/>
-        </w:rPr>
-      </w:pPr>
-      <w:r>
-        <w:rPr>
-          <w:sz w:val="24"/>
-          <w:szCs w:val="24"/>
-        </w:rPr>
-        <w:t xml:space="preserve">But </w:t>
-      </w:r>
-      <w:r>
-        <w:rPr>
-          <w:sz w:val="24"/>
-          <w:szCs w:val="24"/>
-        </w:rPr>
-        <w:t>we use an adaptive percentile threshold-based and motif size argument to control.</w:t>
-      </w:r>
-    </w:p>
-    <w:p>
-      <w:pPr>
-        <w:pStyle w:val="p1"/>
-        <w:rPr>
-          <w:sz w:val="24"/>
-          <w:szCs w:val="24"/>
-        </w:rPr>
-      </w:pPr>
-    </w:p>
-    <w:p>
-      <w:pPr>
-        <w:pStyle w:val="p1"/>
-        <w:rPr>
-          <w:i/>
-          <w:iCs/>
-          <w:sz w:val="24"/>
-          <w:szCs w:val="24"/>
-        </w:rPr>
-      </w:pPr>
-      <w:r>
-        <w:rPr>
-          <w:i/>
-          <w:iCs/>
-          <w:sz w:val="24"/>
-          <w:szCs w:val="24"/>
-        </w:rPr>
-        <w:t>Bootstrap Significance Testing</w:t>
-      </w:r>
-    </w:p>
-    <w:p>
-      <w:pPr>
-        <w:pStyle w:val="p1"/>
-        <w:rPr>
-          <w:sz w:val="24"/>
-          <w:szCs w:val="24"/>
-        </w:rPr>
-      </w:pPr>
-    </w:p>
-    <w:p>
-      <w:pPr>
-        <w:pStyle w:val="p1"/>
-        <w:rPr>
-          <w:sz w:val="24"/>
-          <w:szCs w:val="24"/>
-        </w:rPr>
-      </w:pPr>
-    </w:p>
-    <w:p>
-      <w:pPr>
-        <w:pStyle w:val="p1"/>
-        <w:rPr>
-          <w:sz w:val="24"/>
-          <w:szCs w:val="24"/>
-        </w:rPr>
-      </w:pPr>
-    </w:p>
-    <w:p>
-      <w:pPr>
-        <w:pStyle w:val="p1"/>
-        <w:rPr>
-          <w:sz w:val="24"/>
-          <w:szCs w:val="24"/>
-        </w:rPr>
-      </w:pPr>
-    </w:p>
-    <w:p>
-      <w:pPr>
-        <w:pStyle w:val="p1"/>
-        <w:rPr>
-          <w:i/>
-          <w:iCs/>
-          <w:sz w:val="24"/>
-          <w:szCs w:val="24"/>
-        </w:rPr>
-      </w:pPr>
-      <w:r>
-        <w:rPr>
-          <w:i/>
-          <w:iCs/>
-          <w:sz w:val="24"/>
-          <w:szCs w:val="24"/>
-        </w:rPr>
-        <w:t xml:space="preserve">Evaluation </w:t>
-      </w:r>
-    </w:p>
-    <w:p>
-      <w:pPr>
-        <w:pStyle w:val="p1"/>
-        <w:rPr>
-          <w:sz w:val="24"/>
-          <w:szCs w:val="24"/>
-        </w:rPr>
-      </w:pPr>
-    </w:p>
-    <w:p>
-      <w:pPr>
-        <w:pStyle w:val="p1"/>
-        <w:rPr>
-          <w:sz w:val="24"/>
-          <w:szCs w:val="24"/>
-        </w:rPr>
-      </w:pPr>
-      <w:r>
-        <w:rPr>
-          <w:sz w:val="24"/>
-          <w:szCs w:val="24"/>
-        </w:rPr>
-        <w:t>Finally</w:t>
-      </w:r>
-      <w:r>
-        <w:rPr>
-          <w:sz w:val="24"/>
-          <w:szCs w:val="24"/>
-        </w:rPr>
-        <w:t xml:space="preserve">, </w:t>
-      </w:r>
-      <w:r>
-        <w:rPr>
-          <w:sz w:val="24"/>
-          <w:szCs w:val="24"/>
-        </w:rPr>
-        <w:t xml:space="preserve">we evaluate the </w:t>
-      </w:r>
-      <w:r>
-        <w:rPr>
-          <w:sz w:val="24"/>
-          <w:szCs w:val="24"/>
-        </w:rPr>
-        <w:t xml:space="preserve">results compared to the manual labels as well as discussing the behavior of the outputs when manipulating the user-defined parameters. </w:t>
-      </w:r>
-    </w:p>
-    <w:p>
-      <w:pPr>
-        <w:pStyle w:val="p1"/>
-        <w:rPr>
-          <w:sz w:val="24"/>
-          <w:szCs w:val="24"/>
-        </w:rPr>
-      </w:pPr>
+        <w:br w:type="page"/>
+      </w:r>
     </w:p>
     <w:p>
       <w:pPr>
@@ -13082,7 +15831,9 @@
           <w:iCs/>
           <w:sz w:val="24"/>
           <w:szCs w:val="24"/>
-        </w:rPr>
+          <w:lang w:val="en-US"/>
+        </w:rPr>
+        <w:lastRenderedPageBreak/>
         <w:t>Results and Discussion</w:t>
       </w:r>
     </w:p>
@@ -14547,12 +17298,31 @@
       <w:r>
         <w:t xml:space="preserve"> </w:t>
       </w:r>
-      <w:r>
-        <w:t>https://www.sciencedirect.com/science/article/pii/S0016003296000634</w:t>
-      </w:r>
     </w:p>
   </w:footnote>
   <w:footnote w:id="43">
+    <w:p>
+      <w:pPr>
+        <w:pStyle w:val="FootnoteText"/>
+        <w:rPr>
+          <w:lang w:val="es-ES_tradnl"/>
+        </w:rPr>
+      </w:pPr>
+      <w:r>
+        <w:rPr>
+          <w:rStyle w:val="FootnoteReference"/>
+        </w:rPr>
+        <w:footnoteRef/>
+      </w:r>
+      <w:r>
+        <w:t xml:space="preserve"> </w:t>
+      </w:r>
+      <w:r>
+        <w:t>https://www.sciencedirect.com/science/article/pii/S0016003296000634</w:t>
+      </w:r>
+    </w:p>
+  </w:footnote>
+  <w:footnote w:id="44">
     <w:p>
       <w:pPr>
         <w:pStyle w:val="FootnoteText"/>
@@ -14871,6 +17641,119 @@
     </w:lvl>
   </w:abstractNum>
   <w:abstractNum w:abstractNumId="3" w15:restartNumberingAfterBreak="0">
+    <w:nsid w:val="367F69AC"/>
+    <w:multiLevelType w:val="hybridMultilevel"/>
+    <w:tmpl w:val="5EAAF536"/>
+    <w:lvl w:ilvl="0" w:tplc="04090001">
+      <w:start w:val="6"/>
+      <w:numFmt w:val="bullet"/>
+      <w:lvlText w:val=""/>
+      <w:lvlJc w:val="left"/>
+      <w:pPr>
+        <w:ind w:left="720" w:hanging="360"/>
+      </w:pPr>
+      <w:rPr>
+        <w:rFonts w:ascii="Symbol" w:eastAsia="Times New Roman" w:hAnsi="Symbol" w:cs="Times New Roman" w:hint="default"/>
+      </w:rPr>
+    </w:lvl>
+    <w:lvl w:ilvl="1" w:tplc="04090003" w:tentative="1">
+      <w:start w:val="1"/>
+      <w:numFmt w:val="bullet"/>
+      <w:lvlText w:val="o"/>
+      <w:lvlJc w:val="left"/>
+      <w:pPr>
+        <w:ind w:left="1440" w:hanging="360"/>
+      </w:pPr>
+      <w:rPr>
+        <w:rFonts w:ascii="Courier New" w:hAnsi="Courier New" w:cs="Courier New" w:hint="default"/>
+      </w:rPr>
+    </w:lvl>
+    <w:lvl w:ilvl="2" w:tplc="04090005" w:tentative="1">
+      <w:start w:val="1"/>
+      <w:numFmt w:val="bullet"/>
+      <w:lvlText w:val=""/>
+      <w:lvlJc w:val="left"/>
+      <w:pPr>
+        <w:ind w:left="2160" w:hanging="360"/>
+      </w:pPr>
+      <w:rPr>
+        <w:rFonts w:ascii="Wingdings" w:hAnsi="Wingdings" w:hint="default"/>
+      </w:rPr>
+    </w:lvl>
+    <w:lvl w:ilvl="3" w:tplc="04090001" w:tentative="1">
+      <w:start w:val="1"/>
+      <w:numFmt w:val="bullet"/>
+      <w:lvlText w:val=""/>
+      <w:lvlJc w:val="left"/>
+      <w:pPr>
+        <w:ind w:left="2880" w:hanging="360"/>
+      </w:pPr>
+      <w:rPr>
+        <w:rFonts w:ascii="Symbol" w:hAnsi="Symbol" w:hint="default"/>
+      </w:rPr>
+    </w:lvl>
+    <w:lvl w:ilvl="4" w:tplc="04090003" w:tentative="1">
+      <w:start w:val="1"/>
+      <w:numFmt w:val="bullet"/>
+      <w:lvlText w:val="o"/>
+      <w:lvlJc w:val="left"/>
+      <w:pPr>
+        <w:ind w:left="3600" w:hanging="360"/>
+      </w:pPr>
+      <w:rPr>
+        <w:rFonts w:ascii="Courier New" w:hAnsi="Courier New" w:cs="Courier New" w:hint="default"/>
+      </w:rPr>
+    </w:lvl>
+    <w:lvl w:ilvl="5" w:tplc="04090005" w:tentative="1">
+      <w:start w:val="1"/>
+      <w:numFmt w:val="bullet"/>
+      <w:lvlText w:val=""/>
+      <w:lvlJc w:val="left"/>
+      <w:pPr>
+        <w:ind w:left="4320" w:hanging="360"/>
+      </w:pPr>
+      <w:rPr>
+        <w:rFonts w:ascii="Wingdings" w:hAnsi="Wingdings" w:hint="default"/>
+      </w:rPr>
+    </w:lvl>
+    <w:lvl w:ilvl="6" w:tplc="04090001" w:tentative="1">
+      <w:start w:val="1"/>
+      <w:numFmt w:val="bullet"/>
+      <w:lvlText w:val=""/>
+      <w:lvlJc w:val="left"/>
+      <w:pPr>
+        <w:ind w:left="5040" w:hanging="360"/>
+      </w:pPr>
+      <w:rPr>
+        <w:rFonts w:ascii="Symbol" w:hAnsi="Symbol" w:hint="default"/>
+      </w:rPr>
+    </w:lvl>
+    <w:lvl w:ilvl="7" w:tplc="04090003" w:tentative="1">
+      <w:start w:val="1"/>
+      <w:numFmt w:val="bullet"/>
+      <w:lvlText w:val="o"/>
+      <w:lvlJc w:val="left"/>
+      <w:pPr>
+        <w:ind w:left="5760" w:hanging="360"/>
+      </w:pPr>
+      <w:rPr>
+        <w:rFonts w:ascii="Courier New" w:hAnsi="Courier New" w:cs="Courier New" w:hint="default"/>
+      </w:rPr>
+    </w:lvl>
+    <w:lvl w:ilvl="8" w:tplc="04090005" w:tentative="1">
+      <w:start w:val="1"/>
+      <w:numFmt w:val="bullet"/>
+      <w:lvlText w:val=""/>
+      <w:lvlJc w:val="left"/>
+      <w:pPr>
+        <w:ind w:left="6480" w:hanging="360"/>
+      </w:pPr>
+      <w:rPr>
+        <w:rFonts w:ascii="Wingdings" w:hAnsi="Wingdings" w:hint="default"/>
+      </w:rPr>
+    </w:lvl>
+  </w:abstractNum>
+  <w:abstractNum w:abstractNumId="4" w15:restartNumberingAfterBreak="0">
     <w:nsid w:val="42F97C3E"/>
     <w:multiLevelType w:val="hybridMultilevel"/>
     <w:tmpl w:val="6CAEE360"/>
@@ -14983,7 +17866,7 @@
       </w:rPr>
     </w:lvl>
   </w:abstractNum>
-  <w:abstractNum w:abstractNumId="4" w15:restartNumberingAfterBreak="0">
+  <w:abstractNum w:abstractNumId="5" w15:restartNumberingAfterBreak="0">
     <w:nsid w:val="43335005"/>
     <w:multiLevelType w:val="hybridMultilevel"/>
     <w:tmpl w:val="158AD51E"/>
@@ -15096,7 +17979,7 @@
       </w:rPr>
     </w:lvl>
   </w:abstractNum>
-  <w:abstractNum w:abstractNumId="5" w15:restartNumberingAfterBreak="0">
+  <w:abstractNum w:abstractNumId="6" w15:restartNumberingAfterBreak="0">
     <w:nsid w:val="500B0BB3"/>
     <w:multiLevelType w:val="hybridMultilevel"/>
     <w:tmpl w:val="3A7C016A"/>
@@ -15209,7 +18092,7 @@
       </w:rPr>
     </w:lvl>
   </w:abstractNum>
-  <w:abstractNum w:abstractNumId="6" w15:restartNumberingAfterBreak="0">
+  <w:abstractNum w:abstractNumId="7" w15:restartNumberingAfterBreak="0">
     <w:nsid w:val="6094598B"/>
     <w:multiLevelType w:val="hybridMultilevel"/>
     <w:tmpl w:val="EDC8A4F4"/>
@@ -15321,7 +18204,7 @@
       </w:rPr>
     </w:lvl>
   </w:abstractNum>
-  <w:abstractNum w:abstractNumId="7" w15:restartNumberingAfterBreak="0">
+  <w:abstractNum w:abstractNumId="8" w15:restartNumberingAfterBreak="0">
     <w:nsid w:val="65C92A93"/>
     <w:multiLevelType w:val="hybridMultilevel"/>
     <w:tmpl w:val="D5583958"/>
@@ -15434,7 +18317,7 @@
       </w:rPr>
     </w:lvl>
   </w:abstractNum>
-  <w:abstractNum w:abstractNumId="8" w15:restartNumberingAfterBreak="0">
+  <w:abstractNum w:abstractNumId="9" w15:restartNumberingAfterBreak="0">
     <w:nsid w:val="682402CD"/>
     <w:multiLevelType w:val="hybridMultilevel"/>
     <w:tmpl w:val="D5AA5224"/>
@@ -15547,7 +18430,7 @@
       </w:rPr>
     </w:lvl>
   </w:abstractNum>
-  <w:abstractNum w:abstractNumId="9" w15:restartNumberingAfterBreak="0">
+  <w:abstractNum w:abstractNumId="10" w15:restartNumberingAfterBreak="0">
     <w:nsid w:val="73D20AFE"/>
     <w:multiLevelType w:val="hybridMultilevel"/>
     <w:tmpl w:val="D7F44850"/>
@@ -15660,7 +18543,7 @@
       </w:rPr>
     </w:lvl>
   </w:abstractNum>
-  <w:abstractNum w:abstractNumId="10" w15:restartNumberingAfterBreak="0">
+  <w:abstractNum w:abstractNumId="11" w15:restartNumberingAfterBreak="0">
     <w:nsid w:val="7B3B6939"/>
     <w:multiLevelType w:val="hybridMultilevel"/>
     <w:tmpl w:val="E7983DAE"/>
@@ -15777,34 +18660,37 @@
     <w:abstractNumId w:val="2"/>
   </w:num>
   <w:num w:numId="2" w16cid:durableId="1258370359">
+    <w:abstractNumId w:val="6"/>
+  </w:num>
+  <w:num w:numId="3" w16cid:durableId="1777869601">
+    <w:abstractNumId w:val="10"/>
+  </w:num>
+  <w:num w:numId="4" w16cid:durableId="974679200">
+    <w:abstractNumId w:val="11"/>
+  </w:num>
+  <w:num w:numId="5" w16cid:durableId="732462196">
+    <w:abstractNumId w:val="4"/>
+  </w:num>
+  <w:num w:numId="6" w16cid:durableId="305089248">
     <w:abstractNumId w:val="5"/>
   </w:num>
-  <w:num w:numId="3" w16cid:durableId="1777869601">
-    <w:abstractNumId w:val="9"/>
-  </w:num>
-  <w:num w:numId="4" w16cid:durableId="974679200">
-    <w:abstractNumId w:val="10"/>
-  </w:num>
-  <w:num w:numId="5" w16cid:durableId="732462196">
-    <w:abstractNumId w:val="3"/>
-  </w:num>
-  <w:num w:numId="6" w16cid:durableId="305089248">
-    <w:abstractNumId w:val="4"/>
-  </w:num>
   <w:num w:numId="7" w16cid:durableId="1118178169">
-    <w:abstractNumId w:val="6"/>
+    <w:abstractNumId w:val="7"/>
   </w:num>
   <w:num w:numId="8" w16cid:durableId="736824088">
     <w:abstractNumId w:val="0"/>
   </w:num>
   <w:num w:numId="9" w16cid:durableId="538319232">
-    <w:abstractNumId w:val="7"/>
+    <w:abstractNumId w:val="8"/>
   </w:num>
   <w:num w:numId="10" w16cid:durableId="997270456">
     <w:abstractNumId w:val="1"/>
   </w:num>
   <w:num w:numId="11" w16cid:durableId="1614824324">
-    <w:abstractNumId w:val="8"/>
+    <w:abstractNumId w:val="9"/>
+  </w:num>
+  <w:num w:numId="12" w16cid:durableId="1066297795">
+    <w:abstractNumId w:val="3"/>
   </w:num>
 </w:numbering>
 </file>

--- a/TFM Writing/RICSE_Enoch Shin_template.docx
+++ b/TFM Writing/RICSE_Enoch Shin_template.docx
@@ -362,10 +362,13 @@
           <w:szCs w:val="32"/>
           <w:lang w:val="en-US"/>
         </w:rPr>
-        <w:t xml:space="preserve">Dr. Ivan </w:t>
-      </w:r>
-      <w:proofErr w:type="spellStart"/>
-      <w:r>
+        <w:t>Dr. Ivan Erill Sagales</w:t>
+      </w:r>
+    </w:p>
+    <w:p>
+      <w:pPr>
+        <w:spacing w:after="0" w:line="240" w:lineRule="auto"/>
+        <w:jc w:val="center"/>
         <w:rPr>
           <w:rFonts w:cstheme="minorHAnsi"/>
           <w:b/>
@@ -374,9 +377,7 @@
           <w:szCs w:val="32"/>
           <w:lang w:val="en-US"/>
         </w:rPr>
-        <w:t>Erill</w:t>
-      </w:r>
-      <w:proofErr w:type="spellEnd"/>
+      </w:pPr>
       <w:r>
         <w:rPr>
           <w:rFonts w:cstheme="minorHAnsi"/>
@@ -386,10 +387,12 @@
           <w:szCs w:val="32"/>
           <w:lang w:val="en-US"/>
         </w:rPr>
-        <w:t xml:space="preserve"> </w:t>
-      </w:r>
-      <w:proofErr w:type="spellStart"/>
-      <w:r>
+        <w:t>Department of Information and Communications Engineering</w:t>
+      </w:r>
+    </w:p>
+    <w:p>
+      <w:pPr>
+        <w:jc w:val="center"/>
         <w:rPr>
           <w:rFonts w:cstheme="minorHAnsi"/>
           <w:b/>
@@ -398,13 +401,10 @@
           <w:szCs w:val="32"/>
           <w:lang w:val="en-US"/>
         </w:rPr>
-        <w:t>Sagales</w:t>
-      </w:r>
-      <w:proofErr w:type="spellEnd"/>
-    </w:p>
-    <w:p>
-      <w:pPr>
-        <w:spacing w:after="0" w:line="240" w:lineRule="auto"/>
+      </w:pPr>
+    </w:p>
+    <w:p>
+      <w:pPr>
         <w:jc w:val="center"/>
         <w:rPr>
           <w:rFonts w:cstheme="minorHAnsi"/>
@@ -415,43 +415,6 @@
           <w:lang w:val="en-US"/>
         </w:rPr>
       </w:pPr>
-      <w:r>
-        <w:rPr>
-          <w:rFonts w:cstheme="minorHAnsi"/>
-          <w:b/>
-          <w:bCs/>
-          <w:sz w:val="32"/>
-          <w:szCs w:val="32"/>
-          <w:lang w:val="en-US"/>
-        </w:rPr>
-        <w:t>Department of Information and Communications Engineering</w:t>
-      </w:r>
-    </w:p>
-    <w:p>
-      <w:pPr>
-        <w:jc w:val="center"/>
-        <w:rPr>
-          <w:rFonts w:cstheme="minorHAnsi"/>
-          <w:b/>
-          <w:bCs/>
-          <w:sz w:val="32"/>
-          <w:szCs w:val="32"/>
-          <w:lang w:val="en-US"/>
-        </w:rPr>
-      </w:pPr>
-    </w:p>
-    <w:p>
-      <w:pPr>
-        <w:jc w:val="center"/>
-        <w:rPr>
-          <w:rFonts w:cstheme="minorHAnsi"/>
-          <w:b/>
-          <w:bCs/>
-          <w:sz w:val="32"/>
-          <w:szCs w:val="32"/>
-          <w:lang w:val="en-US"/>
-        </w:rPr>
-      </w:pPr>
     </w:p>
     <w:p>
       <w:pPr>
@@ -476,7 +439,6 @@
           <w:lang w:val="en-US"/>
         </w:rPr>
       </w:pPr>
-      <w:proofErr w:type="spellStart"/>
       <w:r>
         <w:rPr>
           <w:rFonts w:cstheme="minorHAnsi"/>
@@ -484,9 +446,8 @@
           <w:szCs w:val="28"/>
           <w:lang w:val="en-US"/>
         </w:rPr>
-        <w:t>Cerdanyola</w:t>
-      </w:r>
-      <w:proofErr w:type="spellEnd"/>
+        <w:t>Cerdanyola del Vall</w:t>
+      </w:r>
       <w:r>
         <w:rPr>
           <w:rFonts w:cstheme="minorHAnsi"/>
@@ -494,9 +455,8 @@
           <w:szCs w:val="28"/>
           <w:lang w:val="en-US"/>
         </w:rPr>
-        <w:t xml:space="preserve"> del </w:t>
-      </w:r>
-      <w:proofErr w:type="spellStart"/>
+        <w:t>è</w:t>
+      </w:r>
       <w:r>
         <w:rPr>
           <w:rFonts w:cstheme="minorHAnsi"/>
@@ -504,35 +464,7 @@
           <w:szCs w:val="28"/>
           <w:lang w:val="en-US"/>
         </w:rPr>
-        <w:t>Vall</w:t>
-      </w:r>
-      <w:r>
-        <w:rPr>
-          <w:rFonts w:cstheme="minorHAnsi"/>
-          <w:sz w:val="28"/>
-          <w:szCs w:val="28"/>
-          <w:lang w:val="en-US"/>
-        </w:rPr>
-        <w:t>è</w:t>
-      </w:r>
-      <w:r>
-        <w:rPr>
-          <w:rFonts w:cstheme="minorHAnsi"/>
-          <w:sz w:val="28"/>
-          <w:szCs w:val="28"/>
-          <w:lang w:val="en-US"/>
-        </w:rPr>
-        <w:t>s</w:t>
-      </w:r>
-      <w:proofErr w:type="spellEnd"/>
-      <w:r>
-        <w:rPr>
-          <w:rFonts w:cstheme="minorHAnsi"/>
-          <w:sz w:val="28"/>
-          <w:szCs w:val="28"/>
-          <w:lang w:val="en-US"/>
-        </w:rPr>
-        <w:t xml:space="preserve">, </w:t>
+        <w:t xml:space="preserve">s, </w:t>
       </w:r>
       <w:r>
         <w:rPr>
@@ -691,33 +623,8 @@
           <w:sz w:val="24"/>
           <w:szCs w:val="24"/>
         </w:rPr>
-        <w:t xml:space="preserve">Ivan </w:t>
-      </w:r>
-      <w:proofErr w:type="spellStart"/>
-      <w:r>
-        <w:rPr>
-          <w:sz w:val="24"/>
-          <w:szCs w:val="24"/>
-        </w:rPr>
-        <w:t>Erill</w:t>
-      </w:r>
-      <w:proofErr w:type="spellEnd"/>
-      <w:r>
-        <w:rPr>
-          <w:sz w:val="24"/>
-          <w:szCs w:val="24"/>
-        </w:rPr>
-        <w:t xml:space="preserve"> </w:t>
-      </w:r>
-      <w:proofErr w:type="spellStart"/>
-      <w:r>
-        <w:rPr>
-          <w:sz w:val="24"/>
-          <w:szCs w:val="24"/>
-        </w:rPr>
-        <w:t>Sagales</w:t>
-      </w:r>
-      <w:proofErr w:type="spellEnd"/>
+        <w:t>Ivan Erill Sagales</w:t>
+      </w:r>
       <w:r>
         <w:rPr>
           <w:sz w:val="24"/>
@@ -765,23 +672,7 @@
           <w:sz w:val="24"/>
           <w:szCs w:val="24"/>
         </w:rPr>
-        <w:t xml:space="preserve">a history and statistics background, Dr. </w:t>
-      </w:r>
-      <w:proofErr w:type="spellStart"/>
-      <w:r>
-        <w:rPr>
-          <w:sz w:val="24"/>
-          <w:szCs w:val="24"/>
-        </w:rPr>
-        <w:t>Erill</w:t>
-      </w:r>
-      <w:proofErr w:type="spellEnd"/>
-      <w:r>
-        <w:rPr>
-          <w:sz w:val="24"/>
-          <w:szCs w:val="24"/>
-        </w:rPr>
-        <w:t xml:space="preserve"> tailored the project to </w:t>
+        <w:t xml:space="preserve">a history and statistics background, Dr. Erill tailored the project to </w:t>
       </w:r>
       <w:r>
         <w:rPr>
@@ -823,23 +714,7 @@
           <w:sz w:val="24"/>
           <w:szCs w:val="24"/>
         </w:rPr>
-        <w:t xml:space="preserve">. Moreover, Dr. </w:t>
-      </w:r>
-      <w:proofErr w:type="spellStart"/>
-      <w:r>
-        <w:rPr>
-          <w:sz w:val="24"/>
-          <w:szCs w:val="24"/>
-        </w:rPr>
-        <w:t>Erill</w:t>
-      </w:r>
-      <w:proofErr w:type="spellEnd"/>
-      <w:r>
-        <w:rPr>
-          <w:sz w:val="24"/>
-          <w:szCs w:val="24"/>
-        </w:rPr>
-        <w:t xml:space="preserve"> worked tirelessly to support me in </w:t>
+        <w:t xml:space="preserve">. Moreover, Dr. Erill worked tirelessly to support me in </w:t>
       </w:r>
       <w:r>
         <w:rPr>
@@ -867,39 +742,7 @@
           <w:sz w:val="24"/>
           <w:szCs w:val="24"/>
         </w:rPr>
-        <w:t xml:space="preserve">scholarship funding for my studies here at the </w:t>
-      </w:r>
-      <w:proofErr w:type="spellStart"/>
-      <w:r>
-        <w:rPr>
-          <w:sz w:val="24"/>
-          <w:szCs w:val="24"/>
-        </w:rPr>
-        <w:t>Universitat</w:t>
-      </w:r>
-      <w:proofErr w:type="spellEnd"/>
-      <w:r>
-        <w:rPr>
-          <w:sz w:val="24"/>
-          <w:szCs w:val="24"/>
-        </w:rPr>
-        <w:t xml:space="preserve"> </w:t>
-      </w:r>
-      <w:proofErr w:type="spellStart"/>
-      <w:r>
-        <w:rPr>
-          <w:sz w:val="24"/>
-          <w:szCs w:val="24"/>
-        </w:rPr>
-        <w:t>Autònoma</w:t>
-      </w:r>
-      <w:proofErr w:type="spellEnd"/>
-      <w:r>
-        <w:rPr>
-          <w:sz w:val="24"/>
-          <w:szCs w:val="24"/>
-        </w:rPr>
-        <w:t xml:space="preserve"> de Barcelona, without which my time here would have been substantially more stressful and challenging. I am grateful to have had the opportunity to work with him</w:t>
+        <w:t>scholarship funding for my studies here at the Universitat Autònoma de Barcelona, without which my time here would have been substantially more stressful and challenging. I am grateful to have had the opportunity to work with him</w:t>
       </w:r>
       <w:r>
         <w:rPr>
@@ -2717,23 +2560,7 @@
           <w:sz w:val="24"/>
           <w:szCs w:val="24"/>
         </w:rPr>
-        <w:t xml:space="preserve">Classical approaches to motif discovery include </w:t>
-      </w:r>
-      <w:proofErr w:type="spellStart"/>
-      <w:r>
-        <w:rPr>
-          <w:sz w:val="24"/>
-          <w:szCs w:val="24"/>
-        </w:rPr>
-        <w:t>ChIP</w:t>
-      </w:r>
-      <w:proofErr w:type="spellEnd"/>
-      <w:r>
-        <w:rPr>
-          <w:sz w:val="24"/>
-          <w:szCs w:val="24"/>
-        </w:rPr>
-        <w:t>-Seq (Chromatin Immunoprecipitation Sequencing) and RNA-Seq.</w:t>
+        <w:t>Classical approaches to motif discovery include ChIP-Seq (Chromatin Immunoprecipitation Sequencing) and RNA-Seq.</w:t>
       </w:r>
       <w:r>
         <w:rPr>
@@ -2762,23 +2589,7 @@
           <w:sz w:val="24"/>
           <w:szCs w:val="24"/>
         </w:rPr>
-        <w:t xml:space="preserve">organism of interest in a petri dish. In </w:t>
-      </w:r>
-      <w:proofErr w:type="spellStart"/>
-      <w:r>
-        <w:rPr>
-          <w:sz w:val="24"/>
-          <w:szCs w:val="24"/>
-        </w:rPr>
-        <w:t>ChIP</w:t>
-      </w:r>
-      <w:proofErr w:type="spellEnd"/>
-      <w:r>
-        <w:rPr>
-          <w:sz w:val="24"/>
-          <w:szCs w:val="24"/>
-        </w:rPr>
-        <w:t xml:space="preserve">-Seq, the transcription factor </w:t>
+        <w:t xml:space="preserve">organism of interest in a petri dish. In ChIP-Seq, the transcription factor </w:t>
       </w:r>
       <w:r>
         <w:rPr>
@@ -3146,23 +2957,7 @@
           <w:sz w:val="24"/>
           <w:szCs w:val="24"/>
         </w:rPr>
-        <w:t xml:space="preserve"> and phylogenetic </w:t>
-      </w:r>
-      <w:proofErr w:type="spellStart"/>
-      <w:r>
-        <w:rPr>
-          <w:sz w:val="24"/>
-          <w:szCs w:val="24"/>
-        </w:rPr>
-        <w:t>footprinting</w:t>
-      </w:r>
-      <w:proofErr w:type="spellEnd"/>
-      <w:r>
-        <w:rPr>
-          <w:sz w:val="24"/>
-          <w:szCs w:val="24"/>
-        </w:rPr>
-        <w:t xml:space="preserve">, </w:t>
+        <w:t xml:space="preserve"> and phylogenetic footprinting, </w:t>
       </w:r>
       <w:r>
         <w:rPr>
@@ -4303,23 +4098,7 @@
           <w:sz w:val="24"/>
           <w:szCs w:val="24"/>
         </w:rPr>
-        <w:t xml:space="preserve"> (</w:t>
-      </w:r>
-      <w:proofErr w:type="spellStart"/>
-      <w:r>
-        <w:rPr>
-          <w:sz w:val="24"/>
-          <w:szCs w:val="24"/>
-        </w:rPr>
-        <w:t>e.g</w:t>
-      </w:r>
-      <w:proofErr w:type="spellEnd"/>
-      <w:r>
-        <w:rPr>
-          <w:sz w:val="24"/>
-          <w:szCs w:val="24"/>
-        </w:rPr>
-        <w:t xml:space="preserve">, </w:t>
+        <w:t xml:space="preserve"> (e.g, </w:t>
       </w:r>
       <w:r>
         <w:rPr>
@@ -5547,23 +5326,7 @@
           <w:sz w:val="24"/>
           <w:szCs w:val="24"/>
         </w:rPr>
-        <w:t xml:space="preserve">(Hypergeometric Optimization of Motif </w:t>
-      </w:r>
-      <w:proofErr w:type="spellStart"/>
-      <w:r>
-        <w:rPr>
-          <w:sz w:val="24"/>
-          <w:szCs w:val="24"/>
-        </w:rPr>
-        <w:t>EnRichment</w:t>
-      </w:r>
-      <w:proofErr w:type="spellEnd"/>
-      <w:r>
-        <w:rPr>
-          <w:sz w:val="24"/>
-          <w:szCs w:val="24"/>
-        </w:rPr>
-        <w:t xml:space="preserve">, 2010) or STREME </w:t>
+        <w:t xml:space="preserve">(Hypergeometric Optimization of Motif EnRichment, 2010) or STREME </w:t>
       </w:r>
       <w:r>
         <w:rPr>
@@ -5819,23 +5582,7 @@
           <w:sz w:val="24"/>
           <w:szCs w:val="24"/>
         </w:rPr>
-        <w:t xml:space="preserve"> compared to five other methods, including deep learning-based and MEME-</w:t>
-      </w:r>
-      <w:proofErr w:type="spellStart"/>
-      <w:r>
-        <w:rPr>
-          <w:sz w:val="24"/>
-          <w:szCs w:val="24"/>
-        </w:rPr>
-        <w:t>ChiP</w:t>
-      </w:r>
-      <w:proofErr w:type="spellEnd"/>
-      <w:r>
-        <w:rPr>
-          <w:sz w:val="24"/>
-          <w:szCs w:val="24"/>
-        </w:rPr>
-        <w:t xml:space="preserve"> algorithms.</w:t>
+        <w:t xml:space="preserve"> compared to five other methods, including deep learning-based and MEME-ChiP algorithms.</w:t>
       </w:r>
       <w:r>
         <w:rPr>
@@ -7230,39 +6977,7 @@
           <w:sz w:val="24"/>
           <w:szCs w:val="24"/>
         </w:rPr>
-        <w:t xml:space="preserve">Given a set of binding site sequences across the FNR-CRP, </w:t>
-      </w:r>
-      <w:proofErr w:type="spellStart"/>
-      <w:r>
-        <w:rPr>
-          <w:sz w:val="24"/>
-          <w:szCs w:val="24"/>
-        </w:rPr>
-        <w:t>LexA</w:t>
-      </w:r>
-      <w:proofErr w:type="spellEnd"/>
-      <w:r>
-        <w:rPr>
-          <w:sz w:val="24"/>
-          <w:szCs w:val="24"/>
-        </w:rPr>
-        <w:t xml:space="preserve">, and </w:t>
-      </w:r>
-      <w:proofErr w:type="spellStart"/>
-      <w:r>
-        <w:rPr>
-          <w:sz w:val="24"/>
-          <w:szCs w:val="24"/>
-        </w:rPr>
-        <w:t>OmpR</w:t>
-      </w:r>
-      <w:proofErr w:type="spellEnd"/>
-      <w:r>
-        <w:rPr>
-          <w:sz w:val="24"/>
-          <w:szCs w:val="24"/>
-        </w:rPr>
-        <w:t xml:space="preserve"> transcription factor families</w:t>
+        <w:t>Given a set of binding site sequences across the FNR-CRP, LexA, and OmpR transcription factor families</w:t>
       </w:r>
       <w:r>
         <w:rPr>
@@ -7920,17 +7635,8 @@
           <w:sz w:val="24"/>
           <w:szCs w:val="24"/>
         </w:rPr>
-        <w:t xml:space="preserve">For example, the </w:t>
-      </w:r>
-      <w:proofErr w:type="spellStart"/>
-      <w:r>
-        <w:rPr>
-          <w:sz w:val="24"/>
-          <w:szCs w:val="24"/>
-        </w:rPr>
-        <w:t>LexA</w:t>
-      </w:r>
-      <w:proofErr w:type="spellEnd"/>
+        <w:t>For example, the LexA</w:t>
+      </w:r>
       <w:r>
         <w:rPr>
           <w:sz w:val="24"/>
@@ -8142,19 +7848,12 @@
         <w:rPr>
           <w:sz w:val="24"/>
           <w:szCs w:val="24"/>
-          <w:lang w:val="es-ES"/>
         </w:rPr>
         <w:drawing>
-          <wp:inline distT="0" distB="0" distL="0" distR="0" wp14:anchorId="64F0CF4F" wp14:editId="3A8A378B">
-            <wp:extent cx="2511221" cy="1253424"/>
-            <wp:effectExtent l="0" t="0" r="3810" b="4445"/>
-            <wp:docPr id="1888632339" name="Picture 8" descr="A diagram of letters and numbers&#10;&#10;AI-generated content may be incorrect.">
-              <a:extLst xmlns:a="http://schemas.openxmlformats.org/drawingml/2006/main">
-                <a:ext uri="{FF2B5EF4-FFF2-40B4-BE49-F238E27FC236}">
-                  <a16:creationId xmlns:a16="http://schemas.microsoft.com/office/drawing/2014/main" id="{089D98F1-D5EA-EA13-5371-E892BEACD021}"/>
-                </a:ext>
-              </a:extLst>
-            </wp:docPr>
+          <wp:inline distT="0" distB="0" distL="0" distR="0" wp14:anchorId="23CF4657" wp14:editId="446E868D">
+            <wp:extent cx="2402235" cy="1201118"/>
+            <wp:effectExtent l="0" t="0" r="0" b="5715"/>
+            <wp:docPr id="1271033627" name="Picture 1" descr="A diagram of numbers and letters&#10;&#10;AI-generated content may be incorrect."/>
             <wp:cNvGraphicFramePr>
               <a:graphicFrameLocks xmlns:a="http://schemas.openxmlformats.org/drawingml/2006/main" noChangeAspect="1"/>
             </wp:cNvGraphicFramePr>
@@ -8162,16 +7861,8 @@
               <a:graphicData uri="http://schemas.openxmlformats.org/drawingml/2006/picture">
                 <pic:pic xmlns:pic="http://schemas.openxmlformats.org/drawingml/2006/picture">
                   <pic:nvPicPr>
-                    <pic:cNvPr id="1888632339" name="Picture 8" descr="A diagram of letters and numbers&#10;&#10;AI-generated content may be incorrect.">
-                      <a:extLst>
-                        <a:ext uri="{FF2B5EF4-FFF2-40B4-BE49-F238E27FC236}">
-                          <a16:creationId xmlns:a16="http://schemas.microsoft.com/office/drawing/2014/main" id="{089D98F1-D5EA-EA13-5371-E892BEACD021}"/>
-                        </a:ext>
-                      </a:extLst>
-                    </pic:cNvPr>
-                    <pic:cNvPicPr>
-                      <a:picLocks noChangeAspect="1"/>
-                    </pic:cNvPicPr>
+                    <pic:cNvPr id="2041645647" name="Picture 1" descr="A diagram of numbers and letters&#10;&#10;AI-generated content may be incorrect."/>
+                    <pic:cNvPicPr/>
                   </pic:nvPicPr>
                   <pic:blipFill>
                     <a:blip r:embed="rId13"/>
@@ -8182,7 +7873,7 @@
                   <pic:spPr>
                     <a:xfrm>
                       <a:off x="0" y="0"/>
-                      <a:ext cx="2539184" cy="1267381"/>
+                      <a:ext cx="2434140" cy="1217070"/>
                     </a:xfrm>
                     <a:prstGeom prst="rect">
                       <a:avLst/>
@@ -10287,17 +9978,8 @@
           <w:sz w:val="24"/>
           <w:szCs w:val="24"/>
         </w:rPr>
-        <w:t xml:space="preserve">The </w:t>
-      </w:r>
-      <w:proofErr w:type="spellStart"/>
-      <w:r>
-        <w:rPr>
-          <w:sz w:val="24"/>
-          <w:szCs w:val="24"/>
-        </w:rPr>
-        <w:t>Kullback</w:t>
-      </w:r>
-      <w:proofErr w:type="spellEnd"/>
+        <w:t>The Kullback</w:t>
+      </w:r>
       <w:r>
         <w:rPr>
           <w:sz w:val="24"/>
@@ -10733,19 +10415,12 @@
         <w:rPr>
           <w:sz w:val="24"/>
           <w:szCs w:val="24"/>
-          <w:lang w:val="es-ES"/>
         </w:rPr>
         <w:drawing>
-          <wp:inline distT="0" distB="0" distL="0" distR="0" wp14:anchorId="045A406C" wp14:editId="443F9955">
-            <wp:extent cx="2040255" cy="1018351"/>
-            <wp:effectExtent l="0" t="0" r="4445" b="0"/>
-            <wp:docPr id="9" name="Picture 8" descr="A diagram of letters and numbers&#10;&#10;AI-generated content may be incorrect.">
-              <a:extLst xmlns:a="http://schemas.openxmlformats.org/drawingml/2006/main">
-                <a:ext uri="{FF2B5EF4-FFF2-40B4-BE49-F238E27FC236}">
-                  <a16:creationId xmlns:a16="http://schemas.microsoft.com/office/drawing/2014/main" id="{089D98F1-D5EA-EA13-5371-E892BEACD021}"/>
-                </a:ext>
-              </a:extLst>
-            </wp:docPr>
+          <wp:inline distT="0" distB="0" distL="0" distR="0" wp14:anchorId="67800A70" wp14:editId="3846535D">
+            <wp:extent cx="2007031" cy="1003516"/>
+            <wp:effectExtent l="0" t="0" r="0" b="0"/>
+            <wp:docPr id="2041645647" name="Picture 1" descr="A diagram of numbers and letters&#10;&#10;AI-generated content may be incorrect."/>
             <wp:cNvGraphicFramePr>
               <a:graphicFrameLocks xmlns:a="http://schemas.openxmlformats.org/drawingml/2006/main" noChangeAspect="1"/>
             </wp:cNvGraphicFramePr>
@@ -10753,16 +10428,8 @@
               <a:graphicData uri="http://schemas.openxmlformats.org/drawingml/2006/picture">
                 <pic:pic xmlns:pic="http://schemas.openxmlformats.org/drawingml/2006/picture">
                   <pic:nvPicPr>
-                    <pic:cNvPr id="9" name="Picture 8" descr="A diagram of letters and numbers&#10;&#10;AI-generated content may be incorrect.">
-                      <a:extLst>
-                        <a:ext uri="{FF2B5EF4-FFF2-40B4-BE49-F238E27FC236}">
-                          <a16:creationId xmlns:a16="http://schemas.microsoft.com/office/drawing/2014/main" id="{089D98F1-D5EA-EA13-5371-E892BEACD021}"/>
-                        </a:ext>
-                      </a:extLst>
-                    </pic:cNvPr>
-                    <pic:cNvPicPr>
-                      <a:picLocks noChangeAspect="1"/>
-                    </pic:cNvPicPr>
+                    <pic:cNvPr id="2041645647" name="Picture 1" descr="A diagram of numbers and letters&#10;&#10;AI-generated content may be incorrect."/>
+                    <pic:cNvPicPr/>
                   </pic:nvPicPr>
                   <pic:blipFill>
                     <a:blip r:embed="rId13"/>
@@ -10773,7 +10440,7 @@
                   <pic:spPr>
                     <a:xfrm>
                       <a:off x="0" y="0"/>
-                      <a:ext cx="2060832" cy="1028621"/>
+                      <a:ext cx="2024895" cy="1012448"/>
                     </a:xfrm>
                     <a:prstGeom prst="rect">
                       <a:avLst/>
@@ -11705,14 +11372,14 @@
         <w:tblLook w:val="0420" w:firstRow="1" w:lastRow="0" w:firstColumn="0" w:lastColumn="0" w:noHBand="0" w:noVBand="1"/>
       </w:tblPr>
       <w:tblGrid>
-        <w:gridCol w:w="1496"/>
-        <w:gridCol w:w="1419"/>
-        <w:gridCol w:w="899"/>
-        <w:gridCol w:w="1176"/>
-        <w:gridCol w:w="752"/>
-        <w:gridCol w:w="803"/>
-        <w:gridCol w:w="1316"/>
-        <w:gridCol w:w="1772"/>
+        <w:gridCol w:w="1521"/>
+        <w:gridCol w:w="1328"/>
+        <w:gridCol w:w="909"/>
+        <w:gridCol w:w="1175"/>
+        <w:gridCol w:w="754"/>
+        <w:gridCol w:w="809"/>
+        <w:gridCol w:w="1342"/>
+        <w:gridCol w:w="1795"/>
       </w:tblGrid>
       <w:tr>
         <w:trPr>
@@ -11740,7 +11407,7 @@
             <w:pPr>
               <w:spacing w:after="0" w:line="240" w:lineRule="auto"/>
               <w:rPr>
-                <w:rFonts w:ascii="Aptos" w:eastAsia="Times New Roman" w:hAnsi="Aptos" w:cs="Arial"/>
+                <w:rFonts w:ascii="Times New Roman" w:eastAsia="Times New Roman" w:hAnsi="Times New Roman" w:cs="Times New Roman"/>
                 <w:sz w:val="24"/>
                 <w:szCs w:val="24"/>
                 <w:lang w:val="en-US" w:eastAsia="ko-KR"/>
@@ -11748,7 +11415,7 @@
             </w:pPr>
             <w:r>
               <w:rPr>
-                <w:rFonts w:ascii="Aptos" w:eastAsia="Times New Roman" w:hAnsi="Aptos" w:cs="Arial"/>
+                <w:rFonts w:ascii="Times New Roman" w:eastAsia="Times New Roman" w:hAnsi="Times New Roman" w:cs="Times New Roman"/>
                 <w:b/>
                 <w:bCs/>
                 <w:color w:val="FFFFFF"/>
@@ -11761,7 +11428,7 @@
             </w:r>
             <w:r>
               <w:rPr>
-                <w:rFonts w:ascii="Aptos" w:eastAsia="Times New Roman" w:hAnsi="Aptos" w:cs="Arial"/>
+                <w:rFonts w:ascii="Times New Roman" w:eastAsia="Times New Roman" w:hAnsi="Times New Roman" w:cs="Times New Roman"/>
                 <w:b/>
                 <w:bCs/>
                 <w:color w:val="FFFFFF"/>
@@ -11796,7 +11463,7 @@
             <w:pPr>
               <w:spacing w:after="0" w:line="240" w:lineRule="auto"/>
               <w:rPr>
-                <w:rFonts w:ascii="Aptos" w:eastAsia="Times New Roman" w:hAnsi="Aptos" w:cs="Arial"/>
+                <w:rFonts w:ascii="Times New Roman" w:eastAsia="Times New Roman" w:hAnsi="Times New Roman" w:cs="Times New Roman"/>
                 <w:sz w:val="24"/>
                 <w:szCs w:val="24"/>
                 <w:lang w:val="en-US" w:eastAsia="ko-KR"/>
@@ -11804,7 +11471,7 @@
             </w:pPr>
             <w:r>
               <w:rPr>
-                <w:rFonts w:ascii="Aptos" w:eastAsia="Times New Roman" w:hAnsi="Aptos" w:cs="Arial"/>
+                <w:rFonts w:ascii="Times New Roman" w:eastAsia="Times New Roman" w:hAnsi="Times New Roman" w:cs="Times New Roman"/>
                 <w:b/>
                 <w:bCs/>
                 <w:color w:val="FFFFFF"/>
@@ -11814,19 +11481,6 @@
                 <w:lang w:val="en-US" w:eastAsia="ko-KR"/>
               </w:rPr>
               <w:t>Scenario</w:t>
-            </w:r>
-            <w:r>
-              <w:rPr>
-                <w:rFonts w:ascii="Aptos" w:eastAsia="Times New Roman" w:hAnsi="Aptos" w:cs="Arial"/>
-                <w:b/>
-                <w:bCs/>
-                <w:color w:val="FFFFFF"/>
-                <w:kern w:val="24"/>
-                <w:sz w:val="24"/>
-                <w:szCs w:val="24"/>
-                <w:lang w:val="en-US" w:eastAsia="ko-KR"/>
-              </w:rPr>
-              <w:t>s</w:t>
             </w:r>
           </w:p>
         </w:tc>
@@ -11852,7 +11506,7 @@
             <w:pPr>
               <w:spacing w:after="0" w:line="240" w:lineRule="auto"/>
               <w:rPr>
-                <w:rFonts w:ascii="Aptos" w:eastAsia="Times New Roman" w:hAnsi="Aptos" w:cs="Arial"/>
+                <w:rFonts w:ascii="Times New Roman" w:eastAsia="Times New Roman" w:hAnsi="Times New Roman" w:cs="Times New Roman"/>
                 <w:sz w:val="24"/>
                 <w:szCs w:val="24"/>
                 <w:lang w:val="en-US" w:eastAsia="ko-KR"/>
@@ -11860,7 +11514,7 @@
             </w:pPr>
             <w:r>
               <w:rPr>
-                <w:rFonts w:ascii="Aptos" w:eastAsia="Times New Roman" w:hAnsi="Aptos" w:cs="Arial"/>
+                <w:rFonts w:ascii="Times New Roman" w:eastAsia="Times New Roman" w:hAnsi="Times New Roman" w:cs="Times New Roman"/>
                 <w:b/>
                 <w:bCs/>
                 <w:color w:val="FFFFFF"/>
@@ -11895,7 +11549,7 @@
             <w:pPr>
               <w:spacing w:after="0" w:line="240" w:lineRule="auto"/>
               <w:rPr>
-                <w:rFonts w:ascii="Aptos" w:eastAsia="Times New Roman" w:hAnsi="Aptos" w:cs="Arial"/>
+                <w:rFonts w:ascii="Times New Roman" w:eastAsia="Times New Roman" w:hAnsi="Times New Roman" w:cs="Times New Roman"/>
                 <w:sz w:val="24"/>
                 <w:szCs w:val="24"/>
                 <w:lang w:val="en-US" w:eastAsia="ko-KR"/>
@@ -11903,7 +11557,7 @@
             </w:pPr>
             <w:r>
               <w:rPr>
-                <w:rFonts w:ascii="Aptos" w:eastAsia="Times New Roman" w:hAnsi="Aptos" w:cs="Arial"/>
+                <w:rFonts w:ascii="Times New Roman" w:eastAsia="Times New Roman" w:hAnsi="Times New Roman" w:cs="Times New Roman"/>
                 <w:b/>
                 <w:bCs/>
                 <w:color w:val="FFFFFF"/>
@@ -11938,7 +11592,7 @@
             <w:pPr>
               <w:spacing w:after="0" w:line="240" w:lineRule="auto"/>
               <w:rPr>
-                <w:rFonts w:ascii="Aptos" w:eastAsia="Times New Roman" w:hAnsi="Aptos" w:cs="Arial"/>
+                <w:rFonts w:ascii="Times New Roman" w:eastAsia="Times New Roman" w:hAnsi="Times New Roman" w:cs="Times New Roman"/>
                 <w:sz w:val="24"/>
                 <w:szCs w:val="24"/>
                 <w:lang w:val="en-US" w:eastAsia="ko-KR"/>
@@ -11946,7 +11600,7 @@
             </w:pPr>
             <w:r>
               <w:rPr>
-                <w:rFonts w:ascii="Aptos" w:eastAsia="Times New Roman" w:hAnsi="Aptos" w:cs="Arial"/>
+                <w:rFonts w:ascii="Times New Roman" w:eastAsia="Times New Roman" w:hAnsi="Times New Roman" w:cs="Times New Roman"/>
                 <w:b/>
                 <w:bCs/>
                 <w:color w:val="FFFFFF"/>
@@ -11981,7 +11635,7 @@
             <w:pPr>
               <w:spacing w:after="0" w:line="240" w:lineRule="auto"/>
               <w:rPr>
-                <w:rFonts w:ascii="Aptos" w:eastAsia="Times New Roman" w:hAnsi="Aptos" w:cs="Arial"/>
+                <w:rFonts w:ascii="Times New Roman" w:eastAsia="Times New Roman" w:hAnsi="Times New Roman" w:cs="Times New Roman"/>
                 <w:b/>
                 <w:bCs/>
                 <w:sz w:val="24"/>
@@ -11991,7 +11645,7 @@
             </w:pPr>
             <w:r>
               <w:rPr>
-                <w:rFonts w:ascii="Aptos" w:eastAsia="Times New Roman" w:hAnsi="Aptos" w:cs="Arial"/>
+                <w:rFonts w:ascii="Times New Roman" w:eastAsia="Times New Roman" w:hAnsi="Times New Roman" w:cs="Times New Roman"/>
                 <w:b/>
                 <w:bCs/>
                 <w:color w:val="FFFFFF" w:themeColor="background1"/>
@@ -12025,7 +11679,7 @@
             <w:pPr>
               <w:spacing w:after="0" w:line="240" w:lineRule="auto"/>
               <w:rPr>
-                <w:rFonts w:ascii="Aptos" w:eastAsia="Times New Roman" w:hAnsi="Aptos" w:cs="Arial"/>
+                <w:rFonts w:ascii="Times New Roman" w:eastAsia="Times New Roman" w:hAnsi="Times New Roman" w:cs="Times New Roman"/>
                 <w:sz w:val="24"/>
                 <w:szCs w:val="24"/>
                 <w:lang w:val="en-US" w:eastAsia="ko-KR"/>
@@ -12033,7 +11687,7 @@
             </w:pPr>
             <w:r>
               <w:rPr>
-                <w:rFonts w:ascii="Aptos" w:eastAsia="Times New Roman" w:hAnsi="Aptos" w:cs="Arial"/>
+                <w:rFonts w:ascii="Times New Roman" w:eastAsia="Times New Roman" w:hAnsi="Times New Roman" w:cs="Times New Roman"/>
                 <w:b/>
                 <w:bCs/>
                 <w:color w:val="FFFFFF"/>
@@ -12046,7 +11700,7 @@
             </w:r>
             <w:r>
               <w:rPr>
-                <w:rFonts w:ascii="Aptos" w:eastAsia="Times New Roman" w:hAnsi="Aptos" w:cs="Arial"/>
+                <w:rFonts w:ascii="Times New Roman" w:eastAsia="Times New Roman" w:hAnsi="Times New Roman" w:cs="Times New Roman"/>
                 <w:b/>
                 <w:bCs/>
                 <w:color w:val="FFFFFF"/>
@@ -12081,7 +11735,7 @@
             <w:pPr>
               <w:spacing w:after="0" w:line="240" w:lineRule="auto"/>
               <w:rPr>
-                <w:rFonts w:ascii="Aptos" w:eastAsia="Times New Roman" w:hAnsi="Aptos" w:cs="Arial"/>
+                <w:rFonts w:ascii="Times New Roman" w:eastAsia="Times New Roman" w:hAnsi="Times New Roman" w:cs="Times New Roman"/>
                 <w:sz w:val="24"/>
                 <w:szCs w:val="24"/>
                 <w:lang w:val="en-US" w:eastAsia="ko-KR"/>
@@ -12089,7 +11743,7 @@
             </w:pPr>
             <w:r>
               <w:rPr>
-                <w:rFonts w:ascii="Aptos" w:eastAsia="Times New Roman" w:hAnsi="Aptos" w:cs="Arial"/>
+                <w:rFonts w:ascii="Times New Roman" w:eastAsia="Times New Roman" w:hAnsi="Times New Roman" w:cs="Times New Roman"/>
                 <w:b/>
                 <w:bCs/>
                 <w:color w:val="FFFFFF"/>
@@ -12102,7 +11756,7 @@
             </w:r>
             <w:r>
               <w:rPr>
-                <w:rFonts w:ascii="Aptos" w:eastAsia="Times New Roman" w:hAnsi="Aptos" w:cs="Arial"/>
+                <w:rFonts w:ascii="Times New Roman" w:eastAsia="Times New Roman" w:hAnsi="Times New Roman" w:cs="Times New Roman"/>
                 <w:b/>
                 <w:bCs/>
                 <w:color w:val="FFFFFF"/>
@@ -12142,7 +11796,7 @@
             <w:pPr>
               <w:spacing w:after="0" w:line="240" w:lineRule="auto"/>
               <w:rPr>
-                <w:rFonts w:ascii="Arial" w:eastAsia="Times New Roman" w:hAnsi="Arial" w:cs="Arial"/>
+                <w:rFonts w:ascii="Times New Roman" w:eastAsia="Times New Roman" w:hAnsi="Times New Roman" w:cs="Times New Roman"/>
                 <w:sz w:val="24"/>
                 <w:szCs w:val="24"/>
                 <w:lang w:val="en-US" w:eastAsia="ko-KR"/>
@@ -12172,7 +11826,7 @@
             <w:pPr>
               <w:spacing w:after="0" w:line="240" w:lineRule="auto"/>
               <w:rPr>
-                <w:rFonts w:ascii="Arial" w:eastAsia="Times New Roman" w:hAnsi="Arial" w:cs="Arial"/>
+                <w:rFonts w:ascii="Times New Roman" w:eastAsia="Times New Roman" w:hAnsi="Times New Roman" w:cs="Times New Roman"/>
                 <w:sz w:val="24"/>
                 <w:szCs w:val="24"/>
                 <w:lang w:val="en-US" w:eastAsia="ko-KR"/>
@@ -12180,42 +11834,29 @@
             </w:pPr>
             <w:r>
               <w:rPr>
-                <w:rFonts w:ascii="Aptos" w:eastAsia="Times New Roman" w:hAnsi="Aptos" w:cs="Arial"/>
+                <w:rFonts w:ascii="Times New Roman" w:eastAsia="Times New Roman" w:hAnsi="Times New Roman" w:cs="Times New Roman"/>
                 <w:color w:val="000000"/>
                 <w:kern w:val="24"/>
                 <w:sz w:val="24"/>
                 <w:szCs w:val="24"/>
                 <w:lang w:val="en-US" w:eastAsia="ko-KR"/>
               </w:rPr>
-              <w:t xml:space="preserve">No </w:t>
+              <w:t xml:space="preserve">Low </w:t>
             </w:r>
-            <w:proofErr w:type="gramStart"/>
             <w:r>
               <w:rPr>
-                <w:rFonts w:ascii="Aptos" w:eastAsia="Times New Roman" w:hAnsi="Aptos" w:cs="Arial"/>
+                <w:rFonts w:ascii="Times New Roman" w:eastAsia="Times New Roman" w:hAnsi="Times New Roman" w:cs="Times New Roman"/>
                 <w:color w:val="000000"/>
                 <w:kern w:val="24"/>
                 <w:sz w:val="24"/>
                 <w:szCs w:val="24"/>
                 <w:lang w:val="en-US" w:eastAsia="ko-KR"/>
               </w:rPr>
-              <w:t>IC  +</w:t>
-            </w:r>
-            <w:proofErr w:type="gramEnd"/>
-            <w:r>
-              <w:rPr>
-                <w:rFonts w:ascii="Aptos" w:eastAsia="Times New Roman" w:hAnsi="Aptos" w:cs="Arial"/>
-                <w:color w:val="000000"/>
-                <w:kern w:val="24"/>
-                <w:sz w:val="24"/>
-                <w:szCs w:val="24"/>
-                <w:lang w:val="en-US" w:eastAsia="ko-KR"/>
-              </w:rPr>
-              <w:t xml:space="preserve"> strongly correlated</w:t>
+              <w:t>IC  + strongly correlated</w:t>
             </w:r>
             <w:r>
               <w:rPr>
-                <w:rFonts w:ascii="Aptos" w:eastAsia="Times New Roman" w:hAnsi="Aptos" w:cs="Arial"/>
+                <w:rFonts w:ascii="Times New Roman" w:eastAsia="Times New Roman" w:hAnsi="Times New Roman" w:cs="Times New Roman"/>
                 <w:color w:val="000000"/>
                 <w:kern w:val="24"/>
                 <w:sz w:val="24"/>
@@ -12248,7 +11889,7 @@
             <w:pPr>
               <w:spacing w:after="0" w:line="240" w:lineRule="auto"/>
               <w:rPr>
-                <w:rFonts w:ascii="Arial" w:eastAsia="Times New Roman" w:hAnsi="Arial" w:cs="Arial"/>
+                <w:rFonts w:ascii="Times New Roman" w:eastAsia="Times New Roman" w:hAnsi="Times New Roman" w:cs="Times New Roman"/>
                 <w:sz w:val="24"/>
                 <w:szCs w:val="24"/>
                 <w:lang w:val="en-US" w:eastAsia="ko-KR"/>
@@ -12256,7 +11897,7 @@
             </w:pPr>
             <w:r>
               <w:rPr>
-                <w:rFonts w:ascii="Aptos" w:eastAsia="Times New Roman" w:hAnsi="Aptos" w:cs="Arial"/>
+                <w:rFonts w:ascii="Times New Roman" w:eastAsia="Times New Roman" w:hAnsi="Times New Roman" w:cs="Times New Roman"/>
                 <w:color w:val="000000"/>
                 <w:kern w:val="24"/>
                 <w:sz w:val="24"/>
@@ -12289,7 +11930,7 @@
             <w:pPr>
               <w:spacing w:after="0" w:line="240" w:lineRule="auto"/>
               <w:rPr>
-                <w:rFonts w:ascii="Arial" w:eastAsia="Times New Roman" w:hAnsi="Arial" w:cs="Arial"/>
+                <w:rFonts w:ascii="Times New Roman" w:eastAsia="Times New Roman" w:hAnsi="Times New Roman" w:cs="Times New Roman"/>
                 <w:sz w:val="24"/>
                 <w:szCs w:val="24"/>
                 <w:lang w:val="en-US" w:eastAsia="ko-KR"/>
@@ -12297,7 +11938,7 @@
             </w:pPr>
             <w:r>
               <w:rPr>
-                <w:rFonts w:ascii="Aptos" w:eastAsia="Times New Roman" w:hAnsi="Aptos" w:cs="Arial"/>
+                <w:rFonts w:ascii="Times New Roman" w:eastAsia="Times New Roman" w:hAnsi="Times New Roman" w:cs="Times New Roman"/>
                 <w:color w:val="000000"/>
                 <w:kern w:val="24"/>
                 <w:sz w:val="24"/>
@@ -12330,7 +11971,7 @@
             <w:pPr>
               <w:spacing w:after="0" w:line="240" w:lineRule="auto"/>
               <w:rPr>
-                <w:rFonts w:ascii="Arial" w:eastAsia="Times New Roman" w:hAnsi="Arial" w:cs="Arial"/>
+                <w:rFonts w:ascii="Times New Roman" w:eastAsia="Times New Roman" w:hAnsi="Times New Roman" w:cs="Times New Roman"/>
                 <w:sz w:val="24"/>
                 <w:szCs w:val="24"/>
                 <w:lang w:val="en-US" w:eastAsia="ko-KR"/>
@@ -12338,7 +11979,7 @@
             </w:pPr>
             <w:r>
               <w:rPr>
-                <w:rFonts w:ascii="Aptos" w:eastAsia="Times New Roman" w:hAnsi="Aptos" w:cs="Arial"/>
+                <w:rFonts w:ascii="Times New Roman" w:eastAsia="Times New Roman" w:hAnsi="Times New Roman" w:cs="Times New Roman"/>
                 <w:color w:val="000000"/>
                 <w:kern w:val="24"/>
                 <w:sz w:val="24"/>
@@ -12371,7 +12012,7 @@
             <w:pPr>
               <w:spacing w:after="0" w:line="240" w:lineRule="auto"/>
               <w:rPr>
-                <w:rFonts w:ascii="Arial" w:eastAsia="Times New Roman" w:hAnsi="Arial" w:cs="Arial"/>
+                <w:rFonts w:ascii="Times New Roman" w:eastAsia="Times New Roman" w:hAnsi="Times New Roman" w:cs="Times New Roman"/>
                 <w:sz w:val="24"/>
                 <w:szCs w:val="24"/>
                 <w:lang w:val="en-US" w:eastAsia="ko-KR"/>
@@ -12379,7 +12020,7 @@
             </w:pPr>
             <w:r>
               <w:rPr>
-                <w:rFonts w:ascii="Aptos" w:eastAsia="Times New Roman" w:hAnsi="Aptos" w:cs="Arial"/>
+                <w:rFonts w:ascii="Times New Roman" w:eastAsia="Times New Roman" w:hAnsi="Times New Roman" w:cs="Times New Roman"/>
                 <w:color w:val="000000"/>
                 <w:kern w:val="24"/>
                 <w:sz w:val="24"/>
@@ -12412,7 +12053,7 @@
             <w:pPr>
               <w:spacing w:after="0" w:line="240" w:lineRule="auto"/>
               <w:rPr>
-                <w:rFonts w:ascii="Arial" w:eastAsia="Times New Roman" w:hAnsi="Arial" w:cs="Arial"/>
+                <w:rFonts w:ascii="Times New Roman" w:eastAsia="Times New Roman" w:hAnsi="Times New Roman" w:cs="Times New Roman"/>
                 <w:sz w:val="24"/>
                 <w:szCs w:val="24"/>
                 <w:lang w:val="en-US" w:eastAsia="ko-KR"/>
@@ -12420,7 +12061,7 @@
             </w:pPr>
             <w:r>
               <w:rPr>
-                <w:rFonts w:ascii="Aptos" w:eastAsia="Times New Roman" w:hAnsi="Aptos" w:cs="Arial"/>
+                <w:rFonts w:ascii="Times New Roman" w:eastAsia="Times New Roman" w:hAnsi="Times New Roman" w:cs="Times New Roman"/>
                 <w:color w:val="000000"/>
                 <w:kern w:val="24"/>
                 <w:sz w:val="24"/>
@@ -12453,7 +12094,7 @@
             <w:pPr>
               <w:spacing w:after="0" w:line="240" w:lineRule="auto"/>
               <w:rPr>
-                <w:rFonts w:ascii="Arial" w:eastAsia="Times New Roman" w:hAnsi="Arial" w:cs="Arial"/>
+                <w:rFonts w:ascii="Times New Roman" w:eastAsia="Times New Roman" w:hAnsi="Times New Roman" w:cs="Times New Roman"/>
                 <w:sz w:val="24"/>
                 <w:szCs w:val="24"/>
                 <w:lang w:val="en-US" w:eastAsia="ko-KR"/>
@@ -12461,7 +12102,7 @@
             </w:pPr>
             <w:r>
               <w:rPr>
-                <w:rFonts w:ascii="Aptos" w:eastAsia="Times New Roman" w:hAnsi="Aptos" w:cs="Arial"/>
+                <w:rFonts w:ascii="Times New Roman" w:eastAsia="Times New Roman" w:hAnsi="Times New Roman" w:cs="Times New Roman"/>
                 <w:color w:val="000000"/>
                 <w:kern w:val="24"/>
                 <w:sz w:val="24"/>
@@ -12499,7 +12140,7 @@
             <w:pPr>
               <w:spacing w:after="0" w:line="240" w:lineRule="auto"/>
               <w:rPr>
-                <w:rFonts w:ascii="Arial" w:eastAsia="Times New Roman" w:hAnsi="Arial" w:cs="Arial"/>
+                <w:rFonts w:ascii="Times New Roman" w:eastAsia="Times New Roman" w:hAnsi="Times New Roman" w:cs="Times New Roman"/>
                 <w:sz w:val="24"/>
                 <w:szCs w:val="24"/>
                 <w:lang w:val="en-US" w:eastAsia="ko-KR"/>
@@ -12507,7 +12148,7 @@
             </w:pPr>
             <w:r>
               <w:rPr>
-                <w:rFonts w:ascii="Aptos" w:eastAsia="Times New Roman" w:hAnsi="Aptos" w:cs="Arial"/>
+                <w:rFonts w:ascii="Times New Roman" w:eastAsia="Times New Roman" w:hAnsi="Times New Roman" w:cs="Times New Roman"/>
                 <w:color w:val="000000"/>
                 <w:kern w:val="24"/>
                 <w:sz w:val="24"/>
@@ -12540,7 +12181,7 @@
             <w:pPr>
               <w:spacing w:after="0" w:line="240" w:lineRule="auto"/>
               <w:rPr>
-                <w:rFonts w:ascii="Arial" w:eastAsia="Times New Roman" w:hAnsi="Arial" w:cs="Arial"/>
+                <w:rFonts w:ascii="Times New Roman" w:eastAsia="Times New Roman" w:hAnsi="Times New Roman" w:cs="Times New Roman"/>
                 <w:sz w:val="24"/>
                 <w:szCs w:val="24"/>
                 <w:lang w:val="en-US" w:eastAsia="ko-KR"/>
@@ -12548,7 +12189,7 @@
             </w:pPr>
             <w:r>
               <w:rPr>
-                <w:rFonts w:ascii="Aptos" w:eastAsia="Times New Roman" w:hAnsi="Aptos" w:cs="Arial"/>
+                <w:rFonts w:ascii="Times New Roman" w:eastAsia="Times New Roman" w:hAnsi="Times New Roman" w:cs="Times New Roman"/>
                 <w:color w:val="000000"/>
                 <w:kern w:val="24"/>
                 <w:sz w:val="24"/>
@@ -12581,7 +12222,7 @@
             <w:pPr>
               <w:spacing w:after="0" w:line="240" w:lineRule="auto"/>
               <w:rPr>
-                <w:rFonts w:ascii="Arial" w:eastAsia="Times New Roman" w:hAnsi="Arial" w:cs="Arial"/>
+                <w:rFonts w:ascii="Times New Roman" w:eastAsia="Times New Roman" w:hAnsi="Times New Roman" w:cs="Times New Roman"/>
                 <w:sz w:val="24"/>
                 <w:szCs w:val="24"/>
                 <w:lang w:val="en-US" w:eastAsia="ko-KR"/>
@@ -12589,7 +12230,7 @@
             </w:pPr>
             <w:r>
               <w:rPr>
-                <w:rFonts w:ascii="Aptos" w:eastAsia="Times New Roman" w:hAnsi="Aptos" w:cs="Arial"/>
+                <w:rFonts w:ascii="Times New Roman" w:eastAsia="Times New Roman" w:hAnsi="Times New Roman" w:cs="Times New Roman"/>
                 <w:color w:val="000000"/>
                 <w:kern w:val="24"/>
                 <w:sz w:val="24"/>
@@ -12622,7 +12263,7 @@
             <w:pPr>
               <w:spacing w:after="0" w:line="240" w:lineRule="auto"/>
               <w:rPr>
-                <w:rFonts w:ascii="Arial" w:eastAsia="Times New Roman" w:hAnsi="Arial" w:cs="Arial"/>
+                <w:rFonts w:ascii="Times New Roman" w:eastAsia="Times New Roman" w:hAnsi="Times New Roman" w:cs="Times New Roman"/>
                 <w:sz w:val="24"/>
                 <w:szCs w:val="24"/>
                 <w:lang w:val="en-US" w:eastAsia="ko-KR"/>
@@ -12630,7 +12271,7 @@
             </w:pPr>
             <w:r>
               <w:rPr>
-                <w:rFonts w:ascii="Aptos" w:eastAsia="Times New Roman" w:hAnsi="Aptos" w:cs="Arial"/>
+                <w:rFonts w:ascii="Times New Roman" w:eastAsia="Times New Roman" w:hAnsi="Times New Roman" w:cs="Times New Roman"/>
                 <w:color w:val="000000"/>
                 <w:kern w:val="24"/>
                 <w:sz w:val="24"/>
@@ -12663,7 +12304,7 @@
             <w:pPr>
               <w:spacing w:after="0" w:line="240" w:lineRule="auto"/>
               <w:rPr>
-                <w:rFonts w:ascii="Arial" w:eastAsia="Times New Roman" w:hAnsi="Arial" w:cs="Arial"/>
+                <w:rFonts w:ascii="Times New Roman" w:eastAsia="Times New Roman" w:hAnsi="Times New Roman" w:cs="Times New Roman"/>
                 <w:sz w:val="24"/>
                 <w:szCs w:val="24"/>
                 <w:lang w:val="en-US" w:eastAsia="ko-KR"/>
@@ -12671,7 +12312,7 @@
             </w:pPr>
             <w:r>
               <w:rPr>
-                <w:rFonts w:ascii="Aptos" w:eastAsia="Times New Roman" w:hAnsi="Aptos" w:cs="Arial"/>
+                <w:rFonts w:ascii="Times New Roman" w:eastAsia="Times New Roman" w:hAnsi="Times New Roman" w:cs="Times New Roman"/>
                 <w:color w:val="000000"/>
                 <w:kern w:val="24"/>
                 <w:sz w:val="24"/>
@@ -12704,7 +12345,7 @@
             <w:pPr>
               <w:spacing w:after="0" w:line="240" w:lineRule="auto"/>
               <w:rPr>
-                <w:rFonts w:ascii="Arial" w:eastAsia="Times New Roman" w:hAnsi="Arial" w:cs="Arial"/>
+                <w:rFonts w:ascii="Times New Roman" w:eastAsia="Times New Roman" w:hAnsi="Times New Roman" w:cs="Times New Roman"/>
                 <w:sz w:val="24"/>
                 <w:szCs w:val="24"/>
                 <w:lang w:val="en-US" w:eastAsia="ko-KR"/>
@@ -12712,7 +12353,7 @@
             </w:pPr>
             <w:r>
               <w:rPr>
-                <w:rFonts w:ascii="Aptos" w:eastAsia="Times New Roman" w:hAnsi="Aptos" w:cs="Arial"/>
+                <w:rFonts w:ascii="Times New Roman" w:eastAsia="Times New Roman" w:hAnsi="Times New Roman" w:cs="Times New Roman"/>
                 <w:color w:val="000000"/>
                 <w:kern w:val="24"/>
                 <w:sz w:val="24"/>
@@ -12745,7 +12386,7 @@
             <w:pPr>
               <w:spacing w:after="0" w:line="240" w:lineRule="auto"/>
               <w:rPr>
-                <w:rFonts w:ascii="Arial" w:eastAsia="Times New Roman" w:hAnsi="Arial" w:cs="Arial"/>
+                <w:rFonts w:ascii="Times New Roman" w:eastAsia="Times New Roman" w:hAnsi="Times New Roman" w:cs="Times New Roman"/>
                 <w:sz w:val="24"/>
                 <w:szCs w:val="24"/>
                 <w:lang w:val="en-US" w:eastAsia="ko-KR"/>
@@ -12753,7 +12394,7 @@
             </w:pPr>
             <w:r>
               <w:rPr>
-                <w:rFonts w:ascii="Aptos" w:eastAsia="Times New Roman" w:hAnsi="Aptos" w:cs="Arial"/>
+                <w:rFonts w:ascii="Times New Roman" w:eastAsia="Times New Roman" w:hAnsi="Times New Roman" w:cs="Times New Roman"/>
                 <w:color w:val="000000"/>
                 <w:kern w:val="24"/>
                 <w:sz w:val="24"/>
@@ -12786,7 +12427,7 @@
             <w:pPr>
               <w:spacing w:after="0" w:line="240" w:lineRule="auto"/>
               <w:rPr>
-                <w:rFonts w:ascii="Arial" w:eastAsia="Times New Roman" w:hAnsi="Arial" w:cs="Arial"/>
+                <w:rFonts w:ascii="Times New Roman" w:eastAsia="Times New Roman" w:hAnsi="Times New Roman" w:cs="Times New Roman"/>
                 <w:sz w:val="24"/>
                 <w:szCs w:val="24"/>
                 <w:lang w:val="en-US" w:eastAsia="ko-KR"/>
@@ -12794,7 +12435,7 @@
             </w:pPr>
             <w:r>
               <w:rPr>
-                <w:rFonts w:ascii="Aptos" w:eastAsia="Times New Roman" w:hAnsi="Aptos" w:cs="Arial"/>
+                <w:rFonts w:ascii="Times New Roman" w:eastAsia="Times New Roman" w:hAnsi="Times New Roman" w:cs="Times New Roman"/>
                 <w:color w:val="000000"/>
                 <w:kern w:val="24"/>
                 <w:sz w:val="24"/>
@@ -12832,7 +12473,7 @@
             <w:pPr>
               <w:spacing w:after="0" w:line="240" w:lineRule="auto"/>
               <w:rPr>
-                <w:rFonts w:ascii="Arial" w:eastAsia="Times New Roman" w:hAnsi="Arial" w:cs="Arial"/>
+                <w:rFonts w:ascii="Times New Roman" w:eastAsia="Times New Roman" w:hAnsi="Times New Roman" w:cs="Times New Roman"/>
                 <w:sz w:val="24"/>
                 <w:szCs w:val="24"/>
                 <w:lang w:val="en-US" w:eastAsia="ko-KR"/>
@@ -12840,7 +12481,7 @@
             </w:pPr>
             <w:r>
               <w:rPr>
-                <w:rFonts w:ascii="Aptos" w:eastAsia="Times New Roman" w:hAnsi="Aptos" w:cs="Arial"/>
+                <w:rFonts w:ascii="Times New Roman" w:eastAsia="Times New Roman" w:hAnsi="Times New Roman" w:cs="Times New Roman"/>
                 <w:color w:val="000000"/>
                 <w:kern w:val="24"/>
                 <w:sz w:val="24"/>
@@ -12873,7 +12514,7 @@
             <w:pPr>
               <w:spacing w:after="0" w:line="240" w:lineRule="auto"/>
               <w:rPr>
-                <w:rFonts w:ascii="Arial" w:eastAsia="Times New Roman" w:hAnsi="Arial" w:cs="Arial"/>
+                <w:rFonts w:ascii="Times New Roman" w:eastAsia="Times New Roman" w:hAnsi="Times New Roman" w:cs="Times New Roman"/>
                 <w:sz w:val="24"/>
                 <w:szCs w:val="24"/>
                 <w:lang w:val="en-US" w:eastAsia="ko-KR"/>
@@ -12881,7 +12522,7 @@
             </w:pPr>
             <w:r>
               <w:rPr>
-                <w:rFonts w:ascii="Aptos" w:eastAsia="Times New Roman" w:hAnsi="Aptos" w:cs="Arial"/>
+                <w:rFonts w:ascii="Times New Roman" w:eastAsia="Times New Roman" w:hAnsi="Times New Roman" w:cs="Times New Roman"/>
                 <w:color w:val="000000"/>
                 <w:kern w:val="24"/>
                 <w:sz w:val="24"/>
@@ -12892,28 +12533,15 @@
             </w:r>
             <w:r>
               <w:rPr>
-                <w:rFonts w:ascii="Aptos" w:eastAsia="Times New Roman" w:hAnsi="Aptos" w:cs="Arial"/>
+                <w:rFonts w:ascii="Times New Roman" w:eastAsia="Times New Roman" w:hAnsi="Times New Roman" w:cs="Times New Roman"/>
                 <w:color w:val="000000"/>
                 <w:kern w:val="24"/>
                 <w:sz w:val="24"/>
                 <w:szCs w:val="24"/>
                 <w:lang w:val="en-US" w:eastAsia="ko-KR"/>
               </w:rPr>
-              <w:t xml:space="preserve">+ neg </w:t>
+              <w:t>+ neg corr</w:t>
             </w:r>
-            <w:proofErr w:type="spellStart"/>
-            <w:r>
-              <w:rPr>
-                <w:rFonts w:ascii="Aptos" w:eastAsia="Times New Roman" w:hAnsi="Aptos" w:cs="Arial"/>
-                <w:color w:val="000000"/>
-                <w:kern w:val="24"/>
-                <w:sz w:val="24"/>
-                <w:szCs w:val="24"/>
-                <w:lang w:val="en-US" w:eastAsia="ko-KR"/>
-              </w:rPr>
-              <w:t>corr</w:t>
-            </w:r>
-            <w:proofErr w:type="spellEnd"/>
           </w:p>
         </w:tc>
         <w:tc>
@@ -12938,35 +12566,22 @@
             <w:pPr>
               <w:spacing w:after="0" w:line="240" w:lineRule="auto"/>
               <w:rPr>
-                <w:rFonts w:ascii="Arial" w:eastAsia="Times New Roman" w:hAnsi="Arial" w:cs="Arial"/>
+                <w:rFonts w:ascii="Times New Roman" w:eastAsia="Times New Roman" w:hAnsi="Times New Roman" w:cs="Times New Roman"/>
                 <w:sz w:val="24"/>
                 <w:szCs w:val="24"/>
                 <w:lang w:val="en-US" w:eastAsia="ko-KR"/>
               </w:rPr>
             </w:pPr>
-            <w:proofErr w:type="gramStart"/>
             <w:r>
               <w:rPr>
-                <w:rFonts w:ascii="Aptos" w:eastAsia="Times New Roman" w:hAnsi="Aptos" w:cs="Arial"/>
+                <w:rFonts w:ascii="Times New Roman" w:eastAsia="Times New Roman" w:hAnsi="Times New Roman" w:cs="Times New Roman"/>
                 <w:color w:val="000000"/>
                 <w:kern w:val="24"/>
                 <w:sz w:val="24"/>
                 <w:szCs w:val="24"/>
                 <w:lang w:val="en-US" w:eastAsia="ko-KR"/>
               </w:rPr>
-              <w:t>32 ,</w:t>
-            </w:r>
-            <w:proofErr w:type="gramEnd"/>
-            <w:r>
-              <w:rPr>
-                <w:rFonts w:ascii="Aptos" w:eastAsia="Times New Roman" w:hAnsi="Aptos" w:cs="Arial"/>
-                <w:color w:val="000000"/>
-                <w:kern w:val="24"/>
-                <w:sz w:val="24"/>
-                <w:szCs w:val="24"/>
-                <w:lang w:val="en-US" w:eastAsia="ko-KR"/>
-              </w:rPr>
-              <w:t xml:space="preserve"> 6 </w:t>
+              <w:t xml:space="preserve">32 , 6 </w:t>
             </w:r>
           </w:p>
         </w:tc>
@@ -12992,7 +12607,7 @@
             <w:pPr>
               <w:spacing w:after="0" w:line="240" w:lineRule="auto"/>
               <w:rPr>
-                <w:rFonts w:ascii="Arial" w:eastAsia="Times New Roman" w:hAnsi="Arial" w:cs="Arial"/>
+                <w:rFonts w:ascii="Times New Roman" w:eastAsia="Times New Roman" w:hAnsi="Times New Roman" w:cs="Times New Roman"/>
                 <w:sz w:val="24"/>
                 <w:szCs w:val="24"/>
                 <w:lang w:val="en-US" w:eastAsia="ko-KR"/>
@@ -13000,7 +12615,7 @@
             </w:pPr>
             <w:r>
               <w:rPr>
-                <w:rFonts w:ascii="Aptos" w:eastAsia="Times New Roman" w:hAnsi="Aptos" w:cs="Arial"/>
+                <w:rFonts w:ascii="Times New Roman" w:eastAsia="Times New Roman" w:hAnsi="Times New Roman" w:cs="Times New Roman"/>
                 <w:color w:val="000000"/>
                 <w:kern w:val="24"/>
                 <w:sz w:val="24"/>
@@ -13033,7 +12648,7 @@
             <w:pPr>
               <w:spacing w:after="0" w:line="240" w:lineRule="auto"/>
               <w:rPr>
-                <w:rFonts w:ascii="Arial" w:eastAsia="Times New Roman" w:hAnsi="Arial" w:cs="Arial"/>
+                <w:rFonts w:ascii="Times New Roman" w:eastAsia="Times New Roman" w:hAnsi="Times New Roman" w:cs="Times New Roman"/>
                 <w:sz w:val="24"/>
                 <w:szCs w:val="24"/>
                 <w:lang w:val="en-US" w:eastAsia="ko-KR"/>
@@ -13041,7 +12656,7 @@
             </w:pPr>
             <w:r>
               <w:rPr>
-                <w:rFonts w:ascii="Arial" w:eastAsia="Times New Roman" w:hAnsi="Arial" w:cs="Arial"/>
+                <w:rFonts w:ascii="Times New Roman" w:eastAsia="Times New Roman" w:hAnsi="Times New Roman" w:cs="Times New Roman"/>
                 <w:sz w:val="24"/>
                 <w:szCs w:val="24"/>
                 <w:lang w:val="en-US" w:eastAsia="ko-KR"/>
@@ -13072,7 +12687,7 @@
             <w:pPr>
               <w:spacing w:after="0" w:line="240" w:lineRule="auto"/>
               <w:rPr>
-                <w:rFonts w:ascii="Arial" w:eastAsia="Times New Roman" w:hAnsi="Arial" w:cs="Arial"/>
+                <w:rFonts w:ascii="Times New Roman" w:eastAsia="Times New Roman" w:hAnsi="Times New Roman" w:cs="Times New Roman"/>
                 <w:sz w:val="24"/>
                 <w:szCs w:val="24"/>
                 <w:lang w:val="en-US" w:eastAsia="ko-KR"/>
@@ -13080,7 +12695,7 @@
             </w:pPr>
             <w:r>
               <w:rPr>
-                <w:rFonts w:ascii="Aptos" w:eastAsia="Times New Roman" w:hAnsi="Aptos" w:cs="Arial"/>
+                <w:rFonts w:ascii="Times New Roman" w:eastAsia="Times New Roman" w:hAnsi="Times New Roman" w:cs="Times New Roman"/>
                 <w:color w:val="000000"/>
                 <w:kern w:val="24"/>
                 <w:sz w:val="24"/>
@@ -13113,7 +12728,7 @@
             <w:pPr>
               <w:spacing w:after="0" w:line="240" w:lineRule="auto"/>
               <w:rPr>
-                <w:rFonts w:ascii="Arial" w:eastAsia="Times New Roman" w:hAnsi="Arial" w:cs="Arial"/>
+                <w:rFonts w:ascii="Times New Roman" w:eastAsia="Times New Roman" w:hAnsi="Times New Roman" w:cs="Times New Roman"/>
                 <w:sz w:val="24"/>
                 <w:szCs w:val="24"/>
                 <w:lang w:val="en-US" w:eastAsia="ko-KR"/>
@@ -13121,7 +12736,7 @@
             </w:pPr>
             <w:r>
               <w:rPr>
-                <w:rFonts w:ascii="Arial" w:eastAsia="Times New Roman" w:hAnsi="Arial" w:cs="Arial"/>
+                <w:rFonts w:ascii="Times New Roman" w:eastAsia="Times New Roman" w:hAnsi="Times New Roman" w:cs="Times New Roman"/>
                 <w:sz w:val="24"/>
                 <w:szCs w:val="24"/>
                 <w:lang w:val="en-US" w:eastAsia="ko-KR"/>
@@ -13152,7 +12767,7 @@
             <w:pPr>
               <w:spacing w:after="0" w:line="240" w:lineRule="auto"/>
               <w:rPr>
-                <w:rFonts w:ascii="Arial" w:eastAsia="Times New Roman" w:hAnsi="Arial" w:cs="Arial"/>
+                <w:rFonts w:ascii="Times New Roman" w:eastAsia="Times New Roman" w:hAnsi="Times New Roman" w:cs="Times New Roman"/>
                 <w:sz w:val="24"/>
                 <w:szCs w:val="24"/>
                 <w:lang w:val="en-US" w:eastAsia="ko-KR"/>
@@ -13160,7 +12775,7 @@
             </w:pPr>
             <w:r>
               <w:rPr>
-                <w:rFonts w:ascii="Aptos" w:eastAsia="Times New Roman" w:hAnsi="Aptos" w:cs="Arial"/>
+                <w:rFonts w:ascii="Times New Roman" w:eastAsia="Times New Roman" w:hAnsi="Times New Roman" w:cs="Times New Roman"/>
                 <w:color w:val="000000"/>
                 <w:kern w:val="24"/>
                 <w:sz w:val="24"/>
@@ -13198,7 +12813,7 @@
             <w:pPr>
               <w:spacing w:after="0" w:line="240" w:lineRule="auto"/>
               <w:rPr>
-                <w:rFonts w:ascii="Arial" w:eastAsia="Times New Roman" w:hAnsi="Arial" w:cs="Arial"/>
+                <w:rFonts w:ascii="Times New Roman" w:eastAsia="Times New Roman" w:hAnsi="Times New Roman" w:cs="Times New Roman"/>
                 <w:sz w:val="24"/>
                 <w:szCs w:val="24"/>
                 <w:lang w:val="en-US" w:eastAsia="ko-KR"/>
@@ -13206,7 +12821,7 @@
             </w:pPr>
             <w:r>
               <w:rPr>
-                <w:rFonts w:ascii="Aptos" w:eastAsia="Times New Roman" w:hAnsi="Aptos" w:cs="Arial"/>
+                <w:rFonts w:ascii="Times New Roman" w:eastAsia="Times New Roman" w:hAnsi="Times New Roman" w:cs="Times New Roman"/>
                 <w:color w:val="000000"/>
                 <w:kern w:val="24"/>
                 <w:sz w:val="24"/>
@@ -13239,7 +12854,7 @@
             <w:pPr>
               <w:spacing w:after="0" w:line="240" w:lineRule="auto"/>
               <w:rPr>
-                <w:rFonts w:ascii="Arial" w:eastAsia="Times New Roman" w:hAnsi="Arial" w:cs="Arial"/>
+                <w:rFonts w:ascii="Times New Roman" w:eastAsia="Times New Roman" w:hAnsi="Times New Roman" w:cs="Times New Roman"/>
                 <w:sz w:val="24"/>
                 <w:szCs w:val="24"/>
                 <w:lang w:val="en-US" w:eastAsia="ko-KR"/>
@@ -13247,7 +12862,7 @@
             </w:pPr>
             <w:r>
               <w:rPr>
-                <w:rFonts w:ascii="Aptos" w:eastAsia="Times New Roman" w:hAnsi="Aptos" w:cs="Arial"/>
+                <w:rFonts w:ascii="Times New Roman" w:eastAsia="Times New Roman" w:hAnsi="Times New Roman" w:cs="Times New Roman"/>
                 <w:color w:val="000000"/>
                 <w:kern w:val="24"/>
                 <w:sz w:val="24"/>
@@ -13280,7 +12895,7 @@
             <w:pPr>
               <w:spacing w:after="0" w:line="240" w:lineRule="auto"/>
               <w:rPr>
-                <w:rFonts w:ascii="Arial" w:eastAsia="Times New Roman" w:hAnsi="Arial" w:cs="Arial"/>
+                <w:rFonts w:ascii="Times New Roman" w:eastAsia="Times New Roman" w:hAnsi="Times New Roman" w:cs="Times New Roman"/>
                 <w:sz w:val="24"/>
                 <w:szCs w:val="24"/>
                 <w:lang w:val="en-US" w:eastAsia="ko-KR"/>
@@ -13288,7 +12903,7 @@
             </w:pPr>
             <w:r>
               <w:rPr>
-                <w:rFonts w:ascii="Aptos" w:eastAsia="Times New Roman" w:hAnsi="Aptos" w:cs="Arial"/>
+                <w:rFonts w:ascii="Times New Roman" w:eastAsia="Times New Roman" w:hAnsi="Times New Roman" w:cs="Times New Roman"/>
                 <w:color w:val="000000"/>
                 <w:kern w:val="24"/>
                 <w:sz w:val="24"/>
@@ -13321,7 +12936,7 @@
             <w:pPr>
               <w:spacing w:after="0" w:line="240" w:lineRule="auto"/>
               <w:rPr>
-                <w:rFonts w:ascii="Arial" w:eastAsia="Times New Roman" w:hAnsi="Arial" w:cs="Arial"/>
+                <w:rFonts w:ascii="Times New Roman" w:eastAsia="Times New Roman" w:hAnsi="Times New Roman" w:cs="Times New Roman"/>
                 <w:sz w:val="24"/>
                 <w:szCs w:val="24"/>
                 <w:lang w:val="en-US" w:eastAsia="ko-KR"/>
@@ -13329,7 +12944,7 @@
             </w:pPr>
             <w:r>
               <w:rPr>
-                <w:rFonts w:ascii="Aptos" w:eastAsia="Times New Roman" w:hAnsi="Aptos" w:cs="Arial"/>
+                <w:rFonts w:ascii="Times New Roman" w:eastAsia="Times New Roman" w:hAnsi="Times New Roman" w:cs="Times New Roman"/>
                 <w:color w:val="000000"/>
                 <w:kern w:val="24"/>
                 <w:sz w:val="24"/>
@@ -13362,7 +12977,7 @@
             <w:pPr>
               <w:spacing w:after="0" w:line="240" w:lineRule="auto"/>
               <w:rPr>
-                <w:rFonts w:ascii="Arial" w:eastAsia="Times New Roman" w:hAnsi="Arial" w:cs="Arial"/>
+                <w:rFonts w:ascii="Times New Roman" w:eastAsia="Times New Roman" w:hAnsi="Times New Roman" w:cs="Times New Roman"/>
                 <w:sz w:val="24"/>
                 <w:szCs w:val="24"/>
                 <w:lang w:val="en-US" w:eastAsia="ko-KR"/>
@@ -13370,7 +12985,7 @@
             </w:pPr>
             <w:r>
               <w:rPr>
-                <w:rFonts w:ascii="Aptos" w:eastAsia="Times New Roman" w:hAnsi="Aptos" w:cs="Arial"/>
+                <w:rFonts w:ascii="Times New Roman" w:eastAsia="Times New Roman" w:hAnsi="Times New Roman" w:cs="Times New Roman"/>
                 <w:color w:val="000000"/>
                 <w:kern w:val="24"/>
                 <w:sz w:val="24"/>
@@ -13403,7 +13018,7 @@
             <w:pPr>
               <w:spacing w:after="0" w:line="240" w:lineRule="auto"/>
               <w:rPr>
-                <w:rFonts w:ascii="Arial" w:eastAsia="Times New Roman" w:hAnsi="Arial" w:cs="Arial"/>
+                <w:rFonts w:ascii="Times New Roman" w:eastAsia="Times New Roman" w:hAnsi="Times New Roman" w:cs="Times New Roman"/>
                 <w:sz w:val="24"/>
                 <w:szCs w:val="24"/>
                 <w:lang w:val="en-US" w:eastAsia="ko-KR"/>
@@ -13411,7 +13026,7 @@
             </w:pPr>
             <w:r>
               <w:rPr>
-                <w:rFonts w:ascii="Aptos" w:eastAsia="Times New Roman" w:hAnsi="Aptos" w:cs="Arial"/>
+                <w:rFonts w:ascii="Times New Roman" w:eastAsia="Times New Roman" w:hAnsi="Times New Roman" w:cs="Times New Roman"/>
                 <w:color w:val="000000"/>
                 <w:kern w:val="24"/>
                 <w:sz w:val="24"/>
@@ -13444,7 +13059,7 @@
             <w:pPr>
               <w:spacing w:after="0" w:line="240" w:lineRule="auto"/>
               <w:rPr>
-                <w:rFonts w:ascii="Arial" w:eastAsia="Times New Roman" w:hAnsi="Arial" w:cs="Arial"/>
+                <w:rFonts w:ascii="Times New Roman" w:eastAsia="Times New Roman" w:hAnsi="Times New Roman" w:cs="Times New Roman"/>
                 <w:sz w:val="24"/>
                 <w:szCs w:val="24"/>
                 <w:lang w:val="en-US" w:eastAsia="ko-KR"/>
@@ -13452,7 +13067,7 @@
             </w:pPr>
             <w:r>
               <w:rPr>
-                <w:rFonts w:ascii="Aptos" w:eastAsia="Times New Roman" w:hAnsi="Aptos" w:cs="Arial"/>
+                <w:rFonts w:ascii="Times New Roman" w:eastAsia="Times New Roman" w:hAnsi="Times New Roman" w:cs="Times New Roman"/>
                 <w:color w:val="000000"/>
                 <w:kern w:val="24"/>
                 <w:sz w:val="24"/>
@@ -13485,7 +13100,7 @@
             <w:pPr>
               <w:spacing w:after="0" w:line="240" w:lineRule="auto"/>
               <w:rPr>
-                <w:rFonts w:ascii="Arial" w:eastAsia="Times New Roman" w:hAnsi="Arial" w:cs="Arial"/>
+                <w:rFonts w:ascii="Times New Roman" w:eastAsia="Times New Roman" w:hAnsi="Times New Roman" w:cs="Times New Roman"/>
                 <w:sz w:val="24"/>
                 <w:szCs w:val="24"/>
                 <w:lang w:val="en-US" w:eastAsia="ko-KR"/>
@@ -13493,7 +13108,7 @@
             </w:pPr>
             <w:r>
               <w:rPr>
-                <w:rFonts w:ascii="Aptos" w:eastAsia="Times New Roman" w:hAnsi="Aptos" w:cs="Arial"/>
+                <w:rFonts w:ascii="Times New Roman" w:eastAsia="Times New Roman" w:hAnsi="Times New Roman" w:cs="Times New Roman"/>
                 <w:color w:val="000000"/>
                 <w:kern w:val="24"/>
                 <w:sz w:val="24"/>
@@ -13523,6 +13138,7 @@
           <w:sz w:val="24"/>
           <w:szCs w:val="24"/>
         </w:rPr>
+        <w:lastRenderedPageBreak/>
         <w:t>Table 3. Scenario modeling the pitfalls of various concordance metrics using the simple example. We see the effect of applying the JSD as a penalty, and the downsides of using the Pearson and JSD alone in uniform cases.</w:t>
       </w:r>
     </w:p>
@@ -13739,7 +13355,7 @@
         <w:rPr>
           <w:noProof/>
         </w:rPr>
-        <w:t>Figure 4. A comparison of the matrix of PIC metric vs that of the PIC – JSD hybrid matrix.</w:t>
+        <w:t>Figure 4. A comparison of the matrix of PIC metric vs that of the PIC – JSD.</w:t>
       </w:r>
     </w:p>
     <w:p>
@@ -14029,6 +13645,13 @@
         </w:rPr>
         <w:t xml:space="preserve">. </w:t>
       </w:r>
+      <w:r>
+        <w:rPr>
+          <w:sz w:val="24"/>
+          <w:szCs w:val="24"/>
+        </w:rPr>
+        <w:t>Mapped back to the sequence logo, the matrices above visualize this direct repeat relationship:</w:t>
+      </w:r>
     </w:p>
     <w:p>
       <w:pPr>
@@ -14042,6 +13665,104 @@
     <w:p>
       <w:pPr>
         <w:pStyle w:val="p1"/>
+        <w:jc w:val="center"/>
+        <w:rPr>
+          <w:sz w:val="24"/>
+          <w:szCs w:val="24"/>
+        </w:rPr>
+      </w:pPr>
+      <w:r>
+        <w:rPr>
+          <w:sz w:val="24"/>
+          <w:szCs w:val="24"/>
+        </w:rPr>
+        <w:drawing>
+          <wp:inline distT="0" distB="0" distL="0" distR="0" wp14:anchorId="71B13B6D" wp14:editId="7B71102E">
+            <wp:extent cx="2603715" cy="1369828"/>
+            <wp:effectExtent l="0" t="0" r="0" b="1905"/>
+            <wp:docPr id="812542860" name="Picture 1" descr="A diagram of numbers and letters&#10;&#10;AI-generated content may be incorrect."/>
+            <wp:cNvGraphicFramePr>
+              <a:graphicFrameLocks xmlns:a="http://schemas.openxmlformats.org/drawingml/2006/main" noChangeAspect="1"/>
+            </wp:cNvGraphicFramePr>
+            <a:graphic xmlns:a="http://schemas.openxmlformats.org/drawingml/2006/main">
+              <a:graphicData uri="http://schemas.openxmlformats.org/drawingml/2006/picture">
+                <pic:pic xmlns:pic="http://schemas.openxmlformats.org/drawingml/2006/picture">
+                  <pic:nvPicPr>
+                    <pic:cNvPr id="812542860" name="Picture 1" descr="A diagram of numbers and letters&#10;&#10;AI-generated content may be incorrect."/>
+                    <pic:cNvPicPr/>
+                  </pic:nvPicPr>
+                  <pic:blipFill>
+                    <a:blip r:embed="rId17"/>
+                    <a:stretch>
+                      <a:fillRect/>
+                    </a:stretch>
+                  </pic:blipFill>
+                  <pic:spPr>
+                    <a:xfrm>
+                      <a:off x="0" y="0"/>
+                      <a:ext cx="2618468" cy="1377590"/>
+                    </a:xfrm>
+                    <a:prstGeom prst="rect">
+                      <a:avLst/>
+                    </a:prstGeom>
+                  </pic:spPr>
+                </pic:pic>
+              </a:graphicData>
+            </a:graphic>
+          </wp:inline>
+        </w:drawing>
+      </w:r>
+    </w:p>
+    <w:p>
+      <w:pPr>
+        <w:pStyle w:val="p1"/>
+        <w:rPr>
+          <w:i/>
+          <w:iCs/>
+          <w:sz w:val="24"/>
+          <w:szCs w:val="24"/>
+        </w:rPr>
+      </w:pPr>
+      <w:r>
+        <w:rPr>
+          <w:i/>
+          <w:iCs/>
+          <w:sz w:val="24"/>
+          <w:szCs w:val="24"/>
+        </w:rPr>
+        <w:t>Figure 5. A sequence logo visualization of the direct repeat pattern suggested by our</w:t>
+      </w:r>
+      <w:r>
+        <w:rPr>
+          <w:i/>
+          <w:iCs/>
+          <w:sz w:val="24"/>
+          <w:szCs w:val="24"/>
+        </w:rPr>
+        <w:t xml:space="preserve"> plotted</w:t>
+      </w:r>
+      <w:r>
+        <w:rPr>
+          <w:i/>
+          <w:iCs/>
+          <w:sz w:val="24"/>
+          <w:szCs w:val="24"/>
+        </w:rPr>
+        <w:t xml:space="preserve"> metric. </w:t>
+      </w:r>
+    </w:p>
+    <w:p>
+      <w:pPr>
+        <w:pStyle w:val="p1"/>
+        <w:rPr>
+          <w:sz w:val="24"/>
+          <w:szCs w:val="24"/>
+        </w:rPr>
+      </w:pPr>
+    </w:p>
+    <w:p>
+      <w:pPr>
+        <w:pStyle w:val="p1"/>
         <w:rPr>
           <w:sz w:val="24"/>
           <w:szCs w:val="24"/>
@@ -14101,7 +13822,15 @@
           <w:sz w:val="24"/>
           <w:szCs w:val="24"/>
         </w:rPr>
-        <w:t>visually obvious, the sequence logo shows some ambiguity in the G-C probability at the 0</w:t>
+        <w:t xml:space="preserve">visually </w:t>
+      </w:r>
+      <w:r>
+        <w:rPr>
+          <w:sz w:val="24"/>
+          <w:szCs w:val="24"/>
+        </w:rPr>
+        <w:lastRenderedPageBreak/>
+        <w:t>obvious, the sequence logo shows some ambiguity in the G-C probability at the 0</w:t>
       </w:r>
       <w:r>
         <w:rPr>
@@ -14496,15 +14225,7 @@
           <w:sz w:val="24"/>
           <w:szCs w:val="24"/>
         </w:rPr>
-        <w:t xml:space="preserve">, the DRIPPY pipeline can set a range of thresholds based on the PIC of the PWM and </w:t>
-      </w:r>
-      <w:r>
-        <w:rPr>
-          <w:sz w:val="24"/>
-          <w:szCs w:val="24"/>
-        </w:rPr>
-        <w:lastRenderedPageBreak/>
-        <w:t>adaptively iterate through them. Below</w:t>
+        <w:t>, the DRIPPY pipeline can set a range of thresholds based on the PIC of the PWM and adaptively iterate through them. Below</w:t>
       </w:r>
       <w:r>
         <w:rPr>
@@ -14551,7 +14272,7 @@
                     <pic:cNvPicPr/>
                   </pic:nvPicPr>
                   <pic:blipFill>
-                    <a:blip r:embed="rId17"/>
+                    <a:blip r:embed="rId18"/>
                     <a:stretch>
                       <a:fillRect/>
                     </a:stretch>
@@ -14590,338 +14311,17 @@
           <w:sz w:val="24"/>
           <w:szCs w:val="24"/>
         </w:rPr>
-        <w:t>Figure 5. Histogram distribution of the PIC-JSD metrics (lower left triangle of the matrix only, as it is mirrored across the main axis).</w:t>
-      </w:r>
-    </w:p>
-    <w:p>
-      <w:pPr>
-        <w:pStyle w:val="p1"/>
-        <w:rPr>
-          <w:sz w:val="24"/>
-          <w:szCs w:val="24"/>
-        </w:rPr>
-      </w:pPr>
-    </w:p>
-    <w:p>
-      <w:pPr>
-        <w:pStyle w:val="p1"/>
-        <w:rPr>
-          <w:sz w:val="24"/>
-          <w:szCs w:val="24"/>
-        </w:rPr>
-      </w:pPr>
-      <w:r>
-        <w:rPr>
-          <w:sz w:val="24"/>
-          <w:szCs w:val="24"/>
-        </w:rPr>
-        <w:t xml:space="preserve">Here, </w:t>
-      </w:r>
-      <w:r>
-        <w:rPr>
-          <w:sz w:val="24"/>
-          <w:szCs w:val="24"/>
-        </w:rPr>
-        <w:t>a fixed 90</w:t>
-      </w:r>
-      <w:r>
-        <w:rPr>
-          <w:sz w:val="24"/>
-          <w:szCs w:val="24"/>
-          <w:vertAlign w:val="superscript"/>
-        </w:rPr>
-        <w:t>th</w:t>
-      </w:r>
-      <w:r>
-        <w:rPr>
-          <w:sz w:val="24"/>
-          <w:szCs w:val="24"/>
-        </w:rPr>
-        <w:t xml:space="preserve"> percentile was used to determine the cutoff for inclusion in the search for diagonal runs. </w:t>
-      </w:r>
-      <w:r>
-        <w:rPr>
-          <w:sz w:val="24"/>
-          <w:szCs w:val="24"/>
-        </w:rPr>
-        <w:t xml:space="preserve">This means that users set the search threshold based on </w:t>
-      </w:r>
-      <w:r>
-        <w:rPr>
-          <w:sz w:val="24"/>
-          <w:szCs w:val="24"/>
-        </w:rPr>
-        <w:t xml:space="preserve">statistical </w:t>
-      </w:r>
-      <w:r>
-        <w:rPr>
-          <w:sz w:val="24"/>
-          <w:szCs w:val="24"/>
-        </w:rPr>
-        <w:t xml:space="preserve">rigor rather than an arbitrary length. </w:t>
-      </w:r>
-      <w:r>
-        <w:rPr>
-          <w:sz w:val="24"/>
-          <w:szCs w:val="24"/>
-        </w:rPr>
-        <w:t xml:space="preserve">Notably, for the cutoff, we use the PIC, and not the hybrid </w:t>
-      </w:r>
-      <w:r>
-        <w:rPr>
-          <w:sz w:val="24"/>
-          <w:szCs w:val="24"/>
-        </w:rPr>
-        <w:t xml:space="preserve">PIC-JSD </w:t>
-      </w:r>
-      <w:r>
-        <w:rPr>
-          <w:sz w:val="24"/>
-          <w:szCs w:val="24"/>
-        </w:rPr>
-        <w:t>metric, because the purpose of the cutoff is to first ascertain the candidate pool</w:t>
-      </w:r>
-      <w:r>
-        <w:rPr>
-          <w:sz w:val="24"/>
-          <w:szCs w:val="24"/>
-        </w:rPr>
-        <w:t xml:space="preserve"> and </w:t>
-      </w:r>
-      <w:r>
-        <w:rPr>
-          <w:sz w:val="24"/>
-          <w:szCs w:val="24"/>
-        </w:rPr>
-        <w:t>answer</w:t>
-      </w:r>
-      <w:r>
-        <w:rPr>
-          <w:sz w:val="24"/>
-          <w:szCs w:val="24"/>
-        </w:rPr>
-        <w:t xml:space="preserve"> </w:t>
-      </w:r>
-      <w:r>
-        <w:rPr>
-          <w:sz w:val="24"/>
-          <w:szCs w:val="24"/>
-        </w:rPr>
-        <w:t xml:space="preserve">the question of whether an index pair has enough biological signal to matter, after which the diagonal search </w:t>
-      </w:r>
-      <w:r>
-        <w:rPr>
-          <w:sz w:val="24"/>
-          <w:szCs w:val="24"/>
-        </w:rPr>
-        <w:t xml:space="preserve">operates </w:t>
-      </w:r>
-      <w:r>
-        <w:rPr>
-          <w:sz w:val="24"/>
-          <w:szCs w:val="24"/>
-        </w:rPr>
-        <w:t xml:space="preserve">by evaluating </w:t>
-      </w:r>
-      <w:r>
-        <w:rPr>
-          <w:sz w:val="24"/>
-          <w:szCs w:val="24"/>
-        </w:rPr>
-        <w:t>the hybrid penalized metric.</w:t>
-      </w:r>
-      <w:r>
-        <w:rPr>
-          <w:sz w:val="24"/>
-          <w:szCs w:val="24"/>
-        </w:rPr>
-        <w:t xml:space="preserve"> </w:t>
-      </w:r>
-    </w:p>
-    <w:p>
-      <w:pPr>
-        <w:pStyle w:val="p1"/>
-        <w:rPr>
-          <w:sz w:val="24"/>
-          <w:szCs w:val="24"/>
-        </w:rPr>
-      </w:pPr>
-    </w:p>
-    <w:p>
-      <w:pPr>
-        <w:pStyle w:val="p1"/>
-        <w:rPr>
-          <w:sz w:val="24"/>
-          <w:szCs w:val="24"/>
-        </w:rPr>
-      </w:pPr>
-      <w:r>
-        <w:rPr>
-          <w:sz w:val="24"/>
-          <w:szCs w:val="24"/>
-        </w:rPr>
-        <w:t>Users can also set an acceptable range of percentile cutoffs. In this case, the algorithm decrements the percentile until it finds candidates of the default minimum length of two base pairs. In this way, the thresholding process is more adaptive</w:t>
-      </w:r>
-      <w:r>
-        <w:rPr>
-          <w:sz w:val="24"/>
-          <w:szCs w:val="24"/>
-        </w:rPr>
-        <w:t xml:space="preserve">. </w:t>
-      </w:r>
-    </w:p>
-    <w:p>
-      <w:pPr>
-        <w:pStyle w:val="p1"/>
-        <w:rPr>
-          <w:sz w:val="24"/>
-          <w:szCs w:val="24"/>
-        </w:rPr>
-      </w:pPr>
-    </w:p>
-    <w:p>
-      <w:pPr>
-        <w:pStyle w:val="p1"/>
-        <w:rPr>
-          <w:sz w:val="24"/>
-          <w:szCs w:val="24"/>
-        </w:rPr>
-      </w:pPr>
-      <w:r>
-        <w:rPr>
-          <w:sz w:val="24"/>
-          <w:szCs w:val="24"/>
-        </w:rPr>
-        <w:t xml:space="preserve">After a threshold is set, the </w:t>
-      </w:r>
-      <w:r>
-        <w:rPr>
-          <w:sz w:val="24"/>
-          <w:szCs w:val="24"/>
-        </w:rPr>
-        <w:t xml:space="preserve">search functions in a greedy manner, traversing the lower left triangle of the metrics matrix. Once it encounters a value that meets or exceeds the threshold, it </w:t>
-      </w:r>
-      <w:r>
-        <w:rPr>
-          <w:sz w:val="24"/>
-          <w:szCs w:val="24"/>
-        </w:rPr>
-        <w:t>proceeds to the next diagonal value in the matrix to grow a diagonal candidate, ceasing if the next value fails the threshold. This surfaces multiple candidates</w:t>
-      </w:r>
-      <w:r>
-        <w:rPr>
-          <w:sz w:val="24"/>
-          <w:szCs w:val="24"/>
-        </w:rPr>
-        <w:t xml:space="preserve">, each with their own score, which is simply the sum of the metrics of their constituents. </w:t>
-      </w:r>
-      <w:r>
-        <w:rPr>
-          <w:sz w:val="24"/>
-          <w:szCs w:val="24"/>
-        </w:rPr>
-        <w:t xml:space="preserve">In the simple example, the only detected candidate would have a score of </w:t>
-      </w:r>
-      <w:r>
-        <w:rPr>
-          <w:sz w:val="24"/>
-          <w:szCs w:val="24"/>
-          <w:lang w:val="es-ES"/>
-        </w:rPr>
-        <w:t>1.72</w:t>
-      </w:r>
-      <w:r>
-        <w:rPr>
-          <w:sz w:val="24"/>
-          <w:szCs w:val="24"/>
-          <w:lang w:val="es-ES"/>
-        </w:rPr>
-        <w:t xml:space="preserve"> </w:t>
-      </w:r>
-      <w:r>
-        <w:rPr>
-          <w:sz w:val="24"/>
-          <w:szCs w:val="24"/>
-          <w:lang w:val="es-ES"/>
-        </w:rPr>
-        <w:t>+</w:t>
-      </w:r>
-      <w:r>
-        <w:rPr>
-          <w:sz w:val="24"/>
-          <w:szCs w:val="24"/>
-          <w:lang w:val="es-ES"/>
-        </w:rPr>
-        <w:t xml:space="preserve"> </w:t>
-      </w:r>
-      <w:r>
-        <w:rPr>
-          <w:sz w:val="24"/>
-          <w:szCs w:val="24"/>
-          <w:lang w:val="es-ES"/>
-        </w:rPr>
-        <w:t>1.85</w:t>
-      </w:r>
-      <w:r>
-        <w:rPr>
-          <w:sz w:val="24"/>
-          <w:szCs w:val="24"/>
-          <w:lang w:val="es-ES"/>
-        </w:rPr>
-        <w:t xml:space="preserve"> </w:t>
-      </w:r>
-      <w:r>
-        <w:rPr>
-          <w:sz w:val="24"/>
-          <w:szCs w:val="24"/>
-          <w:lang w:val="es-ES"/>
-        </w:rPr>
-        <w:t>+</w:t>
-      </w:r>
-      <w:r>
-        <w:rPr>
-          <w:sz w:val="24"/>
-          <w:szCs w:val="24"/>
-          <w:lang w:val="es-ES"/>
-        </w:rPr>
-        <w:t xml:space="preserve"> </w:t>
-      </w:r>
-      <w:r>
-        <w:rPr>
-          <w:sz w:val="24"/>
-          <w:szCs w:val="24"/>
-          <w:lang w:val="es-ES"/>
-        </w:rPr>
-        <w:t>2.00</w:t>
-      </w:r>
-      <w:r>
-        <w:rPr>
-          <w:sz w:val="24"/>
-          <w:szCs w:val="24"/>
-          <w:lang w:val="es-ES"/>
-        </w:rPr>
-        <w:t xml:space="preserve"> = 5.57.</w:t>
-      </w:r>
-    </w:p>
-    <w:p>
-      <w:pPr>
-        <w:pStyle w:val="p1"/>
-        <w:rPr>
-          <w:sz w:val="24"/>
-          <w:szCs w:val="24"/>
-        </w:rPr>
-      </w:pPr>
-    </w:p>
-    <w:p>
-      <w:pPr>
-        <w:pStyle w:val="p1"/>
+        <w:t xml:space="preserve">Figure </w:t>
+      </w:r>
+      <w:r>
         <w:rPr>
           <w:i/>
           <w:iCs/>
           <w:sz w:val="24"/>
           <w:szCs w:val="24"/>
         </w:rPr>
-      </w:pPr>
+        <w:t>6</w:t>
+      </w:r>
       <w:r>
         <w:rPr>
           <w:i/>
@@ -14929,6 +14329,353 @@
           <w:sz w:val="24"/>
           <w:szCs w:val="24"/>
         </w:rPr>
+        <w:t>. Histogram distribution of the PIC-JSD metrics (lower left triangle of the matrix only, as it is mirrored across the main axis).</w:t>
+      </w:r>
+    </w:p>
+    <w:p>
+      <w:pPr>
+        <w:pStyle w:val="p1"/>
+        <w:rPr>
+          <w:sz w:val="24"/>
+          <w:szCs w:val="24"/>
+        </w:rPr>
+      </w:pPr>
+    </w:p>
+    <w:p>
+      <w:pPr>
+        <w:pStyle w:val="p1"/>
+        <w:rPr>
+          <w:sz w:val="24"/>
+          <w:szCs w:val="24"/>
+        </w:rPr>
+      </w:pPr>
+      <w:r>
+        <w:rPr>
+          <w:sz w:val="24"/>
+          <w:szCs w:val="24"/>
+        </w:rPr>
+        <w:t xml:space="preserve">Here, </w:t>
+      </w:r>
+      <w:r>
+        <w:rPr>
+          <w:sz w:val="24"/>
+          <w:szCs w:val="24"/>
+        </w:rPr>
+        <w:t>a fixed 90</w:t>
+      </w:r>
+      <w:r>
+        <w:rPr>
+          <w:sz w:val="24"/>
+          <w:szCs w:val="24"/>
+          <w:vertAlign w:val="superscript"/>
+        </w:rPr>
+        <w:t>th</w:t>
+      </w:r>
+      <w:r>
+        <w:rPr>
+          <w:sz w:val="24"/>
+          <w:szCs w:val="24"/>
+        </w:rPr>
+        <w:t xml:space="preserve"> percentile was used to determine the cutoff for inclusion in the search for diagonal runs. </w:t>
+      </w:r>
+      <w:r>
+        <w:rPr>
+          <w:sz w:val="24"/>
+          <w:szCs w:val="24"/>
+        </w:rPr>
+        <w:t xml:space="preserve">This means that users set the search threshold based on </w:t>
+      </w:r>
+      <w:r>
+        <w:rPr>
+          <w:sz w:val="24"/>
+          <w:szCs w:val="24"/>
+        </w:rPr>
+        <w:t xml:space="preserve">statistical </w:t>
+      </w:r>
+      <w:r>
+        <w:rPr>
+          <w:sz w:val="24"/>
+          <w:szCs w:val="24"/>
+        </w:rPr>
+        <w:t xml:space="preserve">rigor rather than an arbitrary length. </w:t>
+      </w:r>
+      <w:r>
+        <w:rPr>
+          <w:sz w:val="24"/>
+          <w:szCs w:val="24"/>
+        </w:rPr>
+        <w:t xml:space="preserve">Notably, for the cutoff, we use the PIC, and not the hybrid </w:t>
+      </w:r>
+      <w:r>
+        <w:rPr>
+          <w:sz w:val="24"/>
+          <w:szCs w:val="24"/>
+        </w:rPr>
+        <w:t xml:space="preserve">PIC-JSD </w:t>
+      </w:r>
+      <w:r>
+        <w:rPr>
+          <w:sz w:val="24"/>
+          <w:szCs w:val="24"/>
+        </w:rPr>
+        <w:t>metric, because the purpose of the cutoff is to first ascertain the candidate pool</w:t>
+      </w:r>
+      <w:r>
+        <w:rPr>
+          <w:sz w:val="24"/>
+          <w:szCs w:val="24"/>
+        </w:rPr>
+        <w:t xml:space="preserve"> and </w:t>
+      </w:r>
+      <w:r>
+        <w:rPr>
+          <w:sz w:val="24"/>
+          <w:szCs w:val="24"/>
+        </w:rPr>
+        <w:t>answer</w:t>
+      </w:r>
+      <w:r>
+        <w:rPr>
+          <w:sz w:val="24"/>
+          <w:szCs w:val="24"/>
+        </w:rPr>
+        <w:t xml:space="preserve"> </w:t>
+      </w:r>
+      <w:r>
+        <w:rPr>
+          <w:sz w:val="24"/>
+          <w:szCs w:val="24"/>
+        </w:rPr>
+        <w:t xml:space="preserve">the question of whether an index pair has enough biological signal to matter, after which the diagonal search </w:t>
+      </w:r>
+      <w:r>
+        <w:rPr>
+          <w:sz w:val="24"/>
+          <w:szCs w:val="24"/>
+        </w:rPr>
+        <w:t xml:space="preserve">operates </w:t>
+      </w:r>
+      <w:r>
+        <w:rPr>
+          <w:sz w:val="24"/>
+          <w:szCs w:val="24"/>
+        </w:rPr>
+        <w:t xml:space="preserve">by evaluating </w:t>
+      </w:r>
+      <w:r>
+        <w:rPr>
+          <w:sz w:val="24"/>
+          <w:szCs w:val="24"/>
+        </w:rPr>
+        <w:t>the hybrid penalized metric.</w:t>
+      </w:r>
+      <w:r>
+        <w:rPr>
+          <w:sz w:val="24"/>
+          <w:szCs w:val="24"/>
+        </w:rPr>
+        <w:t xml:space="preserve"> </w:t>
+      </w:r>
+    </w:p>
+    <w:p>
+      <w:pPr>
+        <w:pStyle w:val="p1"/>
+        <w:rPr>
+          <w:sz w:val="24"/>
+          <w:szCs w:val="24"/>
+        </w:rPr>
+      </w:pPr>
+    </w:p>
+    <w:p>
+      <w:pPr>
+        <w:pStyle w:val="p1"/>
+        <w:rPr>
+          <w:sz w:val="24"/>
+          <w:szCs w:val="24"/>
+        </w:rPr>
+      </w:pPr>
+      <w:r>
+        <w:rPr>
+          <w:sz w:val="24"/>
+          <w:szCs w:val="24"/>
+        </w:rPr>
+        <w:t>Users can also set an acceptable range of percentile cutoffs. In this case, the algorithm decrements the percentile until it finds candidates of the default minimum length of two base pairs. In this way, the thresholding process is more adaptive</w:t>
+      </w:r>
+      <w:r>
+        <w:rPr>
+          <w:sz w:val="24"/>
+          <w:szCs w:val="24"/>
+        </w:rPr>
+        <w:t xml:space="preserve">. </w:t>
+      </w:r>
+    </w:p>
+    <w:p>
+      <w:pPr>
+        <w:pStyle w:val="p1"/>
+        <w:rPr>
+          <w:sz w:val="24"/>
+          <w:szCs w:val="24"/>
+        </w:rPr>
+      </w:pPr>
+    </w:p>
+    <w:p>
+      <w:pPr>
+        <w:pStyle w:val="p1"/>
+        <w:rPr>
+          <w:sz w:val="24"/>
+          <w:szCs w:val="24"/>
+        </w:rPr>
+      </w:pPr>
+      <w:r>
+        <w:rPr>
+          <w:sz w:val="24"/>
+          <w:szCs w:val="24"/>
+        </w:rPr>
+        <w:t xml:space="preserve">After a threshold is set, the </w:t>
+      </w:r>
+      <w:r>
+        <w:rPr>
+          <w:sz w:val="24"/>
+          <w:szCs w:val="24"/>
+        </w:rPr>
+        <w:t xml:space="preserve">search functions in a greedy manner, traversing the lower left triangle of the metrics matrix. Once it encounters a value that meets or exceeds the threshold, it </w:t>
+      </w:r>
+      <w:r>
+        <w:rPr>
+          <w:sz w:val="24"/>
+          <w:szCs w:val="24"/>
+        </w:rPr>
+        <w:t>proceeds to the next diagonal value in the matrix to grow a diagonal candidate, ceasing if the next value fails the threshold. This surfaces multiple candidates</w:t>
+      </w:r>
+      <w:r>
+        <w:rPr>
+          <w:sz w:val="24"/>
+          <w:szCs w:val="24"/>
+        </w:rPr>
+        <w:t xml:space="preserve">, each with their own score, which is simply the sum of the metrics of their </w:t>
+      </w:r>
+      <w:r>
+        <w:rPr>
+          <w:sz w:val="24"/>
+          <w:szCs w:val="24"/>
+        </w:rPr>
+        <w:lastRenderedPageBreak/>
+        <w:t xml:space="preserve">constituents. </w:t>
+      </w:r>
+      <w:r>
+        <w:rPr>
+          <w:sz w:val="24"/>
+          <w:szCs w:val="24"/>
+        </w:rPr>
+        <w:t xml:space="preserve">In the simple example, the only detected candidate would have a score of </w:t>
+      </w:r>
+      <w:r>
+        <w:rPr>
+          <w:sz w:val="24"/>
+          <w:szCs w:val="24"/>
+          <w:lang w:val="es-ES"/>
+        </w:rPr>
+        <w:t>1.72</w:t>
+      </w:r>
+      <w:r>
+        <w:rPr>
+          <w:sz w:val="24"/>
+          <w:szCs w:val="24"/>
+          <w:lang w:val="es-ES"/>
+        </w:rPr>
+        <w:t xml:space="preserve"> </w:t>
+      </w:r>
+      <w:r>
+        <w:rPr>
+          <w:sz w:val="24"/>
+          <w:szCs w:val="24"/>
+          <w:lang w:val="es-ES"/>
+        </w:rPr>
+        <w:t>+</w:t>
+      </w:r>
+      <w:r>
+        <w:rPr>
+          <w:sz w:val="24"/>
+          <w:szCs w:val="24"/>
+          <w:lang w:val="es-ES"/>
+        </w:rPr>
+        <w:t xml:space="preserve"> </w:t>
+      </w:r>
+      <w:r>
+        <w:rPr>
+          <w:sz w:val="24"/>
+          <w:szCs w:val="24"/>
+          <w:lang w:val="es-ES"/>
+        </w:rPr>
+        <w:t>1.85</w:t>
+      </w:r>
+      <w:r>
+        <w:rPr>
+          <w:sz w:val="24"/>
+          <w:szCs w:val="24"/>
+          <w:lang w:val="es-ES"/>
+        </w:rPr>
+        <w:t xml:space="preserve"> </w:t>
+      </w:r>
+      <w:r>
+        <w:rPr>
+          <w:sz w:val="24"/>
+          <w:szCs w:val="24"/>
+          <w:lang w:val="es-ES"/>
+        </w:rPr>
+        <w:t>+</w:t>
+      </w:r>
+      <w:r>
+        <w:rPr>
+          <w:sz w:val="24"/>
+          <w:szCs w:val="24"/>
+          <w:lang w:val="es-ES"/>
+        </w:rPr>
+        <w:t xml:space="preserve"> </w:t>
+      </w:r>
+      <w:r>
+        <w:rPr>
+          <w:sz w:val="24"/>
+          <w:szCs w:val="24"/>
+          <w:lang w:val="es-ES"/>
+        </w:rPr>
+        <w:t>2.00</w:t>
+      </w:r>
+      <w:r>
+        <w:rPr>
+          <w:sz w:val="24"/>
+          <w:szCs w:val="24"/>
+          <w:lang w:val="es-ES"/>
+        </w:rPr>
+        <w:t xml:space="preserve"> = 5.57.</w:t>
+      </w:r>
+    </w:p>
+    <w:p>
+      <w:pPr>
+        <w:pStyle w:val="p1"/>
+        <w:rPr>
+          <w:sz w:val="24"/>
+          <w:szCs w:val="24"/>
+        </w:rPr>
+      </w:pPr>
+    </w:p>
+    <w:p>
+      <w:pPr>
+        <w:pStyle w:val="p1"/>
+        <w:rPr>
+          <w:i/>
+          <w:iCs/>
+          <w:sz w:val="24"/>
+          <w:szCs w:val="24"/>
+        </w:rPr>
+      </w:pPr>
+      <w:r>
+        <w:rPr>
+          <w:i/>
+          <w:iCs/>
+          <w:sz w:val="24"/>
+          <w:szCs w:val="24"/>
+        </w:rPr>
         <w:t>Bootstrap Significance Testing</w:t>
       </w:r>
     </w:p>
@@ -15012,107 +14759,43 @@
         </w:rPr>
         <w:t xml:space="preserve"> in order </w:t>
       </w:r>
-      <w:proofErr w:type="spellStart"/>
       <w:r>
         <w:rPr>
           <w:sz w:val="24"/>
           <w:szCs w:val="24"/>
           <w:lang w:val="es-ES"/>
         </w:rPr>
-        <w:t>destroy</w:t>
-      </w:r>
-      <w:proofErr w:type="spellEnd"/>
+        <w:t xml:space="preserve">destroy </w:t>
+      </w:r>
       <w:r>
         <w:rPr>
           <w:sz w:val="24"/>
           <w:szCs w:val="24"/>
           <w:lang w:val="es-ES"/>
         </w:rPr>
+        <w:t xml:space="preserve">existing </w:t>
+      </w:r>
+      <w:r>
+        <w:rPr>
+          <w:sz w:val="24"/>
+          <w:szCs w:val="24"/>
+          <w:lang w:val="es-ES"/>
+        </w:rPr>
+        <w:t>index-wise relationships.</w:t>
+      </w:r>
+      <w:r>
+        <w:rPr>
+          <w:sz w:val="24"/>
+          <w:szCs w:val="24"/>
+        </w:rPr>
         <w:t xml:space="preserve"> </w:t>
       </w:r>
-      <w:proofErr w:type="spellStart"/>
-      <w:r>
-        <w:rPr>
-          <w:sz w:val="24"/>
-          <w:szCs w:val="24"/>
-          <w:lang w:val="es-ES"/>
-        </w:rPr>
-        <w:t>existing</w:t>
-      </w:r>
-      <w:proofErr w:type="spellEnd"/>
-      <w:r>
-        <w:rPr>
-          <w:sz w:val="24"/>
-          <w:szCs w:val="24"/>
-          <w:lang w:val="es-ES"/>
-        </w:rPr>
-        <w:t xml:space="preserve"> </w:t>
-      </w:r>
-      <w:proofErr w:type="spellStart"/>
-      <w:r>
-        <w:rPr>
-          <w:sz w:val="24"/>
-          <w:szCs w:val="24"/>
-          <w:lang w:val="es-ES"/>
-        </w:rPr>
-        <w:t>index-wise</w:t>
-      </w:r>
-      <w:proofErr w:type="spellEnd"/>
-      <w:r>
-        <w:rPr>
-          <w:sz w:val="24"/>
-          <w:szCs w:val="24"/>
-          <w:lang w:val="es-ES"/>
-        </w:rPr>
-        <w:t xml:space="preserve"> </w:t>
-      </w:r>
-      <w:proofErr w:type="spellStart"/>
-      <w:r>
-        <w:rPr>
-          <w:sz w:val="24"/>
-          <w:szCs w:val="24"/>
-          <w:lang w:val="es-ES"/>
-        </w:rPr>
-        <w:t>relationships</w:t>
-      </w:r>
-      <w:proofErr w:type="spellEnd"/>
-      <w:r>
-        <w:rPr>
-          <w:sz w:val="24"/>
-          <w:szCs w:val="24"/>
-          <w:lang w:val="es-ES"/>
-        </w:rPr>
-        <w:t>.</w:t>
-      </w:r>
-      <w:r>
-        <w:rPr>
-          <w:sz w:val="24"/>
-          <w:szCs w:val="24"/>
-        </w:rPr>
-        <w:t xml:space="preserve"> </w:t>
-      </w:r>
-      <w:r>
-        <w:rPr>
-          <w:sz w:val="24"/>
-          <w:szCs w:val="24"/>
-        </w:rPr>
-        <w:t xml:space="preserve">For each iteration of the bootstrap, the same </w:t>
-      </w:r>
-      <w:proofErr w:type="spellStart"/>
-      <w:r>
-        <w:rPr>
-          <w:sz w:val="24"/>
-          <w:szCs w:val="24"/>
-        </w:rPr>
-        <w:t>threshold</w:t>
-      </w:r>
-      <w:proofErr w:type="spellEnd"/>
-      <w:r>
-        <w:rPr>
-          <w:sz w:val="24"/>
-          <w:szCs w:val="24"/>
-        </w:rPr>
-        <w:t xml:space="preserve"> and diagonal detection process is applied</w:t>
+      <w:r>
+        <w:rPr>
+          <w:sz w:val="24"/>
+          <w:szCs w:val="24"/>
+        </w:rPr>
+        <w:t>For each iteration of the bootstrap, the same threshold and diagonal detection process is applied</w:t>
       </w:r>
       <w:r>
         <w:rPr>
@@ -15151,7 +14834,6 @@
           <w:sz w:val="24"/>
           <w:szCs w:val="24"/>
         </w:rPr>
-        <w:lastRenderedPageBreak/>
         <w:t>The logic behind this process is to construct a space in which any positional relationships within the PWM are effectively random. This sets a baseline for whether our results offer signal beyond random background noise. T</w:t>
       </w:r>
       <w:r>
@@ -15304,7 +14986,7 @@
                     <pic:cNvPicPr/>
                   </pic:nvPicPr>
                   <pic:blipFill>
-                    <a:blip r:embed="rId18"/>
+                    <a:blip r:embed="rId19"/>
                     <a:stretch>
                       <a:fillRect/>
                     </a:stretch>
@@ -15342,7 +15024,7 @@
           <w:sz w:val="24"/>
           <w:szCs w:val="24"/>
         </w:rPr>
-        <w:t xml:space="preserve">Figure 6. Bootstrap distribution of </w:t>
+        <w:t xml:space="preserve">Figure </w:t>
       </w:r>
       <w:r>
         <w:rPr>
@@ -15351,24 +15033,42 @@
           <w:sz w:val="24"/>
           <w:szCs w:val="24"/>
         </w:rPr>
-        <w:t xml:space="preserve">the PIC-JSD shuffled space. </w:t>
-      </w:r>
-    </w:p>
-    <w:p>
-      <w:pPr>
-        <w:pStyle w:val="p1"/>
+        <w:t>7</w:t>
+      </w:r>
+      <w:r>
         <w:rPr>
           <w:i/>
           <w:iCs/>
           <w:sz w:val="24"/>
           <w:szCs w:val="24"/>
         </w:rPr>
-      </w:pPr>
+        <w:t xml:space="preserve">. Bootstrap distribution of </w:t>
+      </w:r>
+      <w:r>
+        <w:rPr>
+          <w:i/>
+          <w:iCs/>
+          <w:sz w:val="24"/>
+          <w:szCs w:val="24"/>
+        </w:rPr>
+        <w:t xml:space="preserve">the PIC-JSD shuffled space. </w:t>
+      </w:r>
     </w:p>
     <w:p>
       <w:pPr>
         <w:pStyle w:val="p1"/>
         <w:rPr>
+          <w:i/>
+          <w:iCs/>
+          <w:sz w:val="24"/>
+          <w:szCs w:val="24"/>
+        </w:rPr>
+      </w:pPr>
+    </w:p>
+    <w:p>
+      <w:pPr>
+        <w:pStyle w:val="p1"/>
+        <w:rPr>
           <w:sz w:val="24"/>
           <w:szCs w:val="24"/>
         </w:rPr>
@@ -15408,6 +15108,7 @@
         <w:rPr>
           <w:noProof/>
         </w:rPr>
+        <w:lastRenderedPageBreak/>
         <w:drawing>
           <wp:inline distT="0" distB="0" distL="0" distR="0" wp14:anchorId="46AABE6D" wp14:editId="7B3595FD">
             <wp:extent cx="2268782" cy="2068257"/>
@@ -15424,7 +15125,7 @@
                     <pic:cNvPicPr/>
                   </pic:nvPicPr>
                   <pic:blipFill>
-                    <a:blip r:embed="rId19"/>
+                    <a:blip r:embed="rId20"/>
                     <a:stretch>
                       <a:fillRect/>
                     </a:stretch>
@@ -15470,7 +15171,7 @@
                     <pic:cNvPicPr/>
                   </pic:nvPicPr>
                   <pic:blipFill>
-                    <a:blip r:embed="rId20"/>
+                    <a:blip r:embed="rId21"/>
                     <a:stretch>
                       <a:fillRect/>
                     </a:stretch>
@@ -15502,7 +15203,19 @@
         <w:rPr>
           <w:noProof/>
         </w:rPr>
-        <w:t xml:space="preserve">Figure 7: An inverse or palindromic search executed on the same simple example. </w:t>
+        <w:t xml:space="preserve">Figure </w:t>
+      </w:r>
+      <w:r>
+        <w:rPr>
+          <w:noProof/>
+        </w:rPr>
+        <w:t>8</w:t>
+      </w:r>
+      <w:r>
+        <w:rPr>
+          <w:noProof/>
+        </w:rPr>
+        <w:t xml:space="preserve">: An inverse or palindromic search executed on the same simple example. </w:t>
       </w:r>
     </w:p>
     <w:p>
@@ -15527,7 +15240,7 @@
           <w:sz w:val="24"/>
           <w:szCs w:val="24"/>
         </w:rPr>
-        <w:t xml:space="preserve">Note that the inverted repeat diagonals run from bottom-left to top-right, but the axis of symmetry remains the same. </w:t>
+        <w:t xml:space="preserve">Note that </w:t>
       </w:r>
       <w:r>
         <w:rPr>
@@ -15535,6 +15248,22 @@
           <w:sz w:val="24"/>
           <w:szCs w:val="24"/>
         </w:rPr>
+        <w:t xml:space="preserve">in contrast to the direct repeat matrix, </w:t>
+      </w:r>
+      <w:r>
+        <w:rPr>
+          <w:noProof/>
+          <w:sz w:val="24"/>
+          <w:szCs w:val="24"/>
+        </w:rPr>
+        <w:t xml:space="preserve">the inverted repeat diagonals run from bottom-left to top-right, but the axis of symmetry remains the same. </w:t>
+      </w:r>
+      <w:r>
+        <w:rPr>
+          <w:noProof/>
+          <w:sz w:val="24"/>
+          <w:szCs w:val="24"/>
+        </w:rPr>
         <w:t xml:space="preserve">Here, we only see potential </w:t>
       </w:r>
       <w:r>
@@ -15599,7 +15328,39 @@
           <w:sz w:val="24"/>
           <w:szCs w:val="24"/>
         </w:rPr>
-        <w:t>which is CA-TG. While by definition CA-TG is a palindrome, it is not significant as we see in the above bootstrap</w:t>
+        <w:t xml:space="preserve">which is CA-TG. While by definition CA-TG is a palindrome, it is not </w:t>
+      </w:r>
+      <w:r>
+        <w:rPr>
+          <w:noProof/>
+          <w:sz w:val="24"/>
+          <w:szCs w:val="24"/>
+        </w:rPr>
+        <w:t xml:space="preserve">particularly </w:t>
+      </w:r>
+      <w:r>
+        <w:rPr>
+          <w:noProof/>
+          <w:sz w:val="24"/>
+          <w:szCs w:val="24"/>
+        </w:rPr>
+        <w:t>significant</w:t>
+      </w:r>
+      <w:r>
+        <w:rPr>
+          <w:noProof/>
+          <w:sz w:val="24"/>
+          <w:szCs w:val="24"/>
+        </w:rPr>
+        <w:t xml:space="preserve">, </w:t>
+      </w:r>
+      <w:r>
+        <w:rPr>
+          <w:noProof/>
+          <w:sz w:val="24"/>
+          <w:szCs w:val="24"/>
+        </w:rPr>
+        <w:t>as we see in the above bootstrap</w:t>
       </w:r>
       <w:r>
         <w:rPr>
@@ -15646,6 +15407,15 @@
         </w:rPr>
         <w:t xml:space="preserve">Evaluation </w:t>
       </w:r>
+      <w:r>
+        <w:rPr>
+          <w:i/>
+          <w:iCs/>
+          <w:sz w:val="24"/>
+          <w:szCs w:val="24"/>
+        </w:rPr>
+        <w:t>of Results</w:t>
+      </w:r>
     </w:p>
     <w:p>
       <w:pPr>
@@ -15669,7 +15439,98 @@
           <w:sz w:val="24"/>
           <w:szCs w:val="24"/>
         </w:rPr>
-        <w:t xml:space="preserve">The DRIPPY analysis was run on both the CollecTF and MEME datasets, checking for direct and inverted repeat patterns for each combination of species and TF UniProtID. </w:t>
+        <w:t>The DRIPPY analysis was run on both the CollecTF and MEME datasets</w:t>
+      </w:r>
+      <w:r>
+        <w:rPr>
+          <w:sz w:val="24"/>
+          <w:szCs w:val="24"/>
+        </w:rPr>
+        <w:t>,</w:t>
+      </w:r>
+      <w:r>
+        <w:rPr>
+          <w:sz w:val="24"/>
+          <w:szCs w:val="24"/>
+        </w:rPr>
+        <w:t xml:space="preserve"> checking for direct and inverted repeat patterns for each </w:t>
+      </w:r>
+      <w:r>
+        <w:rPr>
+          <w:sz w:val="24"/>
+          <w:szCs w:val="24"/>
+        </w:rPr>
+        <w:t xml:space="preserve">observation at </w:t>
+      </w:r>
+      <w:r>
+        <w:rPr>
+          <w:sz w:val="24"/>
+          <w:szCs w:val="24"/>
+        </w:rPr>
+        <w:t>multiple fixed percentile thresholds from 0 to 90 percent</w:t>
+      </w:r>
+      <w:r>
+        <w:rPr>
+          <w:sz w:val="24"/>
+          <w:szCs w:val="24"/>
+        </w:rPr>
+        <w:t xml:space="preserve">, </w:t>
+      </w:r>
+      <w:r>
+        <w:rPr>
+          <w:sz w:val="24"/>
+          <w:szCs w:val="24"/>
+        </w:rPr>
+        <w:t xml:space="preserve">with </w:t>
+      </w:r>
+      <w:r>
+        <w:rPr>
+          <w:sz w:val="24"/>
+          <w:szCs w:val="24"/>
+        </w:rPr>
+        <w:t xml:space="preserve">a </w:t>
+      </w:r>
+      <w:r>
+        <w:rPr>
+          <w:sz w:val="24"/>
+          <w:szCs w:val="24"/>
+        </w:rPr>
+        <w:t xml:space="preserve">minimum </w:t>
+      </w:r>
+      <w:r>
+        <w:rPr>
+          <w:sz w:val="24"/>
+          <w:szCs w:val="24"/>
+        </w:rPr>
+        <w:t xml:space="preserve">motif search </w:t>
+      </w:r>
+      <w:r>
+        <w:rPr>
+          <w:sz w:val="24"/>
+          <w:szCs w:val="24"/>
+        </w:rPr>
+        <w:t xml:space="preserve">length </w:t>
+      </w:r>
+      <w:r>
+        <w:rPr>
+          <w:sz w:val="24"/>
+          <w:szCs w:val="24"/>
+        </w:rPr>
+        <w:t xml:space="preserve">of </w:t>
+      </w:r>
+      <w:r>
+        <w:rPr>
+          <w:sz w:val="24"/>
+          <w:szCs w:val="24"/>
+        </w:rPr>
+        <w:t xml:space="preserve">2 </w:t>
+      </w:r>
+      <w:r>
+        <w:rPr>
+          <w:sz w:val="24"/>
+          <w:szCs w:val="24"/>
+        </w:rPr>
+        <w:t>positions.</w:t>
       </w:r>
     </w:p>
     <w:p>
@@ -15680,22 +15541,6 @@
           <w:szCs w:val="24"/>
         </w:rPr>
       </w:pPr>
-    </w:p>
-    <w:p>
-      <w:pPr>
-        <w:pStyle w:val="p1"/>
-        <w:rPr>
-          <w:sz w:val="24"/>
-          <w:szCs w:val="24"/>
-        </w:rPr>
-      </w:pPr>
-      <w:r>
-        <w:rPr>
-          <w:sz w:val="24"/>
-          <w:szCs w:val="24"/>
-        </w:rPr>
-        <w:t xml:space="preserve">We test at multiple fixed percentile thresholds from 0 to 90 percent with minimum length 2 to cast a wide net and understand the impact of manipulating the threshold. </w:t>
-      </w:r>
     </w:p>
     <w:p>
       <w:pPr>
@@ -17297,6 +17142,9 @@
       </w:r>
       <w:r>
         <w:t xml:space="preserve"> </w:t>
+      </w:r>
+      <w:r>
+        <w:t>https://pmc.ncbi.nlm.nih.gov/articles/PMC332411/</w:t>
       </w:r>
     </w:p>
   </w:footnote>

--- a/TFM Writing/RICSE_Enoch Shin_template.docx
+++ b/TFM Writing/RICSE_Enoch Shin_template.docx
@@ -362,13 +362,10 @@
           <w:szCs w:val="32"/>
           <w:lang w:val="en-US"/>
         </w:rPr>
-        <w:t>Dr. Ivan Erill Sagales</w:t>
-      </w:r>
-    </w:p>
-    <w:p>
-      <w:pPr>
-        <w:spacing w:after="0" w:line="240" w:lineRule="auto"/>
-        <w:jc w:val="center"/>
+        <w:t xml:space="preserve">Dr. Ivan </w:t>
+      </w:r>
+      <w:proofErr w:type="spellStart"/>
+      <w:r>
         <w:rPr>
           <w:rFonts w:cstheme="minorHAnsi"/>
           <w:b/>
@@ -377,7 +374,9 @@
           <w:szCs w:val="32"/>
           <w:lang w:val="en-US"/>
         </w:rPr>
-      </w:pPr>
+        <w:t>Erill</w:t>
+      </w:r>
+      <w:proofErr w:type="spellEnd"/>
       <w:r>
         <w:rPr>
           <w:rFonts w:cstheme="minorHAnsi"/>
@@ -387,12 +386,10 @@
           <w:szCs w:val="32"/>
           <w:lang w:val="en-US"/>
         </w:rPr>
-        <w:t>Department of Information and Communications Engineering</w:t>
-      </w:r>
-    </w:p>
-    <w:p>
-      <w:pPr>
-        <w:jc w:val="center"/>
+        <w:t xml:space="preserve"> </w:t>
+      </w:r>
+      <w:proofErr w:type="spellStart"/>
+      <w:r>
         <w:rPr>
           <w:rFonts w:cstheme="minorHAnsi"/>
           <w:b/>
@@ -401,10 +398,13 @@
           <w:szCs w:val="32"/>
           <w:lang w:val="en-US"/>
         </w:rPr>
-      </w:pPr>
-    </w:p>
-    <w:p>
-      <w:pPr>
+        <w:t>Sagales</w:t>
+      </w:r>
+      <w:proofErr w:type="spellEnd"/>
+    </w:p>
+    <w:p>
+      <w:pPr>
+        <w:spacing w:after="0" w:line="240" w:lineRule="auto"/>
         <w:jc w:val="center"/>
         <w:rPr>
           <w:rFonts w:cstheme="minorHAnsi"/>
@@ -415,6 +415,43 @@
           <w:lang w:val="en-US"/>
         </w:rPr>
       </w:pPr>
+      <w:r>
+        <w:rPr>
+          <w:rFonts w:cstheme="minorHAnsi"/>
+          <w:b/>
+          <w:bCs/>
+          <w:sz w:val="32"/>
+          <w:szCs w:val="32"/>
+          <w:lang w:val="en-US"/>
+        </w:rPr>
+        <w:t>Department of Information and Communications Engineering</w:t>
+      </w:r>
+    </w:p>
+    <w:p>
+      <w:pPr>
+        <w:jc w:val="center"/>
+        <w:rPr>
+          <w:rFonts w:cstheme="minorHAnsi"/>
+          <w:b/>
+          <w:bCs/>
+          <w:sz w:val="32"/>
+          <w:szCs w:val="32"/>
+          <w:lang w:val="en-US"/>
+        </w:rPr>
+      </w:pPr>
+    </w:p>
+    <w:p>
+      <w:pPr>
+        <w:jc w:val="center"/>
+        <w:rPr>
+          <w:rFonts w:cstheme="minorHAnsi"/>
+          <w:b/>
+          <w:bCs/>
+          <w:sz w:val="32"/>
+          <w:szCs w:val="32"/>
+          <w:lang w:val="en-US"/>
+        </w:rPr>
+      </w:pPr>
     </w:p>
     <w:p>
       <w:pPr>
@@ -439,6 +476,7 @@
           <w:lang w:val="en-US"/>
         </w:rPr>
       </w:pPr>
+      <w:proofErr w:type="spellStart"/>
       <w:r>
         <w:rPr>
           <w:rFonts w:cstheme="minorHAnsi"/>
@@ -446,8 +484,9 @@
           <w:szCs w:val="28"/>
           <w:lang w:val="en-US"/>
         </w:rPr>
-        <w:t>Cerdanyola del Vall</w:t>
-      </w:r>
+        <w:t>Cerdanyola</w:t>
+      </w:r>
+      <w:proofErr w:type="spellEnd"/>
       <w:r>
         <w:rPr>
           <w:rFonts w:cstheme="minorHAnsi"/>
@@ -455,8 +494,9 @@
           <w:szCs w:val="28"/>
           <w:lang w:val="en-US"/>
         </w:rPr>
-        <w:t>è</w:t>
-      </w:r>
+        <w:t xml:space="preserve"> del </w:t>
+      </w:r>
+      <w:proofErr w:type="spellStart"/>
       <w:r>
         <w:rPr>
           <w:rFonts w:cstheme="minorHAnsi"/>
@@ -464,7 +504,35 @@
           <w:szCs w:val="28"/>
           <w:lang w:val="en-US"/>
         </w:rPr>
-        <w:t xml:space="preserve">s, </w:t>
+        <w:t>Vall</w:t>
+      </w:r>
+      <w:r>
+        <w:rPr>
+          <w:rFonts w:cstheme="minorHAnsi"/>
+          <w:sz w:val="28"/>
+          <w:szCs w:val="28"/>
+          <w:lang w:val="en-US"/>
+        </w:rPr>
+        <w:t>è</w:t>
+      </w:r>
+      <w:r>
+        <w:rPr>
+          <w:rFonts w:cstheme="minorHAnsi"/>
+          <w:sz w:val="28"/>
+          <w:szCs w:val="28"/>
+          <w:lang w:val="en-US"/>
+        </w:rPr>
+        <w:t>s</w:t>
+      </w:r>
+      <w:proofErr w:type="spellEnd"/>
+      <w:r>
+        <w:rPr>
+          <w:rFonts w:cstheme="minorHAnsi"/>
+          <w:sz w:val="28"/>
+          <w:szCs w:val="28"/>
+          <w:lang w:val="en-US"/>
+        </w:rPr>
+        <w:t xml:space="preserve">, </w:t>
       </w:r>
       <w:r>
         <w:rPr>
@@ -623,8 +691,33 @@
           <w:sz w:val="24"/>
           <w:szCs w:val="24"/>
         </w:rPr>
-        <w:t>Ivan Erill Sagales</w:t>
-      </w:r>
+        <w:t xml:space="preserve">Ivan </w:t>
+      </w:r>
+      <w:proofErr w:type="spellStart"/>
+      <w:r>
+        <w:rPr>
+          <w:sz w:val="24"/>
+          <w:szCs w:val="24"/>
+        </w:rPr>
+        <w:t>Erill</w:t>
+      </w:r>
+      <w:proofErr w:type="spellEnd"/>
+      <w:r>
+        <w:rPr>
+          <w:sz w:val="24"/>
+          <w:szCs w:val="24"/>
+        </w:rPr>
+        <w:t xml:space="preserve"> </w:t>
+      </w:r>
+      <w:proofErr w:type="spellStart"/>
+      <w:r>
+        <w:rPr>
+          <w:sz w:val="24"/>
+          <w:szCs w:val="24"/>
+        </w:rPr>
+        <w:t>Sagales</w:t>
+      </w:r>
+      <w:proofErr w:type="spellEnd"/>
       <w:r>
         <w:rPr>
           <w:sz w:val="24"/>
@@ -672,7 +765,23 @@
           <w:sz w:val="24"/>
           <w:szCs w:val="24"/>
         </w:rPr>
-        <w:t xml:space="preserve">a history and statistics background, Dr. Erill tailored the project to </w:t>
+        <w:t xml:space="preserve">a history and statistics background, Dr. </w:t>
+      </w:r>
+      <w:proofErr w:type="spellStart"/>
+      <w:r>
+        <w:rPr>
+          <w:sz w:val="24"/>
+          <w:szCs w:val="24"/>
+        </w:rPr>
+        <w:t>Erill</w:t>
+      </w:r>
+      <w:proofErr w:type="spellEnd"/>
+      <w:r>
+        <w:rPr>
+          <w:sz w:val="24"/>
+          <w:szCs w:val="24"/>
+        </w:rPr>
+        <w:t xml:space="preserve"> tailored the project to </w:t>
       </w:r>
       <w:r>
         <w:rPr>
@@ -714,7 +823,23 @@
           <w:sz w:val="24"/>
           <w:szCs w:val="24"/>
         </w:rPr>
-        <w:t xml:space="preserve">. Moreover, Dr. Erill worked tirelessly to support me in </w:t>
+        <w:t xml:space="preserve">. Moreover, Dr. </w:t>
+      </w:r>
+      <w:proofErr w:type="spellStart"/>
+      <w:r>
+        <w:rPr>
+          <w:sz w:val="24"/>
+          <w:szCs w:val="24"/>
+        </w:rPr>
+        <w:t>Erill</w:t>
+      </w:r>
+      <w:proofErr w:type="spellEnd"/>
+      <w:r>
+        <w:rPr>
+          <w:sz w:val="24"/>
+          <w:szCs w:val="24"/>
+        </w:rPr>
+        <w:t xml:space="preserve"> worked tirelessly to support me in </w:t>
       </w:r>
       <w:r>
         <w:rPr>
@@ -742,7 +867,39 @@
           <w:sz w:val="24"/>
           <w:szCs w:val="24"/>
         </w:rPr>
-        <w:t>scholarship funding for my studies here at the Universitat Autònoma de Barcelona, without which my time here would have been substantially more stressful and challenging. I am grateful to have had the opportunity to work with him</w:t>
+        <w:t xml:space="preserve">scholarship funding for my studies here at the </w:t>
+      </w:r>
+      <w:proofErr w:type="spellStart"/>
+      <w:r>
+        <w:rPr>
+          <w:sz w:val="24"/>
+          <w:szCs w:val="24"/>
+        </w:rPr>
+        <w:t>Universitat</w:t>
+      </w:r>
+      <w:proofErr w:type="spellEnd"/>
+      <w:r>
+        <w:rPr>
+          <w:sz w:val="24"/>
+          <w:szCs w:val="24"/>
+        </w:rPr>
+        <w:t xml:space="preserve"> </w:t>
+      </w:r>
+      <w:proofErr w:type="spellStart"/>
+      <w:r>
+        <w:rPr>
+          <w:sz w:val="24"/>
+          <w:szCs w:val="24"/>
+        </w:rPr>
+        <w:t>Autònoma</w:t>
+      </w:r>
+      <w:proofErr w:type="spellEnd"/>
+      <w:r>
+        <w:rPr>
+          <w:sz w:val="24"/>
+          <w:szCs w:val="24"/>
+        </w:rPr>
+        <w:t xml:space="preserve"> de Barcelona, without which my time here would have been substantially more stressful and challenging. I am grateful to have had the opportunity to work with him</w:t>
       </w:r>
       <w:r>
         <w:rPr>
@@ -2560,7 +2717,23 @@
           <w:sz w:val="24"/>
           <w:szCs w:val="24"/>
         </w:rPr>
-        <w:t>Classical approaches to motif discovery include ChIP-Seq (Chromatin Immunoprecipitation Sequencing) and RNA-Seq.</w:t>
+        <w:t xml:space="preserve">Classical approaches to motif discovery include </w:t>
+      </w:r>
+      <w:proofErr w:type="spellStart"/>
+      <w:r>
+        <w:rPr>
+          <w:sz w:val="24"/>
+          <w:szCs w:val="24"/>
+        </w:rPr>
+        <w:t>ChIP</w:t>
+      </w:r>
+      <w:proofErr w:type="spellEnd"/>
+      <w:r>
+        <w:rPr>
+          <w:sz w:val="24"/>
+          <w:szCs w:val="24"/>
+        </w:rPr>
+        <w:t>-Seq (Chromatin Immunoprecipitation Sequencing) and RNA-Seq.</w:t>
       </w:r>
       <w:r>
         <w:rPr>
@@ -2589,7 +2762,23 @@
           <w:sz w:val="24"/>
           <w:szCs w:val="24"/>
         </w:rPr>
-        <w:t xml:space="preserve">organism of interest in a petri dish. In ChIP-Seq, the transcription factor </w:t>
+        <w:t xml:space="preserve">organism of interest in a petri dish. In </w:t>
+      </w:r>
+      <w:proofErr w:type="spellStart"/>
+      <w:r>
+        <w:rPr>
+          <w:sz w:val="24"/>
+          <w:szCs w:val="24"/>
+        </w:rPr>
+        <w:t>ChIP</w:t>
+      </w:r>
+      <w:proofErr w:type="spellEnd"/>
+      <w:r>
+        <w:rPr>
+          <w:sz w:val="24"/>
+          <w:szCs w:val="24"/>
+        </w:rPr>
+        <w:t xml:space="preserve">-Seq, the transcription factor </w:t>
       </w:r>
       <w:r>
         <w:rPr>
@@ -2957,7 +3146,23 @@
           <w:sz w:val="24"/>
           <w:szCs w:val="24"/>
         </w:rPr>
-        <w:t xml:space="preserve"> and phylogenetic footprinting, </w:t>
+        <w:t xml:space="preserve"> and phylogenetic </w:t>
+      </w:r>
+      <w:proofErr w:type="spellStart"/>
+      <w:r>
+        <w:rPr>
+          <w:sz w:val="24"/>
+          <w:szCs w:val="24"/>
+        </w:rPr>
+        <w:t>footprinting</w:t>
+      </w:r>
+      <w:proofErr w:type="spellEnd"/>
+      <w:r>
+        <w:rPr>
+          <w:sz w:val="24"/>
+          <w:szCs w:val="24"/>
+        </w:rPr>
+        <w:t xml:space="preserve">, </w:t>
       </w:r>
       <w:r>
         <w:rPr>
@@ -4098,7 +4303,23 @@
           <w:sz w:val="24"/>
           <w:szCs w:val="24"/>
         </w:rPr>
-        <w:t xml:space="preserve"> (e.g, </w:t>
+        <w:t xml:space="preserve"> (</w:t>
+      </w:r>
+      <w:proofErr w:type="spellStart"/>
+      <w:r>
+        <w:rPr>
+          <w:sz w:val="24"/>
+          <w:szCs w:val="24"/>
+        </w:rPr>
+        <w:t>e.g</w:t>
+      </w:r>
+      <w:proofErr w:type="spellEnd"/>
+      <w:r>
+        <w:rPr>
+          <w:sz w:val="24"/>
+          <w:szCs w:val="24"/>
+        </w:rPr>
+        <w:t xml:space="preserve">, </w:t>
       </w:r>
       <w:r>
         <w:rPr>
@@ -5326,7 +5547,23 @@
           <w:sz w:val="24"/>
           <w:szCs w:val="24"/>
         </w:rPr>
-        <w:t xml:space="preserve">(Hypergeometric Optimization of Motif EnRichment, 2010) or STREME </w:t>
+        <w:t xml:space="preserve">(Hypergeometric Optimization of Motif </w:t>
+      </w:r>
+      <w:proofErr w:type="spellStart"/>
+      <w:r>
+        <w:rPr>
+          <w:sz w:val="24"/>
+          <w:szCs w:val="24"/>
+        </w:rPr>
+        <w:t>EnRichment</w:t>
+      </w:r>
+      <w:proofErr w:type="spellEnd"/>
+      <w:r>
+        <w:rPr>
+          <w:sz w:val="24"/>
+          <w:szCs w:val="24"/>
+        </w:rPr>
+        <w:t xml:space="preserve">, 2010) or STREME </w:t>
       </w:r>
       <w:r>
         <w:rPr>
@@ -5582,7 +5819,23 @@
           <w:sz w:val="24"/>
           <w:szCs w:val="24"/>
         </w:rPr>
-        <w:t xml:space="preserve"> compared to five other methods, including deep learning-based and MEME-ChiP algorithms.</w:t>
+        <w:t xml:space="preserve"> compared to five other methods, including deep learning-based and MEME-</w:t>
+      </w:r>
+      <w:proofErr w:type="spellStart"/>
+      <w:r>
+        <w:rPr>
+          <w:sz w:val="24"/>
+          <w:szCs w:val="24"/>
+        </w:rPr>
+        <w:t>ChiP</w:t>
+      </w:r>
+      <w:proofErr w:type="spellEnd"/>
+      <w:r>
+        <w:rPr>
+          <w:sz w:val="24"/>
+          <w:szCs w:val="24"/>
+        </w:rPr>
+        <w:t xml:space="preserve"> algorithms.</w:t>
       </w:r>
       <w:r>
         <w:rPr>
@@ -6977,7 +7230,39 @@
           <w:sz w:val="24"/>
           <w:szCs w:val="24"/>
         </w:rPr>
-        <w:t>Given a set of binding site sequences across the FNR-CRP, LexA, and OmpR transcription factor families</w:t>
+        <w:t xml:space="preserve">Given a set of binding site sequences across the FNR-CRP, </w:t>
+      </w:r>
+      <w:proofErr w:type="spellStart"/>
+      <w:r>
+        <w:rPr>
+          <w:sz w:val="24"/>
+          <w:szCs w:val="24"/>
+        </w:rPr>
+        <w:t>LexA</w:t>
+      </w:r>
+      <w:proofErr w:type="spellEnd"/>
+      <w:r>
+        <w:rPr>
+          <w:sz w:val="24"/>
+          <w:szCs w:val="24"/>
+        </w:rPr>
+        <w:t xml:space="preserve">, and </w:t>
+      </w:r>
+      <w:proofErr w:type="spellStart"/>
+      <w:r>
+        <w:rPr>
+          <w:sz w:val="24"/>
+          <w:szCs w:val="24"/>
+        </w:rPr>
+        <w:t>OmpR</w:t>
+      </w:r>
+      <w:proofErr w:type="spellEnd"/>
+      <w:r>
+        <w:rPr>
+          <w:sz w:val="24"/>
+          <w:szCs w:val="24"/>
+        </w:rPr>
+        <w:t xml:space="preserve"> transcription factor families</w:t>
       </w:r>
       <w:r>
         <w:rPr>
@@ -7449,7 +7734,53 @@
           <w:sz w:val="24"/>
           <w:szCs w:val="24"/>
         </w:rPr>
-        <w:t xml:space="preserve">(identified by their UniProtID) </w:t>
+        <w:t>(identified by their UniProtID)</w:t>
+      </w:r>
+      <w:r>
+        <w:rPr>
+          <w:sz w:val="24"/>
+          <w:szCs w:val="24"/>
+        </w:rPr>
+        <w:t xml:space="preserve">, across the families </w:t>
+      </w:r>
+      <w:proofErr w:type="spellStart"/>
+      <w:r>
+        <w:rPr>
+          <w:sz w:val="24"/>
+          <w:szCs w:val="24"/>
+        </w:rPr>
+        <w:t>LexA</w:t>
+      </w:r>
+      <w:proofErr w:type="spellEnd"/>
+      <w:r>
+        <w:rPr>
+          <w:sz w:val="24"/>
+          <w:szCs w:val="24"/>
+        </w:rPr>
+        <w:t xml:space="preserve">, </w:t>
+      </w:r>
+      <w:proofErr w:type="spellStart"/>
+      <w:r>
+        <w:rPr>
+          <w:sz w:val="24"/>
+          <w:szCs w:val="24"/>
+        </w:rPr>
+        <w:t>OmpR</w:t>
+      </w:r>
+      <w:proofErr w:type="spellEnd"/>
+      <w:r>
+        <w:rPr>
+          <w:sz w:val="24"/>
+          <w:szCs w:val="24"/>
+        </w:rPr>
+        <w:t>, FNR-CRP, which are identified</w:t>
+      </w:r>
+      <w:r>
+        <w:rPr>
+          <w:sz w:val="24"/>
+          <w:szCs w:val="24"/>
+        </w:rPr>
+        <w:t xml:space="preserve"> </w:t>
       </w:r>
       <w:r>
         <w:rPr>
@@ -7635,8 +7966,17 @@
           <w:sz w:val="24"/>
           <w:szCs w:val="24"/>
         </w:rPr>
-        <w:t>For example, the LexA</w:t>
-      </w:r>
+        <w:t xml:space="preserve">For example, the </w:t>
+      </w:r>
+      <w:proofErr w:type="spellStart"/>
+      <w:r>
+        <w:rPr>
+          <w:sz w:val="24"/>
+          <w:szCs w:val="24"/>
+        </w:rPr>
+        <w:t>LexA</w:t>
+      </w:r>
+      <w:proofErr w:type="spellEnd"/>
       <w:r>
         <w:rPr>
           <w:sz w:val="24"/>
@@ -8073,7 +8413,15 @@
           <w:sz w:val="24"/>
           <w:szCs w:val="24"/>
         </w:rPr>
-        <w:t xml:space="preserve">direct or inverted repeat patterns, but </w:t>
+        <w:t xml:space="preserve">direct or inverted repeat patterns, </w:t>
+      </w:r>
+      <w:r>
+        <w:rPr>
+          <w:sz w:val="24"/>
+          <w:szCs w:val="24"/>
+        </w:rPr>
+        <w:lastRenderedPageBreak/>
+        <w:t xml:space="preserve">but </w:t>
       </w:r>
       <w:r>
         <w:rPr>
@@ -8122,15 +8470,7 @@
           <w:sz w:val="24"/>
           <w:szCs w:val="24"/>
         </w:rPr>
-        <w:t xml:space="preserve">are </w:t>
-      </w:r>
-      <w:r>
-        <w:rPr>
-          <w:sz w:val="24"/>
-          <w:szCs w:val="24"/>
-        </w:rPr>
-        <w:lastRenderedPageBreak/>
-        <w:t>associated with</w:t>
+        <w:t>are associated with</w:t>
       </w:r>
       <w:r>
         <w:rPr>
@@ -9978,8 +10318,17 @@
           <w:sz w:val="24"/>
           <w:szCs w:val="24"/>
         </w:rPr>
-        <w:t>The Kullback</w:t>
-      </w:r>
+        <w:t xml:space="preserve">The </w:t>
+      </w:r>
+      <w:proofErr w:type="spellStart"/>
+      <w:r>
+        <w:rPr>
+          <w:sz w:val="24"/>
+          <w:szCs w:val="24"/>
+        </w:rPr>
+        <w:t>Kullback</w:t>
+      </w:r>
+      <w:proofErr w:type="spellEnd"/>
       <w:r>
         <w:rPr>
           <w:sz w:val="24"/>
@@ -11843,6 +12192,7 @@
               </w:rPr>
               <w:t xml:space="preserve">Low </w:t>
             </w:r>
+            <w:proofErr w:type="gramStart"/>
             <w:r>
               <w:rPr>
                 <w:rFonts w:ascii="Times New Roman" w:eastAsia="Times New Roman" w:hAnsi="Times New Roman" w:cs="Times New Roman"/>
@@ -11852,7 +12202,19 @@
                 <w:szCs w:val="24"/>
                 <w:lang w:val="en-US" w:eastAsia="ko-KR"/>
               </w:rPr>
-              <w:t>IC  + strongly correlated</w:t>
+              <w:t>IC  +</w:t>
+            </w:r>
+            <w:proofErr w:type="gramEnd"/>
+            <w:r>
+              <w:rPr>
+                <w:rFonts w:ascii="Times New Roman" w:eastAsia="Times New Roman" w:hAnsi="Times New Roman" w:cs="Times New Roman"/>
+                <w:color w:val="000000"/>
+                <w:kern w:val="24"/>
+                <w:sz w:val="24"/>
+                <w:szCs w:val="24"/>
+                <w:lang w:val="en-US" w:eastAsia="ko-KR"/>
+              </w:rPr>
+              <w:t xml:space="preserve"> strongly correlated</w:t>
             </w:r>
             <w:r>
               <w:rPr>
@@ -12540,8 +12902,21 @@
                 <w:szCs w:val="24"/>
                 <w:lang w:val="en-US" w:eastAsia="ko-KR"/>
               </w:rPr>
-              <w:t>+ neg corr</w:t>
+              <w:t xml:space="preserve">+ neg </w:t>
             </w:r>
+            <w:proofErr w:type="spellStart"/>
+            <w:r>
+              <w:rPr>
+                <w:rFonts w:ascii="Times New Roman" w:eastAsia="Times New Roman" w:hAnsi="Times New Roman" w:cs="Times New Roman"/>
+                <w:color w:val="000000"/>
+                <w:kern w:val="24"/>
+                <w:sz w:val="24"/>
+                <w:szCs w:val="24"/>
+                <w:lang w:val="en-US" w:eastAsia="ko-KR"/>
+              </w:rPr>
+              <w:t>corr</w:t>
+            </w:r>
+            <w:proofErr w:type="spellEnd"/>
           </w:p>
         </w:tc>
         <w:tc>
@@ -12572,6 +12947,7 @@
                 <w:lang w:val="en-US" w:eastAsia="ko-KR"/>
               </w:rPr>
             </w:pPr>
+            <w:proofErr w:type="gramStart"/>
             <w:r>
               <w:rPr>
                 <w:rFonts w:ascii="Times New Roman" w:eastAsia="Times New Roman" w:hAnsi="Times New Roman" w:cs="Times New Roman"/>
@@ -12581,7 +12957,19 @@
                 <w:szCs w:val="24"/>
                 <w:lang w:val="en-US" w:eastAsia="ko-KR"/>
               </w:rPr>
-              <w:t xml:space="preserve">32 , 6 </w:t>
+              <w:t>32 ,</w:t>
+            </w:r>
+            <w:proofErr w:type="gramEnd"/>
+            <w:r>
+              <w:rPr>
+                <w:rFonts w:ascii="Times New Roman" w:eastAsia="Times New Roman" w:hAnsi="Times New Roman" w:cs="Times New Roman"/>
+                <w:color w:val="000000"/>
+                <w:kern w:val="24"/>
+                <w:sz w:val="24"/>
+                <w:szCs w:val="24"/>
+                <w:lang w:val="en-US" w:eastAsia="ko-KR"/>
+              </w:rPr>
+              <w:t xml:space="preserve"> 6 </w:t>
             </w:r>
           </w:p>
         </w:tc>
@@ -14759,43 +15147,107 @@
         </w:rPr>
         <w:t xml:space="preserve"> in order </w:t>
       </w:r>
+      <w:proofErr w:type="spellStart"/>
       <w:r>
         <w:rPr>
           <w:sz w:val="24"/>
           <w:szCs w:val="24"/>
           <w:lang w:val="es-ES"/>
         </w:rPr>
-        <w:t xml:space="preserve">destroy </w:t>
-      </w:r>
+        <w:t>destroy</w:t>
+      </w:r>
+      <w:proofErr w:type="spellEnd"/>
       <w:r>
         <w:rPr>
           <w:sz w:val="24"/>
           <w:szCs w:val="24"/>
           <w:lang w:val="es-ES"/>
         </w:rPr>
-        <w:t xml:space="preserve">existing </w:t>
-      </w:r>
+        <w:t xml:space="preserve"> </w:t>
+      </w:r>
+      <w:proofErr w:type="spellStart"/>
       <w:r>
         <w:rPr>
           <w:sz w:val="24"/>
           <w:szCs w:val="24"/>
           <w:lang w:val="es-ES"/>
         </w:rPr>
-        <w:t>index-wise relationships.</w:t>
-      </w:r>
-      <w:r>
-        <w:rPr>
-          <w:sz w:val="24"/>
-          <w:szCs w:val="24"/>
+        <w:t>existing</w:t>
+      </w:r>
+      <w:proofErr w:type="spellEnd"/>
+      <w:r>
+        <w:rPr>
+          <w:sz w:val="24"/>
+          <w:szCs w:val="24"/>
+          <w:lang w:val="es-ES"/>
         </w:rPr>
         <w:t xml:space="preserve"> </w:t>
       </w:r>
-      <w:r>
-        <w:rPr>
-          <w:sz w:val="24"/>
-          <w:szCs w:val="24"/>
-        </w:rPr>
-        <w:t>For each iteration of the bootstrap, the same threshold and diagonal detection process is applied</w:t>
+      <w:proofErr w:type="spellStart"/>
+      <w:r>
+        <w:rPr>
+          <w:sz w:val="24"/>
+          <w:szCs w:val="24"/>
+          <w:lang w:val="es-ES"/>
+        </w:rPr>
+        <w:t>index-wise</w:t>
+      </w:r>
+      <w:proofErr w:type="spellEnd"/>
+      <w:r>
+        <w:rPr>
+          <w:sz w:val="24"/>
+          <w:szCs w:val="24"/>
+          <w:lang w:val="es-ES"/>
+        </w:rPr>
+        <w:t xml:space="preserve"> </w:t>
+      </w:r>
+      <w:proofErr w:type="spellStart"/>
+      <w:r>
+        <w:rPr>
+          <w:sz w:val="24"/>
+          <w:szCs w:val="24"/>
+          <w:lang w:val="es-ES"/>
+        </w:rPr>
+        <w:t>relationships</w:t>
+      </w:r>
+      <w:proofErr w:type="spellEnd"/>
+      <w:r>
+        <w:rPr>
+          <w:sz w:val="24"/>
+          <w:szCs w:val="24"/>
+          <w:lang w:val="es-ES"/>
+        </w:rPr>
+        <w:t>.</w:t>
+      </w:r>
+      <w:r>
+        <w:rPr>
+          <w:sz w:val="24"/>
+          <w:szCs w:val="24"/>
+        </w:rPr>
+        <w:t xml:space="preserve"> </w:t>
+      </w:r>
+      <w:r>
+        <w:rPr>
+          <w:sz w:val="24"/>
+          <w:szCs w:val="24"/>
+        </w:rPr>
+        <w:t xml:space="preserve">For each iteration of the bootstrap, the same </w:t>
+      </w:r>
+      <w:proofErr w:type="spellStart"/>
+      <w:r>
+        <w:rPr>
+          <w:sz w:val="24"/>
+          <w:szCs w:val="24"/>
+        </w:rPr>
+        <w:t>threshold</w:t>
+      </w:r>
+      <w:proofErr w:type="spellEnd"/>
+      <w:r>
+        <w:rPr>
+          <w:sz w:val="24"/>
+          <w:szCs w:val="24"/>
+        </w:rPr>
+        <w:t xml:space="preserve"> and diagonal detection process is applied</w:t>
       </w:r>
       <w:r>
         <w:rPr>
@@ -15550,6 +16002,48 @@
           <w:szCs w:val="24"/>
         </w:rPr>
       </w:pPr>
+      <w:r>
+        <w:rPr>
+          <w:sz w:val="24"/>
+          <w:szCs w:val="24"/>
+        </w:rPr>
+        <w:t xml:space="preserve">For the CollecTF dataset, we have complete label coverage for whether the observations </w:t>
+      </w:r>
+      <w:r>
+        <w:rPr>
+          <w:sz w:val="24"/>
+          <w:szCs w:val="24"/>
+        </w:rPr>
+        <w:t xml:space="preserve">should be </w:t>
+      </w:r>
+      <w:r>
+        <w:rPr>
+          <w:sz w:val="24"/>
+          <w:szCs w:val="24"/>
+        </w:rPr>
+        <w:t>direct or inverted repeats. DRIPPY is run on the full data set, which results in at least two observations per combination of species and UniProtID. The full resulting dataset</w:t>
+      </w:r>
+      <w:r>
+        <w:rPr>
+          <w:sz w:val="24"/>
+          <w:szCs w:val="24"/>
+        </w:rPr>
+        <w:t>s for each percentile threshold</w:t>
+      </w:r>
+      <w:r>
+        <w:rPr>
+          <w:sz w:val="24"/>
+          <w:szCs w:val="24"/>
+        </w:rPr>
+        <w:t xml:space="preserve"> will return all found candidates. </w:t>
+      </w:r>
+      <w:r>
+        <w:rPr>
+          <w:sz w:val="24"/>
+          <w:szCs w:val="24"/>
+        </w:rPr>
+        <w:t xml:space="preserve">This data set was then aggregated so that the best candidates for the direct and inverted searches were found, </w:t>
+      </w:r>
     </w:p>
     <w:p>
       <w:pPr>
@@ -15559,6 +16053,112 @@
           <w:szCs w:val="24"/>
         </w:rPr>
       </w:pPr>
+    </w:p>
+    <w:p>
+      <w:pPr>
+        <w:pStyle w:val="p1"/>
+        <w:rPr>
+          <w:sz w:val="24"/>
+          <w:szCs w:val="24"/>
+        </w:rPr>
+      </w:pPr>
+      <w:r>
+        <w:rPr>
+          <w:sz w:val="24"/>
+          <w:szCs w:val="24"/>
+        </w:rPr>
+        <w:t xml:space="preserve">We </w:t>
+      </w:r>
+      <w:r>
+        <w:rPr>
+          <w:sz w:val="24"/>
+          <w:szCs w:val="24"/>
+        </w:rPr>
+        <w:t xml:space="preserve">then </w:t>
+      </w:r>
+      <w:r>
+        <w:rPr>
+          <w:sz w:val="24"/>
+          <w:szCs w:val="24"/>
+        </w:rPr>
+        <w:t xml:space="preserve">computed </w:t>
+      </w:r>
+      <w:r>
+        <w:rPr>
+          <w:sz w:val="24"/>
+          <w:szCs w:val="24"/>
+        </w:rPr>
+        <w:t xml:space="preserve">two sets of </w:t>
+      </w:r>
+      <w:r>
+        <w:rPr>
+          <w:sz w:val="24"/>
+          <w:szCs w:val="24"/>
+        </w:rPr>
+        <w:t>ROC and PR curves</w:t>
+      </w:r>
+      <w:r>
+        <w:rPr>
+          <w:sz w:val="24"/>
+          <w:szCs w:val="24"/>
+        </w:rPr>
+        <w:t xml:space="preserve">. The </w:t>
+      </w:r>
+      <w:r>
+        <w:rPr>
+          <w:sz w:val="24"/>
+          <w:szCs w:val="24"/>
+        </w:rPr>
+        <w:t xml:space="preserve">on the </w:t>
+      </w:r>
+      <w:r>
+        <w:rPr>
+          <w:sz w:val="24"/>
+          <w:szCs w:val="24"/>
+        </w:rPr>
+        <w:t xml:space="preserve">full data set </w:t>
+      </w:r>
+      <w:r>
+        <w:rPr>
+          <w:sz w:val="24"/>
+          <w:szCs w:val="24"/>
+        </w:rPr>
+        <w:t>aggregate the data set by picking the best candidate for each observation using the p-value. ROC and PR curves are then computed on this full dataset to visualize DRIPPY’s classification performance</w:t>
+      </w:r>
+      <w:r>
+        <w:rPr>
+          <w:sz w:val="24"/>
+          <w:szCs w:val="24"/>
+        </w:rPr>
+        <w:t>.</w:t>
+      </w:r>
+    </w:p>
+    <w:p>
+      <w:pPr>
+        <w:pStyle w:val="p1"/>
+        <w:rPr>
+          <w:sz w:val="24"/>
+          <w:szCs w:val="24"/>
+        </w:rPr>
+      </w:pPr>
+    </w:p>
+    <w:p>
+      <w:pPr>
+        <w:pStyle w:val="p1"/>
+        <w:rPr>
+          <w:sz w:val="24"/>
+          <w:szCs w:val="24"/>
+        </w:rPr>
+      </w:pPr>
+    </w:p>
+    <w:p>
+      <w:pPr>
+        <w:pStyle w:val="p1"/>
+        <w:rPr>
+          <w:sz w:val="24"/>
+          <w:szCs w:val="24"/>
+        </w:rPr>
+      </w:pPr>
       <w:r>
         <w:rPr>
           <w:sz w:val="24"/>
@@ -15579,6 +16179,31 @@
           <w:szCs w:val="24"/>
         </w:rPr>
         <w:t xml:space="preserve">Compare behavior of ROC and PR across different </w:t>
+      </w:r>
+    </w:p>
+    <w:p>
+      <w:pPr>
+        <w:pStyle w:val="p1"/>
+        <w:rPr>
+          <w:sz w:val="24"/>
+          <w:szCs w:val="24"/>
+        </w:rPr>
+      </w:pPr>
+    </w:p>
+    <w:p>
+      <w:pPr>
+        <w:pStyle w:val="p1"/>
+        <w:rPr>
+          <w:sz w:val="24"/>
+          <w:szCs w:val="24"/>
+        </w:rPr>
+      </w:pPr>
+      <w:r>
+        <w:rPr>
+          <w:sz w:val="24"/>
+          <w:szCs w:val="24"/>
+        </w:rPr>
+        <w:t xml:space="preserve">We perform a similar analysis with the MEME data, </w:t>
       </w:r>
     </w:p>
     <w:p>

--- a/TFM Writing/RICSE_Enoch Shin_template.docx
+++ b/TFM Writing/RICSE_Enoch Shin_template.docx
@@ -4583,7 +4583,21 @@
           <w:sz w:val="24"/>
           <w:szCs w:val="24"/>
         </w:rPr>
-        <w:t xml:space="preserve">locally optimum solutions at each iteration. </w:t>
+        <w:t xml:space="preserve">locally optimum solutions at each </w:t>
+      </w:r>
+      <w:r>
+        <w:rPr>
+          <w:sz w:val="24"/>
+          <w:szCs w:val="24"/>
+        </w:rPr>
+        <w:t>step</w:t>
+      </w:r>
+      <w:r>
+        <w:rPr>
+          <w:sz w:val="24"/>
+          <w:szCs w:val="24"/>
+        </w:rPr>
+        <w:t xml:space="preserve">. </w:t>
       </w:r>
       <w:r>
         <w:rPr>
@@ -7184,21 +7198,21 @@
           <w:sz w:val="24"/>
           <w:szCs w:val="24"/>
         </w:rPr>
-        <w:t xml:space="preserve">motif </w:t>
-      </w:r>
-      <w:r>
-        <w:rPr>
-          <w:sz w:val="24"/>
-          <w:szCs w:val="24"/>
-        </w:rPr>
-        <w:t xml:space="preserve">candidate </w:t>
-      </w:r>
-      <w:r>
-        <w:rPr>
-          <w:sz w:val="24"/>
-          <w:szCs w:val="24"/>
-        </w:rPr>
-        <w:t>group</w:t>
+        <w:t xml:space="preserve">discovered group of candidate </w:t>
+      </w:r>
+      <w:r>
+        <w:rPr>
+          <w:sz w:val="24"/>
+          <w:szCs w:val="24"/>
+        </w:rPr>
+        <w:t>motif</w:t>
+      </w:r>
+      <w:r>
+        <w:rPr>
+          <w:sz w:val="24"/>
+          <w:szCs w:val="24"/>
+        </w:rPr>
+        <w:t>s</w:t>
       </w:r>
       <w:r>
         <w:rPr>
@@ -7773,7 +7787,56 @@
           <w:sz w:val="24"/>
           <w:szCs w:val="24"/>
         </w:rPr>
-        <w:t>, FNR-CRP, which are identified</w:t>
+        <w:t xml:space="preserve">, FNR-CRP, which are </w:t>
+      </w:r>
+      <w:r>
+        <w:rPr>
+          <w:sz w:val="24"/>
+          <w:szCs w:val="24"/>
+        </w:rPr>
+        <w:t xml:space="preserve">TFs active </w:t>
+      </w:r>
+      <w:r>
+        <w:rPr>
+          <w:sz w:val="24"/>
+          <w:szCs w:val="24"/>
+        </w:rPr>
+        <w:t xml:space="preserve">across multiple species. The sample size is </w:t>
+      </w:r>
+      <w:r>
+        <w:rPr>
+          <w:sz w:val="24"/>
+          <w:szCs w:val="24"/>
+        </w:rPr>
+        <w:t xml:space="preserve">larger </w:t>
+      </w:r>
+      <w:r>
+        <w:rPr>
+          <w:sz w:val="24"/>
+          <w:szCs w:val="24"/>
+        </w:rPr>
+        <w:t xml:space="preserve">as </w:t>
+      </w:r>
+      <w:r>
+        <w:rPr>
+          <w:sz w:val="24"/>
+          <w:szCs w:val="24"/>
+        </w:rPr>
+        <w:t xml:space="preserve">some of the TFs are </w:t>
+      </w:r>
+      <w:r>
+        <w:rPr>
+          <w:sz w:val="24"/>
+          <w:szCs w:val="24"/>
+        </w:rPr>
+        <w:t xml:space="preserve">shared </w:t>
+      </w:r>
+      <w:r>
+        <w:rPr>
+          <w:sz w:val="24"/>
+          <w:szCs w:val="24"/>
+        </w:rPr>
+        <w:t>across multiple species</w:t>
       </w:r>
       <w:r>
         <w:rPr>
@@ -7787,43 +7850,147 @@
           <w:sz w:val="24"/>
           <w:szCs w:val="24"/>
         </w:rPr>
-        <w:t xml:space="preserve">across multiple species. The sample size is </w:t>
-      </w:r>
-      <w:r>
-        <w:rPr>
-          <w:sz w:val="24"/>
-          <w:szCs w:val="24"/>
-        </w:rPr>
-        <w:t xml:space="preserve">larger </w:t>
-      </w:r>
-      <w:r>
-        <w:rPr>
-          <w:sz w:val="24"/>
-          <w:szCs w:val="24"/>
-        </w:rPr>
-        <w:t xml:space="preserve">as </w:t>
-      </w:r>
-      <w:r>
-        <w:rPr>
-          <w:sz w:val="24"/>
-          <w:szCs w:val="24"/>
-        </w:rPr>
-        <w:t xml:space="preserve">some of the TFs are </w:t>
-      </w:r>
-      <w:r>
-        <w:rPr>
-          <w:sz w:val="24"/>
-          <w:szCs w:val="24"/>
-        </w:rPr>
-        <w:t xml:space="preserve">shared </w:t>
-      </w:r>
-      <w:r>
-        <w:rPr>
-          <w:sz w:val="24"/>
-          <w:szCs w:val="24"/>
-        </w:rPr>
-        <w:t>across multiple species</w:t>
-      </w:r>
+        <w:t>(n = 68)</w:t>
+      </w:r>
+      <w:r>
+        <w:rPr>
+          <w:sz w:val="24"/>
+          <w:szCs w:val="24"/>
+        </w:rPr>
+        <w:t>.</w:t>
+      </w:r>
+    </w:p>
+    <w:p>
+      <w:pPr>
+        <w:pStyle w:val="p1"/>
+        <w:rPr>
+          <w:sz w:val="24"/>
+          <w:szCs w:val="24"/>
+        </w:rPr>
+      </w:pPr>
+    </w:p>
+    <w:p>
+      <w:pPr>
+        <w:pStyle w:val="p1"/>
+        <w:rPr>
+          <w:sz w:val="24"/>
+          <w:szCs w:val="24"/>
+        </w:rPr>
+      </w:pPr>
+      <w:r>
+        <w:rPr>
+          <w:sz w:val="24"/>
+          <w:szCs w:val="24"/>
+        </w:rPr>
+        <w:t xml:space="preserve">The justification of incorporating CollecTF data is to </w:t>
+      </w:r>
+      <w:r>
+        <w:rPr>
+          <w:sz w:val="24"/>
+          <w:szCs w:val="24"/>
+        </w:rPr>
+        <w:t xml:space="preserve">build the pipeline on known samples </w:t>
+      </w:r>
+      <w:r>
+        <w:rPr>
+          <w:sz w:val="24"/>
+          <w:szCs w:val="24"/>
+        </w:rPr>
+        <w:t xml:space="preserve">for which we </w:t>
+      </w:r>
+      <w:r>
+        <w:rPr>
+          <w:sz w:val="24"/>
+          <w:szCs w:val="24"/>
+        </w:rPr>
+        <w:t xml:space="preserve">have </w:t>
+      </w:r>
+      <w:r>
+        <w:rPr>
+          <w:sz w:val="24"/>
+          <w:szCs w:val="24"/>
+        </w:rPr>
+        <w:t xml:space="preserve">established </w:t>
+      </w:r>
+      <w:r>
+        <w:rPr>
+          <w:sz w:val="24"/>
+          <w:szCs w:val="24"/>
+        </w:rPr>
+        <w:t>ground truths on the motif</w:t>
+      </w:r>
+      <w:r>
+        <w:rPr>
+          <w:sz w:val="24"/>
+          <w:szCs w:val="24"/>
+        </w:rPr>
+        <w:t xml:space="preserve">s’ expected </w:t>
+      </w:r>
+      <w:r>
+        <w:rPr>
+          <w:sz w:val="24"/>
+          <w:szCs w:val="24"/>
+        </w:rPr>
+        <w:t xml:space="preserve">morphology. We </w:t>
+      </w:r>
+      <w:r>
+        <w:rPr>
+          <w:sz w:val="24"/>
+          <w:szCs w:val="24"/>
+        </w:rPr>
+        <w:t xml:space="preserve">expect </w:t>
+      </w:r>
+      <w:r>
+        <w:rPr>
+          <w:sz w:val="24"/>
+          <w:szCs w:val="24"/>
+        </w:rPr>
+        <w:t xml:space="preserve">that the discovered </w:t>
+      </w:r>
+      <w:r>
+        <w:rPr>
+          <w:sz w:val="24"/>
+          <w:szCs w:val="24"/>
+        </w:rPr>
+        <w:t>motif</w:t>
+      </w:r>
+      <w:r>
+        <w:rPr>
+          <w:sz w:val="24"/>
+          <w:szCs w:val="24"/>
+        </w:rPr>
+        <w:t xml:space="preserve">s should have sequence patterns that conform to palindromic or direct-repeat patterns as observed in </w:t>
+      </w:r>
+      <w:r>
+        <w:rPr>
+          <w:sz w:val="24"/>
+          <w:szCs w:val="24"/>
+        </w:rPr>
+        <w:t xml:space="preserve">existing </w:t>
+      </w:r>
+      <w:r>
+        <w:rPr>
+          <w:sz w:val="24"/>
+          <w:szCs w:val="24"/>
+        </w:rPr>
+        <w:t xml:space="preserve">literature. </w:t>
+      </w:r>
+      <w:r>
+        <w:rPr>
+          <w:sz w:val="24"/>
+          <w:szCs w:val="24"/>
+        </w:rPr>
+        <w:t xml:space="preserve">For example, the </w:t>
+      </w:r>
+      <w:proofErr w:type="spellStart"/>
+      <w:r>
+        <w:rPr>
+          <w:sz w:val="24"/>
+          <w:szCs w:val="24"/>
+        </w:rPr>
+        <w:t>LexA</w:t>
+      </w:r>
+      <w:proofErr w:type="spellEnd"/>
       <w:r>
         <w:rPr>
           <w:sz w:val="24"/>
@@ -7836,7 +8003,131 @@
           <w:sz w:val="24"/>
           <w:szCs w:val="24"/>
         </w:rPr>
-        <w:t>(n = 68)</w:t>
+        <w:t>TF</w:t>
+      </w:r>
+      <w:r>
+        <w:rPr>
+          <w:sz w:val="24"/>
+          <w:szCs w:val="24"/>
+        </w:rPr>
+        <w:t xml:space="preserve"> </w:t>
+      </w:r>
+      <w:r>
+        <w:rPr>
+          <w:sz w:val="24"/>
+          <w:szCs w:val="24"/>
+        </w:rPr>
+        <w:t xml:space="preserve">is known to </w:t>
+      </w:r>
+      <w:r>
+        <w:rPr>
+          <w:sz w:val="24"/>
+          <w:szCs w:val="24"/>
+        </w:rPr>
+        <w:t xml:space="preserve">commonly </w:t>
+      </w:r>
+      <w:r>
+        <w:rPr>
+          <w:sz w:val="24"/>
+          <w:szCs w:val="24"/>
+        </w:rPr>
+        <w:t>have motifs of inverted repeat patterns.</w:t>
+      </w:r>
+      <w:r>
+        <w:rPr>
+          <w:rStyle w:val="FootnoteReference"/>
+          <w:sz w:val="24"/>
+          <w:szCs w:val="24"/>
+        </w:rPr>
+        <w:footnoteReference w:id="41"/>
+      </w:r>
+      <w:r>
+        <w:rPr>
+          <w:sz w:val="24"/>
+          <w:szCs w:val="24"/>
+        </w:rPr>
+        <w:t xml:space="preserve"> </w:t>
+      </w:r>
+      <w:r>
+        <w:rPr>
+          <w:sz w:val="24"/>
+          <w:szCs w:val="24"/>
+        </w:rPr>
+        <w:t xml:space="preserve">This way, we can </w:t>
+      </w:r>
+      <w:r>
+        <w:rPr>
+          <w:sz w:val="24"/>
+          <w:szCs w:val="24"/>
+        </w:rPr>
+        <w:t xml:space="preserve">build </w:t>
+      </w:r>
+      <w:r>
+        <w:rPr>
+          <w:sz w:val="24"/>
+          <w:szCs w:val="24"/>
+        </w:rPr>
+        <w:t>the data pipeline</w:t>
+      </w:r>
+      <w:r>
+        <w:rPr>
+          <w:sz w:val="24"/>
+          <w:szCs w:val="24"/>
+        </w:rPr>
+        <w:t xml:space="preserve"> on a known data set with confirmed ground truth</w:t>
+      </w:r>
+      <w:r>
+        <w:rPr>
+          <w:sz w:val="24"/>
+          <w:szCs w:val="24"/>
+        </w:rPr>
+        <w:t>s</w:t>
+      </w:r>
+      <w:r>
+        <w:rPr>
+          <w:sz w:val="24"/>
+          <w:szCs w:val="24"/>
+        </w:rPr>
+        <w:t xml:space="preserve">. </w:t>
+      </w:r>
+    </w:p>
+    <w:p>
+      <w:pPr>
+        <w:pStyle w:val="p1"/>
+        <w:rPr>
+          <w:sz w:val="24"/>
+          <w:szCs w:val="24"/>
+        </w:rPr>
+      </w:pPr>
+    </w:p>
+    <w:p>
+      <w:pPr>
+        <w:pStyle w:val="p1"/>
+        <w:rPr>
+          <w:sz w:val="24"/>
+          <w:szCs w:val="24"/>
+        </w:rPr>
+      </w:pPr>
+      <w:r>
+        <w:rPr>
+          <w:sz w:val="24"/>
+          <w:szCs w:val="24"/>
+        </w:rPr>
+        <w:t xml:space="preserve">The second data source is a </w:t>
+      </w:r>
+      <w:r>
+        <w:rPr>
+          <w:sz w:val="24"/>
+          <w:szCs w:val="24"/>
+        </w:rPr>
+        <w:t>collection of four MEME outputs, each of which contains 10 candidate motifs</w:t>
+      </w:r>
+      <w:r>
+        <w:rPr>
+          <w:sz w:val="24"/>
+          <w:szCs w:val="24"/>
+        </w:rPr>
+        <w:t xml:space="preserve"> (n = 40)</w:t>
       </w:r>
       <w:r>
         <w:rPr>
@@ -7845,138 +8136,6 @@
         </w:rPr>
         <w:t>.</w:t>
       </w:r>
-    </w:p>
-    <w:p>
-      <w:pPr>
-        <w:pStyle w:val="p1"/>
-        <w:rPr>
-          <w:sz w:val="24"/>
-          <w:szCs w:val="24"/>
-        </w:rPr>
-      </w:pPr>
-    </w:p>
-    <w:p>
-      <w:pPr>
-        <w:pStyle w:val="p1"/>
-        <w:rPr>
-          <w:sz w:val="24"/>
-          <w:szCs w:val="24"/>
-        </w:rPr>
-      </w:pPr>
-      <w:r>
-        <w:rPr>
-          <w:sz w:val="24"/>
-          <w:szCs w:val="24"/>
-        </w:rPr>
-        <w:t xml:space="preserve">The justification of incorporating CollecTF data is to </w:t>
-      </w:r>
-      <w:r>
-        <w:rPr>
-          <w:sz w:val="24"/>
-          <w:szCs w:val="24"/>
-        </w:rPr>
-        <w:t xml:space="preserve">build the pipeline on known samples </w:t>
-      </w:r>
-      <w:r>
-        <w:rPr>
-          <w:sz w:val="24"/>
-          <w:szCs w:val="24"/>
-        </w:rPr>
-        <w:t xml:space="preserve">for which we </w:t>
-      </w:r>
-      <w:r>
-        <w:rPr>
-          <w:sz w:val="24"/>
-          <w:szCs w:val="24"/>
-        </w:rPr>
-        <w:t xml:space="preserve">have </w:t>
-      </w:r>
-      <w:r>
-        <w:rPr>
-          <w:sz w:val="24"/>
-          <w:szCs w:val="24"/>
-        </w:rPr>
-        <w:t xml:space="preserve">established </w:t>
-      </w:r>
-      <w:r>
-        <w:rPr>
-          <w:sz w:val="24"/>
-          <w:szCs w:val="24"/>
-        </w:rPr>
-        <w:t>ground truths on the motif</w:t>
-      </w:r>
-      <w:r>
-        <w:rPr>
-          <w:sz w:val="24"/>
-          <w:szCs w:val="24"/>
-        </w:rPr>
-        <w:t xml:space="preserve">s’ expected </w:t>
-      </w:r>
-      <w:r>
-        <w:rPr>
-          <w:sz w:val="24"/>
-          <w:szCs w:val="24"/>
-        </w:rPr>
-        <w:t xml:space="preserve">morphology. We </w:t>
-      </w:r>
-      <w:r>
-        <w:rPr>
-          <w:sz w:val="24"/>
-          <w:szCs w:val="24"/>
-        </w:rPr>
-        <w:t xml:space="preserve">expect </w:t>
-      </w:r>
-      <w:r>
-        <w:rPr>
-          <w:sz w:val="24"/>
-          <w:szCs w:val="24"/>
-        </w:rPr>
-        <w:t xml:space="preserve">that the discovered </w:t>
-      </w:r>
-      <w:r>
-        <w:rPr>
-          <w:sz w:val="24"/>
-          <w:szCs w:val="24"/>
-        </w:rPr>
-        <w:t>motif</w:t>
-      </w:r>
-      <w:r>
-        <w:rPr>
-          <w:sz w:val="24"/>
-          <w:szCs w:val="24"/>
-        </w:rPr>
-        <w:t xml:space="preserve">s should have sequence patterns that conform to palindromic or direct-repeat patterns as observed in </w:t>
-      </w:r>
-      <w:r>
-        <w:rPr>
-          <w:sz w:val="24"/>
-          <w:szCs w:val="24"/>
-        </w:rPr>
-        <w:t xml:space="preserve">existing </w:t>
-      </w:r>
-      <w:r>
-        <w:rPr>
-          <w:sz w:val="24"/>
-          <w:szCs w:val="24"/>
-        </w:rPr>
-        <w:t xml:space="preserve">literature. </w:t>
-      </w:r>
-      <w:r>
-        <w:rPr>
-          <w:sz w:val="24"/>
-          <w:szCs w:val="24"/>
-        </w:rPr>
-        <w:t xml:space="preserve">For example, the </w:t>
-      </w:r>
-      <w:proofErr w:type="spellStart"/>
-      <w:r>
-        <w:rPr>
-          <w:sz w:val="24"/>
-          <w:szCs w:val="24"/>
-        </w:rPr>
-        <w:t>LexA</w:t>
-      </w:r>
-      <w:proofErr w:type="spellEnd"/>
       <w:r>
         <w:rPr>
           <w:sz w:val="24"/>
@@ -7989,152 +8148,21 @@
           <w:sz w:val="24"/>
           <w:szCs w:val="24"/>
         </w:rPr>
-        <w:t>TF</w:t>
-      </w:r>
-      <w:r>
-        <w:rPr>
-          <w:sz w:val="24"/>
-          <w:szCs w:val="24"/>
-        </w:rPr>
-        <w:t xml:space="preserve"> </w:t>
-      </w:r>
-      <w:r>
-        <w:rPr>
-          <w:sz w:val="24"/>
-          <w:szCs w:val="24"/>
-        </w:rPr>
-        <w:t xml:space="preserve">is known to </w:t>
-      </w:r>
-      <w:r>
-        <w:rPr>
-          <w:sz w:val="24"/>
-          <w:szCs w:val="24"/>
-        </w:rPr>
-        <w:t xml:space="preserve">commonly </w:t>
-      </w:r>
-      <w:r>
-        <w:rPr>
-          <w:sz w:val="24"/>
-          <w:szCs w:val="24"/>
-        </w:rPr>
-        <w:t>have motifs of inverted repeat patterns.</w:t>
-      </w:r>
-      <w:r>
-        <w:rPr>
-          <w:rStyle w:val="FootnoteReference"/>
-          <w:sz w:val="24"/>
-          <w:szCs w:val="24"/>
-        </w:rPr>
-        <w:footnoteReference w:id="41"/>
-      </w:r>
-      <w:r>
-        <w:rPr>
-          <w:sz w:val="24"/>
-          <w:szCs w:val="24"/>
-        </w:rPr>
-        <w:t xml:space="preserve"> </w:t>
-      </w:r>
-      <w:r>
-        <w:rPr>
-          <w:sz w:val="24"/>
-          <w:szCs w:val="24"/>
-        </w:rPr>
-        <w:t xml:space="preserve">This way, we can </w:t>
-      </w:r>
-      <w:r>
-        <w:rPr>
-          <w:sz w:val="24"/>
-          <w:szCs w:val="24"/>
-        </w:rPr>
-        <w:t xml:space="preserve">build </w:t>
-      </w:r>
-      <w:r>
-        <w:rPr>
-          <w:sz w:val="24"/>
-          <w:szCs w:val="24"/>
-        </w:rPr>
-        <w:t>the data pipeline</w:t>
-      </w:r>
-      <w:r>
-        <w:rPr>
-          <w:sz w:val="24"/>
-          <w:szCs w:val="24"/>
-        </w:rPr>
-        <w:t xml:space="preserve"> on a known data set with confirmed ground truth</w:t>
-      </w:r>
-      <w:r>
-        <w:rPr>
-          <w:sz w:val="24"/>
-          <w:szCs w:val="24"/>
-        </w:rPr>
-        <w:t>s</w:t>
-      </w:r>
-      <w:r>
-        <w:rPr>
-          <w:sz w:val="24"/>
-          <w:szCs w:val="24"/>
-        </w:rPr>
-        <w:t xml:space="preserve">. </w:t>
-      </w:r>
-    </w:p>
-    <w:p>
-      <w:pPr>
-        <w:pStyle w:val="p1"/>
-        <w:rPr>
-          <w:sz w:val="24"/>
-          <w:szCs w:val="24"/>
-        </w:rPr>
-      </w:pPr>
-    </w:p>
-    <w:p>
-      <w:pPr>
-        <w:pStyle w:val="p1"/>
-        <w:rPr>
-          <w:sz w:val="24"/>
-          <w:szCs w:val="24"/>
-        </w:rPr>
-      </w:pPr>
-      <w:r>
-        <w:rPr>
-          <w:sz w:val="24"/>
-          <w:szCs w:val="24"/>
-        </w:rPr>
-        <w:t xml:space="preserve">The second data source is a </w:t>
-      </w:r>
-      <w:r>
-        <w:rPr>
-          <w:sz w:val="24"/>
-          <w:szCs w:val="24"/>
-        </w:rPr>
-        <w:t>collection of four MEME outputs, each of which contains 10 candidate motifs</w:t>
-      </w:r>
-      <w:r>
-        <w:rPr>
-          <w:sz w:val="24"/>
-          <w:szCs w:val="24"/>
-        </w:rPr>
-        <w:t xml:space="preserve"> (n = 40)</w:t>
-      </w:r>
-      <w:r>
-        <w:rPr>
-          <w:sz w:val="24"/>
-          <w:szCs w:val="24"/>
-        </w:rPr>
-        <w:t>.</w:t>
-      </w:r>
-      <w:r>
-        <w:rPr>
-          <w:sz w:val="24"/>
-          <w:szCs w:val="24"/>
-        </w:rPr>
-        <w:t xml:space="preserve"> </w:t>
-      </w:r>
-      <w:r>
-        <w:rPr>
-          <w:sz w:val="24"/>
-          <w:szCs w:val="24"/>
-        </w:rPr>
-        <w:t xml:space="preserve">The data was first manually labeled based on MEME’s visual output of the sequence logo, </w:t>
+        <w:t xml:space="preserve">The data was first manually labeled </w:t>
+      </w:r>
+      <w:r>
+        <w:rPr>
+          <w:sz w:val="24"/>
+          <w:szCs w:val="24"/>
+        </w:rPr>
+        <w:t xml:space="preserve">by reviewing </w:t>
+      </w:r>
+      <w:r>
+        <w:rPr>
+          <w:sz w:val="24"/>
+          <w:szCs w:val="24"/>
+        </w:rPr>
+        <w:t xml:space="preserve">MEME’s visual output of the sequence logo, </w:t>
       </w:r>
       <w:r>
         <w:rPr>
@@ -8498,7 +8526,21 @@
           <w:sz w:val="24"/>
           <w:szCs w:val="24"/>
         </w:rPr>
-        <w:t>, where unlike the CollecTF set, we do not apply known literature-backed heuristics</w:t>
+        <w:t xml:space="preserve">, where unlike the CollecTF set, we </w:t>
+      </w:r>
+      <w:r>
+        <w:rPr>
+          <w:sz w:val="24"/>
+          <w:szCs w:val="24"/>
+        </w:rPr>
+        <w:t>can</w:t>
+      </w:r>
+      <w:r>
+        <w:rPr>
+          <w:sz w:val="24"/>
+          <w:szCs w:val="24"/>
+        </w:rPr>
+        <w:t>not apply known literature-backed heuristics</w:t>
       </w:r>
       <w:r>
         <w:rPr>
@@ -9884,6 +9926,7 @@
     <w:p>
       <w:pPr>
         <w:pStyle w:val="p1"/>
+        <w:jc w:val="center"/>
         <w:rPr>
           <w:sz w:val="24"/>
           <w:szCs w:val="24"/>
@@ -9972,13 +10015,6 @@
           <w:szCs w:val="24"/>
         </w:rPr>
         <w:fldChar w:fldCharType="end"/>
-      </w:r>
-      <w:r>
-        <w:rPr>
-          <w:sz w:val="24"/>
-          <w:szCs w:val="24"/>
-        </w:rPr>
-        <w:t xml:space="preserve"> </w:t>
       </w:r>
     </w:p>
     <w:p>
@@ -11691,7 +11727,63 @@
           <w:sz w:val="24"/>
           <w:szCs w:val="24"/>
         </w:rPr>
-        <w:t>resulting in two drastically different measures of divergence. The JSD alone has the same disadvantage as the Pearson for the same reasons, but it is bounded from 0 to 1, which is advantageous as a penalty as it aligns with the nonzero 0 to 2 range of the PIC.</w:t>
+        <w:t xml:space="preserve">resulting in two drastically different measures of divergence. </w:t>
+      </w:r>
+      <w:r>
+        <w:rPr>
+          <w:sz w:val="24"/>
+          <w:szCs w:val="24"/>
+        </w:rPr>
+        <w:t>Using the</w:t>
+      </w:r>
+      <w:r>
+        <w:rPr>
+          <w:sz w:val="24"/>
+          <w:szCs w:val="24"/>
+        </w:rPr>
+        <w:t xml:space="preserve"> JSD </w:t>
+      </w:r>
+      <w:r>
+        <w:rPr>
+          <w:sz w:val="24"/>
+          <w:szCs w:val="24"/>
+        </w:rPr>
+        <w:t xml:space="preserve">as a standalone metric </w:t>
+      </w:r>
+      <w:r>
+        <w:rPr>
+          <w:sz w:val="24"/>
+          <w:szCs w:val="24"/>
+        </w:rPr>
+        <w:t xml:space="preserve">has the same disadvantage as the Pearson for </w:t>
+      </w:r>
+      <w:r>
+        <w:rPr>
+          <w:sz w:val="24"/>
+          <w:szCs w:val="24"/>
+        </w:rPr>
+        <w:t xml:space="preserve">similar </w:t>
+      </w:r>
+      <w:r>
+        <w:rPr>
+          <w:sz w:val="24"/>
+          <w:szCs w:val="24"/>
+        </w:rPr>
+        <w:t xml:space="preserve">reasons, but it is bounded from 0 to 1, which is advantageous as a penalty </w:t>
+      </w:r>
+      <w:r>
+        <w:rPr>
+          <w:sz w:val="24"/>
+          <w:szCs w:val="24"/>
+        </w:rPr>
+        <w:t xml:space="preserve">metric </w:t>
+      </w:r>
+      <w:r>
+        <w:rPr>
+          <w:sz w:val="24"/>
+          <w:szCs w:val="24"/>
+        </w:rPr>
+        <w:t>as it aligns with the nonzero 0 to 2 range of the PIC.</w:t>
       </w:r>
       <w:r>
         <w:rPr>
@@ -15147,121 +15239,61 @@
         </w:rPr>
         <w:t xml:space="preserve"> in order </w:t>
       </w:r>
-      <w:proofErr w:type="spellStart"/>
-      <w:r>
-        <w:rPr>
-          <w:sz w:val="24"/>
-          <w:szCs w:val="24"/>
-          <w:lang w:val="es-ES"/>
-        </w:rPr>
-        <w:t>destroy</w:t>
-      </w:r>
-      <w:proofErr w:type="spellEnd"/>
-      <w:r>
-        <w:rPr>
-          <w:sz w:val="24"/>
-          <w:szCs w:val="24"/>
-          <w:lang w:val="es-ES"/>
+      <w:r>
+        <w:rPr>
+          <w:sz w:val="24"/>
+          <w:szCs w:val="24"/>
+        </w:rPr>
+        <w:t xml:space="preserve">destroy </w:t>
+      </w:r>
+      <w:r>
+        <w:rPr>
+          <w:sz w:val="24"/>
+          <w:szCs w:val="24"/>
+        </w:rPr>
+        <w:t xml:space="preserve">existing </w:t>
+      </w:r>
+      <w:r>
+        <w:rPr>
+          <w:sz w:val="24"/>
+          <w:szCs w:val="24"/>
+        </w:rPr>
+        <w:t>index-wise relationships.</w:t>
+      </w:r>
+      <w:r>
+        <w:rPr>
+          <w:sz w:val="24"/>
+          <w:szCs w:val="24"/>
         </w:rPr>
         <w:t xml:space="preserve"> </w:t>
       </w:r>
-      <w:proofErr w:type="spellStart"/>
-      <w:r>
-        <w:rPr>
-          <w:sz w:val="24"/>
-          <w:szCs w:val="24"/>
-          <w:lang w:val="es-ES"/>
-        </w:rPr>
-        <w:t>existing</w:t>
-      </w:r>
-      <w:proofErr w:type="spellEnd"/>
-      <w:r>
-        <w:rPr>
-          <w:sz w:val="24"/>
-          <w:szCs w:val="24"/>
-          <w:lang w:val="es-ES"/>
+      <w:r>
+        <w:rPr>
+          <w:sz w:val="24"/>
+          <w:szCs w:val="24"/>
+        </w:rPr>
+        <w:t>For each iteration of the bootstrap, the same threshold and diagonal detection process is applied</w:t>
+      </w:r>
+      <w:r>
+        <w:rPr>
+          <w:sz w:val="24"/>
+          <w:szCs w:val="24"/>
+        </w:rPr>
+        <w:t xml:space="preserve">, after which the highest scores of the best candidate found in that iteration are computed. </w:t>
+      </w:r>
+      <w:r>
+        <w:rPr>
+          <w:sz w:val="24"/>
+          <w:szCs w:val="24"/>
+        </w:rPr>
+        <w:t>This constitutes the bootstrap distribution.</w:t>
+      </w:r>
+      <w:r>
+        <w:rPr>
+          <w:sz w:val="24"/>
+          <w:szCs w:val="24"/>
         </w:rPr>
         <w:t xml:space="preserve"> </w:t>
-      </w:r>
-      <w:proofErr w:type="spellStart"/>
-      <w:r>
-        <w:rPr>
-          <w:sz w:val="24"/>
-          <w:szCs w:val="24"/>
-          <w:lang w:val="es-ES"/>
-        </w:rPr>
-        <w:t>index-wise</w:t>
-      </w:r>
-      <w:proofErr w:type="spellEnd"/>
-      <w:r>
-        <w:rPr>
-          <w:sz w:val="24"/>
-          <w:szCs w:val="24"/>
-          <w:lang w:val="es-ES"/>
-        </w:rPr>
-        <w:t xml:space="preserve"> </w:t>
-      </w:r>
-      <w:proofErr w:type="spellStart"/>
-      <w:r>
-        <w:rPr>
-          <w:sz w:val="24"/>
-          <w:szCs w:val="24"/>
-          <w:lang w:val="es-ES"/>
-        </w:rPr>
-        <w:t>relationships</w:t>
-      </w:r>
-      <w:proofErr w:type="spellEnd"/>
-      <w:r>
-        <w:rPr>
-          <w:sz w:val="24"/>
-          <w:szCs w:val="24"/>
-          <w:lang w:val="es-ES"/>
-        </w:rPr>
-        <w:t>.</w:t>
-      </w:r>
-      <w:r>
-        <w:rPr>
-          <w:sz w:val="24"/>
-          <w:szCs w:val="24"/>
-        </w:rPr>
-        <w:t xml:space="preserve"> </w:t>
-      </w:r>
-      <w:r>
-        <w:rPr>
-          <w:sz w:val="24"/>
-          <w:szCs w:val="24"/>
-        </w:rPr>
-        <w:t xml:space="preserve">For each iteration of the bootstrap, the same </w:t>
-      </w:r>
-      <w:proofErr w:type="spellStart"/>
-      <w:r>
-        <w:rPr>
-          <w:sz w:val="24"/>
-          <w:szCs w:val="24"/>
-        </w:rPr>
-        <w:t>threshold</w:t>
-      </w:r>
-      <w:proofErr w:type="spellEnd"/>
-      <w:r>
-        <w:rPr>
-          <w:sz w:val="24"/>
-          <w:szCs w:val="24"/>
-        </w:rPr>
-        <w:t xml:space="preserve"> and diagonal detection process is applied</w:t>
-      </w:r>
-      <w:r>
-        <w:rPr>
-          <w:sz w:val="24"/>
-          <w:szCs w:val="24"/>
-        </w:rPr>
-        <w:t xml:space="preserve">, after which the highest scores of the best candidate found in that iteration are computed. </w:t>
-      </w:r>
-      <w:r>
-        <w:rPr>
-          <w:sz w:val="24"/>
-          <w:szCs w:val="24"/>
-        </w:rPr>
-        <w:t xml:space="preserve">This constitutes the bootstrap distribution. </w:t>
       </w:r>
     </w:p>
     <w:p>
@@ -15537,7 +15569,49 @@
           <w:sz w:val="24"/>
           <w:szCs w:val="24"/>
         </w:rPr>
-        <w:t>is better than random background noise, which indicates its strong candidacy as a direct repeat. The same analysis can be done to detect inverted repeats, where we see no signal at all:</w:t>
+        <w:t>is better than random background noise, which indicates its strong candidacy as a direct repeat. The same analysis can be done to detect inverted repeats</w:t>
+      </w:r>
+      <w:r>
+        <w:rPr>
+          <w:sz w:val="24"/>
+          <w:szCs w:val="24"/>
+        </w:rPr>
+        <w:t xml:space="preserve"> on the same PWM</w:t>
+      </w:r>
+      <w:r>
+        <w:rPr>
+          <w:sz w:val="24"/>
+          <w:szCs w:val="24"/>
+        </w:rPr>
+        <w:t xml:space="preserve">, where we see no </w:t>
+      </w:r>
+      <w:r>
+        <w:rPr>
+          <w:sz w:val="24"/>
+          <w:szCs w:val="24"/>
+        </w:rPr>
+        <w:t xml:space="preserve">significant </w:t>
+      </w:r>
+      <w:r>
+        <w:rPr>
+          <w:sz w:val="24"/>
+          <w:szCs w:val="24"/>
+        </w:rPr>
+        <w:t>signal at all</w:t>
+      </w:r>
+      <w:r>
+        <w:rPr>
+          <w:sz w:val="24"/>
+          <w:szCs w:val="24"/>
+        </w:rPr>
+        <w:t xml:space="preserve"> in the outputs below</w:t>
+      </w:r>
+      <w:r>
+        <w:rPr>
+          <w:sz w:val="24"/>
+          <w:szCs w:val="24"/>
+        </w:rPr>
+        <w:t>:</w:t>
       </w:r>
     </w:p>
     <w:p>
@@ -15708,7 +15782,7 @@
           <w:sz w:val="24"/>
           <w:szCs w:val="24"/>
         </w:rPr>
-        <w:t xml:space="preserve">the inverted repeat diagonals run from bottom-left to top-right, but the axis of symmetry remains the same. </w:t>
+        <w:t xml:space="preserve">the inverted repeat diagonals run from bottom-left to top-right, </w:t>
       </w:r>
       <w:r>
         <w:rPr>
@@ -15716,7 +15790,39 @@
           <w:sz w:val="24"/>
           <w:szCs w:val="24"/>
         </w:rPr>
-        <w:t xml:space="preserve">Here, we only see potential </w:t>
+        <w:t>though</w:t>
+      </w:r>
+      <w:r>
+        <w:rPr>
+          <w:noProof/>
+          <w:sz w:val="24"/>
+          <w:szCs w:val="24"/>
+        </w:rPr>
+        <w:t xml:space="preserve"> the axis of symmetry remains the same. </w:t>
+      </w:r>
+      <w:r>
+        <w:rPr>
+          <w:noProof/>
+          <w:sz w:val="24"/>
+          <w:szCs w:val="24"/>
+        </w:rPr>
+        <w:t xml:space="preserve">Here, we only see </w:t>
+      </w:r>
+      <w:r>
+        <w:rPr>
+          <w:noProof/>
+          <w:sz w:val="24"/>
+          <w:szCs w:val="24"/>
+        </w:rPr>
+        <w:t xml:space="preserve">a </w:t>
+      </w:r>
+      <w:r>
+        <w:rPr>
+          <w:noProof/>
+          <w:sz w:val="24"/>
+          <w:szCs w:val="24"/>
+        </w:rPr>
+        <w:t xml:space="preserve">potential </w:t>
       </w:r>
       <w:r>
         <w:rPr>
@@ -15866,7 +15972,7 @@
           <w:sz w:val="24"/>
           <w:szCs w:val="24"/>
         </w:rPr>
-        <w:t>of Results</w:t>
+        <w:t>Methods for Results</w:t>
       </w:r>
     </w:p>
     <w:p>
@@ -15905,7 +16011,77 @@
           <w:sz w:val="24"/>
           <w:szCs w:val="24"/>
         </w:rPr>
-        <w:t xml:space="preserve"> checking for direct and inverted repeat patterns for each </w:t>
+        <w:t xml:space="preserve"> </w:t>
+      </w:r>
+      <w:r>
+        <w:rPr>
+          <w:sz w:val="24"/>
+          <w:szCs w:val="24"/>
+        </w:rPr>
+        <w:t>which were labeled beforehand for whether we expect them to be direct repeat (DR) or inverted repeat (IR) patterns.</w:t>
+      </w:r>
+      <w:r>
+        <w:rPr>
+          <w:sz w:val="24"/>
+          <w:szCs w:val="24"/>
+        </w:rPr>
+        <w:t xml:space="preserve"> In the case of the MEME data, there were some candidates that were labeled as neither a DR nor IR.</w:t>
+      </w:r>
+      <w:r>
+        <w:rPr>
+          <w:sz w:val="24"/>
+          <w:szCs w:val="24"/>
+        </w:rPr>
+        <w:t xml:space="preserve"> We </w:t>
+      </w:r>
+      <w:r>
+        <w:rPr>
+          <w:sz w:val="24"/>
+          <w:szCs w:val="24"/>
+        </w:rPr>
+        <w:t xml:space="preserve">then ran the analysis to </w:t>
+      </w:r>
+      <w:r>
+        <w:rPr>
+          <w:sz w:val="24"/>
+          <w:szCs w:val="24"/>
+        </w:rPr>
+        <w:t xml:space="preserve">check </w:t>
+      </w:r>
+      <w:r>
+        <w:rPr>
+          <w:sz w:val="24"/>
+          <w:szCs w:val="24"/>
+        </w:rPr>
+        <w:t xml:space="preserve">for </w:t>
+      </w:r>
+      <w:r>
+        <w:rPr>
+          <w:sz w:val="24"/>
+          <w:szCs w:val="24"/>
+        </w:rPr>
+        <w:t xml:space="preserve">both </w:t>
+      </w:r>
+      <w:r>
+        <w:rPr>
+          <w:sz w:val="24"/>
+          <w:szCs w:val="24"/>
+        </w:rPr>
+        <w:t>pattern</w:t>
+      </w:r>
+      <w:r>
+        <w:rPr>
+          <w:sz w:val="24"/>
+          <w:szCs w:val="24"/>
+        </w:rPr>
+        <w:t xml:space="preserve"> types </w:t>
+      </w:r>
+      <w:r>
+        <w:rPr>
+          <w:sz w:val="24"/>
+          <w:szCs w:val="24"/>
+        </w:rPr>
+        <w:t xml:space="preserve">for each </w:t>
       </w:r>
       <w:r>
         <w:rPr>
@@ -15984,6 +16160,69 @@
         </w:rPr>
         <w:t>positions.</w:t>
       </w:r>
+      <w:r>
+        <w:rPr>
+          <w:sz w:val="24"/>
+          <w:szCs w:val="24"/>
+        </w:rPr>
+        <w:t xml:space="preserve"> </w:t>
+      </w:r>
+      <w:r>
+        <w:rPr>
+          <w:sz w:val="24"/>
+          <w:szCs w:val="24"/>
+        </w:rPr>
+        <w:t>W</w:t>
+      </w:r>
+      <w:r>
+        <w:rPr>
+          <w:sz w:val="24"/>
+          <w:szCs w:val="24"/>
+        </w:rPr>
+        <w:t>e evaluate</w:t>
+      </w:r>
+      <w:r>
+        <w:rPr>
+          <w:sz w:val="24"/>
+          <w:szCs w:val="24"/>
+        </w:rPr>
+        <w:t xml:space="preserve">d </w:t>
+      </w:r>
+      <w:r>
+        <w:rPr>
+          <w:sz w:val="24"/>
+          <w:szCs w:val="24"/>
+        </w:rPr>
+        <w:t>the results compared to the labels</w:t>
+      </w:r>
+      <w:r>
+        <w:rPr>
+          <w:sz w:val="24"/>
+          <w:szCs w:val="24"/>
+        </w:rPr>
+        <w:t xml:space="preserve">, </w:t>
+      </w:r>
+      <w:r>
+        <w:rPr>
+          <w:sz w:val="24"/>
+          <w:szCs w:val="24"/>
+        </w:rPr>
+        <w:t xml:space="preserve">as well as </w:t>
+      </w:r>
+      <w:r>
+        <w:rPr>
+          <w:sz w:val="24"/>
+          <w:szCs w:val="24"/>
+        </w:rPr>
+        <w:t xml:space="preserve">examining </w:t>
+      </w:r>
+      <w:r>
+        <w:rPr>
+          <w:sz w:val="24"/>
+          <w:szCs w:val="24"/>
+        </w:rPr>
+        <w:t xml:space="preserve">the behavior of the outputs when manipulating the user-defined parameters. </w:t>
+      </w:r>
     </w:p>
     <w:p>
       <w:pPr>
@@ -16007,6 +16246,222 @@
           <w:sz w:val="24"/>
           <w:szCs w:val="24"/>
         </w:rPr>
+        <w:t xml:space="preserve">Prior to discussing performance of results, understanding the behavior of the thresholding parameters was necessary to select the optimal tuning. </w:t>
+      </w:r>
+      <w:r>
+        <w:rPr>
+          <w:sz w:val="24"/>
+          <w:szCs w:val="24"/>
+        </w:rPr>
+        <w:t xml:space="preserve">After running </w:t>
+      </w:r>
+      <w:r>
+        <w:rPr>
+          <w:sz w:val="24"/>
+          <w:szCs w:val="24"/>
+        </w:rPr>
+        <w:t xml:space="preserve">the DRIPPY </w:t>
+      </w:r>
+      <w:r>
+        <w:rPr>
+          <w:sz w:val="24"/>
+          <w:szCs w:val="24"/>
+        </w:rPr>
+        <w:t>pipeline through threshold percentiles 0-90% in increments</w:t>
+      </w:r>
+      <w:r>
+        <w:rPr>
+          <w:sz w:val="24"/>
+          <w:szCs w:val="24"/>
+        </w:rPr>
+        <w:t xml:space="preserve"> of 10</w:t>
+      </w:r>
+      <w:r>
+        <w:rPr>
+          <w:sz w:val="24"/>
+          <w:szCs w:val="24"/>
+        </w:rPr>
+        <w:t>, we compare the results to determine an optimal threshold</w:t>
+      </w:r>
+      <w:r>
+        <w:rPr>
+          <w:sz w:val="24"/>
+          <w:szCs w:val="24"/>
+        </w:rPr>
+        <w:t xml:space="preserve"> and discuss impact to result quality</w:t>
+      </w:r>
+      <w:r>
+        <w:rPr>
+          <w:sz w:val="24"/>
+          <w:szCs w:val="24"/>
+        </w:rPr>
+        <w:t>.</w:t>
+      </w:r>
+      <w:r>
+        <w:rPr>
+          <w:sz w:val="24"/>
+          <w:szCs w:val="24"/>
+        </w:rPr>
+        <w:t xml:space="preserve"> During the analysis, we found that p-value and agreement with the labels was not a complete</w:t>
+      </w:r>
+      <w:r>
+        <w:rPr>
+          <w:sz w:val="24"/>
+          <w:szCs w:val="24"/>
+        </w:rPr>
+        <w:t xml:space="preserve"> </w:t>
+      </w:r>
+      <w:r>
+        <w:rPr>
+          <w:sz w:val="24"/>
+          <w:szCs w:val="24"/>
+        </w:rPr>
+        <w:t>representation of result quality. As the DRIPPY algorithm is greedy, a statistically significant result sometimes result</w:t>
+      </w:r>
+      <w:r>
+        <w:rPr>
+          <w:sz w:val="24"/>
+          <w:szCs w:val="24"/>
+        </w:rPr>
+        <w:t xml:space="preserve">s </w:t>
+      </w:r>
+      <w:r>
+        <w:rPr>
+          <w:sz w:val="24"/>
+          <w:szCs w:val="24"/>
+        </w:rPr>
+        <w:t xml:space="preserve">in inaccurate </w:t>
+      </w:r>
+      <w:r>
+        <w:rPr>
+          <w:sz w:val="24"/>
+          <w:szCs w:val="24"/>
+        </w:rPr>
+        <w:t xml:space="preserve">or misleading </w:t>
+      </w:r>
+      <w:r>
+        <w:rPr>
+          <w:sz w:val="24"/>
+          <w:szCs w:val="24"/>
+        </w:rPr>
+        <w:t xml:space="preserve">output, e.g. the pipeline might report a significant DR as GTCC-GTCA, with a mismatch at the last position due to </w:t>
+      </w:r>
+      <w:r>
+        <w:rPr>
+          <w:sz w:val="24"/>
+          <w:szCs w:val="24"/>
+        </w:rPr>
+        <w:t>ambiguity in the PWM</w:t>
+      </w:r>
+      <w:r>
+        <w:rPr>
+          <w:sz w:val="24"/>
+          <w:szCs w:val="24"/>
+        </w:rPr>
+        <w:t xml:space="preserve"> (i.e., at the fourth position, A and C might be equally likely)</w:t>
+      </w:r>
+      <w:r>
+        <w:rPr>
+          <w:sz w:val="24"/>
+          <w:szCs w:val="24"/>
+        </w:rPr>
+        <w:t xml:space="preserve">. We measure and discuss this level of mismatch in terms of “concordance,” where in our GTCC-GTCA example, concordance is 75% due to the single mismatch </w:t>
+      </w:r>
+      <w:r>
+        <w:rPr>
+          <w:sz w:val="24"/>
+          <w:szCs w:val="24"/>
+        </w:rPr>
+        <w:t xml:space="preserve">of the four possible nucleotides in </w:t>
+      </w:r>
+      <w:r>
+        <w:rPr>
+          <w:sz w:val="24"/>
+          <w:szCs w:val="24"/>
+        </w:rPr>
+        <w:t xml:space="preserve">each member of </w:t>
+      </w:r>
+      <w:r>
+        <w:rPr>
+          <w:sz w:val="24"/>
+          <w:szCs w:val="24"/>
+        </w:rPr>
+        <w:t xml:space="preserve">the direct repeat </w:t>
+      </w:r>
+      <w:r>
+        <w:rPr>
+          <w:sz w:val="24"/>
+          <w:szCs w:val="24"/>
+        </w:rPr>
+        <w:t>phrase</w:t>
+      </w:r>
+      <w:r>
+        <w:rPr>
+          <w:sz w:val="24"/>
+          <w:szCs w:val="24"/>
+        </w:rPr>
+        <w:t xml:space="preserve">. </w:t>
+      </w:r>
+    </w:p>
+    <w:p>
+      <w:pPr>
+        <w:pStyle w:val="p1"/>
+        <w:rPr>
+          <w:sz w:val="24"/>
+          <w:szCs w:val="24"/>
+        </w:rPr>
+      </w:pPr>
+    </w:p>
+    <w:p>
+      <w:pPr>
+        <w:pStyle w:val="p1"/>
+        <w:rPr>
+          <w:sz w:val="24"/>
+          <w:szCs w:val="24"/>
+        </w:rPr>
+      </w:pPr>
+      <w:r>
+        <w:rPr>
+          <w:sz w:val="24"/>
+          <w:szCs w:val="24"/>
+        </w:rPr>
+        <w:t>After discussing optimal thresholding, we discuss results more concretely</w:t>
+      </w:r>
+      <w:r>
+        <w:rPr>
+          <w:sz w:val="24"/>
+          <w:szCs w:val="24"/>
+        </w:rPr>
+        <w:t xml:space="preserve"> in classical machine learning ROC and precision-</w:t>
+      </w:r>
+      <w:proofErr w:type="spellStart"/>
+      <w:r>
+        <w:rPr>
+          <w:sz w:val="24"/>
+          <w:szCs w:val="24"/>
+        </w:rPr>
+        <w:t>reccal</w:t>
+      </w:r>
+      <w:proofErr w:type="spellEnd"/>
+      <w:r>
+        <w:rPr>
+          <w:sz w:val="24"/>
+          <w:szCs w:val="24"/>
+        </w:rPr>
+        <w:t xml:space="preserve"> terms</w:t>
+      </w:r>
+      <w:r>
+        <w:rPr>
+          <w:sz w:val="24"/>
+          <w:szCs w:val="24"/>
+        </w:rPr>
+        <w:t xml:space="preserve">. </w:t>
+      </w:r>
+      <w:r>
+        <w:rPr>
+          <w:sz w:val="24"/>
+          <w:szCs w:val="24"/>
+        </w:rPr>
         <w:t xml:space="preserve">For the CollecTF dataset, we have complete label coverage for whether the observations </w:t>
       </w:r>
       <w:r>
@@ -16021,7 +16476,28 @@
           <w:sz w:val="24"/>
           <w:szCs w:val="24"/>
         </w:rPr>
-        <w:t>direct or inverted repeats. DRIPPY is run on the full data set, which results in at least two observations per combination of species and UniProtID. The full resulting dataset</w:t>
+        <w:t>DR or IR</w:t>
+      </w:r>
+      <w:r>
+        <w:rPr>
+          <w:sz w:val="24"/>
+          <w:szCs w:val="24"/>
+        </w:rPr>
+        <w:t xml:space="preserve">. DRIPPY </w:t>
+      </w:r>
+      <w:r>
+        <w:rPr>
+          <w:sz w:val="24"/>
+          <w:szCs w:val="24"/>
+        </w:rPr>
+        <w:t xml:space="preserve">was </w:t>
+      </w:r>
+      <w:r>
+        <w:rPr>
+          <w:sz w:val="24"/>
+          <w:szCs w:val="24"/>
+        </w:rPr>
+        <w:t>run on the full data set, which results in at least two observations per combination of species and UniProtID. The full resulting dataset</w:t>
       </w:r>
       <w:r>
         <w:rPr>
@@ -16035,14 +16511,92 @@
           <w:sz w:val="24"/>
           <w:szCs w:val="24"/>
         </w:rPr>
-        <w:t xml:space="preserve"> will return all found candidates. </w:t>
-      </w:r>
-      <w:r>
-        <w:rPr>
-          <w:sz w:val="24"/>
-          <w:szCs w:val="24"/>
-        </w:rPr>
-        <w:t xml:space="preserve">This data set was then aggregated so that the best candidates for the direct and inverted searches were found, </w:t>
+        <w:t xml:space="preserve"> will return all found </w:t>
+      </w:r>
+      <w:r>
+        <w:rPr>
+          <w:sz w:val="24"/>
+          <w:szCs w:val="24"/>
+        </w:rPr>
+        <w:t xml:space="preserve">motif </w:t>
+      </w:r>
+      <w:r>
+        <w:rPr>
+          <w:sz w:val="24"/>
+          <w:szCs w:val="24"/>
+        </w:rPr>
+        <w:t>candidates</w:t>
+      </w:r>
+      <w:r>
+        <w:rPr>
+          <w:sz w:val="24"/>
+          <w:szCs w:val="24"/>
+        </w:rPr>
+        <w:t>, whether significant or not</w:t>
+      </w:r>
+      <w:r>
+        <w:rPr>
+          <w:sz w:val="24"/>
+          <w:szCs w:val="24"/>
+        </w:rPr>
+        <w:t xml:space="preserve"> under the bootstrap </w:t>
+      </w:r>
+      <w:r>
+        <w:rPr>
+          <w:sz w:val="24"/>
+          <w:szCs w:val="24"/>
+        </w:rPr>
+        <w:lastRenderedPageBreak/>
+        <w:t>distribution</w:t>
+      </w:r>
+      <w:r>
+        <w:rPr>
+          <w:sz w:val="24"/>
+          <w:szCs w:val="24"/>
+        </w:rPr>
+        <w:t xml:space="preserve">. </w:t>
+      </w:r>
+      <w:r>
+        <w:rPr>
+          <w:sz w:val="24"/>
+          <w:szCs w:val="24"/>
+        </w:rPr>
+        <w:t xml:space="preserve">This data was then </w:t>
+      </w:r>
+      <w:r>
+        <w:rPr>
+          <w:sz w:val="24"/>
+          <w:szCs w:val="24"/>
+        </w:rPr>
+        <w:t xml:space="preserve">aggregated </w:t>
+      </w:r>
+      <w:r>
+        <w:rPr>
+          <w:sz w:val="24"/>
+          <w:szCs w:val="24"/>
+        </w:rPr>
+        <w:t xml:space="preserve">so that the </w:t>
+      </w:r>
+      <w:r>
+        <w:rPr>
+          <w:sz w:val="24"/>
+          <w:szCs w:val="24"/>
+        </w:rPr>
+        <w:t xml:space="preserve">top </w:t>
+      </w:r>
+      <w:r>
+        <w:rPr>
+          <w:sz w:val="24"/>
+          <w:szCs w:val="24"/>
+        </w:rPr>
+        <w:t xml:space="preserve">candidates for the direct and inverted searches were found, </w:t>
+      </w:r>
+      <w:r>
+        <w:rPr>
+          <w:sz w:val="24"/>
+          <w:szCs w:val="24"/>
+        </w:rPr>
+        <w:t xml:space="preserve">resulting in two p-values for each observation.  </w:t>
       </w:r>
     </w:p>
     <w:p>
@@ -16102,35 +16656,175 @@
           <w:sz w:val="24"/>
           <w:szCs w:val="24"/>
         </w:rPr>
-        <w:t xml:space="preserve">. The </w:t>
-      </w:r>
-      <w:r>
-        <w:rPr>
-          <w:sz w:val="24"/>
-          <w:szCs w:val="24"/>
-        </w:rPr>
-        <w:t xml:space="preserve">on the </w:t>
-      </w:r>
-      <w:r>
-        <w:rPr>
-          <w:sz w:val="24"/>
-          <w:szCs w:val="24"/>
-        </w:rPr>
-        <w:t xml:space="preserve">full data set </w:t>
-      </w:r>
-      <w:r>
-        <w:rPr>
-          <w:sz w:val="24"/>
-          <w:szCs w:val="24"/>
-        </w:rPr>
-        <w:t>aggregate the data set by picking the best candidate for each observation using the p-value. ROC and PR curves are then computed on this full dataset to visualize DRIPPY’s classification performance</w:t>
-      </w:r>
-      <w:r>
-        <w:rPr>
-          <w:sz w:val="24"/>
-          <w:szCs w:val="24"/>
-        </w:rPr>
-        <w:t>.</w:t>
+        <w:t xml:space="preserve">. </w:t>
+      </w:r>
+      <w:r>
+        <w:rPr>
+          <w:sz w:val="24"/>
+          <w:szCs w:val="24"/>
+        </w:rPr>
+        <w:t xml:space="preserve">Note that the </w:t>
+      </w:r>
+      <w:r>
+        <w:rPr>
+          <w:sz w:val="24"/>
+          <w:szCs w:val="24"/>
+        </w:rPr>
+        <w:t xml:space="preserve">DR and IR </w:t>
+      </w:r>
+      <w:r>
+        <w:rPr>
+          <w:sz w:val="24"/>
+          <w:szCs w:val="24"/>
+        </w:rPr>
+        <w:t xml:space="preserve">search can be considered two </w:t>
+      </w:r>
+      <w:r>
+        <w:rPr>
+          <w:sz w:val="24"/>
+          <w:szCs w:val="24"/>
+        </w:rPr>
+        <w:t xml:space="preserve">entirely independent runs of </w:t>
+      </w:r>
+      <w:r>
+        <w:rPr>
+          <w:sz w:val="24"/>
+          <w:szCs w:val="24"/>
+        </w:rPr>
+        <w:t>search algorithms</w:t>
+      </w:r>
+      <w:r>
+        <w:rPr>
+          <w:sz w:val="24"/>
+          <w:szCs w:val="24"/>
+        </w:rPr>
+        <w:t xml:space="preserve">, so the ROC and PR curves display </w:t>
+      </w:r>
+      <w:r>
+        <w:rPr>
+          <w:sz w:val="24"/>
+          <w:szCs w:val="24"/>
+        </w:rPr>
+        <w:t xml:space="preserve">the performance of </w:t>
+      </w:r>
+      <w:r>
+        <w:rPr>
+          <w:sz w:val="24"/>
+          <w:szCs w:val="24"/>
+        </w:rPr>
+        <w:t>both</w:t>
+      </w:r>
+      <w:r>
+        <w:rPr>
+          <w:sz w:val="24"/>
+          <w:szCs w:val="24"/>
+        </w:rPr>
+        <w:t>. We first plot</w:t>
+      </w:r>
+      <w:r>
+        <w:rPr>
+          <w:sz w:val="24"/>
+          <w:szCs w:val="24"/>
+        </w:rPr>
+        <w:t xml:space="preserve">ted </w:t>
+      </w:r>
+      <w:r>
+        <w:rPr>
+          <w:sz w:val="24"/>
+          <w:szCs w:val="24"/>
+        </w:rPr>
+        <w:t>the ROC and PR for the aggregated data</w:t>
+      </w:r>
+      <w:r>
+        <w:rPr>
+          <w:sz w:val="24"/>
+          <w:szCs w:val="24"/>
+        </w:rPr>
+        <w:t xml:space="preserve"> to evaluate the performance of the direct and inverse searches separately. Then, </w:t>
+      </w:r>
+      <w:r>
+        <w:rPr>
+          <w:sz w:val="24"/>
+          <w:szCs w:val="24"/>
+        </w:rPr>
+        <w:t xml:space="preserve">we </w:t>
+      </w:r>
+      <w:r>
+        <w:rPr>
+          <w:sz w:val="24"/>
+          <w:szCs w:val="24"/>
+        </w:rPr>
+        <w:t xml:space="preserve">applied </w:t>
+      </w:r>
+      <w:r>
+        <w:rPr>
+          <w:sz w:val="24"/>
+          <w:szCs w:val="24"/>
+        </w:rPr>
+        <w:t xml:space="preserve">a simple “winner takes all” heuristic </w:t>
+      </w:r>
+      <w:r>
+        <w:rPr>
+          <w:sz w:val="24"/>
+          <w:szCs w:val="24"/>
+        </w:rPr>
+        <w:t xml:space="preserve">to combine both searches: for </w:t>
+      </w:r>
+      <w:r>
+        <w:rPr>
+          <w:sz w:val="24"/>
+          <w:szCs w:val="24"/>
+        </w:rPr>
+        <w:t>each pair of direct and inverse search result</w:t>
+      </w:r>
+      <w:r>
+        <w:rPr>
+          <w:sz w:val="24"/>
+          <w:szCs w:val="24"/>
+        </w:rPr>
+        <w:t>s</w:t>
+      </w:r>
+      <w:r>
+        <w:rPr>
+          <w:sz w:val="24"/>
+          <w:szCs w:val="24"/>
+        </w:rPr>
+        <w:t xml:space="preserve"> for </w:t>
+      </w:r>
+      <w:r>
+        <w:rPr>
+          <w:sz w:val="24"/>
+          <w:szCs w:val="24"/>
+        </w:rPr>
+        <w:t xml:space="preserve">the same </w:t>
+      </w:r>
+      <w:r>
+        <w:rPr>
+          <w:sz w:val="24"/>
+          <w:szCs w:val="24"/>
+        </w:rPr>
+        <w:t xml:space="preserve">observation, whichever result had the lowest p-value was considered the </w:t>
+      </w:r>
+      <w:r>
+        <w:rPr>
+          <w:sz w:val="24"/>
+          <w:szCs w:val="24"/>
+        </w:rPr>
+        <w:t xml:space="preserve">best </w:t>
+      </w:r>
+      <w:r>
+        <w:rPr>
+          <w:sz w:val="24"/>
+          <w:szCs w:val="24"/>
+        </w:rPr>
+        <w:t xml:space="preserve">conclusion of the DRIPPY pipeline. </w:t>
+      </w:r>
+      <w:r>
+        <w:rPr>
+          <w:sz w:val="24"/>
+          <w:szCs w:val="24"/>
+        </w:rPr>
+        <w:t xml:space="preserve">We then plotted another ROC and PR curve for this result. </w:t>
       </w:r>
     </w:p>
     <w:p>
@@ -16150,6 +16844,13 @@
           <w:szCs w:val="24"/>
         </w:rPr>
       </w:pPr>
+      <w:r>
+        <w:rPr>
+          <w:sz w:val="24"/>
+          <w:szCs w:val="24"/>
+        </w:rPr>
+        <w:t xml:space="preserve">We also evaluated confusion matrices based on different p-value cutoffs for search results, using an inverted score (1 – p-value). The classical p &lt; 0.05 cutoff was used to produce inference from the DRIPPY pipeline and evaluate the true-false positive-negative results, but we also use Youden’s J-statistic to find the optimizing cutoff and evaluate error rates this way. </w:t>
+      </w:r>
     </w:p>
     <w:p>
       <w:pPr>
@@ -16159,27 +16860,6 @@
           <w:szCs w:val="24"/>
         </w:rPr>
       </w:pPr>
-      <w:r>
-        <w:rPr>
-          <w:sz w:val="24"/>
-          <w:szCs w:val="24"/>
-        </w:rPr>
-        <w:t xml:space="preserve">Show best </w:t>
-      </w:r>
-      <w:r>
-        <w:rPr>
-          <w:sz w:val="24"/>
-          <w:szCs w:val="24"/>
-        </w:rPr>
-        <w:t xml:space="preserve">ROC and PR across all analyses – DR and IR separated. Then we apply them in unison, having DRIPPY classify based on significance of p-value. </w:t>
-      </w:r>
-      <w:r>
-        <w:rPr>
-          <w:sz w:val="24"/>
-          <w:szCs w:val="24"/>
-        </w:rPr>
-        <w:t xml:space="preserve">Compare behavior of ROC and PR across different </w:t>
-      </w:r>
     </w:p>
     <w:p>
       <w:pPr>
@@ -16189,6 +16869,20 @@
           <w:szCs w:val="24"/>
         </w:rPr>
       </w:pPr>
+      <w:r>
+        <w:rPr>
+          <w:sz w:val="24"/>
+          <w:szCs w:val="24"/>
+        </w:rPr>
+        <w:t xml:space="preserve">We perform a similar analysis with the MEME data, </w:t>
+      </w:r>
+      <w:r>
+        <w:rPr>
+          <w:sz w:val="24"/>
+          <w:szCs w:val="24"/>
+        </w:rPr>
+        <w:t xml:space="preserve">though the MEME data is slightly more challenging for classification as it also contains null values, i.e., some of the candidate motifs were labeled as neither a direct nor inverse repeat. </w:t>
+      </w:r>
     </w:p>
     <w:p>
       <w:pPr>
@@ -16198,13 +16892,6 @@
           <w:szCs w:val="24"/>
         </w:rPr>
       </w:pPr>
-      <w:r>
-        <w:rPr>
-          <w:sz w:val="24"/>
-          <w:szCs w:val="24"/>
-        </w:rPr>
-        <w:t xml:space="preserve">We perform a similar analysis with the MEME data, </w:t>
-      </w:r>
     </w:p>
     <w:p>
       <w:pPr>
@@ -16223,34 +16910,6 @@
           <w:szCs w:val="24"/>
         </w:rPr>
       </w:pPr>
-      <w:r>
-        <w:rPr>
-          <w:sz w:val="24"/>
-          <w:szCs w:val="24"/>
-        </w:rPr>
-        <w:t>Finally</w:t>
-      </w:r>
-      <w:r>
-        <w:rPr>
-          <w:sz w:val="24"/>
-          <w:szCs w:val="24"/>
-        </w:rPr>
-        <w:t xml:space="preserve">, </w:t>
-      </w:r>
-      <w:r>
-        <w:rPr>
-          <w:sz w:val="24"/>
-          <w:szCs w:val="24"/>
-        </w:rPr>
-        <w:t xml:space="preserve">we evaluate the </w:t>
-      </w:r>
-      <w:r>
-        <w:rPr>
-          <w:sz w:val="24"/>
-          <w:szCs w:val="24"/>
-        </w:rPr>
-        <w:t xml:space="preserve">results compared to the manual labels as well as discussing the behavior of the outputs when manipulating the user-defined parameters. </w:t>
-      </w:r>
     </w:p>
     <w:p>
       <w:pPr>
@@ -16321,35 +16980,84 @@
     <w:p>
       <w:pPr>
         <w:pStyle w:val="p1"/>
-        <w:numPr>
-          <w:ilvl w:val="0"/>
-          <w:numId w:val="8"/>
-        </w:numPr>
-        <w:rPr>
-          <w:sz w:val="24"/>
-          <w:szCs w:val="24"/>
-        </w:rPr>
-      </w:pPr>
-      <w:r>
-        <w:rPr>
-          <w:sz w:val="24"/>
-          <w:szCs w:val="24"/>
-        </w:rPr>
-        <w:t xml:space="preserve">Individual observation comparison -- </w:t>
-      </w:r>
-      <w:r>
-        <w:rPr>
-          <w:sz w:val="24"/>
-          <w:szCs w:val="24"/>
-        </w:rPr>
-        <w:t>Adjusting the threshold impacts the motif size</w:t>
-      </w:r>
-      <w:r>
-        <w:rPr>
-          <w:sz w:val="24"/>
-          <w:szCs w:val="24"/>
-        </w:rPr>
-        <w:t xml:space="preserve">, </w:t>
+        <w:rPr>
+          <w:sz w:val="24"/>
+          <w:szCs w:val="24"/>
+        </w:rPr>
+      </w:pPr>
+      <w:r>
+        <w:rPr>
+          <w:sz w:val="24"/>
+          <w:szCs w:val="24"/>
+        </w:rPr>
+        <w:t xml:space="preserve">Before </w:t>
+      </w:r>
+      <w:r>
+        <w:rPr>
+          <w:sz w:val="24"/>
+          <w:szCs w:val="24"/>
+        </w:rPr>
+        <w:t xml:space="preserve">discussing precision and performance, we first discuss the impacts of manipulating the user-adjustable parameter of threshold percentile. As discussed in the Methodology section, the threshold percentile determines how many positions the DRIPPY will include in the final candidate motif output – lower thresholds </w:t>
+      </w:r>
+      <w:r>
+        <w:rPr>
+          <w:sz w:val="24"/>
+          <w:szCs w:val="24"/>
+        </w:rPr>
+        <w:t xml:space="preserve">imply more </w:t>
+      </w:r>
+      <w:r>
+        <w:rPr>
+          <w:sz w:val="24"/>
+          <w:szCs w:val="24"/>
+        </w:rPr>
+        <w:t xml:space="preserve">lenient inclusion criteria, and therefore </w:t>
+      </w:r>
+      <w:r>
+        <w:rPr>
+          <w:sz w:val="24"/>
+          <w:szCs w:val="24"/>
+        </w:rPr>
+        <w:t xml:space="preserve">longer output motifs.  </w:t>
+      </w:r>
+    </w:p>
+    <w:p>
+      <w:pPr>
+        <w:pStyle w:val="p1"/>
+        <w:rPr>
+          <w:sz w:val="24"/>
+          <w:szCs w:val="24"/>
+        </w:rPr>
+      </w:pPr>
+    </w:p>
+    <w:p>
+      <w:pPr>
+        <w:pStyle w:val="p1"/>
+        <w:rPr>
+          <w:sz w:val="24"/>
+          <w:szCs w:val="24"/>
+        </w:rPr>
+      </w:pPr>
+      <w:r>
+        <w:rPr>
+          <w:sz w:val="24"/>
+          <w:szCs w:val="24"/>
+        </w:rPr>
+        <w:t xml:space="preserve">However, </w:t>
+      </w:r>
+      <w:r>
+        <w:rPr>
+          <w:sz w:val="24"/>
+          <w:szCs w:val="24"/>
+        </w:rPr>
+        <w:t>the threshold percentile impacts more than just the search result size. It also impacts</w:t>
+      </w:r>
+      <w:r>
+        <w:rPr>
+          <w:sz w:val="24"/>
+          <w:szCs w:val="24"/>
+        </w:rPr>
+        <w:t xml:space="preserve"> </w:t>
       </w:r>
       <w:r>
         <w:rPr>
@@ -16363,23 +17071,646 @@
           <w:sz w:val="24"/>
           <w:szCs w:val="24"/>
         </w:rPr>
-        <w:t xml:space="preserve">, and computing overhead </w:t>
-      </w:r>
-      <w:r>
-        <w:rPr>
-          <w:sz w:val="24"/>
-          <w:szCs w:val="24"/>
-        </w:rPr>
-        <w:t xml:space="preserve">– lots of false positives but p-value significance </w:t>
+        <w:t xml:space="preserve"> and computing overhead</w:t>
+      </w:r>
+      <w:r>
+        <w:rPr>
+          <w:sz w:val="24"/>
+          <w:szCs w:val="24"/>
+        </w:rPr>
+        <w:t>. In the previous section, we defined a concordance metric that measures whether a</w:t>
+      </w:r>
+      <w:r>
+        <w:rPr>
+          <w:sz w:val="24"/>
+          <w:szCs w:val="24"/>
+        </w:rPr>
+        <w:t xml:space="preserve">n alleged </w:t>
+      </w:r>
+      <w:r>
+        <w:rPr>
+          <w:sz w:val="24"/>
+          <w:szCs w:val="24"/>
+        </w:rPr>
+        <w:t xml:space="preserve">DR or IR </w:t>
+      </w:r>
+      <w:r>
+        <w:rPr>
+          <w:sz w:val="24"/>
+          <w:szCs w:val="24"/>
+        </w:rPr>
+        <w:t xml:space="preserve">pattern </w:t>
+      </w:r>
+      <w:r>
+        <w:rPr>
+          <w:sz w:val="24"/>
+          <w:szCs w:val="24"/>
+        </w:rPr>
+        <w:t xml:space="preserve">is </w:t>
+      </w:r>
+      <w:r>
+        <w:rPr>
+          <w:sz w:val="24"/>
+          <w:szCs w:val="24"/>
+        </w:rPr>
+        <w:t>truly</w:t>
+      </w:r>
+      <w:r>
+        <w:rPr>
+          <w:sz w:val="24"/>
+          <w:szCs w:val="24"/>
+        </w:rPr>
+        <w:t xml:space="preserve"> a bona fide DR or IR based on </w:t>
+      </w:r>
+      <w:r>
+        <w:rPr>
+          <w:sz w:val="24"/>
+          <w:szCs w:val="24"/>
+        </w:rPr>
+        <w:t xml:space="preserve">the outputted </w:t>
+      </w:r>
+      <w:r>
+        <w:rPr>
+          <w:sz w:val="24"/>
+          <w:szCs w:val="24"/>
+        </w:rPr>
+        <w:t xml:space="preserve">nucleotide </w:t>
+      </w:r>
+      <w:r>
+        <w:rPr>
+          <w:sz w:val="24"/>
+          <w:szCs w:val="24"/>
+        </w:rPr>
+        <w:t>sequence</w:t>
+      </w:r>
+      <w:r>
+        <w:rPr>
+          <w:sz w:val="24"/>
+          <w:szCs w:val="24"/>
+        </w:rPr>
+        <w:t xml:space="preserve">, which is measured by how many positions in the candidate are correct to expectations. Across the thresholds, </w:t>
+      </w:r>
+      <w:r>
+        <w:rPr>
+          <w:sz w:val="24"/>
+          <w:szCs w:val="24"/>
+        </w:rPr>
+        <w:t xml:space="preserve">we see that as expected, lower thresholds tend to lead to more imprecise results. </w:t>
+      </w:r>
+      <w:r>
+        <w:rPr>
+          <w:sz w:val="24"/>
+          <w:szCs w:val="24"/>
+        </w:rPr>
+        <w:t xml:space="preserve">However, a low concordance measure does not necessarily imply an incorrect result: this is simply a consequence of a noisy PWM where at specific positions in the motif candidate, there is ambiguity on the conserved nucleotide. </w:t>
+      </w:r>
+      <w:r>
+        <w:rPr>
+          <w:sz w:val="24"/>
+          <w:szCs w:val="24"/>
+        </w:rPr>
+        <w:t xml:space="preserve">The DRIPPY pipeline evaluates significance of the motif </w:t>
+      </w:r>
+      <w:proofErr w:type="gramStart"/>
+      <w:r>
+        <w:rPr>
+          <w:sz w:val="24"/>
+          <w:szCs w:val="24"/>
+        </w:rPr>
+        <w:t>as a whole</w:t>
+      </w:r>
+      <w:r>
+        <w:rPr>
+          <w:sz w:val="24"/>
+          <w:szCs w:val="24"/>
+        </w:rPr>
+        <w:t xml:space="preserve"> rather</w:t>
+      </w:r>
+      <w:proofErr w:type="gramEnd"/>
+      <w:r>
+        <w:rPr>
+          <w:sz w:val="24"/>
+          <w:szCs w:val="24"/>
+        </w:rPr>
+        <w:t xml:space="preserve"> than </w:t>
+      </w:r>
+      <w:r>
+        <w:rPr>
+          <w:sz w:val="24"/>
+          <w:szCs w:val="24"/>
+        </w:rPr>
+        <w:t xml:space="preserve">the </w:t>
+      </w:r>
+      <w:r>
+        <w:rPr>
+          <w:sz w:val="24"/>
+          <w:szCs w:val="24"/>
+        </w:rPr>
+        <w:t xml:space="preserve">significance </w:t>
+      </w:r>
+      <w:r>
+        <w:rPr>
+          <w:sz w:val="24"/>
+          <w:szCs w:val="24"/>
+        </w:rPr>
+        <w:t xml:space="preserve">of </w:t>
+      </w:r>
+      <w:r>
+        <w:rPr>
+          <w:sz w:val="24"/>
+          <w:szCs w:val="24"/>
+        </w:rPr>
+        <w:t>individual</w:t>
+      </w:r>
+      <w:r>
+        <w:rPr>
+          <w:sz w:val="24"/>
+          <w:szCs w:val="24"/>
+        </w:rPr>
+        <w:t xml:space="preserve"> positions</w:t>
+      </w:r>
+      <w:r>
+        <w:rPr>
+          <w:sz w:val="24"/>
+          <w:szCs w:val="24"/>
+        </w:rPr>
+        <w:t>,</w:t>
+      </w:r>
+      <w:r>
+        <w:rPr>
+          <w:sz w:val="24"/>
+          <w:szCs w:val="24"/>
+        </w:rPr>
+        <w:t xml:space="preserve"> </w:t>
+      </w:r>
+      <w:r>
+        <w:rPr>
+          <w:sz w:val="24"/>
+          <w:szCs w:val="24"/>
+        </w:rPr>
+        <w:t>as</w:t>
+      </w:r>
+      <w:r>
+        <w:rPr>
+          <w:sz w:val="24"/>
+          <w:szCs w:val="24"/>
+        </w:rPr>
+        <w:t xml:space="preserve"> the scoring metric is derived from the sum of the individual positional metrics. However, for high-throughput applications, users may be constrained by computation time, as we see below, which helps guide the threshold selection. </w:t>
+      </w:r>
+      <w:r>
+        <w:rPr>
+          <w:sz w:val="24"/>
+          <w:szCs w:val="24"/>
+        </w:rPr>
+        <w:t xml:space="preserve">Computation time </w:t>
+      </w:r>
+      <w:r>
+        <w:rPr>
+          <w:sz w:val="24"/>
+          <w:szCs w:val="24"/>
+        </w:rPr>
+        <w:t xml:space="preserve">shows an </w:t>
+      </w:r>
+      <w:r>
+        <w:rPr>
+          <w:sz w:val="24"/>
+          <w:szCs w:val="24"/>
+        </w:rPr>
+        <w:t>inverse</w:t>
+      </w:r>
+      <w:r>
+        <w:rPr>
+          <w:sz w:val="24"/>
+          <w:szCs w:val="24"/>
+        </w:rPr>
+        <w:t xml:space="preserve"> relationship</w:t>
+      </w:r>
+      <w:r>
+        <w:rPr>
+          <w:sz w:val="24"/>
+          <w:szCs w:val="24"/>
+        </w:rPr>
+        <w:t xml:space="preserve"> with the threshold percentile as </w:t>
+      </w:r>
+      <w:r>
+        <w:rPr>
+          <w:sz w:val="24"/>
+          <w:szCs w:val="24"/>
+        </w:rPr>
+        <w:t xml:space="preserve">lower thresholds forcing the pipeline to search and evaluate longer candidates, hence returning more results. </w:t>
       </w:r>
     </w:p>
     <w:p>
       <w:pPr>
         <w:pStyle w:val="p1"/>
-        <w:numPr>
-          <w:ilvl w:val="0"/>
-          <w:numId w:val="8"/>
-        </w:numPr>
+        <w:rPr>
+          <w:sz w:val="24"/>
+          <w:szCs w:val="24"/>
+        </w:rPr>
+      </w:pPr>
+    </w:p>
+    <w:p>
+      <w:pPr>
+        <w:pStyle w:val="p1"/>
+        <w:jc w:val="center"/>
+        <w:rPr>
+          <w:noProof/>
+        </w:rPr>
+      </w:pPr>
+      <w:r>
+        <w:rPr>
+          <w:noProof/>
+        </w:rPr>
+        <w:drawing>
+          <wp:inline distT="0" distB="0" distL="0" distR="0" wp14:anchorId="4B19DFD5" wp14:editId="72D13600">
+            <wp:extent cx="2645664" cy="1699450"/>
+            <wp:effectExtent l="0" t="0" r="0" b="2540"/>
+            <wp:docPr id="219692434" name="Picture 1" descr="A graph with a line&#10;&#10;AI-generated content may be incorrect."/>
+            <wp:cNvGraphicFramePr>
+              <a:graphicFrameLocks xmlns:a="http://schemas.openxmlformats.org/drawingml/2006/main" noChangeAspect="1"/>
+            </wp:cNvGraphicFramePr>
+            <a:graphic xmlns:a="http://schemas.openxmlformats.org/drawingml/2006/main">
+              <a:graphicData uri="http://schemas.openxmlformats.org/drawingml/2006/picture">
+                <pic:pic xmlns:pic="http://schemas.openxmlformats.org/drawingml/2006/picture">
+                  <pic:nvPicPr>
+                    <pic:cNvPr id="219692434" name="Picture 1" descr="A graph with a line&#10;&#10;AI-generated content may be incorrect."/>
+                    <pic:cNvPicPr/>
+                  </pic:nvPicPr>
+                  <pic:blipFill>
+                    <a:blip r:embed="rId22"/>
+                    <a:stretch>
+                      <a:fillRect/>
+                    </a:stretch>
+                  </pic:blipFill>
+                  <pic:spPr>
+                    <a:xfrm>
+                      <a:off x="0" y="0"/>
+                      <a:ext cx="2705356" cy="1737793"/>
+                    </a:xfrm>
+                    <a:prstGeom prst="rect">
+                      <a:avLst/>
+                    </a:prstGeom>
+                  </pic:spPr>
+                </pic:pic>
+              </a:graphicData>
+            </a:graphic>
+          </wp:inline>
+        </w:drawing>
+      </w:r>
+      <w:r>
+        <w:rPr>
+          <w:noProof/>
+        </w:rPr>
+        <w:t xml:space="preserve"> </w:t>
+      </w:r>
+      <w:r>
+        <w:rPr>
+          <w:sz w:val="24"/>
+          <w:szCs w:val="24"/>
+        </w:rPr>
+        <w:drawing>
+          <wp:inline distT="0" distB="0" distL="0" distR="0" wp14:anchorId="2EBBFD9F" wp14:editId="14F69A1A">
+            <wp:extent cx="2655823" cy="1697990"/>
+            <wp:effectExtent l="0" t="0" r="0" b="3810"/>
+            <wp:docPr id="1647665826" name="Picture 1" descr="A graph with a line going up&#10;&#10;AI-generated content may be incorrect."/>
+            <wp:cNvGraphicFramePr>
+              <a:graphicFrameLocks xmlns:a="http://schemas.openxmlformats.org/drawingml/2006/main" noChangeAspect="1"/>
+            </wp:cNvGraphicFramePr>
+            <a:graphic xmlns:a="http://schemas.openxmlformats.org/drawingml/2006/main">
+              <a:graphicData uri="http://schemas.openxmlformats.org/drawingml/2006/picture">
+                <pic:pic xmlns:pic="http://schemas.openxmlformats.org/drawingml/2006/picture">
+                  <pic:nvPicPr>
+                    <pic:cNvPr id="1647665826" name="Picture 1" descr="A graph with a line going up&#10;&#10;AI-generated content may be incorrect."/>
+                    <pic:cNvPicPr/>
+                  </pic:nvPicPr>
+                  <pic:blipFill>
+                    <a:blip r:embed="rId23"/>
+                    <a:stretch>
+                      <a:fillRect/>
+                    </a:stretch>
+                  </pic:blipFill>
+                  <pic:spPr>
+                    <a:xfrm>
+                      <a:off x="0" y="0"/>
+                      <a:ext cx="2697247" cy="1724474"/>
+                    </a:xfrm>
+                    <a:prstGeom prst="rect">
+                      <a:avLst/>
+                    </a:prstGeom>
+                  </pic:spPr>
+                </pic:pic>
+              </a:graphicData>
+            </a:graphic>
+          </wp:inline>
+        </w:drawing>
+      </w:r>
+    </w:p>
+    <w:p>
+      <w:pPr>
+        <w:pStyle w:val="p1"/>
+        <w:rPr>
+          <w:i/>
+          <w:iCs/>
+          <w:sz w:val="24"/>
+          <w:szCs w:val="24"/>
+        </w:rPr>
+      </w:pPr>
+      <w:r>
+        <w:rPr>
+          <w:i/>
+          <w:iCs/>
+          <w:noProof/>
+        </w:rPr>
+        <w:t xml:space="preserve">Figure. </w:t>
+      </w:r>
+      <w:r>
+        <w:rPr>
+          <w:i/>
+          <w:iCs/>
+          <w:noProof/>
+        </w:rPr>
+        <w:t xml:space="preserve">Concordance over thresholds and execution time by threshold. </w:t>
+      </w:r>
+    </w:p>
+    <w:p>
+      <w:pPr>
+        <w:pStyle w:val="p1"/>
+        <w:rPr>
+          <w:sz w:val="24"/>
+          <w:szCs w:val="24"/>
+        </w:rPr>
+      </w:pPr>
+    </w:p>
+    <w:p>
+      <w:pPr>
+        <w:pStyle w:val="p1"/>
+        <w:rPr>
+          <w:sz w:val="24"/>
+          <w:szCs w:val="24"/>
+        </w:rPr>
+      </w:pPr>
+      <w:r>
+        <w:rPr>
+          <w:sz w:val="24"/>
+          <w:szCs w:val="24"/>
+        </w:rPr>
+        <w:t xml:space="preserve">Neither of these results are </w:t>
+      </w:r>
+      <w:r>
+        <w:rPr>
+          <w:sz w:val="24"/>
+          <w:szCs w:val="24"/>
+        </w:rPr>
+        <w:t xml:space="preserve">particularly surprising, but they do assist with threshold tuning depending on user goals. </w:t>
+      </w:r>
+      <w:r>
+        <w:rPr>
+          <w:sz w:val="24"/>
+          <w:szCs w:val="24"/>
+        </w:rPr>
+        <w:t>A stricter, higher threshold percentage will result in motifs that are highly internally conformant to either the DR or IR pattern across all positions.</w:t>
+      </w:r>
+      <w:r>
+        <w:rPr>
+          <w:sz w:val="24"/>
+          <w:szCs w:val="24"/>
+        </w:rPr>
+        <w:t xml:space="preserve"> </w:t>
+      </w:r>
+    </w:p>
+    <w:p>
+      <w:pPr>
+        <w:pStyle w:val="p1"/>
+        <w:rPr>
+          <w:sz w:val="24"/>
+          <w:szCs w:val="24"/>
+        </w:rPr>
+      </w:pPr>
+    </w:p>
+    <w:p>
+      <w:pPr>
+        <w:pStyle w:val="p1"/>
+        <w:rPr>
+          <w:sz w:val="24"/>
+          <w:szCs w:val="24"/>
+        </w:rPr>
+      </w:pPr>
+      <w:r>
+        <w:rPr>
+          <w:sz w:val="24"/>
+          <w:szCs w:val="24"/>
+        </w:rPr>
+        <w:t>C</w:t>
+      </w:r>
+      <w:r>
+        <w:rPr>
+          <w:sz w:val="24"/>
+          <w:szCs w:val="24"/>
+        </w:rPr>
+        <w:t>lassification performance</w:t>
+      </w:r>
+      <w:r>
+        <w:rPr>
+          <w:sz w:val="24"/>
+          <w:szCs w:val="24"/>
+        </w:rPr>
+        <w:t xml:space="preserve"> as a function of the threshold percentile setting is of paramount interest.</w:t>
+      </w:r>
+      <w:r>
+        <w:rPr>
+          <w:sz w:val="24"/>
+          <w:szCs w:val="24"/>
+        </w:rPr>
+        <w:t xml:space="preserve"> Below, we evaluate DRIPPY’s best conclusions with the p &lt; 0.05 threshold applied, meaning that </w:t>
+      </w:r>
+      <w:r>
+        <w:rPr>
+          <w:sz w:val="24"/>
+          <w:szCs w:val="24"/>
+        </w:rPr>
+        <w:t xml:space="preserve">inference was subject to statistically significance, even if the best conclusion between the DR/IR search (i.e., the search result with the comparatively lower p-value) aligned with the label. We see that </w:t>
+      </w:r>
+    </w:p>
+    <w:p>
+      <w:pPr>
+        <w:pStyle w:val="p1"/>
+        <w:rPr>
+          <w:sz w:val="24"/>
+          <w:szCs w:val="24"/>
+        </w:rPr>
+      </w:pPr>
+      <w:r>
+        <w:rPr>
+          <w:sz w:val="24"/>
+          <w:szCs w:val="24"/>
+        </w:rPr>
+        <w:lastRenderedPageBreak/>
+        <w:drawing>
+          <wp:inline distT="0" distB="0" distL="0" distR="0" wp14:anchorId="798C3B9F" wp14:editId="73C629B9">
+            <wp:extent cx="5400040" cy="3136265"/>
+            <wp:effectExtent l="0" t="0" r="0" b="635"/>
+            <wp:docPr id="1994469616" name="Picture 1" descr="A graph with red and blue lines&#10;&#10;AI-generated content may be incorrect."/>
+            <wp:cNvGraphicFramePr>
+              <a:graphicFrameLocks xmlns:a="http://schemas.openxmlformats.org/drawingml/2006/main" noChangeAspect="1"/>
+            </wp:cNvGraphicFramePr>
+            <a:graphic xmlns:a="http://schemas.openxmlformats.org/drawingml/2006/main">
+              <a:graphicData uri="http://schemas.openxmlformats.org/drawingml/2006/picture">
+                <pic:pic xmlns:pic="http://schemas.openxmlformats.org/drawingml/2006/picture">
+                  <pic:nvPicPr>
+                    <pic:cNvPr id="1994469616" name="Picture 1" descr="A graph with red and blue lines&#10;&#10;AI-generated content may be incorrect."/>
+                    <pic:cNvPicPr/>
+                  </pic:nvPicPr>
+                  <pic:blipFill>
+                    <a:blip r:embed="rId24"/>
+                    <a:stretch>
+                      <a:fillRect/>
+                    </a:stretch>
+                  </pic:blipFill>
+                  <pic:spPr>
+                    <a:xfrm>
+                      <a:off x="0" y="0"/>
+                      <a:ext cx="5400040" cy="3136265"/>
+                    </a:xfrm>
+                    <a:prstGeom prst="rect">
+                      <a:avLst/>
+                    </a:prstGeom>
+                  </pic:spPr>
+                </pic:pic>
+              </a:graphicData>
+            </a:graphic>
+          </wp:inline>
+        </w:drawing>
+      </w:r>
+      <w:r>
+        <w:rPr>
+          <w:sz w:val="24"/>
+          <w:szCs w:val="24"/>
+        </w:rPr>
+        <w:t xml:space="preserve"> </w:t>
+      </w:r>
+    </w:p>
+    <w:p>
+      <w:pPr>
+        <w:pStyle w:val="p1"/>
+        <w:rPr>
+          <w:sz w:val="24"/>
+          <w:szCs w:val="24"/>
+        </w:rPr>
+      </w:pPr>
+      <w:r>
+        <w:rPr>
+          <w:sz w:val="24"/>
+          <w:szCs w:val="24"/>
+        </w:rPr>
+        <w:drawing>
+          <wp:inline distT="0" distB="0" distL="0" distR="0" wp14:anchorId="546A7803" wp14:editId="4473FFB9">
+            <wp:extent cx="5400040" cy="5400040"/>
+            <wp:effectExtent l="0" t="0" r="0" b="0"/>
+            <wp:docPr id="740028251" name="Picture 1"/>
+            <wp:cNvGraphicFramePr>
+              <a:graphicFrameLocks xmlns:a="http://schemas.openxmlformats.org/drawingml/2006/main" noChangeAspect="1"/>
+            </wp:cNvGraphicFramePr>
+            <a:graphic xmlns:a="http://schemas.openxmlformats.org/drawingml/2006/main">
+              <a:graphicData uri="http://schemas.openxmlformats.org/drawingml/2006/picture">
+                <pic:pic xmlns:pic="http://schemas.openxmlformats.org/drawingml/2006/picture">
+                  <pic:nvPicPr>
+                    <pic:cNvPr id="740028251" name=""/>
+                    <pic:cNvPicPr/>
+                  </pic:nvPicPr>
+                  <pic:blipFill>
+                    <a:blip r:embed="rId25"/>
+                    <a:stretch>
+                      <a:fillRect/>
+                    </a:stretch>
+                  </pic:blipFill>
+                  <pic:spPr>
+                    <a:xfrm>
+                      <a:off x="0" y="0"/>
+                      <a:ext cx="5400040" cy="5400040"/>
+                    </a:xfrm>
+                    <a:prstGeom prst="rect">
+                      <a:avLst/>
+                    </a:prstGeom>
+                  </pic:spPr>
+                </pic:pic>
+              </a:graphicData>
+            </a:graphic>
+          </wp:inline>
+        </w:drawing>
+      </w:r>
+    </w:p>
+    <w:p>
+      <w:pPr>
+        <w:pStyle w:val="p1"/>
+        <w:rPr>
+          <w:sz w:val="24"/>
+          <w:szCs w:val="24"/>
+        </w:rPr>
+      </w:pPr>
+    </w:p>
+    <w:p>
+      <w:pPr>
+        <w:pStyle w:val="p1"/>
+        <w:rPr>
+          <w:sz w:val="24"/>
+          <w:szCs w:val="24"/>
+        </w:rPr>
+      </w:pPr>
+      <w:r>
+        <w:rPr>
+          <w:sz w:val="24"/>
+          <w:szCs w:val="24"/>
+        </w:rPr>
+        <w:lastRenderedPageBreak/>
+        <w:drawing>
+          <wp:inline distT="0" distB="0" distL="0" distR="0" wp14:anchorId="2D01230E" wp14:editId="6C65D699">
+            <wp:extent cx="5400040" cy="4622165"/>
+            <wp:effectExtent l="0" t="0" r="0" b="635"/>
+            <wp:docPr id="618168886" name="Picture 1" descr="A group of graphs showing different types of curves&#10;&#10;AI-generated content may be incorrect."/>
+            <wp:cNvGraphicFramePr>
+              <a:graphicFrameLocks xmlns:a="http://schemas.openxmlformats.org/drawingml/2006/main" noChangeAspect="1"/>
+            </wp:cNvGraphicFramePr>
+            <a:graphic xmlns:a="http://schemas.openxmlformats.org/drawingml/2006/main">
+              <a:graphicData uri="http://schemas.openxmlformats.org/drawingml/2006/picture">
+                <pic:pic xmlns:pic="http://schemas.openxmlformats.org/drawingml/2006/picture">
+                  <pic:nvPicPr>
+                    <pic:cNvPr id="618168886" name="Picture 1" descr="A group of graphs showing different types of curves&#10;&#10;AI-generated content may be incorrect."/>
+                    <pic:cNvPicPr/>
+                  </pic:nvPicPr>
+                  <pic:blipFill>
+                    <a:blip r:embed="rId26"/>
+                    <a:stretch>
+                      <a:fillRect/>
+                    </a:stretch>
+                  </pic:blipFill>
+                  <pic:spPr>
+                    <a:xfrm>
+                      <a:off x="0" y="0"/>
+                      <a:ext cx="5400040" cy="4622165"/>
+                    </a:xfrm>
+                    <a:prstGeom prst="rect">
+                      <a:avLst/>
+                    </a:prstGeom>
+                  </pic:spPr>
+                </pic:pic>
+              </a:graphicData>
+            </a:graphic>
+          </wp:inline>
+        </w:drawing>
+      </w:r>
+    </w:p>
+    <w:p>
+      <w:pPr>
+        <w:pStyle w:val="p1"/>
+        <w:rPr>
+          <w:sz w:val="24"/>
+          <w:szCs w:val="24"/>
+        </w:rPr>
+      </w:pPr>
+    </w:p>
+    <w:p>
+      <w:pPr>
+        <w:pStyle w:val="p1"/>
         <w:rPr>
           <w:sz w:val="24"/>
           <w:szCs w:val="24"/>

--- a/TFM Writing/RICSE_Enoch Shin_template.docx
+++ b/TFM Writing/RICSE_Enoch Shin_template.docx
@@ -99,7 +99,7 @@
           <w:lang w:val="en-US"/>
         </w:rPr>
         <w:drawing>
-          <wp:inline distT="0" distB="0" distL="0" distR="0" wp14:anchorId="34FDF969" wp14:editId="3DB249D5">
+          <wp:inline distT="0" distB="0" distL="0" distR="0" wp14:anchorId="34FDF969" wp14:editId="0A3410BF">
             <wp:extent cx="1784350" cy="431588"/>
             <wp:effectExtent l="0" t="0" r="6350" b="6985"/>
             <wp:docPr id="737212044" name="Imatge 4"/>
@@ -588,6 +588,7 @@
         <w:rPr>
           <w:i/>
           <w:iCs/>
+          <w:lang w:val="en-US"/>
         </w:rPr>
         <w:br w:type="page"/>
       </w:r>
@@ -1642,6 +1643,7 @@
           <w:iCs/>
           <w:sz w:val="24"/>
           <w:szCs w:val="24"/>
+          <w:lang w:val="en-US"/>
         </w:rPr>
         <w:br w:type="page"/>
       </w:r>
@@ -1773,14 +1775,7 @@
           <w:sz w:val="24"/>
           <w:szCs w:val="24"/>
         </w:rPr>
-        <w:t xml:space="preserve"> by controlling </w:t>
-      </w:r>
-      <w:r>
-        <w:rPr>
-          <w:sz w:val="24"/>
-          <w:szCs w:val="24"/>
-        </w:rPr>
-        <w:t>gene expression</w:t>
+        <w:t xml:space="preserve"> by controlling gene expression</w:t>
       </w:r>
       <w:r>
         <w:rPr>
@@ -2242,42 +2237,7 @@
           <w:sz w:val="24"/>
           <w:szCs w:val="24"/>
         </w:rPr>
-        <w:t>Motif d</w:t>
-      </w:r>
-      <w:r>
-        <w:rPr>
-          <w:sz w:val="24"/>
-          <w:szCs w:val="24"/>
-        </w:rPr>
-        <w:t xml:space="preserve">iscovery is highly motivated by numerous </w:t>
-      </w:r>
-      <w:r>
-        <w:rPr>
-          <w:sz w:val="24"/>
-          <w:szCs w:val="24"/>
-        </w:rPr>
-        <w:t xml:space="preserve">practical </w:t>
-      </w:r>
-      <w:r>
-        <w:rPr>
-          <w:sz w:val="24"/>
-          <w:szCs w:val="24"/>
-        </w:rPr>
-        <w:t>applications such as diagnosing and treating chronic genetic disease</w:t>
-      </w:r>
-      <w:r>
-        <w:rPr>
-          <w:sz w:val="24"/>
-          <w:szCs w:val="24"/>
-        </w:rPr>
-        <w:t>s</w:t>
-      </w:r>
-      <w:r>
-        <w:rPr>
-          <w:sz w:val="24"/>
-          <w:szCs w:val="24"/>
-        </w:rPr>
-        <w:t>, targeted drug design, and toxicity prediction of peptides and proteins.</w:t>
+        <w:t>Motif discovery is highly motivated by numerous practical applications such as diagnosing and treating chronic genetic diseases, targeted drug design, and toxicity prediction of peptides and proteins.</w:t>
       </w:r>
       <w:r>
         <w:rPr>
@@ -2562,21 +2522,7 @@
           <w:sz w:val="24"/>
           <w:szCs w:val="24"/>
         </w:rPr>
-        <w:t xml:space="preserve"> This means </w:t>
-      </w:r>
-      <w:r>
-        <w:rPr>
-          <w:sz w:val="24"/>
-          <w:szCs w:val="24"/>
-        </w:rPr>
-        <w:t>TFs</w:t>
-      </w:r>
-      <w:r>
-        <w:rPr>
-          <w:sz w:val="24"/>
-          <w:szCs w:val="24"/>
-        </w:rPr>
-        <w:t xml:space="preserve"> do not strictly discriminate for a specific, universally consistent and stable sequence of nucleotides: due to natural evolutionary mutations, TFs can still bind to sequences that look </w:t>
+        <w:t xml:space="preserve"> This means TFs do not strictly discriminate for a specific, universally consistent and stable sequence of nucleotides: due to natural evolutionary mutations, TFs can still bind to sequences that look </w:t>
       </w:r>
       <w:r>
         <w:rPr>
@@ -2792,14 +2738,7 @@
           <w:sz w:val="24"/>
           <w:szCs w:val="24"/>
         </w:rPr>
-        <w:t>is bound to the DNA, after which the specific portions of</w:t>
-      </w:r>
-      <w:r>
-        <w:rPr>
-          <w:sz w:val="24"/>
-          <w:szCs w:val="24"/>
-        </w:rPr>
-        <w:t xml:space="preserve"> DNA that attached to the TF are analyzed to report on </w:t>
+        <w:t xml:space="preserve">is bound to the DNA, after which the specific portions of DNA that attached to the TF are analyzed to report on </w:t>
       </w:r>
       <w:r>
         <w:rPr>
@@ -3169,14 +3108,7 @@
           <w:sz w:val="24"/>
           <w:szCs w:val="24"/>
         </w:rPr>
-        <w:t xml:space="preserve">which is </w:t>
-      </w:r>
-      <w:r>
-        <w:rPr>
-          <w:sz w:val="24"/>
-          <w:szCs w:val="24"/>
-        </w:rPr>
-        <w:t>predicated on the concept that if a TF regulates a specific gene in one species, it likely regulates orthologs (equivalent genes) in related species.</w:t>
+        <w:t>which is predicated on the concept that if a TF regulates a specific gene in one species, it likely regulates orthologs (equivalent genes) in related species.</w:t>
       </w:r>
       <w:r>
         <w:rPr>
@@ -3268,14 +3200,7 @@
           <w:sz w:val="24"/>
           <w:szCs w:val="24"/>
         </w:rPr>
-        <w:t xml:space="preserve">larger sample size to detect true </w:t>
-      </w:r>
-      <w:r>
-        <w:rPr>
-          <w:sz w:val="24"/>
-          <w:szCs w:val="24"/>
-        </w:rPr>
-        <w:t xml:space="preserve">motifs </w:t>
+        <w:t xml:space="preserve">larger sample size to detect true motifs </w:t>
       </w:r>
       <w:r>
         <w:rPr>
@@ -3464,14 +3389,7 @@
           <w:sz w:val="24"/>
           <w:szCs w:val="24"/>
         </w:rPr>
-        <w:t xml:space="preserve">discovery </w:t>
-      </w:r>
-      <w:r>
-        <w:rPr>
-          <w:sz w:val="24"/>
-          <w:szCs w:val="24"/>
-        </w:rPr>
-        <w:t>(i.e., from scratch)</w:t>
+        <w:t>discovery (i.e., from scratch)</w:t>
       </w:r>
       <w:r>
         <w:rPr>
@@ -3752,21 +3670,7 @@
           <w:sz w:val="24"/>
           <w:szCs w:val="24"/>
         </w:rPr>
-        <w:t>DNA sequence</w:t>
-      </w:r>
-      <w:r>
-        <w:rPr>
-          <w:sz w:val="24"/>
-          <w:szCs w:val="24"/>
-        </w:rPr>
-        <w:t xml:space="preserve"> segments</w:t>
-      </w:r>
-      <w:r>
-        <w:rPr>
-          <w:sz w:val="24"/>
-          <w:szCs w:val="24"/>
-        </w:rPr>
-        <w:t xml:space="preserve"> </w:t>
+        <w:t xml:space="preserve">DNA sequence segments </w:t>
       </w:r>
       <w:r>
         <w:rPr>
@@ -4319,14 +4223,7 @@
           <w:sz w:val="24"/>
           <w:szCs w:val="24"/>
         </w:rPr>
-        <w:t xml:space="preserve">, </w:t>
-      </w:r>
-      <w:r>
-        <w:rPr>
-          <w:sz w:val="24"/>
-          <w:szCs w:val="24"/>
-        </w:rPr>
-        <w:t>ATGCG</w:t>
+        <w:t>, ATGCG</w:t>
       </w:r>
       <w:r>
         <w:rPr>
@@ -4372,15 +4269,7 @@
           <w:sz w:val="24"/>
           <w:szCs w:val="24"/>
         </w:rPr>
-        <w:t>the same "word" with a 1-letter mismatch</w:t>
-      </w:r>
-      <w:r>
-        <w:rPr>
-          <w:sz w:val="24"/>
-          <w:szCs w:val="24"/>
-          <w:lang w:val="es-ES"/>
-        </w:rPr>
-        <w:t>)</w:t>
+        <w:t>the same "word" with a 1-letter mismatch)</w:t>
       </w:r>
       <w:r>
         <w:rPr>
@@ -4477,7 +4366,256 @@
           <w:sz w:val="24"/>
           <w:szCs w:val="24"/>
         </w:rPr>
-        <w:t>exact</w:t>
+        <w:t xml:space="preserve">exact </w:t>
+      </w:r>
+      <w:r>
+        <w:rPr>
+          <w:sz w:val="24"/>
+          <w:szCs w:val="24"/>
+        </w:rPr>
+        <w:t>in that they</w:t>
+      </w:r>
+      <w:r>
+        <w:rPr>
+          <w:sz w:val="24"/>
+          <w:szCs w:val="24"/>
+          <w:u w:val="single"/>
+        </w:rPr>
+        <w:t xml:space="preserve"> </w:t>
+      </w:r>
+      <w:r>
+        <w:rPr>
+          <w:sz w:val="24"/>
+          <w:szCs w:val="24"/>
+        </w:rPr>
+        <w:t xml:space="preserve">are guaranteed to find the globally optimum solution, their combinatorial nature makes them computationally expensive for longer motifs, as the quantity of </w:t>
+      </w:r>
+      <w:r>
+        <w:rPr>
+          <w:sz w:val="24"/>
+          <w:szCs w:val="24"/>
+        </w:rPr>
+        <w:t xml:space="preserve">all </w:t>
+      </w:r>
+      <w:r>
+        <w:rPr>
+          <w:sz w:val="24"/>
+          <w:szCs w:val="24"/>
+        </w:rPr>
+        <w:t>possible words in the dictionary scales exponentially.</w:t>
+      </w:r>
+      <w:r>
+        <w:rPr>
+          <w:rStyle w:val="FootnoteReference"/>
+          <w:sz w:val="24"/>
+          <w:szCs w:val="24"/>
+        </w:rPr>
+        <w:footnoteReference w:id="21"/>
+      </w:r>
+    </w:p>
+    <w:p>
+      <w:pPr>
+        <w:pStyle w:val="p1"/>
+        <w:rPr>
+          <w:sz w:val="24"/>
+          <w:szCs w:val="24"/>
+        </w:rPr>
+      </w:pPr>
+    </w:p>
+    <w:p>
+      <w:pPr>
+        <w:pStyle w:val="p1"/>
+        <w:rPr>
+          <w:sz w:val="24"/>
+          <w:szCs w:val="24"/>
+        </w:rPr>
+      </w:pPr>
+      <w:r>
+        <w:rPr>
+          <w:sz w:val="24"/>
+          <w:szCs w:val="24"/>
+        </w:rPr>
+        <w:t>Greedy algorithms seek to address the computation problem of combinatorial methods, as they are not guaranteed to find the global optimum, operating on iterative cycle</w:t>
+      </w:r>
+      <w:r>
+        <w:rPr>
+          <w:sz w:val="24"/>
+          <w:szCs w:val="24"/>
+        </w:rPr>
+        <w:t>s</w:t>
+      </w:r>
+      <w:r>
+        <w:rPr>
+          <w:sz w:val="24"/>
+          <w:szCs w:val="24"/>
+        </w:rPr>
+        <w:t xml:space="preserve"> that select</w:t>
+      </w:r>
+      <w:r>
+        <w:rPr>
+          <w:sz w:val="24"/>
+          <w:szCs w:val="24"/>
+        </w:rPr>
+        <w:t xml:space="preserve"> </w:t>
+      </w:r>
+      <w:r>
+        <w:rPr>
+          <w:sz w:val="24"/>
+          <w:szCs w:val="24"/>
+        </w:rPr>
+        <w:t xml:space="preserve">locally optimum solutions at each </w:t>
+      </w:r>
+      <w:r>
+        <w:rPr>
+          <w:sz w:val="24"/>
+          <w:szCs w:val="24"/>
+        </w:rPr>
+        <w:t>step</w:t>
+      </w:r>
+      <w:r>
+        <w:rPr>
+          <w:sz w:val="24"/>
+          <w:szCs w:val="24"/>
+        </w:rPr>
+        <w:t xml:space="preserve">. </w:t>
+      </w:r>
+      <w:r>
+        <w:rPr>
+          <w:sz w:val="24"/>
+          <w:szCs w:val="24"/>
+        </w:rPr>
+        <w:t xml:space="preserve">These methods often use </w:t>
+      </w:r>
+      <w:r>
+        <w:rPr>
+          <w:sz w:val="24"/>
+          <w:szCs w:val="24"/>
+        </w:rPr>
+        <w:t>the probability weight matrix (PWM)</w:t>
+      </w:r>
+      <w:r>
+        <w:rPr>
+          <w:sz w:val="24"/>
+          <w:szCs w:val="24"/>
+        </w:rPr>
+        <w:t xml:space="preserve">, </w:t>
+      </w:r>
+      <w:r>
+        <w:rPr>
+          <w:sz w:val="24"/>
+          <w:szCs w:val="24"/>
+        </w:rPr>
+        <w:t>which describes the frequency of each of the four nucleotides at each index</w:t>
+      </w:r>
+      <w:r>
+        <w:rPr>
+          <w:sz w:val="24"/>
+          <w:szCs w:val="24"/>
+        </w:rPr>
+        <w:t xml:space="preserve"> given a set of observed DNA sequences</w:t>
+      </w:r>
+      <w:r>
+        <w:rPr>
+          <w:sz w:val="24"/>
+          <w:szCs w:val="24"/>
+        </w:rPr>
+        <w:t xml:space="preserve">. </w:t>
+      </w:r>
+    </w:p>
+    <w:p>
+      <w:pPr>
+        <w:pStyle w:val="p1"/>
+        <w:rPr>
+          <w:sz w:val="24"/>
+          <w:szCs w:val="24"/>
+        </w:rPr>
+      </w:pPr>
+    </w:p>
+    <w:p>
+      <w:pPr>
+        <w:pStyle w:val="p1"/>
+        <w:rPr>
+          <w:sz w:val="24"/>
+          <w:szCs w:val="24"/>
+        </w:rPr>
+      </w:pPr>
+      <w:r>
+        <w:rPr>
+          <w:sz w:val="24"/>
+          <w:szCs w:val="24"/>
+        </w:rPr>
+        <w:t>Hertz and Stormo’s 1999 CONSENSUS is an example of this class of greedy algorithm.</w:t>
+      </w:r>
+      <w:r>
+        <w:rPr>
+          <w:rStyle w:val="FootnoteReference"/>
+          <w:sz w:val="24"/>
+          <w:szCs w:val="24"/>
+        </w:rPr>
+        <w:footnoteReference w:id="22"/>
+      </w:r>
+      <w:r>
+        <w:rPr>
+          <w:sz w:val="24"/>
+          <w:szCs w:val="24"/>
+        </w:rPr>
+        <w:t xml:space="preserve"> </w:t>
+      </w:r>
+      <w:r>
+        <w:rPr>
+          <w:sz w:val="24"/>
+          <w:szCs w:val="24"/>
+        </w:rPr>
+        <w:t xml:space="preserve">This algorithm </w:t>
+      </w:r>
+      <w:r>
+        <w:rPr>
+          <w:sz w:val="24"/>
+          <w:szCs w:val="24"/>
+        </w:rPr>
+        <w:t xml:space="preserve">iteratively performs increasingly larger </w:t>
+      </w:r>
+      <w:r>
+        <w:rPr>
+          <w:sz w:val="24"/>
+          <w:szCs w:val="24"/>
+        </w:rPr>
+        <w:t>group</w:t>
+      </w:r>
+      <w:r>
+        <w:rPr>
+          <w:sz w:val="24"/>
+          <w:szCs w:val="24"/>
+        </w:rPr>
+        <w:t>-wise matrix sequence comparison</w:t>
+      </w:r>
+      <w:r>
+        <w:rPr>
+          <w:sz w:val="24"/>
+          <w:szCs w:val="24"/>
+        </w:rPr>
+        <w:t>s, starting with a</w:t>
+      </w:r>
+      <w:r>
+        <w:rPr>
+          <w:sz w:val="24"/>
+          <w:szCs w:val="24"/>
+        </w:rPr>
+        <w:t xml:space="preserve"> </w:t>
+      </w:r>
+      <w:r>
+        <w:rPr>
+          <w:sz w:val="24"/>
+          <w:szCs w:val="24"/>
+        </w:rPr>
+        <w:t xml:space="preserve">word </w:t>
+      </w:r>
+      <w:r>
+        <w:rPr>
+          <w:sz w:val="24"/>
+          <w:szCs w:val="24"/>
+        </w:rPr>
+        <w:t xml:space="preserve">of user-specified length </w:t>
       </w:r>
       <w:r>
         <w:rPr>
@@ -4486,76 +4624,35 @@
           <w:sz w:val="24"/>
           <w:szCs w:val="24"/>
         </w:rPr>
-        <w:t xml:space="preserve"> </w:t>
-      </w:r>
-      <w:r>
-        <w:rPr>
-          <w:sz w:val="24"/>
-          <w:szCs w:val="24"/>
-        </w:rPr>
-        <w:t>in that they</w:t>
-      </w:r>
-      <w:r>
-        <w:rPr>
-          <w:sz w:val="24"/>
-          <w:szCs w:val="24"/>
-          <w:u w:val="single"/>
-        </w:rPr>
-        <w:t xml:space="preserve"> </w:t>
-      </w:r>
-      <w:r>
-        <w:rPr>
-          <w:sz w:val="24"/>
-          <w:szCs w:val="24"/>
-        </w:rPr>
-        <w:t xml:space="preserve">are guaranteed to find the globally optimum solution, their combinatorial nature makes them computationally expensive for longer motifs, as the quantity of </w:t>
-      </w:r>
-      <w:r>
-        <w:rPr>
-          <w:sz w:val="24"/>
-          <w:szCs w:val="24"/>
-        </w:rPr>
-        <w:t xml:space="preserve">all </w:t>
-      </w:r>
-      <w:r>
-        <w:rPr>
-          <w:sz w:val="24"/>
-          <w:szCs w:val="24"/>
-        </w:rPr>
-        <w:t>possible words in the dictionary scales exponentially.</w:t>
-      </w:r>
-      <w:r>
-        <w:rPr>
-          <w:rStyle w:val="FootnoteReference"/>
-          <w:sz w:val="24"/>
-          <w:szCs w:val="24"/>
-        </w:rPr>
-        <w:footnoteReference w:id="21"/>
-      </w:r>
-    </w:p>
-    <w:p>
-      <w:pPr>
-        <w:pStyle w:val="p1"/>
-        <w:rPr>
-          <w:sz w:val="24"/>
-          <w:szCs w:val="24"/>
-        </w:rPr>
-      </w:pPr>
-    </w:p>
-    <w:p>
-      <w:pPr>
-        <w:pStyle w:val="p1"/>
-        <w:rPr>
-          <w:sz w:val="24"/>
-          <w:szCs w:val="24"/>
-        </w:rPr>
-      </w:pPr>
-      <w:r>
-        <w:rPr>
-          <w:sz w:val="24"/>
-          <w:szCs w:val="24"/>
-        </w:rPr>
-        <w:t>Greedy algorithms seek to address the computation problem of combinatorial methods, as they are not guaranteed to find the global optimum, operating on iterative cycle</w:t>
+        <w:t xml:space="preserve">n </w:t>
+      </w:r>
+      <w:r>
+        <w:rPr>
+          <w:sz w:val="24"/>
+          <w:szCs w:val="24"/>
+        </w:rPr>
+        <w:t xml:space="preserve">and </w:t>
+      </w:r>
+      <w:r>
+        <w:rPr>
+          <w:sz w:val="24"/>
+          <w:szCs w:val="24"/>
+        </w:rPr>
+        <w:t xml:space="preserve">a </w:t>
+      </w:r>
+      <w:r>
+        <w:rPr>
+          <w:sz w:val="24"/>
+          <w:szCs w:val="24"/>
+        </w:rPr>
+        <w:t xml:space="preserve">pairwise comparison that </w:t>
+      </w:r>
+      <w:r>
+        <w:rPr>
+          <w:sz w:val="24"/>
+          <w:szCs w:val="24"/>
+        </w:rPr>
+        <w:t>compute</w:t>
       </w:r>
       <w:r>
         <w:rPr>
@@ -4569,180 +4666,35 @@
           <w:sz w:val="24"/>
           <w:szCs w:val="24"/>
         </w:rPr>
-        <w:t xml:space="preserve"> that select</w:t>
-      </w:r>
-      <w:r>
-        <w:rPr>
-          <w:sz w:val="24"/>
-          <w:szCs w:val="24"/>
-        </w:rPr>
-        <w:t xml:space="preserve"> </w:t>
-      </w:r>
-      <w:r>
-        <w:rPr>
-          <w:sz w:val="24"/>
-          <w:szCs w:val="24"/>
-        </w:rPr>
-        <w:t xml:space="preserve">locally optimum solutions at each </w:t>
-      </w:r>
-      <w:r>
-        <w:rPr>
-          <w:sz w:val="24"/>
-          <w:szCs w:val="24"/>
-        </w:rPr>
-        <w:t>step</w:t>
-      </w:r>
-      <w:r>
-        <w:rPr>
-          <w:sz w:val="24"/>
-          <w:szCs w:val="24"/>
-        </w:rPr>
-        <w:t xml:space="preserve">. </w:t>
-      </w:r>
-      <w:r>
-        <w:rPr>
-          <w:sz w:val="24"/>
-          <w:szCs w:val="24"/>
-        </w:rPr>
-        <w:t xml:space="preserve">These methods often use </w:t>
-      </w:r>
-      <w:r>
-        <w:rPr>
-          <w:sz w:val="24"/>
-          <w:szCs w:val="24"/>
-        </w:rPr>
-        <w:t>the probability weight matrix (PWM)</w:t>
-      </w:r>
-      <w:r>
-        <w:rPr>
-          <w:sz w:val="24"/>
-          <w:szCs w:val="24"/>
-        </w:rPr>
-        <w:t xml:space="preserve">, </w:t>
-      </w:r>
-      <w:r>
-        <w:rPr>
-          <w:sz w:val="24"/>
-          <w:szCs w:val="24"/>
-        </w:rPr>
-        <w:t>which describes the frequency of each of the four nucleotides at each index</w:t>
-      </w:r>
-      <w:r>
-        <w:rPr>
-          <w:sz w:val="24"/>
-          <w:szCs w:val="24"/>
-        </w:rPr>
-        <w:t xml:space="preserve"> given a set of observed DNA sequences</w:t>
-      </w:r>
-      <w:r>
-        <w:rPr>
-          <w:sz w:val="24"/>
-          <w:szCs w:val="24"/>
-        </w:rPr>
-        <w:t xml:space="preserve">. </w:t>
-      </w:r>
-    </w:p>
-    <w:p>
-      <w:pPr>
-        <w:pStyle w:val="p1"/>
-        <w:rPr>
-          <w:sz w:val="24"/>
-          <w:szCs w:val="24"/>
-        </w:rPr>
-      </w:pPr>
-    </w:p>
-    <w:p>
-      <w:pPr>
-        <w:pStyle w:val="p1"/>
-        <w:rPr>
-          <w:sz w:val="24"/>
-          <w:szCs w:val="24"/>
-        </w:rPr>
-      </w:pPr>
-      <w:r>
-        <w:rPr>
-          <w:sz w:val="24"/>
-          <w:szCs w:val="24"/>
-        </w:rPr>
-        <w:t>Hertz and Stormo’s 1999 CONSENSUS is an example of this class of greedy algorithm.</w:t>
-      </w:r>
-      <w:r>
-        <w:rPr>
-          <w:rStyle w:val="FootnoteReference"/>
-          <w:sz w:val="24"/>
-          <w:szCs w:val="24"/>
-        </w:rPr>
-        <w:footnoteReference w:id="22"/>
-      </w:r>
-      <w:r>
-        <w:rPr>
-          <w:sz w:val="24"/>
-          <w:szCs w:val="24"/>
-        </w:rPr>
-        <w:t xml:space="preserve"> </w:t>
-      </w:r>
-      <w:r>
-        <w:rPr>
-          <w:sz w:val="24"/>
-          <w:szCs w:val="24"/>
-        </w:rPr>
-        <w:t xml:space="preserve">This algorithm </w:t>
-      </w:r>
-      <w:r>
-        <w:rPr>
-          <w:sz w:val="24"/>
-          <w:szCs w:val="24"/>
-        </w:rPr>
-        <w:t xml:space="preserve">iteratively performs increasingly larger </w:t>
-      </w:r>
-      <w:r>
-        <w:rPr>
-          <w:sz w:val="24"/>
-          <w:szCs w:val="24"/>
-        </w:rPr>
-        <w:t>group</w:t>
-      </w:r>
-      <w:r>
-        <w:rPr>
-          <w:sz w:val="24"/>
-          <w:szCs w:val="24"/>
-        </w:rPr>
-        <w:t>-wise matrix sequence comparison</w:t>
-      </w:r>
-      <w:r>
-        <w:rPr>
-          <w:sz w:val="24"/>
-          <w:szCs w:val="24"/>
-        </w:rPr>
-        <w:t>s, starting</w:t>
-      </w:r>
-      <w:r>
-        <w:rPr>
-          <w:sz w:val="24"/>
-          <w:szCs w:val="24"/>
-        </w:rPr>
-        <w:t xml:space="preserve"> with a</w:t>
-      </w:r>
-      <w:r>
-        <w:rPr>
-          <w:sz w:val="24"/>
-          <w:szCs w:val="24"/>
-        </w:rPr>
-        <w:t xml:space="preserve"> </w:t>
-      </w:r>
-      <w:r>
-        <w:rPr>
-          <w:sz w:val="24"/>
-          <w:szCs w:val="24"/>
-        </w:rPr>
-        <w:t xml:space="preserve">word </w:t>
-      </w:r>
-      <w:r>
-        <w:rPr>
-          <w:sz w:val="24"/>
-          <w:szCs w:val="24"/>
-        </w:rPr>
-        <w:t xml:space="preserve">of user-specified length </w:t>
+        <w:t xml:space="preserve"> information content</w:t>
+      </w:r>
+      <w:r>
+        <w:rPr>
+          <w:sz w:val="24"/>
+          <w:szCs w:val="24"/>
+        </w:rPr>
+        <w:t xml:space="preserve"> (IC)</w:t>
+      </w:r>
+      <w:r>
+        <w:rPr>
+          <w:sz w:val="24"/>
+          <w:szCs w:val="24"/>
+        </w:rPr>
+        <w:t xml:space="preserve"> for sequences aligned to that length</w:t>
+      </w:r>
+      <w:r>
+        <w:rPr>
+          <w:sz w:val="24"/>
+          <w:szCs w:val="24"/>
+        </w:rPr>
+        <w:t>.</w:t>
+      </w:r>
+      <w:r>
+        <w:rPr>
+          <w:sz w:val="24"/>
+          <w:szCs w:val="24"/>
+        </w:rPr>
+        <w:t xml:space="preserve"> Then, segments of the other observed sequences of length </w:t>
       </w:r>
       <w:r>
         <w:rPr>
@@ -4751,77 +4703,186 @@
           <w:sz w:val="24"/>
           <w:szCs w:val="24"/>
         </w:rPr>
-        <w:t xml:space="preserve">n </w:t>
-      </w:r>
-      <w:r>
-        <w:rPr>
-          <w:sz w:val="24"/>
-          <w:szCs w:val="24"/>
-        </w:rPr>
-        <w:t xml:space="preserve">and </w:t>
-      </w:r>
-      <w:r>
-        <w:rPr>
-          <w:sz w:val="24"/>
-          <w:szCs w:val="24"/>
-        </w:rPr>
-        <w:t xml:space="preserve">a </w:t>
-      </w:r>
-      <w:r>
-        <w:rPr>
-          <w:sz w:val="24"/>
-          <w:szCs w:val="24"/>
-        </w:rPr>
-        <w:t xml:space="preserve">pairwise comparison that </w:t>
-      </w:r>
-      <w:r>
-        <w:rPr>
-          <w:sz w:val="24"/>
-          <w:szCs w:val="24"/>
-        </w:rPr>
-        <w:t>compute</w:t>
-      </w:r>
-      <w:r>
-        <w:rPr>
-          <w:sz w:val="24"/>
-          <w:szCs w:val="24"/>
-        </w:rPr>
-        <w:t>s</w:t>
-      </w:r>
-      <w:r>
-        <w:rPr>
-          <w:sz w:val="24"/>
-          <w:szCs w:val="24"/>
-        </w:rPr>
-        <w:t xml:space="preserve"> information content</w:t>
-      </w:r>
-      <w:r>
-        <w:rPr>
-          <w:sz w:val="24"/>
-          <w:szCs w:val="24"/>
-        </w:rPr>
-        <w:t xml:space="preserve"> (IC)</w:t>
-      </w:r>
-      <w:r>
-        <w:rPr>
-          <w:sz w:val="24"/>
-          <w:szCs w:val="24"/>
-        </w:rPr>
-        <w:t xml:space="preserve"> for sequences aligned to that length</w:t>
-      </w:r>
-      <w:r>
-        <w:rPr>
-          <w:sz w:val="24"/>
-          <w:szCs w:val="24"/>
-        </w:rPr>
-        <w:t>.</w:t>
-      </w:r>
-      <w:r>
-        <w:rPr>
-          <w:sz w:val="24"/>
-          <w:szCs w:val="24"/>
-        </w:rPr>
-        <w:t xml:space="preserve"> Then, segments of the other observed sequences of length </w:t>
+        <w:t>n</w:t>
+      </w:r>
+      <w:r>
+        <w:rPr>
+          <w:sz w:val="24"/>
+          <w:szCs w:val="24"/>
+        </w:rPr>
+        <w:t xml:space="preserve"> are aligned with the first word, and the cycle continues, selecting for maximum </w:t>
+      </w:r>
+      <w:r>
+        <w:rPr>
+          <w:sz w:val="24"/>
+          <w:szCs w:val="24"/>
+        </w:rPr>
+        <w:t>IC</w:t>
+      </w:r>
+      <w:r>
+        <w:rPr>
+          <w:sz w:val="24"/>
+          <w:szCs w:val="24"/>
+        </w:rPr>
+        <w:t>. Unlike probabilistic algorithms, CONSENSUS is deterministic</w:t>
+      </w:r>
+      <w:r>
+        <w:rPr>
+          <w:sz w:val="24"/>
+          <w:szCs w:val="24"/>
+        </w:rPr>
+        <w:t xml:space="preserve">, in that its selection of best candidates does not rely on a stochastic process, being </w:t>
+      </w:r>
+      <w:r>
+        <w:rPr>
+          <w:sz w:val="24"/>
+          <w:szCs w:val="24"/>
+        </w:rPr>
+        <w:t xml:space="preserve">as it evaluates </w:t>
+      </w:r>
+      <w:r>
+        <w:rPr>
+          <w:sz w:val="24"/>
+          <w:szCs w:val="24"/>
+        </w:rPr>
+        <w:t>consistent paths that maximize IC.</w:t>
+      </w:r>
+    </w:p>
+    <w:p>
+      <w:pPr>
+        <w:pStyle w:val="p1"/>
+        <w:rPr>
+          <w:sz w:val="24"/>
+          <w:szCs w:val="24"/>
+        </w:rPr>
+      </w:pPr>
+    </w:p>
+    <w:p>
+      <w:pPr>
+        <w:pStyle w:val="p1"/>
+        <w:rPr>
+          <w:sz w:val="24"/>
+          <w:szCs w:val="24"/>
+        </w:rPr>
+      </w:pPr>
+      <w:r>
+        <w:rPr>
+          <w:sz w:val="24"/>
+          <w:szCs w:val="24"/>
+        </w:rPr>
+        <w:t xml:space="preserve">Probabilistic </w:t>
+      </w:r>
+      <w:r>
+        <w:rPr>
+          <w:sz w:val="24"/>
+          <w:szCs w:val="24"/>
+        </w:rPr>
+        <w:t xml:space="preserve">algorithms </w:t>
+      </w:r>
+      <w:r>
+        <w:rPr>
+          <w:sz w:val="24"/>
+          <w:szCs w:val="24"/>
+        </w:rPr>
+        <w:t xml:space="preserve">are also greedy and </w:t>
+      </w:r>
+      <w:r>
+        <w:rPr>
+          <w:sz w:val="24"/>
+          <w:szCs w:val="24"/>
+        </w:rPr>
+        <w:t xml:space="preserve">address </w:t>
+      </w:r>
+      <w:r>
+        <w:rPr>
+          <w:sz w:val="24"/>
+          <w:szCs w:val="24"/>
+        </w:rPr>
+        <w:t xml:space="preserve">the </w:t>
+      </w:r>
+      <w:r>
+        <w:rPr>
+          <w:sz w:val="24"/>
+          <w:szCs w:val="24"/>
+        </w:rPr>
+        <w:t xml:space="preserve">combinatorial </w:t>
+      </w:r>
+      <w:r>
+        <w:rPr>
+          <w:sz w:val="24"/>
+          <w:szCs w:val="24"/>
+        </w:rPr>
+        <w:t>computation problem</w:t>
+      </w:r>
+      <w:r>
+        <w:rPr>
+          <w:sz w:val="24"/>
+          <w:szCs w:val="24"/>
+        </w:rPr>
+        <w:t xml:space="preserve"> by leveraging stochastic behavior</w:t>
+      </w:r>
+      <w:r>
+        <w:rPr>
+          <w:sz w:val="24"/>
+          <w:szCs w:val="24"/>
+        </w:rPr>
+        <w:t xml:space="preserve">. Gibbs sampling and expectation maximization </w:t>
+      </w:r>
+      <w:r>
+        <w:rPr>
+          <w:sz w:val="24"/>
+          <w:szCs w:val="24"/>
+        </w:rPr>
+        <w:t xml:space="preserve">(EM) </w:t>
+      </w:r>
+      <w:r>
+        <w:rPr>
+          <w:sz w:val="24"/>
+          <w:szCs w:val="24"/>
+        </w:rPr>
+        <w:t xml:space="preserve">are key concepts employed by these algorithms. </w:t>
+      </w:r>
+      <w:r>
+        <w:rPr>
+          <w:sz w:val="24"/>
+          <w:szCs w:val="24"/>
+        </w:rPr>
+        <w:t xml:space="preserve">EM </w:t>
+      </w:r>
+      <w:r>
+        <w:rPr>
+          <w:sz w:val="24"/>
+          <w:szCs w:val="24"/>
+        </w:rPr>
+        <w:t xml:space="preserve">uses </w:t>
+      </w:r>
+      <w:r>
+        <w:rPr>
+          <w:sz w:val="24"/>
+          <w:szCs w:val="24"/>
+        </w:rPr>
+        <w:t>a semi-random</w:t>
+      </w:r>
+      <w:r>
+        <w:rPr>
+          <w:sz w:val="24"/>
+          <w:szCs w:val="24"/>
+        </w:rPr>
+        <w:t xml:space="preserve"> candidate</w:t>
+      </w:r>
+      <w:r>
+        <w:rPr>
+          <w:sz w:val="24"/>
+          <w:szCs w:val="24"/>
+        </w:rPr>
+        <w:t xml:space="preserve"> </w:t>
+      </w:r>
+      <w:r>
+        <w:rPr>
+          <w:sz w:val="24"/>
+          <w:szCs w:val="24"/>
+        </w:rPr>
+        <w:t xml:space="preserve">subsequence of length </w:t>
       </w:r>
       <w:r>
         <w:rPr>
@@ -4830,172 +4891,92 @@
           <w:sz w:val="24"/>
           <w:szCs w:val="24"/>
         </w:rPr>
-        <w:t>n</w:t>
-      </w:r>
-      <w:r>
-        <w:rPr>
-          <w:sz w:val="24"/>
-          <w:szCs w:val="24"/>
-        </w:rPr>
-        <w:t xml:space="preserve"> are aligned with the first word, and the cycle continues, selecting for maximum </w:t>
-      </w:r>
-      <w:r>
-        <w:rPr>
-          <w:sz w:val="24"/>
-          <w:szCs w:val="24"/>
-        </w:rPr>
-        <w:t>IC</w:t>
-      </w:r>
-      <w:r>
-        <w:rPr>
-          <w:sz w:val="24"/>
-          <w:szCs w:val="24"/>
-        </w:rPr>
-        <w:t>. Unlike probabilistic algorithms, CONSENSUS is deterministic</w:t>
-      </w:r>
-      <w:r>
-        <w:rPr>
-          <w:sz w:val="24"/>
-          <w:szCs w:val="24"/>
-        </w:rPr>
-        <w:t xml:space="preserve">, in that its selection of best candidates does not rely on a stochastic process, being </w:t>
-      </w:r>
-      <w:r>
-        <w:rPr>
-          <w:sz w:val="24"/>
-          <w:szCs w:val="24"/>
-        </w:rPr>
-        <w:t xml:space="preserve">as it evaluates </w:t>
-      </w:r>
-      <w:r>
-        <w:rPr>
-          <w:sz w:val="24"/>
-          <w:szCs w:val="24"/>
-        </w:rPr>
-        <w:t>consistent paths that maximize IC.</w:t>
-      </w:r>
-    </w:p>
-    <w:p>
-      <w:pPr>
-        <w:pStyle w:val="p1"/>
-        <w:rPr>
-          <w:sz w:val="24"/>
-          <w:szCs w:val="24"/>
-        </w:rPr>
-      </w:pPr>
-    </w:p>
-    <w:p>
-      <w:pPr>
-        <w:pStyle w:val="p1"/>
-        <w:rPr>
-          <w:sz w:val="24"/>
-          <w:szCs w:val="24"/>
-        </w:rPr>
-      </w:pPr>
-      <w:r>
-        <w:rPr>
-          <w:sz w:val="24"/>
-          <w:szCs w:val="24"/>
-        </w:rPr>
-        <w:t xml:space="preserve">Probabilistic </w:t>
-      </w:r>
-      <w:r>
-        <w:rPr>
-          <w:sz w:val="24"/>
-          <w:szCs w:val="24"/>
-        </w:rPr>
-        <w:t xml:space="preserve">algorithms </w:t>
-      </w:r>
-      <w:r>
-        <w:rPr>
-          <w:sz w:val="24"/>
-          <w:szCs w:val="24"/>
-        </w:rPr>
-        <w:t xml:space="preserve">are also greedy and </w:t>
-      </w:r>
-      <w:r>
-        <w:rPr>
-          <w:sz w:val="24"/>
-          <w:szCs w:val="24"/>
-        </w:rPr>
-        <w:t xml:space="preserve">address </w:t>
-      </w:r>
-      <w:r>
-        <w:rPr>
-          <w:sz w:val="24"/>
-          <w:szCs w:val="24"/>
-        </w:rPr>
-        <w:t xml:space="preserve">the </w:t>
-      </w:r>
-      <w:r>
-        <w:rPr>
-          <w:sz w:val="24"/>
-          <w:szCs w:val="24"/>
-        </w:rPr>
-        <w:t xml:space="preserve">combinatorial </w:t>
-      </w:r>
-      <w:r>
-        <w:rPr>
-          <w:sz w:val="24"/>
-          <w:szCs w:val="24"/>
-        </w:rPr>
-        <w:t>computation problem</w:t>
-      </w:r>
-      <w:r>
-        <w:rPr>
-          <w:sz w:val="24"/>
-          <w:szCs w:val="24"/>
-        </w:rPr>
-        <w:t xml:space="preserve"> by leveraging stochastic behavior</w:t>
-      </w:r>
-      <w:r>
-        <w:rPr>
-          <w:sz w:val="24"/>
-          <w:szCs w:val="24"/>
-        </w:rPr>
-        <w:t xml:space="preserve">. Gibbs sampling and expectation maximization </w:t>
-      </w:r>
-      <w:r>
-        <w:rPr>
-          <w:sz w:val="24"/>
-          <w:szCs w:val="24"/>
-        </w:rPr>
-        <w:t xml:space="preserve">(EM) </w:t>
-      </w:r>
-      <w:r>
-        <w:rPr>
-          <w:sz w:val="24"/>
-          <w:szCs w:val="24"/>
-        </w:rPr>
-        <w:t xml:space="preserve">are key concepts employed by these algorithms. </w:t>
-      </w:r>
-      <w:r>
-        <w:rPr>
-          <w:sz w:val="24"/>
-          <w:szCs w:val="24"/>
-        </w:rPr>
-        <w:t xml:space="preserve">EM </w:t>
-      </w:r>
-      <w:r>
-        <w:rPr>
-          <w:sz w:val="24"/>
-          <w:szCs w:val="24"/>
-        </w:rPr>
-        <w:t xml:space="preserve">uses </w:t>
-      </w:r>
-      <w:r>
-        <w:rPr>
-          <w:sz w:val="24"/>
-          <w:szCs w:val="24"/>
-        </w:rPr>
-        <w:t>a semi-random</w:t>
-      </w:r>
-      <w:r>
-        <w:rPr>
-          <w:sz w:val="24"/>
-          <w:szCs w:val="24"/>
-        </w:rPr>
-        <w:t xml:space="preserve"> candidate</w:t>
+        <w:t xml:space="preserve">n </w:t>
+      </w:r>
+      <w:r>
+        <w:rPr>
+          <w:sz w:val="24"/>
+          <w:szCs w:val="24"/>
+        </w:rPr>
+        <w:t xml:space="preserve">and </w:t>
+      </w:r>
+      <w:r>
+        <w:rPr>
+          <w:sz w:val="24"/>
+          <w:szCs w:val="24"/>
+        </w:rPr>
+        <w:t>compute</w:t>
+      </w:r>
+      <w:r>
+        <w:rPr>
+          <w:sz w:val="24"/>
+          <w:szCs w:val="24"/>
+        </w:rPr>
+        <w:t>s</w:t>
+      </w:r>
+      <w:r>
+        <w:rPr>
+          <w:sz w:val="24"/>
+          <w:szCs w:val="24"/>
+        </w:rPr>
+        <w:t xml:space="preserve"> the probability </w:t>
+      </w:r>
+      <w:r>
+        <w:rPr>
+          <w:sz w:val="24"/>
+          <w:szCs w:val="24"/>
+        </w:rPr>
+        <w:t xml:space="preserve">that this subsequence was generated by the </w:t>
+      </w:r>
+      <w:r>
+        <w:rPr>
+          <w:sz w:val="24"/>
+          <w:szCs w:val="24"/>
+        </w:rPr>
+        <w:t>PWM, iteratively improving the seed to maximize the candidate</w:t>
+      </w:r>
+      <w:r>
+        <w:rPr>
+          <w:sz w:val="24"/>
+          <w:szCs w:val="24"/>
+        </w:rPr>
+        <w:t xml:space="preserve">’s </w:t>
+      </w:r>
+      <w:r>
+        <w:rPr>
+          <w:sz w:val="24"/>
+          <w:szCs w:val="24"/>
+        </w:rPr>
+        <w:t xml:space="preserve">conditional </w:t>
+      </w:r>
+      <w:r>
+        <w:rPr>
+          <w:sz w:val="24"/>
+          <w:szCs w:val="24"/>
+        </w:rPr>
+        <w:t>probability</w:t>
+      </w:r>
+      <w:r>
+        <w:rPr>
+          <w:sz w:val="24"/>
+          <w:szCs w:val="24"/>
+        </w:rPr>
+        <w:t xml:space="preserve"> given the observed data</w:t>
+      </w:r>
+      <w:r>
+        <w:rPr>
+          <w:sz w:val="24"/>
+          <w:szCs w:val="24"/>
+        </w:rPr>
+        <w:t>.</w:t>
+      </w:r>
+      <w:r>
+        <w:rPr>
+          <w:rStyle w:val="FootnoteReference"/>
+          <w:sz w:val="24"/>
+          <w:szCs w:val="24"/>
+        </w:rPr>
+        <w:footnoteReference w:id="23"/>
       </w:r>
       <w:r>
         <w:rPr>
@@ -5009,7 +4990,14 @@
           <w:sz w:val="24"/>
           <w:szCs w:val="24"/>
         </w:rPr>
-        <w:t xml:space="preserve">subsequence of length </w:t>
+        <w:t>Gibbs sampling is conceptually similar, though it takes a stochastic approach</w:t>
+      </w:r>
+      <w:r>
+        <w:rPr>
+          <w:sz w:val="24"/>
+          <w:szCs w:val="24"/>
+        </w:rPr>
+        <w:t xml:space="preserve">. While EM operates on a weighted </w:t>
       </w:r>
       <w:r>
         <w:rPr>
@@ -5018,113 +5006,14 @@
           <w:sz w:val="24"/>
           <w:szCs w:val="24"/>
         </w:rPr>
-        <w:t xml:space="preserve">n </w:t>
-      </w:r>
-      <w:r>
-        <w:rPr>
-          <w:sz w:val="24"/>
-          <w:szCs w:val="24"/>
-        </w:rPr>
-        <w:t xml:space="preserve">and </w:t>
-      </w:r>
-      <w:r>
-        <w:rPr>
-          <w:sz w:val="24"/>
-          <w:szCs w:val="24"/>
-        </w:rPr>
-        <w:t>compute</w:t>
-      </w:r>
-      <w:r>
-        <w:rPr>
-          <w:sz w:val="24"/>
-          <w:szCs w:val="24"/>
-        </w:rPr>
-        <w:t>s</w:t>
-      </w:r>
-      <w:r>
-        <w:rPr>
-          <w:sz w:val="24"/>
-          <w:szCs w:val="24"/>
-        </w:rPr>
-        <w:t xml:space="preserve"> the probability </w:t>
-      </w:r>
-      <w:r>
-        <w:rPr>
-          <w:sz w:val="24"/>
-          <w:szCs w:val="24"/>
-        </w:rPr>
-        <w:t xml:space="preserve">that this subsequence was generated by the </w:t>
-      </w:r>
-      <w:r>
-        <w:rPr>
-          <w:sz w:val="24"/>
-          <w:szCs w:val="24"/>
-        </w:rPr>
-        <w:t>PWM, iteratively improving the seed to maximize the candidate</w:t>
-      </w:r>
-      <w:r>
-        <w:rPr>
-          <w:sz w:val="24"/>
-          <w:szCs w:val="24"/>
-        </w:rPr>
-        <w:t xml:space="preserve">’s </w:t>
-      </w:r>
-      <w:r>
-        <w:rPr>
-          <w:sz w:val="24"/>
-          <w:szCs w:val="24"/>
-        </w:rPr>
-        <w:t xml:space="preserve">conditional </w:t>
-      </w:r>
-      <w:r>
-        <w:rPr>
-          <w:sz w:val="24"/>
-          <w:szCs w:val="24"/>
-        </w:rPr>
-        <w:t>probability</w:t>
-      </w:r>
-      <w:r>
-        <w:rPr>
-          <w:sz w:val="24"/>
-          <w:szCs w:val="24"/>
-        </w:rPr>
-        <w:t xml:space="preserve"> given the observed data</w:t>
-      </w:r>
-      <w:r>
-        <w:rPr>
-          <w:sz w:val="24"/>
-          <w:szCs w:val="24"/>
-        </w:rPr>
-        <w:t>.</w:t>
-      </w:r>
-      <w:r>
-        <w:rPr>
-          <w:rStyle w:val="FootnoteReference"/>
-          <w:sz w:val="24"/>
-          <w:szCs w:val="24"/>
-        </w:rPr>
-        <w:footnoteReference w:id="23"/>
-      </w:r>
-      <w:r>
-        <w:rPr>
-          <w:sz w:val="24"/>
-          <w:szCs w:val="24"/>
-        </w:rPr>
-        <w:t xml:space="preserve"> </w:t>
-      </w:r>
-      <w:r>
-        <w:rPr>
-          <w:sz w:val="24"/>
-          <w:szCs w:val="24"/>
-        </w:rPr>
-        <w:t>Gibbs sampling is conceptually similar, though it takes a stochastic approach</w:t>
-      </w:r>
-      <w:r>
-        <w:rPr>
-          <w:sz w:val="24"/>
-          <w:szCs w:val="24"/>
-        </w:rPr>
-        <w:t xml:space="preserve">. While EM operates on a weighted </w:t>
+        <w:t>average</w:t>
+      </w:r>
+      <w:r>
+        <w:rPr>
+          <w:sz w:val="24"/>
+          <w:szCs w:val="24"/>
+        </w:rPr>
+        <w:t xml:space="preserve"> across </w:t>
       </w:r>
       <w:r>
         <w:rPr>
@@ -5133,14 +5022,456 @@
           <w:sz w:val="24"/>
           <w:szCs w:val="24"/>
         </w:rPr>
-        <w:t>average</w:t>
-      </w:r>
-      <w:r>
-        <w:rPr>
-          <w:sz w:val="24"/>
-          <w:szCs w:val="24"/>
-        </w:rPr>
-        <w:t xml:space="preserve"> across </w:t>
+        <w:t>all</w:t>
+      </w:r>
+      <w:r>
+        <w:rPr>
+          <w:sz w:val="24"/>
+          <w:szCs w:val="24"/>
+        </w:rPr>
+        <w:t xml:space="preserve"> subsequences, Gibbs sampling </w:t>
+      </w:r>
+      <w:r>
+        <w:rPr>
+          <w:sz w:val="24"/>
+          <w:szCs w:val="24"/>
+        </w:rPr>
+        <w:t xml:space="preserve">allows for </w:t>
+      </w:r>
+      <w:r>
+        <w:rPr>
+          <w:sz w:val="24"/>
+          <w:szCs w:val="24"/>
+        </w:rPr>
+        <w:t>weighted</w:t>
+      </w:r>
+      <w:r>
+        <w:rPr>
+          <w:sz w:val="24"/>
+          <w:szCs w:val="24"/>
+        </w:rPr>
+        <w:t xml:space="preserve"> sampling where poor candidates can still be selected </w:t>
+      </w:r>
+      <w:r>
+        <w:rPr>
+          <w:sz w:val="24"/>
+          <w:szCs w:val="24"/>
+        </w:rPr>
+        <w:t xml:space="preserve">during </w:t>
+      </w:r>
+      <w:r>
+        <w:rPr>
+          <w:sz w:val="24"/>
+          <w:szCs w:val="24"/>
+        </w:rPr>
+        <w:t>the iterative process, thereby reducing the problem of getting stuck in a</w:t>
+      </w:r>
+      <w:r>
+        <w:rPr>
+          <w:sz w:val="24"/>
+          <w:szCs w:val="24"/>
+        </w:rPr>
+        <w:t xml:space="preserve"> </w:t>
+      </w:r>
+      <w:r>
+        <w:rPr>
+          <w:sz w:val="24"/>
+          <w:szCs w:val="24"/>
+        </w:rPr>
+        <w:t xml:space="preserve">local </w:t>
+      </w:r>
+      <w:r>
+        <w:rPr>
+          <w:sz w:val="24"/>
+          <w:szCs w:val="24"/>
+        </w:rPr>
+        <w:t>optimum by introducing randomness</w:t>
+      </w:r>
+      <w:r>
+        <w:rPr>
+          <w:sz w:val="24"/>
+          <w:szCs w:val="24"/>
+        </w:rPr>
+        <w:t>.</w:t>
+      </w:r>
+      <w:r>
+        <w:rPr>
+          <w:rStyle w:val="FootnoteReference"/>
+          <w:sz w:val="24"/>
+          <w:szCs w:val="24"/>
+        </w:rPr>
+        <w:footnoteReference w:id="24"/>
+      </w:r>
+    </w:p>
+    <w:p>
+      <w:pPr>
+        <w:pStyle w:val="p1"/>
+        <w:rPr>
+          <w:sz w:val="24"/>
+          <w:szCs w:val="24"/>
+        </w:rPr>
+      </w:pPr>
+    </w:p>
+    <w:p>
+      <w:pPr>
+        <w:pStyle w:val="p1"/>
+        <w:rPr>
+          <w:sz w:val="24"/>
+          <w:szCs w:val="24"/>
+        </w:rPr>
+      </w:pPr>
+      <w:r>
+        <w:rPr>
+          <w:sz w:val="24"/>
+          <w:szCs w:val="24"/>
+        </w:rPr>
+        <w:t>MEME (</w:t>
+      </w:r>
+      <w:r>
+        <w:rPr>
+          <w:sz w:val="24"/>
+          <w:szCs w:val="24"/>
+        </w:rPr>
+        <w:t>Multiple EM for Motif Elicitation</w:t>
+      </w:r>
+      <w:r>
+        <w:rPr>
+          <w:sz w:val="24"/>
+          <w:szCs w:val="24"/>
+        </w:rPr>
+        <w:t>)</w:t>
+      </w:r>
+      <w:r>
+        <w:rPr>
+          <w:sz w:val="24"/>
+          <w:szCs w:val="24"/>
+        </w:rPr>
+        <w:t xml:space="preserve"> </w:t>
+      </w:r>
+      <w:r>
+        <w:rPr>
+          <w:sz w:val="24"/>
+          <w:szCs w:val="24"/>
+        </w:rPr>
+        <w:t xml:space="preserve">is </w:t>
+      </w:r>
+      <w:r>
+        <w:rPr>
+          <w:sz w:val="24"/>
+          <w:szCs w:val="24"/>
+        </w:rPr>
+        <w:t xml:space="preserve">a popular implementation of </w:t>
+      </w:r>
+      <w:r>
+        <w:rPr>
+          <w:sz w:val="24"/>
+          <w:szCs w:val="24"/>
+        </w:rPr>
+        <w:t>an EM algorithm</w:t>
+      </w:r>
+      <w:r>
+        <w:rPr>
+          <w:sz w:val="24"/>
+          <w:szCs w:val="24"/>
+        </w:rPr>
+        <w:t xml:space="preserve">. It </w:t>
+      </w:r>
+      <w:r>
+        <w:rPr>
+          <w:sz w:val="24"/>
+          <w:szCs w:val="24"/>
+        </w:rPr>
+        <w:t>can locate</w:t>
+      </w:r>
+      <w:r>
+        <w:rPr>
+          <w:sz w:val="24"/>
+          <w:szCs w:val="24"/>
+        </w:rPr>
+        <w:t xml:space="preserve"> short overrepresented sequence patterns in sets of sequences targeted by a transcription factor, but they generate multiple possible candidates</w:t>
+      </w:r>
+      <w:r>
+        <w:rPr>
+          <w:sz w:val="24"/>
+          <w:szCs w:val="24"/>
+        </w:rPr>
+        <w:t xml:space="preserve"> </w:t>
+      </w:r>
+      <w:r>
+        <w:rPr>
+          <w:sz w:val="24"/>
+          <w:szCs w:val="24"/>
+        </w:rPr>
+        <w:t>with a varie</w:t>
+      </w:r>
+      <w:r>
+        <w:rPr>
+          <w:sz w:val="24"/>
+          <w:szCs w:val="24"/>
+        </w:rPr>
+        <w:t xml:space="preserve">ty of </w:t>
+      </w:r>
+      <w:r>
+        <w:rPr>
+          <w:sz w:val="24"/>
+          <w:szCs w:val="24"/>
+        </w:rPr>
+        <w:t xml:space="preserve">nucleotide sequence </w:t>
+      </w:r>
+      <w:r>
+        <w:rPr>
+          <w:sz w:val="24"/>
+          <w:szCs w:val="24"/>
+        </w:rPr>
+        <w:t>patterns</w:t>
+      </w:r>
+      <w:r>
+        <w:rPr>
+          <w:sz w:val="24"/>
+          <w:szCs w:val="24"/>
+        </w:rPr>
+        <w:t xml:space="preserve"> and morphologies</w:t>
+      </w:r>
+      <w:r>
+        <w:rPr>
+          <w:sz w:val="24"/>
+          <w:szCs w:val="24"/>
+        </w:rPr>
+        <w:t>.</w:t>
+      </w:r>
+      <w:r>
+        <w:rPr>
+          <w:rStyle w:val="FootnoteReference"/>
+          <w:sz w:val="24"/>
+          <w:szCs w:val="24"/>
+        </w:rPr>
+        <w:footnoteReference w:id="25"/>
+      </w:r>
+      <w:r>
+        <w:rPr>
+          <w:sz w:val="24"/>
+          <w:szCs w:val="24"/>
+        </w:rPr>
+        <w:t xml:space="preserve"> </w:t>
+      </w:r>
+      <w:r>
+        <w:rPr>
+          <w:sz w:val="24"/>
+          <w:szCs w:val="24"/>
+        </w:rPr>
+        <w:t xml:space="preserve">Based on an architecture proposed by T.L. Bailey and Elkan in 1994, </w:t>
+      </w:r>
+      <w:r>
+        <w:rPr>
+          <w:sz w:val="24"/>
+          <w:szCs w:val="24"/>
+        </w:rPr>
+        <w:t>MEME</w:t>
+      </w:r>
+      <w:r>
+        <w:rPr>
+          <w:sz w:val="24"/>
+          <w:szCs w:val="24"/>
+        </w:rPr>
+        <w:t xml:space="preserve">’s core mechanism </w:t>
+      </w:r>
+      <w:r>
+        <w:rPr>
+          <w:sz w:val="24"/>
+          <w:szCs w:val="24"/>
+        </w:rPr>
+        <w:t xml:space="preserve">uses </w:t>
+      </w:r>
+      <w:r>
+        <w:rPr>
+          <w:sz w:val="24"/>
+          <w:szCs w:val="24"/>
+        </w:rPr>
+        <w:t xml:space="preserve">the </w:t>
+      </w:r>
+      <w:r>
+        <w:rPr>
+          <w:sz w:val="24"/>
+          <w:szCs w:val="24"/>
+        </w:rPr>
+        <w:t xml:space="preserve">position weight </w:t>
+      </w:r>
+      <w:r>
+        <w:rPr>
+          <w:sz w:val="24"/>
+          <w:szCs w:val="24"/>
+        </w:rPr>
+        <w:t xml:space="preserve">matrix of nucleotide frequencies (Adenosine, </w:t>
+      </w:r>
+      <w:r>
+        <w:rPr>
+          <w:sz w:val="24"/>
+          <w:szCs w:val="24"/>
+        </w:rPr>
+        <w:t>Thymine</w:t>
+      </w:r>
+      <w:r>
+        <w:rPr>
+          <w:sz w:val="24"/>
+          <w:szCs w:val="24"/>
+        </w:rPr>
+        <w:t xml:space="preserve">, Cytosine, and Guanine) at each index position </w:t>
+      </w:r>
+      <w:r>
+        <w:rPr>
+          <w:sz w:val="24"/>
+          <w:szCs w:val="24"/>
+        </w:rPr>
+        <w:t>to fit a mixture model.</w:t>
+      </w:r>
+      <w:r>
+        <w:rPr>
+          <w:rStyle w:val="FootnoteReference"/>
+          <w:sz w:val="24"/>
+          <w:szCs w:val="24"/>
+        </w:rPr>
+        <w:footnoteReference w:id="26"/>
+      </w:r>
+      <w:r>
+        <w:rPr>
+          <w:sz w:val="24"/>
+          <w:szCs w:val="24"/>
+        </w:rPr>
+        <w:t xml:space="preserve"> </w:t>
+      </w:r>
+      <w:r>
+        <w:rPr>
+          <w:sz w:val="24"/>
+          <w:szCs w:val="24"/>
+        </w:rPr>
+        <w:t xml:space="preserve">An </w:t>
+      </w:r>
+      <w:r>
+        <w:rPr>
+          <w:sz w:val="24"/>
+          <w:szCs w:val="24"/>
+        </w:rPr>
+        <w:t xml:space="preserve">iterative optimization process </w:t>
+      </w:r>
+      <w:r>
+        <w:rPr>
+          <w:sz w:val="24"/>
+          <w:szCs w:val="24"/>
+        </w:rPr>
+        <w:lastRenderedPageBreak/>
+        <w:t xml:space="preserve">maximizes the model's likelihood to discover motif candidates of a </w:t>
+      </w:r>
+      <w:r>
+        <w:rPr>
+          <w:sz w:val="24"/>
+          <w:szCs w:val="24"/>
+        </w:rPr>
+        <w:t>user-</w:t>
+      </w:r>
+      <w:r>
+        <w:rPr>
+          <w:sz w:val="24"/>
+          <w:szCs w:val="24"/>
+        </w:rPr>
+        <w:t>specified length. Once a motif model converges, MEME evaluates its statistical significance by calculating an E-value, which represents the expected number of motifs with an equal or higher information content that one would find by pure chance in a random dataset of the same size.</w:t>
+      </w:r>
+      <w:r>
+        <w:rPr>
+          <w:rStyle w:val="FootnoteReference"/>
+          <w:sz w:val="24"/>
+          <w:szCs w:val="24"/>
+        </w:rPr>
+        <w:footnoteReference w:id="27"/>
+      </w:r>
+    </w:p>
+    <w:p>
+      <w:pPr>
+        <w:pStyle w:val="p1"/>
+        <w:rPr>
+          <w:sz w:val="24"/>
+          <w:szCs w:val="24"/>
+        </w:rPr>
+      </w:pPr>
+    </w:p>
+    <w:p>
+      <w:pPr>
+        <w:pStyle w:val="p1"/>
+        <w:rPr>
+          <w:sz w:val="24"/>
+          <w:szCs w:val="24"/>
+        </w:rPr>
+      </w:pPr>
+      <w:r>
+        <w:rPr>
+          <w:sz w:val="24"/>
+          <w:szCs w:val="24"/>
+        </w:rPr>
+        <w:t xml:space="preserve">Since the advent of MEME, several alternative </w:t>
+      </w:r>
+      <w:r>
+        <w:rPr>
+          <w:sz w:val="24"/>
+          <w:szCs w:val="24"/>
+        </w:rPr>
+        <w:t xml:space="preserve">toolkits such as </w:t>
+      </w:r>
+      <w:r>
+        <w:rPr>
+          <w:sz w:val="24"/>
+          <w:szCs w:val="24"/>
+        </w:rPr>
+        <w:t>HOMER</w:t>
+      </w:r>
+      <w:r>
+        <w:rPr>
+          <w:sz w:val="24"/>
+          <w:szCs w:val="24"/>
+        </w:rPr>
+        <w:t xml:space="preserve"> </w:t>
+      </w:r>
+      <w:r>
+        <w:rPr>
+          <w:sz w:val="24"/>
+          <w:szCs w:val="24"/>
+        </w:rPr>
+        <w:t xml:space="preserve">(Hypergeometric Optimization of Motif </w:t>
+      </w:r>
+      <w:proofErr w:type="spellStart"/>
+      <w:r>
+        <w:rPr>
+          <w:sz w:val="24"/>
+          <w:szCs w:val="24"/>
+        </w:rPr>
+        <w:t>EnRichment</w:t>
+      </w:r>
+      <w:proofErr w:type="spellEnd"/>
+      <w:r>
+        <w:rPr>
+          <w:sz w:val="24"/>
+          <w:szCs w:val="24"/>
+        </w:rPr>
+        <w:t xml:space="preserve">, 2010) or STREME </w:t>
+      </w:r>
+      <w:r>
+        <w:rPr>
+          <w:sz w:val="24"/>
+          <w:szCs w:val="24"/>
+        </w:rPr>
+        <w:t xml:space="preserve">(Simple, Thorough, Rapid, Enriched Motif Elicitation, </w:t>
+      </w:r>
+      <w:r>
+        <w:rPr>
+          <w:sz w:val="24"/>
+          <w:szCs w:val="24"/>
+        </w:rPr>
+        <w:t>2021)</w:t>
+      </w:r>
+      <w:r>
+        <w:rPr>
+          <w:sz w:val="24"/>
+          <w:szCs w:val="24"/>
+        </w:rPr>
+        <w:t xml:space="preserve"> pursue </w:t>
       </w:r>
       <w:r>
         <w:rPr>
@@ -5149,49 +5480,36 @@
           <w:sz w:val="24"/>
           <w:szCs w:val="24"/>
         </w:rPr>
-        <w:t>all</w:t>
-      </w:r>
-      <w:r>
-        <w:rPr>
-          <w:sz w:val="24"/>
-          <w:szCs w:val="24"/>
-        </w:rPr>
-        <w:t xml:space="preserve"> subsequences, Gibbs sampling </w:t>
-      </w:r>
-      <w:r>
-        <w:rPr>
-          <w:sz w:val="24"/>
-          <w:szCs w:val="24"/>
-        </w:rPr>
-        <w:t xml:space="preserve">allows for </w:t>
-      </w:r>
-      <w:r>
-        <w:rPr>
-          <w:sz w:val="24"/>
-          <w:szCs w:val="24"/>
-        </w:rPr>
-        <w:t>weighted</w:t>
-      </w:r>
-      <w:r>
-        <w:rPr>
-          <w:sz w:val="24"/>
-          <w:szCs w:val="24"/>
-        </w:rPr>
-        <w:t xml:space="preserve"> sampling where poor candidates can still be selected </w:t>
-      </w:r>
-      <w:r>
-        <w:rPr>
-          <w:sz w:val="24"/>
-          <w:szCs w:val="24"/>
-        </w:rPr>
-        <w:t xml:space="preserve">during </w:t>
-      </w:r>
-      <w:r>
-        <w:rPr>
-          <w:sz w:val="24"/>
-          <w:szCs w:val="24"/>
-        </w:rPr>
-        <w:t>the iterative process, thereby reducing the problem of getting stuck in a</w:t>
+        <w:t>de novo</w:t>
+      </w:r>
+      <w:r>
+        <w:rPr>
+          <w:sz w:val="24"/>
+          <w:szCs w:val="24"/>
+        </w:rPr>
+        <w:t xml:space="preserve"> motif discovery with different approaches</w:t>
+      </w:r>
+      <w:r>
+        <w:rPr>
+          <w:sz w:val="24"/>
+          <w:szCs w:val="24"/>
+        </w:rPr>
+        <w:t>, using tokenization and suffix trees to improve scaling ability, user friendliness, and</w:t>
+      </w:r>
+      <w:r>
+        <w:rPr>
+          <w:sz w:val="24"/>
+          <w:szCs w:val="24"/>
+        </w:rPr>
+        <w:t xml:space="preserve"> accuracy.</w:t>
+      </w:r>
+      <w:r>
+        <w:rPr>
+          <w:rStyle w:val="FootnoteReference"/>
+          <w:sz w:val="24"/>
+          <w:szCs w:val="24"/>
+        </w:rPr>
+        <w:footnoteReference w:id="28"/>
       </w:r>
       <w:r>
         <w:rPr>
@@ -5205,14 +5523,60 @@
           <w:sz w:val="24"/>
           <w:szCs w:val="24"/>
         </w:rPr>
-        <w:t xml:space="preserve">local </w:t>
-      </w:r>
-      <w:r>
-        <w:rPr>
-          <w:sz w:val="24"/>
-          <w:szCs w:val="24"/>
-        </w:rPr>
-        <w:t>optimum by introducing randomness</w:t>
+        <w:t xml:space="preserve"> </w:t>
+      </w:r>
+    </w:p>
+    <w:p>
+      <w:pPr>
+        <w:pStyle w:val="p1"/>
+        <w:rPr>
+          <w:sz w:val="24"/>
+          <w:szCs w:val="24"/>
+        </w:rPr>
+      </w:pPr>
+    </w:p>
+    <w:p>
+      <w:pPr>
+        <w:pStyle w:val="p1"/>
+        <w:rPr>
+          <w:sz w:val="24"/>
+          <w:szCs w:val="24"/>
+        </w:rPr>
+      </w:pPr>
+      <w:r>
+        <w:rPr>
+          <w:sz w:val="24"/>
+          <w:szCs w:val="24"/>
+        </w:rPr>
+        <w:t xml:space="preserve">Other approaches </w:t>
+      </w:r>
+      <w:r>
+        <w:rPr>
+          <w:sz w:val="24"/>
+          <w:szCs w:val="24"/>
+        </w:rPr>
+        <w:t xml:space="preserve">are </w:t>
+      </w:r>
+      <w:r>
+        <w:rPr>
+          <w:sz w:val="24"/>
+          <w:szCs w:val="24"/>
+        </w:rPr>
+        <w:t xml:space="preserve">machine </w:t>
+      </w:r>
+      <w:r>
+        <w:rPr>
+          <w:sz w:val="24"/>
+          <w:szCs w:val="24"/>
+        </w:rPr>
+        <w:t>learning base</w:t>
+      </w:r>
+      <w:r>
+        <w:rPr>
+          <w:sz w:val="24"/>
+          <w:szCs w:val="24"/>
+        </w:rPr>
+        <w:t>d</w:t>
       </w:r>
       <w:r>
         <w:rPr>
@@ -5227,46 +5591,94 @@
           <w:sz w:val="24"/>
           <w:szCs w:val="24"/>
         </w:rPr>
-        <w:footnoteReference w:id="24"/>
-      </w:r>
-    </w:p>
-    <w:p>
-      <w:pPr>
-        <w:pStyle w:val="p1"/>
-        <w:rPr>
-          <w:sz w:val="24"/>
-          <w:szCs w:val="24"/>
-        </w:rPr>
-      </w:pPr>
-    </w:p>
-    <w:p>
-      <w:pPr>
-        <w:pStyle w:val="p1"/>
-        <w:rPr>
-          <w:sz w:val="24"/>
-          <w:szCs w:val="24"/>
-        </w:rPr>
-      </w:pPr>
-      <w:r>
-        <w:rPr>
-          <w:sz w:val="24"/>
-          <w:szCs w:val="24"/>
-        </w:rPr>
-        <w:t>MEME (</w:t>
-      </w:r>
-      <w:r>
-        <w:rPr>
-          <w:sz w:val="24"/>
-          <w:szCs w:val="24"/>
-        </w:rPr>
-        <w:t>Multiple EM for Motif Elicitation</w:t>
-      </w:r>
-      <w:r>
-        <w:rPr>
-          <w:sz w:val="24"/>
-          <w:szCs w:val="24"/>
-        </w:rPr>
-        <w:t>)</w:t>
+        <w:footnoteReference w:id="29"/>
+      </w:r>
+      <w:r>
+        <w:rPr>
+          <w:sz w:val="24"/>
+          <w:szCs w:val="24"/>
+        </w:rPr>
+        <w:t xml:space="preserve"> Genetic algorithms form the basis of methods like FMGA</w:t>
+      </w:r>
+      <w:r>
+        <w:rPr>
+          <w:sz w:val="24"/>
+          <w:szCs w:val="24"/>
+        </w:rPr>
+        <w:t xml:space="preserve"> (“Finding Motifs by Genetic Algorithm), which simulates a natural selection-like mechanism driven by a fitness function which scores and prunes randomly selected candidate motifs on similarity to the observed promoter sequences.</w:t>
+      </w:r>
+      <w:r>
+        <w:rPr>
+          <w:rStyle w:val="FootnoteReference"/>
+          <w:sz w:val="24"/>
+          <w:szCs w:val="24"/>
+        </w:rPr>
+        <w:footnoteReference w:id="30"/>
+      </w:r>
+      <w:r>
+        <w:rPr>
+          <w:sz w:val="24"/>
+          <w:szCs w:val="24"/>
+        </w:rPr>
+        <w:t xml:space="preserve"> Other methods like KEGRU use recurrent neural networks to map the </w:t>
+      </w:r>
+      <w:r>
+        <w:rPr>
+          <w:sz w:val="24"/>
+          <w:szCs w:val="24"/>
+        </w:rPr>
+        <w:t>potential candidate sequence segments into vector representations.</w:t>
+      </w:r>
+      <w:r>
+        <w:rPr>
+          <w:rStyle w:val="FootnoteReference"/>
+          <w:sz w:val="24"/>
+          <w:szCs w:val="24"/>
+        </w:rPr>
+        <w:footnoteReference w:id="31"/>
+      </w:r>
+      <w:r>
+        <w:rPr>
+          <w:sz w:val="24"/>
+          <w:szCs w:val="24"/>
+        </w:rPr>
+        <w:t xml:space="preserve"> Other machine learning algorithms use hierarchical LSTM (Long Short-Term Memory)</w:t>
+      </w:r>
+      <w:r>
+        <w:rPr>
+          <w:sz w:val="24"/>
+          <w:szCs w:val="24"/>
+        </w:rPr>
+        <w:t xml:space="preserve">, </w:t>
+      </w:r>
+      <w:r>
+        <w:rPr>
+          <w:sz w:val="24"/>
+          <w:szCs w:val="24"/>
+        </w:rPr>
+        <w:t>time series</w:t>
+      </w:r>
+      <w:r>
+        <w:rPr>
+          <w:sz w:val="24"/>
+          <w:szCs w:val="24"/>
+        </w:rPr>
+        <w:t>, and deep learning</w:t>
+      </w:r>
+      <w:r>
+        <w:rPr>
+          <w:sz w:val="24"/>
+          <w:szCs w:val="24"/>
+        </w:rPr>
+        <w:t>.</w:t>
+      </w:r>
+      <w:r>
+        <w:rPr>
+          <w:rStyle w:val="FootnoteReference"/>
+          <w:sz w:val="24"/>
+          <w:szCs w:val="24"/>
+        </w:rPr>
+        <w:footnoteReference w:id="32"/>
       </w:r>
       <w:r>
         <w:rPr>
@@ -5280,42 +5692,38 @@
           <w:sz w:val="24"/>
           <w:szCs w:val="24"/>
         </w:rPr>
-        <w:t xml:space="preserve">is </w:t>
-      </w:r>
-      <w:r>
-        <w:rPr>
-          <w:sz w:val="24"/>
-          <w:szCs w:val="24"/>
-        </w:rPr>
-        <w:t xml:space="preserve">a popular implementation of </w:t>
-      </w:r>
-      <w:r>
-        <w:rPr>
-          <w:sz w:val="24"/>
-          <w:szCs w:val="24"/>
-        </w:rPr>
-        <w:t>an EM algorithm</w:t>
-      </w:r>
-      <w:r>
-        <w:rPr>
-          <w:sz w:val="24"/>
-          <w:szCs w:val="24"/>
-        </w:rPr>
-        <w:t xml:space="preserve">. It </w:t>
-      </w:r>
-      <w:r>
-        <w:rPr>
-          <w:sz w:val="24"/>
-          <w:szCs w:val="24"/>
-        </w:rPr>
-        <w:t>can locate</w:t>
-      </w:r>
-      <w:r>
-        <w:rPr>
-          <w:sz w:val="24"/>
-          <w:szCs w:val="24"/>
-        </w:rPr>
-        <w:t xml:space="preserve"> short overrepresented sequence patterns in sets of sequences targeted by a transcription factor, but they generate multiple possible candidates</w:t>
+        <w:t>A notable example of a deep-learning framework is DESSO, which integrates DNA shape feature detection to improve precision</w:t>
+      </w:r>
+      <w:r>
+        <w:rPr>
+          <w:sz w:val="24"/>
+          <w:szCs w:val="24"/>
+        </w:rPr>
+        <w:t xml:space="preserve"> compared to five other methods, including deep learning-based and MEME-</w:t>
+      </w:r>
+      <w:proofErr w:type="spellStart"/>
+      <w:r>
+        <w:rPr>
+          <w:sz w:val="24"/>
+          <w:szCs w:val="24"/>
+        </w:rPr>
+        <w:t>ChiP</w:t>
+      </w:r>
+      <w:proofErr w:type="spellEnd"/>
+      <w:r>
+        <w:rPr>
+          <w:sz w:val="24"/>
+          <w:szCs w:val="24"/>
+        </w:rPr>
+        <w:t xml:space="preserve"> algorithms.</w:t>
+      </w:r>
+      <w:r>
+        <w:rPr>
+          <w:rStyle w:val="FootnoteReference"/>
+          <w:sz w:val="24"/>
+          <w:szCs w:val="24"/>
+        </w:rPr>
+        <w:footnoteReference w:id="33"/>
       </w:r>
       <w:r>
         <w:rPr>
@@ -5324,282 +5732,24 @@
         </w:rPr>
         <w:t xml:space="preserve"> </w:t>
       </w:r>
-      <w:r>
-        <w:rPr>
-          <w:sz w:val="24"/>
-          <w:szCs w:val="24"/>
-        </w:rPr>
-        <w:t>with a varie</w:t>
-      </w:r>
-      <w:r>
-        <w:rPr>
-          <w:sz w:val="24"/>
-          <w:szCs w:val="24"/>
-        </w:rPr>
-        <w:t xml:space="preserve">ty of </w:t>
-      </w:r>
-      <w:r>
-        <w:rPr>
-          <w:sz w:val="24"/>
-          <w:szCs w:val="24"/>
-        </w:rPr>
-        <w:t xml:space="preserve">nucleotide sequence </w:t>
-      </w:r>
-      <w:r>
-        <w:rPr>
-          <w:sz w:val="24"/>
-          <w:szCs w:val="24"/>
-        </w:rPr>
-        <w:t>patterns</w:t>
-      </w:r>
-      <w:r>
-        <w:rPr>
-          <w:sz w:val="24"/>
-          <w:szCs w:val="24"/>
-        </w:rPr>
-        <w:t xml:space="preserve"> and morphologies</w:t>
-      </w:r>
-      <w:r>
-        <w:rPr>
-          <w:sz w:val="24"/>
-          <w:szCs w:val="24"/>
-        </w:rPr>
-        <w:t>.</w:t>
-      </w:r>
-      <w:r>
-        <w:rPr>
-          <w:rStyle w:val="FootnoteReference"/>
-          <w:sz w:val="24"/>
-          <w:szCs w:val="24"/>
-        </w:rPr>
-        <w:footnoteReference w:id="25"/>
-      </w:r>
-      <w:r>
-        <w:rPr>
-          <w:sz w:val="24"/>
-          <w:szCs w:val="24"/>
-        </w:rPr>
-        <w:t xml:space="preserve"> </w:t>
-      </w:r>
-      <w:r>
-        <w:rPr>
-          <w:sz w:val="24"/>
-          <w:szCs w:val="24"/>
-        </w:rPr>
-        <w:t xml:space="preserve">Based on an architecture proposed by T.L. Bailey and Elkan in 1994, </w:t>
-      </w:r>
-      <w:r>
-        <w:rPr>
-          <w:sz w:val="24"/>
-          <w:szCs w:val="24"/>
-        </w:rPr>
-        <w:t>MEME</w:t>
-      </w:r>
-      <w:r>
-        <w:rPr>
-          <w:sz w:val="24"/>
-          <w:szCs w:val="24"/>
-        </w:rPr>
-        <w:t xml:space="preserve">’s core mechanism </w:t>
-      </w:r>
-      <w:r>
-        <w:rPr>
-          <w:sz w:val="24"/>
-          <w:szCs w:val="24"/>
-        </w:rPr>
-        <w:t xml:space="preserve">uses </w:t>
-      </w:r>
-      <w:r>
-        <w:rPr>
-          <w:sz w:val="24"/>
-          <w:szCs w:val="24"/>
-        </w:rPr>
-        <w:t xml:space="preserve">the </w:t>
-      </w:r>
-      <w:r>
-        <w:rPr>
-          <w:sz w:val="24"/>
-          <w:szCs w:val="24"/>
-        </w:rPr>
-        <w:t xml:space="preserve">position weight </w:t>
-      </w:r>
-      <w:r>
-        <w:rPr>
-          <w:sz w:val="24"/>
-          <w:szCs w:val="24"/>
-        </w:rPr>
-        <w:t xml:space="preserve">matrix of nucleotide frequencies (Adenosine, </w:t>
-      </w:r>
-      <w:r>
-        <w:rPr>
-          <w:sz w:val="24"/>
-          <w:szCs w:val="24"/>
-        </w:rPr>
-        <w:t>Thymine</w:t>
-      </w:r>
-      <w:r>
-        <w:rPr>
-          <w:sz w:val="24"/>
-          <w:szCs w:val="24"/>
-        </w:rPr>
-        <w:t xml:space="preserve">, Cytosine, and Guanine) at each index position </w:t>
-      </w:r>
-      <w:r>
-        <w:rPr>
-          <w:sz w:val="24"/>
-          <w:szCs w:val="24"/>
-        </w:rPr>
-        <w:t>to fit a mixture model.</w:t>
-      </w:r>
-      <w:r>
-        <w:rPr>
-          <w:rStyle w:val="FootnoteReference"/>
-          <w:sz w:val="24"/>
-          <w:szCs w:val="24"/>
-        </w:rPr>
-        <w:footnoteReference w:id="26"/>
-      </w:r>
-      <w:r>
-        <w:rPr>
-          <w:sz w:val="24"/>
-          <w:szCs w:val="24"/>
-        </w:rPr>
-        <w:t xml:space="preserve"> </w:t>
-      </w:r>
-      <w:r>
-        <w:rPr>
-          <w:sz w:val="24"/>
-          <w:szCs w:val="24"/>
-        </w:rPr>
-        <w:t xml:space="preserve">An </w:t>
-      </w:r>
-      <w:r>
-        <w:rPr>
-          <w:sz w:val="24"/>
-          <w:szCs w:val="24"/>
-        </w:rPr>
-        <w:t xml:space="preserve">iterative optimization process </w:t>
-      </w:r>
-      <w:r>
-        <w:rPr>
-          <w:sz w:val="24"/>
-          <w:szCs w:val="24"/>
-        </w:rPr>
-        <w:lastRenderedPageBreak/>
-        <w:t xml:space="preserve">maximizes the model's likelihood to discover motif candidates of a </w:t>
-      </w:r>
-      <w:r>
-        <w:rPr>
-          <w:sz w:val="24"/>
-          <w:szCs w:val="24"/>
-        </w:rPr>
-        <w:t>user-</w:t>
-      </w:r>
-      <w:r>
-        <w:rPr>
-          <w:sz w:val="24"/>
-          <w:szCs w:val="24"/>
-        </w:rPr>
-        <w:t>specified length. Once a motif model converges, MEME evaluates its statistical significance by calculating an E-value, which represents the expected number of motifs with an equal or higher information content that one would find by pure chance in a random dataset of the same size.</w:t>
-      </w:r>
-      <w:r>
-        <w:rPr>
-          <w:rStyle w:val="FootnoteReference"/>
-          <w:sz w:val="24"/>
-          <w:szCs w:val="24"/>
-        </w:rPr>
-        <w:footnoteReference w:id="27"/>
-      </w:r>
-    </w:p>
-    <w:p>
-      <w:pPr>
-        <w:pStyle w:val="p1"/>
-        <w:rPr>
-          <w:sz w:val="24"/>
-          <w:szCs w:val="24"/>
-        </w:rPr>
-      </w:pPr>
-    </w:p>
-    <w:p>
-      <w:pPr>
-        <w:pStyle w:val="p1"/>
-        <w:rPr>
-          <w:sz w:val="24"/>
-          <w:szCs w:val="24"/>
-        </w:rPr>
-      </w:pPr>
-      <w:r>
-        <w:rPr>
-          <w:sz w:val="24"/>
-          <w:szCs w:val="24"/>
-        </w:rPr>
-        <w:t xml:space="preserve">Since the advent of MEME, several alternative </w:t>
-      </w:r>
-      <w:r>
-        <w:rPr>
-          <w:sz w:val="24"/>
-          <w:szCs w:val="24"/>
-        </w:rPr>
-        <w:t xml:space="preserve">toolkits such as </w:t>
-      </w:r>
-      <w:r>
-        <w:rPr>
-          <w:sz w:val="24"/>
-          <w:szCs w:val="24"/>
-        </w:rPr>
-        <w:t>HOMER</w:t>
-      </w:r>
-      <w:r>
-        <w:rPr>
-          <w:sz w:val="24"/>
-          <w:szCs w:val="24"/>
-        </w:rPr>
-        <w:t xml:space="preserve"> </w:t>
-      </w:r>
-      <w:r>
-        <w:rPr>
-          <w:sz w:val="24"/>
-          <w:szCs w:val="24"/>
-        </w:rPr>
-        <w:t xml:space="preserve">(Hypergeometric Optimization of Motif </w:t>
-      </w:r>
-      <w:proofErr w:type="spellStart"/>
-      <w:r>
-        <w:rPr>
-          <w:sz w:val="24"/>
-          <w:szCs w:val="24"/>
-        </w:rPr>
-        <w:t>EnRichment</w:t>
-      </w:r>
-      <w:proofErr w:type="spellEnd"/>
-      <w:r>
-        <w:rPr>
-          <w:sz w:val="24"/>
-          <w:szCs w:val="24"/>
-        </w:rPr>
-        <w:t xml:space="preserve">, 2010) or STREME </w:t>
-      </w:r>
-      <w:r>
-        <w:rPr>
-          <w:sz w:val="24"/>
-          <w:szCs w:val="24"/>
-        </w:rPr>
-        <w:t xml:space="preserve">(Simple, Thorough, Rapid, Enriched Motif Elicitation, </w:t>
-      </w:r>
-      <w:r>
-        <w:rPr>
-          <w:sz w:val="24"/>
-          <w:szCs w:val="24"/>
-        </w:rPr>
-        <w:t>2021)</w:t>
-      </w:r>
-      <w:r>
-        <w:rPr>
-          <w:sz w:val="24"/>
-          <w:szCs w:val="24"/>
-        </w:rPr>
-        <w:t xml:space="preserve"> pursue </w:t>
-      </w:r>
+    </w:p>
+    <w:p>
+      <w:pPr>
+        <w:pStyle w:val="p1"/>
+        <w:rPr>
+          <w:sz w:val="24"/>
+          <w:szCs w:val="24"/>
+        </w:rPr>
+      </w:pPr>
+    </w:p>
+    <w:p>
+      <w:pPr>
+        <w:pStyle w:val="p1"/>
+        <w:rPr>
+          <w:sz w:val="24"/>
+          <w:szCs w:val="24"/>
+        </w:rPr>
+      </w:pPr>
       <w:r>
         <w:rPr>
           <w:i/>
@@ -5607,284 +5757,8 @@
           <w:sz w:val="24"/>
           <w:szCs w:val="24"/>
         </w:rPr>
-        <w:t>de novo</w:t>
-      </w:r>
-      <w:r>
-        <w:rPr>
-          <w:sz w:val="24"/>
-          <w:szCs w:val="24"/>
-        </w:rPr>
-        <w:t xml:space="preserve"> motif discovery with different approaches</w:t>
-      </w:r>
-      <w:r>
-        <w:rPr>
-          <w:sz w:val="24"/>
-          <w:szCs w:val="24"/>
-        </w:rPr>
-        <w:t>, using tokenization and suffix trees to improve scaling ability, user friendliness, and</w:t>
-      </w:r>
-      <w:r>
-        <w:rPr>
-          <w:sz w:val="24"/>
-          <w:szCs w:val="24"/>
-        </w:rPr>
-        <w:t xml:space="preserve"> accuracy.</w:t>
-      </w:r>
-      <w:r>
-        <w:rPr>
-          <w:rStyle w:val="FootnoteReference"/>
-          <w:sz w:val="24"/>
-          <w:szCs w:val="24"/>
-        </w:rPr>
-        <w:footnoteReference w:id="28"/>
-      </w:r>
-      <w:r>
-        <w:rPr>
-          <w:sz w:val="24"/>
-          <w:szCs w:val="24"/>
-        </w:rPr>
-        <w:t xml:space="preserve"> </w:t>
-      </w:r>
-      <w:r>
-        <w:rPr>
-          <w:sz w:val="24"/>
-          <w:szCs w:val="24"/>
-        </w:rPr>
-        <w:t xml:space="preserve"> </w:t>
-      </w:r>
-    </w:p>
-    <w:p>
-      <w:pPr>
-        <w:pStyle w:val="p1"/>
-        <w:rPr>
-          <w:sz w:val="24"/>
-          <w:szCs w:val="24"/>
-        </w:rPr>
-      </w:pPr>
-    </w:p>
-    <w:p>
-      <w:pPr>
-        <w:pStyle w:val="p1"/>
-        <w:rPr>
-          <w:sz w:val="24"/>
-          <w:szCs w:val="24"/>
-        </w:rPr>
-      </w:pPr>
-      <w:r>
-        <w:rPr>
-          <w:sz w:val="24"/>
-          <w:szCs w:val="24"/>
-        </w:rPr>
-        <w:t xml:space="preserve">Other approaches </w:t>
-      </w:r>
-      <w:r>
-        <w:rPr>
-          <w:sz w:val="24"/>
-          <w:szCs w:val="24"/>
-        </w:rPr>
-        <w:t xml:space="preserve">are </w:t>
-      </w:r>
-      <w:r>
-        <w:rPr>
-          <w:sz w:val="24"/>
-          <w:szCs w:val="24"/>
-        </w:rPr>
-        <w:t xml:space="preserve">machine </w:t>
-      </w:r>
-      <w:r>
-        <w:rPr>
-          <w:sz w:val="24"/>
-          <w:szCs w:val="24"/>
-        </w:rPr>
-        <w:t>learning</w:t>
-      </w:r>
-      <w:r>
-        <w:rPr>
-          <w:sz w:val="24"/>
-          <w:szCs w:val="24"/>
-        </w:rPr>
-        <w:t xml:space="preserve"> base</w:t>
-      </w:r>
-      <w:r>
-        <w:rPr>
-          <w:sz w:val="24"/>
-          <w:szCs w:val="24"/>
-        </w:rPr>
-        <w:t>d</w:t>
-      </w:r>
-      <w:r>
-        <w:rPr>
-          <w:sz w:val="24"/>
-          <w:szCs w:val="24"/>
-        </w:rPr>
-        <w:t>.</w:t>
-      </w:r>
-      <w:r>
-        <w:rPr>
-          <w:rStyle w:val="FootnoteReference"/>
-          <w:sz w:val="24"/>
-          <w:szCs w:val="24"/>
-        </w:rPr>
-        <w:footnoteReference w:id="29"/>
-      </w:r>
-      <w:r>
-        <w:rPr>
-          <w:sz w:val="24"/>
-          <w:szCs w:val="24"/>
-        </w:rPr>
-        <w:t xml:space="preserve"> Genetic algorithms form the basis of methods like FMGA</w:t>
-      </w:r>
-      <w:r>
-        <w:rPr>
-          <w:sz w:val="24"/>
-          <w:szCs w:val="24"/>
-        </w:rPr>
-        <w:t xml:space="preserve"> (“Finding Motifs by Genetic Algorithm), which simulates a natural selection-like mechanism driven by a fitness function which scores and prunes randomly selected candidate motifs on similarity to the observed promoter sequences.</w:t>
-      </w:r>
-      <w:r>
-        <w:rPr>
-          <w:rStyle w:val="FootnoteReference"/>
-          <w:sz w:val="24"/>
-          <w:szCs w:val="24"/>
-        </w:rPr>
-        <w:footnoteReference w:id="30"/>
-      </w:r>
-      <w:r>
-        <w:rPr>
-          <w:sz w:val="24"/>
-          <w:szCs w:val="24"/>
-        </w:rPr>
-        <w:t xml:space="preserve"> Other methods like KEGRU use recurrent neural networks to map the </w:t>
-      </w:r>
-      <w:r>
-        <w:rPr>
-          <w:sz w:val="24"/>
-          <w:szCs w:val="24"/>
-        </w:rPr>
-        <w:t>potential candidate sequence segments into vector representations.</w:t>
-      </w:r>
-      <w:r>
-        <w:rPr>
-          <w:rStyle w:val="FootnoteReference"/>
-          <w:sz w:val="24"/>
-          <w:szCs w:val="24"/>
-        </w:rPr>
-        <w:footnoteReference w:id="31"/>
-      </w:r>
-      <w:r>
-        <w:rPr>
-          <w:sz w:val="24"/>
-          <w:szCs w:val="24"/>
-        </w:rPr>
-        <w:t xml:space="preserve"> Other machine learning algorithms use hierarchical LSTM (Long Short-Term Memory)</w:t>
-      </w:r>
-      <w:r>
-        <w:rPr>
-          <w:sz w:val="24"/>
-          <w:szCs w:val="24"/>
-        </w:rPr>
-        <w:t xml:space="preserve">, </w:t>
-      </w:r>
-      <w:r>
-        <w:rPr>
-          <w:sz w:val="24"/>
-          <w:szCs w:val="24"/>
-        </w:rPr>
-        <w:t>time series</w:t>
-      </w:r>
-      <w:r>
-        <w:rPr>
-          <w:sz w:val="24"/>
-          <w:szCs w:val="24"/>
-        </w:rPr>
-        <w:t>, and deep learning</w:t>
-      </w:r>
-      <w:r>
-        <w:rPr>
-          <w:sz w:val="24"/>
-          <w:szCs w:val="24"/>
-        </w:rPr>
-        <w:t>.</w:t>
-      </w:r>
-      <w:r>
-        <w:rPr>
-          <w:rStyle w:val="FootnoteReference"/>
-          <w:sz w:val="24"/>
-          <w:szCs w:val="24"/>
-        </w:rPr>
-        <w:footnoteReference w:id="32"/>
-      </w:r>
-      <w:r>
-        <w:rPr>
-          <w:sz w:val="24"/>
-          <w:szCs w:val="24"/>
-        </w:rPr>
-        <w:t xml:space="preserve"> </w:t>
-      </w:r>
-      <w:r>
-        <w:rPr>
-          <w:sz w:val="24"/>
-          <w:szCs w:val="24"/>
-        </w:rPr>
-        <w:t>A notable example of a deep-learning framework is DESSO, which integrates DNA shape feature detection to improve precision</w:t>
-      </w:r>
-      <w:r>
-        <w:rPr>
-          <w:sz w:val="24"/>
-          <w:szCs w:val="24"/>
-        </w:rPr>
-        <w:t xml:space="preserve"> compared to five other methods, including deep learning-based and MEME-</w:t>
-      </w:r>
-      <w:proofErr w:type="spellStart"/>
-      <w:r>
-        <w:rPr>
-          <w:sz w:val="24"/>
-          <w:szCs w:val="24"/>
-        </w:rPr>
-        <w:t>ChiP</w:t>
-      </w:r>
-      <w:proofErr w:type="spellEnd"/>
-      <w:r>
-        <w:rPr>
-          <w:sz w:val="24"/>
-          <w:szCs w:val="24"/>
-        </w:rPr>
-        <w:t xml:space="preserve"> algorithms.</w:t>
-      </w:r>
-      <w:r>
-        <w:rPr>
-          <w:rStyle w:val="FootnoteReference"/>
-          <w:sz w:val="24"/>
-          <w:szCs w:val="24"/>
-        </w:rPr>
-        <w:footnoteReference w:id="33"/>
-      </w:r>
-      <w:r>
-        <w:rPr>
-          <w:sz w:val="24"/>
-          <w:szCs w:val="24"/>
-        </w:rPr>
-        <w:t xml:space="preserve"> </w:t>
-      </w:r>
-    </w:p>
-    <w:p>
-      <w:pPr>
-        <w:pStyle w:val="p1"/>
-        <w:rPr>
-          <w:sz w:val="24"/>
-          <w:szCs w:val="24"/>
-        </w:rPr>
-      </w:pPr>
-    </w:p>
-    <w:p>
-      <w:pPr>
-        <w:pStyle w:val="p1"/>
-        <w:rPr>
-          <w:sz w:val="24"/>
-          <w:szCs w:val="24"/>
-          <w:lang w:val="es-ES"/>
-        </w:rPr>
-      </w:pPr>
+        <w:t xml:space="preserve">Applying </w:t>
+      </w:r>
       <w:r>
         <w:rPr>
           <w:i/>
@@ -5892,7 +5766,7 @@
           <w:sz w:val="24"/>
           <w:szCs w:val="24"/>
         </w:rPr>
-        <w:t xml:space="preserve">Applying </w:t>
+        <w:t>the Bacterial</w:t>
       </w:r>
       <w:r>
         <w:rPr>
@@ -5901,7 +5775,7 @@
           <w:sz w:val="24"/>
           <w:szCs w:val="24"/>
         </w:rPr>
-        <w:t>the Bacterial</w:t>
+        <w:t xml:space="preserve"> </w:t>
       </w:r>
       <w:r>
         <w:rPr>
@@ -5910,7 +5784,7 @@
           <w:sz w:val="24"/>
           <w:szCs w:val="24"/>
         </w:rPr>
-        <w:t xml:space="preserve"> </w:t>
+        <w:t>C</w:t>
       </w:r>
       <w:r>
         <w:rPr>
@@ -5919,43 +5793,236 @@
           <w:sz w:val="24"/>
           <w:szCs w:val="24"/>
         </w:rPr>
-        <w:t>C</w:t>
-      </w:r>
-      <w:r>
+        <w:t>ontext</w:t>
+      </w:r>
+    </w:p>
+    <w:p>
+      <w:pPr>
+        <w:pStyle w:val="p1"/>
         <w:rPr>
           <w:i/>
           <w:iCs/>
           <w:sz w:val="24"/>
           <w:szCs w:val="24"/>
         </w:rPr>
-        <w:t>ontext</w:t>
-      </w:r>
-    </w:p>
-    <w:p>
-      <w:pPr>
-        <w:pStyle w:val="p1"/>
+      </w:pPr>
+    </w:p>
+    <w:p>
+      <w:pPr>
+        <w:pStyle w:val="p1"/>
+        <w:rPr>
+          <w:sz w:val="24"/>
+          <w:szCs w:val="24"/>
+        </w:rPr>
+      </w:pPr>
+      <w:r>
+        <w:rPr>
+          <w:sz w:val="24"/>
+          <w:szCs w:val="24"/>
+        </w:rPr>
+        <w:t xml:space="preserve">Across all these methods of </w:t>
+      </w:r>
+      <w:r>
         <w:rPr>
           <w:i/>
           <w:iCs/>
           <w:sz w:val="24"/>
           <w:szCs w:val="24"/>
         </w:rPr>
-      </w:pPr>
-    </w:p>
-    <w:p>
-      <w:pPr>
-        <w:pStyle w:val="p1"/>
-        <w:rPr>
-          <w:sz w:val="24"/>
-          <w:szCs w:val="24"/>
-        </w:rPr>
-      </w:pPr>
-      <w:r>
-        <w:rPr>
-          <w:sz w:val="24"/>
-          <w:szCs w:val="24"/>
-        </w:rPr>
-        <w:t xml:space="preserve">Across all these methods of </w:t>
+        <w:t xml:space="preserve">in silico </w:t>
+      </w:r>
+      <w:r>
+        <w:rPr>
+          <w:sz w:val="24"/>
+          <w:szCs w:val="24"/>
+        </w:rPr>
+        <w:t xml:space="preserve">motif discovery, an algorithm output’s statistical significance (e.g. the E-values of found candidates) does not automatically equal biological significance. Seemingly compelling motif candidates can simply be reflections of background noise and chance repeats in the sequence. </w:t>
+      </w:r>
+    </w:p>
+    <w:p>
+      <w:pPr>
+        <w:pStyle w:val="p1"/>
+        <w:rPr>
+          <w:sz w:val="24"/>
+          <w:szCs w:val="24"/>
+        </w:rPr>
+      </w:pPr>
+    </w:p>
+    <w:p>
+      <w:pPr>
+        <w:pStyle w:val="p1"/>
+        <w:rPr>
+          <w:sz w:val="24"/>
+          <w:szCs w:val="24"/>
+        </w:rPr>
+      </w:pPr>
+      <w:r>
+        <w:rPr>
+          <w:sz w:val="24"/>
+          <w:szCs w:val="24"/>
+        </w:rPr>
+        <w:t xml:space="preserve">Incorporating </w:t>
+      </w:r>
+      <w:r>
+        <w:rPr>
+          <w:sz w:val="24"/>
+          <w:szCs w:val="24"/>
+        </w:rPr>
+        <w:t xml:space="preserve">domain-specific </w:t>
+      </w:r>
+      <w:r>
+        <w:rPr>
+          <w:sz w:val="24"/>
+          <w:szCs w:val="24"/>
+        </w:rPr>
+        <w:t xml:space="preserve">knowledge </w:t>
+      </w:r>
+      <w:r>
+        <w:rPr>
+          <w:sz w:val="24"/>
+          <w:szCs w:val="24"/>
+        </w:rPr>
+        <w:t>heuristics</w:t>
+      </w:r>
+      <w:r>
+        <w:rPr>
+          <w:sz w:val="24"/>
+          <w:szCs w:val="24"/>
+        </w:rPr>
+        <w:t xml:space="preserve"> </w:t>
+      </w:r>
+      <w:r>
+        <w:rPr>
+          <w:sz w:val="24"/>
+          <w:szCs w:val="24"/>
+        </w:rPr>
+        <w:t xml:space="preserve">related to </w:t>
+      </w:r>
+      <w:r>
+        <w:rPr>
+          <w:sz w:val="24"/>
+          <w:szCs w:val="24"/>
+        </w:rPr>
+        <w:t xml:space="preserve">TF </w:t>
+      </w:r>
+      <w:r>
+        <w:rPr>
+          <w:sz w:val="24"/>
+          <w:szCs w:val="24"/>
+        </w:rPr>
+        <w:t>structure</w:t>
+      </w:r>
+      <w:r>
+        <w:rPr>
+          <w:sz w:val="24"/>
+          <w:szCs w:val="24"/>
+        </w:rPr>
+        <w:t xml:space="preserve"> </w:t>
+      </w:r>
+      <w:r>
+        <w:rPr>
+          <w:sz w:val="24"/>
+          <w:szCs w:val="24"/>
+        </w:rPr>
+        <w:t xml:space="preserve">can </w:t>
+      </w:r>
+      <w:r>
+        <w:rPr>
+          <w:sz w:val="24"/>
+          <w:szCs w:val="24"/>
+        </w:rPr>
+        <w:t>help</w:t>
+      </w:r>
+      <w:r>
+        <w:rPr>
+          <w:sz w:val="24"/>
+          <w:szCs w:val="24"/>
+        </w:rPr>
+        <w:t xml:space="preserve"> </w:t>
+      </w:r>
+      <w:r>
+        <w:rPr>
+          <w:sz w:val="24"/>
+          <w:szCs w:val="24"/>
+        </w:rPr>
+        <w:t>refine outputs</w:t>
+      </w:r>
+      <w:r>
+        <w:rPr>
+          <w:sz w:val="24"/>
+          <w:szCs w:val="24"/>
+        </w:rPr>
+        <w:t xml:space="preserve"> further</w:t>
+      </w:r>
+      <w:r>
+        <w:rPr>
+          <w:sz w:val="24"/>
+          <w:szCs w:val="24"/>
+        </w:rPr>
+        <w:t>.</w:t>
+      </w:r>
+      <w:r>
+        <w:rPr>
+          <w:sz w:val="24"/>
+          <w:szCs w:val="24"/>
+        </w:rPr>
+        <w:t xml:space="preserve"> </w:t>
+      </w:r>
+      <w:r>
+        <w:rPr>
+          <w:sz w:val="24"/>
+          <w:szCs w:val="24"/>
+        </w:rPr>
+        <w:t>Many b</w:t>
+      </w:r>
+      <w:r>
+        <w:rPr>
+          <w:sz w:val="24"/>
+          <w:szCs w:val="24"/>
+        </w:rPr>
+        <w:t>acterial transcription factor</w:t>
+      </w:r>
+      <w:r>
+        <w:rPr>
+          <w:sz w:val="24"/>
+          <w:szCs w:val="24"/>
+        </w:rPr>
+        <w:t xml:space="preserve"> proteins </w:t>
+      </w:r>
+      <w:r>
+        <w:rPr>
+          <w:sz w:val="24"/>
+          <w:szCs w:val="24"/>
+        </w:rPr>
+        <w:t>for</w:t>
+      </w:r>
+      <w:r>
+        <w:rPr>
+          <w:sz w:val="24"/>
+          <w:szCs w:val="24"/>
+        </w:rPr>
+        <w:t>m</w:t>
+      </w:r>
+      <w:r>
+        <w:rPr>
+          <w:sz w:val="24"/>
+          <w:szCs w:val="24"/>
+        </w:rPr>
+        <w:t xml:space="preserve"> dimers</w:t>
+      </w:r>
+      <w:r>
+        <w:rPr>
+          <w:sz w:val="24"/>
+          <w:szCs w:val="24"/>
+        </w:rPr>
+        <w:t>,</w:t>
+      </w:r>
+      <w:r>
+        <w:rPr>
+          <w:sz w:val="24"/>
+          <w:szCs w:val="24"/>
+        </w:rPr>
+        <w:t xml:space="preserve"> more specifically through </w:t>
       </w:r>
       <w:r>
         <w:rPr>
@@ -5964,285 +6031,7 @@
           <w:sz w:val="24"/>
           <w:szCs w:val="24"/>
         </w:rPr>
-        <w:t xml:space="preserve">in silico </w:t>
-      </w:r>
-      <w:r>
-        <w:rPr>
-          <w:sz w:val="24"/>
-          <w:szCs w:val="24"/>
-        </w:rPr>
-        <w:t>motif discovery, a</w:t>
-      </w:r>
-      <w:r>
-        <w:rPr>
-          <w:sz w:val="24"/>
-          <w:szCs w:val="24"/>
-        </w:rPr>
-        <w:t>n algorithm</w:t>
-      </w:r>
-      <w:r>
-        <w:rPr>
-          <w:sz w:val="24"/>
-          <w:szCs w:val="24"/>
-        </w:rPr>
-        <w:t xml:space="preserve"> output’s </w:t>
-      </w:r>
-      <w:r>
-        <w:rPr>
-          <w:sz w:val="24"/>
-          <w:szCs w:val="24"/>
-        </w:rPr>
-        <w:t>statistical significance (</w:t>
-      </w:r>
-      <w:r>
-        <w:rPr>
-          <w:sz w:val="24"/>
-          <w:szCs w:val="24"/>
-        </w:rPr>
-        <w:t>e.g. the</w:t>
-      </w:r>
-      <w:r>
-        <w:rPr>
-          <w:sz w:val="24"/>
-          <w:szCs w:val="24"/>
-        </w:rPr>
-        <w:t xml:space="preserve"> E-value</w:t>
-      </w:r>
-      <w:r>
-        <w:rPr>
-          <w:sz w:val="24"/>
-          <w:szCs w:val="24"/>
-        </w:rPr>
-        <w:t>s of found candidates</w:t>
-      </w:r>
-      <w:r>
-        <w:rPr>
-          <w:sz w:val="24"/>
-          <w:szCs w:val="24"/>
-        </w:rPr>
-        <w:t xml:space="preserve">) does not automatically equal biological </w:t>
-      </w:r>
-      <w:r>
-        <w:rPr>
-          <w:sz w:val="24"/>
-          <w:szCs w:val="24"/>
-        </w:rPr>
-        <w:t xml:space="preserve">significance. Seemingly compelling motif candidates can simply be reflections of </w:t>
-      </w:r>
-      <w:r>
-        <w:rPr>
-          <w:sz w:val="24"/>
-          <w:szCs w:val="24"/>
-        </w:rPr>
-        <w:t>background noise</w:t>
-      </w:r>
-      <w:r>
-        <w:rPr>
-          <w:sz w:val="24"/>
-          <w:szCs w:val="24"/>
-        </w:rPr>
-        <w:t xml:space="preserve"> and chance</w:t>
-      </w:r>
-      <w:r>
-        <w:rPr>
-          <w:sz w:val="24"/>
-          <w:szCs w:val="24"/>
-        </w:rPr>
-        <w:t xml:space="preserve"> repeats</w:t>
-      </w:r>
-      <w:r>
-        <w:rPr>
-          <w:sz w:val="24"/>
-          <w:szCs w:val="24"/>
-        </w:rPr>
-        <w:t xml:space="preserve"> in the sequence</w:t>
-      </w:r>
-      <w:r>
-        <w:rPr>
-          <w:sz w:val="24"/>
-          <w:szCs w:val="24"/>
-        </w:rPr>
-        <w:t xml:space="preserve">. </w:t>
-      </w:r>
-    </w:p>
-    <w:p>
-      <w:pPr>
-        <w:pStyle w:val="p1"/>
-        <w:rPr>
-          <w:sz w:val="24"/>
-          <w:szCs w:val="24"/>
-          <w:lang w:val="es-ES"/>
-        </w:rPr>
-      </w:pPr>
-    </w:p>
-    <w:p>
-      <w:pPr>
-        <w:pStyle w:val="p1"/>
-        <w:rPr>
-          <w:sz w:val="24"/>
-          <w:szCs w:val="24"/>
-        </w:rPr>
-      </w:pPr>
-      <w:r>
-        <w:rPr>
-          <w:sz w:val="24"/>
-          <w:szCs w:val="24"/>
-        </w:rPr>
-        <w:t xml:space="preserve">Incorporating </w:t>
-      </w:r>
-      <w:r>
-        <w:rPr>
-          <w:sz w:val="24"/>
-          <w:szCs w:val="24"/>
-        </w:rPr>
-        <w:t xml:space="preserve">domain-specific </w:t>
-      </w:r>
-      <w:r>
-        <w:rPr>
-          <w:sz w:val="24"/>
-          <w:szCs w:val="24"/>
-        </w:rPr>
-        <w:t xml:space="preserve">knowledge </w:t>
-      </w:r>
-      <w:r>
-        <w:rPr>
-          <w:sz w:val="24"/>
-          <w:szCs w:val="24"/>
-        </w:rPr>
-        <w:t>heuristics</w:t>
-      </w:r>
-      <w:r>
-        <w:rPr>
-          <w:sz w:val="24"/>
-          <w:szCs w:val="24"/>
-        </w:rPr>
-        <w:t xml:space="preserve"> </w:t>
-      </w:r>
-      <w:r>
-        <w:rPr>
-          <w:sz w:val="24"/>
-          <w:szCs w:val="24"/>
-        </w:rPr>
-        <w:t xml:space="preserve">related to </w:t>
-      </w:r>
-      <w:r>
-        <w:rPr>
-          <w:sz w:val="24"/>
-          <w:szCs w:val="24"/>
-        </w:rPr>
-        <w:t xml:space="preserve">TF </w:t>
-      </w:r>
-      <w:r>
-        <w:rPr>
-          <w:sz w:val="24"/>
-          <w:szCs w:val="24"/>
-        </w:rPr>
-        <w:t>structure</w:t>
-      </w:r>
-      <w:r>
-        <w:rPr>
-          <w:sz w:val="24"/>
-          <w:szCs w:val="24"/>
-        </w:rPr>
-        <w:t xml:space="preserve"> </w:t>
-      </w:r>
-      <w:r>
-        <w:rPr>
-          <w:sz w:val="24"/>
-          <w:szCs w:val="24"/>
-        </w:rPr>
-        <w:t xml:space="preserve">can </w:t>
-      </w:r>
-      <w:r>
-        <w:rPr>
-          <w:sz w:val="24"/>
-          <w:szCs w:val="24"/>
-        </w:rPr>
-        <w:t>help</w:t>
-      </w:r>
-      <w:r>
-        <w:rPr>
-          <w:sz w:val="24"/>
-          <w:szCs w:val="24"/>
-        </w:rPr>
-        <w:t xml:space="preserve"> </w:t>
-      </w:r>
-      <w:r>
-        <w:rPr>
-          <w:sz w:val="24"/>
-          <w:szCs w:val="24"/>
-        </w:rPr>
-        <w:t>refine outputs</w:t>
-      </w:r>
-      <w:r>
-        <w:rPr>
-          <w:sz w:val="24"/>
-          <w:szCs w:val="24"/>
-        </w:rPr>
-        <w:t xml:space="preserve"> further</w:t>
-      </w:r>
-      <w:r>
-        <w:rPr>
-          <w:sz w:val="24"/>
-          <w:szCs w:val="24"/>
-        </w:rPr>
-        <w:t>.</w:t>
-      </w:r>
-      <w:r>
-        <w:rPr>
-          <w:sz w:val="24"/>
-          <w:szCs w:val="24"/>
-        </w:rPr>
-        <w:t xml:space="preserve"> </w:t>
-      </w:r>
-      <w:r>
-        <w:rPr>
-          <w:sz w:val="24"/>
-          <w:szCs w:val="24"/>
-        </w:rPr>
-        <w:t>Many b</w:t>
-      </w:r>
-      <w:r>
-        <w:rPr>
-          <w:sz w:val="24"/>
-          <w:szCs w:val="24"/>
-        </w:rPr>
-        <w:t>acterial transcription factor</w:t>
-      </w:r>
-      <w:r>
-        <w:rPr>
-          <w:sz w:val="24"/>
-          <w:szCs w:val="24"/>
-        </w:rPr>
-        <w:t xml:space="preserve"> proteins </w:t>
-      </w:r>
-      <w:r>
-        <w:rPr>
-          <w:sz w:val="24"/>
-          <w:szCs w:val="24"/>
-        </w:rPr>
-        <w:t>for</w:t>
-      </w:r>
-      <w:r>
-        <w:rPr>
-          <w:sz w:val="24"/>
-          <w:szCs w:val="24"/>
-        </w:rPr>
-        <w:t>m</w:t>
-      </w:r>
-      <w:r>
-        <w:rPr>
-          <w:sz w:val="24"/>
-          <w:szCs w:val="24"/>
-        </w:rPr>
-        <w:t xml:space="preserve"> </w:t>
-      </w:r>
-      <w:r>
-        <w:rPr>
-          <w:sz w:val="24"/>
-          <w:szCs w:val="24"/>
-        </w:rPr>
-        <w:t>dimers</w:t>
+        <w:t>homodimerization</w:t>
       </w:r>
       <w:r>
         <w:rPr>
@@ -6256,37 +6045,7 @@
           <w:sz w:val="24"/>
           <w:szCs w:val="24"/>
         </w:rPr>
-        <w:t xml:space="preserve"> more specifically through </w:t>
-      </w:r>
-      <w:r>
-        <w:rPr>
-          <w:i/>
-          <w:iCs/>
-          <w:sz w:val="24"/>
-          <w:szCs w:val="24"/>
-        </w:rPr>
-        <w:t>homodimerization</w:t>
-      </w:r>
-      <w:r>
-        <w:rPr>
-          <w:sz w:val="24"/>
-          <w:szCs w:val="24"/>
-        </w:rPr>
-        <w:t>,</w:t>
-      </w:r>
-      <w:r>
-        <w:rPr>
-          <w:sz w:val="24"/>
-          <w:szCs w:val="24"/>
-        </w:rPr>
-        <w:t xml:space="preserve"> </w:t>
-      </w:r>
-      <w:r>
-        <w:rPr>
-          <w:sz w:val="24"/>
-          <w:szCs w:val="24"/>
-        </w:rPr>
-        <w:t xml:space="preserve">meaning </w:t>
+        <w:t xml:space="preserve"> meaning </w:t>
       </w:r>
       <w:r>
         <w:rPr>
@@ -7663,35 +7422,7 @@
           <w:sz w:val="24"/>
           <w:szCs w:val="24"/>
         </w:rPr>
-        <w:t xml:space="preserve">which </w:t>
-      </w:r>
-      <w:r>
-        <w:rPr>
-          <w:sz w:val="24"/>
-          <w:szCs w:val="24"/>
-        </w:rPr>
-        <w:t>is a community-</w:t>
-      </w:r>
-      <w:r>
-        <w:rPr>
-          <w:sz w:val="24"/>
-          <w:szCs w:val="24"/>
-        </w:rPr>
-        <w:t xml:space="preserve">contributed </w:t>
-      </w:r>
-      <w:r>
-        <w:rPr>
-          <w:sz w:val="24"/>
-          <w:szCs w:val="24"/>
-        </w:rPr>
-        <w:t xml:space="preserve">database </w:t>
-      </w:r>
-      <w:r>
-        <w:rPr>
-          <w:sz w:val="24"/>
-          <w:szCs w:val="24"/>
-        </w:rPr>
-        <w:t xml:space="preserve">that documents </w:t>
+        <w:t xml:space="preserve">which is a community-contributed database that documents </w:t>
       </w:r>
       <w:r>
         <w:rPr>
@@ -7705,7 +7436,436 @@
           <w:sz w:val="24"/>
           <w:szCs w:val="24"/>
         </w:rPr>
-        <w:t xml:space="preserve"> TF-binding sites in the Bacteria domain</w:t>
+        <w:t xml:space="preserve"> TF-binding sites in the Bacteria domain.</w:t>
+      </w:r>
+      <w:r>
+        <w:rPr>
+          <w:rStyle w:val="FootnoteReference"/>
+          <w:sz w:val="24"/>
+          <w:szCs w:val="24"/>
+        </w:rPr>
+        <w:footnoteReference w:id="40"/>
+      </w:r>
+      <w:r>
+        <w:rPr>
+          <w:sz w:val="24"/>
+          <w:szCs w:val="24"/>
+        </w:rPr>
+        <w:t xml:space="preserve"> Our data set </w:t>
+      </w:r>
+      <w:r>
+        <w:rPr>
+          <w:sz w:val="24"/>
+          <w:szCs w:val="24"/>
+        </w:rPr>
+        <w:t>from CollecTF consists</w:t>
+      </w:r>
+      <w:r>
+        <w:rPr>
+          <w:sz w:val="24"/>
+          <w:szCs w:val="24"/>
+        </w:rPr>
+        <w:t xml:space="preserve"> of 52 unique transcription factors </w:t>
+      </w:r>
+      <w:r>
+        <w:rPr>
+          <w:sz w:val="24"/>
+          <w:szCs w:val="24"/>
+        </w:rPr>
+        <w:t>(identified by their UniProtID)</w:t>
+      </w:r>
+      <w:r>
+        <w:rPr>
+          <w:sz w:val="24"/>
+          <w:szCs w:val="24"/>
+        </w:rPr>
+        <w:t xml:space="preserve">, across the families </w:t>
+      </w:r>
+      <w:proofErr w:type="spellStart"/>
+      <w:r>
+        <w:rPr>
+          <w:sz w:val="24"/>
+          <w:szCs w:val="24"/>
+        </w:rPr>
+        <w:t>LexA</w:t>
+      </w:r>
+      <w:proofErr w:type="spellEnd"/>
+      <w:r>
+        <w:rPr>
+          <w:sz w:val="24"/>
+          <w:szCs w:val="24"/>
+        </w:rPr>
+        <w:t xml:space="preserve">, </w:t>
+      </w:r>
+      <w:proofErr w:type="spellStart"/>
+      <w:r>
+        <w:rPr>
+          <w:sz w:val="24"/>
+          <w:szCs w:val="24"/>
+        </w:rPr>
+        <w:t>OmpR</w:t>
+      </w:r>
+      <w:proofErr w:type="spellEnd"/>
+      <w:r>
+        <w:rPr>
+          <w:sz w:val="24"/>
+          <w:szCs w:val="24"/>
+        </w:rPr>
+        <w:t xml:space="preserve">, FNR-CRP, which are </w:t>
+      </w:r>
+      <w:r>
+        <w:rPr>
+          <w:sz w:val="24"/>
+          <w:szCs w:val="24"/>
+        </w:rPr>
+        <w:t xml:space="preserve">TFs active </w:t>
+      </w:r>
+      <w:r>
+        <w:rPr>
+          <w:sz w:val="24"/>
+          <w:szCs w:val="24"/>
+        </w:rPr>
+        <w:t xml:space="preserve">across multiple species. The sample size is </w:t>
+      </w:r>
+      <w:r>
+        <w:rPr>
+          <w:sz w:val="24"/>
+          <w:szCs w:val="24"/>
+        </w:rPr>
+        <w:t xml:space="preserve">larger </w:t>
+      </w:r>
+      <w:r>
+        <w:rPr>
+          <w:sz w:val="24"/>
+          <w:szCs w:val="24"/>
+        </w:rPr>
+        <w:t xml:space="preserve">as </w:t>
+      </w:r>
+      <w:r>
+        <w:rPr>
+          <w:sz w:val="24"/>
+          <w:szCs w:val="24"/>
+        </w:rPr>
+        <w:t xml:space="preserve">some of the TFs are </w:t>
+      </w:r>
+      <w:r>
+        <w:rPr>
+          <w:sz w:val="24"/>
+          <w:szCs w:val="24"/>
+        </w:rPr>
+        <w:t xml:space="preserve">shared </w:t>
+      </w:r>
+      <w:r>
+        <w:rPr>
+          <w:sz w:val="24"/>
+          <w:szCs w:val="24"/>
+        </w:rPr>
+        <w:t>across multiple species</w:t>
+      </w:r>
+      <w:r>
+        <w:rPr>
+          <w:sz w:val="24"/>
+          <w:szCs w:val="24"/>
+        </w:rPr>
+        <w:t xml:space="preserve"> </w:t>
+      </w:r>
+      <w:r>
+        <w:rPr>
+          <w:sz w:val="24"/>
+          <w:szCs w:val="24"/>
+        </w:rPr>
+        <w:t>(n = 68)</w:t>
+      </w:r>
+      <w:r>
+        <w:rPr>
+          <w:sz w:val="24"/>
+          <w:szCs w:val="24"/>
+        </w:rPr>
+        <w:t xml:space="preserve">, though it is </w:t>
+      </w:r>
+      <w:r>
+        <w:rPr>
+          <w:sz w:val="24"/>
+          <w:szCs w:val="24"/>
+        </w:rPr>
+        <w:t>im</w:t>
+      </w:r>
+      <w:r>
+        <w:rPr>
+          <w:sz w:val="24"/>
+          <w:szCs w:val="24"/>
+        </w:rPr>
+        <w:t xml:space="preserve">balanced, with 43 inverse repeat patterns and 25 direct repeats. </w:t>
+      </w:r>
+    </w:p>
+    <w:p>
+      <w:pPr>
+        <w:pStyle w:val="p1"/>
+        <w:rPr>
+          <w:sz w:val="24"/>
+          <w:szCs w:val="24"/>
+        </w:rPr>
+      </w:pPr>
+    </w:p>
+    <w:p>
+      <w:pPr>
+        <w:pStyle w:val="p1"/>
+        <w:rPr>
+          <w:sz w:val="24"/>
+          <w:szCs w:val="24"/>
+        </w:rPr>
+      </w:pPr>
+      <w:r>
+        <w:rPr>
+          <w:sz w:val="24"/>
+          <w:szCs w:val="24"/>
+        </w:rPr>
+        <w:t xml:space="preserve">The justification of incorporating CollecTF data is to </w:t>
+      </w:r>
+      <w:r>
+        <w:rPr>
+          <w:sz w:val="24"/>
+          <w:szCs w:val="24"/>
+        </w:rPr>
+        <w:t xml:space="preserve">build the pipeline on known samples </w:t>
+      </w:r>
+      <w:r>
+        <w:rPr>
+          <w:sz w:val="24"/>
+          <w:szCs w:val="24"/>
+        </w:rPr>
+        <w:t xml:space="preserve">for which we </w:t>
+      </w:r>
+      <w:r>
+        <w:rPr>
+          <w:sz w:val="24"/>
+          <w:szCs w:val="24"/>
+        </w:rPr>
+        <w:t xml:space="preserve">have </w:t>
+      </w:r>
+      <w:r>
+        <w:rPr>
+          <w:sz w:val="24"/>
+          <w:szCs w:val="24"/>
+        </w:rPr>
+        <w:t xml:space="preserve">established </w:t>
+      </w:r>
+      <w:r>
+        <w:rPr>
+          <w:sz w:val="24"/>
+          <w:szCs w:val="24"/>
+        </w:rPr>
+        <w:t>ground truths on the motif</w:t>
+      </w:r>
+      <w:r>
+        <w:rPr>
+          <w:sz w:val="24"/>
+          <w:szCs w:val="24"/>
+        </w:rPr>
+        <w:t xml:space="preserve">s’ expected </w:t>
+      </w:r>
+      <w:r>
+        <w:rPr>
+          <w:sz w:val="24"/>
+          <w:szCs w:val="24"/>
+        </w:rPr>
+        <w:t xml:space="preserve">morphology. We </w:t>
+      </w:r>
+      <w:r>
+        <w:rPr>
+          <w:sz w:val="24"/>
+          <w:szCs w:val="24"/>
+        </w:rPr>
+        <w:t xml:space="preserve">expect </w:t>
+      </w:r>
+      <w:r>
+        <w:rPr>
+          <w:sz w:val="24"/>
+          <w:szCs w:val="24"/>
+        </w:rPr>
+        <w:t xml:space="preserve">that the discovered </w:t>
+      </w:r>
+      <w:r>
+        <w:rPr>
+          <w:sz w:val="24"/>
+          <w:szCs w:val="24"/>
+        </w:rPr>
+        <w:t>motif</w:t>
+      </w:r>
+      <w:r>
+        <w:rPr>
+          <w:sz w:val="24"/>
+          <w:szCs w:val="24"/>
+        </w:rPr>
+        <w:t xml:space="preserve">s should have sequence patterns that conform to palindromic or direct-repeat patterns as observed in </w:t>
+      </w:r>
+      <w:r>
+        <w:rPr>
+          <w:sz w:val="24"/>
+          <w:szCs w:val="24"/>
+        </w:rPr>
+        <w:t xml:space="preserve">existing </w:t>
+      </w:r>
+      <w:r>
+        <w:rPr>
+          <w:sz w:val="24"/>
+          <w:szCs w:val="24"/>
+        </w:rPr>
+        <w:t xml:space="preserve">literature. </w:t>
+      </w:r>
+      <w:r>
+        <w:rPr>
+          <w:sz w:val="24"/>
+          <w:szCs w:val="24"/>
+        </w:rPr>
+        <w:t xml:space="preserve">For example, the </w:t>
+      </w:r>
+      <w:proofErr w:type="spellStart"/>
+      <w:r>
+        <w:rPr>
+          <w:sz w:val="24"/>
+          <w:szCs w:val="24"/>
+        </w:rPr>
+        <w:t>LexA</w:t>
+      </w:r>
+      <w:proofErr w:type="spellEnd"/>
+      <w:r>
+        <w:rPr>
+          <w:sz w:val="24"/>
+          <w:szCs w:val="24"/>
+        </w:rPr>
+        <w:t xml:space="preserve"> </w:t>
+      </w:r>
+      <w:r>
+        <w:rPr>
+          <w:sz w:val="24"/>
+          <w:szCs w:val="24"/>
+        </w:rPr>
+        <w:t>TF</w:t>
+      </w:r>
+      <w:r>
+        <w:rPr>
+          <w:sz w:val="24"/>
+          <w:szCs w:val="24"/>
+        </w:rPr>
+        <w:t xml:space="preserve"> </w:t>
+      </w:r>
+      <w:r>
+        <w:rPr>
+          <w:sz w:val="24"/>
+          <w:szCs w:val="24"/>
+        </w:rPr>
+        <w:t xml:space="preserve">is known to </w:t>
+      </w:r>
+      <w:r>
+        <w:rPr>
+          <w:sz w:val="24"/>
+          <w:szCs w:val="24"/>
+        </w:rPr>
+        <w:t xml:space="preserve">commonly </w:t>
+      </w:r>
+      <w:r>
+        <w:rPr>
+          <w:sz w:val="24"/>
+          <w:szCs w:val="24"/>
+        </w:rPr>
+        <w:t>have motifs of inverted repeat patterns.</w:t>
+      </w:r>
+      <w:r>
+        <w:rPr>
+          <w:rStyle w:val="FootnoteReference"/>
+          <w:sz w:val="24"/>
+          <w:szCs w:val="24"/>
+        </w:rPr>
+        <w:footnoteReference w:id="41"/>
+      </w:r>
+      <w:r>
+        <w:rPr>
+          <w:sz w:val="24"/>
+          <w:szCs w:val="24"/>
+        </w:rPr>
+        <w:t xml:space="preserve"> </w:t>
+      </w:r>
+      <w:r>
+        <w:rPr>
+          <w:sz w:val="24"/>
+          <w:szCs w:val="24"/>
+        </w:rPr>
+        <w:t xml:space="preserve">This way, we can </w:t>
+      </w:r>
+      <w:r>
+        <w:rPr>
+          <w:sz w:val="24"/>
+          <w:szCs w:val="24"/>
+        </w:rPr>
+        <w:t xml:space="preserve">build </w:t>
+      </w:r>
+      <w:r>
+        <w:rPr>
+          <w:sz w:val="24"/>
+          <w:szCs w:val="24"/>
+        </w:rPr>
+        <w:t>the data pipeline</w:t>
+      </w:r>
+      <w:r>
+        <w:rPr>
+          <w:sz w:val="24"/>
+          <w:szCs w:val="24"/>
+        </w:rPr>
+        <w:t xml:space="preserve"> on a known data set with confirmed ground truth</w:t>
+      </w:r>
+      <w:r>
+        <w:rPr>
+          <w:sz w:val="24"/>
+          <w:szCs w:val="24"/>
+        </w:rPr>
+        <w:t>s</w:t>
+      </w:r>
+      <w:r>
+        <w:rPr>
+          <w:sz w:val="24"/>
+          <w:szCs w:val="24"/>
+        </w:rPr>
+        <w:t xml:space="preserve">. </w:t>
+      </w:r>
+    </w:p>
+    <w:p>
+      <w:pPr>
+        <w:pStyle w:val="p1"/>
+        <w:rPr>
+          <w:sz w:val="24"/>
+          <w:szCs w:val="24"/>
+        </w:rPr>
+      </w:pPr>
+    </w:p>
+    <w:p>
+      <w:pPr>
+        <w:pStyle w:val="p1"/>
+        <w:rPr>
+          <w:sz w:val="24"/>
+          <w:szCs w:val="24"/>
+        </w:rPr>
+      </w:pPr>
+      <w:r>
+        <w:rPr>
+          <w:sz w:val="24"/>
+          <w:szCs w:val="24"/>
+        </w:rPr>
+        <w:t xml:space="preserve">The second data source is a </w:t>
+      </w:r>
+      <w:r>
+        <w:rPr>
+          <w:sz w:val="24"/>
+          <w:szCs w:val="24"/>
+        </w:rPr>
+        <w:t>collection of four MEME outputs, each of which contains 10 candidate motifs</w:t>
+      </w:r>
+      <w:r>
+        <w:rPr>
+          <w:sz w:val="24"/>
+          <w:szCs w:val="24"/>
+        </w:rPr>
+        <w:t xml:space="preserve"> (n = 40)</w:t>
       </w:r>
       <w:r>
         <w:rPr>
@@ -7716,474 +7876,52 @@
       </w:r>
       <w:r>
         <w:rPr>
+          <w:sz w:val="24"/>
+          <w:szCs w:val="24"/>
+        </w:rPr>
+        <w:t xml:space="preserve"> </w:t>
+      </w:r>
+      <w:r>
+        <w:rPr>
+          <w:sz w:val="24"/>
+          <w:szCs w:val="24"/>
+        </w:rPr>
+        <w:t xml:space="preserve">The data was first manually labeled </w:t>
+      </w:r>
+      <w:r>
+        <w:rPr>
+          <w:sz w:val="24"/>
+          <w:szCs w:val="24"/>
+        </w:rPr>
+        <w:t xml:space="preserve">by reviewing </w:t>
+      </w:r>
+      <w:r>
+        <w:rPr>
+          <w:sz w:val="24"/>
+          <w:szCs w:val="24"/>
+        </w:rPr>
+        <w:t xml:space="preserve">MEME’s visual output of the sequence logo, </w:t>
+      </w:r>
+      <w:r>
+        <w:rPr>
+          <w:sz w:val="24"/>
+          <w:szCs w:val="24"/>
+        </w:rPr>
+        <w:t xml:space="preserve">a graphical display by Thomas Schneider </w:t>
+      </w:r>
+      <w:r>
+        <w:rPr>
+          <w:sz w:val="24"/>
+          <w:szCs w:val="24"/>
+        </w:rPr>
+        <w:t>which graphically displays the consensus motif across aligned sequences.</w:t>
+      </w:r>
+      <w:r>
+        <w:rPr>
           <w:rStyle w:val="FootnoteReference"/>
           <w:sz w:val="24"/>
           <w:szCs w:val="24"/>
         </w:rPr>
-        <w:footnoteReference w:id="40"/>
-      </w:r>
-      <w:r>
-        <w:rPr>
-          <w:sz w:val="24"/>
-          <w:szCs w:val="24"/>
-        </w:rPr>
-        <w:t xml:space="preserve"> Our data set </w:t>
-      </w:r>
-      <w:r>
-        <w:rPr>
-          <w:sz w:val="24"/>
-          <w:szCs w:val="24"/>
-        </w:rPr>
-        <w:t>from CollecTF consists</w:t>
-      </w:r>
-      <w:r>
-        <w:rPr>
-          <w:sz w:val="24"/>
-          <w:szCs w:val="24"/>
-        </w:rPr>
-        <w:t xml:space="preserve"> of 52 unique transcription factors </w:t>
-      </w:r>
-      <w:r>
-        <w:rPr>
-          <w:sz w:val="24"/>
-          <w:szCs w:val="24"/>
-        </w:rPr>
-        <w:t>(identified by their UniProtID)</w:t>
-      </w:r>
-      <w:r>
-        <w:rPr>
-          <w:sz w:val="24"/>
-          <w:szCs w:val="24"/>
-        </w:rPr>
-        <w:t xml:space="preserve">, across the families </w:t>
-      </w:r>
-      <w:proofErr w:type="spellStart"/>
-      <w:r>
-        <w:rPr>
-          <w:sz w:val="24"/>
-          <w:szCs w:val="24"/>
-        </w:rPr>
-        <w:t>LexA</w:t>
-      </w:r>
-      <w:proofErr w:type="spellEnd"/>
-      <w:r>
-        <w:rPr>
-          <w:sz w:val="24"/>
-          <w:szCs w:val="24"/>
-        </w:rPr>
-        <w:t xml:space="preserve">, </w:t>
-      </w:r>
-      <w:proofErr w:type="spellStart"/>
-      <w:r>
-        <w:rPr>
-          <w:sz w:val="24"/>
-          <w:szCs w:val="24"/>
-        </w:rPr>
-        <w:t>OmpR</w:t>
-      </w:r>
-      <w:proofErr w:type="spellEnd"/>
-      <w:r>
-        <w:rPr>
-          <w:sz w:val="24"/>
-          <w:szCs w:val="24"/>
-        </w:rPr>
-        <w:t xml:space="preserve">, FNR-CRP, which are </w:t>
-      </w:r>
-      <w:r>
-        <w:rPr>
-          <w:sz w:val="24"/>
-          <w:szCs w:val="24"/>
-        </w:rPr>
-        <w:t xml:space="preserve">TFs active </w:t>
-      </w:r>
-      <w:r>
-        <w:rPr>
-          <w:sz w:val="24"/>
-          <w:szCs w:val="24"/>
-        </w:rPr>
-        <w:t xml:space="preserve">across multiple species. The sample size is </w:t>
-      </w:r>
-      <w:r>
-        <w:rPr>
-          <w:sz w:val="24"/>
-          <w:szCs w:val="24"/>
-        </w:rPr>
-        <w:t xml:space="preserve">larger </w:t>
-      </w:r>
-      <w:r>
-        <w:rPr>
-          <w:sz w:val="24"/>
-          <w:szCs w:val="24"/>
-        </w:rPr>
-        <w:t xml:space="preserve">as </w:t>
-      </w:r>
-      <w:r>
-        <w:rPr>
-          <w:sz w:val="24"/>
-          <w:szCs w:val="24"/>
-        </w:rPr>
-        <w:t xml:space="preserve">some of the TFs are </w:t>
-      </w:r>
-      <w:r>
-        <w:rPr>
-          <w:sz w:val="24"/>
-          <w:szCs w:val="24"/>
-        </w:rPr>
-        <w:t xml:space="preserve">shared </w:t>
-      </w:r>
-      <w:r>
-        <w:rPr>
-          <w:sz w:val="24"/>
-          <w:szCs w:val="24"/>
-        </w:rPr>
-        <w:t>across multiple species</w:t>
-      </w:r>
-      <w:r>
-        <w:rPr>
-          <w:sz w:val="24"/>
-          <w:szCs w:val="24"/>
-        </w:rPr>
-        <w:t xml:space="preserve"> </w:t>
-      </w:r>
-      <w:r>
-        <w:rPr>
-          <w:sz w:val="24"/>
-          <w:szCs w:val="24"/>
-        </w:rPr>
-        <w:t>(n = 68)</w:t>
-      </w:r>
-      <w:r>
-        <w:rPr>
-          <w:sz w:val="24"/>
-          <w:szCs w:val="24"/>
-        </w:rPr>
-        <w:t>.</w:t>
-      </w:r>
-    </w:p>
-    <w:p>
-      <w:pPr>
-        <w:pStyle w:val="p1"/>
-        <w:rPr>
-          <w:sz w:val="24"/>
-          <w:szCs w:val="24"/>
-        </w:rPr>
-      </w:pPr>
-    </w:p>
-    <w:p>
-      <w:pPr>
-        <w:pStyle w:val="p1"/>
-        <w:rPr>
-          <w:sz w:val="24"/>
-          <w:szCs w:val="24"/>
-        </w:rPr>
-      </w:pPr>
-      <w:r>
-        <w:rPr>
-          <w:sz w:val="24"/>
-          <w:szCs w:val="24"/>
-        </w:rPr>
-        <w:t xml:space="preserve">The justification of incorporating CollecTF data is to </w:t>
-      </w:r>
-      <w:r>
-        <w:rPr>
-          <w:sz w:val="24"/>
-          <w:szCs w:val="24"/>
-        </w:rPr>
-        <w:t xml:space="preserve">build the pipeline on known samples </w:t>
-      </w:r>
-      <w:r>
-        <w:rPr>
-          <w:sz w:val="24"/>
-          <w:szCs w:val="24"/>
-        </w:rPr>
-        <w:t xml:space="preserve">for which we </w:t>
-      </w:r>
-      <w:r>
-        <w:rPr>
-          <w:sz w:val="24"/>
-          <w:szCs w:val="24"/>
-        </w:rPr>
-        <w:t xml:space="preserve">have </w:t>
-      </w:r>
-      <w:r>
-        <w:rPr>
-          <w:sz w:val="24"/>
-          <w:szCs w:val="24"/>
-        </w:rPr>
-        <w:t xml:space="preserve">established </w:t>
-      </w:r>
-      <w:r>
-        <w:rPr>
-          <w:sz w:val="24"/>
-          <w:szCs w:val="24"/>
-        </w:rPr>
-        <w:t>ground truths on the motif</w:t>
-      </w:r>
-      <w:r>
-        <w:rPr>
-          <w:sz w:val="24"/>
-          <w:szCs w:val="24"/>
-        </w:rPr>
-        <w:t xml:space="preserve">s’ expected </w:t>
-      </w:r>
-      <w:r>
-        <w:rPr>
-          <w:sz w:val="24"/>
-          <w:szCs w:val="24"/>
-        </w:rPr>
-        <w:t xml:space="preserve">morphology. We </w:t>
-      </w:r>
-      <w:r>
-        <w:rPr>
-          <w:sz w:val="24"/>
-          <w:szCs w:val="24"/>
-        </w:rPr>
-        <w:t xml:space="preserve">expect </w:t>
-      </w:r>
-      <w:r>
-        <w:rPr>
-          <w:sz w:val="24"/>
-          <w:szCs w:val="24"/>
-        </w:rPr>
-        <w:t xml:space="preserve">that the discovered </w:t>
-      </w:r>
-      <w:r>
-        <w:rPr>
-          <w:sz w:val="24"/>
-          <w:szCs w:val="24"/>
-        </w:rPr>
-        <w:t>motif</w:t>
-      </w:r>
-      <w:r>
-        <w:rPr>
-          <w:sz w:val="24"/>
-          <w:szCs w:val="24"/>
-        </w:rPr>
-        <w:t xml:space="preserve">s should have sequence patterns that conform to palindromic or direct-repeat patterns as observed in </w:t>
-      </w:r>
-      <w:r>
-        <w:rPr>
-          <w:sz w:val="24"/>
-          <w:szCs w:val="24"/>
-        </w:rPr>
-        <w:t xml:space="preserve">existing </w:t>
-      </w:r>
-      <w:r>
-        <w:rPr>
-          <w:sz w:val="24"/>
-          <w:szCs w:val="24"/>
-        </w:rPr>
-        <w:t xml:space="preserve">literature. </w:t>
-      </w:r>
-      <w:r>
-        <w:rPr>
-          <w:sz w:val="24"/>
-          <w:szCs w:val="24"/>
-        </w:rPr>
-        <w:t xml:space="preserve">For example, the </w:t>
-      </w:r>
-      <w:proofErr w:type="spellStart"/>
-      <w:r>
-        <w:rPr>
-          <w:sz w:val="24"/>
-          <w:szCs w:val="24"/>
-        </w:rPr>
-        <w:t>LexA</w:t>
-      </w:r>
-      <w:proofErr w:type="spellEnd"/>
-      <w:r>
-        <w:rPr>
-          <w:sz w:val="24"/>
-          <w:szCs w:val="24"/>
-        </w:rPr>
-        <w:t xml:space="preserve"> </w:t>
-      </w:r>
-      <w:r>
-        <w:rPr>
-          <w:sz w:val="24"/>
-          <w:szCs w:val="24"/>
-        </w:rPr>
-        <w:t>TF</w:t>
-      </w:r>
-      <w:r>
-        <w:rPr>
-          <w:sz w:val="24"/>
-          <w:szCs w:val="24"/>
-        </w:rPr>
-        <w:t xml:space="preserve"> </w:t>
-      </w:r>
-      <w:r>
-        <w:rPr>
-          <w:sz w:val="24"/>
-          <w:szCs w:val="24"/>
-        </w:rPr>
-        <w:t xml:space="preserve">is known to </w:t>
-      </w:r>
-      <w:r>
-        <w:rPr>
-          <w:sz w:val="24"/>
-          <w:szCs w:val="24"/>
-        </w:rPr>
-        <w:t xml:space="preserve">commonly </w:t>
-      </w:r>
-      <w:r>
-        <w:rPr>
-          <w:sz w:val="24"/>
-          <w:szCs w:val="24"/>
-        </w:rPr>
-        <w:t>have motifs of inverted repeat patterns.</w:t>
-      </w:r>
-      <w:r>
-        <w:rPr>
-          <w:rStyle w:val="FootnoteReference"/>
-          <w:sz w:val="24"/>
-          <w:szCs w:val="24"/>
-        </w:rPr>
-        <w:footnoteReference w:id="41"/>
-      </w:r>
-      <w:r>
-        <w:rPr>
-          <w:sz w:val="24"/>
-          <w:szCs w:val="24"/>
-        </w:rPr>
-        <w:t xml:space="preserve"> </w:t>
-      </w:r>
-      <w:r>
-        <w:rPr>
-          <w:sz w:val="24"/>
-          <w:szCs w:val="24"/>
-        </w:rPr>
-        <w:t xml:space="preserve">This way, we can </w:t>
-      </w:r>
-      <w:r>
-        <w:rPr>
-          <w:sz w:val="24"/>
-          <w:szCs w:val="24"/>
-        </w:rPr>
-        <w:t xml:space="preserve">build </w:t>
-      </w:r>
-      <w:r>
-        <w:rPr>
-          <w:sz w:val="24"/>
-          <w:szCs w:val="24"/>
-        </w:rPr>
-        <w:t>the data pipeline</w:t>
-      </w:r>
-      <w:r>
-        <w:rPr>
-          <w:sz w:val="24"/>
-          <w:szCs w:val="24"/>
-        </w:rPr>
-        <w:t xml:space="preserve"> on a known data set with confirmed ground truth</w:t>
-      </w:r>
-      <w:r>
-        <w:rPr>
-          <w:sz w:val="24"/>
-          <w:szCs w:val="24"/>
-        </w:rPr>
-        <w:t>s</w:t>
-      </w:r>
-      <w:r>
-        <w:rPr>
-          <w:sz w:val="24"/>
-          <w:szCs w:val="24"/>
-        </w:rPr>
-        <w:t xml:space="preserve">. </w:t>
-      </w:r>
-    </w:p>
-    <w:p>
-      <w:pPr>
-        <w:pStyle w:val="p1"/>
-        <w:rPr>
-          <w:sz w:val="24"/>
-          <w:szCs w:val="24"/>
-        </w:rPr>
-      </w:pPr>
-    </w:p>
-    <w:p>
-      <w:pPr>
-        <w:pStyle w:val="p1"/>
-        <w:rPr>
-          <w:sz w:val="24"/>
-          <w:szCs w:val="24"/>
-        </w:rPr>
-      </w:pPr>
-      <w:r>
-        <w:rPr>
-          <w:sz w:val="24"/>
-          <w:szCs w:val="24"/>
-        </w:rPr>
-        <w:t xml:space="preserve">The second data source is a </w:t>
-      </w:r>
-      <w:r>
-        <w:rPr>
-          <w:sz w:val="24"/>
-          <w:szCs w:val="24"/>
-        </w:rPr>
-        <w:t>collection of four MEME outputs, each of which contains 10 candidate motifs</w:t>
-      </w:r>
-      <w:r>
-        <w:rPr>
-          <w:sz w:val="24"/>
-          <w:szCs w:val="24"/>
-        </w:rPr>
-        <w:t xml:space="preserve"> (n = 40)</w:t>
-      </w:r>
-      <w:r>
-        <w:rPr>
-          <w:sz w:val="24"/>
-          <w:szCs w:val="24"/>
-        </w:rPr>
-        <w:t>.</w:t>
-      </w:r>
-      <w:r>
-        <w:rPr>
-          <w:sz w:val="24"/>
-          <w:szCs w:val="24"/>
-        </w:rPr>
-        <w:t xml:space="preserve"> </w:t>
-      </w:r>
-      <w:r>
-        <w:rPr>
-          <w:sz w:val="24"/>
-          <w:szCs w:val="24"/>
-        </w:rPr>
-        <w:t xml:space="preserve">The data was first manually labeled </w:t>
-      </w:r>
-      <w:r>
-        <w:rPr>
-          <w:sz w:val="24"/>
-          <w:szCs w:val="24"/>
-        </w:rPr>
-        <w:t xml:space="preserve">by reviewing </w:t>
-      </w:r>
-      <w:r>
-        <w:rPr>
-          <w:sz w:val="24"/>
-          <w:szCs w:val="24"/>
-        </w:rPr>
-        <w:t xml:space="preserve">MEME’s visual output of the sequence logo, </w:t>
-      </w:r>
-      <w:r>
-        <w:rPr>
-          <w:sz w:val="24"/>
-          <w:szCs w:val="24"/>
-        </w:rPr>
-        <w:t xml:space="preserve">a graphical display by Thomas Schneider </w:t>
-      </w:r>
-      <w:r>
-        <w:rPr>
-          <w:sz w:val="24"/>
-          <w:szCs w:val="24"/>
-        </w:rPr>
-        <w:t>which graphically displays the consensus motif across aligned sequences.</w:t>
-      </w:r>
-      <w:r>
-        <w:rPr>
-          <w:rStyle w:val="FootnoteReference"/>
-          <w:sz w:val="24"/>
-          <w:szCs w:val="24"/>
-        </w:rPr>
         <w:footnoteReference w:id="42"/>
       </w:r>
       <w:r>
@@ -8191,7 +7929,35 @@
           <w:sz w:val="24"/>
           <w:szCs w:val="24"/>
         </w:rPr>
-        <w:t xml:space="preserve"> </w:t>
+        <w:t xml:space="preserve"> The sample is highly </w:t>
+      </w:r>
+      <w:r>
+        <w:rPr>
+          <w:sz w:val="24"/>
+          <w:szCs w:val="24"/>
+        </w:rPr>
+        <w:t>im</w:t>
+      </w:r>
+      <w:r>
+        <w:rPr>
+          <w:sz w:val="24"/>
+          <w:szCs w:val="24"/>
+        </w:rPr>
+        <w:t xml:space="preserve">balanced, with 5 direct repeats, 11 inverse repeats, and 24 none-type </w:t>
+      </w:r>
+      <w:r>
+        <w:rPr>
+          <w:sz w:val="24"/>
+          <w:szCs w:val="24"/>
+        </w:rPr>
+        <w:t xml:space="preserve">labeled </w:t>
+      </w:r>
+      <w:r>
+        <w:rPr>
+          <w:sz w:val="24"/>
+          <w:szCs w:val="24"/>
+        </w:rPr>
+        <w:t>patterns.</w:t>
       </w:r>
     </w:p>
     <w:p>
@@ -8214,6 +7980,7 @@
       </w:pPr>
       <w:r>
         <w:rPr>
+          <w:noProof/>
           <w:sz w:val="24"/>
           <w:szCs w:val="24"/>
         </w:rPr>
@@ -8329,6 +8096,7 @@
           <w:sz w:val="24"/>
           <w:szCs w:val="24"/>
         </w:rPr>
+        <w:lastRenderedPageBreak/>
         <w:t xml:space="preserve">The MEME </w:t>
       </w:r>
       <w:r>
@@ -8441,15 +8209,7 @@
           <w:sz w:val="24"/>
           <w:szCs w:val="24"/>
         </w:rPr>
-        <w:t xml:space="preserve">direct or inverted repeat patterns, </w:t>
-      </w:r>
-      <w:r>
-        <w:rPr>
-          <w:sz w:val="24"/>
-          <w:szCs w:val="24"/>
-        </w:rPr>
-        <w:lastRenderedPageBreak/>
-        <w:t xml:space="preserve">but </w:t>
+        <w:t xml:space="preserve">direct or inverted repeat patterns, but </w:t>
       </w:r>
       <w:r>
         <w:rPr>
@@ -9820,6 +9580,7 @@
           <w:sz w:val="24"/>
           <w:szCs w:val="24"/>
         </w:rPr>
+        <w:lastRenderedPageBreak/>
         <w:t xml:space="preserve">We incorporate various measures </w:t>
       </w:r>
       <w:r>
@@ -9937,7 +9698,6 @@
           <w:sz w:val="24"/>
           <w:szCs w:val="24"/>
         </w:rPr>
-        <w:lastRenderedPageBreak/>
         <w:fldChar w:fldCharType="begin"/>
       </w:r>
       <w:r>
@@ -10046,7 +9806,23 @@
           <w:sz w:val="24"/>
           <w:szCs w:val="24"/>
         </w:rPr>
-        <w:t>a uniform prior, where each of the nucleotides A, T, C, and G are assumed to be equally likely (p = 0.25) under a null hypothesis where no information is conserved.</w:t>
+        <w:t xml:space="preserve">a uniform prior, where each of the </w:t>
+      </w:r>
+      <w:proofErr w:type="gramStart"/>
+      <w:r>
+        <w:rPr>
+          <w:sz w:val="24"/>
+          <w:szCs w:val="24"/>
+        </w:rPr>
+        <w:t>nucleotides</w:t>
+      </w:r>
+      <w:proofErr w:type="gramEnd"/>
+      <w:r>
+        <w:rPr>
+          <w:sz w:val="24"/>
+          <w:szCs w:val="24"/>
+        </w:rPr>
+        <w:t xml:space="preserve"> A, T, C, and G are assumed to be equally likely (p = 0.25) under a null hypothesis where no information is conserved.</w:t>
       </w:r>
       <w:r>
         <w:rPr>
@@ -10132,14 +9908,7 @@
           <w:sz w:val="24"/>
           <w:szCs w:val="24"/>
         </w:rPr>
-        <w:t xml:space="preserve">observed </w:t>
-      </w:r>
-      <w:r>
-        <w:rPr>
-          <w:sz w:val="24"/>
-          <w:szCs w:val="24"/>
-        </w:rPr>
-        <w:t xml:space="preserve">probabilities in the indices across </w:t>
+        <w:t xml:space="preserve">observed probabilities in the indices across </w:t>
       </w:r>
       <w:r>
         <w:rPr>
@@ -10391,21 +10160,7 @@
           <w:sz w:val="24"/>
           <w:szCs w:val="24"/>
         </w:rPr>
-        <w:t xml:space="preserve">divergence is similar to the JSD as it measures how much one probability distribution differs from another, but </w:t>
-      </w:r>
-      <w:r>
-        <w:rPr>
-          <w:sz w:val="24"/>
-          <w:szCs w:val="24"/>
-        </w:rPr>
-        <w:t xml:space="preserve">it is asymmetric </w:t>
-      </w:r>
-      <w:r>
-        <w:rPr>
-          <w:sz w:val="24"/>
-          <w:szCs w:val="24"/>
-        </w:rPr>
-        <w:t>(i.e., measuring the distance of probability distribution P from Q is different from that of Q to P).</w:t>
+        <w:t>divergence is similar to the JSD as it measures how much one probability distribution differs from another, but it is asymmetric (i.e., measuring the distance of probability distribution P from Q is different from that of Q to P).</w:t>
       </w:r>
       <w:r>
         <w:rPr>
@@ -10798,9 +10553,11 @@
       </w:pPr>
       <w:r>
         <w:rPr>
-          <w:sz w:val="24"/>
-          <w:szCs w:val="24"/>
-        </w:rPr>
+          <w:noProof/>
+          <w:sz w:val="24"/>
+          <w:szCs w:val="24"/>
+        </w:rPr>
+        <w:lastRenderedPageBreak/>
         <w:drawing>
           <wp:inline distT="0" distB="0" distL="0" distR="0" wp14:anchorId="67800A70" wp14:editId="3846535D">
             <wp:extent cx="2007031" cy="1003516"/>
@@ -10851,6 +10608,7 @@
       <w:tblPr>
         <w:tblStyle w:val="TableGrid"/>
         <w:tblW w:w="0" w:type="auto"/>
+        <w:jc w:val="center"/>
         <w:tblLook w:val="04A0" w:firstRow="1" w:lastRow="0" w:firstColumn="1" w:lastColumn="0" w:noHBand="0" w:noVBand="1"/>
       </w:tblPr>
       <w:tblGrid>
@@ -10860,6 +10618,9 @@
         <w:gridCol w:w="1377"/>
       </w:tblGrid>
       <w:tr>
+        <w:trPr>
+          <w:jc w:val="center"/>
+        </w:trPr>
         <w:tc>
           <w:tcPr>
             <w:tcW w:w="715" w:type="dxa"/>
@@ -10954,26 +10715,15 @@
                 <w:sz w:val="24"/>
                 <w:szCs w:val="24"/>
               </w:rPr>
-              <w:t xml:space="preserve"> (</w:t>
-            </w:r>
-            <w:r>
-              <w:rPr>
-                <w:sz w:val="24"/>
-                <w:szCs w:val="24"/>
-              </w:rPr>
-              <w:t>Average</w:t>
-            </w:r>
-            <w:r>
-              <w:rPr>
-                <w:sz w:val="24"/>
-                <w:szCs w:val="24"/>
-              </w:rPr>
-              <w:t>)</w:t>
+              <w:t xml:space="preserve"> (Average)</w:t>
             </w:r>
           </w:p>
         </w:tc>
       </w:tr>
       <w:tr>
+        <w:trPr>
+          <w:jc w:val="center"/>
+        </w:trPr>
         <w:tc>
           <w:tcPr>
             <w:tcW w:w="715" w:type="dxa"/>
@@ -11060,6 +10810,9 @@
         </w:tc>
       </w:tr>
       <w:tr>
+        <w:trPr>
+          <w:jc w:val="center"/>
+        </w:trPr>
         <w:tc>
           <w:tcPr>
             <w:tcW w:w="715" w:type="dxa"/>
@@ -11146,6 +10899,9 @@
         </w:tc>
       </w:tr>
       <w:tr>
+        <w:trPr>
+          <w:jc w:val="center"/>
+        </w:trPr>
         <w:tc>
           <w:tcPr>
             <w:tcW w:w="715" w:type="dxa"/>
@@ -11232,6 +10988,9 @@
         </w:tc>
       </w:tr>
       <w:tr>
+        <w:trPr>
+          <w:jc w:val="center"/>
+        </w:trPr>
         <w:tc>
           <w:tcPr>
             <w:tcW w:w="715" w:type="dxa"/>
@@ -12942,6 +12701,7 @@
                 <w:szCs w:val="24"/>
                 <w:lang w:val="en-US" w:eastAsia="ko-KR"/>
               </w:rPr>
+              <w:lastRenderedPageBreak/>
               <w:t xml:space="preserve">3, 9 </w:t>
             </w:r>
           </w:p>
@@ -13618,7 +13378,6 @@
           <w:sz w:val="24"/>
           <w:szCs w:val="24"/>
         </w:rPr>
-        <w:lastRenderedPageBreak/>
         <w:t>Table 3. Scenario modeling the pitfalls of various concordance metrics using the simple example. We see the effect of applying the JSD as a penalty, and the downsides of using the Pearson and JSD alone in uniform cases.</w:t>
       </w:r>
     </w:p>
@@ -13735,6 +13494,7 @@
       </w:pPr>
       <w:r>
         <w:rPr>
+          <w:noProof/>
           <w:sz w:val="24"/>
           <w:szCs w:val="24"/>
         </w:rPr>
@@ -13782,13 +13542,14 @@
       </w:r>
       <w:r>
         <w:rPr>
+          <w:noProof/>
           <w:sz w:val="24"/>
           <w:szCs w:val="24"/>
         </w:rPr>
         <w:drawing>
-          <wp:inline distT="0" distB="0" distL="0" distR="0" wp14:anchorId="6F9136B2" wp14:editId="135C59AF">
-            <wp:extent cx="2649891" cy="2415682"/>
-            <wp:effectExtent l="0" t="0" r="4445" b="0"/>
+          <wp:inline distT="0" distB="0" distL="0" distR="0" wp14:anchorId="6F9136B2" wp14:editId="78CCF06C">
+            <wp:extent cx="2630069" cy="2397611"/>
+            <wp:effectExtent l="0" t="0" r="0" b="3175"/>
             <wp:docPr id="1497491699" name="Picture 1" descr="A colorful squares with numbers and symbols&#10;&#10;AI-generated content may be incorrect."/>
             <wp:cNvGraphicFramePr>
               <a:graphicFrameLocks xmlns:a="http://schemas.openxmlformats.org/drawingml/2006/main" noChangeAspect="1"/>
@@ -13809,7 +13570,7 @@
                   <pic:spPr>
                     <a:xfrm>
                       <a:off x="0" y="0"/>
-                      <a:ext cx="2710736" cy="2471149"/>
+                      <a:ext cx="2712006" cy="2472306"/>
                     </a:xfrm>
                     <a:prstGeom prst="rect">
                       <a:avLst/>
@@ -13860,21 +13621,7 @@
           <w:sz w:val="24"/>
           <w:szCs w:val="24"/>
         </w:rPr>
-        <w:t xml:space="preserve">We see </w:t>
-      </w:r>
-      <w:r>
-        <w:rPr>
-          <w:sz w:val="24"/>
-          <w:szCs w:val="24"/>
-        </w:rPr>
-        <w:t>above</w:t>
-      </w:r>
-      <w:r>
-        <w:rPr>
-          <w:sz w:val="24"/>
-          <w:szCs w:val="24"/>
-        </w:rPr>
-        <w:t xml:space="preserve"> the impact of the JSD penalty on the PIC, which is minimal though </w:t>
+        <w:t xml:space="preserve">We see above the impact of the JSD penalty on the PIC, which is minimal though </w:t>
       </w:r>
       <w:r>
         <w:rPr>
@@ -14053,28 +13800,7 @@
           <w:sz w:val="24"/>
           <w:szCs w:val="24"/>
         </w:rPr>
-        <w:t xml:space="preserve">In the simple example above, we can see </w:t>
-      </w:r>
-      <w:r>
-        <w:rPr>
-          <w:sz w:val="24"/>
-          <w:szCs w:val="24"/>
-        </w:rPr>
-        <w:t>that the candidates</w:t>
-      </w:r>
-      <w:r>
-        <w:rPr>
-          <w:sz w:val="24"/>
-          <w:szCs w:val="24"/>
-        </w:rPr>
-        <w:t xml:space="preserve"> (7,0);</w:t>
-      </w:r>
-      <w:r>
-        <w:rPr>
-          <w:sz w:val="24"/>
-          <w:szCs w:val="24"/>
-        </w:rPr>
-        <w:t xml:space="preserve"> (8, 1); (9, 2); and (10,3) form a</w:t>
+        <w:t>In the simple example above, we can see that the candidates (7,0); (8, 1); (9, 2); and (10,3) form a</w:t>
       </w:r>
       <w:r>
         <w:rPr>
@@ -14116,14 +13842,7 @@
           <w:sz w:val="24"/>
           <w:szCs w:val="24"/>
         </w:rPr>
-        <w:t xml:space="preserve"> from the sequence logo</w:t>
-      </w:r>
-      <w:r>
-        <w:rPr>
-          <w:sz w:val="24"/>
-          <w:szCs w:val="24"/>
-        </w:rPr>
-        <w:t xml:space="preserve">. </w:t>
+        <w:t xml:space="preserve"> from the sequence logo. </w:t>
       </w:r>
       <w:r>
         <w:rPr>
@@ -14153,9 +13872,11 @@
       </w:pPr>
       <w:r>
         <w:rPr>
-          <w:sz w:val="24"/>
-          <w:szCs w:val="24"/>
-        </w:rPr>
+          <w:noProof/>
+          <w:sz w:val="24"/>
+          <w:szCs w:val="24"/>
+        </w:rPr>
+        <w:lastRenderedPageBreak/>
         <w:drawing>
           <wp:inline distT="0" distB="0" distL="0" distR="0" wp14:anchorId="71B13B6D" wp14:editId="7B71102E">
             <wp:extent cx="2603715" cy="1369828"/>
@@ -14228,7 +13949,25 @@
           <w:sz w:val="24"/>
           <w:szCs w:val="24"/>
         </w:rPr>
-        <w:t xml:space="preserve"> metric. </w:t>
+        <w:t xml:space="preserve"> </w:t>
+      </w:r>
+      <w:r>
+        <w:rPr>
+          <w:i/>
+          <w:iCs/>
+          <w:sz w:val="24"/>
+          <w:szCs w:val="24"/>
+        </w:rPr>
+        <w:t xml:space="preserve">IC – JSD </w:t>
+      </w:r>
+      <w:r>
+        <w:rPr>
+          <w:i/>
+          <w:iCs/>
+          <w:sz w:val="24"/>
+          <w:szCs w:val="24"/>
+        </w:rPr>
+        <w:t xml:space="preserve">metric. </w:t>
       </w:r>
     </w:p>
     <w:p>
@@ -14302,15 +14041,7 @@
           <w:sz w:val="24"/>
           <w:szCs w:val="24"/>
         </w:rPr>
-        <w:t xml:space="preserve">visually </w:t>
-      </w:r>
-      <w:r>
-        <w:rPr>
-          <w:sz w:val="24"/>
-          <w:szCs w:val="24"/>
-        </w:rPr>
-        <w:lastRenderedPageBreak/>
-        <w:t>obvious, the sequence logo shows some ambiguity in the G-C probability at the 0</w:t>
+        <w:t>visually obvious, the sequence logo shows some ambiguity in the G-C probability at the 0</w:t>
       </w:r>
       <w:r>
         <w:rPr>
@@ -14663,28 +14394,7 @@
           <w:sz w:val="24"/>
           <w:szCs w:val="24"/>
         </w:rPr>
-        <w:t xml:space="preserve">Rather than </w:t>
-      </w:r>
-      <w:r>
-        <w:rPr>
-          <w:sz w:val="24"/>
-          <w:szCs w:val="24"/>
-        </w:rPr>
-        <w:t>requir</w:t>
-      </w:r>
-      <w:r>
-        <w:rPr>
-          <w:sz w:val="24"/>
-          <w:szCs w:val="24"/>
-        </w:rPr>
-        <w:t xml:space="preserve">ing </w:t>
-      </w:r>
-      <w:r>
-        <w:rPr>
-          <w:sz w:val="24"/>
-          <w:szCs w:val="24"/>
-        </w:rPr>
-        <w:t xml:space="preserve">the user to </w:t>
+        <w:t xml:space="preserve">Rather than requiring the user to </w:t>
       </w:r>
       <w:r>
         <w:rPr>
@@ -14733,6 +14443,7 @@
       </w:pPr>
       <w:r>
         <w:rPr>
+          <w:noProof/>
           <w:sz w:val="24"/>
           <w:szCs w:val="24"/>
         </w:rPr>
@@ -14898,7 +14609,15 @@
           <w:sz w:val="24"/>
           <w:szCs w:val="24"/>
         </w:rPr>
-        <w:t>metric, because the purpose of the cutoff is to first ascertain the candidate pool</w:t>
+        <w:t xml:space="preserve">metric, because the purpose of the cutoff is to first ascertain the </w:t>
+      </w:r>
+      <w:r>
+        <w:rPr>
+          <w:sz w:val="24"/>
+          <w:szCs w:val="24"/>
+        </w:rPr>
+        <w:lastRenderedPageBreak/>
+        <w:t>candidate pool</w:t>
       </w:r>
       <w:r>
         <w:rPr>
@@ -15032,36 +14751,19 @@
           <w:sz w:val="24"/>
           <w:szCs w:val="24"/>
         </w:rPr>
-        <w:t xml:space="preserve">, each with their own score, which is simply the sum of the metrics of their </w:t>
-      </w:r>
-      <w:r>
-        <w:rPr>
-          <w:sz w:val="24"/>
-          <w:szCs w:val="24"/>
-        </w:rPr>
-        <w:lastRenderedPageBreak/>
-        <w:t xml:space="preserve">constituents. </w:t>
-      </w:r>
-      <w:r>
-        <w:rPr>
-          <w:sz w:val="24"/>
-          <w:szCs w:val="24"/>
-        </w:rPr>
-        <w:t xml:space="preserve">In the simple example, the only detected candidate would have a score of </w:t>
-      </w:r>
-      <w:r>
-        <w:rPr>
-          <w:sz w:val="24"/>
-          <w:szCs w:val="24"/>
-          <w:lang w:val="es-ES"/>
-        </w:rPr>
-        <w:t>1.72</w:t>
-      </w:r>
-      <w:r>
-        <w:rPr>
-          <w:sz w:val="24"/>
-          <w:szCs w:val="24"/>
-          <w:lang w:val="es-ES"/>
+        <w:t xml:space="preserve">, each with their own score, which is simply the sum of the metrics of their constituents. </w:t>
+      </w:r>
+      <w:r>
+        <w:rPr>
+          <w:sz w:val="24"/>
+          <w:szCs w:val="24"/>
+        </w:rPr>
+        <w:t>In the simple example, the only detected candidate would have a score of 1.72</w:t>
+      </w:r>
+      <w:r>
+        <w:rPr>
+          <w:sz w:val="24"/>
+          <w:szCs w:val="24"/>
         </w:rPr>
         <w:t xml:space="preserve"> </w:t>
       </w:r>
@@ -15069,7 +14771,6 @@
         <w:rPr>
           <w:sz w:val="24"/>
           <w:szCs w:val="24"/>
-          <w:lang w:val="es-ES"/>
         </w:rPr>
         <w:t>+</w:t>
       </w:r>
@@ -15077,7 +14778,6 @@
         <w:rPr>
           <w:sz w:val="24"/>
           <w:szCs w:val="24"/>
-          <w:lang w:val="es-ES"/>
         </w:rPr>
         <w:t xml:space="preserve"> </w:t>
       </w:r>
@@ -15085,7 +14785,6 @@
         <w:rPr>
           <w:sz w:val="24"/>
           <w:szCs w:val="24"/>
-          <w:lang w:val="es-ES"/>
         </w:rPr>
         <w:t>1.85</w:t>
       </w:r>
@@ -15093,7 +14792,6 @@
         <w:rPr>
           <w:sz w:val="24"/>
           <w:szCs w:val="24"/>
-          <w:lang w:val="es-ES"/>
         </w:rPr>
         <w:t xml:space="preserve"> </w:t>
       </w:r>
@@ -15101,7 +14799,6 @@
         <w:rPr>
           <w:sz w:val="24"/>
           <w:szCs w:val="24"/>
-          <w:lang w:val="es-ES"/>
         </w:rPr>
         <w:t>+</w:t>
       </w:r>
@@ -15109,7 +14806,6 @@
         <w:rPr>
           <w:sz w:val="24"/>
           <w:szCs w:val="24"/>
-          <w:lang w:val="es-ES"/>
         </w:rPr>
         <w:t xml:space="preserve"> </w:t>
       </w:r>
@@ -15117,17 +14813,8 @@
         <w:rPr>
           <w:sz w:val="24"/>
           <w:szCs w:val="24"/>
-          <w:lang w:val="es-ES"/>
-        </w:rPr>
-        <w:t>2.00</w:t>
-      </w:r>
-      <w:r>
-        <w:rPr>
-          <w:sz w:val="24"/>
-          <w:szCs w:val="24"/>
-          <w:lang w:val="es-ES"/>
-        </w:rPr>
-        <w:t xml:space="preserve"> = 5.57.</w:t>
+        </w:rPr>
+        <w:t>2.00 = 5.57.</w:t>
       </w:r>
     </w:p>
     <w:p>
@@ -15156,7 +14843,16 @@
           <w:sz w:val="24"/>
           <w:szCs w:val="24"/>
         </w:rPr>
-        <w:t>Bootstrap Significance Testing</w:t>
+        <w:t>Significance Testing</w:t>
+      </w:r>
+      <w:r>
+        <w:rPr>
+          <w:i/>
+          <w:iCs/>
+          <w:sz w:val="24"/>
+          <w:szCs w:val="24"/>
+        </w:rPr>
+        <w:t xml:space="preserve"> with Bootstrap Distributions</w:t>
       </w:r>
     </w:p>
     <w:p>
@@ -15237,28 +14933,7 @@
           <w:sz w:val="24"/>
           <w:szCs w:val="24"/>
         </w:rPr>
-        <w:t xml:space="preserve"> in order </w:t>
-      </w:r>
-      <w:r>
-        <w:rPr>
-          <w:sz w:val="24"/>
-          <w:szCs w:val="24"/>
-        </w:rPr>
-        <w:t xml:space="preserve">destroy </w:t>
-      </w:r>
-      <w:r>
-        <w:rPr>
-          <w:sz w:val="24"/>
-          <w:szCs w:val="24"/>
-        </w:rPr>
-        <w:t xml:space="preserve">existing </w:t>
-      </w:r>
-      <w:r>
-        <w:rPr>
-          <w:sz w:val="24"/>
-          <w:szCs w:val="24"/>
-        </w:rPr>
-        <w:t>index-wise relationships.</w:t>
+        <w:t xml:space="preserve"> in order destroy existing index-wise relationships.</w:t>
       </w:r>
       <w:r>
         <w:rPr>
@@ -15286,7 +14961,99 @@
           <w:sz w:val="24"/>
           <w:szCs w:val="24"/>
         </w:rPr>
-        <w:t>This constitutes the bootstrap distribution.</w:t>
+        <w:t xml:space="preserve">This constitutes the bootstrap distribution. </w:t>
+      </w:r>
+    </w:p>
+    <w:p>
+      <w:pPr>
+        <w:pStyle w:val="p1"/>
+        <w:rPr>
+          <w:sz w:val="24"/>
+          <w:szCs w:val="24"/>
+        </w:rPr>
+      </w:pPr>
+    </w:p>
+    <w:p>
+      <w:pPr>
+        <w:pStyle w:val="p1"/>
+        <w:rPr>
+          <w:sz w:val="24"/>
+          <w:szCs w:val="24"/>
+        </w:rPr>
+      </w:pPr>
+      <w:r>
+        <w:rPr>
+          <w:sz w:val="24"/>
+          <w:szCs w:val="24"/>
+        </w:rPr>
+        <w:t>The logic behind this process is to construct a space in which any positional relationships within the PWM are effectively random. This sets a baseline for whether our results offer signal beyond random background noise. T</w:t>
+      </w:r>
+      <w:r>
+        <w:rPr>
+          <w:sz w:val="24"/>
+          <w:szCs w:val="24"/>
+        </w:rPr>
+        <w:t xml:space="preserve">he original empirical scores are </w:t>
+      </w:r>
+      <w:r>
+        <w:rPr>
+          <w:sz w:val="24"/>
+          <w:szCs w:val="24"/>
+        </w:rPr>
+        <w:t xml:space="preserve">then compared to </w:t>
+      </w:r>
+      <w:r>
+        <w:rPr>
+          <w:sz w:val="24"/>
+          <w:szCs w:val="24"/>
+        </w:rPr>
+        <w:t xml:space="preserve">the </w:t>
+      </w:r>
+      <w:r>
+        <w:rPr>
+          <w:sz w:val="24"/>
+          <w:szCs w:val="24"/>
+        </w:rPr>
+        <w:t xml:space="preserve">bootstrap distribution to compute p-values that denote significance of the results. </w:t>
+      </w:r>
+    </w:p>
+    <w:p>
+      <w:pPr>
+        <w:pStyle w:val="p1"/>
+        <w:rPr>
+          <w:sz w:val="24"/>
+          <w:szCs w:val="24"/>
+        </w:rPr>
+      </w:pPr>
+    </w:p>
+    <w:p>
+      <w:pPr>
+        <w:pStyle w:val="p1"/>
+        <w:rPr>
+          <w:sz w:val="24"/>
+          <w:szCs w:val="24"/>
+        </w:rPr>
+      </w:pPr>
+      <w:r>
+        <w:rPr>
+          <w:sz w:val="24"/>
+          <w:szCs w:val="24"/>
+        </w:rPr>
+        <w:t xml:space="preserve">Below, we see the results of the bootstrap process on the simple example. Intuitively, we expect that many of the shuffled matrices have no diagonal runs greater than or equal to default minimum length 2, leading to a bias towards zero-scores as no runs were found in </w:t>
+      </w:r>
+      <w:r>
+        <w:rPr>
+          <w:sz w:val="24"/>
+          <w:szCs w:val="24"/>
+        </w:rPr>
+        <w:t>most</w:t>
+      </w:r>
+      <w:r>
+        <w:rPr>
+          <w:sz w:val="24"/>
+          <w:szCs w:val="24"/>
+        </w:rPr>
+        <w:t xml:space="preserve"> bootstrap iterations.</w:t>
       </w:r>
       <w:r>
         <w:rPr>
@@ -15295,105 +15062,6 @@
         </w:rPr>
         <w:t xml:space="preserve"> </w:t>
       </w:r>
-    </w:p>
-    <w:p>
-      <w:pPr>
-        <w:pStyle w:val="p1"/>
-        <w:rPr>
-          <w:sz w:val="24"/>
-          <w:szCs w:val="24"/>
-        </w:rPr>
-      </w:pPr>
-    </w:p>
-    <w:p>
-      <w:pPr>
-        <w:pStyle w:val="p1"/>
-        <w:rPr>
-          <w:sz w:val="24"/>
-          <w:szCs w:val="24"/>
-        </w:rPr>
-      </w:pPr>
-      <w:r>
-        <w:rPr>
-          <w:sz w:val="24"/>
-          <w:szCs w:val="24"/>
-        </w:rPr>
-        <w:t>The logic behind this process is to construct a space in which any positional relationships within the PWM are effectively random. This sets a baseline for whether our results offer signal beyond random background noise. T</w:t>
-      </w:r>
-      <w:r>
-        <w:rPr>
-          <w:sz w:val="24"/>
-          <w:szCs w:val="24"/>
-        </w:rPr>
-        <w:t xml:space="preserve">he original empirical scores are </w:t>
-      </w:r>
-      <w:r>
-        <w:rPr>
-          <w:sz w:val="24"/>
-          <w:szCs w:val="24"/>
-        </w:rPr>
-        <w:t xml:space="preserve">then compared to </w:t>
-      </w:r>
-      <w:r>
-        <w:rPr>
-          <w:sz w:val="24"/>
-          <w:szCs w:val="24"/>
-        </w:rPr>
-        <w:t xml:space="preserve">the </w:t>
-      </w:r>
-      <w:r>
-        <w:rPr>
-          <w:sz w:val="24"/>
-          <w:szCs w:val="24"/>
-        </w:rPr>
-        <w:t xml:space="preserve">bootstrap distribution to compute p-values that denote significance of the results. </w:t>
-      </w:r>
-    </w:p>
-    <w:p>
-      <w:pPr>
-        <w:pStyle w:val="p1"/>
-        <w:rPr>
-          <w:sz w:val="24"/>
-          <w:szCs w:val="24"/>
-        </w:rPr>
-      </w:pPr>
-    </w:p>
-    <w:p>
-      <w:pPr>
-        <w:pStyle w:val="p1"/>
-        <w:rPr>
-          <w:sz w:val="24"/>
-          <w:szCs w:val="24"/>
-        </w:rPr>
-      </w:pPr>
-      <w:r>
-        <w:rPr>
-          <w:sz w:val="24"/>
-          <w:szCs w:val="24"/>
-        </w:rPr>
-        <w:t xml:space="preserve">Below, we see the results of the bootstrap process on the simple example. Intuitively, we expect that many of the shuffled matrices have no diagonal runs greater than or equal to default minimum length 2, leading to a bias towards zero-scores as no runs were found in </w:t>
-      </w:r>
-      <w:r>
-        <w:rPr>
-          <w:sz w:val="24"/>
-          <w:szCs w:val="24"/>
-        </w:rPr>
-        <w:t>most</w:t>
-      </w:r>
-      <w:r>
-        <w:rPr>
-          <w:sz w:val="24"/>
-          <w:szCs w:val="24"/>
-        </w:rPr>
-        <w:t xml:space="preserve"> bootstrap iterations.</w:t>
-      </w:r>
-      <w:r>
-        <w:rPr>
-          <w:sz w:val="24"/>
-          <w:szCs w:val="24"/>
-        </w:rPr>
-        <w:t xml:space="preserve"> </w:t>
-      </w:r>
       <w:r>
         <w:rPr>
           <w:sz w:val="24"/>
@@ -15444,16 +15112,19 @@
     <w:p>
       <w:pPr>
         <w:pStyle w:val="p1"/>
-        <w:rPr>
-          <w:sz w:val="24"/>
-          <w:szCs w:val="24"/>
-        </w:rPr>
-      </w:pPr>
-      <w:r>
-        <w:rPr>
-          <w:sz w:val="24"/>
-          <w:szCs w:val="24"/>
-        </w:rPr>
+        <w:jc w:val="center"/>
+        <w:rPr>
+          <w:sz w:val="24"/>
+          <w:szCs w:val="24"/>
+        </w:rPr>
+      </w:pPr>
+      <w:r>
+        <w:rPr>
+          <w:noProof/>
+          <w:sz w:val="24"/>
+          <w:szCs w:val="24"/>
+        </w:rPr>
+        <w:lastRenderedPageBreak/>
         <w:drawing>
           <wp:inline distT="0" distB="0" distL="0" distR="0" wp14:anchorId="2451AF69" wp14:editId="7E2B5C75">
             <wp:extent cx="3496962" cy="2433965"/>
@@ -15494,6 +15165,7 @@
     <w:p>
       <w:pPr>
         <w:pStyle w:val="p1"/>
+        <w:jc w:val="center"/>
         <w:rPr>
           <w:i/>
           <w:iCs/>
@@ -15535,7 +15207,7 @@
           <w:sz w:val="24"/>
           <w:szCs w:val="24"/>
         </w:rPr>
-        <w:t xml:space="preserve">the PIC-JSD shuffled space. </w:t>
+        <w:t>the PIC-JSD shuffled space.</w:t>
       </w:r>
     </w:p>
     <w:p>
@@ -15626,6 +15298,7 @@
     <w:p>
       <w:pPr>
         <w:pStyle w:val="p1"/>
+        <w:jc w:val="center"/>
         <w:rPr>
           <w:noProof/>
         </w:rPr>
@@ -15634,7 +15307,6 @@
         <w:rPr>
           <w:noProof/>
         </w:rPr>
-        <w:lastRenderedPageBreak/>
         <w:drawing>
           <wp:inline distT="0" distB="0" distL="0" distR="0" wp14:anchorId="46AABE6D" wp14:editId="7B3595FD">
             <wp:extent cx="2268782" cy="2068257"/>
@@ -15675,12 +15347,6 @@
         <w:rPr>
           <w:noProof/>
         </w:rPr>
-        <w:t xml:space="preserve"> </w:t>
-      </w:r>
-      <w:r>
-        <w:rPr>
-          <w:noProof/>
-        </w:rPr>
         <w:drawing>
           <wp:inline distT="0" distB="0" distL="0" distR="0" wp14:anchorId="4F94E048" wp14:editId="16E3E257">
             <wp:extent cx="2930209" cy="2068881"/>
@@ -15721,6 +15387,7 @@
     <w:p>
       <w:pPr>
         <w:pStyle w:val="p1"/>
+        <w:jc w:val="center"/>
         <w:rPr>
           <w:noProof/>
         </w:rPr>
@@ -15741,7 +15408,7 @@
         <w:rPr>
           <w:noProof/>
         </w:rPr>
-        <w:t xml:space="preserve">: An inverse or palindromic search executed on the same simple example. </w:t>
+        <w:t>: An inverse or palindromic search executed on the same simple example.</w:t>
       </w:r>
     </w:p>
     <w:p>
@@ -15963,7 +15630,7 @@
           <w:sz w:val="24"/>
           <w:szCs w:val="24"/>
         </w:rPr>
-        <w:t xml:space="preserve">Evaluation </w:t>
+        <w:t xml:space="preserve">Result </w:t>
       </w:r>
       <w:r>
         <w:rPr>
@@ -15972,7 +15639,16 @@
           <w:sz w:val="24"/>
           <w:szCs w:val="24"/>
         </w:rPr>
-        <w:t>Methods for Results</w:t>
+        <w:t xml:space="preserve">Evaluation </w:t>
+      </w:r>
+      <w:r>
+        <w:rPr>
+          <w:i/>
+          <w:iCs/>
+          <w:sz w:val="24"/>
+          <w:szCs w:val="24"/>
+        </w:rPr>
+        <w:t>Methods</w:t>
       </w:r>
     </w:p>
     <w:p>
@@ -16246,7 +15922,21 @@
           <w:sz w:val="24"/>
           <w:szCs w:val="24"/>
         </w:rPr>
-        <w:t xml:space="preserve">Prior to discussing performance of results, understanding the behavior of the thresholding parameters was necessary to select the optimal tuning. </w:t>
+        <w:t xml:space="preserve">Prior to discussing performance of results, understanding the behavior of the thresholding parameters </w:t>
+      </w:r>
+      <w:r>
+        <w:rPr>
+          <w:sz w:val="24"/>
+          <w:szCs w:val="24"/>
+        </w:rPr>
+        <w:t>is</w:t>
+      </w:r>
+      <w:r>
+        <w:rPr>
+          <w:sz w:val="24"/>
+          <w:szCs w:val="24"/>
+        </w:rPr>
+        <w:t xml:space="preserve"> necessary to select the optimal tuning. </w:t>
       </w:r>
       <w:r>
         <w:rPr>
@@ -16288,7 +15978,14 @@
           <w:sz w:val="24"/>
           <w:szCs w:val="24"/>
         </w:rPr>
-        <w:t xml:space="preserve"> and discuss impact to result quality</w:t>
+        <w:t xml:space="preserve"> and discuss impact to result</w:t>
+      </w:r>
+      <w:r>
+        <w:rPr>
+          <w:sz w:val="24"/>
+          <w:szCs w:val="24"/>
+        </w:rPr>
+        <w:t>s</w:t>
       </w:r>
       <w:r>
         <w:rPr>
@@ -16316,14 +16013,28 @@
           <w:sz w:val="24"/>
           <w:szCs w:val="24"/>
         </w:rPr>
-        <w:t>representation of result quality. As the DRIPPY algorithm is greedy, a statistically significant result sometimes result</w:t>
-      </w:r>
-      <w:r>
-        <w:rPr>
-          <w:sz w:val="24"/>
-          <w:szCs w:val="24"/>
-        </w:rPr>
-        <w:t xml:space="preserve">s </w:t>
+        <w:t xml:space="preserve">representation of result quality. As the DRIPPY algorithm is greedy, a statistically significant result </w:t>
+      </w:r>
+      <w:r>
+        <w:rPr>
+          <w:sz w:val="24"/>
+          <w:szCs w:val="24"/>
+        </w:rPr>
+        <w:t xml:space="preserve">can </w:t>
+      </w:r>
+      <w:r>
+        <w:rPr>
+          <w:sz w:val="24"/>
+          <w:szCs w:val="24"/>
+        </w:rPr>
+        <w:t>sometimes result</w:t>
+      </w:r>
+      <w:r>
+        <w:rPr>
+          <w:sz w:val="24"/>
+          <w:szCs w:val="24"/>
+        </w:rPr>
+        <w:t xml:space="preserve"> </w:t>
       </w:r>
       <w:r>
         <w:rPr>
@@ -16344,7 +16055,49 @@
           <w:sz w:val="24"/>
           <w:szCs w:val="24"/>
         </w:rPr>
-        <w:t xml:space="preserve">output, e.g. the pipeline might report a significant DR as GTCC-GTCA, with a mismatch at the last position due to </w:t>
+        <w:t>output</w:t>
+      </w:r>
+      <w:r>
+        <w:rPr>
+          <w:sz w:val="24"/>
+          <w:szCs w:val="24"/>
+        </w:rPr>
+        <w:t>s</w:t>
+      </w:r>
+      <w:r>
+        <w:rPr>
+          <w:sz w:val="24"/>
+          <w:szCs w:val="24"/>
+        </w:rPr>
+        <w:t xml:space="preserve">, e.g. the pipeline might </w:t>
+      </w:r>
+      <w:r>
+        <w:rPr>
+          <w:sz w:val="24"/>
+          <w:szCs w:val="24"/>
+        </w:rPr>
+        <w:t xml:space="preserve">identify </w:t>
+      </w:r>
+      <w:r>
+        <w:rPr>
+          <w:sz w:val="24"/>
+          <w:szCs w:val="24"/>
+        </w:rPr>
+        <w:t xml:space="preserve">a </w:t>
+      </w:r>
+      <w:r>
+        <w:rPr>
+          <w:sz w:val="24"/>
+          <w:szCs w:val="24"/>
+        </w:rPr>
+        <w:t xml:space="preserve">highly </w:t>
+      </w:r>
+      <w:r>
+        <w:rPr>
+          <w:sz w:val="24"/>
+          <w:szCs w:val="24"/>
+        </w:rPr>
+        <w:t xml:space="preserve">significant DR as GTCC-GTCA, with a mismatch at the last position due to </w:t>
       </w:r>
       <w:r>
         <w:rPr>
@@ -16358,7 +16111,21 @@
           <w:sz w:val="24"/>
           <w:szCs w:val="24"/>
         </w:rPr>
-        <w:t xml:space="preserve"> (i.e., at the fourth position, A and C might be equally likely)</w:t>
+        <w:t xml:space="preserve"> (i.e., at the fourth position, A and C might be equally </w:t>
+      </w:r>
+      <w:r>
+        <w:rPr>
+          <w:sz w:val="24"/>
+          <w:szCs w:val="24"/>
+        </w:rPr>
+        <w:t>probable</w:t>
+      </w:r>
+      <w:r>
+        <w:rPr>
+          <w:sz w:val="24"/>
+          <w:szCs w:val="24"/>
+        </w:rPr>
+        <w:t>)</w:t>
       </w:r>
       <w:r>
         <w:rPr>
@@ -16379,7 +16146,21 @@
           <w:sz w:val="24"/>
           <w:szCs w:val="24"/>
         </w:rPr>
-        <w:t xml:space="preserve">each member of </w:t>
+        <w:t xml:space="preserve">each </w:t>
+      </w:r>
+      <w:r>
+        <w:rPr>
+          <w:sz w:val="24"/>
+          <w:szCs w:val="24"/>
+        </w:rPr>
+        <w:t xml:space="preserve">comprising </w:t>
+      </w:r>
+      <w:r>
+        <w:rPr>
+          <w:sz w:val="24"/>
+          <w:szCs w:val="24"/>
+        </w:rPr>
+        <w:t xml:space="preserve">member of </w:t>
       </w:r>
       <w:r>
         <w:rPr>
@@ -16393,7 +16174,7 @@
           <w:sz w:val="24"/>
           <w:szCs w:val="24"/>
         </w:rPr>
-        <w:t>phrase</w:t>
+        <w:t>candidate</w:t>
       </w:r>
       <w:r>
         <w:rPr>
@@ -16434,13 +16215,609 @@
         </w:rPr>
         <w:t xml:space="preserve"> in classical machine learning ROC and precision-</w:t>
       </w:r>
+      <w:r>
+        <w:rPr>
+          <w:sz w:val="24"/>
+          <w:szCs w:val="24"/>
+        </w:rPr>
+        <w:t>recall</w:t>
+      </w:r>
+      <w:r>
+        <w:rPr>
+          <w:sz w:val="24"/>
+          <w:szCs w:val="24"/>
+        </w:rPr>
+        <w:t xml:space="preserve"> terms</w:t>
+      </w:r>
+      <w:r>
+        <w:rPr>
+          <w:sz w:val="24"/>
+          <w:szCs w:val="24"/>
+        </w:rPr>
+        <w:t xml:space="preserve">. </w:t>
+      </w:r>
+      <w:r>
+        <w:rPr>
+          <w:sz w:val="24"/>
+          <w:szCs w:val="24"/>
+        </w:rPr>
+        <w:t xml:space="preserve">For the CollecTF dataset, we have complete label coverage for whether the observations </w:t>
+      </w:r>
+      <w:r>
+        <w:rPr>
+          <w:sz w:val="24"/>
+          <w:szCs w:val="24"/>
+        </w:rPr>
+        <w:t xml:space="preserve">should be </w:t>
+      </w:r>
+      <w:r>
+        <w:rPr>
+          <w:sz w:val="24"/>
+          <w:szCs w:val="24"/>
+        </w:rPr>
+        <w:t>DR or IR</w:t>
+      </w:r>
+      <w:r>
+        <w:rPr>
+          <w:sz w:val="24"/>
+          <w:szCs w:val="24"/>
+        </w:rPr>
+        <w:t xml:space="preserve">. DRIPPY </w:t>
+      </w:r>
+      <w:r>
+        <w:rPr>
+          <w:sz w:val="24"/>
+          <w:szCs w:val="24"/>
+        </w:rPr>
+        <w:t xml:space="preserve">was </w:t>
+      </w:r>
+      <w:r>
+        <w:rPr>
+          <w:sz w:val="24"/>
+          <w:szCs w:val="24"/>
+        </w:rPr>
+        <w:t xml:space="preserve">run on the full data set, which results in </w:t>
+      </w:r>
+      <w:r>
+        <w:rPr>
+          <w:sz w:val="24"/>
+          <w:szCs w:val="24"/>
+        </w:rPr>
+        <w:t xml:space="preserve">multiple DR and IR </w:t>
+      </w:r>
+      <w:r>
+        <w:rPr>
+          <w:sz w:val="24"/>
+          <w:szCs w:val="24"/>
+        </w:rPr>
+        <w:t xml:space="preserve">candidates </w:t>
+      </w:r>
+      <w:r>
+        <w:rPr>
+          <w:sz w:val="24"/>
+          <w:szCs w:val="24"/>
+        </w:rPr>
+        <w:t xml:space="preserve">per combination of species and UniProtID. The full </w:t>
+      </w:r>
+      <w:r>
+        <w:rPr>
+          <w:sz w:val="24"/>
+          <w:szCs w:val="24"/>
+        </w:rPr>
+        <w:t xml:space="preserve">output </w:t>
+      </w:r>
+      <w:r>
+        <w:rPr>
+          <w:sz w:val="24"/>
+          <w:szCs w:val="24"/>
+        </w:rPr>
+        <w:t>dataset</w:t>
+      </w:r>
+      <w:r>
+        <w:rPr>
+          <w:sz w:val="24"/>
+          <w:szCs w:val="24"/>
+        </w:rPr>
+        <w:t>s for each percentile threshold</w:t>
+      </w:r>
+      <w:r>
+        <w:rPr>
+          <w:sz w:val="24"/>
+          <w:szCs w:val="24"/>
+        </w:rPr>
+        <w:t xml:space="preserve"> will return all found </w:t>
+      </w:r>
+      <w:r>
+        <w:rPr>
+          <w:sz w:val="24"/>
+          <w:szCs w:val="24"/>
+        </w:rPr>
+        <w:t xml:space="preserve">motif </w:t>
+      </w:r>
+      <w:r>
+        <w:rPr>
+          <w:sz w:val="24"/>
+          <w:szCs w:val="24"/>
+        </w:rPr>
+        <w:t>candidates</w:t>
+      </w:r>
+      <w:r>
+        <w:rPr>
+          <w:sz w:val="24"/>
+          <w:szCs w:val="24"/>
+        </w:rPr>
+        <w:t>, whether significant or not</w:t>
+      </w:r>
+      <w:r>
+        <w:rPr>
+          <w:sz w:val="24"/>
+          <w:szCs w:val="24"/>
+        </w:rPr>
+        <w:t xml:space="preserve"> under the bootstrap distribution</w:t>
+      </w:r>
+      <w:r>
+        <w:rPr>
+          <w:sz w:val="24"/>
+          <w:szCs w:val="24"/>
+        </w:rPr>
+        <w:t xml:space="preserve">. </w:t>
+      </w:r>
+      <w:r>
+        <w:rPr>
+          <w:sz w:val="24"/>
+          <w:szCs w:val="24"/>
+        </w:rPr>
+        <w:t xml:space="preserve">This data was then </w:t>
+      </w:r>
+      <w:r>
+        <w:rPr>
+          <w:sz w:val="24"/>
+          <w:szCs w:val="24"/>
+        </w:rPr>
+        <w:t xml:space="preserve">aggregated </w:t>
+      </w:r>
+      <w:r>
+        <w:rPr>
+          <w:sz w:val="24"/>
+          <w:szCs w:val="24"/>
+        </w:rPr>
+        <w:t xml:space="preserve">so that the </w:t>
+      </w:r>
+      <w:r>
+        <w:rPr>
+          <w:sz w:val="24"/>
+          <w:szCs w:val="24"/>
+        </w:rPr>
+        <w:t xml:space="preserve">best </w:t>
+      </w:r>
+      <w:r>
+        <w:rPr>
+          <w:sz w:val="24"/>
+          <w:szCs w:val="24"/>
+        </w:rPr>
+        <w:t>candidates for the direct and inverted searches were found</w:t>
+      </w:r>
+      <w:r>
+        <w:rPr>
+          <w:sz w:val="24"/>
+          <w:szCs w:val="24"/>
+        </w:rPr>
+        <w:t xml:space="preserve"> (i.e. the candidates with the lowest p-value for DR and IR search results)</w:t>
+      </w:r>
+      <w:r>
+        <w:rPr>
+          <w:sz w:val="24"/>
+          <w:szCs w:val="24"/>
+        </w:rPr>
+        <w:t xml:space="preserve">, </w:t>
+      </w:r>
+      <w:r>
+        <w:rPr>
+          <w:sz w:val="24"/>
+          <w:szCs w:val="24"/>
+        </w:rPr>
+        <w:t>resulting in two p-values for each observation</w:t>
+      </w:r>
+      <w:r>
+        <w:rPr>
+          <w:sz w:val="24"/>
+          <w:szCs w:val="24"/>
+        </w:rPr>
+        <w:t>, unless no candidates</w:t>
+      </w:r>
+      <w:r>
+        <w:rPr>
+          <w:sz w:val="24"/>
+          <w:szCs w:val="24"/>
+        </w:rPr>
+        <w:t xml:space="preserve"> of at least length 2 </w:t>
+      </w:r>
+      <w:r>
+        <w:rPr>
+          <w:sz w:val="24"/>
+          <w:szCs w:val="24"/>
+        </w:rPr>
+        <w:t>were found at all</w:t>
+      </w:r>
+      <w:r>
+        <w:rPr>
+          <w:sz w:val="24"/>
+          <w:szCs w:val="24"/>
+        </w:rPr>
+        <w:t xml:space="preserve">.  </w:t>
+      </w:r>
+    </w:p>
+    <w:p>
+      <w:pPr>
+        <w:pStyle w:val="p1"/>
+        <w:rPr>
+          <w:sz w:val="24"/>
+          <w:szCs w:val="24"/>
+        </w:rPr>
+      </w:pPr>
+    </w:p>
+    <w:p>
+      <w:pPr>
+        <w:pStyle w:val="p1"/>
+        <w:rPr>
+          <w:sz w:val="24"/>
+          <w:szCs w:val="24"/>
+        </w:rPr>
+      </w:pPr>
+      <w:r>
+        <w:rPr>
+          <w:sz w:val="24"/>
+          <w:szCs w:val="24"/>
+        </w:rPr>
+        <w:t xml:space="preserve">We </w:t>
+      </w:r>
+      <w:r>
+        <w:rPr>
+          <w:sz w:val="24"/>
+          <w:szCs w:val="24"/>
+        </w:rPr>
+        <w:t xml:space="preserve">then </w:t>
+      </w:r>
+      <w:r>
+        <w:rPr>
+          <w:sz w:val="24"/>
+          <w:szCs w:val="24"/>
+        </w:rPr>
+        <w:t xml:space="preserve">computed </w:t>
+      </w:r>
+      <w:r>
+        <w:rPr>
+          <w:sz w:val="24"/>
+          <w:szCs w:val="24"/>
+        </w:rPr>
+        <w:t xml:space="preserve">two sets of </w:t>
+      </w:r>
+      <w:r>
+        <w:rPr>
+          <w:sz w:val="24"/>
+          <w:szCs w:val="24"/>
+        </w:rPr>
+        <w:t>ROC and PR curves</w:t>
+      </w:r>
+      <w:r>
+        <w:rPr>
+          <w:sz w:val="24"/>
+          <w:szCs w:val="24"/>
+        </w:rPr>
+        <w:t xml:space="preserve"> (“component” and “system” curves)</w:t>
+      </w:r>
+      <w:r>
+        <w:rPr>
+          <w:sz w:val="24"/>
+          <w:szCs w:val="24"/>
+        </w:rPr>
+        <w:t xml:space="preserve">, with the scoring metric being an inverted p-value (1 – p-value). </w:t>
+      </w:r>
+      <w:r>
+        <w:rPr>
+          <w:sz w:val="24"/>
+          <w:szCs w:val="24"/>
+        </w:rPr>
+        <w:t xml:space="preserve">The first </w:t>
+      </w:r>
+      <w:r>
+        <w:rPr>
+          <w:sz w:val="24"/>
+          <w:szCs w:val="24"/>
+        </w:rPr>
+        <w:t xml:space="preserve">component </w:t>
+      </w:r>
+      <w:r>
+        <w:rPr>
+          <w:sz w:val="24"/>
+          <w:szCs w:val="24"/>
+        </w:rPr>
+        <w:t xml:space="preserve">set of </w:t>
+      </w:r>
+      <w:r>
+        <w:rPr>
+          <w:sz w:val="24"/>
+          <w:szCs w:val="24"/>
+        </w:rPr>
+        <w:t xml:space="preserve">ROC and PR </w:t>
+      </w:r>
+      <w:r>
+        <w:rPr>
+          <w:sz w:val="24"/>
+          <w:szCs w:val="24"/>
+        </w:rPr>
+        <w:t xml:space="preserve">curves was plotted </w:t>
+      </w:r>
+      <w:r>
+        <w:rPr>
+          <w:sz w:val="24"/>
+          <w:szCs w:val="24"/>
+        </w:rPr>
+        <w:t>for the aggregated data</w:t>
+      </w:r>
+      <w:r>
+        <w:rPr>
+          <w:sz w:val="24"/>
+          <w:szCs w:val="24"/>
+        </w:rPr>
+        <w:t xml:space="preserve"> to </w:t>
+      </w:r>
+      <w:r>
+        <w:rPr>
+          <w:sz w:val="24"/>
+          <w:szCs w:val="24"/>
+        </w:rPr>
+        <w:t xml:space="preserve">separately </w:t>
+      </w:r>
+      <w:r>
+        <w:rPr>
+          <w:sz w:val="24"/>
+          <w:szCs w:val="24"/>
+        </w:rPr>
+        <w:t>evaluate the performance of the direct and inverse search</w:t>
+      </w:r>
+      <w:r>
+        <w:rPr>
+          <w:sz w:val="24"/>
+          <w:szCs w:val="24"/>
+        </w:rPr>
+        <w:t xml:space="preserve"> processes</w:t>
+      </w:r>
+      <w:r>
+        <w:rPr>
+          <w:sz w:val="24"/>
+          <w:szCs w:val="24"/>
+        </w:rPr>
+        <w:t xml:space="preserve">. </w:t>
+      </w:r>
+      <w:r>
+        <w:rPr>
+          <w:sz w:val="24"/>
+          <w:szCs w:val="24"/>
+        </w:rPr>
+        <w:t xml:space="preserve">As the DR and IR search can be considered two entirely independent runs of </w:t>
+      </w:r>
+      <w:r>
+        <w:rPr>
+          <w:sz w:val="24"/>
+          <w:szCs w:val="24"/>
+        </w:rPr>
+        <w:t xml:space="preserve">the </w:t>
+      </w:r>
+      <w:r>
+        <w:rPr>
+          <w:sz w:val="24"/>
+          <w:szCs w:val="24"/>
+        </w:rPr>
+        <w:t xml:space="preserve">search algorithm, the ROC and PR curves plot the performance of both separately. </w:t>
+      </w:r>
+      <w:r>
+        <w:rPr>
+          <w:sz w:val="24"/>
+          <w:szCs w:val="24"/>
+        </w:rPr>
+        <w:t xml:space="preserve">This allows us to compare whether the DRIPPY pipeline is more performant on DR or IR patterns, understanding these as two separate components. </w:t>
+      </w:r>
+    </w:p>
+    <w:p>
+      <w:pPr>
+        <w:pStyle w:val="p1"/>
+        <w:rPr>
+          <w:sz w:val="24"/>
+          <w:szCs w:val="24"/>
+        </w:rPr>
+      </w:pPr>
+    </w:p>
+    <w:p>
+      <w:pPr>
+        <w:pStyle w:val="p1"/>
+        <w:rPr>
+          <w:sz w:val="24"/>
+          <w:szCs w:val="24"/>
+        </w:rPr>
+      </w:pPr>
+      <w:r>
+        <w:rPr>
+          <w:sz w:val="24"/>
+          <w:szCs w:val="24"/>
+        </w:rPr>
+        <w:t>Secondly</w:t>
+      </w:r>
+      <w:r>
+        <w:rPr>
+          <w:sz w:val="24"/>
+          <w:szCs w:val="24"/>
+        </w:rPr>
+        <w:t xml:space="preserve">, </w:t>
+      </w:r>
+      <w:r>
+        <w:rPr>
+          <w:sz w:val="24"/>
+          <w:szCs w:val="24"/>
+        </w:rPr>
+        <w:t xml:space="preserve">we </w:t>
+      </w:r>
+      <w:r>
+        <w:rPr>
+          <w:sz w:val="24"/>
+          <w:szCs w:val="24"/>
+        </w:rPr>
+        <w:t xml:space="preserve">applied </w:t>
+      </w:r>
+      <w:r>
+        <w:rPr>
+          <w:sz w:val="24"/>
+          <w:szCs w:val="24"/>
+        </w:rPr>
+        <w:t xml:space="preserve">a simple “winner takes all” heuristic </w:t>
+      </w:r>
+      <w:r>
+        <w:rPr>
+          <w:sz w:val="24"/>
+          <w:szCs w:val="24"/>
+        </w:rPr>
+        <w:t>to combine both search</w:t>
+      </w:r>
+      <w:r>
+        <w:rPr>
+          <w:sz w:val="24"/>
+          <w:szCs w:val="24"/>
+        </w:rPr>
+        <w:t xml:space="preserve"> results and evaluate them holistically</w:t>
+      </w:r>
+      <w:r>
+        <w:rPr>
+          <w:sz w:val="24"/>
+          <w:szCs w:val="24"/>
+        </w:rPr>
+        <w:t xml:space="preserve"> as a system</w:t>
+      </w:r>
+      <w:r>
+        <w:rPr>
+          <w:sz w:val="24"/>
+          <w:szCs w:val="24"/>
+        </w:rPr>
+        <w:t xml:space="preserve">: for </w:t>
+      </w:r>
+      <w:r>
+        <w:rPr>
+          <w:sz w:val="24"/>
+          <w:szCs w:val="24"/>
+        </w:rPr>
+        <w:t>each pair of direct and inverse search result</w:t>
+      </w:r>
+      <w:r>
+        <w:rPr>
+          <w:sz w:val="24"/>
+          <w:szCs w:val="24"/>
+        </w:rPr>
+        <w:t>s</w:t>
+      </w:r>
+      <w:r>
+        <w:rPr>
+          <w:sz w:val="24"/>
+          <w:szCs w:val="24"/>
+        </w:rPr>
+        <w:t xml:space="preserve"> for </w:t>
+      </w:r>
+      <w:r>
+        <w:rPr>
+          <w:sz w:val="24"/>
+          <w:szCs w:val="24"/>
+        </w:rPr>
+        <w:t xml:space="preserve">the same </w:t>
+      </w:r>
+      <w:r>
+        <w:rPr>
+          <w:sz w:val="24"/>
+          <w:szCs w:val="24"/>
+        </w:rPr>
+        <w:t xml:space="preserve">observation, whichever result had the lowest p-value was considered the </w:t>
+      </w:r>
+      <w:r>
+        <w:rPr>
+          <w:sz w:val="24"/>
+          <w:szCs w:val="24"/>
+        </w:rPr>
+        <w:t xml:space="preserve">best </w:t>
+      </w:r>
+      <w:r>
+        <w:rPr>
+          <w:sz w:val="24"/>
+          <w:szCs w:val="24"/>
+        </w:rPr>
+        <w:t xml:space="preserve">conclusion of the DRIPPY </w:t>
+      </w:r>
+      <w:r>
+        <w:rPr>
+          <w:sz w:val="24"/>
+          <w:szCs w:val="24"/>
+        </w:rPr>
+        <w:t>process</w:t>
+      </w:r>
+      <w:r>
+        <w:rPr>
+          <w:sz w:val="24"/>
+          <w:szCs w:val="24"/>
+        </w:rPr>
+        <w:t>, and the other was set to zero</w:t>
+      </w:r>
+      <w:r>
+        <w:rPr>
+          <w:sz w:val="24"/>
+          <w:szCs w:val="24"/>
+        </w:rPr>
+        <w:t xml:space="preserve">. </w:t>
+      </w:r>
+      <w:r>
+        <w:rPr>
+          <w:sz w:val="24"/>
+          <w:szCs w:val="24"/>
+        </w:rPr>
+        <w:t xml:space="preserve">This </w:t>
+      </w:r>
+      <w:r>
+        <w:rPr>
+          <w:sz w:val="24"/>
+          <w:szCs w:val="24"/>
+        </w:rPr>
+        <w:t xml:space="preserve">reflects </w:t>
+      </w:r>
+      <w:r>
+        <w:rPr>
+          <w:sz w:val="24"/>
+          <w:szCs w:val="24"/>
+        </w:rPr>
+        <w:t xml:space="preserve">the classification results </w:t>
+      </w:r>
+      <w:r>
+        <w:rPr>
+          <w:sz w:val="24"/>
+          <w:szCs w:val="24"/>
+        </w:rPr>
+        <w:t xml:space="preserve">as </w:t>
+      </w:r>
+      <w:r>
+        <w:rPr>
+          <w:sz w:val="24"/>
+          <w:szCs w:val="24"/>
+        </w:rPr>
+        <w:t xml:space="preserve">a One-vs-Rest </w:t>
+      </w:r>
+      <w:r>
+        <w:rPr>
+          <w:sz w:val="24"/>
+          <w:szCs w:val="24"/>
+        </w:rPr>
+        <w:t>(</w:t>
+      </w:r>
       <w:proofErr w:type="spellStart"/>
       <w:r>
         <w:rPr>
           <w:sz w:val="24"/>
           <w:szCs w:val="24"/>
         </w:rPr>
-        <w:t>reccal</w:t>
+        <w:t>OvR</w:t>
       </w:r>
       <w:proofErr w:type="spellEnd"/>
       <w:r>
@@ -16448,7 +16825,46 @@
           <w:sz w:val="24"/>
           <w:szCs w:val="24"/>
         </w:rPr>
-        <w:t xml:space="preserve"> terms</w:t>
+        <w:t xml:space="preserve">) </w:t>
+      </w:r>
+      <w:r>
+        <w:rPr>
+          <w:sz w:val="24"/>
+          <w:szCs w:val="24"/>
+        </w:rPr>
+        <w:t xml:space="preserve">space, as the classifier must distinguish between DR, IR, or insignificant classes. </w:t>
+      </w:r>
+      <w:r>
+        <w:rPr>
+          <w:sz w:val="24"/>
+          <w:szCs w:val="24"/>
+        </w:rPr>
+        <w:t xml:space="preserve">We then plotted another ROC and PR curve for this result. </w:t>
+      </w:r>
+    </w:p>
+    <w:p>
+      <w:pPr>
+        <w:pStyle w:val="p1"/>
+        <w:rPr>
+          <w:sz w:val="24"/>
+          <w:szCs w:val="24"/>
+        </w:rPr>
+      </w:pPr>
+    </w:p>
+    <w:p>
+      <w:pPr>
+        <w:pStyle w:val="p1"/>
+        <w:rPr>
+          <w:sz w:val="24"/>
+          <w:szCs w:val="24"/>
+        </w:rPr>
+      </w:pPr>
+      <w:r>
+        <w:rPr>
+          <w:sz w:val="24"/>
+          <w:szCs w:val="24"/>
+        </w:rPr>
+        <w:t>We also evaluated confusion matrices based on different p-value cutoffs for search results</w:t>
       </w:r>
       <w:r>
         <w:rPr>
@@ -16462,418 +16878,67 @@
           <w:sz w:val="24"/>
           <w:szCs w:val="24"/>
         </w:rPr>
-        <w:t xml:space="preserve">For the CollecTF dataset, we have complete label coverage for whether the observations </w:t>
-      </w:r>
-      <w:r>
-        <w:rPr>
-          <w:sz w:val="24"/>
-          <w:szCs w:val="24"/>
-        </w:rPr>
-        <w:t xml:space="preserve">should be </w:t>
-      </w:r>
-      <w:r>
-        <w:rPr>
-          <w:sz w:val="24"/>
-          <w:szCs w:val="24"/>
-        </w:rPr>
-        <w:t>DR or IR</w:t>
-      </w:r>
-      <w:r>
-        <w:rPr>
-          <w:sz w:val="24"/>
-          <w:szCs w:val="24"/>
-        </w:rPr>
-        <w:t xml:space="preserve">. DRIPPY </w:t>
-      </w:r>
-      <w:r>
-        <w:rPr>
-          <w:sz w:val="24"/>
-          <w:szCs w:val="24"/>
-        </w:rPr>
-        <w:t xml:space="preserve">was </w:t>
-      </w:r>
-      <w:r>
-        <w:rPr>
-          <w:sz w:val="24"/>
-          <w:szCs w:val="24"/>
-        </w:rPr>
-        <w:t>run on the full data set, which results in at least two observations per combination of species and UniProtID. The full resulting dataset</w:t>
-      </w:r>
-      <w:r>
-        <w:rPr>
-          <w:sz w:val="24"/>
-          <w:szCs w:val="24"/>
-        </w:rPr>
-        <w:t>s for each percentile threshold</w:t>
-      </w:r>
-      <w:r>
-        <w:rPr>
-          <w:sz w:val="24"/>
-          <w:szCs w:val="24"/>
-        </w:rPr>
-        <w:t xml:space="preserve"> will return all found </w:t>
-      </w:r>
-      <w:r>
-        <w:rPr>
-          <w:sz w:val="24"/>
-          <w:szCs w:val="24"/>
-        </w:rPr>
-        <w:t xml:space="preserve">motif </w:t>
-      </w:r>
-      <w:r>
-        <w:rPr>
-          <w:sz w:val="24"/>
-          <w:szCs w:val="24"/>
-        </w:rPr>
-        <w:t>candidates</w:t>
-      </w:r>
-      <w:r>
-        <w:rPr>
-          <w:sz w:val="24"/>
-          <w:szCs w:val="24"/>
-        </w:rPr>
-        <w:t>, whether significant or not</w:t>
-      </w:r>
-      <w:r>
-        <w:rPr>
-          <w:sz w:val="24"/>
-          <w:szCs w:val="24"/>
-        </w:rPr>
-        <w:t xml:space="preserve"> under the bootstrap </w:t>
-      </w:r>
+        <w:t xml:space="preserve">The classical </w:t>
+      </w:r>
+      <w:r>
+        <w:rPr>
+          <w:sz w:val="24"/>
+          <w:szCs w:val="24"/>
+        </w:rPr>
+        <w:t>p &lt;</w:t>
+      </w:r>
+      <w:r>
+        <w:rPr>
+          <w:sz w:val="24"/>
+          <w:szCs w:val="24"/>
+        </w:rPr>
+        <w:t>=</w:t>
+      </w:r>
+      <w:r>
+        <w:rPr>
+          <w:sz w:val="24"/>
+          <w:szCs w:val="24"/>
+        </w:rPr>
+        <w:t xml:space="preserve"> 0.05 cutoff was used to produce inference from the DRIPPY pipeline and evaluate the </w:t>
+      </w:r>
+      <w:r>
+        <w:rPr>
+          <w:sz w:val="24"/>
+          <w:szCs w:val="24"/>
+        </w:rPr>
+        <w:t xml:space="preserve">precision-recall </w:t>
+      </w:r>
+      <w:r>
+        <w:rPr>
+          <w:sz w:val="24"/>
+          <w:szCs w:val="24"/>
+        </w:rPr>
+        <w:t xml:space="preserve">results, but we also use Youden’s J-statistic to find the optimizing cutoff and evaluate error rates this way. </w:t>
+      </w:r>
+    </w:p>
+    <w:p>
+      <w:pPr>
+        <w:pStyle w:val="p1"/>
+        <w:rPr>
+          <w:sz w:val="24"/>
+          <w:szCs w:val="24"/>
+        </w:rPr>
+      </w:pPr>
+    </w:p>
+    <w:p>
+      <w:pPr>
+        <w:pStyle w:val="p1"/>
+        <w:rPr>
+          <w:sz w:val="24"/>
+          <w:szCs w:val="24"/>
+        </w:rPr>
+      </w:pPr>
       <w:r>
         <w:rPr>
           <w:sz w:val="24"/>
           <w:szCs w:val="24"/>
         </w:rPr>
         <w:lastRenderedPageBreak/>
-        <w:t>distribution</w:t>
-      </w:r>
-      <w:r>
-        <w:rPr>
-          <w:sz w:val="24"/>
-          <w:szCs w:val="24"/>
-        </w:rPr>
-        <w:t xml:space="preserve">. </w:t>
-      </w:r>
-      <w:r>
-        <w:rPr>
-          <w:sz w:val="24"/>
-          <w:szCs w:val="24"/>
-        </w:rPr>
-        <w:t xml:space="preserve">This data was then </w:t>
-      </w:r>
-      <w:r>
-        <w:rPr>
-          <w:sz w:val="24"/>
-          <w:szCs w:val="24"/>
-        </w:rPr>
-        <w:t xml:space="preserve">aggregated </w:t>
-      </w:r>
-      <w:r>
-        <w:rPr>
-          <w:sz w:val="24"/>
-          <w:szCs w:val="24"/>
-        </w:rPr>
-        <w:t xml:space="preserve">so that the </w:t>
-      </w:r>
-      <w:r>
-        <w:rPr>
-          <w:sz w:val="24"/>
-          <w:szCs w:val="24"/>
-        </w:rPr>
-        <w:t xml:space="preserve">top </w:t>
-      </w:r>
-      <w:r>
-        <w:rPr>
-          <w:sz w:val="24"/>
-          <w:szCs w:val="24"/>
-        </w:rPr>
-        <w:t xml:space="preserve">candidates for the direct and inverted searches were found, </w:t>
-      </w:r>
-      <w:r>
-        <w:rPr>
-          <w:sz w:val="24"/>
-          <w:szCs w:val="24"/>
-        </w:rPr>
-        <w:t xml:space="preserve">resulting in two p-values for each observation.  </w:t>
-      </w:r>
-    </w:p>
-    <w:p>
-      <w:pPr>
-        <w:pStyle w:val="p1"/>
-        <w:rPr>
-          <w:sz w:val="24"/>
-          <w:szCs w:val="24"/>
-        </w:rPr>
-      </w:pPr>
-    </w:p>
-    <w:p>
-      <w:pPr>
-        <w:pStyle w:val="p1"/>
-        <w:rPr>
-          <w:sz w:val="24"/>
-          <w:szCs w:val="24"/>
-        </w:rPr>
-      </w:pPr>
-      <w:r>
-        <w:rPr>
-          <w:sz w:val="24"/>
-          <w:szCs w:val="24"/>
-        </w:rPr>
-        <w:t xml:space="preserve">We </w:t>
-      </w:r>
-      <w:r>
-        <w:rPr>
-          <w:sz w:val="24"/>
-          <w:szCs w:val="24"/>
-        </w:rPr>
-        <w:t xml:space="preserve">then </w:t>
-      </w:r>
-      <w:r>
-        <w:rPr>
-          <w:sz w:val="24"/>
-          <w:szCs w:val="24"/>
-        </w:rPr>
-        <w:t xml:space="preserve">computed </w:t>
-      </w:r>
-      <w:r>
-        <w:rPr>
-          <w:sz w:val="24"/>
-          <w:szCs w:val="24"/>
-        </w:rPr>
-        <w:t xml:space="preserve">two sets of </w:t>
-      </w:r>
-      <w:r>
-        <w:rPr>
-          <w:sz w:val="24"/>
-          <w:szCs w:val="24"/>
-        </w:rPr>
-        <w:t>ROC and PR curves</w:t>
-      </w:r>
-      <w:r>
-        <w:rPr>
-          <w:sz w:val="24"/>
-          <w:szCs w:val="24"/>
-        </w:rPr>
-        <w:t xml:space="preserve">. </w:t>
-      </w:r>
-      <w:r>
-        <w:rPr>
-          <w:sz w:val="24"/>
-          <w:szCs w:val="24"/>
-        </w:rPr>
-        <w:t xml:space="preserve">Note that the </w:t>
-      </w:r>
-      <w:r>
-        <w:rPr>
-          <w:sz w:val="24"/>
-          <w:szCs w:val="24"/>
-        </w:rPr>
-        <w:t xml:space="preserve">DR and IR </w:t>
-      </w:r>
-      <w:r>
-        <w:rPr>
-          <w:sz w:val="24"/>
-          <w:szCs w:val="24"/>
-        </w:rPr>
-        <w:t xml:space="preserve">search can be considered two </w:t>
-      </w:r>
-      <w:r>
-        <w:rPr>
-          <w:sz w:val="24"/>
-          <w:szCs w:val="24"/>
-        </w:rPr>
-        <w:t xml:space="preserve">entirely independent runs of </w:t>
-      </w:r>
-      <w:r>
-        <w:rPr>
-          <w:sz w:val="24"/>
-          <w:szCs w:val="24"/>
-        </w:rPr>
-        <w:t>search algorithms</w:t>
-      </w:r>
-      <w:r>
-        <w:rPr>
-          <w:sz w:val="24"/>
-          <w:szCs w:val="24"/>
-        </w:rPr>
-        <w:t xml:space="preserve">, so the ROC and PR curves display </w:t>
-      </w:r>
-      <w:r>
-        <w:rPr>
-          <w:sz w:val="24"/>
-          <w:szCs w:val="24"/>
-        </w:rPr>
-        <w:t xml:space="preserve">the performance of </w:t>
-      </w:r>
-      <w:r>
-        <w:rPr>
-          <w:sz w:val="24"/>
-          <w:szCs w:val="24"/>
-        </w:rPr>
-        <w:t>both</w:t>
-      </w:r>
-      <w:r>
-        <w:rPr>
-          <w:sz w:val="24"/>
-          <w:szCs w:val="24"/>
-        </w:rPr>
-        <w:t>. We first plot</w:t>
-      </w:r>
-      <w:r>
-        <w:rPr>
-          <w:sz w:val="24"/>
-          <w:szCs w:val="24"/>
-        </w:rPr>
-        <w:t xml:space="preserve">ted </w:t>
-      </w:r>
-      <w:r>
-        <w:rPr>
-          <w:sz w:val="24"/>
-          <w:szCs w:val="24"/>
-        </w:rPr>
-        <w:t>the ROC and PR for the aggregated data</w:t>
-      </w:r>
-      <w:r>
-        <w:rPr>
-          <w:sz w:val="24"/>
-          <w:szCs w:val="24"/>
-        </w:rPr>
-        <w:t xml:space="preserve"> to evaluate the performance of the direct and inverse searches separately. Then, </w:t>
-      </w:r>
-      <w:r>
-        <w:rPr>
-          <w:sz w:val="24"/>
-          <w:szCs w:val="24"/>
-        </w:rPr>
-        <w:t xml:space="preserve">we </w:t>
-      </w:r>
-      <w:r>
-        <w:rPr>
-          <w:sz w:val="24"/>
-          <w:szCs w:val="24"/>
-        </w:rPr>
-        <w:t xml:space="preserve">applied </w:t>
-      </w:r>
-      <w:r>
-        <w:rPr>
-          <w:sz w:val="24"/>
-          <w:szCs w:val="24"/>
-        </w:rPr>
-        <w:t xml:space="preserve">a simple “winner takes all” heuristic </w:t>
-      </w:r>
-      <w:r>
-        <w:rPr>
-          <w:sz w:val="24"/>
-          <w:szCs w:val="24"/>
-        </w:rPr>
-        <w:t xml:space="preserve">to combine both searches: for </w:t>
-      </w:r>
-      <w:r>
-        <w:rPr>
-          <w:sz w:val="24"/>
-          <w:szCs w:val="24"/>
-        </w:rPr>
-        <w:t>each pair of direct and inverse search result</w:t>
-      </w:r>
-      <w:r>
-        <w:rPr>
-          <w:sz w:val="24"/>
-          <w:szCs w:val="24"/>
-        </w:rPr>
-        <w:t>s</w:t>
-      </w:r>
-      <w:r>
-        <w:rPr>
-          <w:sz w:val="24"/>
-          <w:szCs w:val="24"/>
-        </w:rPr>
-        <w:t xml:space="preserve"> for </w:t>
-      </w:r>
-      <w:r>
-        <w:rPr>
-          <w:sz w:val="24"/>
-          <w:szCs w:val="24"/>
-        </w:rPr>
-        <w:t xml:space="preserve">the same </w:t>
-      </w:r>
-      <w:r>
-        <w:rPr>
-          <w:sz w:val="24"/>
-          <w:szCs w:val="24"/>
-        </w:rPr>
-        <w:t xml:space="preserve">observation, whichever result had the lowest p-value was considered the </w:t>
-      </w:r>
-      <w:r>
-        <w:rPr>
-          <w:sz w:val="24"/>
-          <w:szCs w:val="24"/>
-        </w:rPr>
-        <w:t xml:space="preserve">best </w:t>
-      </w:r>
-      <w:r>
-        <w:rPr>
-          <w:sz w:val="24"/>
-          <w:szCs w:val="24"/>
-        </w:rPr>
-        <w:t xml:space="preserve">conclusion of the DRIPPY pipeline. </w:t>
-      </w:r>
-      <w:r>
-        <w:rPr>
-          <w:sz w:val="24"/>
-          <w:szCs w:val="24"/>
-        </w:rPr>
-        <w:t xml:space="preserve">We then plotted another ROC and PR curve for this result. </w:t>
-      </w:r>
-    </w:p>
-    <w:p>
-      <w:pPr>
-        <w:pStyle w:val="p1"/>
-        <w:rPr>
-          <w:sz w:val="24"/>
-          <w:szCs w:val="24"/>
-        </w:rPr>
-      </w:pPr>
-    </w:p>
-    <w:p>
-      <w:pPr>
-        <w:pStyle w:val="p1"/>
-        <w:rPr>
-          <w:sz w:val="24"/>
-          <w:szCs w:val="24"/>
-        </w:rPr>
-      </w:pPr>
-      <w:r>
-        <w:rPr>
-          <w:sz w:val="24"/>
-          <w:szCs w:val="24"/>
-        </w:rPr>
-        <w:t xml:space="preserve">We also evaluated confusion matrices based on different p-value cutoffs for search results, using an inverted score (1 – p-value). The classical p &lt; 0.05 cutoff was used to produce inference from the DRIPPY pipeline and evaluate the true-false positive-negative results, but we also use Youden’s J-statistic to find the optimizing cutoff and evaluate error rates this way. </w:t>
-      </w:r>
-    </w:p>
-    <w:p>
-      <w:pPr>
-        <w:pStyle w:val="p1"/>
-        <w:rPr>
-          <w:sz w:val="24"/>
-          <w:szCs w:val="24"/>
-        </w:rPr>
-      </w:pPr>
-    </w:p>
-    <w:p>
-      <w:pPr>
-        <w:pStyle w:val="p1"/>
-        <w:rPr>
-          <w:sz w:val="24"/>
-          <w:szCs w:val="24"/>
-        </w:rPr>
-      </w:pPr>
-      <w:r>
-        <w:rPr>
-          <w:sz w:val="24"/>
-          <w:szCs w:val="24"/>
-        </w:rPr>
         <w:t xml:space="preserve">We perform a similar analysis with the MEME data, </w:t>
       </w:r>
       <w:r>
@@ -16881,35 +16946,22 @@
           <w:sz w:val="24"/>
           <w:szCs w:val="24"/>
         </w:rPr>
-        <w:t xml:space="preserve">though the MEME data is slightly more challenging for classification as it also contains null values, i.e., some of the candidate motifs were labeled as neither a direct nor inverse repeat. </w:t>
-      </w:r>
-    </w:p>
-    <w:p>
-      <w:pPr>
-        <w:pStyle w:val="p1"/>
-        <w:rPr>
-          <w:sz w:val="24"/>
-          <w:szCs w:val="24"/>
-        </w:rPr>
-      </w:pPr>
-    </w:p>
-    <w:p>
-      <w:pPr>
-        <w:pStyle w:val="p1"/>
-        <w:rPr>
-          <w:sz w:val="24"/>
-          <w:szCs w:val="24"/>
-        </w:rPr>
-      </w:pPr>
-    </w:p>
-    <w:p>
-      <w:pPr>
-        <w:pStyle w:val="p1"/>
-        <w:rPr>
-          <w:sz w:val="24"/>
-          <w:szCs w:val="24"/>
-        </w:rPr>
-      </w:pPr>
+        <w:t xml:space="preserve">though the MEME data is slightly more challenging for classification as it also contains null values, i.e., some of the candidate motifs were </w:t>
+      </w:r>
+      <w:r>
+        <w:rPr>
+          <w:sz w:val="24"/>
+          <w:szCs w:val="24"/>
+        </w:rPr>
+        <w:t xml:space="preserve">explicitly </w:t>
+      </w:r>
+      <w:r>
+        <w:rPr>
+          <w:sz w:val="24"/>
+          <w:szCs w:val="24"/>
+        </w:rPr>
+        <w:t xml:space="preserve">labeled as neither a direct nor inverse repeat. </w:t>
+      </w:r>
     </w:p>
     <w:p>
       <w:pPr>
@@ -16928,6 +16980,7 @@
           <w:iCs/>
           <w:sz w:val="24"/>
           <w:szCs w:val="24"/>
+          <w:lang w:val="en-US"/>
         </w:rPr>
       </w:pPr>
       <w:r>
@@ -16937,32 +16990,8 @@
           <w:iCs/>
           <w:sz w:val="24"/>
           <w:szCs w:val="24"/>
-        </w:rPr>
-        <w:br w:type="page"/>
-      </w:r>
-    </w:p>
-    <w:p>
-      <w:pPr>
-        <w:rPr>
-          <w:rFonts w:ascii="Times New Roman" w:eastAsia="Times New Roman" w:hAnsi="Times New Roman" w:cs="Times New Roman"/>
-          <w:i/>
-          <w:iCs/>
-          <w:color w:val="2A2C2E"/>
-          <w:sz w:val="24"/>
-          <w:szCs w:val="24"/>
-          <w:lang w:val="en-US" w:eastAsia="ko-KR"/>
-        </w:rPr>
-      </w:pPr>
-      <w:r>
-        <w:rPr>
-          <w:rFonts w:ascii="Times New Roman" w:hAnsi="Times New Roman" w:cs="Times New Roman"/>
-          <w:i/>
-          <w:iCs/>
-          <w:sz w:val="24"/>
-          <w:szCs w:val="24"/>
           <w:lang w:val="en-US"/>
         </w:rPr>
-        <w:lastRenderedPageBreak/>
         <w:t>Results and Discussion</w:t>
       </w:r>
     </w:p>
@@ -16970,17 +16999,6 @@
       <w:pPr>
         <w:pStyle w:val="p1"/>
         <w:rPr>
-          <w:i/>
-          <w:iCs/>
-          <w:sz w:val="24"/>
-          <w:szCs w:val="24"/>
-        </w:rPr>
-      </w:pPr>
-    </w:p>
-    <w:p>
-      <w:pPr>
-        <w:pStyle w:val="p1"/>
-        <w:rPr>
           <w:sz w:val="24"/>
           <w:szCs w:val="24"/>
         </w:rPr>
@@ -16997,7 +17015,63 @@
           <w:sz w:val="24"/>
           <w:szCs w:val="24"/>
         </w:rPr>
-        <w:t xml:space="preserve">discussing precision and performance, we first discuss the impacts of manipulating the user-adjustable parameter of threshold percentile. As discussed in the Methodology section, the threshold percentile determines how many positions the DRIPPY will include in the final candidate motif output – lower thresholds </w:t>
+        <w:t>discussing precision</w:t>
+      </w:r>
+      <w:r>
+        <w:rPr>
+          <w:sz w:val="24"/>
+          <w:szCs w:val="24"/>
+        </w:rPr>
+        <w:t xml:space="preserve">, recall, </w:t>
+      </w:r>
+      <w:r>
+        <w:rPr>
+          <w:sz w:val="24"/>
+          <w:szCs w:val="24"/>
+        </w:rPr>
+        <w:t xml:space="preserve">and </w:t>
+      </w:r>
+      <w:r>
+        <w:rPr>
+          <w:sz w:val="24"/>
+          <w:szCs w:val="24"/>
+        </w:rPr>
+        <w:t xml:space="preserve">general </w:t>
+      </w:r>
+      <w:r>
+        <w:rPr>
+          <w:sz w:val="24"/>
+          <w:szCs w:val="24"/>
+        </w:rPr>
+        <w:t>performance</w:t>
+      </w:r>
+      <w:r>
+        <w:rPr>
+          <w:sz w:val="24"/>
+          <w:szCs w:val="24"/>
+        </w:rPr>
+        <w:t xml:space="preserve"> of the DRIPPY pipeline</w:t>
+      </w:r>
+      <w:r>
+        <w:rPr>
+          <w:sz w:val="24"/>
+          <w:szCs w:val="24"/>
+        </w:rPr>
+        <w:t>, we first discuss the impacts of manipulating the user-adjustable parameter of threshold percentile. As discussed in the Methodology section, the threshold percentile determines how many positions the DRIPPY will include in the final candidate motif output</w:t>
+      </w:r>
+      <w:r>
+        <w:rPr>
+          <w:sz w:val="24"/>
+          <w:szCs w:val="24"/>
+        </w:rPr>
+        <w:t>, as it determines what threshold of the PIC-JSD metric is considered “high” for information-bearing signal. L</w:t>
+      </w:r>
+      <w:r>
+        <w:rPr>
+          <w:sz w:val="24"/>
+          <w:szCs w:val="24"/>
+        </w:rPr>
+        <w:t xml:space="preserve">ower thresholds </w:t>
       </w:r>
       <w:r>
         <w:rPr>
@@ -17018,7 +17092,7 @@
           <w:sz w:val="24"/>
           <w:szCs w:val="24"/>
         </w:rPr>
-        <w:t xml:space="preserve">longer output motifs.  </w:t>
+        <w:t xml:space="preserve">longer output motifs. </w:t>
       </w:r>
     </w:p>
     <w:p>
@@ -17148,21 +17222,172 @@
           <w:sz w:val="24"/>
           <w:szCs w:val="24"/>
         </w:rPr>
-        <w:t xml:space="preserve">, which is measured by how many positions in the candidate are correct to expectations. Across the thresholds, </w:t>
-      </w:r>
-      <w:r>
-        <w:rPr>
-          <w:sz w:val="24"/>
-          <w:szCs w:val="24"/>
-        </w:rPr>
-        <w:t xml:space="preserve">we see that as expected, lower thresholds tend to lead to more imprecise results. </w:t>
-      </w:r>
-      <w:r>
-        <w:rPr>
-          <w:sz w:val="24"/>
-          <w:szCs w:val="24"/>
-        </w:rPr>
-        <w:t xml:space="preserve">However, a low concordance measure does not necessarily imply an incorrect result: this is simply a consequence of a noisy PWM where at specific positions in the motif candidate, there is ambiguity on the conserved nucleotide. </w:t>
+        <w:t xml:space="preserve">, which is measured by how many positions in the candidate are correct to expectations. </w:t>
+      </w:r>
+    </w:p>
+    <w:p>
+      <w:pPr>
+        <w:pStyle w:val="p1"/>
+        <w:rPr>
+          <w:sz w:val="24"/>
+          <w:szCs w:val="24"/>
+        </w:rPr>
+      </w:pPr>
+    </w:p>
+    <w:p>
+      <w:pPr>
+        <w:pStyle w:val="p1"/>
+        <w:rPr>
+          <w:sz w:val="24"/>
+          <w:szCs w:val="24"/>
+        </w:rPr>
+      </w:pPr>
+      <w:r>
+        <w:rPr>
+          <w:sz w:val="24"/>
+          <w:szCs w:val="24"/>
+        </w:rPr>
+        <w:t xml:space="preserve">Across the thresholds, </w:t>
+      </w:r>
+      <w:r>
+        <w:rPr>
+          <w:sz w:val="24"/>
+          <w:szCs w:val="24"/>
+        </w:rPr>
+        <w:t xml:space="preserve">we see </w:t>
+      </w:r>
+      <w:r>
+        <w:rPr>
+          <w:sz w:val="24"/>
+          <w:szCs w:val="24"/>
+        </w:rPr>
+        <w:t xml:space="preserve">below </w:t>
+      </w:r>
+      <w:r>
+        <w:rPr>
+          <w:sz w:val="24"/>
+          <w:szCs w:val="24"/>
+        </w:rPr>
+        <w:t xml:space="preserve">that as expected, lower thresholds tend to lead to more </w:t>
+      </w:r>
+      <w:r>
+        <w:rPr>
+          <w:sz w:val="24"/>
+          <w:szCs w:val="24"/>
+        </w:rPr>
+        <w:t xml:space="preserve">variable </w:t>
+      </w:r>
+      <w:r>
+        <w:rPr>
+          <w:sz w:val="24"/>
+          <w:szCs w:val="24"/>
+        </w:rPr>
+        <w:t>results</w:t>
+      </w:r>
+      <w:r>
+        <w:rPr>
+          <w:sz w:val="24"/>
+          <w:szCs w:val="24"/>
+        </w:rPr>
+        <w:t xml:space="preserve"> with poorer concordance</w:t>
+      </w:r>
+      <w:r>
+        <w:rPr>
+          <w:sz w:val="24"/>
+          <w:szCs w:val="24"/>
+        </w:rPr>
+        <w:t xml:space="preserve">. </w:t>
+      </w:r>
+      <w:r>
+        <w:rPr>
+          <w:sz w:val="24"/>
+          <w:szCs w:val="24"/>
+        </w:rPr>
+        <w:t xml:space="preserve">However, a low concordance measure does not necessarily imply an incorrect </w:t>
+      </w:r>
+      <w:r>
+        <w:rPr>
+          <w:sz w:val="24"/>
+          <w:szCs w:val="24"/>
+        </w:rPr>
+        <w:t xml:space="preserve">or invalid </w:t>
+      </w:r>
+      <w:r>
+        <w:rPr>
+          <w:sz w:val="24"/>
+          <w:szCs w:val="24"/>
+        </w:rPr>
+        <w:t xml:space="preserve">result: </w:t>
+      </w:r>
+      <w:r>
+        <w:rPr>
+          <w:sz w:val="24"/>
+          <w:szCs w:val="24"/>
+        </w:rPr>
+        <w:t xml:space="preserve">lower concordance </w:t>
+      </w:r>
+      <w:r>
+        <w:rPr>
+          <w:sz w:val="24"/>
+          <w:szCs w:val="24"/>
+        </w:rPr>
+        <w:t xml:space="preserve">is </w:t>
+      </w:r>
+      <w:r>
+        <w:rPr>
+          <w:sz w:val="24"/>
+          <w:szCs w:val="24"/>
+        </w:rPr>
+        <w:t xml:space="preserve">better explained as </w:t>
+      </w:r>
+      <w:r>
+        <w:rPr>
+          <w:sz w:val="24"/>
+          <w:szCs w:val="24"/>
+        </w:rPr>
+        <w:t xml:space="preserve">a </w:t>
+      </w:r>
+      <w:r>
+        <w:rPr>
+          <w:sz w:val="24"/>
+          <w:szCs w:val="24"/>
+        </w:rPr>
+        <w:t xml:space="preserve">simple </w:t>
+      </w:r>
+      <w:r>
+        <w:rPr>
+          <w:sz w:val="24"/>
+          <w:szCs w:val="24"/>
+        </w:rPr>
+        <w:t xml:space="preserve">consequence of a noisy PWM where at specific positions in the motif candidate, there is ambiguity </w:t>
+      </w:r>
+      <w:r>
+        <w:rPr>
+          <w:sz w:val="24"/>
+          <w:szCs w:val="24"/>
+        </w:rPr>
+        <w:t xml:space="preserve">in </w:t>
+      </w:r>
+      <w:r>
+        <w:rPr>
+          <w:sz w:val="24"/>
+          <w:szCs w:val="24"/>
+        </w:rPr>
+        <w:t xml:space="preserve">the </w:t>
+      </w:r>
+      <w:r>
+        <w:rPr>
+          <w:sz w:val="24"/>
+          <w:szCs w:val="24"/>
+        </w:rPr>
+        <w:t xml:space="preserve">consensus </w:t>
+      </w:r>
+      <w:r>
+        <w:rPr>
+          <w:sz w:val="24"/>
+          <w:szCs w:val="24"/>
+        </w:rPr>
+        <w:t xml:space="preserve">nucleotide. </w:t>
       </w:r>
       <w:r>
         <w:rPr>
@@ -17184,7 +17409,14 @@
           <w:sz w:val="24"/>
           <w:szCs w:val="24"/>
         </w:rPr>
-        <w:t xml:space="preserve"> rather</w:t>
+        <w:t xml:space="preserve"> </w:t>
+      </w:r>
+      <w:r>
+        <w:rPr>
+          <w:sz w:val="24"/>
+          <w:szCs w:val="24"/>
+        </w:rPr>
+        <w:t>rather</w:t>
       </w:r>
       <w:proofErr w:type="gramEnd"/>
       <w:r>
@@ -17220,6 +17452,13 @@
           <w:sz w:val="24"/>
           <w:szCs w:val="24"/>
         </w:rPr>
+        <w:t xml:space="preserve">each </w:t>
+      </w:r>
+      <w:r>
+        <w:rPr>
+          <w:sz w:val="24"/>
+          <w:szCs w:val="24"/>
+        </w:rPr>
         <w:t>individual</w:t>
       </w:r>
       <w:r>
@@ -17227,21 +17466,14 @@
           <w:sz w:val="24"/>
           <w:szCs w:val="24"/>
         </w:rPr>
-        <w:t xml:space="preserve"> positions</w:t>
-      </w:r>
-      <w:r>
-        <w:rPr>
-          <w:sz w:val="24"/>
-          <w:szCs w:val="24"/>
-        </w:rPr>
-        <w:t>,</w:t>
-      </w:r>
-      <w:r>
-        <w:rPr>
-          <w:sz w:val="24"/>
-          <w:szCs w:val="24"/>
-        </w:rPr>
-        <w:t xml:space="preserve"> </w:t>
+        <w:t xml:space="preserve"> position</w:t>
+      </w:r>
+      <w:r>
+        <w:rPr>
+          <w:sz w:val="24"/>
+          <w:szCs w:val="24"/>
+        </w:rPr>
+        <w:t xml:space="preserve">, </w:t>
       </w:r>
       <w:r>
         <w:rPr>
@@ -17255,14 +17487,109 @@
           <w:sz w:val="24"/>
           <w:szCs w:val="24"/>
         </w:rPr>
-        <w:t xml:space="preserve"> the scoring metric is derived from the sum of the individual positional metrics. However, for high-throughput applications, users may be constrained by computation time, as we see below, which helps guide the threshold selection. </w:t>
-      </w:r>
-      <w:r>
-        <w:rPr>
-          <w:sz w:val="24"/>
-          <w:szCs w:val="24"/>
-        </w:rPr>
-        <w:t xml:space="preserve">Computation time </w:t>
+        <w:t xml:space="preserve"> the scoring metric </w:t>
+      </w:r>
+      <w:r>
+        <w:rPr>
+          <w:sz w:val="24"/>
+          <w:szCs w:val="24"/>
+        </w:rPr>
+        <w:t xml:space="preserve">of the candidate motif </w:t>
+      </w:r>
+      <w:r>
+        <w:rPr>
+          <w:sz w:val="24"/>
+          <w:szCs w:val="24"/>
+        </w:rPr>
+        <w:t>is derived from the sum of the individual positional metrics</w:t>
+      </w:r>
+      <w:r>
+        <w:rPr>
+          <w:sz w:val="24"/>
+          <w:szCs w:val="24"/>
+        </w:rPr>
+        <w:t xml:space="preserve"> that comprise </w:t>
+      </w:r>
+      <w:r>
+        <w:rPr>
+          <w:sz w:val="24"/>
+          <w:szCs w:val="24"/>
+        </w:rPr>
+        <w:t>it</w:t>
+      </w:r>
+      <w:r>
+        <w:rPr>
+          <w:sz w:val="24"/>
+          <w:szCs w:val="24"/>
+        </w:rPr>
+        <w:t xml:space="preserve">. </w:t>
+      </w:r>
+    </w:p>
+    <w:p>
+      <w:pPr>
+        <w:pStyle w:val="p1"/>
+        <w:rPr>
+          <w:sz w:val="24"/>
+          <w:szCs w:val="24"/>
+        </w:rPr>
+      </w:pPr>
+    </w:p>
+    <w:p>
+      <w:pPr>
+        <w:pStyle w:val="p1"/>
+        <w:rPr>
+          <w:sz w:val="24"/>
+          <w:szCs w:val="24"/>
+        </w:rPr>
+      </w:pPr>
+      <w:r>
+        <w:rPr>
+          <w:sz w:val="24"/>
+          <w:szCs w:val="24"/>
+        </w:rPr>
+        <w:t>However,</w:t>
+      </w:r>
+      <w:r>
+        <w:rPr>
+          <w:sz w:val="24"/>
+          <w:szCs w:val="24"/>
+        </w:rPr>
+        <w:t xml:space="preserve"> we also see in the figure below that</w:t>
+      </w:r>
+      <w:r>
+        <w:rPr>
+          <w:sz w:val="24"/>
+          <w:szCs w:val="24"/>
+        </w:rPr>
+        <w:t xml:space="preserve"> for high-throughput applications, users may be constrained by computation time, which </w:t>
+      </w:r>
+      <w:r>
+        <w:rPr>
+          <w:sz w:val="24"/>
+          <w:szCs w:val="24"/>
+        </w:rPr>
+        <w:t xml:space="preserve">also </w:t>
+      </w:r>
+      <w:r>
+        <w:rPr>
+          <w:sz w:val="24"/>
+          <w:szCs w:val="24"/>
+        </w:rPr>
+        <w:t xml:space="preserve">helps guide the threshold selection. </w:t>
+      </w:r>
+      <w:r>
+        <w:rPr>
+          <w:sz w:val="24"/>
+          <w:szCs w:val="24"/>
+        </w:rPr>
+        <w:t>Intuitively, c</w:t>
+      </w:r>
+      <w:r>
+        <w:rPr>
+          <w:sz w:val="24"/>
+          <w:szCs w:val="24"/>
+        </w:rPr>
+        <w:t xml:space="preserve">omputation time </w:t>
       </w:r>
       <w:r>
         <w:rPr>
@@ -17297,7 +17624,21 @@
           <w:sz w:val="24"/>
           <w:szCs w:val="24"/>
         </w:rPr>
-        <w:t xml:space="preserve">lower thresholds forcing the pipeline to search and evaluate longer candidates, hence returning more results. </w:t>
+        <w:t xml:space="preserve">lower thresholds </w:t>
+      </w:r>
+      <w:r>
+        <w:rPr>
+          <w:sz w:val="24"/>
+          <w:szCs w:val="24"/>
+        </w:rPr>
+        <w:t xml:space="preserve">force </w:t>
+      </w:r>
+      <w:r>
+        <w:rPr>
+          <w:sz w:val="24"/>
+          <w:szCs w:val="24"/>
+        </w:rPr>
+        <w:t xml:space="preserve">the pipeline to search and evaluate longer candidates, hence returning more results. </w:t>
       </w:r>
     </w:p>
     <w:p>
@@ -17365,6 +17706,7 @@
       </w:r>
       <w:r>
         <w:rPr>
+          <w:noProof/>
           <w:sz w:val="24"/>
           <w:szCs w:val="24"/>
         </w:rPr>
@@ -17429,7 +17771,31 @@
           <w:iCs/>
           <w:noProof/>
         </w:rPr>
-        <w:t xml:space="preserve">Concordance over thresholds and execution time by threshold. </w:t>
+        <w:t>Concordance over thresholds and execution time by threshold</w:t>
+      </w:r>
+      <w:r>
+        <w:rPr>
+          <w:i/>
+          <w:iCs/>
+          <w:noProof/>
+        </w:rPr>
+        <w:t xml:space="preserve"> for CollecTF data</w:t>
+      </w:r>
+      <w:r>
+        <w:rPr>
+          <w:i/>
+          <w:iCs/>
+          <w:noProof/>
+        </w:rPr>
+        <w:t xml:space="preserve">. </w:t>
+      </w:r>
+      <w:r>
+        <w:rPr>
+          <w:i/>
+          <w:iCs/>
+          <w:noProof/>
+        </w:rPr>
+        <w:t>Results are similar for MEME data.</w:t>
       </w:r>
     </w:p>
     <w:p>
@@ -17468,7 +17834,29 @@
           <w:sz w:val="24"/>
           <w:szCs w:val="24"/>
         </w:rPr>
-        <w:t>A stricter, higher threshold percentage will result in motifs that are highly internally conformant to either the DR or IR pattern across all positions.</w:t>
+        <w:t xml:space="preserve">A stricter, higher threshold percentage will result in </w:t>
+      </w:r>
+      <w:r>
+        <w:rPr>
+          <w:sz w:val="24"/>
+          <w:szCs w:val="24"/>
+        </w:rPr>
+        <w:lastRenderedPageBreak/>
+        <w:t>motifs that are internally conformant to either the DR or IR pattern across all positions</w:t>
+      </w:r>
+      <w:r>
+        <w:rPr>
+          <w:sz w:val="24"/>
+          <w:szCs w:val="24"/>
+        </w:rPr>
+        <w:t>, and whether this result is a priority is dependent on the user’s intentions</w:t>
+      </w:r>
+      <w:r>
+        <w:rPr>
+          <w:sz w:val="24"/>
+          <w:szCs w:val="24"/>
+        </w:rPr>
+        <w:t>.</w:t>
       </w:r>
       <w:r>
         <w:rPr>
@@ -17491,65 +17879,370 @@
       <w:pPr>
         <w:pStyle w:val="p1"/>
         <w:rPr>
-          <w:sz w:val="24"/>
-          <w:szCs w:val="24"/>
-        </w:rPr>
-      </w:pPr>
-      <w:r>
-        <w:rPr>
-          <w:sz w:val="24"/>
-          <w:szCs w:val="24"/>
-        </w:rPr>
-        <w:t>C</w:t>
-      </w:r>
-      <w:r>
-        <w:rPr>
-          <w:sz w:val="24"/>
-          <w:szCs w:val="24"/>
-        </w:rPr>
-        <w:t>lassification performance</w:t>
-      </w:r>
-      <w:r>
-        <w:rPr>
-          <w:sz w:val="24"/>
-          <w:szCs w:val="24"/>
-        </w:rPr>
-        <w:t xml:space="preserve"> as a function of the threshold percentile setting is of paramount interest.</w:t>
-      </w:r>
-      <w:r>
-        <w:rPr>
-          <w:sz w:val="24"/>
-          <w:szCs w:val="24"/>
-        </w:rPr>
-        <w:t xml:space="preserve"> Below, we evaluate DRIPPY’s best conclusions with the p &lt; 0.05 threshold applied, meaning that </w:t>
-      </w:r>
-      <w:r>
-        <w:rPr>
-          <w:sz w:val="24"/>
-          <w:szCs w:val="24"/>
-        </w:rPr>
-        <w:t xml:space="preserve">inference was subject to statistically significance, even if the best conclusion between the DR/IR search (i.e., the search result with the comparatively lower p-value) aligned with the label. We see that </w:t>
-      </w:r>
-    </w:p>
-    <w:p>
-      <w:pPr>
-        <w:pStyle w:val="p1"/>
-        <w:rPr>
-          <w:sz w:val="24"/>
-          <w:szCs w:val="24"/>
-        </w:rPr>
-      </w:pPr>
-      <w:r>
-        <w:rPr>
-          <w:sz w:val="24"/>
-          <w:szCs w:val="24"/>
-        </w:rPr>
-        <w:lastRenderedPageBreak/>
+          <w:i/>
+          <w:iCs/>
+          <w:sz w:val="24"/>
+          <w:szCs w:val="24"/>
+        </w:rPr>
+      </w:pPr>
+      <w:r>
+        <w:rPr>
+          <w:i/>
+          <w:iCs/>
+          <w:sz w:val="24"/>
+          <w:szCs w:val="24"/>
+        </w:rPr>
+        <w:t xml:space="preserve">Tuning </w:t>
+      </w:r>
+      <w:r>
+        <w:rPr>
+          <w:i/>
+          <w:iCs/>
+          <w:sz w:val="24"/>
+          <w:szCs w:val="24"/>
+        </w:rPr>
+        <w:t xml:space="preserve">Threshold Percentage </w:t>
+      </w:r>
+      <w:r>
+        <w:rPr>
+          <w:i/>
+          <w:iCs/>
+          <w:sz w:val="24"/>
+          <w:szCs w:val="24"/>
+        </w:rPr>
+        <w:t>for Performance</w:t>
+      </w:r>
+    </w:p>
+    <w:p>
+      <w:pPr>
+        <w:pStyle w:val="p1"/>
+        <w:rPr>
+          <w:sz w:val="24"/>
+          <w:szCs w:val="24"/>
+        </w:rPr>
+      </w:pPr>
+    </w:p>
+    <w:p>
+      <w:pPr>
+        <w:pStyle w:val="p1"/>
+        <w:rPr>
+          <w:sz w:val="24"/>
+          <w:szCs w:val="24"/>
+        </w:rPr>
+      </w:pPr>
+      <w:r>
+        <w:rPr>
+          <w:sz w:val="24"/>
+          <w:szCs w:val="24"/>
+        </w:rPr>
+        <w:t>Classification performance as a function of the threshold percentile setting is of paramount interest.</w:t>
+      </w:r>
+      <w:r>
+        <w:rPr>
+          <w:sz w:val="24"/>
+          <w:szCs w:val="24"/>
+        </w:rPr>
+        <w:t xml:space="preserve"> </w:t>
+      </w:r>
+      <w:r>
+        <w:rPr>
+          <w:sz w:val="24"/>
+          <w:szCs w:val="24"/>
+        </w:rPr>
+        <w:t xml:space="preserve">We </w:t>
+      </w:r>
+      <w:r>
+        <w:rPr>
+          <w:sz w:val="24"/>
+          <w:szCs w:val="24"/>
+        </w:rPr>
+        <w:t xml:space="preserve">evaluate DRIPPY’s best conclusions with the p &lt; 0.05 threshold applied, meaning that </w:t>
+      </w:r>
+      <w:r>
+        <w:rPr>
+          <w:sz w:val="24"/>
+          <w:szCs w:val="24"/>
+        </w:rPr>
+        <w:t>inference was subject to statistical</w:t>
+      </w:r>
+      <w:r>
+        <w:rPr>
+          <w:sz w:val="24"/>
+          <w:szCs w:val="24"/>
+        </w:rPr>
+        <w:t xml:space="preserve"> </w:t>
+      </w:r>
+      <w:r>
+        <w:rPr>
+          <w:sz w:val="24"/>
+          <w:szCs w:val="24"/>
+        </w:rPr>
+        <w:t xml:space="preserve">significance, even if the best conclusion between the DR/IR search (i.e., the search result with the comparatively lower p-value) aligned with the label. </w:t>
+      </w:r>
+      <w:r>
+        <w:rPr>
+          <w:sz w:val="24"/>
+          <w:szCs w:val="24"/>
+        </w:rPr>
+        <w:t xml:space="preserve">P-values exceeding 0.05 were considered negative classifications. </w:t>
+      </w:r>
+    </w:p>
+    <w:p>
+      <w:pPr>
+        <w:pStyle w:val="p1"/>
+        <w:rPr>
+          <w:sz w:val="24"/>
+          <w:szCs w:val="24"/>
+        </w:rPr>
+      </w:pPr>
+    </w:p>
+    <w:p>
+      <w:pPr>
+        <w:pStyle w:val="p1"/>
+        <w:rPr>
+          <w:sz w:val="24"/>
+          <w:szCs w:val="24"/>
+        </w:rPr>
+      </w:pPr>
+      <w:r>
+        <w:rPr>
+          <w:sz w:val="24"/>
+          <w:szCs w:val="24"/>
+        </w:rPr>
+        <w:t xml:space="preserve">We </w:t>
+      </w:r>
+      <w:r>
+        <w:rPr>
+          <w:sz w:val="24"/>
+          <w:szCs w:val="24"/>
+        </w:rPr>
+        <w:t>use Youden’s J-statistic, which is defined as</w:t>
+      </w:r>
+      <w:r>
+        <w:rPr>
+          <w:sz w:val="24"/>
+          <w:szCs w:val="24"/>
+        </w:rPr>
+        <w:t xml:space="preserve"> J</w:t>
+      </w:r>
+      <w:r>
+        <w:rPr>
+          <w:sz w:val="24"/>
+          <w:szCs w:val="24"/>
+        </w:rPr>
+        <w:t>:</w:t>
+      </w:r>
+    </w:p>
+    <w:p>
+      <w:pPr>
+        <w:pStyle w:val="p1"/>
+        <w:rPr>
+          <w:sz w:val="24"/>
+          <w:szCs w:val="24"/>
+        </w:rPr>
+      </w:pPr>
+    </w:p>
+    <w:p>
+      <w:pPr>
+        <w:pStyle w:val="p1"/>
+        <w:rPr>
+          <w:sz w:val="24"/>
+          <w:szCs w:val="24"/>
+        </w:rPr>
+      </w:pPr>
+      <w:r>
+        <w:rPr>
+          <w:sz w:val="24"/>
+          <w:szCs w:val="24"/>
+        </w:rPr>
+        <w:t>J</w:t>
+      </w:r>
+      <w:r>
+        <w:rPr>
+          <w:sz w:val="24"/>
+          <w:szCs w:val="24"/>
+        </w:rPr>
+        <w:t xml:space="preserve"> </w:t>
+      </w:r>
+      <w:r>
+        <w:rPr>
+          <w:sz w:val="24"/>
+          <w:szCs w:val="24"/>
+        </w:rPr>
+        <w:t>=</w:t>
+      </w:r>
+      <w:r>
+        <w:rPr>
+          <w:sz w:val="24"/>
+          <w:szCs w:val="24"/>
+        </w:rPr>
+        <w:t xml:space="preserve"> </w:t>
+      </w:r>
+      <w:r>
+        <w:rPr>
+          <w:sz w:val="24"/>
+          <w:szCs w:val="24"/>
+        </w:rPr>
+        <w:t xml:space="preserve">TPR−FPR, where TPR = TP / (TP + FN) and FPR = FP / (FP + TN) </w:t>
+      </w:r>
+    </w:p>
+    <w:p>
+      <w:pPr>
+        <w:pStyle w:val="p1"/>
+        <w:rPr>
+          <w:sz w:val="24"/>
+          <w:szCs w:val="24"/>
+        </w:rPr>
+      </w:pPr>
+    </w:p>
+    <w:p>
+      <w:pPr>
+        <w:pStyle w:val="p1"/>
+        <w:rPr>
+          <w:sz w:val="24"/>
+          <w:szCs w:val="24"/>
+        </w:rPr>
+      </w:pPr>
+      <w:r>
+        <w:rPr>
+          <w:sz w:val="24"/>
+          <w:szCs w:val="24"/>
+        </w:rPr>
+        <w:t>We also use the F1 score, which is defined as:</w:t>
+      </w:r>
+    </w:p>
+    <w:p>
+      <w:pPr>
+        <w:pStyle w:val="p1"/>
+        <w:rPr>
+          <w:sz w:val="24"/>
+          <w:szCs w:val="24"/>
+        </w:rPr>
+      </w:pPr>
+    </w:p>
+    <w:p>
+      <w:pPr>
+        <w:pStyle w:val="p1"/>
+        <w:rPr>
+          <w:sz w:val="24"/>
+          <w:szCs w:val="24"/>
+        </w:rPr>
+      </w:pPr>
+      <w:r>
+        <w:rPr>
+          <w:sz w:val="24"/>
+          <w:szCs w:val="24"/>
+        </w:rPr>
+        <w:t xml:space="preserve">F1 = 2 · (Precision · Recall) / </w:t>
+      </w:r>
+      <w:r>
+        <w:rPr>
+          <w:sz w:val="24"/>
+          <w:szCs w:val="24"/>
+        </w:rPr>
+        <w:t>(Precision + Recall), where Precision = TP / (TP + FP) and Recall = TPR.</w:t>
+      </w:r>
+    </w:p>
+    <w:p>
+      <w:pPr>
+        <w:pStyle w:val="p1"/>
+        <w:rPr>
+          <w:sz w:val="24"/>
+          <w:szCs w:val="24"/>
+        </w:rPr>
+      </w:pPr>
+    </w:p>
+    <w:p>
+      <w:pPr>
+        <w:pStyle w:val="p1"/>
+        <w:rPr>
+          <w:sz w:val="24"/>
+          <w:szCs w:val="24"/>
+        </w:rPr>
+      </w:pPr>
+      <w:r>
+        <w:rPr>
+          <w:sz w:val="24"/>
+          <w:szCs w:val="24"/>
+        </w:rPr>
+        <w:t>Below, we see how the J and F1-statistics differ across</w:t>
+      </w:r>
+      <w:r>
+        <w:rPr>
+          <w:sz w:val="24"/>
+          <w:szCs w:val="24"/>
+        </w:rPr>
+        <w:t xml:space="preserve"> the thresholds in both the CollecTF and MEME data sets. </w:t>
+      </w:r>
+      <w:r>
+        <w:rPr>
+          <w:sz w:val="24"/>
+          <w:szCs w:val="24"/>
+        </w:rPr>
+        <w:t xml:space="preserve">These performance statistics were computed for the DRIPPY pipeline which evaluated the best conclusion across the DR and IR search spaces, as this reflects the holistic analysis in practice. </w:t>
+      </w:r>
+    </w:p>
+    <w:p>
+      <w:pPr>
+        <w:pStyle w:val="p1"/>
+        <w:rPr>
+          <w:sz w:val="24"/>
+          <w:szCs w:val="24"/>
+        </w:rPr>
+      </w:pPr>
+    </w:p>
+    <w:p>
+      <w:pPr>
+        <w:pStyle w:val="p1"/>
+        <w:rPr>
+          <w:sz w:val="24"/>
+          <w:szCs w:val="24"/>
+        </w:rPr>
+      </w:pPr>
+      <w:r>
+        <w:rPr>
+          <w:sz w:val="24"/>
+          <w:szCs w:val="24"/>
+        </w:rPr>
+        <w:t>The CollecTF data suggests that the optimal threshold percentile across the performance statistics is 40%, though the MEME data’s results are more mixed</w:t>
+      </w:r>
+      <w:r>
+        <w:rPr>
+          <w:sz w:val="24"/>
+          <w:szCs w:val="24"/>
+        </w:rPr>
+        <w:t xml:space="preserve">. At the same 40% threshold percentile, we maximize performance of the DR search, but the optimal value for IR searches is 70%. However, it appears that the performance at 40% and 70% are somewhat comparable for the DR search. Therefore, depending on the goals of the user—i.e., do they wish to search solely for either DR or IR patterns, or both – the user could tune this parameter to their intention. </w:t>
+      </w:r>
+    </w:p>
+    <w:p>
+      <w:pPr>
+        <w:pStyle w:val="p1"/>
+        <w:rPr>
+          <w:sz w:val="24"/>
+          <w:szCs w:val="24"/>
+        </w:rPr>
+      </w:pPr>
+    </w:p>
+    <w:p>
+      <w:pPr>
+        <w:pStyle w:val="p1"/>
+        <w:jc w:val="center"/>
+        <w:rPr>
+          <w:sz w:val="24"/>
+          <w:szCs w:val="24"/>
+        </w:rPr>
+      </w:pPr>
+      <w:r>
+        <w:rPr>
+          <w:noProof/>
+          <w:sz w:val="24"/>
+          <w:szCs w:val="24"/>
+        </w:rPr>
         <w:drawing>
-          <wp:inline distT="0" distB="0" distL="0" distR="0" wp14:anchorId="798C3B9F" wp14:editId="73C629B9">
-            <wp:extent cx="5400040" cy="3136265"/>
-            <wp:effectExtent l="0" t="0" r="0" b="635"/>
-            <wp:docPr id="1994469616" name="Picture 1" descr="A graph with red and blue lines&#10;&#10;AI-generated content may be incorrect."/>
+          <wp:inline distT="0" distB="0" distL="0" distR="0" wp14:anchorId="74B1C589" wp14:editId="7BD4F603">
+            <wp:extent cx="2600552" cy="1613000"/>
+            <wp:effectExtent l="0" t="0" r="3175" b="0"/>
+            <wp:docPr id="1898301095" name="Picture 1" descr="A graph with red and blue lines&#10;&#10;AI-generated content may be incorrect."/>
             <wp:cNvGraphicFramePr>
               <a:graphicFrameLocks xmlns:a="http://schemas.openxmlformats.org/drawingml/2006/main" noChangeAspect="1"/>
             </wp:cNvGraphicFramePr>
@@ -17557,7 +18250,7 @@
               <a:graphicData uri="http://schemas.openxmlformats.org/drawingml/2006/picture">
                 <pic:pic xmlns:pic="http://schemas.openxmlformats.org/drawingml/2006/picture">
                   <pic:nvPicPr>
-                    <pic:cNvPr id="1994469616" name="Picture 1" descr="A graph with red and blue lines&#10;&#10;AI-generated content may be incorrect."/>
+                    <pic:cNvPr id="1898301095" name="Picture 1" descr="A graph with red and blue lines&#10;&#10;AI-generated content may be incorrect."/>
                     <pic:cNvPicPr/>
                   </pic:nvPicPr>
                   <pic:blipFill>
@@ -17569,7 +18262,7 @@
                   <pic:spPr>
                     <a:xfrm>
                       <a:off x="0" y="0"/>
-                      <a:ext cx="5400040" cy="3136265"/>
+                      <a:ext cx="2670704" cy="1656512"/>
                     </a:xfrm>
                     <a:prstGeom prst="rect">
                       <a:avLst/>
@@ -17583,30 +18276,15 @@
       </w:r>
       <w:r>
         <w:rPr>
-          <w:sz w:val="24"/>
-          <w:szCs w:val="24"/>
-        </w:rPr>
-        <w:t xml:space="preserve"> </w:t>
-      </w:r>
-    </w:p>
-    <w:p>
-      <w:pPr>
-        <w:pStyle w:val="p1"/>
-        <w:rPr>
-          <w:sz w:val="24"/>
-          <w:szCs w:val="24"/>
-        </w:rPr>
-      </w:pPr>
-      <w:r>
-        <w:rPr>
+          <w:noProof/>
           <w:sz w:val="24"/>
           <w:szCs w:val="24"/>
         </w:rPr>
         <w:drawing>
-          <wp:inline distT="0" distB="0" distL="0" distR="0" wp14:anchorId="546A7803" wp14:editId="4473FFB9">
-            <wp:extent cx="5400040" cy="5400040"/>
-            <wp:effectExtent l="0" t="0" r="0" b="0"/>
-            <wp:docPr id="740028251" name="Picture 1"/>
+          <wp:inline distT="0" distB="0" distL="0" distR="0" wp14:anchorId="1D4AE739" wp14:editId="72F65ED8">
+            <wp:extent cx="2598821" cy="1611927"/>
+            <wp:effectExtent l="0" t="0" r="5080" b="1270"/>
+            <wp:docPr id="488889308" name="Picture 1" descr="A graph with lines and numbers&#10;&#10;AI-generated content may be incorrect."/>
             <wp:cNvGraphicFramePr>
               <a:graphicFrameLocks xmlns:a="http://schemas.openxmlformats.org/drawingml/2006/main" noChangeAspect="1"/>
             </wp:cNvGraphicFramePr>
@@ -17614,7 +18292,7 @@
               <a:graphicData uri="http://schemas.openxmlformats.org/drawingml/2006/picture">
                 <pic:pic xmlns:pic="http://schemas.openxmlformats.org/drawingml/2006/picture">
                   <pic:nvPicPr>
-                    <pic:cNvPr id="740028251" name=""/>
+                    <pic:cNvPr id="488889308" name="Picture 1" descr="A graph with lines and numbers&#10;&#10;AI-generated content may be incorrect."/>
                     <pic:cNvPicPr/>
                   </pic:nvPicPr>
                   <pic:blipFill>
@@ -17626,7 +18304,7 @@
                   <pic:spPr>
                     <a:xfrm>
                       <a:off x="0" y="0"/>
-                      <a:ext cx="5400040" cy="5400040"/>
+                      <a:ext cx="2673575" cy="1658294"/>
                     </a:xfrm>
                     <a:prstGeom prst="rect">
                       <a:avLst/>
@@ -17642,31 +18320,649 @@
     <w:p>
       <w:pPr>
         <w:pStyle w:val="p1"/>
-        <w:rPr>
-          <w:sz w:val="24"/>
-          <w:szCs w:val="24"/>
-        </w:rPr>
-      </w:pPr>
-    </w:p>
-    <w:p>
-      <w:pPr>
-        <w:pStyle w:val="p1"/>
-        <w:rPr>
-          <w:sz w:val="24"/>
-          <w:szCs w:val="24"/>
-        </w:rPr>
-      </w:pPr>
-      <w:r>
-        <w:rPr>
+        <w:jc w:val="center"/>
+        <w:rPr>
+          <w:i/>
+          <w:iCs/>
+          <w:sz w:val="20"/>
+          <w:szCs w:val="20"/>
+        </w:rPr>
+      </w:pPr>
+      <w:r>
+        <w:rPr>
+          <w:i/>
+          <w:iCs/>
+          <w:sz w:val="20"/>
+          <w:szCs w:val="20"/>
+        </w:rPr>
+        <w:t xml:space="preserve">Figure. Youden’s J and F1-score across 0-90% thresholds </w:t>
+      </w:r>
+      <w:r>
+        <w:rPr>
+          <w:i/>
+          <w:iCs/>
+          <w:sz w:val="20"/>
+          <w:szCs w:val="20"/>
+        </w:rPr>
+        <w:t>for winner-takes-all results.</w:t>
+      </w:r>
+    </w:p>
+    <w:p>
+      <w:pPr>
+        <w:pStyle w:val="p1"/>
+        <w:rPr>
+          <w:sz w:val="24"/>
+          <w:szCs w:val="24"/>
+        </w:rPr>
+      </w:pPr>
+    </w:p>
+    <w:p>
+      <w:pPr>
+        <w:pStyle w:val="p1"/>
+        <w:rPr>
+          <w:sz w:val="24"/>
+          <w:szCs w:val="24"/>
+        </w:rPr>
+      </w:pPr>
+      <w:r>
+        <w:rPr>
+          <w:sz w:val="24"/>
+          <w:szCs w:val="24"/>
+        </w:rPr>
+        <w:t xml:space="preserve">For the sake of </w:t>
+      </w:r>
+      <w:r>
+        <w:rPr>
+          <w:sz w:val="24"/>
+          <w:szCs w:val="24"/>
+        </w:rPr>
+        <w:t>report</w:t>
+      </w:r>
+      <w:r>
+        <w:rPr>
+          <w:sz w:val="24"/>
+          <w:szCs w:val="24"/>
+        </w:rPr>
+        <w:t xml:space="preserve"> brevity</w:t>
+      </w:r>
+      <w:r>
+        <w:rPr>
+          <w:sz w:val="24"/>
+          <w:szCs w:val="24"/>
+        </w:rPr>
+        <w:t xml:space="preserve">, </w:t>
+      </w:r>
+      <w:r>
+        <w:rPr>
+          <w:sz w:val="24"/>
+          <w:szCs w:val="24"/>
+        </w:rPr>
+        <w:t xml:space="preserve">in the proceeding section analyze </w:t>
+      </w:r>
+      <w:r>
+        <w:rPr>
+          <w:sz w:val="24"/>
+          <w:szCs w:val="24"/>
+        </w:rPr>
+        <w:t xml:space="preserve">performance (ROC and PR curves, confusion matrices) by discussing results </w:t>
+      </w:r>
+      <w:r>
+        <w:rPr>
+          <w:sz w:val="24"/>
+          <w:szCs w:val="24"/>
+        </w:rPr>
+        <w:t xml:space="preserve">at the </w:t>
+      </w:r>
+      <w:r>
+        <w:rPr>
+          <w:sz w:val="24"/>
+          <w:szCs w:val="24"/>
+        </w:rPr>
+        <w:t xml:space="preserve">optimal </w:t>
+      </w:r>
+      <w:r>
+        <w:rPr>
+          <w:sz w:val="24"/>
+          <w:szCs w:val="24"/>
+        </w:rPr>
+        <w:t>40% threshold for the CollecTF data, and at the 70% threshold for the MEME data.</w:t>
+      </w:r>
+    </w:p>
+    <w:p>
+      <w:pPr>
+        <w:pStyle w:val="p1"/>
+        <w:rPr>
+          <w:sz w:val="24"/>
+          <w:szCs w:val="24"/>
+        </w:rPr>
+      </w:pPr>
+    </w:p>
+    <w:p>
+      <w:pPr>
+        <w:pStyle w:val="p1"/>
+        <w:rPr>
+          <w:i/>
+          <w:iCs/>
+          <w:sz w:val="24"/>
+          <w:szCs w:val="24"/>
+        </w:rPr>
+      </w:pPr>
+    </w:p>
+    <w:p>
+      <w:pPr>
+        <w:pStyle w:val="p1"/>
+        <w:rPr>
+          <w:i/>
+          <w:iCs/>
+          <w:sz w:val="24"/>
+          <w:szCs w:val="24"/>
+        </w:rPr>
+      </w:pPr>
+      <w:r>
+        <w:rPr>
+          <w:i/>
+          <w:iCs/>
+          <w:sz w:val="24"/>
+          <w:szCs w:val="24"/>
+        </w:rPr>
+        <w:lastRenderedPageBreak/>
+        <w:t>Performance Evaluation</w:t>
+      </w:r>
+    </w:p>
+    <w:p>
+      <w:pPr>
+        <w:pStyle w:val="p1"/>
+        <w:rPr>
+          <w:sz w:val="24"/>
+          <w:szCs w:val="24"/>
+        </w:rPr>
+      </w:pPr>
+    </w:p>
+    <w:p>
+      <w:pPr>
+        <w:pStyle w:val="p1"/>
+        <w:rPr>
+          <w:sz w:val="24"/>
+          <w:szCs w:val="24"/>
+        </w:rPr>
+      </w:pPr>
+      <w:r>
+        <w:rPr>
+          <w:sz w:val="24"/>
+          <w:szCs w:val="24"/>
+        </w:rPr>
+        <w:t>In the ROC curves below</w:t>
+      </w:r>
+      <w:r>
+        <w:rPr>
+          <w:sz w:val="24"/>
+          <w:szCs w:val="24"/>
+        </w:rPr>
+        <w:t xml:space="preserve">, </w:t>
+      </w:r>
+      <w:r>
+        <w:rPr>
+          <w:sz w:val="24"/>
+          <w:szCs w:val="24"/>
+        </w:rPr>
+        <w:t xml:space="preserve">which plot the true positive rate vs false positive rate, </w:t>
+      </w:r>
+      <w:r>
+        <w:rPr>
+          <w:sz w:val="24"/>
+          <w:szCs w:val="24"/>
+        </w:rPr>
+        <w:t xml:space="preserve">we see </w:t>
+      </w:r>
+      <w:r>
+        <w:rPr>
+          <w:sz w:val="24"/>
+          <w:szCs w:val="24"/>
+        </w:rPr>
+        <w:t xml:space="preserve">in </w:t>
+      </w:r>
+      <w:r>
+        <w:rPr>
+          <w:sz w:val="24"/>
+          <w:szCs w:val="24"/>
+        </w:rPr>
+        <w:t>the CollecTF data that</w:t>
+      </w:r>
+      <w:r>
+        <w:rPr>
+          <w:sz w:val="24"/>
+          <w:szCs w:val="24"/>
+        </w:rPr>
+        <w:t xml:space="preserve"> across both the component and winner-takes-all system, DR patterns are </w:t>
+      </w:r>
+      <w:r>
+        <w:rPr>
+          <w:sz w:val="24"/>
+          <w:szCs w:val="24"/>
+        </w:rPr>
+        <w:t xml:space="preserve">slightly </w:t>
+      </w:r>
+      <w:r>
+        <w:rPr>
+          <w:sz w:val="24"/>
+          <w:szCs w:val="24"/>
+        </w:rPr>
+        <w:t>more accurately classified</w:t>
+      </w:r>
+      <w:r>
+        <w:rPr>
+          <w:sz w:val="24"/>
+          <w:szCs w:val="24"/>
+        </w:rPr>
+        <w:t>.</w:t>
+      </w:r>
+      <w:r>
+        <w:rPr>
+          <w:sz w:val="24"/>
+          <w:szCs w:val="24"/>
+        </w:rPr>
+        <w:t xml:space="preserve"> </w:t>
+      </w:r>
+      <w:r>
+        <w:rPr>
+          <w:sz w:val="24"/>
+          <w:szCs w:val="24"/>
+        </w:rPr>
+        <w:t>However, the difference is negligible</w:t>
+      </w:r>
+      <w:r>
+        <w:rPr>
+          <w:sz w:val="24"/>
+          <w:szCs w:val="24"/>
+        </w:rPr>
+        <w:t xml:space="preserve">, with </w:t>
+      </w:r>
+      <w:r>
+        <w:rPr>
+          <w:sz w:val="24"/>
+          <w:szCs w:val="24"/>
+        </w:rPr>
+        <w:t xml:space="preserve">an </w:t>
+      </w:r>
+      <w:r>
+        <w:rPr>
+          <w:sz w:val="24"/>
+          <w:szCs w:val="24"/>
+        </w:rPr>
+        <w:t xml:space="preserve">AUC of 0.92 and 0.90 respectively for DR and IR searches in the winner-takes-all system. </w:t>
+      </w:r>
+      <w:r>
+        <w:rPr>
+          <w:sz w:val="24"/>
+          <w:szCs w:val="24"/>
+        </w:rPr>
+        <w:t xml:space="preserve">The reason for better classification performance on DR observations </w:t>
+      </w:r>
+      <w:r>
+        <w:rPr>
+          <w:sz w:val="24"/>
+          <w:szCs w:val="24"/>
+        </w:rPr>
+        <w:t xml:space="preserve">may be </w:t>
+      </w:r>
+      <w:r>
+        <w:rPr>
+          <w:sz w:val="24"/>
+          <w:szCs w:val="24"/>
+        </w:rPr>
+        <w:t>due to signal strength, even though the data was imbalanced in favor of IR</w:t>
+      </w:r>
+      <w:r>
+        <w:rPr>
+          <w:sz w:val="24"/>
+          <w:szCs w:val="24"/>
+        </w:rPr>
+        <w:t xml:space="preserve"> observations</w:t>
+      </w:r>
+      <w:r>
+        <w:rPr>
+          <w:sz w:val="24"/>
+          <w:szCs w:val="24"/>
+        </w:rPr>
+        <w:t>. The DR observations at the 40% threshold had a higher proportion (80%) of statistically significant results aligned with the labels, whereas the IR group only had 71% significant agreement</w:t>
+      </w:r>
+      <w:r>
+        <w:rPr>
+          <w:sz w:val="24"/>
+          <w:szCs w:val="24"/>
+        </w:rPr>
+        <w:t xml:space="preserve"> with the labels</w:t>
+      </w:r>
+      <w:r>
+        <w:rPr>
+          <w:sz w:val="24"/>
+          <w:szCs w:val="24"/>
+        </w:rPr>
+        <w:t xml:space="preserve">. </w:t>
+      </w:r>
+    </w:p>
+    <w:p>
+      <w:pPr>
+        <w:pStyle w:val="p1"/>
+        <w:rPr>
+          <w:sz w:val="24"/>
+          <w:szCs w:val="24"/>
+        </w:rPr>
+      </w:pPr>
+    </w:p>
+    <w:p>
+      <w:pPr>
+        <w:pStyle w:val="p1"/>
+        <w:rPr>
+          <w:sz w:val="24"/>
+          <w:szCs w:val="24"/>
+        </w:rPr>
+      </w:pPr>
+      <w:r>
+        <w:rPr>
+          <w:sz w:val="24"/>
+          <w:szCs w:val="24"/>
+        </w:rPr>
+        <w:t xml:space="preserve">The PR curves show the precision (proportion of true positives out of all positive classifications) versus the recall (true positive out of the sum of TP and false negative classifications). Here, we see that for the CollecTF data, the </w:t>
+      </w:r>
+      <w:r>
+        <w:rPr>
+          <w:sz w:val="24"/>
+          <w:szCs w:val="24"/>
+        </w:rPr>
+        <w:t xml:space="preserve">IR patterns </w:t>
+      </w:r>
+      <w:r>
+        <w:rPr>
+          <w:sz w:val="24"/>
+          <w:szCs w:val="24"/>
+        </w:rPr>
+        <w:t xml:space="preserve">have a higher AUC across both the component and </w:t>
+      </w:r>
+      <w:r>
+        <w:rPr>
+          <w:sz w:val="24"/>
+          <w:szCs w:val="24"/>
+        </w:rPr>
+        <w:t xml:space="preserve">winner-takes-all </w:t>
+      </w:r>
+      <w:r>
+        <w:rPr>
+          <w:sz w:val="24"/>
+          <w:szCs w:val="24"/>
+        </w:rPr>
+        <w:t xml:space="preserve">spaces, though in the </w:t>
+      </w:r>
+      <w:r>
+        <w:rPr>
+          <w:sz w:val="24"/>
+          <w:szCs w:val="24"/>
+        </w:rPr>
+        <w:t>latter</w:t>
+      </w:r>
+      <w:r>
+        <w:rPr>
+          <w:sz w:val="24"/>
+          <w:szCs w:val="24"/>
+        </w:rPr>
+        <w:t>, the difference is negligible</w:t>
+      </w:r>
+      <w:r>
+        <w:rPr>
+          <w:sz w:val="24"/>
+          <w:szCs w:val="24"/>
+        </w:rPr>
+        <w:t xml:space="preserve"> (0.88 vs 0.91)</w:t>
+      </w:r>
+      <w:r>
+        <w:rPr>
+          <w:sz w:val="24"/>
+          <w:szCs w:val="24"/>
+        </w:rPr>
+        <w:t xml:space="preserve">. </w:t>
+      </w:r>
+    </w:p>
+    <w:p>
+      <w:pPr>
+        <w:pStyle w:val="p1"/>
+        <w:rPr>
+          <w:sz w:val="24"/>
+          <w:szCs w:val="24"/>
+        </w:rPr>
+      </w:pPr>
+    </w:p>
+    <w:p>
+      <w:pPr>
+        <w:pStyle w:val="p1"/>
+        <w:rPr>
+          <w:sz w:val="24"/>
+          <w:szCs w:val="24"/>
+        </w:rPr>
+      </w:pPr>
+      <w:r>
+        <w:rPr>
+          <w:sz w:val="24"/>
+          <w:szCs w:val="24"/>
+        </w:rPr>
+        <w:t xml:space="preserve">Both the ROC and PR </w:t>
+      </w:r>
+      <w:r>
+        <w:rPr>
+          <w:sz w:val="24"/>
+          <w:szCs w:val="24"/>
+        </w:rPr>
+        <w:t xml:space="preserve">curves </w:t>
+      </w:r>
+      <w:r>
+        <w:rPr>
+          <w:sz w:val="24"/>
+          <w:szCs w:val="24"/>
+        </w:rPr>
+        <w:t>suggest</w:t>
+      </w:r>
+      <w:r>
+        <w:rPr>
+          <w:sz w:val="24"/>
+          <w:szCs w:val="24"/>
+        </w:rPr>
+        <w:t xml:space="preserve"> </w:t>
+      </w:r>
+      <w:r>
+        <w:rPr>
+          <w:sz w:val="24"/>
+          <w:szCs w:val="24"/>
+        </w:rPr>
+        <w:t xml:space="preserve">that </w:t>
+      </w:r>
+      <w:r>
+        <w:rPr>
+          <w:sz w:val="24"/>
+          <w:szCs w:val="24"/>
+        </w:rPr>
+        <w:t xml:space="preserve">for the CollecTF data, the winner-takes-all heuristic </w:t>
+      </w:r>
+      <w:r>
+        <w:rPr>
+          <w:sz w:val="24"/>
+          <w:szCs w:val="24"/>
+        </w:rPr>
+        <w:t xml:space="preserve">results in </w:t>
+      </w:r>
+      <w:r>
+        <w:rPr>
+          <w:sz w:val="24"/>
+          <w:szCs w:val="24"/>
+        </w:rPr>
+        <w:t xml:space="preserve">a minor </w:t>
+      </w:r>
+      <w:r>
+        <w:rPr>
+          <w:sz w:val="24"/>
+          <w:szCs w:val="24"/>
+        </w:rPr>
+        <w:t>performance improvement</w:t>
+      </w:r>
+      <w:r>
+        <w:rPr>
+          <w:sz w:val="24"/>
+          <w:szCs w:val="24"/>
+        </w:rPr>
+        <w:t xml:space="preserve"> in </w:t>
+      </w:r>
+      <w:r>
+        <w:rPr>
+          <w:sz w:val="24"/>
+          <w:szCs w:val="24"/>
+        </w:rPr>
+        <w:t>classification</w:t>
+      </w:r>
+      <w:r>
+        <w:rPr>
+          <w:sz w:val="24"/>
+          <w:szCs w:val="24"/>
+        </w:rPr>
+        <w:t xml:space="preserve">, a result of forcing the model to make a strict decision </w:t>
+      </w:r>
+      <w:r>
+        <w:rPr>
+          <w:sz w:val="24"/>
+          <w:szCs w:val="24"/>
+        </w:rPr>
+        <w:t xml:space="preserve">by penalizing </w:t>
+      </w:r>
+      <w:r>
+        <w:rPr>
+          <w:sz w:val="24"/>
+          <w:szCs w:val="24"/>
+        </w:rPr>
+        <w:t>statistically insignificant results</w:t>
+      </w:r>
+      <w:r>
+        <w:rPr>
+          <w:sz w:val="24"/>
+          <w:szCs w:val="24"/>
+        </w:rPr>
+        <w:t xml:space="preserve">. </w:t>
+      </w:r>
+      <w:r>
+        <w:rPr>
+          <w:sz w:val="24"/>
+          <w:szCs w:val="24"/>
+        </w:rPr>
+        <w:t xml:space="preserve">However, </w:t>
+      </w:r>
+      <w:r>
+        <w:rPr>
+          <w:sz w:val="24"/>
+          <w:szCs w:val="24"/>
+        </w:rPr>
+        <w:t xml:space="preserve">unlike in the ROC curves, </w:t>
+      </w:r>
+      <w:r>
+        <w:rPr>
+          <w:sz w:val="24"/>
+          <w:szCs w:val="24"/>
+        </w:rPr>
+        <w:t xml:space="preserve">we see in the PR </w:t>
+      </w:r>
+      <w:r>
+        <w:rPr>
+          <w:sz w:val="24"/>
+          <w:szCs w:val="24"/>
+        </w:rPr>
+        <w:t xml:space="preserve">plots </w:t>
+      </w:r>
+      <w:r>
+        <w:rPr>
+          <w:sz w:val="24"/>
+          <w:szCs w:val="24"/>
+        </w:rPr>
+        <w:t>that the classification performance is marginally higher for the IR patterns. This is because the PR curve is focused on positive classifications</w:t>
+      </w:r>
+      <w:r>
+        <w:rPr>
+          <w:sz w:val="24"/>
+          <w:szCs w:val="24"/>
+        </w:rPr>
+        <w:t>, and a</w:t>
+      </w:r>
+      <w:r>
+        <w:rPr>
+          <w:sz w:val="24"/>
+          <w:szCs w:val="24"/>
+        </w:rPr>
+        <w:t>s the data was imbalanced in favor of IR patterns (</w:t>
+      </w:r>
+      <w:r>
+        <w:rPr>
+          <w:sz w:val="24"/>
+          <w:szCs w:val="24"/>
+        </w:rPr>
+        <w:t>43 inverse repeat patterns and 25 direct repeats</w:t>
+      </w:r>
+      <w:r>
+        <w:rPr>
+          <w:sz w:val="24"/>
+          <w:szCs w:val="24"/>
+        </w:rPr>
+        <w:t>), it is not particularly surprising that the PR curves show better results for IR classification</w:t>
+      </w:r>
+      <w:r>
+        <w:rPr>
+          <w:sz w:val="24"/>
+          <w:szCs w:val="24"/>
+        </w:rPr>
+        <w:t>.</w:t>
+      </w:r>
+    </w:p>
+    <w:p>
+      <w:pPr>
+        <w:pStyle w:val="p1"/>
+        <w:rPr>
+          <w:sz w:val="24"/>
+          <w:szCs w:val="24"/>
+        </w:rPr>
+      </w:pPr>
+    </w:p>
+    <w:p>
+      <w:pPr>
+        <w:rPr>
+          <w:rFonts w:ascii="Times New Roman" w:eastAsia="Times New Roman" w:hAnsi="Times New Roman" w:cs="Times New Roman"/>
+          <w:color w:val="2A2C2E"/>
+          <w:sz w:val="24"/>
+          <w:szCs w:val="24"/>
+          <w:lang w:val="en-US" w:eastAsia="ko-KR"/>
+        </w:rPr>
+      </w:pPr>
+      <w:r>
+        <w:rPr>
+          <w:sz w:val="24"/>
+          <w:szCs w:val="24"/>
+        </w:rPr>
+        <w:br w:type="page"/>
+      </w:r>
+    </w:p>
+    <w:p>
+      <w:pPr>
+        <w:pStyle w:val="p1"/>
+        <w:jc w:val="center"/>
+        <w:rPr>
+          <w:sz w:val="24"/>
+          <w:szCs w:val="24"/>
+        </w:rPr>
+      </w:pPr>
+      <w:r>
+        <w:rPr>
+          <w:noProof/>
           <w:sz w:val="24"/>
           <w:szCs w:val="24"/>
         </w:rPr>
         <w:lastRenderedPageBreak/>
         <w:drawing>
-          <wp:inline distT="0" distB="0" distL="0" distR="0" wp14:anchorId="2D01230E" wp14:editId="6C65D699">
-            <wp:extent cx="5400040" cy="4622165"/>
-            <wp:effectExtent l="0" t="0" r="0" b="635"/>
-            <wp:docPr id="618168886" name="Picture 1" descr="A group of graphs showing different types of curves&#10;&#10;AI-generated content may be incorrect."/>
+          <wp:inline distT="0" distB="0" distL="0" distR="0" wp14:anchorId="6CE8C775" wp14:editId="10344239">
+            <wp:extent cx="5357541" cy="2385246"/>
+            <wp:effectExtent l="0" t="0" r="1905" b="2540"/>
+            <wp:docPr id="1460750116" name="Picture 1" descr="A comparison of a graph&#10;&#10;AI-generated content may be incorrect."/>
             <wp:cNvGraphicFramePr>
               <a:graphicFrameLocks xmlns:a="http://schemas.openxmlformats.org/drawingml/2006/main" noChangeAspect="1"/>
             </wp:cNvGraphicFramePr>
@@ -17674,11 +18970,86 @@
               <a:graphicData uri="http://schemas.openxmlformats.org/drawingml/2006/picture">
                 <pic:pic xmlns:pic="http://schemas.openxmlformats.org/drawingml/2006/picture">
                   <pic:nvPicPr>
-                    <pic:cNvPr id="618168886" name="Picture 1" descr="A group of graphs showing different types of curves&#10;&#10;AI-generated content may be incorrect."/>
+                    <pic:cNvPr id="1460750116" name="Picture 1" descr="A comparison of a graph&#10;&#10;AI-generated content may be incorrect."/>
                     <pic:cNvPicPr/>
                   </pic:nvPicPr>
+                  <pic:blipFill rotWithShape="1">
+                    <a:blip r:embed="rId26"/>
+                    <a:srcRect t="3731" b="3947"/>
+                    <a:stretch>
+                      <a:fillRect/>
+                    </a:stretch>
+                  </pic:blipFill>
+                  <pic:spPr bwMode="auto">
+                    <a:xfrm>
+                      <a:off x="0" y="0"/>
+                      <a:ext cx="5535746" cy="2464585"/>
+                    </a:xfrm>
+                    <a:prstGeom prst="rect">
+                      <a:avLst/>
+                    </a:prstGeom>
+                    <a:ln>
+                      <a:noFill/>
+                    </a:ln>
+                    <a:extLst>
+                      <a:ext uri="{53640926-AAD7-44D8-BBD7-CCE9431645EC}">
+                        <a14:shadowObscured xmlns:a14="http://schemas.microsoft.com/office/drawing/2010/main"/>
+                      </a:ext>
+                    </a:extLst>
+                  </pic:spPr>
+                </pic:pic>
+              </a:graphicData>
+            </a:graphic>
+          </wp:inline>
+        </w:drawing>
+      </w:r>
+    </w:p>
+    <w:p>
+      <w:pPr>
+        <w:pStyle w:val="p1"/>
+        <w:jc w:val="center"/>
+        <w:rPr>
+          <w:sz w:val="24"/>
+          <w:szCs w:val="24"/>
+        </w:rPr>
+      </w:pPr>
+      <w:r>
+        <w:rPr>
+          <w:noProof/>
+          <w:sz w:val="24"/>
+          <w:szCs w:val="24"/>
+        </w:rPr>
+        <w:drawing>
+          <wp:inline distT="0" distB="0" distL="0" distR="0" wp14:anchorId="184E929D" wp14:editId="4590C0DE">
+            <wp:extent cx="5325943" cy="2282190"/>
+            <wp:effectExtent l="0" t="0" r="0" b="3810"/>
+            <wp:docPr id="10" name="Picture 9" descr="A comparison of a diagram&#10;&#10;AI-generated content may be incorrect.">
+              <a:extLst xmlns:a="http://schemas.openxmlformats.org/drawingml/2006/main">
+                <a:ext uri="{FF2B5EF4-FFF2-40B4-BE49-F238E27FC236}">
+                  <a16:creationId xmlns:a16="http://schemas.microsoft.com/office/drawing/2014/main" id="{C7F94039-1D06-B9BD-5E39-519E6C1C4296}"/>
+                </a:ext>
+              </a:extLst>
+            </wp:docPr>
+            <wp:cNvGraphicFramePr>
+              <a:graphicFrameLocks xmlns:a="http://schemas.openxmlformats.org/drawingml/2006/main" noChangeAspect="1"/>
+            </wp:cNvGraphicFramePr>
+            <a:graphic xmlns:a="http://schemas.openxmlformats.org/drawingml/2006/main">
+              <a:graphicData uri="http://schemas.openxmlformats.org/drawingml/2006/picture">
+                <pic:pic xmlns:pic="http://schemas.openxmlformats.org/drawingml/2006/picture">
+                  <pic:nvPicPr>
+                    <pic:cNvPr id="10" name="Picture 9" descr="A comparison of a diagram&#10;&#10;AI-generated content may be incorrect.">
+                      <a:extLst>
+                        <a:ext uri="{FF2B5EF4-FFF2-40B4-BE49-F238E27FC236}">
+                          <a16:creationId xmlns:a16="http://schemas.microsoft.com/office/drawing/2014/main" id="{C7F94039-1D06-B9BD-5E39-519E6C1C4296}"/>
+                        </a:ext>
+                      </a:extLst>
+                    </pic:cNvPr>
+                    <pic:cNvPicPr>
+                      <a:picLocks noChangeAspect="1"/>
+                    </pic:cNvPicPr>
+                  </pic:nvPicPr>
                   <pic:blipFill>
-                    <a:blip r:embed="rId26"/>
+                    <a:blip r:embed="rId27"/>
                     <a:stretch>
                       <a:fillRect/>
                     </a:stretch>
@@ -17686,7 +19057,7 @@
                   <pic:spPr>
                     <a:xfrm>
                       <a:off x="0" y="0"/>
-                      <a:ext cx="5400040" cy="4622165"/>
+                      <a:ext cx="5466380" cy="2342368"/>
                     </a:xfrm>
                     <a:prstGeom prst="rect">
                       <a:avLst/>
@@ -17702,6 +19073,952 @@
     <w:p>
       <w:pPr>
         <w:pStyle w:val="p1"/>
+        <w:jc w:val="center"/>
+        <w:rPr>
+          <w:i/>
+          <w:iCs/>
+          <w:sz w:val="24"/>
+          <w:szCs w:val="24"/>
+        </w:rPr>
+      </w:pPr>
+      <w:r>
+        <w:rPr>
+          <w:i/>
+          <w:iCs/>
+          <w:sz w:val="24"/>
+          <w:szCs w:val="24"/>
+        </w:rPr>
+        <w:t xml:space="preserve">Figure. </w:t>
+      </w:r>
+      <w:bookmarkStart w:id="0" w:name="OLE_LINK1"/>
+      <w:r>
+        <w:rPr>
+          <w:i/>
+          <w:iCs/>
+          <w:sz w:val="24"/>
+          <w:szCs w:val="24"/>
+        </w:rPr>
+        <w:t xml:space="preserve">Component and system (winner-takes-all) ROC and PR curves for the </w:t>
+      </w:r>
+      <w:r>
+        <w:rPr>
+          <w:i/>
+          <w:iCs/>
+          <w:sz w:val="24"/>
+          <w:szCs w:val="24"/>
+        </w:rPr>
+        <w:t xml:space="preserve">DRIPPY classification of the </w:t>
+      </w:r>
+      <w:r>
+        <w:rPr>
+          <w:i/>
+          <w:iCs/>
+          <w:sz w:val="24"/>
+          <w:szCs w:val="24"/>
+        </w:rPr>
+        <w:t xml:space="preserve">CollecTF dataset. </w:t>
+      </w:r>
+    </w:p>
+    <w:bookmarkEnd w:id="0"/>
+    <w:p>
+      <w:pPr>
+        <w:pStyle w:val="p1"/>
+        <w:rPr>
+          <w:sz w:val="24"/>
+          <w:szCs w:val="24"/>
+        </w:rPr>
+      </w:pPr>
+    </w:p>
+    <w:p>
+      <w:pPr>
+        <w:pStyle w:val="p1"/>
+        <w:rPr>
+          <w:sz w:val="24"/>
+          <w:szCs w:val="24"/>
+        </w:rPr>
+      </w:pPr>
+      <w:r>
+        <w:rPr>
+          <w:sz w:val="24"/>
+          <w:szCs w:val="24"/>
+        </w:rPr>
+        <w:t xml:space="preserve">The </w:t>
+      </w:r>
+      <w:r>
+        <w:rPr>
+          <w:sz w:val="24"/>
+          <w:szCs w:val="24"/>
+        </w:rPr>
+        <w:t xml:space="preserve">ROC and PR curves </w:t>
+      </w:r>
+      <w:r>
+        <w:rPr>
+          <w:sz w:val="24"/>
+          <w:szCs w:val="24"/>
+        </w:rPr>
+        <w:t xml:space="preserve">for the MEME analysis </w:t>
+      </w:r>
+      <w:r>
+        <w:rPr>
+          <w:sz w:val="24"/>
+          <w:szCs w:val="24"/>
+        </w:rPr>
+        <w:t xml:space="preserve">show </w:t>
+      </w:r>
+      <w:r>
+        <w:rPr>
+          <w:sz w:val="24"/>
+          <w:szCs w:val="24"/>
+        </w:rPr>
+        <w:t xml:space="preserve">results aligned with the composition </w:t>
+      </w:r>
+      <w:r>
+        <w:rPr>
+          <w:sz w:val="24"/>
+          <w:szCs w:val="24"/>
+        </w:rPr>
+        <w:t xml:space="preserve">and smaller size </w:t>
+      </w:r>
+      <w:r>
+        <w:rPr>
+          <w:sz w:val="24"/>
+          <w:szCs w:val="24"/>
+        </w:rPr>
+        <w:t xml:space="preserve">of </w:t>
+      </w:r>
+      <w:r>
+        <w:rPr>
+          <w:sz w:val="24"/>
+          <w:szCs w:val="24"/>
+        </w:rPr>
+        <w:t xml:space="preserve">its </w:t>
+      </w:r>
+      <w:r>
+        <w:rPr>
+          <w:sz w:val="24"/>
+          <w:szCs w:val="24"/>
+        </w:rPr>
+        <w:t>data set. Recall that the data was highly imbalanced, with 5 direct repeats, 11 inverse repeats, and 24 none-type labeled patterns.</w:t>
+      </w:r>
+      <w:r>
+        <w:rPr>
+          <w:sz w:val="24"/>
+          <w:szCs w:val="24"/>
+        </w:rPr>
+        <w:t xml:space="preserve"> Accordingly, the ROC curves show up to 15-point differences in favor of IR classification. </w:t>
+      </w:r>
+    </w:p>
+    <w:p>
+      <w:pPr>
+        <w:pStyle w:val="p1"/>
+        <w:rPr>
+          <w:sz w:val="24"/>
+          <w:szCs w:val="24"/>
+        </w:rPr>
+      </w:pPr>
+    </w:p>
+    <w:p>
+      <w:pPr>
+        <w:pStyle w:val="p1"/>
+        <w:jc w:val="center"/>
+        <w:rPr>
+          <w:sz w:val="24"/>
+          <w:szCs w:val="24"/>
+        </w:rPr>
+      </w:pPr>
+      <w:r>
+        <w:rPr>
+          <w:noProof/>
+          <w:sz w:val="24"/>
+          <w:szCs w:val="24"/>
+        </w:rPr>
+        <w:drawing>
+          <wp:inline distT="0" distB="0" distL="0" distR="0" wp14:anchorId="3507073C" wp14:editId="4713EA91">
+            <wp:extent cx="5447284" cy="2405922"/>
+            <wp:effectExtent l="0" t="0" r="1270" b="0"/>
+            <wp:docPr id="263923972" name="Picture 1" descr="A comparison of a diagram&#10;&#10;AI-generated content may be incorrect."/>
+            <wp:cNvGraphicFramePr>
+              <a:graphicFrameLocks xmlns:a="http://schemas.openxmlformats.org/drawingml/2006/main" noChangeAspect="1"/>
+            </wp:cNvGraphicFramePr>
+            <a:graphic xmlns:a="http://schemas.openxmlformats.org/drawingml/2006/main">
+              <a:graphicData uri="http://schemas.openxmlformats.org/drawingml/2006/picture">
+                <pic:pic xmlns:pic="http://schemas.openxmlformats.org/drawingml/2006/picture">
+                  <pic:nvPicPr>
+                    <pic:cNvPr id="263923972" name="Picture 1" descr="A comparison of a diagram&#10;&#10;AI-generated content may be incorrect."/>
+                    <pic:cNvPicPr/>
+                  </pic:nvPicPr>
+                  <pic:blipFill rotWithShape="1">
+                    <a:blip r:embed="rId28"/>
+                    <a:srcRect t="2573" b="3527"/>
+                    <a:stretch>
+                      <a:fillRect/>
+                    </a:stretch>
+                  </pic:blipFill>
+                  <pic:spPr bwMode="auto">
+                    <a:xfrm>
+                      <a:off x="0" y="0"/>
+                      <a:ext cx="5552385" cy="2452342"/>
+                    </a:xfrm>
+                    <a:prstGeom prst="rect">
+                      <a:avLst/>
+                    </a:prstGeom>
+                    <a:ln>
+                      <a:noFill/>
+                    </a:ln>
+                    <a:extLst>
+                      <a:ext uri="{53640926-AAD7-44D8-BBD7-CCE9431645EC}">
+                        <a14:shadowObscured xmlns:a14="http://schemas.microsoft.com/office/drawing/2010/main"/>
+                      </a:ext>
+                    </a:extLst>
+                  </pic:spPr>
+                </pic:pic>
+              </a:graphicData>
+            </a:graphic>
+          </wp:inline>
+        </w:drawing>
+      </w:r>
+    </w:p>
+    <w:p>
+      <w:pPr>
+        <w:pStyle w:val="p1"/>
+        <w:jc w:val="center"/>
+        <w:rPr>
+          <w:sz w:val="24"/>
+          <w:szCs w:val="24"/>
+        </w:rPr>
+      </w:pPr>
+      <w:r>
+        <w:rPr>
+          <w:noProof/>
+          <w:sz w:val="24"/>
+          <w:szCs w:val="24"/>
+        </w:rPr>
+        <w:lastRenderedPageBreak/>
+        <w:drawing>
+          <wp:inline distT="0" distB="0" distL="0" distR="0" wp14:anchorId="602C91DF" wp14:editId="4CD45B15">
+            <wp:extent cx="5447030" cy="2334077"/>
+            <wp:effectExtent l="0" t="0" r="1270" b="3175"/>
+            <wp:docPr id="6" name="Picture 5" descr="A comparison of a diagram&#10;&#10;AI-generated content may be incorrect.">
+              <a:extLst xmlns:a="http://schemas.openxmlformats.org/drawingml/2006/main">
+                <a:ext uri="{FF2B5EF4-FFF2-40B4-BE49-F238E27FC236}">
+                  <a16:creationId xmlns:a16="http://schemas.microsoft.com/office/drawing/2014/main" id="{F31AAE13-4F65-790A-9C42-5335EEAAECD3}"/>
+                </a:ext>
+              </a:extLst>
+            </wp:docPr>
+            <wp:cNvGraphicFramePr>
+              <a:graphicFrameLocks xmlns:a="http://schemas.openxmlformats.org/drawingml/2006/main" noChangeAspect="1"/>
+            </wp:cNvGraphicFramePr>
+            <a:graphic xmlns:a="http://schemas.openxmlformats.org/drawingml/2006/main">
+              <a:graphicData uri="http://schemas.openxmlformats.org/drawingml/2006/picture">
+                <pic:pic xmlns:pic="http://schemas.openxmlformats.org/drawingml/2006/picture">
+                  <pic:nvPicPr>
+                    <pic:cNvPr id="6" name="Picture 5" descr="A comparison of a diagram&#10;&#10;AI-generated content may be incorrect.">
+                      <a:extLst>
+                        <a:ext uri="{FF2B5EF4-FFF2-40B4-BE49-F238E27FC236}">
+                          <a16:creationId xmlns:a16="http://schemas.microsoft.com/office/drawing/2014/main" id="{F31AAE13-4F65-790A-9C42-5335EEAAECD3}"/>
+                        </a:ext>
+                      </a:extLst>
+                    </pic:cNvPr>
+                    <pic:cNvPicPr>
+                      <a:picLocks noChangeAspect="1"/>
+                    </pic:cNvPicPr>
+                  </pic:nvPicPr>
+                  <pic:blipFill>
+                    <a:blip r:embed="rId29"/>
+                    <a:stretch>
+                      <a:fillRect/>
+                    </a:stretch>
+                  </pic:blipFill>
+                  <pic:spPr>
+                    <a:xfrm>
+                      <a:off x="0" y="0"/>
+                      <a:ext cx="5571032" cy="2387212"/>
+                    </a:xfrm>
+                    <a:prstGeom prst="rect">
+                      <a:avLst/>
+                    </a:prstGeom>
+                  </pic:spPr>
+                </pic:pic>
+              </a:graphicData>
+            </a:graphic>
+          </wp:inline>
+        </w:drawing>
+      </w:r>
+    </w:p>
+    <w:p>
+      <w:pPr>
+        <w:pStyle w:val="p1"/>
+        <w:jc w:val="center"/>
+        <w:rPr>
+          <w:i/>
+          <w:iCs/>
+          <w:sz w:val="24"/>
+          <w:szCs w:val="24"/>
+        </w:rPr>
+      </w:pPr>
+      <w:r>
+        <w:rPr>
+          <w:i/>
+          <w:iCs/>
+          <w:sz w:val="24"/>
+          <w:szCs w:val="24"/>
+        </w:rPr>
+        <w:t xml:space="preserve">Figure. </w:t>
+      </w:r>
+      <w:r>
+        <w:rPr>
+          <w:i/>
+          <w:iCs/>
+          <w:sz w:val="24"/>
+          <w:szCs w:val="24"/>
+        </w:rPr>
+        <w:t xml:space="preserve">Component and system (winner-takes-all) ROC and PR curves for the DRIPPY classification of the </w:t>
+      </w:r>
+      <w:r>
+        <w:rPr>
+          <w:i/>
+          <w:iCs/>
+          <w:sz w:val="24"/>
+          <w:szCs w:val="24"/>
+        </w:rPr>
+        <w:t xml:space="preserve">MEME </w:t>
+      </w:r>
+      <w:r>
+        <w:rPr>
+          <w:i/>
+          <w:iCs/>
+          <w:sz w:val="24"/>
+          <w:szCs w:val="24"/>
+        </w:rPr>
+        <w:t xml:space="preserve">dataset. </w:t>
+      </w:r>
+    </w:p>
+    <w:p>
+      <w:pPr>
+        <w:pStyle w:val="p1"/>
+        <w:rPr>
+          <w:sz w:val="24"/>
+          <w:szCs w:val="24"/>
+        </w:rPr>
+      </w:pPr>
+    </w:p>
+    <w:p>
+      <w:pPr>
+        <w:pStyle w:val="p1"/>
+        <w:rPr>
+          <w:sz w:val="24"/>
+          <w:szCs w:val="24"/>
+        </w:rPr>
+      </w:pPr>
+      <w:r>
+        <w:rPr>
+          <w:sz w:val="24"/>
+          <w:szCs w:val="24"/>
+        </w:rPr>
+        <w:t xml:space="preserve">As we saw in </w:t>
+      </w:r>
+      <w:r>
+        <w:rPr>
+          <w:sz w:val="24"/>
+          <w:szCs w:val="24"/>
+        </w:rPr>
+        <w:t>the Collec</w:t>
+      </w:r>
+      <w:r>
+        <w:rPr>
+          <w:sz w:val="24"/>
+          <w:szCs w:val="24"/>
+        </w:rPr>
+        <w:t xml:space="preserve">TF data, the winner-takes-all system offers better performance than the individual DR and IR classification components, but the performance gap is much larger in the MEME set. This is explained by the fact that the MEME set was noisier than the CollecTF set as it had a large group of null observations that were neither DR nor IR, meaning that the p-value significance acted as a crucial filter to exclude these noisy observations. In other words, the winner-takes-all heuristic was more useful here for more precise classifications. </w:t>
+      </w:r>
+    </w:p>
+    <w:p>
+      <w:pPr>
+        <w:pStyle w:val="p1"/>
+        <w:rPr>
+          <w:sz w:val="24"/>
+          <w:szCs w:val="24"/>
+        </w:rPr>
+      </w:pPr>
+    </w:p>
+    <w:p>
+      <w:pPr>
+        <w:pStyle w:val="p1"/>
+        <w:rPr>
+          <w:i/>
+          <w:iCs/>
+          <w:sz w:val="24"/>
+          <w:szCs w:val="24"/>
+        </w:rPr>
+      </w:pPr>
+      <w:r>
+        <w:rPr>
+          <w:i/>
+          <w:iCs/>
+          <w:sz w:val="24"/>
+          <w:szCs w:val="24"/>
+        </w:rPr>
+        <w:t>Confusion Matrices and Edge Cases</w:t>
+      </w:r>
+    </w:p>
+    <w:p>
+      <w:pPr>
+        <w:pStyle w:val="p1"/>
+        <w:rPr>
+          <w:i/>
+          <w:iCs/>
+          <w:sz w:val="24"/>
+          <w:szCs w:val="24"/>
+        </w:rPr>
+      </w:pPr>
+    </w:p>
+    <w:p>
+      <w:pPr>
+        <w:pStyle w:val="p1"/>
+        <w:rPr>
+          <w:sz w:val="24"/>
+          <w:szCs w:val="24"/>
+        </w:rPr>
+      </w:pPr>
+      <w:r>
+        <w:rPr>
+          <w:sz w:val="24"/>
+          <w:szCs w:val="24"/>
+        </w:rPr>
+        <w:t>Having established that the winner-takes-all heuristic offers better performance, we now review the confusion matrices across the CollecTF and MEME classification sets and examine edge cases that eluded correct classification.</w:t>
+      </w:r>
+    </w:p>
+    <w:p>
+      <w:pPr>
+        <w:pStyle w:val="p1"/>
+        <w:rPr>
+          <w:sz w:val="24"/>
+          <w:szCs w:val="24"/>
+        </w:rPr>
+      </w:pPr>
+    </w:p>
+    <w:p>
+      <w:pPr>
+        <w:pStyle w:val="p1"/>
+        <w:rPr>
+          <w:sz w:val="24"/>
+          <w:szCs w:val="24"/>
+        </w:rPr>
+      </w:pPr>
+      <w:r>
+        <w:rPr>
+          <w:sz w:val="24"/>
+          <w:szCs w:val="24"/>
+        </w:rPr>
+        <w:t>We first compute and discuss the precision, recall, and accuracy, defined as:</w:t>
+      </w:r>
+    </w:p>
+    <w:p>
+      <w:pPr>
+        <w:pStyle w:val="p1"/>
+        <w:rPr>
+          <w:sz w:val="24"/>
+          <w:szCs w:val="24"/>
+        </w:rPr>
+      </w:pPr>
+    </w:p>
+    <w:p>
+      <w:pPr>
+        <w:pStyle w:val="p1"/>
+        <w:rPr>
+          <w:sz w:val="24"/>
+          <w:szCs w:val="24"/>
+        </w:rPr>
+      </w:pPr>
+      <w:r>
+        <w:rPr>
+          <w:sz w:val="24"/>
+          <w:szCs w:val="24"/>
+        </w:rPr>
+        <w:t>Precision = TP / (TP + FP)</w:t>
+      </w:r>
+    </w:p>
+    <w:p>
+      <w:pPr>
+        <w:pStyle w:val="p1"/>
+        <w:rPr>
+          <w:sz w:val="24"/>
+          <w:szCs w:val="24"/>
+        </w:rPr>
+      </w:pPr>
+      <w:r>
+        <w:rPr>
+          <w:sz w:val="24"/>
+          <w:szCs w:val="24"/>
+        </w:rPr>
+        <w:t xml:space="preserve">Recall = TP / (TP + FN) </w:t>
+      </w:r>
+    </w:p>
+    <w:p>
+      <w:pPr>
+        <w:pStyle w:val="p1"/>
+        <w:rPr>
+          <w:sz w:val="24"/>
+          <w:szCs w:val="24"/>
+        </w:rPr>
+      </w:pPr>
+      <w:r>
+        <w:rPr>
+          <w:sz w:val="24"/>
+          <w:szCs w:val="24"/>
+        </w:rPr>
+        <w:t xml:space="preserve">F1-Score = </w:t>
+      </w:r>
+      <w:r>
+        <w:rPr>
+          <w:sz w:val="24"/>
+          <w:szCs w:val="24"/>
+        </w:rPr>
+        <w:t>= 2 · (Precision · Recall) / (Precision + Recall)</w:t>
+      </w:r>
+    </w:p>
+    <w:p>
+      <w:pPr>
+        <w:pStyle w:val="p1"/>
+        <w:rPr>
+          <w:sz w:val="24"/>
+          <w:szCs w:val="24"/>
+        </w:rPr>
+      </w:pPr>
+    </w:p>
+    <w:p>
+      <w:pPr>
+        <w:pStyle w:val="p1"/>
+        <w:rPr>
+          <w:sz w:val="24"/>
+          <w:szCs w:val="24"/>
+        </w:rPr>
+      </w:pPr>
+      <w:r>
+        <w:rPr>
+          <w:sz w:val="24"/>
+          <w:szCs w:val="24"/>
+        </w:rPr>
+        <w:t>For the CollecTF data</w:t>
+      </w:r>
+      <w:r>
+        <w:rPr>
+          <w:sz w:val="24"/>
+          <w:szCs w:val="24"/>
+        </w:rPr>
+        <w:t>, the confusion matrices are reproduced below:</w:t>
+      </w:r>
+      <w:r>
+        <w:rPr>
+          <w:sz w:val="24"/>
+          <w:szCs w:val="24"/>
+        </w:rPr>
+        <w:t xml:space="preserve"> </w:t>
+      </w:r>
+    </w:p>
+    <w:p>
+      <w:pPr>
+        <w:pStyle w:val="p1"/>
+        <w:rPr>
+          <w:sz w:val="24"/>
+          <w:szCs w:val="24"/>
+        </w:rPr>
+      </w:pPr>
+    </w:p>
+    <w:p>
+      <w:pPr>
+        <w:pStyle w:val="p1"/>
+        <w:jc w:val="center"/>
+        <w:rPr>
+          <w:sz w:val="24"/>
+          <w:szCs w:val="24"/>
+        </w:rPr>
+      </w:pPr>
+      <w:r>
+        <w:rPr>
+          <w:sz w:val="24"/>
+          <w:szCs w:val="24"/>
+        </w:rPr>
+        <w:drawing>
+          <wp:inline distT="0" distB="0" distL="0" distR="0" wp14:anchorId="36057B45" wp14:editId="45306617">
+            <wp:extent cx="4668252" cy="1965233"/>
+            <wp:effectExtent l="0" t="0" r="0" b="3810"/>
+            <wp:docPr id="812607535" name="Picture 1" descr="A close-up of a graph&#10;&#10;AI-generated content may be incorrect."/>
+            <wp:cNvGraphicFramePr>
+              <a:graphicFrameLocks xmlns:a="http://schemas.openxmlformats.org/drawingml/2006/main" noChangeAspect="1"/>
+            </wp:cNvGraphicFramePr>
+            <a:graphic xmlns:a="http://schemas.openxmlformats.org/drawingml/2006/main">
+              <a:graphicData uri="http://schemas.openxmlformats.org/drawingml/2006/picture">
+                <pic:pic xmlns:pic="http://schemas.openxmlformats.org/drawingml/2006/picture">
+                  <pic:nvPicPr>
+                    <pic:cNvPr id="812607535" name="Picture 1" descr="A close-up of a graph&#10;&#10;AI-generated content may be incorrect."/>
+                    <pic:cNvPicPr/>
+                  </pic:nvPicPr>
+                  <pic:blipFill>
+                    <a:blip r:embed="rId30"/>
+                    <a:stretch>
+                      <a:fillRect/>
+                    </a:stretch>
+                  </pic:blipFill>
+                  <pic:spPr>
+                    <a:xfrm>
+                      <a:off x="0" y="0"/>
+                      <a:ext cx="4675406" cy="1968245"/>
+                    </a:xfrm>
+                    <a:prstGeom prst="rect">
+                      <a:avLst/>
+                    </a:prstGeom>
+                  </pic:spPr>
+                </pic:pic>
+              </a:graphicData>
+            </a:graphic>
+          </wp:inline>
+        </w:drawing>
+      </w:r>
+    </w:p>
+    <w:p>
+      <w:pPr>
+        <w:pStyle w:val="p1"/>
+        <w:jc w:val="center"/>
+        <w:rPr>
+          <w:i/>
+          <w:iCs/>
+          <w:sz w:val="24"/>
+          <w:szCs w:val="24"/>
+        </w:rPr>
+      </w:pPr>
+      <w:r>
+        <w:rPr>
+          <w:i/>
+          <w:iCs/>
+          <w:sz w:val="24"/>
+          <w:szCs w:val="24"/>
+        </w:rPr>
+        <w:t>Figure. Confusion matrices for CollecTF data on DR and IR detection.</w:t>
+      </w:r>
+    </w:p>
+    <w:p>
+      <w:pPr>
+        <w:pStyle w:val="p1"/>
+        <w:rPr>
+          <w:sz w:val="24"/>
+          <w:szCs w:val="24"/>
+        </w:rPr>
+      </w:pPr>
+      <w:r>
+        <w:rPr>
+          <w:sz w:val="24"/>
+          <w:szCs w:val="24"/>
+        </w:rPr>
+        <w:lastRenderedPageBreak/>
+        <w:t>From these confusion matrices, we calculate the following metrics:</w:t>
+      </w:r>
+    </w:p>
+    <w:p>
+      <w:pPr>
+        <w:pStyle w:val="p1"/>
+        <w:rPr>
+          <w:sz w:val="24"/>
+          <w:szCs w:val="24"/>
+        </w:rPr>
+      </w:pPr>
+    </w:p>
+    <w:tbl>
+      <w:tblPr>
+        <w:tblStyle w:val="TableGrid"/>
+        <w:tblW w:w="0" w:type="auto"/>
+        <w:jc w:val="center"/>
+        <w:tblLook w:val="04A0" w:firstRow="1" w:lastRow="0" w:firstColumn="1" w:lastColumn="0" w:noHBand="0" w:noVBand="1"/>
+      </w:tblPr>
+      <w:tblGrid>
+        <w:gridCol w:w="1824"/>
+        <w:gridCol w:w="1824"/>
+        <w:gridCol w:w="1824"/>
+      </w:tblGrid>
+      <w:tr>
+        <w:trPr>
+          <w:trHeight w:val="273"/>
+          <w:jc w:val="center"/>
+        </w:trPr>
+        <w:tc>
+          <w:tcPr>
+            <w:tcW w:w="1824" w:type="dxa"/>
+            <w:vAlign w:val="center"/>
+          </w:tcPr>
+          <w:p>
+            <w:pPr>
+              <w:pStyle w:val="p1"/>
+              <w:rPr>
+                <w:b/>
+                <w:bCs/>
+                <w:sz w:val="24"/>
+                <w:szCs w:val="24"/>
+              </w:rPr>
+            </w:pPr>
+            <w:r>
+              <w:rPr>
+                <w:b/>
+                <w:bCs/>
+              </w:rPr>
+              <w:t>CollecTF </w:t>
+            </w:r>
+          </w:p>
+        </w:tc>
+        <w:tc>
+          <w:tcPr>
+            <w:tcW w:w="1824" w:type="dxa"/>
+            <w:vAlign w:val="center"/>
+          </w:tcPr>
+          <w:p>
+            <w:pPr>
+              <w:pStyle w:val="p1"/>
+              <w:rPr>
+                <w:sz w:val="24"/>
+                <w:szCs w:val="24"/>
+              </w:rPr>
+            </w:pPr>
+            <w:r>
+              <w:t>DR</w:t>
+            </w:r>
+          </w:p>
+        </w:tc>
+        <w:tc>
+          <w:tcPr>
+            <w:tcW w:w="1824" w:type="dxa"/>
+            <w:vAlign w:val="center"/>
+          </w:tcPr>
+          <w:p>
+            <w:pPr>
+              <w:pStyle w:val="p1"/>
+              <w:rPr>
+                <w:sz w:val="24"/>
+                <w:szCs w:val="24"/>
+              </w:rPr>
+            </w:pPr>
+            <w:r>
+              <w:t>IR</w:t>
+            </w:r>
+          </w:p>
+        </w:tc>
+      </w:tr>
+      <w:tr>
+        <w:trPr>
+          <w:trHeight w:val="273"/>
+          <w:jc w:val="center"/>
+        </w:trPr>
+        <w:tc>
+          <w:tcPr>
+            <w:tcW w:w="1824" w:type="dxa"/>
+            <w:vAlign w:val="center"/>
+          </w:tcPr>
+          <w:p>
+            <w:pPr>
+              <w:pStyle w:val="p1"/>
+              <w:rPr>
+                <w:sz w:val="24"/>
+                <w:szCs w:val="24"/>
+              </w:rPr>
+            </w:pPr>
+            <w:r>
+              <w:t>Precision</w:t>
+            </w:r>
+          </w:p>
+        </w:tc>
+        <w:tc>
+          <w:tcPr>
+            <w:tcW w:w="1824" w:type="dxa"/>
+            <w:vAlign w:val="center"/>
+          </w:tcPr>
+          <w:p>
+            <w:pPr>
+              <w:pStyle w:val="p1"/>
+              <w:rPr>
+                <w:sz w:val="24"/>
+                <w:szCs w:val="24"/>
+              </w:rPr>
+            </w:pPr>
+            <w:r>
+              <w:t>0.91</w:t>
+            </w:r>
+          </w:p>
+        </w:tc>
+        <w:tc>
+          <w:tcPr>
+            <w:tcW w:w="1824" w:type="dxa"/>
+            <w:vAlign w:val="center"/>
+          </w:tcPr>
+          <w:p>
+            <w:pPr>
+              <w:pStyle w:val="p1"/>
+              <w:rPr>
+                <w:sz w:val="24"/>
+                <w:szCs w:val="24"/>
+              </w:rPr>
+            </w:pPr>
+            <w:r>
+              <w:t>0.97</w:t>
+            </w:r>
+          </w:p>
+        </w:tc>
+      </w:tr>
+      <w:tr>
+        <w:trPr>
+          <w:trHeight w:val="292"/>
+          <w:jc w:val="center"/>
+        </w:trPr>
+        <w:tc>
+          <w:tcPr>
+            <w:tcW w:w="1824" w:type="dxa"/>
+            <w:vAlign w:val="center"/>
+          </w:tcPr>
+          <w:p>
+            <w:pPr>
+              <w:pStyle w:val="p1"/>
+              <w:rPr>
+                <w:sz w:val="24"/>
+                <w:szCs w:val="24"/>
+              </w:rPr>
+            </w:pPr>
+            <w:r>
+              <w:t>Recall</w:t>
+            </w:r>
+          </w:p>
+        </w:tc>
+        <w:tc>
+          <w:tcPr>
+            <w:tcW w:w="1824" w:type="dxa"/>
+            <w:vAlign w:val="center"/>
+          </w:tcPr>
+          <w:p>
+            <w:pPr>
+              <w:pStyle w:val="p1"/>
+              <w:rPr>
+                <w:sz w:val="24"/>
+                <w:szCs w:val="24"/>
+              </w:rPr>
+            </w:pPr>
+            <w:r>
+              <w:t>0.77</w:t>
+            </w:r>
+          </w:p>
+        </w:tc>
+        <w:tc>
+          <w:tcPr>
+            <w:tcW w:w="1824" w:type="dxa"/>
+            <w:vAlign w:val="center"/>
+          </w:tcPr>
+          <w:p>
+            <w:pPr>
+              <w:pStyle w:val="p1"/>
+              <w:rPr>
+                <w:sz w:val="24"/>
+                <w:szCs w:val="24"/>
+              </w:rPr>
+            </w:pPr>
+            <w:r>
+              <w:t>0.70</w:t>
+            </w:r>
+          </w:p>
+        </w:tc>
+      </w:tr>
+      <w:tr>
+        <w:trPr>
+          <w:trHeight w:val="273"/>
+          <w:jc w:val="center"/>
+        </w:trPr>
+        <w:tc>
+          <w:tcPr>
+            <w:tcW w:w="1824" w:type="dxa"/>
+            <w:vAlign w:val="center"/>
+          </w:tcPr>
+          <w:p>
+            <w:pPr>
+              <w:pStyle w:val="p1"/>
+              <w:rPr>
+                <w:sz w:val="24"/>
+                <w:szCs w:val="24"/>
+              </w:rPr>
+            </w:pPr>
+            <w:r>
+              <w:t>F1-Score</w:t>
+            </w:r>
+          </w:p>
+        </w:tc>
+        <w:tc>
+          <w:tcPr>
+            <w:tcW w:w="1824" w:type="dxa"/>
+            <w:vAlign w:val="center"/>
+          </w:tcPr>
+          <w:p>
+            <w:pPr>
+              <w:pStyle w:val="p1"/>
+              <w:rPr>
+                <w:sz w:val="24"/>
+                <w:szCs w:val="24"/>
+              </w:rPr>
+            </w:pPr>
+            <w:r>
+              <w:t>0.83</w:t>
+            </w:r>
+          </w:p>
+        </w:tc>
+        <w:tc>
+          <w:tcPr>
+            <w:tcW w:w="1824" w:type="dxa"/>
+            <w:vAlign w:val="center"/>
+          </w:tcPr>
+          <w:p>
+            <w:pPr>
+              <w:pStyle w:val="p1"/>
+              <w:rPr>
+                <w:sz w:val="24"/>
+                <w:szCs w:val="24"/>
+              </w:rPr>
+            </w:pPr>
+            <w:r>
+              <w:t>0.81</w:t>
+            </w:r>
+          </w:p>
+        </w:tc>
+      </w:tr>
+    </w:tbl>
+    <w:p>
+      <w:pPr>
+        <w:pStyle w:val="p1"/>
+        <w:rPr>
+          <w:sz w:val="24"/>
+          <w:szCs w:val="24"/>
+        </w:rPr>
+      </w:pPr>
+    </w:p>
+    <w:p>
+      <w:pPr>
+        <w:pStyle w:val="p1"/>
+        <w:rPr>
+          <w:sz w:val="24"/>
+          <w:szCs w:val="24"/>
+        </w:rPr>
+      </w:pPr>
+      <w:r>
+        <w:rPr>
+          <w:sz w:val="24"/>
+          <w:szCs w:val="24"/>
+        </w:rPr>
+        <w:t xml:space="preserve">The results </w:t>
+      </w:r>
+    </w:p>
+    <w:p>
+      <w:pPr>
+        <w:pStyle w:val="p1"/>
+        <w:rPr>
+          <w:sz w:val="24"/>
+          <w:szCs w:val="24"/>
+        </w:rPr>
+      </w:pPr>
+    </w:p>
+    <w:p>
+      <w:pPr>
+        <w:pStyle w:val="p1"/>
         <w:rPr>
           <w:sz w:val="24"/>
           <w:szCs w:val="24"/>
@@ -17861,6 +20178,7 @@
           <w:iCs/>
           <w:sz w:val="24"/>
           <w:szCs w:val="24"/>
+          <w:lang w:val="en-US"/>
         </w:rPr>
         <w:br w:type="page"/>
       </w:r>
@@ -21100,6 +23418,7 @@
   <w:style w:type="character" w:default="1" w:styleId="DefaultParagraphFont">
     <w:name w:val="Default Paragraph Font"/>
     <w:uiPriority w:val="1"/>
+    <w:semiHidden/>
     <w:unhideWhenUsed/>
   </w:style>
   <w:style w:type="table" w:default="1" w:styleId="TableNormal">
